--- a/docs/papers/小论文.docx
+++ b/docs/papers/小论文.docx
@@ -47,7 +47,7 @@
         <w:rPr>
           <w:rFonts w:hint="eastAsia"/>
         </w:rPr>
-        <w:t xml:space="preserve">随着全球气候变化的加剧，建筑行业的节能减排已成为亟待解决的关键问题。据统计，建筑能耗占全球终端能耗的</w:t>
+        <w:t xml:space="preserve">随着全球气候变化的加剧，建筑行业的节能减排已成为亟待解决的关键问题。相关统计数据显示，建筑能耗占全球终端能耗的</w:t>
       </w:r>
       <w:r>
         <w:t xml:space="preserve"> 35% </w:t>
@@ -56,25 +56,16 @@
         <w:rPr>
           <w:rFonts w:hint="eastAsia"/>
         </w:rPr>
-        <w:t xml:space="preserve">以上，其中供暖、通风与空调系统（HVAC）不仅占据了建筑能耗的</w:t>
-      </w:r>
-      <w:r>
-        <w:t xml:space="preserve"> 50% </w:t>
-      </w:r>
-      <w:r>
-        <w:rPr>
-          <w:rFonts w:hint="eastAsia"/>
-        </w:rPr>
-        <w:t xml:space="preserve">左右，更是电力需求侧响应的关键调节资源。在中央空调系统中，冷水机组（Chiller</w:t>
-      </w:r>
-      <w:r>
-        <w:t xml:space="preserve"> </w:t>
-      </w:r>
-      <w:r>
-        <w:rPr>
-          <w:rFonts w:hint="eastAsia"/>
-        </w:rPr>
-        <w:t xml:space="preserve">Plants）作为核心能耗部件，其运行效率直接决定了系统的整体性能。优化冷冻水供水温度（</w:t>
+        <w:t xml:space="preserve">以上，其中供暖、通风与空调系统（HVAC）不仅占据了建筑整体能耗的约</w:t>
+      </w:r>
+      <w:r>
+        <w:t xml:space="preserve"> </w:t>
+      </w:r>
+      <w:r>
+        <w:rPr>
+          <w:rFonts w:hint="eastAsia"/>
+        </w:rPr>
+        <w:t xml:space="preserve">50%，也是电力需求侧响应的关键调节资源。在中央空调系统中，冷水机组作为核心耗能部件，其运行效率直接决定了系统的整体性能。优化冷冻水供水温度（</w:t>
       </w:r>
       <m:oMath>
         <m:sSub>
@@ -85,16 +76,11 @@
           </m:e>
           <m:sub>
             <m:r>
-              <m:t>c</m:t>
-            </m:r>
-            <m:r>
-              <m:t>h</m:t>
-            </m:r>
-            <m:r>
-              <m:t>w</m:t>
-            </m:r>
-            <m:r>
-              <m:t>s</m:t>
+              <m:rPr>
+                <m:nor/>
+                <m:sty m:val="p"/>
+              </m:rPr>
+              <m:t>chws</m:t>
             </m:r>
           </m:sub>
         </m:sSub>
@@ -103,7 +89,7 @@
         <w:rPr>
           <w:rFonts w:hint="eastAsia"/>
         </w:rPr>
-        <w:t xml:space="preserve">）被证明是平衡能耗与室内热舒适度的最有效手段之一。然而，实际工程中的</w:t>
+        <w:t xml:space="preserve">）已被证明是平衡能耗与室内热舒适度的有效手段之一。然而，实际工程中的</w:t>
       </w:r>
       <w:r>
         <w:t xml:space="preserve"> HVAC </w:t>
@@ -112,34 +98,7 @@
         <w:rPr>
           <w:rFonts w:hint="eastAsia"/>
         </w:rPr>
-        <w:t xml:space="preserve">控制面临着严峻挑战：建筑热负荷受室外天气、人员流动及设备散热等多重因素影响，表现出高度的非线性、时变性和大滞后性。传统的基于规则控制（Rule-Based</w:t>
-      </w:r>
-      <w:r>
-        <w:t xml:space="preserve"> Control, </w:t>
-      </w:r>
-      <w:r>
-        <w:rPr>
-          <w:rFonts w:hint="eastAsia"/>
-        </w:rPr>
-        <w:t xml:space="preserve">RBC）或</w:t>
-      </w:r>
-      <w:r>
-        <w:t xml:space="preserve"> PID </w:t>
-      </w:r>
-      <w:r>
-        <w:rPr>
-          <w:rFonts w:hint="eastAsia"/>
-        </w:rPr>
-        <w:t xml:space="preserve">控制往往依赖静态设定或单一反馈，难以在多变工况下实现最优控制，而基于物理模型的预测控制（Model</w:t>
-      </w:r>
-      <w:r>
-        <w:t xml:space="preserve"> Predictive Control, </w:t>
-      </w:r>
-      <w:r>
-        <w:rPr>
-          <w:rFonts w:hint="eastAsia"/>
-        </w:rPr>
-        <w:t xml:space="preserve">MPC）虽然性能优越，却受限于高昂的建模成本和模型老化问题，限制了其在实际工程中的大规模部署与应用。</w:t>
+        <w:t xml:space="preserve">控制面临着严峻挑战：建筑热负荷受室外气象条件、室内人员流动及设备散热等多重动态因素的耦合影响，表现出高度的非线性、时变特性与大惯性滞后。</w:t>
       </w:r>
     </w:p>
     <w:p>
@@ -150,52 +109,7 @@
         <w:rPr>
           <w:rFonts w:hint="eastAsia"/>
         </w:rPr>
-        <w:t xml:space="preserve">为解决上述控制难题，深度强化学习（Deep</w:t>
-      </w:r>
-      <w:r>
-        <w:t xml:space="preserve"> Reinforcement Learning, </w:t>
-      </w:r>
-      <w:r>
-        <w:rPr>
-          <w:rFonts w:hint="eastAsia"/>
-        </w:rPr>
-        <w:t xml:space="preserve">DRL）因其无模型（Model-free）的自适应学习能力，近年来在</w:t>
-      </w:r>
-      <w:r>
-        <w:t xml:space="preserve"> HVAC </w:t>
-      </w:r>
-      <w:r>
-        <w:rPr>
-          <w:rFonts w:hint="eastAsia"/>
-        </w:rPr>
-        <w:t xml:space="preserve">控制领域受到广泛关注。然而，早期的</w:t>
-      </w:r>
-      <w:r>
-        <w:t xml:space="preserve"> DRL </w:t>
-      </w:r>
-      <w:r>
-        <w:rPr>
-          <w:rFonts w:hint="eastAsia"/>
-        </w:rPr>
-        <w:t xml:space="preserve">方法多为反应式控制，仅根据当前状态进行决策，缺乏对未来负荷变化的预见性，导致在面对负荷剧烈波动时存在显著的控制滞后。针对这一问题，已有研究通过引入长短期记忆网络（LSTM）等序列预测模型，构建了预测型强化学习（Predictive</w:t>
-      </w:r>
-      <w:r>
-        <w:t xml:space="preserve"> </w:t>
-      </w:r>
-      <w:r>
-        <w:rPr>
-          <w:rFonts w:hint="eastAsia"/>
-        </w:rPr>
-        <w:t xml:space="preserve">DRL）框架。通过将未来负荷趋势纳入状态空间，Agent</w:t>
-      </w:r>
-      <w:r>
-        <w:t xml:space="preserve"> </w:t>
-      </w:r>
-      <w:r>
-        <w:rPr>
-          <w:rFonts w:hint="eastAsia"/>
-        </w:rPr>
-        <w:t xml:space="preserve">具备了前瞻性，有效缓解了热惯性带来的滞后问题。</w:t>
+        <w:t xml:space="preserve">针对上述挑战，工业界与学术界长期依赖基于显式先验知识的控制范式。具体而言，以基于规则的控制（RBC）和比例-积分-微分（PID）为代表的传统方法，高度依赖工程师人工标定的静态参数模型与经验规则；而以模型预测控制（MPC）为代表的全局优化算法，则要求针对目标建筑构建高精度的机理或灰盒模型。尽管上述基于模型或显式规则的方法在特定稳态工况下表现良好，但真实建筑的热系统往往具有高度非线性与时变特性。在高度异构的实际工程场景中，针对不同建筑逐一进行系统辨识与精准建模不仅耗费巨大的时间与经济成本，且随着设备组件的长期磨损与建筑热特性的季节性漂移，固定参数的物理模型容易出现控制性能衰退。过度依赖显式环境模型与专家先验知识的传统范式难以自适应多变工况，亟待引入新型智能控制架构。</w:t>
       </w:r>
     </w:p>
     <w:p>
@@ -206,7 +120,34 @@
         <w:rPr>
           <w:rFonts w:hint="eastAsia"/>
         </w:rPr>
-        <w:t xml:space="preserve">尽管预测型</w:t>
+        <w:t xml:space="preserve">为克服上述传统控制的局限性，深度强化学习（Deep</w:t>
+      </w:r>
+      <w:r>
+        <w:t xml:space="preserve"> Reinforcement Learning, </w:t>
+      </w:r>
+      <w:r>
+        <w:rPr>
+          <w:rFonts w:hint="eastAsia"/>
+        </w:rPr>
+        <w:t xml:space="preserve">DRL）凭借其无模型的自适应决策能力，近年来在</w:t>
+      </w:r>
+      <w:r>
+        <w:t xml:space="preserve"> HVAC </w:t>
+      </w:r>
+      <w:r>
+        <w:rPr>
+          <w:rFonts w:hint="eastAsia"/>
+        </w:rPr>
+        <w:t xml:space="preserve">控制领域展现出了巨大潜力。DRL</w:t>
+      </w:r>
+      <w:r>
+        <w:t xml:space="preserve"> </w:t>
+      </w:r>
+      <w:r>
+        <w:rPr>
+          <w:rFonts w:hint="eastAsia"/>
+        </w:rPr>
+        <w:t xml:space="preserve">能够通过与复杂时变环境的直接交互，自主学习并适应非线性工况；结合时序特征的预测型</w:t>
       </w:r>
       <w:r>
         <w:t xml:space="preserve"> DRL </w:t>
@@ -215,7 +156,16 @@
         <w:rPr>
           <w:rFonts w:hint="eastAsia"/>
         </w:rPr>
-        <w:t xml:space="preserve">通过引入时序信息缓解了滞后问题，但其根本性的控制范式——固定时间步长（Time-Triggered</w:t>
+        <w:t xml:space="preserve">更是进一步提升了智能体的前瞻预测能力，有效缓解了建筑大热惯性带来的控制滞后。然而，现有</w:t>
+      </w:r>
+      <w:r>
+        <w:t xml:space="preserve"> DRL </w:t>
+      </w:r>
+      <w:r>
+        <w:rPr>
+          <w:rFonts w:hint="eastAsia"/>
+        </w:rPr>
+        <w:t xml:space="preserve">在实际工程部署中仍受限于一个根本性的控制范式：固定时间步长控制（Time-Triggered</w:t>
       </w:r>
       <w:r>
         <w:t xml:space="preserve"> Control, </w:t>
@@ -224,7 +174,7 @@
         <w:rPr>
           <w:rFonts w:hint="eastAsia"/>
         </w:rPr>
-        <w:t xml:space="preserve">TTC）——在长周期的建筑热过程中引发了难以调和的响应与成本矛盾。一方面，为了捕捉偶发的高频负荷波动（如突发的人员聚集），系统必须维持较高的控制频率，这在占据绝大多数时间的平稳工况下导致了大量的计算冗余与无效动作；另一方面，频繁的执行器调节（如阀门震荡与压缩机启停）会显著加速设备老化，缩短系统寿命。因此，现有的预测控制策略难以在保证热舒适度的同时，实现计算资源与硬件寿命的最小化代价：高频控制策略虽然响应迅速但会加速设备损耗，而低频控制策略虽能降低损耗但常导致系统控温滞后。</w:t>
+        <w:t xml:space="preserve">TTC）。在这种机制下，智能体严格按预设时钟周期进行强制性的状态采样与动作更新，忽略了建筑热负荷在时间维度上演变的非均匀特性。这种固定频率的驱动方式导致了响应速度与控制代价之间的固有矛盾：高频控制虽能迅速响应环境扰动，却会带来显著的计算开销与执行器机械磨损；低频控制虽能降低硬件损耗，却易造成控温精度下降。</w:t>
       </w:r>
     </w:p>
     <w:p>
@@ -235,7 +185,16 @@
         <w:rPr>
           <w:rFonts w:hint="eastAsia"/>
         </w:rPr>
-        <w:t xml:space="preserve">围绕这一矛盾，已有学者引入事件驱动机制（Event-Triggered</w:t>
+        <w:t xml:space="preserve">针对</w:t>
+      </w:r>
+      <w:r>
+        <w:t xml:space="preserve"> TTC </w:t>
+      </w:r>
+      <w:r>
+        <w:rPr>
+          <w:rFonts w:hint="eastAsia"/>
+        </w:rPr>
+        <w:t xml:space="preserve">范式造成的计算开销与磨损问题，事件驱动控制（Event-Triggered</w:t>
       </w:r>
       <w:r>
         <w:t xml:space="preserve"> Control, </w:t>
@@ -244,16 +203,25 @@
         <w:rPr>
           <w:rFonts w:hint="eastAsia"/>
         </w:rPr>
-        <w:t xml:space="preserve">ETC）以实现按需决策。然而，现有的事件驱动方法主要依赖专家先验规则（如设定固定的温度死区或电价阈值）。这种基于硬阈值的方法虽然简单，但在非线性时变的</w:t>
-      </w:r>
-      <w:r>
-        <w:t xml:space="preserve"> HVAC </w:t>
-      </w:r>
-      <w:r>
-        <w:rPr>
-          <w:rFonts w:hint="eastAsia"/>
-        </w:rPr>
-        <w:t xml:space="preserve">系统中面临严重的泛化挑战：静态阈值无法适应不同建筑的热惯性差异，也无法应对设备老化后的性能漂移。本质上，这些方法试图用固定边界去度量动态过程。</w:t>
+        <w:t xml:space="preserve">ETC）机制应运而生。ETC</w:t>
+      </w:r>
+      <w:r>
+        <w:t xml:space="preserve"> </w:t>
+      </w:r>
+      <w:r>
+        <w:rPr>
+          <w:rFonts w:hint="eastAsia"/>
+        </w:rPr>
+        <w:t xml:space="preserve">基于按需决策理念，仅在系统状态发生显著偏离时激活控制更新。这种稀疏控制机制有效突破了时间步长的硬性约束，为缓解响应速度与控制代价之间的冲突提供了理想途径。然而，现有</w:t>
+      </w:r>
+      <w:r>
+        <w:t xml:space="preserve"> ETC </w:t>
+      </w:r>
+      <w:r>
+        <w:rPr>
+          <w:rFonts w:hint="eastAsia"/>
+        </w:rPr>
+        <w:t xml:space="preserve">方案主要依赖基于专家先验知识的静态规则，例如设定固定的温度死区或负荷波动阈值。这种静态触发机制在面对高度非线性且时变的真实建筑环境时缺乏动态适应能力，难以适应不同建筑的热惯性差异以及设备老化后的性能漂移，极易导致频繁误触发或控制响应迟滞现象。</w:t>
       </w:r>
     </w:p>
     <w:p>
@@ -264,18 +232,7 @@
         <w:rPr>
           <w:rFonts w:hint="eastAsia"/>
         </w:rPr>
-        <w:t xml:space="preserve">理想的触发机制应摆脱对显式物理规则的依赖，被建模为基于状态分布的异常检测问题。关键控制时刻（Event）本质上是系统状态对历史稳态分布的显著偏离。因此，若能利用无监督学习捕捉系统状态的动态分布特征，并以特征空间的分布距离作为触发信号，便能在不依赖专家知识的前提下，实现对不同工况的自适应感知。</w:t>
-      </w:r>
-    </w:p>
-    <w:p>
-      <w:pPr>
-        <w:pStyle w:val="BodyText"/>
-      </w:pPr>
-      <w:r>
-        <w:rPr>
-          <w:rFonts w:hint="eastAsia"/>
-        </w:rPr>
-        <w:t xml:space="preserve">基于上述对状态分布特性的分析，本文提出了一种结合序列预测与无监督动态事件触发的新型</w:t>
+        <w:t xml:space="preserve">理想的事件触发机制应降低对显式物理规则的依赖，将事件识别过程建模为基于流式状态数据分布的异常检测问题。关键控制时刻本质上体现为系统状态对历史稳态分布的显著偏离。因此，若能利用无监督学习技术在线捕捉状态分布特征，并以特征空间的分布距离作为动态触发信号，便能在不依赖人工设定的前提下实现对多变工况的自适应感知。基于此，本文提出了一种结合时序预测与无监督动态事件触发的新型</w:t>
       </w:r>
       <w:r>
         <w:t xml:space="preserve"> HVAC </w:t>
@@ -284,7 +241,7 @@
         <w:rPr>
           <w:rFonts w:hint="eastAsia"/>
         </w:rPr>
-        <w:t xml:space="preserve">控制框架。本文的主要贡献如下：</w:t>
+        <w:t xml:space="preserve">控制框架（ET-PRL）。本文的主要贡献如下：</w:t>
       </w:r>
     </w:p>
     <w:p>
@@ -298,8 +255,25 @@
       <w:r>
         <w:rPr>
           <w:rFonts w:hint="eastAsia"/>
-        </w:rPr>
-        <w:t xml:space="preserve">提出一种数据驱动的无监督动态事件定义机制：克服了传统的人工阈值规则，本文构建了一种基于特征分布学习的触发器，从历史数据中自动挖掘关键控制时刻的分布规律。该机制能够根据工况变化自适应调整触发敏感度，摆脱了对专家先验知识的依赖，有效解决了静态规则无法应对设备老化与环境漂移的难题。</w:t>
+          <w:b/>
+          <w:bCs/>
+        </w:rPr>
+        <w:t xml:space="preserve">提出基于流式特征的无监督动态事件门控机制</w:t>
+      </w:r>
+      <w:r>
+        <w:rPr>
+          <w:rFonts w:hint="eastAsia"/>
+        </w:rPr>
+        <w:t xml:space="preserve">：在</w:t>
+      </w:r>
+      <w:r>
+        <w:t xml:space="preserve"> ET-PRL </w:t>
+      </w:r>
+      <w:r>
+        <w:rPr>
+          <w:rFonts w:hint="eastAsia"/>
+        </w:rPr>
+        <w:t xml:space="preserve">框架中构建了融合多尺度异常追踪与双层自适应阈值的门控模块，摆脱了对静态人工规则的依赖，实现了对时变工况下非平稳扰动的自适应感知。</w:t>
       </w:r>
     </w:p>
     <w:p>
@@ -313,17 +287,16 @@
       <w:r>
         <w:rPr>
           <w:rFonts w:hint="eastAsia"/>
-        </w:rPr>
-        <w:t xml:space="preserve">构建按需控制新范式：建立仅在关键事件发生时激活</w:t>
-      </w:r>
-      <w:r>
-        <w:t xml:space="preserve"> RL </w:t>
-      </w:r>
-      <w:r>
-        <w:rPr>
-          <w:rFonts w:hint="eastAsia"/>
-        </w:rPr>
-        <w:t xml:space="preserve">决策模块的机制。这不仅从根本上消除了平稳期的计算冗余，更实现了预测模型推理成本与控制精度的动态解耦。</w:t>
+          <w:b/>
+          <w:bCs/>
+        </w:rPr>
+        <w:t xml:space="preserve">构建时序解耦的事件驱动预测型控制架构</w:t>
+      </w:r>
+      <w:r>
+        <w:rPr>
+          <w:rFonts w:hint="eastAsia"/>
+        </w:rPr>
+        <w:t xml:space="preserve">：将事件门控机制无缝融入预测型强化学习框架，使策略网络仅在关键扰动时激活，并在平稳期依靠零阶保持器（ZOH）维持控制输出。该架构通过与预测状态特征的深度耦合，有效克服了稀疏按需执行带来的状态观测盲区与预测能力缺失。</w:t>
       </w:r>
     </w:p>
     <w:p>
@@ -337,17 +310,16 @@
       <w:r>
         <w:rPr>
           <w:rFonts w:hint="eastAsia"/>
-        </w:rPr>
-        <w:t xml:space="preserve">实现多目标性能的帕累托改进：实验结果表明，该方法在保持与固定步长预测型</w:t>
-      </w:r>
-      <w:r>
-        <w:t xml:space="preserve"> RL </w:t>
-      </w:r>
-      <w:r>
-        <w:rPr>
-          <w:rFonts w:hint="eastAsia"/>
-        </w:rPr>
-        <w:t xml:space="preserve">相当的节能率与舒适度的前提下，显著降低了控制频率，在节能、舒适与设备保护之间取得了更优的平衡。</w:t>
+          <w:b/>
+          <w:bCs/>
+        </w:rPr>
+        <w:t xml:space="preserve">实现控制精度与系统执行代价的有效折衷</w:t>
+      </w:r>
+      <w:r>
+        <w:rPr>
+          <w:rFonts w:hint="eastAsia"/>
+        </w:rPr>
+        <w:t xml:space="preserve">：在真实冷水机组运行场景下的综合评估表明，本文所提框架能够在维持近乎无损的综合控制表现的前提下，有效抑制平稳工况下的高频无效调节。该实证结果不仅验证了按需控制机制在复杂非线性热力系统中的有效性，也为深度强化学习算法在实际工程中的低损耗边缘部署提供了可行的方案。</w:t>
       </w:r>
     </w:p>
     <w:bookmarkEnd w:id="10"/>
@@ -437,7 +409,7 @@
         <w:rPr>
           <w:rFonts w:hint="eastAsia"/>
         </w:rPr>
-        <w:t xml:space="preserve">[4]。尽管上述方法凭借其部署便捷性与高可靠性在工业界占据主导地位，但由于其本质上依赖静态规则或线性假设，难以有效捕捉现实建筑环境中的非线性耦合特征、动态时变扰动及大滞后特性，导致其在复杂多变的运维场景下，往往难以在能效优化与热舒适度保障之间取得理想的权衡</w:t>
+        <w:t xml:space="preserve">[4]。尽管上述方法凭借其部署便捷性与高可靠性在工业界占据主导地位，但由于其本质上依赖静态规则或线性假设，难以有效捕捉现实建筑环境中的非线性耦合特征、动态时变扰动及大滞后特性，导致其在复杂多变的运维场景下，往往难以在能效优化与热舒适度保障之间取得理想的平衡</w:t>
       </w:r>
       <w:r>
         <w:t xml:space="preserve"> [5]。</w:t>
@@ -564,7 +536,7 @@
         <w:rPr>
           <w:rFonts w:hint="eastAsia"/>
         </w:rPr>
-        <w:t xml:space="preserve">策略在工程实践中仍高度依赖基于专家经验（Rule-Based）的静态阈值逻辑</w:t>
+        <w:t xml:space="preserve">策略在工程实践中仍高度依赖基于专家经验的静态阈值逻辑</w:t>
       </w:r>
       <w:r>
         <w:t xml:space="preserve"> </w:t>
@@ -582,7 +554,36 @@
         <w:rPr>
           <w:rFonts w:hint="eastAsia"/>
         </w:rPr>
-        <w:t xml:space="preserve">[14]。这也是为本文提出基于无监督学习的数据驱动动态事件定义机制提供了切入点。</w:t>
+        <w:t xml:space="preserve">[14]。这也为本文提出基于无监督学习的数据驱动动态事件定义机制提供了切入点。</w:t>
+      </w:r>
+    </w:p>
+    <w:p>
+      <w:pPr>
+        <w:pStyle w:val="BodyText"/>
+      </w:pPr>
+      <w:r>
+        <w:rPr>
+          <w:rFonts w:hint="eastAsia"/>
+        </w:rPr>
+        <w:t xml:space="preserve">本文将</w:t>
+      </w:r>
+      <w:r>
+        <w:t xml:space="preserve"> HVAC </w:t>
+      </w:r>
+      <w:r>
+        <w:rPr>
+          <w:rFonts w:hint="eastAsia"/>
+        </w:rPr>
+        <w:t xml:space="preserve">系统的事件触发机制建模为在线无监督异常检测过程，提出了一种耦合动态门控与预测型强化学习的按需控制框架（ET-PRL）。与依赖静态规则的传统方法及</w:t>
+      </w:r>
+      <w:r>
+        <w:t xml:space="preserve"> ETC </w:t>
+      </w:r>
+      <w:r>
+        <w:rPr>
+          <w:rFonts w:hint="eastAsia"/>
+        </w:rPr>
+        <w:t xml:space="preserve">相比，本文通过流式特征追踪与自适应阈值判定触发条件，摆脱了人工经验束缚，在面对长期运行的概念漂移时具备更稳健的感知能力。与固定时间步长的强化学习范式不同，本框架利用事件驱动机制解耦决策时序，在削减冗余推理与设备磨损的同时，依靠前瞻预测特征弥补了稀疏控制带来的观测盲区。通过上述设计，本文在真实建筑的非平稳工况下实现了控制精度与执行代价的有效折衷，为深度强化学习的低损耗工程部署提供了可行方案。</w:t>
       </w:r>
     </w:p>
     <w:p>
@@ -1034,7 +1035,16 @@
         <w:rPr>
           <w:rFonts w:hint="eastAsia"/>
         </w:rPr>
-        <w:t xml:space="preserve">针对建筑HVAC系统存在的热惯性与响应滞后特性，以及运行工况随季节变化导致的分布漂移，传统依赖离线标定与静态阈值的事件控制方法在跨工况迁移时通常需要频繁再校准，进而增加工程维护成本。为此，本文提出一种将流式异常门控与深度强化学习耦合的按需控制框架，即事件触发预测型强化学习（Event-Triggered</w:t>
+        <w:t xml:space="preserve">针对建筑</w:t>
+      </w:r>
+      <w:r>
+        <w:t xml:space="preserve"> HVAC </w:t>
+      </w:r>
+      <w:r>
+        <w:rPr>
+          <w:rFonts w:hint="eastAsia"/>
+        </w:rPr>
+        <w:t xml:space="preserve">系统存在的热惯性与响应滞后特性，以及运行工况随季节变化导致的分布漂移，传统依赖离线标定与静态阈值的事件控制方法在跨工况迁移时通常需要频繁再校准，进而增加了工程维护成本。为此，本文提出一种将流式异常门控与深度强化学习耦合的按需控制框架，即事件触发预测型强化学习（Event-Triggered</w:t>
       </w:r>
       <w:r>
         <w:t xml:space="preserve"> Predictive Reinforcement Learning, </w:t>
@@ -1054,16 +1064,25 @@
         <w:rPr>
           <w:rFonts w:hint="eastAsia"/>
         </w:rPr>
-        <w:t xml:space="preserve">如图1所示，ET-PRL</w:t>
-      </w:r>
-      <w:r>
-        <w:t xml:space="preserve"> </w:t>
-      </w:r>
-      <w:r>
-        <w:rPr>
-          <w:rFonts w:hint="eastAsia"/>
-        </w:rPr>
-        <w:t xml:space="preserve">的核心思想是在保持控制目标与约束一致的前提下，通过事件触发机制降低强化学习策略在平稳阶段的无效推理调用频率，从而在计算开销与控制性能之间取得更优折衷。与依赖固定专家规则或离线训练分类器进行事件判别的做法不同，该框架采用无监督的在线门控策略，根据系统状态分布的统计偏离程度动态确定触发时刻。整体框架由以下三层机制组成：</w:t>
+        <w:t xml:space="preserve">如图</w:t>
+      </w:r>
+      <w:r>
+        <w:t xml:space="preserve"> 1 </w:t>
+      </w:r>
+      <w:r>
+        <w:rPr>
+          <w:rFonts w:hint="eastAsia"/>
+        </w:rPr>
+        <w:t xml:space="preserve">所示，ET-PRL</w:t>
+      </w:r>
+      <w:r>
+        <w:t xml:space="preserve"> </w:t>
+      </w:r>
+      <w:r>
+        <w:rPr>
+          <w:rFonts w:hint="eastAsia"/>
+        </w:rPr>
+        <w:t xml:space="preserve">的核心思想是在保持控制目标与约束一致的前提下，通过事件触发机制降低强化学习策略在平稳阶段的无效推理调用频率，从而在计算开销与控制性能之间取得更优的折衷。与依赖固定专家规则或离线训练分类器进行事件判别的传统做法不同，该框架采用无监督的在线门控策略，根据系统状态分布的统计偏离程度动态确定触发时刻。整体框架由以下三层机制组成：</w:t>
       </w:r>
     </w:p>
     <w:p>
@@ -1080,7 +1099,7 @@
           <w:b/>
           <w:bCs/>
         </w:rPr>
-        <w:t xml:space="preserve">在线的流式异常门控机制（Fully</w:t>
+        <w:t xml:space="preserve">在线流式异常门控机制（Fully</w:t>
       </w:r>
       <w:r>
         <w:rPr>
@@ -1148,7 +1167,7 @@
         <w:rPr>
           <w:rFonts w:hint="eastAsia"/>
         </w:rPr>
-        <w:t xml:space="preserve">网络（DQN）学习控制策略；网络仅在门控机制判定发生关键动态事件时被激活，以减少平稳阶段的冗余推理计算。</w:t>
+        <w:t xml:space="preserve">网络（DQN）学习控制策略。该网络仅在门控机制判定发生关键动态事件时被激活，以减少平稳阶段的冗余推理计算。</w:t>
       </w:r>
     </w:p>
     <w:p>
@@ -1186,7 +1205,7 @@
         <w:rPr>
           <w:rFonts w:hint="eastAsia"/>
         </w:rPr>
-        <w:t xml:space="preserve">：在边缘部署场景下，系统将状态感知、事件判别、策略推理与动作执行构建为低时延闭环控制流程；在非触发时段，采用零阶保持器（Zero-Order</w:t>
+        <w:t xml:space="preserve">：在边缘部署场景下，系统将状态感知、事件判别、策略推理与动作执行构建为低时延的闭环控制流程。在非触发时段，采用零阶保持器（Zero-Order</w:t>
       </w:r>
       <w:r>
         <w:t xml:space="preserve"> Hold, </w:t>
@@ -1195,11 +1214,11 @@
         <w:rPr>
           <w:rFonts w:hint="eastAsia"/>
         </w:rPr>
-        <w:t xml:space="preserve">ZOH）维持上一时刻控制指令，以降低控制切换频率并减小对执行机构与系统稳定性的不利影响。</w:t>
+        <w:t xml:space="preserve">ZOH）维持上一时刻的控制指令，以降低控制切换频率并减小对执行机构与系统稳定性的不利影响。</w:t>
       </w:r>
     </w:p>
     <w:bookmarkEnd w:id="12"/>
-    <w:bookmarkStart w:id="16" w:name="X3f447bdc5c1c7b94379baaa37f7a00dcfb8c01e"/>
+    <w:bookmarkStart w:id="16" w:name="X958d87541327b0d718c2fd48ad6aa078ddd4116"/>
     <w:p>
       <w:pPr>
         <w:pStyle w:val="Heading2"/>
@@ -1211,7 +1230,7 @@
         <w:rPr>
           <w:rFonts w:hint="eastAsia"/>
         </w:rPr>
-        <w:t xml:space="preserve">基于流式特征追踪的动态事件系统定义</w:t>
+        <w:t xml:space="preserve">基于流式特征追踪的动态事件触发机制设计</w:t>
       </w:r>
     </w:p>
     <w:p>
@@ -1222,7 +1241,7 @@
         <w:rPr>
           <w:rFonts w:hint="eastAsia"/>
         </w:rPr>
-        <w:t xml:space="preserve">建筑空调系统在长期运行过程中受到气象扰动、设备性能退化和人员行为随机性的共同影响，其状态分布呈现显著非平稳性。基于固定阈值的事件判定方法难以适应该类时变环境，并易导致误触发或漏触发。基于此，本文将事件触发建模为在线无监督异常检测问题，通过实时刻画状态分布偏离程度定义动态触发时刻。</w:t>
+        <w:t xml:space="preserve">建筑空调系统在长期运行过程中受到气象扰动、设备性能退化和人员行为随机性的共同影响，其状态分布呈现显著的非平稳性。基于固定阈值的事件判定方法难以适应该类时变环境，极易导致误触发或漏触发。基于此，本文将事件触发过程建模为在线无监督异常检测问题，通过实时刻画状态分布的偏离程度来动态定义触发时刻。</w:t>
       </w:r>
     </w:p>
     <w:bookmarkStart w:id="13" w:name="X261d220cd8a748529d15fd6579e41f0b6188d86"/>
@@ -1248,7 +1267,7 @@
         <w:rPr>
           <w:rFonts w:hint="eastAsia"/>
         </w:rPr>
-        <w:t xml:space="preserve">为保证门控判定与控制状态建模在符号层面的一致性，本文将事件门控模块输入定义为三维特征向量，并在后续章节沿用该记号：</w:t>
+        <w:t xml:space="preserve">为保证门控判定与控制状态建模在符号层面的一致性，本文将事件门控模块的输入定义为三维特征向量，并在后续章节沿用该记号：</w:t>
       </w:r>
     </w:p>
     <w:p>
@@ -1534,7 +1553,7 @@
         <w:rPr>
           <w:rFonts w:hint="eastAsia"/>
         </w:rPr>
-        <w:t xml:space="preserve">表示对下一时刻冷负荷的短期预测值。上述设计不仅保证了状态表示的低维紧凑性，更同时融合了能够反映当前运行工况与短期前瞻演变趋势的关键特征信息，进而为实现后续的高效异常评分计算及合理触发判定奠定了统一的特征空间基础。</w:t>
+        <w:t xml:space="preserve">表示对下一时刻冷负荷的短期预测值。上述设计不仅保证了状态表示的低维紧凑性，同时融合了能够反映当前运行工况与短期前瞻演变趋势的关键特征信息，进而为实现后续的高效异常评分计算及合理触发判定奠定了统一的特征空间基础。</w:t>
       </w:r>
     </w:p>
     <w:bookmarkEnd w:id="13"/>
@@ -1561,7 +1580,7 @@
         <w:rPr>
           <w:rFonts w:hint="eastAsia"/>
         </w:rPr>
-        <w:t xml:space="preserve">传统离线异常检测依赖静态样本库，在季节性漂移场景下稳定性有限。为此，本文采用流式隔离深度机制，对在线到达的门控输入特征</w:t>
+        <w:t xml:space="preserve">传统离线异常检测往往依赖静态样本库，在面对季节性工况漂移场景时稳定性有限。为此，本文采用流式隔离深度机制，对在线到达的门控输入特征</w:t>
       </w:r>
       <w:r>
         <w:t xml:space="preserve"> </w:t>
@@ -1587,7 +1606,27 @@
         <w:rPr>
           <w:rFonts w:hint="eastAsia"/>
         </w:rPr>
-        <w:t xml:space="preserve">进行实时异常评分。算法维护动态参考集合，并在每个时刻输出三类尺度分数：短时分数</w:t>
+        <w:t xml:space="preserve">进行实时异常评分。流式隔离深度算法（Streaming</w:t>
+      </w:r>
+      <w:r>
+        <w:t xml:space="preserve"> Isolation </w:t>
+      </w:r>
+      <w:r>
+        <w:rPr>
+          <w:rFonts w:hint="eastAsia"/>
+        </w:rPr>
+        <w:t xml:space="preserve">Depth）通过在滑动数据窗口上动态构建与更新隔离树结构，计算输入数据点在多棵树中的平均路径长度作为其隔离程度的度量：路径越短表明数据点越容易被孤立，即异常概率越高。该机制能够在不重新训练全局模型的情况下在线适应数据分布的新特征。</w:t>
+      </w:r>
+    </w:p>
+    <w:p>
+      <w:pPr>
+        <w:pStyle w:val="BodyText"/>
+      </w:pPr>
+      <w:r>
+        <w:rPr>
+          <w:rFonts w:hint="eastAsia"/>
+        </w:rPr>
+        <w:t xml:space="preserve">为全面刻画分布的时空演变，算法通过维护不同大小和生命周期的滑动窗口生成多尺度动态参考集合，在每个时刻输出涵盖不同时间跨度的三类尺度异常分数：短时分数</w:t>
       </w:r>
       <w:r>
         <w:t xml:space="preserve"> </w:t>
@@ -1809,18 +1848,48 @@
         </m:r>
       </m:oMath>
       <w:r>
-        <w:t xml:space="preserve">。</w:t>
-      </w:r>
-    </w:p>
-    <w:p>
-      <w:pPr>
-        <w:pStyle w:val="BodyText"/>
-      </w:pPr>
-      <w:r>
-        <w:rPr>
-          <w:rFonts w:hint="eastAsia"/>
-        </w:rPr>
-        <w:t xml:space="preserve">综合异常分数定义为</w:t>
+        <w:rPr>
+          <w:rFonts w:hint="eastAsia"/>
+        </w:rPr>
+        <w:t xml:space="preserve">，各尺度分数均归一化至</w:t>
+      </w:r>
+      <w:r>
+        <w:t xml:space="preserve"> </w:t>
+      </w:r>
+      <m:oMath>
+        <m:r>
+          <m:rPr>
+            <m:sty m:val="p"/>
+          </m:rPr>
+          <m:t>[</m:t>
+        </m:r>
+        <m:r>
+          <m:t>0</m:t>
+        </m:r>
+        <m:r>
+          <m:rPr>
+            <m:sty m:val="p"/>
+          </m:rPr>
+          <m:t>,</m:t>
+        </m:r>
+        <m:r>
+          <m:t>1</m:t>
+        </m:r>
+        <m:r>
+          <m:rPr>
+            <m:sty m:val="p"/>
+          </m:rPr>
+          <m:t>]</m:t>
+        </m:r>
+      </m:oMath>
+      <w:r>
+        <w:t xml:space="preserve"> </w:t>
+      </w:r>
+      <w:r>
+        <w:rPr>
+          <w:rFonts w:hint="eastAsia"/>
+        </w:rPr>
+        <w:t xml:space="preserve">区间。综合异常分数定义为：</w:t>
       </w:r>
     </w:p>
     <w:p>
@@ -2288,7 +2357,38 @@
         <w:rPr>
           <w:rFonts w:hint="eastAsia"/>
         </w:rPr>
-        <w:t xml:space="preserve">分别代表对应时间尺度的融合权重。该多尺度加权分数结构旨在兼顾对于短时高频扰动的敏感响应以及对于中长期慢变漂移的稳健感知能力。</w:t>
+        <w:t xml:space="preserve">分别代表对应时间尺度的融合权重。</w:t>
+      </w:r>
+    </w:p>
+    <w:p>
+      <w:pPr>
+        <w:pStyle w:val="BodyText"/>
+      </w:pPr>
+      <w:r>
+        <w:rPr>
+          <w:rFonts w:hint="eastAsia"/>
+        </w:rPr>
+        <w:t xml:space="preserve">将综合异常分数定义为三类尺度分数的融合，主要是为了应对真实建筑</w:t>
+      </w:r>
+      <w:r>
+        <w:t xml:space="preserve"> HVAC </w:t>
+      </w:r>
+      <w:r>
+        <w:rPr>
+          <w:rFonts w:hint="eastAsia"/>
+        </w:rPr>
+        <w:t xml:space="preserve">系统面临的复杂、多频段非平稳扰动。单一或不完整的时间尺度结构均无法全面反映系统状态的深层时空演变。具体而言，若仅依赖短时分数，门控算法虽对室内人员突发性聚集、设备启停等局部突变具有极高敏感性，但也极易受到传感器高频噪声或正常瞬态波动的干扰，导致异常分数频繁越限，使事件驱动控制退化为高频更新，这不仅违背了按需控制的初衷，更会加剧执行机构的机械磨损。相反，若仅依赖长时分数，系统判定标准的演变将过于迟缓，虽然能建立稳健的历史参考基准，却会抹杀对短期突发负荷的灵敏感知，导致系统在面对突发热扰动时响应严重滞后。</w:t>
+      </w:r>
+    </w:p>
+    <w:p>
+      <w:pPr>
+        <w:pStyle w:val="BodyText"/>
+      </w:pPr>
+      <w:r>
+        <w:rPr>
+          <w:rFonts w:hint="eastAsia"/>
+        </w:rPr>
+        <w:t xml:space="preserve">进一步地，若仅结合短时与中时分数，虽然能过滤部分瞬态噪声并表征日内典型负荷波动，却难以捕捉由季节更替、设备长期老化或结构热阻漂移引起的慢变演进。这种缺乏长期参考基准的局部评估手段极易引发对缓慢漂移的失察，导致控制性能潜移默化地衰减。综上所述，本文构建的多尺度加权分数结构通过短时分数敏锐捕捉突发环境扰动，利用中时分数适应并平滑周期性的日内规律特征，同时依靠长时分数稳健确立系统的长期运行基线。三者在不同时间域上的功能互补，使得流式门控机制能够在一个统一的框架内，实现对多变建筑工况下多频段异质扰动的全面与自适应感知。</w:t>
       </w:r>
     </w:p>
     <w:bookmarkEnd w:id="14"/>
@@ -2315,7 +2415,7 @@
         <w:rPr>
           <w:rFonts w:hint="eastAsia"/>
         </w:rPr>
-        <w:t xml:space="preserve">为将连续异常分数转化为触发判定，本文构建双层自适应阈值机制，包括全局阈值与局部阈值两部分。</w:t>
+        <w:t xml:space="preserve">为将连续异常分数转化为稳健的控制触发判定，本文构建了包含局部阈值与全局阈值的双层自适应动态门限机制。若仅依托固定阈值或单一更新速率的自适应阈值，门控系统将极易陷入灵敏度与稳定性的权衡困境。更新过快会导致阈值被近期异常数据严重干扰，从而自身发生剧烈震荡并掩盖后续的真实异常；更新过慢则会在系统面临工作区间发生整体跃变时持续越限，进而导致频繁误触发和大量系统资源的浪费。为突破此类局限，本文引入了局部（快变）与全局（慢变）双阈值相耦合的自适应监控架构。</w:t>
       </w:r>
     </w:p>
     <w:p>
@@ -2326,7 +2426,7 @@
         <w:rPr>
           <w:rFonts w:hint="eastAsia"/>
         </w:rPr>
-        <w:t xml:space="preserve">设最近</w:t>
+        <w:t xml:space="preserve">具体实现中，设最近</w:t>
       </w:r>
       <w:r>
         <w:t xml:space="preserve"> </w:t>
@@ -2343,7 +2443,7 @@
         <w:rPr>
           <w:rFonts w:hint="eastAsia"/>
         </w:rPr>
-        <w:t xml:space="preserve">个异常分数组成集合</w:t>
+        <w:t xml:space="preserve">个异常分数组成滑动历史窗口集合</w:t>
       </w:r>
       <w:r>
         <w:t xml:space="preserve"> </w:t>
@@ -2478,7 +2578,7 @@
         <w:rPr>
           <w:rFonts w:hint="eastAsia"/>
         </w:rPr>
-        <w:t xml:space="preserve">。首先计算分位数阈值与鲁棒统计阈值：</w:t>
+        <w:t xml:space="preserve">。相较于易受异常离群点影响的传统均值和标准差，本模块优先提取反映非参数分布特性的稳健分位数阈值与鲁棒统计阈值：</w:t>
       </w:r>
     </w:p>
     <w:p>
@@ -2935,14 +3035,32 @@
         <w:rPr>
           <w:rFonts w:hint="eastAsia"/>
         </w:rPr>
-        <w:t xml:space="preserve">表示集合的</w:t>
-      </w:r>
-      <w:r>
-        <w:t xml:space="preserve"> </w:t>
+        <w:t xml:space="preserve">表示集合的高分位点；</w:t>
       </w:r>
       <m:oMath>
         <m:r>
-          <m:t>q</m:t>
+          <m:rPr>
+            <m:sty m:val="p"/>
+          </m:rPr>
+          <m:t>med</m:t>
+        </m:r>
+        <m:r>
+          <m:rPr>
+            <m:sty m:val="p"/>
+          </m:rPr>
+          <m:t>(</m:t>
+        </m:r>
+        <m:r>
+          <m:rPr>
+            <m:sty m:val="p"/>
+          </m:rPr>
+          <m:t>⋅</m:t>
+        </m:r>
+        <m:r>
+          <m:rPr>
+            <m:sty m:val="p"/>
+          </m:rPr>
+          <m:t>)</m:t>
         </m:r>
       </m:oMath>
       <w:r>
@@ -2952,49 +3070,25 @@
         <w:rPr>
           <w:rFonts w:hint="eastAsia"/>
         </w:rPr>
-        <w:t xml:space="preserve">分位数；</w:t>
+        <w:t xml:space="preserve">为中位数函数；绝对中位差（</w:t>
       </w:r>
       <m:oMath>
         <m:r>
           <m:rPr>
             <m:sty m:val="p"/>
           </m:rPr>
-          <m:t>med</m:t>
-        </m:r>
-        <m:r>
-          <m:rPr>
-            <m:sty m:val="p"/>
-          </m:rPr>
-          <m:t>(</m:t>
-        </m:r>
-        <m:r>
-          <m:rPr>
-            <m:sty m:val="p"/>
-          </m:rPr>
-          <m:t>⋅</m:t>
-        </m:r>
-        <m:r>
-          <m:rPr>
-            <m:sty m:val="p"/>
-          </m:rPr>
-          <m:t>)</m:t>
+          <m:t>MAD</m:t>
         </m:r>
       </m:oMath>
       <w:r>
-        <w:t xml:space="preserve"> </w:t>
-      </w:r>
-      <w:r>
-        <w:rPr>
-          <w:rFonts w:hint="eastAsia"/>
-        </w:rPr>
-        <w:t xml:space="preserve">表示中位数函数；</w:t>
+        <w:rPr>
+          <w:rFonts w:hint="eastAsia"/>
+        </w:rPr>
+        <w:t xml:space="preserve">）的作用在于消除潜在持续型异常对系统离散程度估计的偏差干扰，以维持真实的稳健基线；</w:t>
       </w:r>
       <m:oMath>
         <m:r>
-          <m:rPr>
-            <m:sty m:val="p"/>
-          </m:rPr>
-          <m:t>MAD</m:t>
+          <m:t>κ</m:t>
         </m:r>
       </m:oMath>
       <w:r>
@@ -3004,11 +3098,20 @@
         <w:rPr>
           <w:rFonts w:hint="eastAsia"/>
         </w:rPr>
-        <w:t xml:space="preserve">为绝对中位差；</w:t>
+        <w:t xml:space="preserve">为灵敏度调节系数，</w:t>
       </w:r>
       <m:oMath>
         <m:r>
-          <m:t>κ</m:t>
+          <m:t>c</m:t>
+        </m:r>
+        <m:r>
+          <m:rPr>
+            <m:sty m:val="p"/>
+          </m:rPr>
+          <m:t>≈</m:t>
+        </m:r>
+        <m:r>
+          <m:t>1.4826</m:t>
         </m:r>
       </m:oMath>
       <w:r>
@@ -3018,55 +3121,7 @@
         <w:rPr>
           <w:rFonts w:hint="eastAsia"/>
         </w:rPr>
-        <w:t xml:space="preserve">为灵敏度调节系数；</w:t>
-      </w:r>
-      <m:oMath>
-        <m:r>
-          <m:t>c</m:t>
-        </m:r>
-      </m:oMath>
-      <w:r>
-        <w:t xml:space="preserve"> </w:t>
-      </w:r>
-      <w:r>
-        <w:rPr>
-          <w:rFonts w:hint="eastAsia"/>
-        </w:rPr>
-        <w:t xml:space="preserve">为尺度一致性常数（在正态分布假设下通常取</w:t>
-      </w:r>
-      <w:r>
-        <w:t xml:space="preserve"> </w:t>
-      </w:r>
-      <m:oMath>
-        <m:r>
-          <m:t>c</m:t>
-        </m:r>
-        <m:r>
-          <m:rPr>
-            <m:sty m:val="p"/>
-          </m:rPr>
-          <m:t>≈</m:t>
-        </m:r>
-        <m:r>
-          <m:t>1.4826</m:t>
-        </m:r>
-      </m:oMath>
-      <w:r>
-        <w:rPr>
-          <w:rFonts w:hint="eastAsia"/>
-        </w:rPr>
-        <w:t xml:space="preserve">），用于使该项成为标准差的渐近无偏估计。</w:t>
-      </w:r>
-    </w:p>
-    <w:p>
-      <w:pPr>
-        <w:pStyle w:val="BodyText"/>
-      </w:pPr>
-      <w:r>
-        <w:rPr>
-          <w:rFonts w:hint="eastAsia"/>
-        </w:rPr>
-        <w:t xml:space="preserve">局部候选阈值由二者加权融合得到：</w:t>
+        <w:t xml:space="preserve">为保证渐近无偏估计的分布一致性常数。局部候选阈值由二者加权融合得到：</w:t>
       </w:r>
     </w:p>
     <w:p>
@@ -3328,18 +3383,7 @@
         <w:rPr>
           <w:rFonts w:hint="eastAsia"/>
         </w:rPr>
-        <w:t xml:space="preserve">为加权系数，用以平衡分位数的稳健性与统计阈值的灵敏度。</w:t>
-      </w:r>
-    </w:p>
-    <w:p>
-      <w:pPr>
-        <w:pStyle w:val="BodyText"/>
-      </w:pPr>
-      <w:r>
-        <w:rPr>
-          <w:rFonts w:hint="eastAsia"/>
-        </w:rPr>
-        <w:t xml:space="preserve">随后采用局部更新率进行平滑更新（在满足最小样本条件后按固定步频执行）：</w:t>
+        <w:t xml:space="preserve">为加权系数。考虑到单步工况跳变可能带来的高频瞬态波动，系统不直接采纳单次候选值，而是引入一阶离散低通滤波对其进行局部平滑：</w:t>
       </w:r>
     </w:p>
     <w:p>
@@ -3650,7 +3694,10 @@
         <w:rPr>
           <w:rFonts w:hint="eastAsia"/>
         </w:rPr>
-        <w:t xml:space="preserve">其中，</w:t>
+        <w:t xml:space="preserve">式中，局部平滑更新率</w:t>
+      </w:r>
+      <w:r>
+        <w:t xml:space="preserve"> </w:t>
       </w:r>
       <m:oMath>
         <m:sSub>
@@ -3730,18 +3777,7 @@
         <w:rPr>
           <w:rFonts w:hint="eastAsia"/>
         </w:rPr>
-        <w:t xml:space="preserve">为局部平滑更新率。</w:t>
-      </w:r>
-    </w:p>
-    <w:p>
-      <w:pPr>
-        <w:pStyle w:val="BodyText"/>
-      </w:pPr>
-      <w:r>
-        <w:rPr>
-          <w:rFonts w:hint="eastAsia"/>
-        </w:rPr>
-        <w:t xml:space="preserve">全局阈值跟踪局部阈值并采用指数移动平均更新：</w:t>
+        <w:t xml:space="preserve">能够在抑制短时噪声震荡的同时，使快变阈值保持对工况模式切换的机动追踪。在局部阈值基础上，全局阈值作为历史稳态参考面，通过更强的迟滞效应进行指数移动跟踪：</w:t>
       </w:r>
     </w:p>
     <w:p>
@@ -4022,7 +4058,10 @@
         <w:rPr>
           <w:rFonts w:hint="eastAsia"/>
         </w:rPr>
-        <w:t xml:space="preserve">其中，</w:t>
+        <w:t xml:space="preserve">这里设定</w:t>
+      </w:r>
+      <w:r>
+        <w:t xml:space="preserve"> </w:t>
       </w:r>
       <m:oMath>
         <m:sSub>
@@ -4044,41 +4083,53 @@
           <m:rPr>
             <m:sty m:val="p"/>
           </m:rPr>
-          <m:t>∈</m:t>
-        </m:r>
-        <m:r>
-          <m:rPr>
-            <m:sty m:val="p"/>
-          </m:rPr>
-          <m:t>(</m:t>
-        </m:r>
-        <m:r>
-          <m:t>0</m:t>
-        </m:r>
-        <m:r>
-          <m:rPr>
-            <m:sty m:val="p"/>
-          </m:rPr>
-          <m:t>,</m:t>
-        </m:r>
-        <m:r>
-          <m:t>1</m:t>
-        </m:r>
-        <m:r>
-          <m:rPr>
-            <m:sty m:val="p"/>
-          </m:rPr>
-          <m:t>]</m:t>
-        </m:r>
+          <m:t>≪</m:t>
+        </m:r>
+        <m:sSub>
+          <m:e>
+            <m:r>
+              <m:t>λ</m:t>
+            </m:r>
+          </m:e>
+          <m:sub>
+            <m:r>
+              <m:rPr>
+                <m:sty m:val="p"/>
+              </m:rPr>
+              <m:t>l</m:t>
+            </m:r>
+            <m:r>
+              <m:rPr>
+                <m:sty m:val="p"/>
+              </m:rPr>
+              <m:t>o</m:t>
+            </m:r>
+            <m:r>
+              <m:rPr>
+                <m:sty m:val="p"/>
+              </m:rPr>
+              <m:t>c</m:t>
+            </m:r>
+            <m:r>
+              <m:rPr>
+                <m:sty m:val="p"/>
+              </m:rPr>
+              <m:t>a</m:t>
+            </m:r>
+            <m:r>
+              <m:rPr>
+                <m:sty m:val="p"/>
+              </m:rPr>
+              <m:t>l</m:t>
+            </m:r>
+          </m:sub>
+        </m:sSub>
       </m:oMath>
       <w:r>
-        <w:t xml:space="preserve"> </w:t>
-      </w:r>
-      <w:r>
-        <w:rPr>
-          <w:rFonts w:hint="eastAsia"/>
-        </w:rPr>
-        <w:t xml:space="preserve">为全局移动平均更新率，通常设定较小的值以捕捉长期趋势。</w:t>
+        <w:rPr>
+          <w:rFonts w:hint="eastAsia"/>
+        </w:rPr>
+        <w:t xml:space="preserve">，赋予全局阈值显著的迟滞平滑特性。这种级联延迟设计使其能够在局部特征随工况剧变时充当平滑缓冲，从而稳定跟踪由长期设备老化带来的系统深层演变趋势。</w:t>
       </w:r>
     </w:p>
     <w:p>
@@ -4089,7 +4140,7 @@
         <w:rPr>
           <w:rFonts w:hint="eastAsia"/>
         </w:rPr>
-        <w:t xml:space="preserve">基础自适应阈值定义为</w:t>
+        <w:t xml:space="preserve">最终，基础自适应门控阈值由双层信号的耦合构建而成：</w:t>
       </w:r>
     </w:p>
     <w:p>
@@ -4333,7 +4384,7 @@
         <w:rPr>
           <w:rFonts w:hint="eastAsia"/>
         </w:rPr>
-        <w:t xml:space="preserve">其中</w:t>
+        <w:t xml:space="preserve">其中权重</w:t>
       </w:r>
       <w:r>
         <w:t xml:space="preserve"> </w:t>
@@ -4380,7 +4431,7 @@
         <w:rPr>
           <w:rFonts w:hint="eastAsia"/>
         </w:rPr>
-        <w:t xml:space="preserve">控制局部与全局阈值权重，</w:t>
+        <w:t xml:space="preserve">负责控制感知短期模式与固守全局规律的权衡比例。此外，</w:t>
       </w:r>
       <m:oMath>
         <m:sSub>
@@ -4424,12 +4475,12 @@
         <w:rPr>
           <w:rFonts w:hint="eastAsia"/>
         </w:rPr>
-        <w:t xml:space="preserve">为稳态容限偏置项。</w:t>
+        <w:t xml:space="preserve">为稳态容限偏置项。在建筑极度恒定的运行期（如夜间静置空载阶段），系统方差与绝对中位差易过度收敛趋近于零，导致阈值过度收缩。偏置项的引入为系统设定了绝对触发下限，从底层机制上避免了因无波动期阈值过小而导致的高频误触发风险。</w:t>
       </w:r>
     </w:p>
     <w:bookmarkEnd w:id="15"/>
     <w:bookmarkEnd w:id="16"/>
-    <w:bookmarkStart w:id="17" w:name="X5a7bcffa38aa7d942c72f078c223a14ffd64299"/>
+    <w:bookmarkStart w:id="17" w:name="Xd01ed8837f4d54cfdaa9694a912dac4dc9edf99"/>
     <w:p>
       <w:pPr>
         <w:pStyle w:val="Heading2"/>
@@ -4441,7 +4492,7 @@
         <w:rPr>
           <w:rFonts w:hint="eastAsia"/>
         </w:rPr>
-        <w:t xml:space="preserve">纯在线流式的事件级门控构建</w:t>
+        <w:t xml:space="preserve">在线流式事件门控模块构建</w:t>
       </w:r>
     </w:p>
     <w:p>
@@ -4931,7 +4982,78 @@
         <w:rPr>
           <w:rFonts w:hint="eastAsia"/>
         </w:rPr>
-        <w:t xml:space="preserve">其中，</w:t>
+        <w:t xml:space="preserve">上式中，</w:t>
+      </w:r>
+      <m:oMath>
+        <m:r>
+          <m:rPr>
+            <m:sty m:val="p"/>
+          </m:rPr>
+          <m:t>clip</m:t>
+        </m:r>
+        <m:r>
+          <m:rPr>
+            <m:sty m:val="p"/>
+          </m:rPr>
+          <m:t>(</m:t>
+        </m:r>
+        <m:r>
+          <m:rPr>
+            <m:sty m:val="p"/>
+          </m:rPr>
+          <m:t>⋅</m:t>
+        </m:r>
+        <m:r>
+          <m:rPr>
+            <m:sty m:val="p"/>
+          </m:rPr>
+          <m:t>,</m:t>
+        </m:r>
+        <m:r>
+          <m:t>0</m:t>
+        </m:r>
+        <m:r>
+          <m:rPr>
+            <m:sty m:val="p"/>
+          </m:rPr>
+          <m:t>,</m:t>
+        </m:r>
+        <m:r>
+          <m:t>1</m:t>
+        </m:r>
+        <m:r>
+          <m:rPr>
+            <m:sty m:val="p"/>
+          </m:rPr>
+          <m:t>)</m:t>
+        </m:r>
+      </m:oMath>
+      <w:r>
+        <w:t xml:space="preserve"> </w:t>
+      </w:r>
+      <w:r>
+        <w:rPr>
+          <w:rFonts w:hint="eastAsia"/>
+        </w:rPr>
+        <w:t xml:space="preserve">表示将输入值严格约束在</w:t>
+      </w:r>
+      <w:r>
+        <w:t xml:space="preserve"> 0 </w:t>
+      </w:r>
+      <w:r>
+        <w:rPr>
+          <w:rFonts w:hint="eastAsia"/>
+        </w:rPr>
+        <w:t xml:space="preserve">到</w:t>
+      </w:r>
+      <w:r>
+        <w:t xml:space="preserve"> 1 </w:t>
+      </w:r>
+      <w:r>
+        <w:rPr>
+          <w:rFonts w:hint="eastAsia"/>
+        </w:rPr>
+        <w:t xml:space="preserve">之间的截断函数；</w:t>
       </w:r>
       <m:oMath>
         <m:sSub>
@@ -4969,7 +5091,105 @@
         <w:rPr>
           <w:rFonts w:hint="eastAsia"/>
         </w:rPr>
-        <w:t xml:space="preserve">为滞回边界，</w:t>
+        <w:t xml:space="preserve">为防止边界震荡的滞回容差；</w:t>
+      </w:r>
+      <m:oMath>
+        <m:r>
+          <m:rPr>
+            <m:scr m:val="double-struck"/>
+            <m:sty m:val="p"/>
+          </m:rPr>
+          <m:t>I</m:t>
+        </m:r>
+        <m:r>
+          <m:rPr>
+            <m:sty m:val="p"/>
+          </m:rPr>
+          <m:t>(</m:t>
+        </m:r>
+        <m:r>
+          <m:rPr>
+            <m:sty m:val="p"/>
+          </m:rPr>
+          <m:t>⋅</m:t>
+        </m:r>
+        <m:r>
+          <m:rPr>
+            <m:sty m:val="p"/>
+          </m:rPr>
+          <m:t>)</m:t>
+        </m:r>
+      </m:oMath>
+      <w:r>
+        <w:t xml:space="preserve"> </w:t>
+      </w:r>
+      <w:r>
+        <w:rPr>
+          <w:rFonts w:hint="eastAsia"/>
+        </w:rPr>
+        <w:t xml:space="preserve">为逻辑指示函数，当括号内条件成立时返回</w:t>
+      </w:r>
+      <w:r>
+        <w:t xml:space="preserve"> </w:t>
+      </w:r>
+      <w:r>
+        <w:rPr>
+          <w:rFonts w:hint="eastAsia"/>
+        </w:rPr>
+        <w:t xml:space="preserve">1，否则返回</w:t>
+      </w:r>
+      <w:r>
+        <w:t xml:space="preserve"> </w:t>
+      </w:r>
+      <w:r>
+        <w:rPr>
+          <w:rFonts w:hint="eastAsia"/>
+        </w:rPr>
+        <w:t xml:space="preserve">0；</w:t>
+      </w:r>
+      <m:oMath>
+        <m:sSub>
+          <m:e>
+            <m:r>
+              <m:t>t</m:t>
+            </m:r>
+          </m:e>
+          <m:sub>
+            <m:r>
+              <m:rPr>
+                <m:sty m:val="p"/>
+              </m:rPr>
+              <m:t>l</m:t>
+            </m:r>
+            <m:r>
+              <m:rPr>
+                <m:sty m:val="p"/>
+              </m:rPr>
+              <m:t>a</m:t>
+            </m:r>
+            <m:r>
+              <m:rPr>
+                <m:sty m:val="p"/>
+              </m:rPr>
+              <m:t>s</m:t>
+            </m:r>
+            <m:r>
+              <m:rPr>
+                <m:sty m:val="p"/>
+              </m:rPr>
+              <m:t>t</m:t>
+            </m:r>
+          </m:sub>
+        </m:sSub>
+      </m:oMath>
+      <w:r>
+        <w:t xml:space="preserve"> </w:t>
+      </w:r>
+      <w:r>
+        <w:rPr>
+          <w:rFonts w:hint="eastAsia"/>
+        </w:rPr>
+        <w:t xml:space="preserve">记录系统上一次触发更新的时间步；</w:t>
       </w:r>
       <m:oMath>
         <m:sSub>
@@ -4998,7 +5218,7 @@
         <w:rPr>
           <w:rFonts w:hint="eastAsia"/>
         </w:rPr>
-        <w:t xml:space="preserve">为最小触发间隔。</w:t>
+        <w:t xml:space="preserve">为设定的最小触发间隔。</w:t>
       </w:r>
       <m:oMath>
         <m:r>
@@ -5172,128 +5392,110 @@
         </w:rPr>
         <w:t xml:space="preserve">表示维持上一时刻控制动作。为表征触发强度，可定义边界距离</w:t>
       </w:r>
+      <w:r>
+        <w:t xml:space="preserve"> </w:t>
+      </w:r>
+      <m:oMath>
+        <m:sSub>
+          <m:e>
+            <m:r>
+              <m:t>δ</m:t>
+            </m:r>
+          </m:e>
+          <m:sub>
+            <m:r>
+              <m:t>t</m:t>
+            </m:r>
+          </m:sub>
+        </m:sSub>
+        <m:r>
+          <m:rPr>
+            <m:sty m:val="p"/>
+          </m:rPr>
+          <m:t>=</m:t>
+        </m:r>
+        <m:r>
+          <m:rPr>
+            <m:sty m:val="p"/>
+          </m:rPr>
+          <m:t>|</m:t>
+        </m:r>
+        <m:r>
+          <m:t>A</m:t>
+        </m:r>
+        <m:r>
+          <m:rPr>
+            <m:sty m:val="p"/>
+          </m:rPr>
+          <m:t>(</m:t>
+        </m:r>
+        <m:sSub>
+          <m:e>
+            <m:r>
+              <m:t>z</m:t>
+            </m:r>
+          </m:e>
+          <m:sub>
+            <m:r>
+              <m:t>t</m:t>
+            </m:r>
+          </m:sub>
+        </m:sSub>
+        <m:r>
+          <m:rPr>
+            <m:sty m:val="p"/>
+          </m:rPr>
+          <m:t>)</m:t>
+        </m:r>
+        <m:r>
+          <m:rPr>
+            <m:sty m:val="p"/>
+          </m:rPr>
+          <m:t>−</m:t>
+        </m:r>
+        <m:sSubSup>
+          <m:e>
+            <m:r>
+              <m:t>τ</m:t>
+            </m:r>
+          </m:e>
+          <m:sub>
+            <m:r>
+              <m:t>t</m:t>
+            </m:r>
+          </m:sub>
+          <m:sup>
+            <m:r>
+              <m:rPr>
+                <m:sty m:val="p"/>
+              </m:rPr>
+              <m:t>*</m:t>
+            </m:r>
+          </m:sup>
+        </m:sSubSup>
+        <m:r>
+          <m:rPr>
+            <m:sty m:val="p"/>
+          </m:rPr>
+          <m:t>|</m:t>
+        </m:r>
+      </m:oMath>
+      <w:r>
+        <w:rPr>
+          <w:rFonts w:hint="eastAsia"/>
+        </w:rPr>
+        <w:t xml:space="preserve">，并采用单调映射函数获得触发置信度以用于后续的后验统计分析。</w:t>
+      </w:r>
     </w:p>
     <w:p>
       <w:pPr>
         <w:pStyle w:val="BodyText"/>
       </w:pPr>
-      <m:oMathPara>
-        <m:oMathParaPr>
-          <m:jc m:val="center"/>
-        </m:oMathParaPr>
-        <m:oMath>
-          <m:sSub>
-            <m:e>
-              <m:r>
-                <m:t>δ</m:t>
-              </m:r>
-            </m:e>
-            <m:sub>
-              <m:r>
-                <m:t>t</m:t>
-              </m:r>
-            </m:sub>
-          </m:sSub>
-          <m:r>
-            <m:rPr>
-              <m:sty m:val="p"/>
-            </m:rPr>
-            <m:t>=</m:t>
-          </m:r>
-          <m:r>
-            <m:rPr>
-              <m:sty m:val="p"/>
-            </m:rPr>
-            <m:t>|</m:t>
-          </m:r>
-          <m:r>
-            <m:t>A</m:t>
-          </m:r>
-          <m:r>
-            <m:rPr>
-              <m:sty m:val="p"/>
-            </m:rPr>
-            <m:t>(</m:t>
-          </m:r>
-          <m:sSub>
-            <m:e>
-              <m:r>
-                <m:t>z</m:t>
-              </m:r>
-            </m:e>
-            <m:sub>
-              <m:r>
-                <m:t>t</m:t>
-              </m:r>
-            </m:sub>
-          </m:sSub>
-          <m:r>
-            <m:rPr>
-              <m:sty m:val="p"/>
-            </m:rPr>
-            <m:t>)</m:t>
-          </m:r>
-          <m:r>
-            <m:rPr>
-              <m:sty m:val="p"/>
-            </m:rPr>
-            <m:t>−</m:t>
-          </m:r>
-          <m:sSubSup>
-            <m:e>
-              <m:r>
-                <m:t>τ</m:t>
-              </m:r>
-            </m:e>
-            <m:sub>
-              <m:r>
-                <m:t>t</m:t>
-              </m:r>
-            </m:sub>
-            <m:sup>
-              <m:r>
-                <m:rPr>
-                  <m:sty m:val="p"/>
-                </m:rPr>
-                <m:t>*</m:t>
-              </m:r>
-            </m:sup>
-          </m:sSubSup>
-          <m:r>
-            <m:rPr>
-              <m:sty m:val="p"/>
-            </m:rPr>
-            <m:t>|</m:t>
-          </m:r>
-          <m:r>
-            <m:rPr>
-              <m:sty m:val="p"/>
-            </m:rPr>
-            <m:t>,</m:t>
-          </m:r>
-        </m:oMath>
-      </m:oMathPara>
-    </w:p>
-    <w:p>
-      <w:pPr>
-        <w:pStyle w:val="FirstParagraph"/>
-      </w:pPr>
-      <w:r>
-        <w:rPr>
-          <w:rFonts w:hint="eastAsia"/>
-        </w:rPr>
-        <w:t xml:space="preserve">并采用单调映射函数获得触发置信度用于后验分析。每次判定后，异常分数与阈值统计量均在线更新，从而形成判断与更新一体化的闭环机制。</w:t>
-      </w:r>
-    </w:p>
-    <w:p>
-      <w:pPr>
-        <w:pStyle w:val="BodyText"/>
-      </w:pPr>
-      <w:r>
-        <w:rPr>
-          <w:rFonts w:hint="eastAsia"/>
-        </w:rPr>
-        <w:t xml:space="preserve">该门控结构通过按需触发减少平稳阶段的冗余决策调用，同时在分布漂移场景下保持阈值与触发频率的自适应稳定性，为后续强化学习策略的稀疏调用提供一致的事件接口。</w:t>
+      <w:r>
+        <w:rPr>
+          <w:rFonts w:hint="eastAsia"/>
+        </w:rPr>
+        <w:t xml:space="preserve">该门控结构通过按需触发减少了平稳阶段的冗余决策调用，同时在分布漂移场景下保持了阈值与触发频率的自适应稳定性，为后续强化学习策略的稀疏调用提供了标准化的事件接口。</w:t>
       </w:r>
     </w:p>
     <w:bookmarkEnd w:id="17"/>
@@ -5553,16 +5755,7 @@
         <w:rPr>
           <w:rFonts w:hint="eastAsia"/>
         </w:rPr>
-        <w:t xml:space="preserve">针对楼宇控制场景中状态高维、样本相关性强的问题，本文构建紧凑离散时间</w:t>
-      </w:r>
-      <w:r>
-        <w:t xml:space="preserve"> MDP </w:t>
-      </w:r>
-      <w:r>
-        <w:rPr>
-          <w:rFonts w:hint="eastAsia"/>
-        </w:rPr>
-        <w:t xml:space="preserve">模型</w:t>
+        <w:t xml:space="preserve">针对楼宇控制场景中状态高维、样本相关性强的问题，本文构建紧凑离散时间马尔可夫决策过程（MDP）模型</w:t>
       </w:r>
       <w:r>
         <w:t xml:space="preserve"> </w:t>
@@ -5637,18 +5830,10 @@
         </m:r>
       </m:oMath>
       <w:r>
-        <w:t xml:space="preserve">。</w:t>
-      </w:r>
-    </w:p>
-    <w:p>
-      <w:pPr>
-        <w:pStyle w:val="BodyText"/>
-      </w:pPr>
-      <w:r>
-        <w:rPr>
-          <w:rFonts w:hint="eastAsia"/>
-        </w:rPr>
-        <w:t xml:space="preserve">状态空间定义为</w:t>
+        <w:rPr>
+          <w:rFonts w:hint="eastAsia"/>
+        </w:rPr>
+        <w:t xml:space="preserve">。环境状态空间定义为：</w:t>
       </w:r>
     </w:p>
     <w:p>
@@ -5807,7 +5992,59 @@
         <w:rPr>
           <w:rFonts w:hint="eastAsia"/>
         </w:rPr>
-        <w:t xml:space="preserve">其中</w:t>
+        <w:t xml:space="preserve">此处状态定义</w:t>
+      </w:r>
+      <w:r>
+        <w:t xml:space="preserve"> </w:t>
+      </w:r>
+      <m:oMath>
+        <m:sSub>
+          <m:e>
+            <m:r>
+              <m:t>s</m:t>
+            </m:r>
+          </m:e>
+          <m:sub>
+            <m:r>
+              <m:t>t</m:t>
+            </m:r>
+          </m:sub>
+        </m:sSub>
+      </m:oMath>
+      <w:r>
+        <w:t xml:space="preserve"> </w:t>
+      </w:r>
+      <w:r>
+        <w:rPr>
+          <w:rFonts w:hint="eastAsia"/>
+        </w:rPr>
+        <w:t xml:space="preserve">与前文所述的门控输入特征</w:t>
+      </w:r>
+      <w:r>
+        <w:t xml:space="preserve"> </w:t>
+      </w:r>
+      <m:oMath>
+        <m:sSub>
+          <m:e>
+            <m:r>
+              <m:t>z</m:t>
+            </m:r>
+          </m:e>
+          <m:sub>
+            <m:r>
+              <m:t>t</m:t>
+            </m:r>
+          </m:sub>
+        </m:sSub>
+      </m:oMath>
+      <w:r>
+        <w:t xml:space="preserve"> </w:t>
+      </w:r>
+      <w:r>
+        <w:rPr>
+          <w:rFonts w:hint="eastAsia"/>
+        </w:rPr>
+        <w:t xml:space="preserve">在物理信息层面上保持严格一致，包含当前冷负荷</w:t>
       </w:r>
       <w:r>
         <w:t xml:space="preserve"> </w:t>
@@ -5841,13 +6078,13 @@
         </m:sSubSup>
       </m:oMath>
       <w:r>
-        <w:t xml:space="preserve"> </w:t>
-      </w:r>
-      <w:r>
-        <w:rPr>
-          <w:rFonts w:hint="eastAsia"/>
-        </w:rPr>
-        <w:t xml:space="preserve">为当前冷负荷，</w:t>
+        <w:rPr>
+          <w:rFonts w:hint="eastAsia"/>
+        </w:rPr>
+        <w:t xml:space="preserve">、室外湿球温度</w:t>
+      </w:r>
+      <w:r>
+        <w:t xml:space="preserve"> </w:t>
       </w:r>
       <m:oMath>
         <m:sSubSup>
@@ -5878,7 +6115,10 @@
         <w:rPr>
           <w:rFonts w:hint="eastAsia"/>
         </w:rPr>
-        <w:t xml:space="preserve">为室外湿球温度，</w:t>
+        <w:t xml:space="preserve">以及下一时刻冷负荷预测值</w:t>
+      </w:r>
+      <w:r>
+        <w:t xml:space="preserve"> </w:t>
       </w:r>
       <m:oMath>
         <m:sSubSup>
@@ -5925,13 +6165,10 @@
         </m:sSubSup>
       </m:oMath>
       <w:r>
-        <w:t xml:space="preserve"> </w:t>
-      </w:r>
-      <w:r>
-        <w:rPr>
-          <w:rFonts w:hint="eastAsia"/>
-        </w:rPr>
-        <w:t xml:space="preserve">为下一时刻冷负荷预测值。引入预测项可在不显式扩展长历史窗口的前提下提升策略前瞻性。</w:t>
+        <w:rPr>
+          <w:rFonts w:hint="eastAsia"/>
+        </w:rPr>
+        <w:t xml:space="preserve">。引入预测项可在不显式扩展长历史序列窗口的前提下有效提升策略的前瞻性。</w:t>
       </w:r>
     </w:p>
     <w:p>
@@ -6027,7 +6264,7 @@
         <w:rPr>
           <w:rFonts w:hint="eastAsia"/>
         </w:rPr>
-        <w:t xml:space="preserve">奖励函数采用归一化加权形式</w:t>
+        <w:t xml:space="preserve">奖励函数采用归一化加权形式：</w:t>
       </w:r>
     </w:p>
     <w:p>
@@ -6313,7 +6550,7 @@
         <w:rPr>
           <w:rFonts w:hint="eastAsia"/>
         </w:rPr>
-        <w:t xml:space="preserve">。能效项定义为</w:t>
+        <w:t xml:space="preserve">。能效项定义为：</w:t>
       </w:r>
     </w:p>
     <w:p>
@@ -6519,7 +6756,7 @@
         <w:rPr>
           <w:rFonts w:hint="eastAsia"/>
         </w:rPr>
-        <w:t xml:space="preserve">为额定参考功率。舒适度项采用高斯径向基形式</w:t>
+        <w:t xml:space="preserve">为额定参考功率。舒适度项采用高斯径向基形式进行连续平滑评估：</w:t>
       </w:r>
     </w:p>
     <w:p>
@@ -6801,7 +7038,7 @@
         <w:rPr>
           <w:rFonts w:hint="eastAsia"/>
         </w:rPr>
-        <w:t xml:space="preserve">为舒适度敏感度参数。该奖励设计在节能目标与温控约束之间提供平滑权衡信号。</w:t>
+        <w:t xml:space="preserve">为舒适度敏感度参数。该奖励设计在节能目标与温控约束之间提供了平滑的权衡信号。</w:t>
       </w:r>
     </w:p>
     <w:bookmarkEnd w:id="18"/>
@@ -6846,7 +7083,7 @@
         <w:rPr>
           <w:rFonts w:hint="eastAsia"/>
         </w:rPr>
-        <w:t xml:space="preserve">主体网络，以降低边缘部署场景下的推理延迟与存储开销；在实现层面，训练阶段遵循标准逐步交互流程，即在每个时间步执行动作选择、环境步进、经验回放写入与参数更新，而第</w:t>
+        <w:t xml:space="preserve">主体网络，以降低边缘部署场景下的推理延迟与存储开销。在算法实现层面，训练阶段遵循标准强化学习的逐步交互流程，即智能体在每个时间步依次执行动作选择、环境步进、经验回放写入与网络参数更新。此外，第</w:t>
       </w:r>
       <w:r>
         <w:t xml:space="preserve"> 3.3 </w:t>
@@ -6855,7 +7092,7 @@
         <w:rPr>
           <w:rFonts w:hint="eastAsia"/>
         </w:rPr>
-        <w:t xml:space="preserve">节事件门控机制仅用于事件驱动执行与评估阶段，在触发时更新动作、未触发时保持上一动作，从而在不改变</w:t>
+        <w:t xml:space="preserve">节所述的事件门控机制主要应用于模型的在线部署与执行评估阶段。门控机制在触发时唤醒策略网络更新动作，在未触发时指令底层保持上一动作，从而在不改变</w:t>
       </w:r>
       <w:r>
         <w:t xml:space="preserve"> DQN </w:t>
@@ -6864,7 +7101,7 @@
         <w:rPr>
           <w:rFonts w:hint="eastAsia"/>
         </w:rPr>
-        <w:t xml:space="preserve">基本训练范式的前提下实现动作更新稀疏化，并为下一节在线事件驱动系统交互机制提供实现基础。</w:t>
+        <w:t xml:space="preserve">基础训练范式的前提下实现了动作执行的稀疏化，这为下一节的在线事件驱动交互机制奠定了基础。</w:t>
       </w:r>
     </w:p>
     <w:bookmarkEnd w:id="19"/>
@@ -6892,7 +7129,7 @@
         <w:rPr>
           <w:rFonts w:hint="eastAsia"/>
         </w:rPr>
-        <w:t xml:space="preserve">在在线运行阶段，系统按固定接口顺序完成事件驱动交互：首先输入门控特征</w:t>
+        <w:t xml:space="preserve">在在线运行阶段，系统按固定时钟步长完成特征采样，但通过事件驱动机制决定具体的控制执行动作。具体流程如下：首先将提取的门控特征</w:t>
       </w:r>
       <w:r>
         <w:t xml:space="preserve"> </w:t>
@@ -6910,130 +7147,6 @@
             </m:r>
           </m:sub>
         </m:sSub>
-        <m:r>
-          <m:rPr>
-            <m:sty m:val="p"/>
-          </m:rPr>
-          <m:t>=</m:t>
-        </m:r>
-        <m:r>
-          <m:rPr>
-            <m:sty m:val="p"/>
-          </m:rPr>
-          <m:t>[</m:t>
-        </m:r>
-        <m:sSubSup>
-          <m:e>
-            <m:r>
-              <m:t>Q</m:t>
-            </m:r>
-          </m:e>
-          <m:sub>
-            <m:r>
-              <m:t>l</m:t>
-            </m:r>
-            <m:r>
-              <m:t>o</m:t>
-            </m:r>
-            <m:r>
-              <m:t>a</m:t>
-            </m:r>
-            <m:r>
-              <m:t>d</m:t>
-            </m:r>
-          </m:sub>
-          <m:sup>
-            <m:r>
-              <m:t>t</m:t>
-            </m:r>
-          </m:sup>
-        </m:sSubSup>
-        <m:r>
-          <m:rPr>
-            <m:sty m:val="p"/>
-          </m:rPr>
-          <m:t>,</m:t>
-        </m:r>
-        <m:r>
-          <m:t> </m:t>
-        </m:r>
-        <m:sSubSup>
-          <m:e>
-            <m:r>
-              <m:t>T</m:t>
-            </m:r>
-          </m:e>
-          <m:sub>
-            <m:r>
-              <m:t>w</m:t>
-            </m:r>
-            <m:r>
-              <m:t>b</m:t>
-            </m:r>
-          </m:sub>
-          <m:sup>
-            <m:r>
-              <m:t>t</m:t>
-            </m:r>
-          </m:sup>
-        </m:sSubSup>
-        <m:r>
-          <m:rPr>
-            <m:sty m:val="p"/>
-          </m:rPr>
-          <m:t>,</m:t>
-        </m:r>
-        <m:r>
-          <m:t> </m:t>
-        </m:r>
-        <m:sSubSup>
-          <m:e>
-            <m:acc>
-              <m:accPr>
-                <m:chr m:val="̂"/>
-              </m:accPr>
-              <m:e>
-                <m:r>
-                  <m:t>Q</m:t>
-                </m:r>
-              </m:e>
-            </m:acc>
-          </m:e>
-          <m:sub>
-            <m:r>
-              <m:t>l</m:t>
-            </m:r>
-            <m:r>
-              <m:t>o</m:t>
-            </m:r>
-            <m:r>
-              <m:t>a</m:t>
-            </m:r>
-            <m:r>
-              <m:t>d</m:t>
-            </m:r>
-          </m:sub>
-          <m:sup>
-            <m:r>
-              <m:t>t</m:t>
-            </m:r>
-            <m:r>
-              <m:rPr>
-                <m:sty m:val="p"/>
-              </m:rPr>
-              <m:t>+</m:t>
-            </m:r>
-            <m:r>
-              <m:t>1</m:t>
-            </m:r>
-          </m:sup>
-        </m:sSubSup>
-        <m:r>
-          <m:rPr>
-            <m:sty m:val="p"/>
-          </m:rPr>
-          <m:t>]</m:t>
-        </m:r>
       </m:oMath>
       <w:r>
         <w:t xml:space="preserve"> </w:t>
@@ -7042,52 +7155,16 @@
         <w:rPr>
           <w:rFonts w:hint="eastAsia"/>
         </w:rPr>
-        <w:t xml:space="preserve">至门控模块，获得门控输出信号</w:t>
-      </w:r>
-      <w:r>
-        <w:t xml:space="preserve"> </w:t>
-      </w:r>
-      <m:oMath>
-        <m:r>
-          <m:rPr>
-            <m:nor/>
-            <m:sty m:val="p"/>
-          </m:rPr>
-          <m:t>gate_signal</m:t>
-        </m:r>
-      </m:oMath>
-      <w:r>
-        <w:rPr>
-          <w:rFonts w:hint="eastAsia"/>
-        </w:rPr>
-        <w:t xml:space="preserve">，并据此生成动作更新标志</w:t>
-      </w:r>
-      <w:r>
-        <w:t xml:space="preserve"> </w:t>
-      </w:r>
-      <m:oMath>
-        <m:r>
-          <m:rPr>
-            <m:nor/>
-            <m:sty m:val="p"/>
-          </m:rPr>
-          <m:t>action_updated</m:t>
-        </m:r>
-      </m:oMath>
-      <w:r>
-        <w:rPr>
-          <w:rFonts w:hint="eastAsia"/>
-        </w:rPr>
-        <w:t xml:space="preserve">；当触发更新时调用策略网络输出新动作，当未触发时采用零阶保持器（Zero-Order</w:t>
-      </w:r>
-      <w:r>
-        <w:t xml:space="preserve"> Hold, </w:t>
-      </w:r>
-      <w:r>
-        <w:rPr>
-          <w:rFonts w:hint="eastAsia"/>
-        </w:rPr>
-        <w:t xml:space="preserve">ZOH）维持上一时刻控制指令，其执行律为</w:t>
+        <w:t xml:space="preserve">传递至流式门控模块，获得布尔型输出信号，并据此生成动作更新标志。当满足触发条件时，系统调用</w:t>
+      </w:r>
+      <w:r>
+        <w:t xml:space="preserve"> DQN </w:t>
+      </w:r>
+      <w:r>
+        <w:rPr>
+          <w:rFonts w:hint="eastAsia"/>
+        </w:rPr>
+        <w:t xml:space="preserve">策略网络前向推理输出新的控制设定点；当未满足触发条件时，系统采用零阶保持器维持上一时刻的控制指令。其完整的执行律表述为：</w:t>
       </w:r>
     </w:p>
     <w:p>
@@ -7418,262 +7495,260 @@
         <w:rPr>
           <w:rFonts w:hint="eastAsia"/>
         </w:rPr>
-        <w:t xml:space="preserve">同时记录触发次数、触发率与动作更新频率等统计量用于性能评估。该机制在保证控制连续性的前提下抑制平稳工况下的频繁调节，并降低执行器切换开销。</w:t>
+        <w:t xml:space="preserve">该机制在保证控制系统输入连续性的前提下，成功抑制了平稳工况下的频繁机械调节，大幅降低了执行器切换开销。具体的闭环交互控制逻辑流程如图</w:t>
+      </w:r>
+      <w:r>
+        <w:t xml:space="preserve"> X </w:t>
+      </w:r>
+      <w:r>
+        <w:rPr>
+          <w:rFonts w:hint="eastAsia"/>
+        </w:rPr>
+        <w:t xml:space="preserve">所示。</w:t>
       </w:r>
     </w:p>
     <w:p>
       <w:pPr>
-        <w:pStyle w:val="BodyText"/>
-      </w:pPr>
-      <w:r>
-        <w:rPr>
-          <w:rFonts w:hint="eastAsia"/>
-        </w:rPr>
-        <w:t xml:space="preserve">机制流程如图</w:t>
-      </w:r>
-      <w:r>
-        <w:t xml:space="preserve"> X </w:t>
-      </w:r>
-      <w:r>
-        <w:rPr>
-          <w:rFonts w:hint="eastAsia"/>
-        </w:rPr>
-        <w:t xml:space="preserve">所示。</w:t>
+        <w:pStyle w:val="SourceCode"/>
+      </w:pPr>
+      <w:r>
+        <w:rPr>
+          <w:rStyle w:val="VerbatimChar"/>
+        </w:rPr>
+        <w:t xml:space="preserve">flowchart TD</w:t>
+      </w:r>
+      <w:r>
+        <w:br/>
+      </w:r>
+      <w:r>
+        <w:rPr>
+          <w:rStyle w:val="VerbatimChar"/>
+        </w:rPr>
+        <w:t xml:space="preserve">    </w:t>
+      </w:r>
+      <w:r>
+        <w:rPr>
+          <w:rStyle w:val="VerbatimChar"/>
+          <w:rFonts w:hint="eastAsia"/>
+        </w:rPr>
+        <w:t xml:space="preserve">A[输入门控特征</w:t>
+      </w:r>
+      <w:r>
+        <w:rPr>
+          <w:rStyle w:val="VerbatimChar"/>
+        </w:rPr>
+        <w:t xml:space="preserve"> z_t] --&gt; </w:t>
+      </w:r>
+      <w:r>
+        <w:rPr>
+          <w:rStyle w:val="VerbatimChar"/>
+          <w:rFonts w:hint="eastAsia"/>
+        </w:rPr>
+        <w:t xml:space="preserve">B[在线门控模块\n输出</w:t>
+      </w:r>
+      <w:r>
+        <w:rPr>
+          <w:rStyle w:val="VerbatimChar"/>
+        </w:rPr>
+        <w:t xml:space="preserve"> gate_signal]</w:t>
+      </w:r>
+      <w:r>
+        <w:br/>
+      </w:r>
+      <w:r>
+        <w:rPr>
+          <w:rStyle w:val="VerbatimChar"/>
+        </w:rPr>
+        <w:t xml:space="preserve">    B --&gt; C{gate_signal == 1?}</w:t>
+      </w:r>
+      <w:r>
+        <w:br/>
+      </w:r>
+      <w:r>
+        <w:rPr>
+          <w:rStyle w:val="VerbatimChar"/>
+        </w:rPr>
+        <w:t xml:space="preserve">    C </w:t>
+      </w:r>
+      <w:r>
+        <w:rPr>
+          <w:rStyle w:val="VerbatimChar"/>
+          <w:rFonts w:hint="eastAsia"/>
+        </w:rPr>
+        <w:t xml:space="preserve">--&gt;|是|</w:t>
+      </w:r>
+      <w:r>
+        <w:rPr>
+          <w:rStyle w:val="VerbatimChar"/>
+        </w:rPr>
+        <w:t xml:space="preserve"> </w:t>
+      </w:r>
+      <w:r>
+        <w:rPr>
+          <w:rStyle w:val="VerbatimChar"/>
+          <w:rFonts w:hint="eastAsia"/>
+        </w:rPr>
+        <w:t xml:space="preserve">D[设置</w:t>
+      </w:r>
+      <w:r>
+        <w:rPr>
+          <w:rStyle w:val="VerbatimChar"/>
+        </w:rPr>
+        <w:t xml:space="preserve"> action_updated = </w:t>
+      </w:r>
+      <w:r>
+        <w:rPr>
+          <w:rStyle w:val="VerbatimChar"/>
+          <w:rFonts w:hint="eastAsia"/>
+        </w:rPr>
+        <w:t xml:space="preserve">1\n调用</w:t>
+      </w:r>
+      <w:r>
+        <w:rPr>
+          <w:rStyle w:val="VerbatimChar"/>
+        </w:rPr>
+        <w:t xml:space="preserve"> DQN </w:t>
+      </w:r>
+      <w:r>
+        <w:rPr>
+          <w:rStyle w:val="VerbatimChar"/>
+          <w:rFonts w:hint="eastAsia"/>
+        </w:rPr>
+        <w:t xml:space="preserve">输出新动作]</w:t>
+      </w:r>
+      <w:r>
+        <w:br/>
+      </w:r>
+      <w:r>
+        <w:rPr>
+          <w:rStyle w:val="VerbatimChar"/>
+        </w:rPr>
+        <w:t xml:space="preserve">    C </w:t>
+      </w:r>
+      <w:r>
+        <w:rPr>
+          <w:rStyle w:val="VerbatimChar"/>
+          <w:rFonts w:hint="eastAsia"/>
+        </w:rPr>
+        <w:t xml:space="preserve">--&gt;|否|</w:t>
+      </w:r>
+      <w:r>
+        <w:rPr>
+          <w:rStyle w:val="VerbatimChar"/>
+        </w:rPr>
+        <w:t xml:space="preserve"> </w:t>
+      </w:r>
+      <w:r>
+        <w:rPr>
+          <w:rStyle w:val="VerbatimChar"/>
+          <w:rFonts w:hint="eastAsia"/>
+        </w:rPr>
+        <w:t xml:space="preserve">E[设置</w:t>
+      </w:r>
+      <w:r>
+        <w:rPr>
+          <w:rStyle w:val="VerbatimChar"/>
+        </w:rPr>
+        <w:t xml:space="preserve"> action_updated = 0\nZOH </w:t>
+      </w:r>
+      <w:r>
+        <w:rPr>
+          <w:rStyle w:val="VerbatimChar"/>
+          <w:rFonts w:hint="eastAsia"/>
+        </w:rPr>
+        <w:t xml:space="preserve">保持上一动作]</w:t>
+      </w:r>
+      <w:r>
+        <w:br/>
+      </w:r>
+      <w:r>
+        <w:rPr>
+          <w:rStyle w:val="VerbatimChar"/>
+        </w:rPr>
+        <w:t xml:space="preserve">    D --&gt; </w:t>
+      </w:r>
+      <w:r>
+        <w:rPr>
+          <w:rStyle w:val="VerbatimChar"/>
+          <w:rFonts w:hint="eastAsia"/>
+        </w:rPr>
+        <w:t xml:space="preserve">F[执行控制输入</w:t>
+      </w:r>
+      <w:r>
+        <w:rPr>
+          <w:rStyle w:val="VerbatimChar"/>
+        </w:rPr>
+        <w:t xml:space="preserve"> u_t]</w:t>
+      </w:r>
+      <w:r>
+        <w:br/>
+      </w:r>
+      <w:r>
+        <w:rPr>
+          <w:rStyle w:val="VerbatimChar"/>
+        </w:rPr>
+        <w:t xml:space="preserve">    E --&gt; F</w:t>
+      </w:r>
+      <w:r>
+        <w:br/>
+      </w:r>
+      <w:r>
+        <w:rPr>
+          <w:rStyle w:val="VerbatimChar"/>
+        </w:rPr>
+        <w:t xml:space="preserve">    F --&gt; </w:t>
+      </w:r>
+      <w:r>
+        <w:rPr>
+          <w:rStyle w:val="VerbatimChar"/>
+          <w:rFonts w:hint="eastAsia"/>
+        </w:rPr>
+        <w:t xml:space="preserve">G[记录统计量\n触发次数/触发率/动作更新频率]</w:t>
+      </w:r>
+      <w:r>
+        <w:br/>
+      </w:r>
+      <w:r>
+        <w:rPr>
+          <w:rStyle w:val="VerbatimChar"/>
+        </w:rPr>
+        <w:t xml:space="preserve">    G --&gt; </w:t>
+      </w:r>
+      <w:r>
+        <w:rPr>
+          <w:rStyle w:val="VerbatimChar"/>
+          <w:rFonts w:hint="eastAsia"/>
+        </w:rPr>
+        <w:t xml:space="preserve">H[进入下一时刻]</w:t>
       </w:r>
     </w:p>
     <w:p>
       <w:pPr>
-        <w:pStyle w:val="SourceCode"/>
-      </w:pPr>
-      <w:r>
-        <w:rPr>
-          <w:rStyle w:val="VerbatimChar"/>
-        </w:rPr>
-        <w:t xml:space="preserve">flowchart TD</w:t>
-      </w:r>
-      <w:r>
-        <w:br/>
-      </w:r>
-      <w:r>
-        <w:rPr>
-          <w:rStyle w:val="VerbatimChar"/>
-        </w:rPr>
-        <w:t xml:space="preserve">    </w:t>
-      </w:r>
-      <w:r>
-        <w:rPr>
-          <w:rStyle w:val="VerbatimChar"/>
-          <w:rFonts w:hint="eastAsia"/>
-        </w:rPr>
-        <w:t xml:space="preserve">A[输入门控特征</w:t>
-      </w:r>
-      <w:r>
-        <w:rPr>
-          <w:rStyle w:val="VerbatimChar"/>
-        </w:rPr>
-        <w:t xml:space="preserve"> z_t] --&gt; </w:t>
-      </w:r>
-      <w:r>
-        <w:rPr>
-          <w:rStyle w:val="VerbatimChar"/>
-          <w:rFonts w:hint="eastAsia"/>
-        </w:rPr>
-        <w:t xml:space="preserve">B[在线门控模块\n输出</w:t>
-      </w:r>
-      <w:r>
-        <w:rPr>
-          <w:rStyle w:val="VerbatimChar"/>
-        </w:rPr>
-        <w:t xml:space="preserve"> gate_signal]</w:t>
-      </w:r>
-      <w:r>
-        <w:br/>
-      </w:r>
-      <w:r>
-        <w:rPr>
-          <w:rStyle w:val="VerbatimChar"/>
-        </w:rPr>
-        <w:t xml:space="preserve">    B --&gt; C{gate_signal == 1?}</w:t>
-      </w:r>
-      <w:r>
-        <w:br/>
-      </w:r>
-      <w:r>
-        <w:rPr>
-          <w:rStyle w:val="VerbatimChar"/>
-        </w:rPr>
-        <w:t xml:space="preserve">    C </w:t>
-      </w:r>
-      <w:r>
-        <w:rPr>
-          <w:rStyle w:val="VerbatimChar"/>
-          <w:rFonts w:hint="eastAsia"/>
-        </w:rPr>
-        <w:t xml:space="preserve">--&gt;|是|</w:t>
-      </w:r>
-      <w:r>
-        <w:rPr>
-          <w:rStyle w:val="VerbatimChar"/>
-        </w:rPr>
-        <w:t xml:space="preserve"> </w:t>
-      </w:r>
-      <w:r>
-        <w:rPr>
-          <w:rStyle w:val="VerbatimChar"/>
-          <w:rFonts w:hint="eastAsia"/>
-        </w:rPr>
-        <w:t xml:space="preserve">D[设置</w:t>
-      </w:r>
-      <w:r>
-        <w:rPr>
-          <w:rStyle w:val="VerbatimChar"/>
-        </w:rPr>
-        <w:t xml:space="preserve"> action_updated = </w:t>
-      </w:r>
-      <w:r>
-        <w:rPr>
-          <w:rStyle w:val="VerbatimChar"/>
-          <w:rFonts w:hint="eastAsia"/>
-        </w:rPr>
-        <w:t xml:space="preserve">1\n调用</w:t>
-      </w:r>
-      <w:r>
-        <w:rPr>
-          <w:rStyle w:val="VerbatimChar"/>
-        </w:rPr>
-        <w:t xml:space="preserve"> DQN </w:t>
-      </w:r>
-      <w:r>
-        <w:rPr>
-          <w:rStyle w:val="VerbatimChar"/>
-          <w:rFonts w:hint="eastAsia"/>
-        </w:rPr>
-        <w:t xml:space="preserve">输出新动作]</w:t>
-      </w:r>
-      <w:r>
-        <w:br/>
-      </w:r>
-      <w:r>
-        <w:rPr>
-          <w:rStyle w:val="VerbatimChar"/>
-        </w:rPr>
-        <w:t xml:space="preserve">    C </w:t>
-      </w:r>
-      <w:r>
-        <w:rPr>
-          <w:rStyle w:val="VerbatimChar"/>
-          <w:rFonts w:hint="eastAsia"/>
-        </w:rPr>
-        <w:t xml:space="preserve">--&gt;|否|</w:t>
-      </w:r>
-      <w:r>
-        <w:rPr>
-          <w:rStyle w:val="VerbatimChar"/>
-        </w:rPr>
-        <w:t xml:space="preserve"> </w:t>
-      </w:r>
-      <w:r>
-        <w:rPr>
-          <w:rStyle w:val="VerbatimChar"/>
-          <w:rFonts w:hint="eastAsia"/>
-        </w:rPr>
-        <w:t xml:space="preserve">E[设置</w:t>
-      </w:r>
-      <w:r>
-        <w:rPr>
-          <w:rStyle w:val="VerbatimChar"/>
-        </w:rPr>
-        <w:t xml:space="preserve"> action_updated = 0\nZOH </w:t>
-      </w:r>
-      <w:r>
-        <w:rPr>
-          <w:rStyle w:val="VerbatimChar"/>
-          <w:rFonts w:hint="eastAsia"/>
-        </w:rPr>
-        <w:t xml:space="preserve">保持上一动作]</w:t>
-      </w:r>
-      <w:r>
-        <w:br/>
-      </w:r>
-      <w:r>
-        <w:rPr>
-          <w:rStyle w:val="VerbatimChar"/>
-        </w:rPr>
-        <w:t xml:space="preserve">    D --&gt; </w:t>
-      </w:r>
-      <w:r>
-        <w:rPr>
-          <w:rStyle w:val="VerbatimChar"/>
-          <w:rFonts w:hint="eastAsia"/>
-        </w:rPr>
-        <w:t xml:space="preserve">F[执行控制输入</w:t>
-      </w:r>
-      <w:r>
-        <w:rPr>
-          <w:rStyle w:val="VerbatimChar"/>
-        </w:rPr>
-        <w:t xml:space="preserve"> u_t]</w:t>
-      </w:r>
-      <w:r>
-        <w:br/>
-      </w:r>
-      <w:r>
-        <w:rPr>
-          <w:rStyle w:val="VerbatimChar"/>
-        </w:rPr>
-        <w:t xml:space="preserve">    E --&gt; F</w:t>
-      </w:r>
-      <w:r>
-        <w:br/>
-      </w:r>
-      <w:r>
-        <w:rPr>
-          <w:rStyle w:val="VerbatimChar"/>
-        </w:rPr>
-        <w:t xml:space="preserve">    F --&gt; </w:t>
-      </w:r>
-      <w:r>
-        <w:rPr>
-          <w:rStyle w:val="VerbatimChar"/>
-          <w:rFonts w:hint="eastAsia"/>
-        </w:rPr>
-        <w:t xml:space="preserve">G[记录统计量\n触发次数/触发率/动作更新频率]</w:t>
-      </w:r>
-      <w:r>
-        <w:br/>
-      </w:r>
-      <w:r>
-        <w:rPr>
-          <w:rStyle w:val="VerbatimChar"/>
-        </w:rPr>
-        <w:t xml:space="preserve">    G --&gt; </w:t>
-      </w:r>
-      <w:r>
-        <w:rPr>
-          <w:rStyle w:val="VerbatimChar"/>
-          <w:rFonts w:hint="eastAsia"/>
-        </w:rPr>
-        <w:t xml:space="preserve">H[进入下一时刻]</w:t>
-      </w:r>
-    </w:p>
-    <w:p>
-      <w:pPr>
         <w:pStyle w:val="FirstParagraph"/>
       </w:pPr>
       <w:r>
         <w:rPr>
           <w:rFonts w:hint="eastAsia"/>
+          <w:b/>
+          <w:bCs/>
         </w:rPr>
         <w:t xml:space="preserve">图</w:t>
       </w:r>
       <w:r>
-        <w:t xml:space="preserve"> X. </w:t>
-      </w:r>
-      <w:r>
-        <w:rPr>
-          <w:rFonts w:hint="eastAsia"/>
-        </w:rPr>
-        <w:t xml:space="preserve">在线事件驱动控制机制流程图。系统在每个时刻按输入特征、门控判定、动作更新与执行、统计记录的顺序完成闭环交互；其中，触发分支调用</w:t>
+        <w:rPr>
+          <w:b/>
+          <w:bCs/>
+        </w:rPr>
+        <w:t xml:space="preserve"> X.</w:t>
+      </w:r>
+      <w:r>
+        <w:t xml:space="preserve"> </w:t>
+      </w:r>
+      <w:r>
+        <w:rPr>
+          <w:rFonts w:hint="eastAsia"/>
+        </w:rPr>
+        <w:t xml:space="preserve">在线事件驱动控制机制流程图。系统在每个时刻按输入特征、门控判定、动作更新与执行、统计记录的顺序完成闭环交互。其中，触发分支调用</w:t>
       </w:r>
       <w:r>
         <w:t xml:space="preserve"> DQN </w:t>

--- a/docs/papers/小论文.docx
+++ b/docs/papers/小论文.docx
@@ -1241,7 +1241,60 @@
         <w:rPr>
           <w:rFonts w:hint="eastAsia"/>
         </w:rPr>
-        <w:t xml:space="preserve">建筑空调系统在长期运行过程中受到气象扰动、设备性能退化和人员行为随机性的共同影响，其状态分布呈现显著的非平稳性。基于固定阈值的事件判定方法难以适应该类时变环境，极易导致误触发或漏触发。基于此，本文将事件触发过程建模为在线无监督异常检测问题，通过实时刻画状态分布的偏离程度来动态定义触发时刻。</w:t>
+        <w:t xml:space="preserve">原始任务可表述为对</w:t>
+      </w:r>
+      <w:r>
+        <w:t xml:space="preserve"> HVAC </w:t>
+      </w:r>
+      <w:r>
+        <w:rPr>
+          <w:rFonts w:hint="eastAsia"/>
+        </w:rPr>
+        <w:t xml:space="preserve">运行过程中的关键事件进行无监督标记；本文将其进一步形式化为无监督异常检测问题。该转化并非术语替换，而是基于控制需求与统计特征一致性的建模选择。</w:t>
+      </w:r>
+    </w:p>
+    <w:p>
+      <w:pPr>
+        <w:pStyle w:val="BodyText"/>
+      </w:pPr>
+      <w:r>
+        <w:rPr>
+          <w:rFonts w:hint="eastAsia"/>
+        </w:rPr>
+        <w:t xml:space="preserve">从控制目标出发，事件本质上对应需要策略及时介入的关键运行时刻，典型表现为冷负荷的突增、突降或斜率突变。这类时刻通常意味着系统由既有工况向新工况过渡，若仍沿用原控制节奏，容易导致响应滞后或调节不足。因而，在控制意义上，事件可被定义为相对于常态运行轨迹的显著偏离点。</w:t>
+      </w:r>
+    </w:p>
+    <w:p>
+      <w:pPr>
+        <w:pStyle w:val="BodyText"/>
+      </w:pPr>
+      <w:r>
+        <w:rPr>
+          <w:rFonts w:hint="eastAsia"/>
+        </w:rPr>
+        <w:t xml:space="preserve">从统计意义出发，常态运行样本通常集中于相对稳定的分布区域，而上述关键时刻的状态向量往往偏离该高密度区域，表现为低概率或边缘样本。此类分布偏离正是异常检测的核心判别对象。由此，事件识别与异常识别在目标对象上形成一致映射：前者强调控制上的关键性，后者强调分布上的非典型性，两者在本研究场景下可视为同一类状态集合的不同表述。</w:t>
+      </w:r>
+    </w:p>
+    <w:p>
+      <w:pPr>
+        <w:pStyle w:val="BodyText"/>
+      </w:pPr>
+      <w:r>
+        <w:rPr>
+          <w:rFonts w:hint="eastAsia"/>
+        </w:rPr>
+        <w:t xml:space="preserve">据此，本文将事件触发判定统一建模为在线异常评分与阈值判别过程：通过流式统计量持续刻画状态分布演化，以异常分数刻画当前状态偏离常态基线的程度，并据此生成触发信号。该建模方式将事件定义从依赖人工规则的经验范式转化为数据驱动的统计判别范式，为后续门控特征构建、异常追踪与自适应阈值设计提供统一理论基础。</w:t>
+      </w:r>
+    </w:p>
+    <w:p>
+      <w:pPr>
+        <w:pStyle w:val="BodyText"/>
+      </w:pPr>
+      <w:r>
+        <w:rPr>
+          <w:rFonts w:hint="eastAsia"/>
+        </w:rPr>
+        <w:t xml:space="preserve">考虑到建筑空调系统长期运行中存在气象扰动、设备老化与负荷行为变化等因素，其状态分布具有显著非平稳性；固定阈值策略在此条件下易出现误触发与漏触发。基于上述理论对应关系，本文采用流式异常检测机制对分布偏离进行在线刻画，从而实现事件触发时刻的动态标定。</w:t>
       </w:r>
     </w:p>
     <w:bookmarkStart w:id="13" w:name="X261d220cd8a748529d15fd6579e41f0b6188d86"/>
@@ -1267,7 +1320,7 @@
         <w:rPr>
           <w:rFonts w:hint="eastAsia"/>
         </w:rPr>
-        <w:t xml:space="preserve">为保证门控判定与控制状态建模在符号层面的一致性，本文将事件门控模块的输入定义为三维特征向量，并在后续章节沿用该记号：</w:t>
+        <w:t xml:space="preserve">为保证门控判定与控制状态建模在物理语义与符号层面的一致性，本文将事件门控模块的输入定义为紧凑的三维特征向量，并在后续章节沿用该记号：</w:t>
       </w:r>
     </w:p>
     <w:p>
@@ -1282,7 +1335,7 @@
           <m:sSub>
             <m:e>
               <m:r>
-                <m:t>z</m:t>
+                <m:t>s</m:t>
               </m:r>
             </m:e>
             <m:sub>
@@ -1553,7 +1606,161 @@
         <w:rPr>
           <w:rFonts w:hint="eastAsia"/>
         </w:rPr>
-        <w:t xml:space="preserve">表示对下一时刻冷负荷的短期预测值。上述设计不仅保证了状态表示的低维紧凑性，同时融合了能够反映当前运行工况与短期前瞻演变趋势的关键特征信息，进而为实现后续的高效异常评分计算及合理触发判定奠定了统一的特征空间基础。</w:t>
+        <w:t xml:space="preserve">表示下一时刻系统冷负荷的短期预测值。该状态空间的设计目标是在保持表征能力的同时控制特征维度，以支撑在线门控的实时计算。</w:t>
+      </w:r>
+    </w:p>
+    <w:p>
+      <w:pPr>
+        <w:pStyle w:val="BodyText"/>
+      </w:pPr>
+      <w:r>
+        <w:rPr>
+          <w:rFonts w:hint="eastAsia"/>
+        </w:rPr>
+        <w:t xml:space="preserve">引入</w:t>
+      </w:r>
+      <w:r>
+        <w:t xml:space="preserve"> </w:t>
+      </w:r>
+      <m:oMath>
+        <m:sSubSup>
+          <m:e>
+            <m:r>
+              <m:t>T</m:t>
+            </m:r>
+          </m:e>
+          <m:sub>
+            <m:r>
+              <m:t>w</m:t>
+            </m:r>
+            <m:r>
+              <m:t>b</m:t>
+            </m:r>
+          </m:sub>
+          <m:sup>
+            <m:r>
+              <m:t>t</m:t>
+            </m:r>
+          </m:sup>
+        </m:sSubSup>
+      </m:oMath>
+      <w:r>
+        <w:t xml:space="preserve"> </w:t>
+      </w:r>
+      <w:r>
+        <w:rPr>
+          <w:rFonts w:hint="eastAsia"/>
+        </w:rPr>
+        <w:t xml:space="preserve">的主要原因在于该变量能够同时表征外部温度与湿度条件，并直接约束冷却塔换热性能及系统排热上限。因此，</w:t>
+      </w:r>
+      <m:oMath>
+        <m:sSubSup>
+          <m:e>
+            <m:r>
+              <m:t>T</m:t>
+            </m:r>
+          </m:e>
+          <m:sub>
+            <m:r>
+              <m:t>w</m:t>
+            </m:r>
+            <m:r>
+              <m:t>b</m:t>
+            </m:r>
+          </m:sub>
+          <m:sup>
+            <m:r>
+              <m:t>t</m:t>
+            </m:r>
+          </m:sup>
+        </m:sSubSup>
+      </m:oMath>
+      <w:r>
+        <w:t xml:space="preserve"> </w:t>
+      </w:r>
+      <w:r>
+        <w:rPr>
+          <w:rFonts w:hint="eastAsia"/>
+        </w:rPr>
+        <w:t xml:space="preserve">可作为刻画外生气象扰动强度与方向的关键状态量，从而提升门控机制对环境非平稳变化的识别能力。</w:t>
+      </w:r>
+    </w:p>
+    <w:p>
+      <w:pPr>
+        <w:pStyle w:val="BodyText"/>
+      </w:pPr>
+      <w:r>
+        <w:rPr>
+          <w:rFonts w:hint="eastAsia"/>
+        </w:rPr>
+        <w:t xml:space="preserve">此外，引入</w:t>
+      </w:r>
+      <w:r>
+        <w:t xml:space="preserve"> </w:t>
+      </w:r>
+      <m:oMath>
+        <m:sSubSup>
+          <m:e>
+            <m:acc>
+              <m:accPr>
+                <m:chr m:val="̂"/>
+              </m:accPr>
+              <m:e>
+                <m:r>
+                  <m:t>Q</m:t>
+                </m:r>
+              </m:e>
+            </m:acc>
+          </m:e>
+          <m:sub>
+            <m:r>
+              <m:t>l</m:t>
+            </m:r>
+            <m:r>
+              <m:t>o</m:t>
+            </m:r>
+            <m:r>
+              <m:t>a</m:t>
+            </m:r>
+            <m:r>
+              <m:t>d</m:t>
+            </m:r>
+          </m:sub>
+          <m:sup>
+            <m:r>
+              <m:t>t</m:t>
+            </m:r>
+            <m:r>
+              <m:rPr>
+                <m:sty m:val="p"/>
+              </m:rPr>
+              <m:t>+</m:t>
+            </m:r>
+            <m:r>
+              <m:t>1</m:t>
+            </m:r>
+          </m:sup>
+        </m:sSubSup>
+      </m:oMath>
+      <w:r>
+        <w:t xml:space="preserve"> </w:t>
+      </w:r>
+      <w:r>
+        <w:rPr>
+          <w:rFonts w:hint="eastAsia"/>
+        </w:rPr>
+        <w:t xml:space="preserve">的动机在于建筑热系统具有显著热惯性与控制滞后。若仅依赖当前观测量，门控判定通常滞后于工况变化。纳入一步前瞻负荷后，门控模块可提前感知负荷爬升或回落趋势，进而在关键变化阶段更早触发策略更新，降低稀疏触发条件下的响应滞后风险。</w:t>
+      </w:r>
+    </w:p>
+    <w:p>
+      <w:pPr>
+        <w:pStyle w:val="BodyText"/>
+      </w:pPr>
+      <w:r>
+        <w:rPr>
+          <w:rFonts w:hint="eastAsia"/>
+        </w:rPr>
+        <w:t xml:space="preserve">在特征维度选择上，本文未进一步引入管网流量、回水温度等附加变量，原因是在线异常检测在高维空间中易出现样本稀疏与距离退化，从而削弱统计判别稳定性并增加计算开销。上述三维紧凑状态分别提供负荷基线、外生扰动边界与短期趋势信息，有助于在可解释性、判别鲁棒性与边缘部署效率之间取得更稳健的平衡。</w:t>
       </w:r>
     </w:p>
     <w:bookmarkEnd w:id="13"/>
@@ -1580,7 +1787,7 @@
         <w:rPr>
           <w:rFonts w:hint="eastAsia"/>
         </w:rPr>
-        <w:t xml:space="preserve">传统离线异常检测往往依赖静态样本库，在面对季节性工况漂移场景时稳定性有限。为此，本文采用流式隔离深度机制，对在线到达的门控输入特征</w:t>
+        <w:t xml:space="preserve">传统离线异常检测通常依赖静态样本库，在季节性工况漂移场景下稳定性受限。为此，本文采用流式隔离深度机制，对在线到达的门控输入特征</w:t>
       </w:r>
       <w:r>
         <w:t xml:space="preserve"> </w:t>
@@ -1589,7 +1796,7 @@
         <m:sSub>
           <m:e>
             <m:r>
-              <m:t>z</m:t>
+              <m:t>s</m:t>
             </m:r>
           </m:e>
           <m:sub>
@@ -1615,7 +1822,7 @@
         <w:rPr>
           <w:rFonts w:hint="eastAsia"/>
         </w:rPr>
-        <w:t xml:space="preserve">Depth）通过在滑动数据窗口上动态构建与更新隔离树结构，计算输入数据点在多棵树中的平均路径长度作为其隔离程度的度量：路径越短表明数据点越容易被孤立，即异常概率越高。该机制能够在不重新训练全局模型的情况下在线适应数据分布的新特征。</w:t>
+        <w:t xml:space="preserve">Depth）通过在滑动数据窗口上动态构建与更新隔离树结构，计算输入数据点在多棵树中的平均路径长度作为隔离程度度量。路径越短，数据点越容易被孤立，对应异常概率越高。该机制能够在不重新训练全局模型的条件下在线适应分布变化。</w:t>
       </w:r>
     </w:p>
     <w:p>
@@ -1626,7 +1833,7 @@
         <w:rPr>
           <w:rFonts w:hint="eastAsia"/>
         </w:rPr>
-        <w:t xml:space="preserve">为全面刻画分布的时空演变，算法通过维护不同大小和生命周期的滑动窗口生成多尺度动态参考集合，在每个时刻输出涵盖不同时间跨度的三类尺度异常分数：短时分数</w:t>
+        <w:t xml:space="preserve">为便于形式化描述，下面给出隔离深度与异常分数的计算过程。隔离树通过递归随机选择特征与分割点来孤立数据点。对于输入点</w:t>
       </w:r>
       <w:r>
         <w:t xml:space="preserve"> </w:t>
@@ -1635,72 +1842,55 @@
         <m:sSub>
           <m:e>
             <m:r>
-              <m:t>A</m:t>
+              <m:t>s</m:t>
             </m:r>
           </m:e>
           <m:sub>
             <m:r>
-              <m:rPr>
-                <m:sty m:val="p"/>
-              </m:rPr>
-              <m:t>s</m:t>
-            </m:r>
-            <m:r>
-              <m:rPr>
-                <m:sty m:val="p"/>
-              </m:rPr>
-              <m:t>h</m:t>
-            </m:r>
-            <m:r>
-              <m:rPr>
-                <m:sty m:val="p"/>
-              </m:rPr>
-              <m:t>o</m:t>
-            </m:r>
-            <m:r>
-              <m:rPr>
-                <m:sty m:val="p"/>
-              </m:rPr>
-              <m:t>r</m:t>
-            </m:r>
-            <m:r>
-              <m:rPr>
-                <m:sty m:val="p"/>
-              </m:rPr>
               <m:t>t</m:t>
             </m:r>
           </m:sub>
         </m:sSub>
-        <m:r>
-          <m:rPr>
-            <m:sty m:val="p"/>
-          </m:rPr>
-          <m:t>(</m:t>
-        </m:r>
-        <m:sSub>
-          <m:e>
-            <m:r>
-              <m:t>z</m:t>
-            </m:r>
-          </m:e>
-          <m:sub>
-            <m:r>
-              <m:t>t</m:t>
-            </m:r>
-          </m:sub>
-        </m:sSub>
-        <m:r>
-          <m:rPr>
-            <m:sty m:val="p"/>
-          </m:rPr>
-          <m:t>)</m:t>
-        </m:r>
       </m:oMath>
       <w:r>
         <w:rPr>
           <w:rFonts w:hint="eastAsia"/>
         </w:rPr>
-        <w:t xml:space="preserve">、中时分数</w:t>
+        <w:t xml:space="preserve">，在滑动参考窗口内的</w:t>
+      </w:r>
+      <w:r>
+        <w:t xml:space="preserve"> </w:t>
+      </w:r>
+      <m:oMath>
+        <m:r>
+          <m:t>ψ</m:t>
+        </m:r>
+      </m:oMath>
+      <w:r>
+        <w:t xml:space="preserve"> </w:t>
+      </w:r>
+      <w:r>
+        <w:rPr>
+          <w:rFonts w:hint="eastAsia"/>
+        </w:rPr>
+        <w:t xml:space="preserve">棵隔离树上分别执行搜索，记该点在第</w:t>
+      </w:r>
+      <w:r>
+        <w:t xml:space="preserve"> </w:t>
+      </w:r>
+      <m:oMath>
+        <m:r>
+          <m:t>j</m:t>
+        </m:r>
+      </m:oMath>
+      <w:r>
+        <w:t xml:space="preserve"> </w:t>
+      </w:r>
+      <w:r>
+        <w:rPr>
+          <w:rFonts w:hint="eastAsia"/>
+        </w:rPr>
+        <w:t xml:space="preserve">棵树上的路径长度为</w:t>
       </w:r>
       <w:r>
         <w:t xml:space="preserve"> </w:t>
@@ -1709,45 +1899,12 @@
         <m:sSub>
           <m:e>
             <m:r>
-              <m:t>A</m:t>
+              <m:t>h</m:t>
             </m:r>
           </m:e>
           <m:sub>
             <m:r>
-              <m:rPr>
-                <m:sty m:val="p"/>
-              </m:rPr>
-              <m:t>m</m:t>
-            </m:r>
-            <m:r>
-              <m:rPr>
-                <m:sty m:val="p"/>
-              </m:rPr>
-              <m:t>e</m:t>
-            </m:r>
-            <m:r>
-              <m:rPr>
-                <m:sty m:val="p"/>
-              </m:rPr>
-              <m:t>d</m:t>
-            </m:r>
-            <m:r>
-              <m:rPr>
-                <m:sty m:val="p"/>
-              </m:rPr>
-              <m:t>i</m:t>
-            </m:r>
-            <m:r>
-              <m:rPr>
-                <m:sty m:val="p"/>
-              </m:rPr>
-              <m:t>u</m:t>
-            </m:r>
-            <m:r>
-              <m:rPr>
-                <m:sty m:val="p"/>
-              </m:rPr>
-              <m:t>m</m:t>
+              <m:t>j</m:t>
             </m:r>
           </m:sub>
         </m:sSub>
@@ -1760,7 +1917,7 @@
         <m:sSub>
           <m:e>
             <m:r>
-              <m:t>z</m:t>
+              <m:t>s</m:t>
             </m:r>
           </m:e>
           <m:sub>
@@ -1777,119 +1934,10 @@
         </m:r>
       </m:oMath>
       <w:r>
-        <w:t xml:space="preserve"> </w:t>
-      </w:r>
-      <w:r>
-        <w:rPr>
-          <w:rFonts w:hint="eastAsia"/>
-        </w:rPr>
-        <w:t xml:space="preserve">和长时分数</w:t>
-      </w:r>
-      <w:r>
-        <w:t xml:space="preserve"> </w:t>
-      </w:r>
-      <m:oMath>
-        <m:sSub>
-          <m:e>
-            <m:r>
-              <m:t>A</m:t>
-            </m:r>
-          </m:e>
-          <m:sub>
-            <m:r>
-              <m:rPr>
-                <m:sty m:val="p"/>
-              </m:rPr>
-              <m:t>l</m:t>
-            </m:r>
-            <m:r>
-              <m:rPr>
-                <m:sty m:val="p"/>
-              </m:rPr>
-              <m:t>o</m:t>
-            </m:r>
-            <m:r>
-              <m:rPr>
-                <m:sty m:val="p"/>
-              </m:rPr>
-              <m:t>n</m:t>
-            </m:r>
-            <m:r>
-              <m:rPr>
-                <m:sty m:val="p"/>
-              </m:rPr>
-              <m:t>g</m:t>
-            </m:r>
-          </m:sub>
-        </m:sSub>
-        <m:r>
-          <m:rPr>
-            <m:sty m:val="p"/>
-          </m:rPr>
-          <m:t>(</m:t>
-        </m:r>
-        <m:sSub>
-          <m:e>
-            <m:r>
-              <m:t>z</m:t>
-            </m:r>
-          </m:e>
-          <m:sub>
-            <m:r>
-              <m:t>t</m:t>
-            </m:r>
-          </m:sub>
-        </m:sSub>
-        <m:r>
-          <m:rPr>
-            <m:sty m:val="p"/>
-          </m:rPr>
-          <m:t>)</m:t>
-        </m:r>
-      </m:oMath>
-      <w:r>
-        <w:rPr>
-          <w:rFonts w:hint="eastAsia"/>
-        </w:rPr>
-        <w:t xml:space="preserve">，各尺度分数均归一化至</w:t>
-      </w:r>
-      <w:r>
-        <w:t xml:space="preserve"> </w:t>
-      </w:r>
-      <m:oMath>
-        <m:r>
-          <m:rPr>
-            <m:sty m:val="p"/>
-          </m:rPr>
-          <m:t>[</m:t>
-        </m:r>
-        <m:r>
-          <m:t>0</m:t>
-        </m:r>
-        <m:r>
-          <m:rPr>
-            <m:sty m:val="p"/>
-          </m:rPr>
-          <m:t>,</m:t>
-        </m:r>
-        <m:r>
-          <m:t>1</m:t>
-        </m:r>
-        <m:r>
-          <m:rPr>
-            <m:sty m:val="p"/>
-          </m:rPr>
-          <m:t>]</m:t>
-        </m:r>
-      </m:oMath>
-      <w:r>
-        <w:t xml:space="preserve"> </w:t>
-      </w:r>
-      <w:r>
-        <w:rPr>
-          <w:rFonts w:hint="eastAsia"/>
-        </w:rPr>
-        <w:t xml:space="preserve">区间。综合异常分数定义为：</w:t>
+        <w:rPr>
+          <w:rFonts w:hint="eastAsia"/>
+        </w:rPr>
+        <w:t xml:space="preserve">，其中路径长度定义为从根节点到叶节点的边数。该点的平均隔离深度定义为：</w:t>
       </w:r>
     </w:p>
     <w:p>
@@ -1901,9 +1949,33 @@
           <m:jc m:val="center"/>
         </m:oMathParaPr>
         <m:oMath>
-          <m:r>
-            <m:t>A</m:t>
-          </m:r>
+          <m:sSub>
+            <m:e>
+              <m:r>
+                <m:t>h</m:t>
+              </m:r>
+            </m:e>
+            <m:sub>
+              <m:r>
+                <m:rPr>
+                  <m:sty m:val="p"/>
+                </m:rPr>
+                <m:t>i</m:t>
+              </m:r>
+              <m:r>
+                <m:rPr>
+                  <m:sty m:val="p"/>
+                </m:rPr>
+                <m:t>s</m:t>
+              </m:r>
+              <m:r>
+                <m:rPr>
+                  <m:sty m:val="p"/>
+                </m:rPr>
+                <m:t>o</m:t>
+              </m:r>
+            </m:sub>
+          </m:sSub>
           <m:r>
             <m:rPr>
               <m:sty m:val="p"/>
@@ -1913,7 +1985,7 @@
           <m:sSub>
             <m:e>
               <m:r>
-                <m:t>z</m:t>
+                <m:t>s</m:t>
               </m:r>
             </m:e>
             <m:sub>
@@ -1934,60 +2006,62 @@
             </m:rPr>
             <m:t>=</m:t>
           </m:r>
-          <m:sSub>
+          <m:f>
+            <m:fPr>
+              <m:type m:val="bar"/>
+            </m:fPr>
+            <m:num>
+              <m:r>
+                <m:t>1</m:t>
+              </m:r>
+            </m:num>
+            <m:den>
+              <m:r>
+                <m:t>ψ</m:t>
+              </m:r>
+            </m:den>
+          </m:f>
+          <m:nary>
+            <m:naryPr>
+              <m:chr m:val="∑"/>
+              <m:limLoc m:val="undOvr"/>
+              <m:subHide m:val="off"/>
+              <m:supHide m:val="off"/>
+            </m:naryPr>
+            <m:sub>
+              <m:r>
+                <m:t>j</m:t>
+              </m:r>
+              <m:r>
+                <m:rPr>
+                  <m:sty m:val="p"/>
+                </m:rPr>
+                <m:t>=</m:t>
+              </m:r>
+              <m:r>
+                <m:t>1</m:t>
+              </m:r>
+            </m:sub>
+            <m:sup>
+              <m:r>
+                <m:t>ψ</m:t>
+              </m:r>
+            </m:sup>
             <m:e>
-              <m:r>
-                <m:t>w</m:t>
-              </m:r>
+              <m:sSub>
+                <m:e>
+                  <m:r>
+                    <m:t>h</m:t>
+                  </m:r>
+                </m:e>
+                <m:sub>
+                  <m:r>
+                    <m:t>j</m:t>
+                  </m:r>
+                </m:sub>
+              </m:sSub>
             </m:e>
-            <m:sub>
-              <m:r>
-                <m:rPr>
-                  <m:sty m:val="p"/>
-                </m:rPr>
-                <m:t>s</m:t>
-              </m:r>
-            </m:sub>
-          </m:sSub>
-          <m:sSub>
-            <m:e>
-              <m:r>
-                <m:t>A</m:t>
-              </m:r>
-            </m:e>
-            <m:sub>
-              <m:r>
-                <m:rPr>
-                  <m:sty m:val="p"/>
-                </m:rPr>
-                <m:t>s</m:t>
-              </m:r>
-              <m:r>
-                <m:rPr>
-                  <m:sty m:val="p"/>
-                </m:rPr>
-                <m:t>h</m:t>
-              </m:r>
-              <m:r>
-                <m:rPr>
-                  <m:sty m:val="p"/>
-                </m:rPr>
-                <m:t>o</m:t>
-              </m:r>
-              <m:r>
-                <m:rPr>
-                  <m:sty m:val="p"/>
-                </m:rPr>
-                <m:t>r</m:t>
-              </m:r>
-              <m:r>
-                <m:rPr>
-                  <m:sty m:val="p"/>
-                </m:rPr>
-                <m:t>t</m:t>
-              </m:r>
-            </m:sub>
-          </m:sSub>
+          </m:nary>
           <m:r>
             <m:rPr>
               <m:sty m:val="p"/>
@@ -1997,175 +2071,7 @@
           <m:sSub>
             <m:e>
               <m:r>
-                <m:t>z</m:t>
-              </m:r>
-            </m:e>
-            <m:sub>
-              <m:r>
-                <m:t>t</m:t>
-              </m:r>
-            </m:sub>
-          </m:sSub>
-          <m:r>
-            <m:rPr>
-              <m:sty m:val="p"/>
-            </m:rPr>
-            <m:t>)</m:t>
-          </m:r>
-          <m:r>
-            <m:rPr>
-              <m:sty m:val="p"/>
-            </m:rPr>
-            <m:t>+</m:t>
-          </m:r>
-          <m:sSub>
-            <m:e>
-              <m:r>
-                <m:t>w</m:t>
-              </m:r>
-            </m:e>
-            <m:sub>
-              <m:r>
-                <m:rPr>
-                  <m:sty m:val="p"/>
-                </m:rPr>
-                <m:t>m</m:t>
-              </m:r>
-            </m:sub>
-          </m:sSub>
-          <m:sSub>
-            <m:e>
-              <m:r>
-                <m:t>A</m:t>
-              </m:r>
-            </m:e>
-            <m:sub>
-              <m:r>
-                <m:rPr>
-                  <m:sty m:val="p"/>
-                </m:rPr>
-                <m:t>m</m:t>
-              </m:r>
-              <m:r>
-                <m:rPr>
-                  <m:sty m:val="p"/>
-                </m:rPr>
-                <m:t>e</m:t>
-              </m:r>
-              <m:r>
-                <m:rPr>
-                  <m:sty m:val="p"/>
-                </m:rPr>
-                <m:t>d</m:t>
-              </m:r>
-              <m:r>
-                <m:rPr>
-                  <m:sty m:val="p"/>
-                </m:rPr>
-                <m:t>i</m:t>
-              </m:r>
-              <m:r>
-                <m:rPr>
-                  <m:sty m:val="p"/>
-                </m:rPr>
-                <m:t>u</m:t>
-              </m:r>
-              <m:r>
-                <m:rPr>
-                  <m:sty m:val="p"/>
-                </m:rPr>
-                <m:t>m</m:t>
-              </m:r>
-            </m:sub>
-          </m:sSub>
-          <m:r>
-            <m:rPr>
-              <m:sty m:val="p"/>
-            </m:rPr>
-            <m:t>(</m:t>
-          </m:r>
-          <m:sSub>
-            <m:e>
-              <m:r>
-                <m:t>z</m:t>
-              </m:r>
-            </m:e>
-            <m:sub>
-              <m:r>
-                <m:t>t</m:t>
-              </m:r>
-            </m:sub>
-          </m:sSub>
-          <m:r>
-            <m:rPr>
-              <m:sty m:val="p"/>
-            </m:rPr>
-            <m:t>)</m:t>
-          </m:r>
-          <m:r>
-            <m:rPr>
-              <m:sty m:val="p"/>
-            </m:rPr>
-            <m:t>+</m:t>
-          </m:r>
-          <m:sSub>
-            <m:e>
-              <m:r>
-                <m:t>w</m:t>
-              </m:r>
-            </m:e>
-            <m:sub>
-              <m:r>
-                <m:rPr>
-                  <m:sty m:val="p"/>
-                </m:rPr>
-                <m:t>l</m:t>
-              </m:r>
-            </m:sub>
-          </m:sSub>
-          <m:sSub>
-            <m:e>
-              <m:r>
-                <m:t>A</m:t>
-              </m:r>
-            </m:e>
-            <m:sub>
-              <m:r>
-                <m:rPr>
-                  <m:sty m:val="p"/>
-                </m:rPr>
-                <m:t>l</m:t>
-              </m:r>
-              <m:r>
-                <m:rPr>
-                  <m:sty m:val="p"/>
-                </m:rPr>
-                <m:t>o</m:t>
-              </m:r>
-              <m:r>
-                <m:rPr>
-                  <m:sty m:val="p"/>
-                </m:rPr>
-                <m:t>n</m:t>
-              </m:r>
-              <m:r>
-                <m:rPr>
-                  <m:sty m:val="p"/>
-                </m:rPr>
-                <m:t>g</m:t>
-              </m:r>
-            </m:sub>
-          </m:sSub>
-          <m:r>
-            <m:rPr>
-              <m:sty m:val="p"/>
-            </m:rPr>
-            <m:t>(</m:t>
-          </m:r>
-          <m:sSub>
-            <m:e>
-              <m:r>
-                <m:t>z</m:t>
+                <m:t>s</m:t>
               </m:r>
             </m:e>
             <m:sub>
@@ -2197,7 +2103,500 @@
         <w:rPr>
           <w:rFonts w:hint="eastAsia"/>
         </w:rPr>
-        <w:t xml:space="preserve">其中</w:t>
+        <w:t xml:space="preserve">进而转化为归一化的异常分数（其中</w:t>
+      </w:r>
+      <w:r>
+        <w:t xml:space="preserve"> </w:t>
+      </w:r>
+      <m:oMath>
+        <m:r>
+          <m:t>m</m:t>
+        </m:r>
+      </m:oMath>
+      <w:r>
+        <w:t xml:space="preserve"> </w:t>
+      </w:r>
+      <w:r>
+        <w:rPr>
+          <w:rFonts w:hint="eastAsia"/>
+        </w:rPr>
+        <w:t xml:space="preserve">为参考集样本数，</w:t>
+      </w:r>
+      <m:oMath>
+        <m:r>
+          <m:t>C</m:t>
+        </m:r>
+        <m:r>
+          <m:rPr>
+            <m:sty m:val="p"/>
+          </m:rPr>
+          <m:t>(</m:t>
+        </m:r>
+        <m:r>
+          <m:t>m</m:t>
+        </m:r>
+        <m:r>
+          <m:rPr>
+            <m:sty m:val="p"/>
+          </m:rPr>
+          <m:t>)</m:t>
+        </m:r>
+      </m:oMath>
+      <w:r>
+        <w:t xml:space="preserve"> </w:t>
+      </w:r>
+      <w:r>
+        <w:rPr>
+          <w:rFonts w:hint="eastAsia"/>
+        </w:rPr>
+        <w:t xml:space="preserve">为对应的平均路径长度基准）：</w:t>
+      </w:r>
+    </w:p>
+    <w:p>
+      <w:pPr>
+        <w:pStyle w:val="BodyText"/>
+      </w:pPr>
+      <m:oMathPara>
+        <m:oMathParaPr>
+          <m:jc m:val="center"/>
+        </m:oMathParaPr>
+        <m:oMath>
+          <m:sSub>
+            <m:e>
+              <m:r>
+                <m:t>A</m:t>
+              </m:r>
+            </m:e>
+            <m:sub>
+              <m:r>
+                <m:rPr>
+                  <m:sty m:val="p"/>
+                </m:rPr>
+                <m:t>i</m:t>
+              </m:r>
+              <m:r>
+                <m:rPr>
+                  <m:sty m:val="p"/>
+                </m:rPr>
+                <m:t>s</m:t>
+              </m:r>
+              <m:r>
+                <m:rPr>
+                  <m:sty m:val="p"/>
+                </m:rPr>
+                <m:t>o</m:t>
+              </m:r>
+            </m:sub>
+          </m:sSub>
+          <m:r>
+            <m:rPr>
+              <m:sty m:val="p"/>
+            </m:rPr>
+            <m:t>(</m:t>
+          </m:r>
+          <m:sSub>
+            <m:e>
+              <m:r>
+                <m:t>s</m:t>
+              </m:r>
+            </m:e>
+            <m:sub>
+              <m:r>
+                <m:t>t</m:t>
+              </m:r>
+            </m:sub>
+          </m:sSub>
+          <m:r>
+            <m:rPr>
+              <m:sty m:val="p"/>
+            </m:rPr>
+            <m:t>)</m:t>
+          </m:r>
+          <m:r>
+            <m:rPr>
+              <m:sty m:val="p"/>
+            </m:rPr>
+            <m:t>=</m:t>
+          </m:r>
+          <m:sSup>
+            <m:e>
+              <m:r>
+                <m:t>2</m:t>
+              </m:r>
+            </m:e>
+            <m:sup>
+              <m:r>
+                <m:rPr>
+                  <m:sty m:val="p"/>
+                </m:rPr>
+                <m:t>−</m:t>
+              </m:r>
+              <m:f>
+                <m:fPr>
+                  <m:type m:val="bar"/>
+                </m:fPr>
+                <m:num>
+                  <m:sSub>
+                    <m:e>
+                      <m:r>
+                        <m:t>h</m:t>
+                      </m:r>
+                    </m:e>
+                    <m:sub>
+                      <m:r>
+                        <m:rPr>
+                          <m:sty m:val="p"/>
+                        </m:rPr>
+                        <m:t>i</m:t>
+                      </m:r>
+                      <m:r>
+                        <m:rPr>
+                          <m:sty m:val="p"/>
+                        </m:rPr>
+                        <m:t>s</m:t>
+                      </m:r>
+                      <m:r>
+                        <m:rPr>
+                          <m:sty m:val="p"/>
+                        </m:rPr>
+                        <m:t>o</m:t>
+                      </m:r>
+                    </m:sub>
+                  </m:sSub>
+                  <m:r>
+                    <m:rPr>
+                      <m:sty m:val="p"/>
+                    </m:rPr>
+                    <m:t>(</m:t>
+                  </m:r>
+                  <m:sSub>
+                    <m:e>
+                      <m:r>
+                        <m:t>s</m:t>
+                      </m:r>
+                    </m:e>
+                    <m:sub>
+                      <m:r>
+                        <m:t>t</m:t>
+                      </m:r>
+                    </m:sub>
+                  </m:sSub>
+                  <m:r>
+                    <m:rPr>
+                      <m:sty m:val="p"/>
+                    </m:rPr>
+                    <m:t>)</m:t>
+                  </m:r>
+                </m:num>
+                <m:den>
+                  <m:r>
+                    <m:t>C</m:t>
+                  </m:r>
+                  <m:r>
+                    <m:rPr>
+                      <m:sty m:val="p"/>
+                    </m:rPr>
+                    <m:t>(</m:t>
+                  </m:r>
+                  <m:r>
+                    <m:t>m</m:t>
+                  </m:r>
+                  <m:r>
+                    <m:rPr>
+                      <m:sty m:val="p"/>
+                    </m:rPr>
+                    <m:t>)</m:t>
+                  </m:r>
+                </m:den>
+              </m:f>
+            </m:sup>
+          </m:sSup>
+          <m:r>
+            <m:rPr>
+              <m:sty m:val="p"/>
+            </m:rPr>
+            <m:t>,</m:t>
+          </m:r>
+        </m:oMath>
+      </m:oMathPara>
+    </w:p>
+    <w:p>
+      <w:pPr>
+        <w:pStyle w:val="FirstParagraph"/>
+      </w:pPr>
+      <w:r>
+        <w:rPr>
+          <w:rFonts w:hint="eastAsia"/>
+        </w:rPr>
+        <w:t xml:space="preserve">标准化常数计算为</w:t>
+      </w:r>
+      <w:r>
+        <w:t xml:space="preserve"> </w:t>
+      </w:r>
+      <m:oMath>
+        <m:r>
+          <m:t>C</m:t>
+        </m:r>
+        <m:r>
+          <m:rPr>
+            <m:sty m:val="p"/>
+          </m:rPr>
+          <m:t>(</m:t>
+        </m:r>
+        <m:r>
+          <m:t>m</m:t>
+        </m:r>
+        <m:r>
+          <m:rPr>
+            <m:sty m:val="p"/>
+          </m:rPr>
+          <m:t>)</m:t>
+        </m:r>
+        <m:r>
+          <m:rPr>
+            <m:sty m:val="p"/>
+          </m:rPr>
+          <m:t>=</m:t>
+        </m:r>
+        <m:r>
+          <m:t>2</m:t>
+        </m:r>
+        <m:r>
+          <m:t>H</m:t>
+        </m:r>
+        <m:r>
+          <m:rPr>
+            <m:sty m:val="p"/>
+          </m:rPr>
+          <m:t>(</m:t>
+        </m:r>
+        <m:r>
+          <m:t>m</m:t>
+        </m:r>
+        <m:r>
+          <m:rPr>
+            <m:sty m:val="p"/>
+          </m:rPr>
+          <m:t>−</m:t>
+        </m:r>
+        <m:r>
+          <m:t>1</m:t>
+        </m:r>
+        <m:r>
+          <m:rPr>
+            <m:sty m:val="p"/>
+          </m:rPr>
+          <m:t>)</m:t>
+        </m:r>
+        <m:r>
+          <m:rPr>
+            <m:sty m:val="p"/>
+          </m:rPr>
+          <m:t>−</m:t>
+        </m:r>
+        <m:r>
+          <m:t>2</m:t>
+        </m:r>
+        <m:r>
+          <m:rPr>
+            <m:sty m:val="p"/>
+          </m:rPr>
+          <m:t>(</m:t>
+        </m:r>
+        <m:r>
+          <m:t>m</m:t>
+        </m:r>
+        <m:r>
+          <m:rPr>
+            <m:sty m:val="p"/>
+          </m:rPr>
+          <m:t>−</m:t>
+        </m:r>
+        <m:r>
+          <m:t>1</m:t>
+        </m:r>
+        <m:r>
+          <m:rPr>
+            <m:sty m:val="p"/>
+          </m:rPr>
+          <m:t>)</m:t>
+        </m:r>
+        <m:r>
+          <m:rPr>
+            <m:sty m:val="p"/>
+          </m:rPr>
+          <m:t>/</m:t>
+        </m:r>
+        <m:r>
+          <m:t>m</m:t>
+        </m:r>
+      </m:oMath>
+      <w:r>
+        <w:rPr>
+          <w:rFonts w:hint="eastAsia"/>
+        </w:rPr>
+        <w:t xml:space="preserve">，其中</w:t>
+      </w:r>
+      <w:r>
+        <w:t xml:space="preserve"> </w:t>
+      </w:r>
+      <m:oMath>
+        <m:r>
+          <m:t>H</m:t>
+        </m:r>
+        <m:r>
+          <m:rPr>
+            <m:sty m:val="p"/>
+          </m:rPr>
+          <m:t>(</m:t>
+        </m:r>
+        <m:r>
+          <m:t>m</m:t>
+        </m:r>
+        <m:r>
+          <m:rPr>
+            <m:sty m:val="p"/>
+          </m:rPr>
+          <m:t>−</m:t>
+        </m:r>
+        <m:r>
+          <m:t>1</m:t>
+        </m:r>
+        <m:r>
+          <m:rPr>
+            <m:sty m:val="p"/>
+          </m:rPr>
+          <m:t>)</m:t>
+        </m:r>
+        <m:r>
+          <m:rPr>
+            <m:sty m:val="p"/>
+          </m:rPr>
+          <m:t>=</m:t>
+        </m:r>
+        <m:nary>
+          <m:naryPr>
+            <m:chr m:val="∑"/>
+            <m:limLoc m:val="undOvr"/>
+            <m:subHide m:val="off"/>
+            <m:supHide m:val="off"/>
+          </m:naryPr>
+          <m:sub>
+            <m:r>
+              <m:t>i</m:t>
+            </m:r>
+            <m:r>
+              <m:rPr>
+                <m:sty m:val="p"/>
+              </m:rPr>
+              <m:t>=</m:t>
+            </m:r>
+            <m:r>
+              <m:t>1</m:t>
+            </m:r>
+          </m:sub>
+          <m:sup>
+            <m:r>
+              <m:t>m</m:t>
+            </m:r>
+            <m:r>
+              <m:rPr>
+                <m:sty m:val="p"/>
+              </m:rPr>
+              <m:t>−</m:t>
+            </m:r>
+            <m:r>
+              <m:t>1</m:t>
+            </m:r>
+          </m:sup>
+          <m:e>
+            <m:f>
+              <m:fPr>
+                <m:type m:val="bar"/>
+              </m:fPr>
+              <m:num>
+                <m:r>
+                  <m:t>1</m:t>
+                </m:r>
+              </m:num>
+              <m:den>
+                <m:r>
+                  <m:t>i</m:t>
+                </m:r>
+              </m:den>
+            </m:f>
+          </m:e>
+        </m:nary>
+      </m:oMath>
+      <w:r>
+        <w:t xml:space="preserve"> </w:t>
+      </w:r>
+      <w:r>
+        <w:rPr>
+          <w:rFonts w:hint="eastAsia"/>
+        </w:rPr>
+        <w:t xml:space="preserve">为调和级数。该形式将异常分数映射至</w:t>
+      </w:r>
+      <w:r>
+        <w:t xml:space="preserve"> </w:t>
+      </w:r>
+      <m:oMath>
+        <m:r>
+          <m:rPr>
+            <m:sty m:val="p"/>
+          </m:rPr>
+          <m:t>(</m:t>
+        </m:r>
+        <m:r>
+          <m:t>0</m:t>
+        </m:r>
+        <m:r>
+          <m:rPr>
+            <m:sty m:val="p"/>
+          </m:rPr>
+          <m:t>,</m:t>
+        </m:r>
+        <m:r>
+          <m:t>1</m:t>
+        </m:r>
+        <m:r>
+          <m:rPr>
+            <m:sty m:val="p"/>
+          </m:rPr>
+          <m:t>)</m:t>
+        </m:r>
+      </m:oMath>
+      <w:r>
+        <w:t xml:space="preserve"> </w:t>
+      </w:r>
+      <w:r>
+        <w:rPr>
+          <w:rFonts w:hint="eastAsia"/>
+        </w:rPr>
+        <w:t xml:space="preserve">区间：当数据点易被隔离时（路径较短），分数趋近于</w:t>
+      </w:r>
+      <w:r>
+        <w:t xml:space="preserve"> </w:t>
+      </w:r>
+      <w:r>
+        <w:rPr>
+          <w:rFonts w:hint="eastAsia"/>
+        </w:rPr>
+        <w:t xml:space="preserve">1；当数据点难被隔离时（路径较长），分数趋近于</w:t>
+      </w:r>
+      <w:r>
+        <w:t xml:space="preserve"> 0。</w:t>
+      </w:r>
+    </w:p>
+    <w:p>
+      <w:pPr>
+        <w:pStyle w:val="BodyText"/>
+      </w:pPr>
+      <w:r>
+        <w:rPr>
+          <w:rFonts w:hint="eastAsia"/>
+        </w:rPr>
+        <w:t xml:space="preserve">为刻画不同时间尺度下的分布演化，算法维护三个不同规模的滑动参考窗口以生成多尺度动态参考集合。短时窗口</w:t>
       </w:r>
       <w:r>
         <w:t xml:space="preserve"> </w:t>
@@ -2206,7 +2605,11 @@
         <m:sSub>
           <m:e>
             <m:r>
-              <m:t>w</m:t>
+              <m:rPr>
+                <m:scr m:val="script"/>
+                <m:sty m:val="p"/>
+              </m:rPr>
+              <m:t>W</m:t>
             </m:r>
           </m:e>
           <m:sub>
@@ -2216,18 +2619,98 @@
               </m:rPr>
               <m:t>s</m:t>
             </m:r>
+            <m:r>
+              <m:rPr>
+                <m:sty m:val="p"/>
+              </m:rPr>
+              <m:t>h</m:t>
+            </m:r>
+            <m:r>
+              <m:rPr>
+                <m:sty m:val="p"/>
+              </m:rPr>
+              <m:t>o</m:t>
+            </m:r>
+            <m:r>
+              <m:rPr>
+                <m:sty m:val="p"/>
+              </m:rPr>
+              <m:t>r</m:t>
+            </m:r>
+            <m:r>
+              <m:rPr>
+                <m:sty m:val="p"/>
+              </m:rPr>
+              <m:t>t</m:t>
+            </m:r>
           </m:sub>
         </m:sSub>
-        <m:r>
-          <m:rPr>
-            <m:sty m:val="p"/>
-          </m:rPr>
-          <m:t>,</m:t>
-        </m:r>
+      </m:oMath>
+      <w:r>
+        <w:t xml:space="preserve"> </w:t>
+      </w:r>
+      <w:r>
+        <w:rPr>
+          <w:rFonts w:hint="eastAsia"/>
+        </w:rPr>
+        <w:t xml:space="preserve">包含最近</w:t>
+      </w:r>
+      <w:r>
+        <w:t xml:space="preserve"> </w:t>
+      </w:r>
+      <m:oMath>
         <m:sSub>
           <m:e>
             <m:r>
-              <m:t>w</m:t>
+              <m:t>n</m:t>
+            </m:r>
+          </m:e>
+          <m:sub>
+            <m:r>
+              <m:t>s</m:t>
+            </m:r>
+          </m:sub>
+        </m:sSub>
+      </m:oMath>
+      <w:r>
+        <w:t xml:space="preserve"> </w:t>
+      </w:r>
+      <w:r>
+        <w:rPr>
+          <w:rFonts w:hint="eastAsia"/>
+        </w:rPr>
+        <w:t xml:space="preserve">个数据点（约</w:t>
+      </w:r>
+      <w:r>
+        <w:t xml:space="preserve"> </w:t>
+      </w:r>
+      <w:r>
+        <w:rPr>
+          <w:rFonts w:hint="eastAsia"/>
+        </w:rPr>
+        <w:t xml:space="preserve">20～50</w:t>
+      </w:r>
+      <w:r>
+        <w:t xml:space="preserve"> </w:t>
+      </w:r>
+      <w:r>
+        <w:rPr>
+          <w:rFonts w:hint="eastAsia"/>
+        </w:rPr>
+        <w:t xml:space="preserve">步），用于捕捉高频波动；中时窗口</w:t>
+      </w:r>
+      <w:r>
+        <w:t xml:space="preserve"> </w:t>
+      </w:r>
+      <m:oMath>
+        <m:sSub>
+          <m:e>
+            <m:r>
+              <m:rPr>
+                <m:scr m:val="script"/>
+                <m:sty m:val="p"/>
+              </m:rPr>
+              <m:t>W</m:t>
             </m:r>
           </m:e>
           <m:sub>
@@ -2237,18 +2720,104 @@
               </m:rPr>
               <m:t>m</m:t>
             </m:r>
+            <m:r>
+              <m:rPr>
+                <m:sty m:val="p"/>
+              </m:rPr>
+              <m:t>e</m:t>
+            </m:r>
+            <m:r>
+              <m:rPr>
+                <m:sty m:val="p"/>
+              </m:rPr>
+              <m:t>d</m:t>
+            </m:r>
+            <m:r>
+              <m:rPr>
+                <m:sty m:val="p"/>
+              </m:rPr>
+              <m:t>i</m:t>
+            </m:r>
+            <m:r>
+              <m:rPr>
+                <m:sty m:val="p"/>
+              </m:rPr>
+              <m:t>u</m:t>
+            </m:r>
+            <m:r>
+              <m:rPr>
+                <m:sty m:val="p"/>
+              </m:rPr>
+              <m:t>m</m:t>
+            </m:r>
           </m:sub>
         </m:sSub>
-        <m:r>
-          <m:rPr>
-            <m:sty m:val="p"/>
-          </m:rPr>
-          <m:t>,</m:t>
-        </m:r>
+      </m:oMath>
+      <w:r>
+        <w:t xml:space="preserve"> </w:t>
+      </w:r>
+      <w:r>
+        <w:rPr>
+          <w:rFonts w:hint="eastAsia"/>
+        </w:rPr>
+        <w:t xml:space="preserve">包含最近</w:t>
+      </w:r>
+      <w:r>
+        <w:t xml:space="preserve"> </w:t>
+      </w:r>
+      <m:oMath>
         <m:sSub>
           <m:e>
             <m:r>
-              <m:t>w</m:t>
+              <m:t>n</m:t>
+            </m:r>
+          </m:e>
+          <m:sub>
+            <m:r>
+              <m:t>m</m:t>
+            </m:r>
+          </m:sub>
+        </m:sSub>
+      </m:oMath>
+      <w:r>
+        <w:t xml:space="preserve"> </w:t>
+      </w:r>
+      <w:r>
+        <w:rPr>
+          <w:rFonts w:hint="eastAsia"/>
+        </w:rPr>
+        <w:t xml:space="preserve">个数据点（约</w:t>
+      </w:r>
+      <w:r>
+        <w:t xml:space="preserve"> </w:t>
+      </w:r>
+      <w:r>
+        <w:rPr>
+          <w:rFonts w:hint="eastAsia"/>
+        </w:rPr>
+        <w:t xml:space="preserve">200～500</w:t>
+      </w:r>
+      <w:r>
+        <w:t xml:space="preserve"> </w:t>
+      </w:r>
+      <w:r>
+        <w:rPr>
+          <w:rFonts w:hint="eastAsia"/>
+        </w:rPr>
+        <w:t xml:space="preserve">步），用于表征日内周期；长时窗口</w:t>
+      </w:r>
+      <w:r>
+        <w:t xml:space="preserve"> </w:t>
+      </w:r>
+      <m:oMath>
+        <m:sSub>
+          <m:e>
+            <m:r>
+              <m:rPr>
+                <m:scr m:val="script"/>
+                <m:sty m:val="p"/>
+              </m:rPr>
+              <m:t>W</m:t>
             </m:r>
           </m:e>
           <m:sub>
@@ -2258,17 +2827,823 @@
               </m:rPr>
               <m:t>l</m:t>
             </m:r>
+            <m:r>
+              <m:rPr>
+                <m:sty m:val="p"/>
+              </m:rPr>
+              <m:t>o</m:t>
+            </m:r>
+            <m:r>
+              <m:rPr>
+                <m:sty m:val="p"/>
+              </m:rPr>
+              <m:t>n</m:t>
+            </m:r>
+            <m:r>
+              <m:rPr>
+                <m:sty m:val="p"/>
+              </m:rPr>
+              <m:t>g</m:t>
+            </m:r>
           </m:sub>
         </m:sSub>
-        <m:r>
-          <m:rPr>
-            <m:sty m:val="p"/>
-          </m:rPr>
-          <m:t>≥</m:t>
+      </m:oMath>
+      <w:r>
+        <w:t xml:space="preserve"> </w:t>
+      </w:r>
+      <w:r>
+        <w:rPr>
+          <w:rFonts w:hint="eastAsia"/>
+        </w:rPr>
+        <w:t xml:space="preserve">包含最近</w:t>
+      </w:r>
+      <w:r>
+        <w:t xml:space="preserve"> </w:t>
+      </w:r>
+      <m:oMath>
+        <m:sSub>
+          <m:e>
+            <m:r>
+              <m:t>n</m:t>
+            </m:r>
+          </m:e>
+          <m:sub>
+            <m:r>
+              <m:t>l</m:t>
+            </m:r>
+          </m:sub>
+        </m:sSub>
+      </m:oMath>
+      <w:r>
+        <w:t xml:space="preserve"> </w:t>
+      </w:r>
+      <w:r>
+        <w:rPr>
+          <w:rFonts w:hint="eastAsia"/>
+        </w:rPr>
+        <w:t xml:space="preserve">个数据点（约</w:t>
+      </w:r>
+      <w:r>
+        <w:t xml:space="preserve"> </w:t>
+      </w:r>
+      <w:r>
+        <w:rPr>
+          <w:rFonts w:hint="eastAsia"/>
+        </w:rPr>
+        <w:t xml:space="preserve">1000～3000</w:t>
+      </w:r>
+      <w:r>
+        <w:t xml:space="preserve"> </w:t>
+      </w:r>
+      <w:r>
+        <w:rPr>
+          <w:rFonts w:hint="eastAsia"/>
+        </w:rPr>
+        <w:t xml:space="preserve">步），用于描述季节性漂移，且满足</w:t>
+      </w:r>
+      <w:r>
+        <w:t xml:space="preserve"> </w:t>
+      </w:r>
+      <m:oMath>
+        <m:sSub>
+          <m:e>
+            <m:r>
+              <m:t>n</m:t>
+            </m:r>
+          </m:e>
+          <m:sub>
+            <m:r>
+              <m:t>s</m:t>
+            </m:r>
+          </m:sub>
+        </m:sSub>
+        <m:r>
+          <m:rPr>
+            <m:sty m:val="p"/>
+          </m:rPr>
+          <m:t>&lt;</m:t>
+        </m:r>
+        <m:sSub>
+          <m:e>
+            <m:r>
+              <m:t>n</m:t>
+            </m:r>
+          </m:e>
+          <m:sub>
+            <m:r>
+              <m:t>m</m:t>
+            </m:r>
+          </m:sub>
+        </m:sSub>
+        <m:r>
+          <m:rPr>
+            <m:sty m:val="p"/>
+          </m:rPr>
+          <m:t>&lt;</m:t>
+        </m:r>
+        <m:sSub>
+          <m:e>
+            <m:r>
+              <m:t>n</m:t>
+            </m:r>
+          </m:e>
+          <m:sub>
+            <m:r>
+              <m:t>l</m:t>
+            </m:r>
+          </m:sub>
+        </m:sSub>
+      </m:oMath>
+      <w:r>
+        <w:rPr>
+          <w:rFonts w:hint="eastAsia"/>
+        </w:rPr>
+        <w:t xml:space="preserve">。在各窗口上独立应用隔离树算法，并在每个时刻输出对应尺度的异常分数：</w:t>
+      </w:r>
+    </w:p>
+    <w:p>
+      <w:pPr>
+        <w:pStyle w:val="BodyText"/>
+      </w:pPr>
+      <m:oMathPara>
+        <m:oMathParaPr>
+          <m:jc m:val="center"/>
+        </m:oMathParaPr>
+        <m:oMath>
+          <m:sSub>
+            <m:e>
+              <m:r>
+                <m:t>A</m:t>
+              </m:r>
+            </m:e>
+            <m:sub>
+              <m:r>
+                <m:rPr>
+                  <m:sty m:val="p"/>
+                </m:rPr>
+                <m:t>s</m:t>
+              </m:r>
+              <m:r>
+                <m:rPr>
+                  <m:sty m:val="p"/>
+                </m:rPr>
+                <m:t>h</m:t>
+              </m:r>
+              <m:r>
+                <m:rPr>
+                  <m:sty m:val="p"/>
+                </m:rPr>
+                <m:t>o</m:t>
+              </m:r>
+              <m:r>
+                <m:rPr>
+                  <m:sty m:val="p"/>
+                </m:rPr>
+                <m:t>r</m:t>
+              </m:r>
+              <m:r>
+                <m:rPr>
+                  <m:sty m:val="p"/>
+                </m:rPr>
+                <m:t>t</m:t>
+              </m:r>
+            </m:sub>
+          </m:sSub>
+          <m:r>
+            <m:rPr>
+              <m:sty m:val="p"/>
+            </m:rPr>
+            <m:t>(</m:t>
+          </m:r>
+          <m:sSub>
+            <m:e>
+              <m:r>
+                <m:t>s</m:t>
+              </m:r>
+            </m:e>
+            <m:sub>
+              <m:r>
+                <m:t>t</m:t>
+              </m:r>
+            </m:sub>
+          </m:sSub>
+          <m:r>
+            <m:rPr>
+              <m:sty m:val="p"/>
+            </m:rPr>
+            <m:t>)</m:t>
+          </m:r>
+          <m:r>
+            <m:rPr>
+              <m:sty m:val="p"/>
+            </m:rPr>
+            <m:t>=</m:t>
+          </m:r>
+          <m:sSup>
+            <m:e>
+              <m:r>
+                <m:t>2</m:t>
+              </m:r>
+            </m:e>
+            <m:sup>
+              <m:r>
+                <m:rPr>
+                  <m:sty m:val="p"/>
+                </m:rPr>
+                <m:t>−</m:t>
+              </m:r>
+              <m:f>
+                <m:fPr>
+                  <m:type m:val="bar"/>
+                </m:fPr>
+                <m:num>
+                  <m:sSubSup>
+                    <m:e>
+                      <m:r>
+                        <m:t>h</m:t>
+                      </m:r>
+                    </m:e>
+                    <m:sub>
+                      <m:r>
+                        <m:rPr>
+                          <m:sty m:val="p"/>
+                        </m:rPr>
+                        <m:t>i</m:t>
+                      </m:r>
+                      <m:r>
+                        <m:rPr>
+                          <m:sty m:val="p"/>
+                        </m:rPr>
+                        <m:t>s</m:t>
+                      </m:r>
+                      <m:r>
+                        <m:rPr>
+                          <m:sty m:val="p"/>
+                        </m:rPr>
+                        <m:t>o</m:t>
+                      </m:r>
+                    </m:sub>
+                    <m:sup>
+                      <m:r>
+                        <m:rPr>
+                          <m:sty m:val="p"/>
+                        </m:rPr>
+                        <m:t>s</m:t>
+                      </m:r>
+                      <m:r>
+                        <m:rPr>
+                          <m:sty m:val="p"/>
+                        </m:rPr>
+                        <m:t>h</m:t>
+                      </m:r>
+                      <m:r>
+                        <m:rPr>
+                          <m:sty m:val="p"/>
+                        </m:rPr>
+                        <m:t>o</m:t>
+                      </m:r>
+                      <m:r>
+                        <m:rPr>
+                          <m:sty m:val="p"/>
+                        </m:rPr>
+                        <m:t>r</m:t>
+                      </m:r>
+                      <m:r>
+                        <m:rPr>
+                          <m:sty m:val="p"/>
+                        </m:rPr>
+                        <m:t>t</m:t>
+                      </m:r>
+                    </m:sup>
+                  </m:sSubSup>
+                  <m:r>
+                    <m:rPr>
+                      <m:sty m:val="p"/>
+                    </m:rPr>
+                    <m:t>(</m:t>
+                  </m:r>
+                  <m:sSub>
+                    <m:e>
+                      <m:r>
+                        <m:t>s</m:t>
+                      </m:r>
+                    </m:e>
+                    <m:sub>
+                      <m:r>
+                        <m:t>t</m:t>
+                      </m:r>
+                    </m:sub>
+                  </m:sSub>
+                  <m:r>
+                    <m:rPr>
+                      <m:sty m:val="p"/>
+                    </m:rPr>
+                    <m:t>)</m:t>
+                  </m:r>
+                </m:num>
+                <m:den>
+                  <m:r>
+                    <m:t>C</m:t>
+                  </m:r>
+                  <m:r>
+                    <m:rPr>
+                      <m:sty m:val="p"/>
+                    </m:rPr>
+                    <m:t>(</m:t>
+                  </m:r>
+                  <m:sSub>
+                    <m:e>
+                      <m:r>
+                        <m:t>n</m:t>
+                      </m:r>
+                    </m:e>
+                    <m:sub>
+                      <m:r>
+                        <m:t>s</m:t>
+                      </m:r>
+                    </m:sub>
+                  </m:sSub>
+                  <m:r>
+                    <m:rPr>
+                      <m:sty m:val="p"/>
+                    </m:rPr>
+                    <m:t>)</m:t>
+                  </m:r>
+                </m:den>
+              </m:f>
+            </m:sup>
+          </m:sSup>
+          <m:r>
+            <m:rPr>
+              <m:sty m:val="p"/>
+            </m:rPr>
+            <m:t>,</m:t>
+          </m:r>
+          <m:r>
+            <m:t> </m:t>
+          </m:r>
+          <m:sSub>
+            <m:e>
+              <m:r>
+                <m:t>A</m:t>
+              </m:r>
+            </m:e>
+            <m:sub>
+              <m:r>
+                <m:rPr>
+                  <m:sty m:val="p"/>
+                </m:rPr>
+                <m:t>m</m:t>
+              </m:r>
+              <m:r>
+                <m:rPr>
+                  <m:sty m:val="p"/>
+                </m:rPr>
+                <m:t>e</m:t>
+              </m:r>
+              <m:r>
+                <m:rPr>
+                  <m:sty m:val="p"/>
+                </m:rPr>
+                <m:t>d</m:t>
+              </m:r>
+              <m:r>
+                <m:rPr>
+                  <m:sty m:val="p"/>
+                </m:rPr>
+                <m:t>i</m:t>
+              </m:r>
+              <m:r>
+                <m:rPr>
+                  <m:sty m:val="p"/>
+                </m:rPr>
+                <m:t>u</m:t>
+              </m:r>
+              <m:r>
+                <m:rPr>
+                  <m:sty m:val="p"/>
+                </m:rPr>
+                <m:t>m</m:t>
+              </m:r>
+            </m:sub>
+          </m:sSub>
+          <m:r>
+            <m:rPr>
+              <m:sty m:val="p"/>
+            </m:rPr>
+            <m:t>(</m:t>
+          </m:r>
+          <m:sSub>
+            <m:e>
+              <m:r>
+                <m:t>s</m:t>
+              </m:r>
+            </m:e>
+            <m:sub>
+              <m:r>
+                <m:t>t</m:t>
+              </m:r>
+            </m:sub>
+          </m:sSub>
+          <m:r>
+            <m:rPr>
+              <m:sty m:val="p"/>
+            </m:rPr>
+            <m:t>)</m:t>
+          </m:r>
+          <m:r>
+            <m:rPr>
+              <m:sty m:val="p"/>
+            </m:rPr>
+            <m:t>=</m:t>
+          </m:r>
+          <m:sSup>
+            <m:e>
+              <m:r>
+                <m:t>2</m:t>
+              </m:r>
+            </m:e>
+            <m:sup>
+              <m:r>
+                <m:rPr>
+                  <m:sty m:val="p"/>
+                </m:rPr>
+                <m:t>−</m:t>
+              </m:r>
+              <m:f>
+                <m:fPr>
+                  <m:type m:val="bar"/>
+                </m:fPr>
+                <m:num>
+                  <m:sSubSup>
+                    <m:e>
+                      <m:r>
+                        <m:t>h</m:t>
+                      </m:r>
+                    </m:e>
+                    <m:sub>
+                      <m:r>
+                        <m:rPr>
+                          <m:sty m:val="p"/>
+                        </m:rPr>
+                        <m:t>i</m:t>
+                      </m:r>
+                      <m:r>
+                        <m:rPr>
+                          <m:sty m:val="p"/>
+                        </m:rPr>
+                        <m:t>s</m:t>
+                      </m:r>
+                      <m:r>
+                        <m:rPr>
+                          <m:sty m:val="p"/>
+                        </m:rPr>
+                        <m:t>o</m:t>
+                      </m:r>
+                    </m:sub>
+                    <m:sup>
+                      <m:r>
+                        <m:rPr>
+                          <m:sty m:val="p"/>
+                        </m:rPr>
+                        <m:t>m</m:t>
+                      </m:r>
+                      <m:r>
+                        <m:rPr>
+                          <m:sty m:val="p"/>
+                        </m:rPr>
+                        <m:t>e</m:t>
+                      </m:r>
+                      <m:r>
+                        <m:rPr>
+                          <m:sty m:val="p"/>
+                        </m:rPr>
+                        <m:t>d</m:t>
+                      </m:r>
+                      <m:r>
+                        <m:rPr>
+                          <m:sty m:val="p"/>
+                        </m:rPr>
+                        <m:t>i</m:t>
+                      </m:r>
+                      <m:r>
+                        <m:rPr>
+                          <m:sty m:val="p"/>
+                        </m:rPr>
+                        <m:t>u</m:t>
+                      </m:r>
+                      <m:r>
+                        <m:rPr>
+                          <m:sty m:val="p"/>
+                        </m:rPr>
+                        <m:t>m</m:t>
+                      </m:r>
+                    </m:sup>
+                  </m:sSubSup>
+                  <m:r>
+                    <m:rPr>
+                      <m:sty m:val="p"/>
+                    </m:rPr>
+                    <m:t>(</m:t>
+                  </m:r>
+                  <m:sSub>
+                    <m:e>
+                      <m:r>
+                        <m:t>s</m:t>
+                      </m:r>
+                    </m:e>
+                    <m:sub>
+                      <m:r>
+                        <m:t>t</m:t>
+                      </m:r>
+                    </m:sub>
+                  </m:sSub>
+                  <m:r>
+                    <m:rPr>
+                      <m:sty m:val="p"/>
+                    </m:rPr>
+                    <m:t>)</m:t>
+                  </m:r>
+                </m:num>
+                <m:den>
+                  <m:r>
+                    <m:t>C</m:t>
+                  </m:r>
+                  <m:r>
+                    <m:rPr>
+                      <m:sty m:val="p"/>
+                    </m:rPr>
+                    <m:t>(</m:t>
+                  </m:r>
+                  <m:sSub>
+                    <m:e>
+                      <m:r>
+                        <m:t>n</m:t>
+                      </m:r>
+                    </m:e>
+                    <m:sub>
+                      <m:r>
+                        <m:t>m</m:t>
+                      </m:r>
+                    </m:sub>
+                  </m:sSub>
+                  <m:r>
+                    <m:rPr>
+                      <m:sty m:val="p"/>
+                    </m:rPr>
+                    <m:t>)</m:t>
+                  </m:r>
+                </m:den>
+              </m:f>
+            </m:sup>
+          </m:sSup>
+          <m:r>
+            <m:rPr>
+              <m:sty m:val="p"/>
+            </m:rPr>
+            <m:t>,</m:t>
+          </m:r>
+          <m:r>
+            <m:t> </m:t>
+          </m:r>
+          <m:sSub>
+            <m:e>
+              <m:r>
+                <m:t>A</m:t>
+              </m:r>
+            </m:e>
+            <m:sub>
+              <m:r>
+                <m:rPr>
+                  <m:sty m:val="p"/>
+                </m:rPr>
+                <m:t>l</m:t>
+              </m:r>
+              <m:r>
+                <m:rPr>
+                  <m:sty m:val="p"/>
+                </m:rPr>
+                <m:t>o</m:t>
+              </m:r>
+              <m:r>
+                <m:rPr>
+                  <m:sty m:val="p"/>
+                </m:rPr>
+                <m:t>n</m:t>
+              </m:r>
+              <m:r>
+                <m:rPr>
+                  <m:sty m:val="p"/>
+                </m:rPr>
+                <m:t>g</m:t>
+              </m:r>
+            </m:sub>
+          </m:sSub>
+          <m:r>
+            <m:rPr>
+              <m:sty m:val="p"/>
+            </m:rPr>
+            <m:t>(</m:t>
+          </m:r>
+          <m:sSub>
+            <m:e>
+              <m:r>
+                <m:t>s</m:t>
+              </m:r>
+            </m:e>
+            <m:sub>
+              <m:r>
+                <m:t>t</m:t>
+              </m:r>
+            </m:sub>
+          </m:sSub>
+          <m:r>
+            <m:rPr>
+              <m:sty m:val="p"/>
+            </m:rPr>
+            <m:t>)</m:t>
+          </m:r>
+          <m:r>
+            <m:rPr>
+              <m:sty m:val="p"/>
+            </m:rPr>
+            <m:t>=</m:t>
+          </m:r>
+          <m:sSup>
+            <m:e>
+              <m:r>
+                <m:t>2</m:t>
+              </m:r>
+            </m:e>
+            <m:sup>
+              <m:r>
+                <m:rPr>
+                  <m:sty m:val="p"/>
+                </m:rPr>
+                <m:t>−</m:t>
+              </m:r>
+              <m:f>
+                <m:fPr>
+                  <m:type m:val="bar"/>
+                </m:fPr>
+                <m:num>
+                  <m:sSubSup>
+                    <m:e>
+                      <m:r>
+                        <m:t>h</m:t>
+                      </m:r>
+                    </m:e>
+                    <m:sub>
+                      <m:r>
+                        <m:rPr>
+                          <m:sty m:val="p"/>
+                        </m:rPr>
+                        <m:t>i</m:t>
+                      </m:r>
+                      <m:r>
+                        <m:rPr>
+                          <m:sty m:val="p"/>
+                        </m:rPr>
+                        <m:t>s</m:t>
+                      </m:r>
+                      <m:r>
+                        <m:rPr>
+                          <m:sty m:val="p"/>
+                        </m:rPr>
+                        <m:t>o</m:t>
+                      </m:r>
+                    </m:sub>
+                    <m:sup>
+                      <m:r>
+                        <m:rPr>
+                          <m:sty m:val="p"/>
+                        </m:rPr>
+                        <m:t>l</m:t>
+                      </m:r>
+                      <m:r>
+                        <m:rPr>
+                          <m:sty m:val="p"/>
+                        </m:rPr>
+                        <m:t>o</m:t>
+                      </m:r>
+                      <m:r>
+                        <m:rPr>
+                          <m:sty m:val="p"/>
+                        </m:rPr>
+                        <m:t>n</m:t>
+                      </m:r>
+                      <m:r>
+                        <m:rPr>
+                          <m:sty m:val="p"/>
+                        </m:rPr>
+                        <m:t>g</m:t>
+                      </m:r>
+                    </m:sup>
+                  </m:sSubSup>
+                  <m:r>
+                    <m:rPr>
+                      <m:sty m:val="p"/>
+                    </m:rPr>
+                    <m:t>(</m:t>
+                  </m:r>
+                  <m:sSub>
+                    <m:e>
+                      <m:r>
+                        <m:t>s</m:t>
+                      </m:r>
+                    </m:e>
+                    <m:sub>
+                      <m:r>
+                        <m:t>t</m:t>
+                      </m:r>
+                    </m:sub>
+                  </m:sSub>
+                  <m:r>
+                    <m:rPr>
+                      <m:sty m:val="p"/>
+                    </m:rPr>
+                    <m:t>)</m:t>
+                  </m:r>
+                </m:num>
+                <m:den>
+                  <m:r>
+                    <m:t>C</m:t>
+                  </m:r>
+                  <m:r>
+                    <m:rPr>
+                      <m:sty m:val="p"/>
+                    </m:rPr>
+                    <m:t>(</m:t>
+                  </m:r>
+                  <m:sSub>
+                    <m:e>
+                      <m:r>
+                        <m:t>n</m:t>
+                      </m:r>
+                    </m:e>
+                    <m:sub>
+                      <m:r>
+                        <m:t>l</m:t>
+                      </m:r>
+                    </m:sub>
+                  </m:sSub>
+                  <m:r>
+                    <m:rPr>
+                      <m:sty m:val="p"/>
+                    </m:rPr>
+                    <m:t>)</m:t>
+                  </m:r>
+                </m:den>
+              </m:f>
+            </m:sup>
+          </m:sSup>
+          <m:r>
+            <m:rPr>
+              <m:sty m:val="p"/>
+            </m:rPr>
+            <m:t>,</m:t>
+          </m:r>
+        </m:oMath>
+      </m:oMathPara>
+    </w:p>
+    <w:p>
+      <w:pPr>
+        <w:pStyle w:val="FirstParagraph"/>
+      </w:pPr>
+      <w:r>
+        <w:rPr>
+          <w:rFonts w:hint="eastAsia"/>
+        </w:rPr>
+        <w:t xml:space="preserve">各尺度分数均归一化至</w:t>
+      </w:r>
+      <w:r>
+        <w:t xml:space="preserve"> </w:t>
+      </w:r>
+      <m:oMath>
+        <m:r>
+          <m:rPr>
+            <m:sty m:val="p"/>
+          </m:rPr>
+          <m:t>[</m:t>
         </m:r>
         <m:r>
           <m:t>0</m:t>
         </m:r>
+        <m:r>
+          <m:rPr>
+            <m:sty m:val="p"/>
+          </m:rPr>
+          <m:t>,</m:t>
+        </m:r>
+        <m:r>
+          <m:t>1</m:t>
+        </m:r>
+        <m:r>
+          <m:rPr>
+            <m:sty m:val="p"/>
+          </m:rPr>
+          <m:t>]</m:t>
+        </m:r>
       </m:oMath>
       <w:r>
         <w:t xml:space="preserve"> </w:t>
@@ -2277,7 +3652,315 @@
         <w:rPr>
           <w:rFonts w:hint="eastAsia"/>
         </w:rPr>
-        <w:t xml:space="preserve">且</w:t>
+        <w:t xml:space="preserve">区间。综合异常分数定义为三类尺度分数的加权融合：</w:t>
+      </w:r>
+    </w:p>
+    <w:p>
+      <w:pPr>
+        <w:pStyle w:val="BodyText"/>
+      </w:pPr>
+      <m:oMathPara>
+        <m:oMathParaPr>
+          <m:jc m:val="center"/>
+        </m:oMathParaPr>
+        <m:oMath>
+          <m:r>
+            <m:t>A</m:t>
+          </m:r>
+          <m:r>
+            <m:rPr>
+              <m:sty m:val="p"/>
+            </m:rPr>
+            <m:t>(</m:t>
+          </m:r>
+          <m:sSub>
+            <m:e>
+              <m:r>
+                <m:t>s</m:t>
+              </m:r>
+            </m:e>
+            <m:sub>
+              <m:r>
+                <m:t>t</m:t>
+              </m:r>
+            </m:sub>
+          </m:sSub>
+          <m:r>
+            <m:rPr>
+              <m:sty m:val="p"/>
+            </m:rPr>
+            <m:t>)</m:t>
+          </m:r>
+          <m:r>
+            <m:rPr>
+              <m:sty m:val="p"/>
+            </m:rPr>
+            <m:t>=</m:t>
+          </m:r>
+          <m:sSub>
+            <m:e>
+              <m:r>
+                <m:t>w</m:t>
+              </m:r>
+            </m:e>
+            <m:sub>
+              <m:r>
+                <m:rPr>
+                  <m:sty m:val="p"/>
+                </m:rPr>
+                <m:t>s</m:t>
+              </m:r>
+            </m:sub>
+          </m:sSub>
+          <m:sSub>
+            <m:e>
+              <m:r>
+                <m:t>A</m:t>
+              </m:r>
+            </m:e>
+            <m:sub>
+              <m:r>
+                <m:rPr>
+                  <m:sty m:val="p"/>
+                </m:rPr>
+                <m:t>s</m:t>
+              </m:r>
+              <m:r>
+                <m:rPr>
+                  <m:sty m:val="p"/>
+                </m:rPr>
+                <m:t>h</m:t>
+              </m:r>
+              <m:r>
+                <m:rPr>
+                  <m:sty m:val="p"/>
+                </m:rPr>
+                <m:t>o</m:t>
+              </m:r>
+              <m:r>
+                <m:rPr>
+                  <m:sty m:val="p"/>
+                </m:rPr>
+                <m:t>r</m:t>
+              </m:r>
+              <m:r>
+                <m:rPr>
+                  <m:sty m:val="p"/>
+                </m:rPr>
+                <m:t>t</m:t>
+              </m:r>
+            </m:sub>
+          </m:sSub>
+          <m:r>
+            <m:rPr>
+              <m:sty m:val="p"/>
+            </m:rPr>
+            <m:t>(</m:t>
+          </m:r>
+          <m:sSub>
+            <m:e>
+              <m:r>
+                <m:t>s</m:t>
+              </m:r>
+            </m:e>
+            <m:sub>
+              <m:r>
+                <m:t>t</m:t>
+              </m:r>
+            </m:sub>
+          </m:sSub>
+          <m:r>
+            <m:rPr>
+              <m:sty m:val="p"/>
+            </m:rPr>
+            <m:t>)</m:t>
+          </m:r>
+          <m:r>
+            <m:rPr>
+              <m:sty m:val="p"/>
+            </m:rPr>
+            <m:t>+</m:t>
+          </m:r>
+          <m:sSub>
+            <m:e>
+              <m:r>
+                <m:t>w</m:t>
+              </m:r>
+            </m:e>
+            <m:sub>
+              <m:r>
+                <m:rPr>
+                  <m:sty m:val="p"/>
+                </m:rPr>
+                <m:t>m</m:t>
+              </m:r>
+            </m:sub>
+          </m:sSub>
+          <m:sSub>
+            <m:e>
+              <m:r>
+                <m:t>A</m:t>
+              </m:r>
+            </m:e>
+            <m:sub>
+              <m:r>
+                <m:rPr>
+                  <m:sty m:val="p"/>
+                </m:rPr>
+                <m:t>m</m:t>
+              </m:r>
+              <m:r>
+                <m:rPr>
+                  <m:sty m:val="p"/>
+                </m:rPr>
+                <m:t>e</m:t>
+              </m:r>
+              <m:r>
+                <m:rPr>
+                  <m:sty m:val="p"/>
+                </m:rPr>
+                <m:t>d</m:t>
+              </m:r>
+              <m:r>
+                <m:rPr>
+                  <m:sty m:val="p"/>
+                </m:rPr>
+                <m:t>i</m:t>
+              </m:r>
+              <m:r>
+                <m:rPr>
+                  <m:sty m:val="p"/>
+                </m:rPr>
+                <m:t>u</m:t>
+              </m:r>
+              <m:r>
+                <m:rPr>
+                  <m:sty m:val="p"/>
+                </m:rPr>
+                <m:t>m</m:t>
+              </m:r>
+            </m:sub>
+          </m:sSub>
+          <m:r>
+            <m:rPr>
+              <m:sty m:val="p"/>
+            </m:rPr>
+            <m:t>(</m:t>
+          </m:r>
+          <m:sSub>
+            <m:e>
+              <m:r>
+                <m:t>s</m:t>
+              </m:r>
+            </m:e>
+            <m:sub>
+              <m:r>
+                <m:t>t</m:t>
+              </m:r>
+            </m:sub>
+          </m:sSub>
+          <m:r>
+            <m:rPr>
+              <m:sty m:val="p"/>
+            </m:rPr>
+            <m:t>)</m:t>
+          </m:r>
+          <m:r>
+            <m:rPr>
+              <m:sty m:val="p"/>
+            </m:rPr>
+            <m:t>+</m:t>
+          </m:r>
+          <m:sSub>
+            <m:e>
+              <m:r>
+                <m:t>w</m:t>
+              </m:r>
+            </m:e>
+            <m:sub>
+              <m:r>
+                <m:rPr>
+                  <m:sty m:val="p"/>
+                </m:rPr>
+                <m:t>l</m:t>
+              </m:r>
+            </m:sub>
+          </m:sSub>
+          <m:sSub>
+            <m:e>
+              <m:r>
+                <m:t>A</m:t>
+              </m:r>
+            </m:e>
+            <m:sub>
+              <m:r>
+                <m:rPr>
+                  <m:sty m:val="p"/>
+                </m:rPr>
+                <m:t>l</m:t>
+              </m:r>
+              <m:r>
+                <m:rPr>
+                  <m:sty m:val="p"/>
+                </m:rPr>
+                <m:t>o</m:t>
+              </m:r>
+              <m:r>
+                <m:rPr>
+                  <m:sty m:val="p"/>
+                </m:rPr>
+                <m:t>n</m:t>
+              </m:r>
+              <m:r>
+                <m:rPr>
+                  <m:sty m:val="p"/>
+                </m:rPr>
+                <m:t>g</m:t>
+              </m:r>
+            </m:sub>
+          </m:sSub>
+          <m:r>
+            <m:rPr>
+              <m:sty m:val="p"/>
+            </m:rPr>
+            <m:t>(</m:t>
+          </m:r>
+          <m:sSub>
+            <m:e>
+              <m:r>
+                <m:t>s</m:t>
+              </m:r>
+            </m:e>
+            <m:sub>
+              <m:r>
+                <m:t>t</m:t>
+              </m:r>
+            </m:sub>
+          </m:sSub>
+          <m:r>
+            <m:rPr>
+              <m:sty m:val="p"/>
+            </m:rPr>
+            <m:t>)</m:t>
+          </m:r>
+          <m:r>
+            <m:rPr>
+              <m:sty m:val="p"/>
+            </m:rPr>
+            <m:t>,</m:t>
+          </m:r>
+        </m:oMath>
+      </m:oMathPara>
+    </w:p>
+    <w:p>
+      <w:pPr>
+        <w:pStyle w:val="FirstParagraph"/>
+      </w:pPr>
+      <w:r>
+        <w:rPr>
+          <w:rFonts w:hint="eastAsia"/>
+        </w:rPr>
+        <w:t xml:space="preserve">其中</w:t>
       </w:r>
       <w:r>
         <w:t xml:space="preserve"> </w:t>
@@ -2302,7 +3985,7 @@
           <m:rPr>
             <m:sty m:val="p"/>
           </m:rPr>
-          <m:t>+</m:t>
+          <m:t>,</m:t>
         </m:r>
         <m:sSub>
           <m:e>
@@ -2323,7 +4006,7 @@
           <m:rPr>
             <m:sty m:val="p"/>
           </m:rPr>
-          <m:t>+</m:t>
+          <m:t>,</m:t>
         </m:r>
         <m:sSub>
           <m:e>
@@ -2344,6 +4027,86 @@
           <m:rPr>
             <m:sty m:val="p"/>
           </m:rPr>
+          <m:t>≥</m:t>
+        </m:r>
+        <m:r>
+          <m:t>0</m:t>
+        </m:r>
+      </m:oMath>
+      <w:r>
+        <w:t xml:space="preserve"> </w:t>
+      </w:r>
+      <w:r>
+        <w:rPr>
+          <w:rFonts w:hint="eastAsia"/>
+        </w:rPr>
+        <w:t xml:space="preserve">且</w:t>
+      </w:r>
+      <w:r>
+        <w:t xml:space="preserve"> </w:t>
+      </w:r>
+      <m:oMath>
+        <m:sSub>
+          <m:e>
+            <m:r>
+              <m:t>w</m:t>
+            </m:r>
+          </m:e>
+          <m:sub>
+            <m:r>
+              <m:rPr>
+                <m:sty m:val="p"/>
+              </m:rPr>
+              <m:t>s</m:t>
+            </m:r>
+          </m:sub>
+        </m:sSub>
+        <m:r>
+          <m:rPr>
+            <m:sty m:val="p"/>
+          </m:rPr>
+          <m:t>+</m:t>
+        </m:r>
+        <m:sSub>
+          <m:e>
+            <m:r>
+              <m:t>w</m:t>
+            </m:r>
+          </m:e>
+          <m:sub>
+            <m:r>
+              <m:rPr>
+                <m:sty m:val="p"/>
+              </m:rPr>
+              <m:t>m</m:t>
+            </m:r>
+          </m:sub>
+        </m:sSub>
+        <m:r>
+          <m:rPr>
+            <m:sty m:val="p"/>
+          </m:rPr>
+          <m:t>+</m:t>
+        </m:r>
+        <m:sSub>
+          <m:e>
+            <m:r>
+              <m:t>w</m:t>
+            </m:r>
+          </m:e>
+          <m:sub>
+            <m:r>
+              <m:rPr>
+                <m:sty m:val="p"/>
+              </m:rPr>
+              <m:t>l</m:t>
+            </m:r>
+          </m:sub>
+        </m:sSub>
+        <m:r>
+          <m:rPr>
+            <m:sty m:val="p"/>
+          </m:rPr>
           <m:t>=</m:t>
         </m:r>
         <m:r>
@@ -2368,7 +4131,7 @@
         <w:rPr>
           <w:rFonts w:hint="eastAsia"/>
         </w:rPr>
-        <w:t xml:space="preserve">将综合异常分数定义为三类尺度分数的融合，主要是为了应对真实建筑</w:t>
+        <w:t xml:space="preserve">采用多尺度融合的原因在于，建筑</w:t>
       </w:r>
       <w:r>
         <w:t xml:space="preserve"> HVAC </w:t>
@@ -2377,18 +4140,7 @@
         <w:rPr>
           <w:rFonts w:hint="eastAsia"/>
         </w:rPr>
-        <w:t xml:space="preserve">系统面临的复杂、多频段非平稳扰动。单一或不完整的时间尺度结构均无法全面反映系统状态的深层时空演变。具体而言，若仅依赖短时分数，门控算法虽对室内人员突发性聚集、设备启停等局部突变具有极高敏感性，但也极易受到传感器高频噪声或正常瞬态波动的干扰，导致异常分数频繁越限，使事件驱动控制退化为高频更新，这不仅违背了按需控制的初衷，更会加剧执行机构的机械磨损。相反，若仅依赖长时分数，系统判定标准的演变将过于迟缓，虽然能建立稳健的历史参考基准，却会抹杀对短期突发负荷的灵敏感知，导致系统在面对突发热扰动时响应严重滞后。</w:t>
-      </w:r>
-    </w:p>
-    <w:p>
-      <w:pPr>
-        <w:pStyle w:val="BodyText"/>
-      </w:pPr>
-      <w:r>
-        <w:rPr>
-          <w:rFonts w:hint="eastAsia"/>
-        </w:rPr>
-        <w:t xml:space="preserve">进一步地，若仅结合短时与中时分数，虽然能过滤部分瞬态噪声并表征日内典型负荷波动，却难以捕捉由季节更替、设备长期老化或结构热阻漂移引起的慢变演进。这种缺乏长期参考基准的局部评估手段极易引发对缓慢漂移的失察，导致控制性能潜移默化地衰减。综上所述，本文构建的多尺度加权分数结构通过短时分数敏锐捕捉突发环境扰动，利用中时分数适应并平滑周期性的日内规律特征，同时依靠长时分数稳健确立系统的长期运行基线。三者在不同时间域上的功能互补，使得流式门控机制能够在一个统一的框架内，实现对多变建筑工况下多频段异质扰动的全面与自适应感知。</w:t>
+        <w:t xml:space="preserve">系统通常同时受到短时扰动、日内周期变化和长期慢变漂移的共同影响。若仅依赖短时分数，门控机制虽能快速响应人员聚集、设备启停等局部突变，但更容易受到传感器高频噪声或正常瞬态波动的干扰，进而导致触发频率偏高。若仅依赖长时分数，虽然能够提供更稳健的历史参考基线，但对突发热扰动的响应可能不足。若仅结合短时与中时分数，则难以刻画季节更替、设备老化或结构热阻漂移引起的慢变过程。基于此，本文通过短、中、长三个时间尺度的加权融合，同时兼顾突发扰动感知、周期规律表征与长期基线跟踪，从而提高门控机制在非平稳场景下的适应性与鲁棒性。</w:t>
       </w:r>
     </w:p>
     <w:bookmarkEnd w:id="14"/>
@@ -2489,7 +4241,7 @@
         <m:sSub>
           <m:e>
             <m:r>
-              <m:t>z</m:t>
+              <m:t>s</m:t>
             </m:r>
           </m:e>
           <m:sub>
@@ -2552,7 +4304,7 @@
         <m:sSub>
           <m:e>
             <m:r>
-              <m:t>z</m:t>
+              <m:t>s</m:t>
             </m:r>
           </m:e>
           <m:sub>
@@ -2578,7 +4330,7 @@
         <w:rPr>
           <w:rFonts w:hint="eastAsia"/>
         </w:rPr>
-        <w:t xml:space="preserve">。相较于易受异常离群点影响的传统均值和标准差，本模块优先提取反映非参数分布特性的稳健分位数阈值与鲁棒统计阈值：</w:t>
+        <w:t xml:space="preserve">。阈值估计的核心目标是在含噪非平稳流式数据中持续提取稳定且可迁移的判别基线。相较于易受异常离群点影响的传统均值和标准差，本模块优先提取反映非参数分布特性的稳健分位数阈值与鲁棒统计阈值：</w:t>
       </w:r>
     </w:p>
     <w:p>
@@ -2897,7 +4649,7 @@
                 </m:dPr>
                 <m:e>
                   <m:r>
-                    <m:t>A</m:t>
+                    <m:t>a</m:t>
                   </m:r>
                   <m:r>
                     <m:rPr>
@@ -2953,7 +4705,7 @@
             <m:t> </m:t>
           </m:r>
           <m:r>
-            <m:t>A</m:t>
+            <m:t>a</m:t>
           </m:r>
           <m:r>
             <m:rPr>
@@ -3121,7 +4873,27 @@
         <w:rPr>
           <w:rFonts w:hint="eastAsia"/>
         </w:rPr>
-        <w:t xml:space="preserve">为保证渐近无偏估计的分布一致性常数。局部候选阈值由二者加权融合得到：</w:t>
+        <w:t xml:space="preserve">为保证渐近无偏估计的分布一致性常数。上述构造的理论依据在于：分位数估计主要提供阈值位置的鲁棒锚点，而</w:t>
+      </w:r>
+      <w:r>
+        <w:t xml:space="preserve"> </w:t>
+      </w:r>
+      <m:oMath>
+        <m:r>
+          <m:rPr>
+            <m:sty m:val="p"/>
+          </m:rPr>
+          <m:t>MAD</m:t>
+        </m:r>
+      </m:oMath>
+      <w:r>
+        <w:t xml:space="preserve"> </w:t>
+      </w:r>
+      <w:r>
+        <w:rPr>
+          <w:rFonts w:hint="eastAsia"/>
+        </w:rPr>
+        <w:t xml:space="preserve">提供尺度层面的鲁棒校正，两者融合可同时约束位置漂移与尺度膨胀带来的阈值失真。基于此，局部候选阈值由二者加权融合得到：</w:t>
       </w:r>
     </w:p>
     <w:p>
@@ -3383,7 +5155,53 @@
         <w:rPr>
           <w:rFonts w:hint="eastAsia"/>
         </w:rPr>
-        <w:t xml:space="preserve">为加权系数。考虑到单步工况跳变可能带来的高频瞬态波动，系统不直接采纳单次候选值，而是引入一阶离散低通滤波对其进行局部平滑：</w:t>
+        <w:t xml:space="preserve">为加权系数。该系数本质上控制分位数主导与尺度修正主导之间的权衡：</w:t>
+      </w:r>
+      <m:oMath>
+        <m:sSub>
+          <m:e>
+            <m:r>
+              <m:t>ω</m:t>
+            </m:r>
+          </m:e>
+          <m:sub>
+            <m:r>
+              <m:t>q</m:t>
+            </m:r>
+          </m:sub>
+        </m:sSub>
+      </m:oMath>
+      <w:r>
+        <w:t xml:space="preserve"> </w:t>
+      </w:r>
+      <w:r>
+        <w:rPr>
+          <w:rFonts w:hint="eastAsia"/>
+        </w:rPr>
+        <w:t xml:space="preserve">增大时阈值更侧重位置稳健性，</w:t>
+      </w:r>
+      <m:oMath>
+        <m:sSub>
+          <m:e>
+            <m:r>
+              <m:t>ω</m:t>
+            </m:r>
+          </m:e>
+          <m:sub>
+            <m:r>
+              <m:t>q</m:t>
+            </m:r>
+          </m:sub>
+        </m:sSub>
+      </m:oMath>
+      <w:r>
+        <w:t xml:space="preserve"> </w:t>
+      </w:r>
+      <w:r>
+        <w:rPr>
+          <w:rFonts w:hint="eastAsia"/>
+        </w:rPr>
+        <w:t xml:space="preserve">减小时阈值更敏感于离散程度变化。考虑到单步工况跳变可能带来的高频瞬态波动，系统不直接采纳单次候选值，而是引入一阶离散低通滤波对其进行局部平滑：</w:t>
       </w:r>
     </w:p>
     <w:p>
@@ -3777,7 +5595,113 @@
         <w:rPr>
           <w:rFonts w:hint="eastAsia"/>
         </w:rPr>
-        <w:t xml:space="preserve">能够在抑制短时噪声震荡的同时，使快变阈值保持对工况模式切换的机动追踪。在局部阈值基础上，全局阈值作为历史稳态参考面，通过更强的迟滞效应进行指数移动跟踪：</w:t>
+        <w:t xml:space="preserve">能够在抑制短时噪声震荡的同时，使快变阈值保持对工况模式切换的快速跟踪。较大的</w:t>
+      </w:r>
+      <w:r>
+        <w:t xml:space="preserve"> </w:t>
+      </w:r>
+      <m:oMath>
+        <m:sSub>
+          <m:e>
+            <m:r>
+              <m:t>λ</m:t>
+            </m:r>
+          </m:e>
+          <m:sub>
+            <m:r>
+              <m:rPr>
+                <m:sty m:val="p"/>
+              </m:rPr>
+              <m:t>l</m:t>
+            </m:r>
+            <m:r>
+              <m:rPr>
+                <m:sty m:val="p"/>
+              </m:rPr>
+              <m:t>o</m:t>
+            </m:r>
+            <m:r>
+              <m:rPr>
+                <m:sty m:val="p"/>
+              </m:rPr>
+              <m:t>c</m:t>
+            </m:r>
+            <m:r>
+              <m:rPr>
+                <m:sty m:val="p"/>
+              </m:rPr>
+              <m:t>a</m:t>
+            </m:r>
+            <m:r>
+              <m:rPr>
+                <m:sty m:val="p"/>
+              </m:rPr>
+              <m:t>l</m:t>
+            </m:r>
+          </m:sub>
+        </m:sSub>
+      </m:oMath>
+      <w:r>
+        <w:t xml:space="preserve"> </w:t>
+      </w:r>
+      <w:r>
+        <w:rPr>
+          <w:rFonts w:hint="eastAsia"/>
+        </w:rPr>
+        <w:t xml:space="preserve">对新样本赋予更高权重，有利于缩短阈值跟踪时滞；较小的</w:t>
+      </w:r>
+      <w:r>
+        <w:t xml:space="preserve"> </w:t>
+      </w:r>
+      <m:oMath>
+        <m:sSub>
+          <m:e>
+            <m:r>
+              <m:t>λ</m:t>
+            </m:r>
+          </m:e>
+          <m:sub>
+            <m:r>
+              <m:rPr>
+                <m:sty m:val="p"/>
+              </m:rPr>
+              <m:t>l</m:t>
+            </m:r>
+            <m:r>
+              <m:rPr>
+                <m:sty m:val="p"/>
+              </m:rPr>
+              <m:t>o</m:t>
+            </m:r>
+            <m:r>
+              <m:rPr>
+                <m:sty m:val="p"/>
+              </m:rPr>
+              <m:t>c</m:t>
+            </m:r>
+            <m:r>
+              <m:rPr>
+                <m:sty m:val="p"/>
+              </m:rPr>
+              <m:t>a</m:t>
+            </m:r>
+            <m:r>
+              <m:rPr>
+                <m:sty m:val="p"/>
+              </m:rPr>
+              <m:t>l</m:t>
+            </m:r>
+          </m:sub>
+        </m:sSub>
+      </m:oMath>
+      <w:r>
+        <w:t xml:space="preserve"> </w:t>
+      </w:r>
+      <w:r>
+        <w:rPr>
+          <w:rFonts w:hint="eastAsia"/>
+        </w:rPr>
+        <w:t xml:space="preserve">则可增强对短时脉冲噪声的抑制能力。由此，局部阈值承担快速适配当前工况的功能。在局部阈值基础上，全局阈值作为历史稳态参考面，通过更强的迟滞效应进行指数移动跟踪：</w:t>
       </w:r>
     </w:p>
     <w:p>
@@ -4129,7 +6053,7 @@
         <w:rPr>
           <w:rFonts w:hint="eastAsia"/>
         </w:rPr>
-        <w:t xml:space="preserve">，赋予全局阈值显著的迟滞平滑特性。这种级联延迟设计使其能够在局部特征随工况剧变时充当平滑缓冲，从而稳定跟踪由长期设备老化带来的系统深层演变趋势。</w:t>
+        <w:t xml:space="preserve">，赋予全局阈值显著的迟滞平滑特性。这种双时间常数级联设计使其在局部特征随工况剧变时充当平滑缓冲，从而稳定跟踪由长期设备老化与季节迁移导致的系统深层演变趋势，并降低阈值被短时异常片段牵引的风险。</w:t>
       </w:r>
     </w:p>
     <w:p>
@@ -4177,9 +6101,45 @@
             </m:rPr>
             <m:t>=</m:t>
           </m:r>
-          <m:r>
-            <m:t>α</m:t>
-          </m:r>
+          <m:sSub>
+            <m:e>
+              <m:r>
+                <m:t>α</m:t>
+              </m:r>
+            </m:e>
+            <m:sub>
+              <m:r>
+                <m:rPr>
+                  <m:sty m:val="p"/>
+                </m:rPr>
+                <m:t>l</m:t>
+              </m:r>
+              <m:r>
+                <m:rPr>
+                  <m:sty m:val="p"/>
+                </m:rPr>
+                <m:t>o</m:t>
+              </m:r>
+              <m:r>
+                <m:rPr>
+                  <m:sty m:val="p"/>
+                </m:rPr>
+                <m:t>c</m:t>
+              </m:r>
+              <m:r>
+                <m:rPr>
+                  <m:sty m:val="p"/>
+                </m:rPr>
+                <m:t>a</m:t>
+              </m:r>
+              <m:r>
+                <m:rPr>
+                  <m:sty m:val="p"/>
+                </m:rPr>
+                <m:t>l</m:t>
+              </m:r>
+            </m:sub>
+          </m:sSub>
           <m:sSubSup>
             <m:e>
               <m:r>
@@ -4257,9 +6217,45 @@
             </m:rPr>
             <m:t>−</m:t>
           </m:r>
-          <m:r>
-            <m:t>α</m:t>
-          </m:r>
+          <m:sSub>
+            <m:e>
+              <m:r>
+                <m:t>α</m:t>
+              </m:r>
+            </m:e>
+            <m:sub>
+              <m:r>
+                <m:rPr>
+                  <m:sty m:val="p"/>
+                </m:rPr>
+                <m:t>l</m:t>
+              </m:r>
+              <m:r>
+                <m:rPr>
+                  <m:sty m:val="p"/>
+                </m:rPr>
+                <m:t>o</m:t>
+              </m:r>
+              <m:r>
+                <m:rPr>
+                  <m:sty m:val="p"/>
+                </m:rPr>
+                <m:t>c</m:t>
+              </m:r>
+              <m:r>
+                <m:rPr>
+                  <m:sty m:val="p"/>
+                </m:rPr>
+                <m:t>a</m:t>
+              </m:r>
+              <m:r>
+                <m:rPr>
+                  <m:sty m:val="p"/>
+                </m:rPr>
+                <m:t>l</m:t>
+              </m:r>
+            </m:sub>
+          </m:sSub>
           <m:r>
             <m:rPr>
               <m:sty m:val="p"/>
@@ -4384,15 +6380,51 @@
         <w:rPr>
           <w:rFonts w:hint="eastAsia"/>
         </w:rPr>
-        <w:t xml:space="preserve">其中权重</w:t>
+        <w:t xml:space="preserve">其中，权重</w:t>
       </w:r>
       <w:r>
         <w:t xml:space="preserve"> </w:t>
       </w:r>
       <m:oMath>
-        <m:r>
-          <m:t>α</m:t>
-        </m:r>
+        <m:sSub>
+          <m:e>
+            <m:r>
+              <m:t>α</m:t>
+            </m:r>
+          </m:e>
+          <m:sub>
+            <m:r>
+              <m:rPr>
+                <m:sty m:val="p"/>
+              </m:rPr>
+              <m:t>l</m:t>
+            </m:r>
+            <m:r>
+              <m:rPr>
+                <m:sty m:val="p"/>
+              </m:rPr>
+              <m:t>o</m:t>
+            </m:r>
+            <m:r>
+              <m:rPr>
+                <m:sty m:val="p"/>
+              </m:rPr>
+              <m:t>c</m:t>
+            </m:r>
+            <m:r>
+              <m:rPr>
+                <m:sty m:val="p"/>
+              </m:rPr>
+              <m:t>a</m:t>
+            </m:r>
+            <m:r>
+              <m:rPr>
+                <m:sty m:val="p"/>
+              </m:rPr>
+              <m:t>l</m:t>
+            </m:r>
+          </m:sub>
+        </m:sSub>
         <m:r>
           <m:rPr>
             <m:sty m:val="p"/>
@@ -4431,7 +6463,113 @@
         <w:rPr>
           <w:rFonts w:hint="eastAsia"/>
         </w:rPr>
-        <w:t xml:space="preserve">负责控制感知短期模式与固守全局规律的权衡比例。此外，</w:t>
+        <w:t xml:space="preserve">用于调节局部阈值与全局阈值之间的融合比例。当</w:t>
+      </w:r>
+      <w:r>
+        <w:t xml:space="preserve"> </w:t>
+      </w:r>
+      <m:oMath>
+        <m:sSub>
+          <m:e>
+            <m:r>
+              <m:t>α</m:t>
+            </m:r>
+          </m:e>
+          <m:sub>
+            <m:r>
+              <m:rPr>
+                <m:sty m:val="p"/>
+              </m:rPr>
+              <m:t>l</m:t>
+            </m:r>
+            <m:r>
+              <m:rPr>
+                <m:sty m:val="p"/>
+              </m:rPr>
+              <m:t>o</m:t>
+            </m:r>
+            <m:r>
+              <m:rPr>
+                <m:sty m:val="p"/>
+              </m:rPr>
+              <m:t>c</m:t>
+            </m:r>
+            <m:r>
+              <m:rPr>
+                <m:sty m:val="p"/>
+              </m:rPr>
+              <m:t>a</m:t>
+            </m:r>
+            <m:r>
+              <m:rPr>
+                <m:sty m:val="p"/>
+              </m:rPr>
+              <m:t>l</m:t>
+            </m:r>
+          </m:sub>
+        </m:sSub>
+      </m:oMath>
+      <w:r>
+        <w:t xml:space="preserve"> </w:t>
+      </w:r>
+      <w:r>
+        <w:rPr>
+          <w:rFonts w:hint="eastAsia"/>
+        </w:rPr>
+        <w:t xml:space="preserve">增大时，系统更强调对局部工况变化的快速响应；当</w:t>
+      </w:r>
+      <w:r>
+        <w:t xml:space="preserve"> </w:t>
+      </w:r>
+      <m:oMath>
+        <m:sSub>
+          <m:e>
+            <m:r>
+              <m:t>α</m:t>
+            </m:r>
+          </m:e>
+          <m:sub>
+            <m:r>
+              <m:rPr>
+                <m:sty m:val="p"/>
+              </m:rPr>
+              <m:t>l</m:t>
+            </m:r>
+            <m:r>
+              <m:rPr>
+                <m:sty m:val="p"/>
+              </m:rPr>
+              <m:t>o</m:t>
+            </m:r>
+            <m:r>
+              <m:rPr>
+                <m:sty m:val="p"/>
+              </m:rPr>
+              <m:t>c</m:t>
+            </m:r>
+            <m:r>
+              <m:rPr>
+                <m:sty m:val="p"/>
+              </m:rPr>
+              <m:t>a</m:t>
+            </m:r>
+            <m:r>
+              <m:rPr>
+                <m:sty m:val="p"/>
+              </m:rPr>
+              <m:t>l</m:t>
+            </m:r>
+          </m:sub>
+        </m:sSub>
+      </m:oMath>
+      <w:r>
+        <w:t xml:space="preserve"> </w:t>
+      </w:r>
+      <w:r>
+        <w:rPr>
+          <w:rFonts w:hint="eastAsia"/>
+        </w:rPr>
+        <w:t xml:space="preserve">减小时，系统更强调长期基线的一致性与触发稳定性。此外，</w:t>
       </w:r>
       <m:oMath>
         <m:sSub>
@@ -4475,7 +6613,18 @@
         <w:rPr>
           <w:rFonts w:hint="eastAsia"/>
         </w:rPr>
-        <w:t xml:space="preserve">为稳态容限偏置项。在建筑极度恒定的运行期（如夜间静置空载阶段），系统方差与绝对中位差易过度收敛趋近于零，导致阈值过度收缩。偏置项的引入为系统设定了绝对触发下限，从底层机制上避免了因无波动期阈值过小而导致的高频误触发风险。</w:t>
+        <w:t xml:space="preserve">为稳态容限偏置项。在运行状态高度平稳的阶段（如夜间低负荷时段），系统方差与绝对中位差可能收敛至较小数值，导致阈值过度收缩。引入偏置项可为系统设置绝对触发下限，从而避免因阈值过小而产生高频误触发。</w:t>
+      </w:r>
+    </w:p>
+    <w:p>
+      <w:pPr>
+        <w:pStyle w:val="BodyText"/>
+      </w:pPr>
+      <w:r>
+        <w:rPr>
+          <w:rFonts w:hint="eastAsia"/>
+        </w:rPr>
+        <w:t xml:space="preserve">综上，双层自适应阈值机制并非对单一阈值规则的简单平滑扩展，而是通过鲁棒统计估计、双时间常数更新与结构化融合偏置三重设计，实现了在非平稳场景下对灵敏性、稳定性与抗噪性的协同优化。这一机制为后续事件触发判定提供了可解释且可调的统计基础。</w:t>
       </w:r>
     </w:p>
     <w:bookmarkEnd w:id="15"/>
@@ -4532,6 +6681,58 @@
         <w:rPr>
           <w:rFonts w:hint="eastAsia"/>
         </w:rPr>
+        <w:t xml:space="preserve">与传统固定阈值与单条件越限触发策略不同，本模块采用异常强度判别与时间约束抑振的联合判定形式，其设计目标是在保证关键扰动覆盖率的同时抑制边界附近的抖振触发。前者通过比较</w:t>
+      </w:r>
+      <w:r>
+        <w:t xml:space="preserve"> </w:t>
+      </w:r>
+      <m:oMath>
+        <m:r>
+          <m:t>A</m:t>
+        </m:r>
+        <m:r>
+          <m:rPr>
+            <m:sty m:val="p"/>
+          </m:rPr>
+          <m:t>(</m:t>
+        </m:r>
+        <m:sSub>
+          <m:e>
+            <m:r>
+              <m:t>s</m:t>
+            </m:r>
+          </m:e>
+          <m:sub>
+            <m:r>
+              <m:t>t</m:t>
+            </m:r>
+          </m:sub>
+        </m:sSub>
+        <m:r>
+          <m:rPr>
+            <m:sty m:val="p"/>
+          </m:rPr>
+          <m:t>)</m:t>
+        </m:r>
+      </m:oMath>
+      <w:r>
+        <w:t xml:space="preserve"> </w:t>
+      </w:r>
+      <w:r>
+        <w:rPr>
+          <w:rFonts w:hint="eastAsia"/>
+        </w:rPr>
+        <w:t xml:space="preserve">与自适应阈值实现对当前状态偏离程度的统计检验，后者通过最小触发间隔约束显式控制动作更新频率，避免在短时高频波动期间出现连续触发导致的执行器过度切换。</w:t>
+      </w:r>
+    </w:p>
+    <w:p>
+      <w:pPr>
+        <w:pStyle w:val="BodyText"/>
+      </w:pPr>
+      <w:r>
+        <w:rPr>
+          <w:rFonts w:hint="eastAsia"/>
+        </w:rPr>
         <w:t xml:space="preserve">在每个控制时刻，门控模块接收当前门控特征</w:t>
       </w:r>
       <w:r>
@@ -4541,7 +6742,7 @@
         <m:sSub>
           <m:e>
             <m:r>
-              <m:t>z</m:t>
+              <m:t>s</m:t>
             </m:r>
           </m:e>
           <m:sub>
@@ -4573,7 +6774,7 @@
         <m:sSub>
           <m:e>
             <m:r>
-              <m:t>z</m:t>
+              <m:t>s</m:t>
             </m:r>
           </m:e>
           <m:sub>
@@ -4791,7 +6992,7 @@
           <m:sSub>
             <m:e>
               <m:r>
-                <m:t>z</m:t>
+                <m:t>s</m:t>
               </m:r>
             </m:e>
             <m:sub>
@@ -4839,7 +7040,7 @@
               <m:sSub>
                 <m:e>
                   <m:r>
-                    <m:t>z</m:t>
+                    <m:t>s</m:t>
                   </m:r>
                 </m:e>
                 <m:sub>
@@ -5035,7 +7236,7 @@
         <w:rPr>
           <w:rFonts w:hint="eastAsia"/>
         </w:rPr>
-        <w:t xml:space="preserve">表示将输入值严格约束在</w:t>
+        <w:t xml:space="preserve">表示将输入值约束在</w:t>
       </w:r>
       <w:r>
         <w:t xml:space="preserve"> 0 </w:t>
@@ -5053,7 +7254,7 @@
         <w:rPr>
           <w:rFonts w:hint="eastAsia"/>
         </w:rPr>
-        <w:t xml:space="preserve">之间的截断函数；</w:t>
+        <w:t xml:space="preserve">区间内的截断函数；</w:t>
       </w:r>
       <m:oMath>
         <m:sSub>
@@ -5127,16 +7328,16 @@
         <w:rPr>
           <w:rFonts w:hint="eastAsia"/>
         </w:rPr>
-        <w:t xml:space="preserve">为逻辑指示函数，当括号内条件成立时返回</w:t>
-      </w:r>
-      <w:r>
-        <w:t xml:space="preserve"> </w:t>
-      </w:r>
-      <w:r>
-        <w:rPr>
-          <w:rFonts w:hint="eastAsia"/>
-        </w:rPr>
-        <w:t xml:space="preserve">1，否则返回</w:t>
+        <w:t xml:space="preserve">为逻辑指示函数，当括号内条件成立时取</w:t>
+      </w:r>
+      <w:r>
+        <w:t xml:space="preserve"> </w:t>
+      </w:r>
+      <w:r>
+        <w:rPr>
+          <w:rFonts w:hint="eastAsia"/>
+        </w:rPr>
+        <w:t xml:space="preserve">1，否则取</w:t>
       </w:r>
       <w:r>
         <w:t xml:space="preserve"> </w:t>
@@ -5272,7 +7473,7 @@
         <m:sSub>
           <m:e>
             <m:r>
-              <m:t>z</m:t>
+              <m:t>s</m:t>
             </m:r>
           </m:e>
           <m:sub>
@@ -5358,7 +7559,7 @@
         <m:sSub>
           <m:e>
             <m:r>
-              <m:t>z</m:t>
+              <m:t>s</m:t>
             </m:r>
           </m:e>
           <m:sub>
@@ -5390,7 +7591,35 @@
         <w:rPr>
           <w:rFonts w:hint="eastAsia"/>
         </w:rPr>
-        <w:t xml:space="preserve">表示维持上一时刻控制动作。为表征触发强度，可定义边界距离</w:t>
+        <w:t xml:space="preserve">表示维持上一时刻控制动作。</w:t>
+      </w:r>
+    </w:p>
+    <w:p>
+      <w:pPr>
+        <w:pStyle w:val="BodyText"/>
+      </w:pPr>
+      <w:r>
+        <w:rPr>
+          <w:rFonts w:hint="eastAsia"/>
+        </w:rPr>
+        <w:t xml:space="preserve">为保证门控与控制策略在在线部署中的一致性，模块在每一时刻遵循先判定、后执行、再更新的时序协议：首先使用时刻</w:t>
+      </w:r>
+      <w:r>
+        <w:t xml:space="preserve"> </w:t>
+      </w:r>
+      <m:oMath>
+        <m:r>
+          <m:t>t</m:t>
+        </m:r>
+      </m:oMath>
+      <w:r>
+        <w:t xml:space="preserve"> </w:t>
+      </w:r>
+      <w:r>
+        <w:rPr>
+          <w:rFonts w:hint="eastAsia"/>
+        </w:rPr>
+        <w:t xml:space="preserve">的统计量计算触发结果并决定是否调用策略网络；随后将动作</w:t>
       </w:r>
       <w:r>
         <w:t xml:space="preserve"> </w:t>
@@ -5399,7 +7628,7 @@
         <m:sSub>
           <m:e>
             <m:r>
-              <m:t>δ</m:t>
+              <m:t>u</m:t>
             </m:r>
           </m:e>
           <m:sub>
@@ -5408,18 +7637,20 @@
             </m:r>
           </m:sub>
         </m:sSub>
-        <m:r>
-          <m:rPr>
-            <m:sty m:val="p"/>
-          </m:rPr>
-          <m:t>=</m:t>
-        </m:r>
-        <m:r>
-          <m:rPr>
-            <m:sty m:val="p"/>
-          </m:rPr>
-          <m:t>|</m:t>
-        </m:r>
+      </m:oMath>
+      <w:r>
+        <w:t xml:space="preserve"> </w:t>
+      </w:r>
+      <w:r>
+        <w:rPr>
+          <w:rFonts w:hint="eastAsia"/>
+        </w:rPr>
+        <w:t xml:space="preserve">下发至执行层；最后将</w:t>
+      </w:r>
+      <w:r>
+        <w:t xml:space="preserve"> </w:t>
+      </w:r>
+      <m:oMath>
         <m:r>
           <m:t>A</m:t>
         </m:r>
@@ -5432,7 +7663,7 @@
         <m:sSub>
           <m:e>
             <m:r>
-              <m:t>z</m:t>
+              <m:t>s</m:t>
             </m:r>
           </m:e>
           <m:sub>
@@ -5447,44 +7678,52 @@
           </m:rPr>
           <m:t>)</m:t>
         </m:r>
-        <m:r>
-          <m:rPr>
-            <m:sty m:val="p"/>
-          </m:rPr>
-          <m:t>−</m:t>
-        </m:r>
-        <m:sSubSup>
-          <m:e>
-            <m:r>
-              <m:t>τ</m:t>
-            </m:r>
-          </m:e>
-          <m:sub>
-            <m:r>
-              <m:t>t</m:t>
-            </m:r>
-          </m:sub>
-          <m:sup>
-            <m:r>
-              <m:rPr>
-                <m:sty m:val="p"/>
-              </m:rPr>
-              <m:t>*</m:t>
-            </m:r>
-          </m:sup>
-        </m:sSubSup>
-        <m:r>
-          <m:rPr>
-            <m:sty m:val="p"/>
-          </m:rPr>
-          <m:t>|</m:t>
-        </m:r>
       </m:oMath>
       <w:r>
-        <w:rPr>
-          <w:rFonts w:hint="eastAsia"/>
-        </w:rPr>
-        <w:t xml:space="preserve">，并采用单调映射函数获得触发置信度以用于后续的后验统计分析。</w:t>
+        <w:t xml:space="preserve"> </w:t>
+      </w:r>
+      <w:r>
+        <w:rPr>
+          <w:rFonts w:hint="eastAsia"/>
+        </w:rPr>
+        <w:t xml:space="preserve">与相关统计量写入窗口，用于时刻</w:t>
+      </w:r>
+      <w:r>
+        <w:t xml:space="preserve"> </w:t>
+      </w:r>
+      <m:oMath>
+        <m:r>
+          <m:t>t</m:t>
+        </m:r>
+        <m:r>
+          <m:rPr>
+            <m:sty m:val="p"/>
+          </m:rPr>
+          <m:t>+</m:t>
+        </m:r>
+        <m:r>
+          <m:t>1</m:t>
+        </m:r>
+      </m:oMath>
+      <w:r>
+        <w:t xml:space="preserve"> </w:t>
+      </w:r>
+      <w:r>
+        <w:rPr>
+          <w:rFonts w:hint="eastAsia"/>
+        </w:rPr>
+        <w:t xml:space="preserve">的阈值更新。该协议可避免同一步内先更新阈值再判定导致的判据前视偏差，确保门控逻辑满足严格因果性。</w:t>
+      </w:r>
+    </w:p>
+    <w:p>
+      <w:pPr>
+        <w:pStyle w:val="BodyText"/>
+      </w:pPr>
+      <w:r>
+        <w:rPr>
+          <w:rFonts w:hint="eastAsia"/>
+        </w:rPr>
+        <w:t xml:space="preserve">从工程部署角度看，该门控模块的额外开销主要来自标量统计更新与一次二值逻辑判定，不引入额外的大规模神经网络推理。在非触发时段，系统仅执行轻量级统计运算并保持上一控制指令，因此整体计算负载与动作切换频率可随触发率下降而同步降低。这一性质使其适用于边缘侧长期在线运行场景，并为后续实验中的触发率、动作压缩比与性能保持率分析提供机制层解释。</w:t>
       </w:r>
     </w:p>
     <w:p>
@@ -5579,7 +7818,7 @@
         <m:sSub>
           <m:e>
             <m:r>
-              <m:t>z</m:t>
+              <m:t>s</m:t>
             </m:r>
           </m:e>
           <m:sub>
@@ -5668,7 +7907,7 @@
         <m:sSub>
           <m:e>
             <m:r>
-              <m:t>z</m:t>
+              <m:t>s</m:t>
             </m:r>
           </m:e>
           <m:sub>
@@ -5729,7 +7968,41 @@
         <w:rPr>
           <w:rFonts w:hint="eastAsia"/>
         </w:rPr>
-        <w:t xml:space="preserve">Q-Network）智能体。全局强化学习控制器在触发时刻接收系统完整状态信息，并以最小化能源消耗以及降低设备磨损为导向构建综合奖励函数，从而输出高层优化设定值（如冷冻水供水温度优化目标）。同时，该模块采用分层执行策略将高层无模型优化决策与底层实际设备的物理安全约束解耦，确保生成的动作在实际部署中的可行性与安全性。</w:t>
+        <w:t xml:space="preserve">Q-Network）智能体。全局强化学习控制器在触发时刻接收状态向量</w:t>
+      </w:r>
+      <w:r>
+        <w:t xml:space="preserve"> </w:t>
+      </w:r>
+      <m:oMath>
+        <m:sSub>
+          <m:e>
+            <m:r>
+              <m:t>s</m:t>
+            </m:r>
+          </m:e>
+          <m:sub>
+            <m:r>
+              <m:t>t</m:t>
+            </m:r>
+          </m:sub>
+        </m:sSub>
+      </m:oMath>
+      <w:r>
+        <w:rPr>
+          <w:rFonts w:hint="eastAsia"/>
+        </w:rPr>
+        <w:t xml:space="preserve">，并以降低能耗与保持温控性能为目标构建综合奖励函数，从而输出高层优化设定值（如冷冻水供水温度设定点）。同时，该模块采用分层执行策略，将高层无模型优化决策与底层设备的物理安全约束解耦，以保证生成动作在实际部署中的可行性与安全性。</w:t>
+      </w:r>
+    </w:p>
+    <w:p>
+      <w:pPr>
+        <w:pStyle w:val="BodyText"/>
+      </w:pPr>
+      <w:r>
+        <w:rPr>
+          <w:rFonts w:hint="eastAsia"/>
+        </w:rPr>
+        <w:t xml:space="preserve">需要说明的是，事件门控机制主要作用于在线执行阶段，而策略学习阶段仍采用固定步长的标准交互范式。这样设计是为了避免仅在触发时采样，使经验分布过度偏向突发工况，从而影响价值函数在平稳工况下的估计一致性。通过将训练阶段的固定步长交互与部署阶段的事件触发执行相分离，策略网络能够在训练期间充分覆盖状态-动作空间，并在部署时借助门控机制实现动作更新稀疏化与计算负载压缩。</w:t>
       </w:r>
     </w:p>
     <w:bookmarkStart w:id="18" w:name="Xb3838e305cdd4c33b91aa31a174290f18fb8449"/>
@@ -6018,33 +8291,7 @@
         <w:rPr>
           <w:rFonts w:hint="eastAsia"/>
         </w:rPr>
-        <w:t xml:space="preserve">与前文所述的门控输入特征</w:t>
-      </w:r>
-      <w:r>
-        <w:t xml:space="preserve"> </w:t>
-      </w:r>
-      <m:oMath>
-        <m:sSub>
-          <m:e>
-            <m:r>
-              <m:t>z</m:t>
-            </m:r>
-          </m:e>
-          <m:sub>
-            <m:r>
-              <m:t>t</m:t>
-            </m:r>
-          </m:sub>
-        </m:sSub>
-      </m:oMath>
-      <w:r>
-        <w:t xml:space="preserve"> </w:t>
-      </w:r>
-      <w:r>
-        <w:rPr>
-          <w:rFonts w:hint="eastAsia"/>
-        </w:rPr>
-        <w:t xml:space="preserve">在物理信息层面上保持严格一致，包含当前冷负荷</w:t>
+        <w:t xml:space="preserve">与前文所述的门控输入特征在物理信息层面上保持严格一致，包含当前冷负荷</w:t>
       </w:r>
       <w:r>
         <w:t xml:space="preserve"> </w:t>
@@ -6390,43 +8637,31 @@
                 <m:rPr>
                   <m:sty m:val="p"/>
                 </m:rPr>
+                <m:t>t</m:t>
+              </m:r>
+              <m:r>
+                <m:rPr>
+                  <m:sty m:val="p"/>
+                </m:rPr>
+                <m:t>r</m:t>
+              </m:r>
+              <m:r>
+                <m:rPr>
+                  <m:sty m:val="p"/>
+                </m:rPr>
+                <m:t>a</m:t>
+              </m:r>
+              <m:r>
+                <m:rPr>
+                  <m:sty m:val="p"/>
+                </m:rPr>
                 <m:t>c</m:t>
               </m:r>
               <m:r>
                 <m:rPr>
                   <m:sty m:val="p"/>
                 </m:rPr>
-                <m:t>o</m:t>
-              </m:r>
-              <m:r>
-                <m:rPr>
-                  <m:sty m:val="p"/>
-                </m:rPr>
-                <m:t>m</m:t>
-              </m:r>
-              <m:r>
-                <m:rPr>
-                  <m:sty m:val="p"/>
-                </m:rPr>
-                <m:t>f</m:t>
-              </m:r>
-              <m:r>
-                <m:rPr>
-                  <m:sty m:val="p"/>
-                </m:rPr>
-                <m:t>o</m:t>
-              </m:r>
-              <m:r>
-                <m:rPr>
-                  <m:sty m:val="p"/>
-                </m:rPr>
-                <m:t>r</m:t>
-              </m:r>
-              <m:r>
-                <m:rPr>
-                  <m:sty m:val="p"/>
-                </m:rPr>
-                <m:t>t</m:t>
+                <m:t>k</m:t>
               </m:r>
             </m:sup>
           </m:sSubSup>
@@ -6756,7 +8991,7 @@
         <w:rPr>
           <w:rFonts w:hint="eastAsia"/>
         </w:rPr>
-        <w:t xml:space="preserve">为额定参考功率。舒适度项采用高斯径向基形式进行连续平滑评估：</w:t>
+        <w:t xml:space="preserve">为额定参考功率。温控跟踪项采用高斯径向基形式进行连续平滑评估：</w:t>
       </w:r>
     </w:p>
     <w:p>
@@ -6784,43 +9019,31 @@
                 <m:rPr>
                   <m:sty m:val="p"/>
                 </m:rPr>
+                <m:t>t</m:t>
+              </m:r>
+              <m:r>
+                <m:rPr>
+                  <m:sty m:val="p"/>
+                </m:rPr>
+                <m:t>r</m:t>
+              </m:r>
+              <m:r>
+                <m:rPr>
+                  <m:sty m:val="p"/>
+                </m:rPr>
+                <m:t>a</m:t>
+              </m:r>
+              <m:r>
+                <m:rPr>
+                  <m:sty m:val="p"/>
+                </m:rPr>
                 <m:t>c</m:t>
               </m:r>
               <m:r>
                 <m:rPr>
                   <m:sty m:val="p"/>
                 </m:rPr>
-                <m:t>o</m:t>
-              </m:r>
-              <m:r>
-                <m:rPr>
-                  <m:sty m:val="p"/>
-                </m:rPr>
-                <m:t>m</m:t>
-              </m:r>
-              <m:r>
-                <m:rPr>
-                  <m:sty m:val="p"/>
-                </m:rPr>
-                <m:t>f</m:t>
-              </m:r>
-              <m:r>
-                <m:rPr>
-                  <m:sty m:val="p"/>
-                </m:rPr>
-                <m:t>o</m:t>
-              </m:r>
-              <m:r>
-                <m:rPr>
-                  <m:sty m:val="p"/>
-                </m:rPr>
-                <m:t>r</m:t>
-              </m:r>
-              <m:r>
-                <m:rPr>
-                  <m:sty m:val="p"/>
-                </m:rPr>
-                <m:t>t</m:t>
+                <m:t>k</m:t>
               </m:r>
             </m:sup>
           </m:sSubSup>
@@ -7038,7 +9261,7 @@
         <w:rPr>
           <w:rFonts w:hint="eastAsia"/>
         </w:rPr>
-        <w:t xml:space="preserve">为舒适度敏感度参数。该奖励设计在节能目标与温控约束之间提供了平滑的权衡信号。</w:t>
+        <w:t xml:space="preserve">为温控跟踪敏感度参数。该奖励设计在节能目标与设定点跟踪约束之间提供了平滑的权衡信号。</w:t>
       </w:r>
     </w:p>
     <w:bookmarkEnd w:id="18"/>
@@ -7083,7 +9306,634 @@
         <w:rPr>
           <w:rFonts w:hint="eastAsia"/>
         </w:rPr>
-        <w:t xml:space="preserve">主体网络，以降低边缘部署场景下的推理延迟与存储开销。在算法实现层面，训练阶段遵循标准强化学习的逐步交互流程，即智能体在每个时间步依次执行动作选择、环境步进、经验回放写入与网络参数更新。此外，第</w:t>
+        <w:t xml:space="preserve">主体网络，以降低边缘部署场景下的推理延迟与存储开销。在算法实现层面，训练阶段遵循标准</w:t>
+      </w:r>
+      <w:r>
+        <w:t xml:space="preserve"> DQN </w:t>
+      </w:r>
+      <w:r>
+        <w:rPr>
+          <w:rFonts w:hint="eastAsia"/>
+        </w:rPr>
+        <w:t xml:space="preserve">的逐步交互流程：智能体在每个时间步执行动作选择、环境步进、经验回放写入与网络参数更新。其一步时序差分目标可写为：</w:t>
+      </w:r>
+    </w:p>
+    <w:p>
+      <w:pPr>
+        <w:pStyle w:val="BodyText"/>
+      </w:pPr>
+      <m:oMathPara>
+        <m:oMathParaPr>
+          <m:jc m:val="center"/>
+        </m:oMathParaPr>
+        <m:oMath>
+          <m:sSub>
+            <m:e>
+              <m:r>
+                <m:t>y</m:t>
+              </m:r>
+            </m:e>
+            <m:sub>
+              <m:r>
+                <m:t>t</m:t>
+              </m:r>
+            </m:sub>
+          </m:sSub>
+          <m:r>
+            <m:rPr>
+              <m:sty m:val="p"/>
+            </m:rPr>
+            <m:t>=</m:t>
+          </m:r>
+          <m:sSub>
+            <m:e>
+              <m:r>
+                <m:t>r</m:t>
+              </m:r>
+            </m:e>
+            <m:sub>
+              <m:r>
+                <m:t>t</m:t>
+              </m:r>
+            </m:sub>
+          </m:sSub>
+          <m:r>
+            <m:rPr>
+              <m:sty m:val="p"/>
+            </m:rPr>
+            <m:t>+</m:t>
+          </m:r>
+          <m:r>
+            <m:t>γ</m:t>
+          </m:r>
+          <m:r>
+            <m:rPr>
+              <m:sty m:val="p"/>
+            </m:rPr>
+            <m:t>(</m:t>
+          </m:r>
+          <m:r>
+            <m:t>1</m:t>
+          </m:r>
+          <m:r>
+            <m:rPr>
+              <m:sty m:val="p"/>
+            </m:rPr>
+            <m:t>−</m:t>
+          </m:r>
+          <m:sSub>
+            <m:e>
+              <m:r>
+                <m:t>d</m:t>
+              </m:r>
+            </m:e>
+            <m:sub>
+              <m:r>
+                <m:t>t</m:t>
+              </m:r>
+            </m:sub>
+          </m:sSub>
+          <m:r>
+            <m:rPr>
+              <m:sty m:val="p"/>
+            </m:rPr>
+            <m:t>)</m:t>
+          </m:r>
+          <m:limLow>
+            <m:e>
+              <m:r>
+                <m:rPr>
+                  <m:sty m:val="p"/>
+                </m:rPr>
+                <m:t>max</m:t>
+              </m:r>
+            </m:e>
+            <m:lim>
+              <m:sSup>
+                <m:e>
+                  <m:r>
+                    <m:t>a</m:t>
+                  </m:r>
+                </m:e>
+                <m:sup>
+                  <m:r>
+                    <m:rPr>
+                      <m:sty m:val="p"/>
+                    </m:rPr>
+                    <m:t>′</m:t>
+                  </m:r>
+                </m:sup>
+              </m:sSup>
+              <m:r>
+                <m:rPr>
+                  <m:sty m:val="p"/>
+                </m:rPr>
+                <m:t>∈</m:t>
+              </m:r>
+              <m:r>
+                <m:rPr>
+                  <m:scr m:val="script"/>
+                  <m:sty m:val="p"/>
+                </m:rPr>
+                <m:t>A</m:t>
+              </m:r>
+            </m:lim>
+          </m:limLow>
+          <m:sSub>
+            <m:e>
+              <m:r>
+                <m:t>Q</m:t>
+              </m:r>
+            </m:e>
+            <m:sub>
+              <m:sSup>
+                <m:e>
+                  <m:r>
+                    <m:t>θ</m:t>
+                  </m:r>
+                </m:e>
+                <m:sup>
+                  <m:r>
+                    <m:rPr>
+                      <m:sty m:val="p"/>
+                    </m:rPr>
+                    <m:t>−</m:t>
+                  </m:r>
+                </m:sup>
+              </m:sSup>
+            </m:sub>
+          </m:sSub>
+          <m:r>
+            <m:rPr>
+              <m:sty m:val="p"/>
+            </m:rPr>
+            <m:t>(</m:t>
+          </m:r>
+          <m:sSub>
+            <m:e>
+              <m:r>
+                <m:t>s</m:t>
+              </m:r>
+            </m:e>
+            <m:sub>
+              <m:r>
+                <m:t>t</m:t>
+              </m:r>
+              <m:r>
+                <m:rPr>
+                  <m:sty m:val="p"/>
+                </m:rPr>
+                <m:t>+</m:t>
+              </m:r>
+              <m:r>
+                <m:t>1</m:t>
+              </m:r>
+            </m:sub>
+          </m:sSub>
+          <m:r>
+            <m:rPr>
+              <m:sty m:val="p"/>
+            </m:rPr>
+            <m:t>,</m:t>
+          </m:r>
+          <m:sSup>
+            <m:e>
+              <m:r>
+                <m:t>a</m:t>
+              </m:r>
+            </m:e>
+            <m:sup>
+              <m:r>
+                <m:rPr>
+                  <m:sty m:val="p"/>
+                </m:rPr>
+                <m:t>′</m:t>
+              </m:r>
+            </m:sup>
+          </m:sSup>
+          <m:r>
+            <m:rPr>
+              <m:sty m:val="p"/>
+            </m:rPr>
+            <m:t>)</m:t>
+          </m:r>
+          <m:r>
+            <m:rPr>
+              <m:sty m:val="p"/>
+            </m:rPr>
+            <m:t>,</m:t>
+          </m:r>
+        </m:oMath>
+      </m:oMathPara>
+    </w:p>
+    <w:p>
+      <w:pPr>
+        <w:pStyle w:val="FirstParagraph"/>
+      </w:pPr>
+      <w:r>
+        <w:rPr>
+          <w:rFonts w:hint="eastAsia"/>
+        </w:rPr>
+        <w:t xml:space="preserve">其中</w:t>
+      </w:r>
+      <w:r>
+        <w:t xml:space="preserve"> </w:t>
+      </w:r>
+      <m:oMath>
+        <m:r>
+          <m:t>θ</m:t>
+        </m:r>
+      </m:oMath>
+      <w:r>
+        <w:t xml:space="preserve"> </w:t>
+      </w:r>
+      <w:r>
+        <w:rPr>
+          <w:rFonts w:hint="eastAsia"/>
+        </w:rPr>
+        <w:t xml:space="preserve">为在线网络参数，</w:t>
+      </w:r>
+      <m:oMath>
+        <m:sSup>
+          <m:e>
+            <m:r>
+              <m:t>θ</m:t>
+            </m:r>
+          </m:e>
+          <m:sup>
+            <m:r>
+              <m:rPr>
+                <m:sty m:val="p"/>
+              </m:rPr>
+              <m:t>−</m:t>
+            </m:r>
+          </m:sup>
+        </m:sSup>
+      </m:oMath>
+      <w:r>
+        <w:t xml:space="preserve"> </w:t>
+      </w:r>
+      <w:r>
+        <w:rPr>
+          <w:rFonts w:hint="eastAsia"/>
+        </w:rPr>
+        <w:t xml:space="preserve">为目标网络参数，</w:t>
+      </w:r>
+      <m:oMath>
+        <m:sSub>
+          <m:e>
+            <m:r>
+              <m:t>d</m:t>
+            </m:r>
+          </m:e>
+          <m:sub>
+            <m:r>
+              <m:t>t</m:t>
+            </m:r>
+          </m:sub>
+        </m:sSub>
+        <m:r>
+          <m:rPr>
+            <m:sty m:val="p"/>
+          </m:rPr>
+          <m:t>∈</m:t>
+        </m:r>
+        <m:r>
+          <m:rPr>
+            <m:sty m:val="p"/>
+          </m:rPr>
+          <m:t>{</m:t>
+        </m:r>
+        <m:r>
+          <m:t>0</m:t>
+        </m:r>
+        <m:r>
+          <m:rPr>
+            <m:sty m:val="p"/>
+          </m:rPr>
+          <m:t>,</m:t>
+        </m:r>
+        <m:r>
+          <m:t>1</m:t>
+        </m:r>
+        <m:r>
+          <m:rPr>
+            <m:sty m:val="p"/>
+          </m:rPr>
+          <m:t>}</m:t>
+        </m:r>
+      </m:oMath>
+      <w:r>
+        <w:t xml:space="preserve"> </w:t>
+      </w:r>
+      <w:r>
+        <w:rPr>
+          <w:rFonts w:hint="eastAsia"/>
+        </w:rPr>
+        <w:t xml:space="preserve">为终止标记。网络优化采用均方误差损失：</w:t>
+      </w:r>
+    </w:p>
+    <w:p>
+      <w:pPr>
+        <w:pStyle w:val="BodyText"/>
+      </w:pPr>
+      <m:oMathPara>
+        <m:oMathParaPr>
+          <m:jc m:val="center"/>
+        </m:oMathParaPr>
+        <m:oMath>
+          <m:r>
+            <m:rPr>
+              <m:scr m:val="script"/>
+              <m:sty m:val="p"/>
+            </m:rPr>
+            <m:t>L</m:t>
+          </m:r>
+          <m:r>
+            <m:rPr>
+              <m:sty m:val="p"/>
+            </m:rPr>
+            <m:t>(</m:t>
+          </m:r>
+          <m:r>
+            <m:t>θ</m:t>
+          </m:r>
+          <m:r>
+            <m:rPr>
+              <m:sty m:val="p"/>
+            </m:rPr>
+            <m:t>)</m:t>
+          </m:r>
+          <m:r>
+            <m:rPr>
+              <m:sty m:val="p"/>
+            </m:rPr>
+            <m:t>=</m:t>
+          </m:r>
+          <m:sSub>
+            <m:e>
+              <m:r>
+                <m:rPr>
+                  <m:scr m:val="double-struck"/>
+                  <m:sty m:val="p"/>
+                </m:rPr>
+                <m:t>E</m:t>
+              </m:r>
+            </m:e>
+            <m:sub>
+              <m:r>
+                <m:rPr>
+                  <m:sty m:val="p"/>
+                </m:rPr>
+                <m:t>(</m:t>
+              </m:r>
+              <m:sSub>
+                <m:e>
+                  <m:r>
+                    <m:t>s</m:t>
+                  </m:r>
+                </m:e>
+                <m:sub>
+                  <m:r>
+                    <m:t>t</m:t>
+                  </m:r>
+                </m:sub>
+              </m:sSub>
+              <m:r>
+                <m:rPr>
+                  <m:sty m:val="p"/>
+                </m:rPr>
+                <m:t>,</m:t>
+              </m:r>
+              <m:sSub>
+                <m:e>
+                  <m:r>
+                    <m:t>a</m:t>
+                  </m:r>
+                </m:e>
+                <m:sub>
+                  <m:r>
+                    <m:t>t</m:t>
+                  </m:r>
+                </m:sub>
+              </m:sSub>
+              <m:r>
+                <m:rPr>
+                  <m:sty m:val="p"/>
+                </m:rPr>
+                <m:t>,</m:t>
+              </m:r>
+              <m:sSub>
+                <m:e>
+                  <m:r>
+                    <m:t>r</m:t>
+                  </m:r>
+                </m:e>
+                <m:sub>
+                  <m:r>
+                    <m:t>t</m:t>
+                  </m:r>
+                </m:sub>
+              </m:sSub>
+              <m:r>
+                <m:rPr>
+                  <m:sty m:val="p"/>
+                </m:rPr>
+                <m:t>,</m:t>
+              </m:r>
+              <m:sSub>
+                <m:e>
+                  <m:r>
+                    <m:t>s</m:t>
+                  </m:r>
+                </m:e>
+                <m:sub>
+                  <m:r>
+                    <m:t>t</m:t>
+                  </m:r>
+                  <m:r>
+                    <m:rPr>
+                      <m:sty m:val="p"/>
+                    </m:rPr>
+                    <m:t>+</m:t>
+                  </m:r>
+                  <m:r>
+                    <m:t>1</m:t>
+                  </m:r>
+                </m:sub>
+              </m:sSub>
+              <m:r>
+                <m:rPr>
+                  <m:sty m:val="p"/>
+                </m:rPr>
+                <m:t>)</m:t>
+              </m:r>
+              <m:r>
+                <m:rPr>
+                  <m:sty m:val="p"/>
+                </m:rPr>
+                <m:t>∼</m:t>
+              </m:r>
+              <m:r>
+                <m:rPr>
+                  <m:scr m:val="script"/>
+                  <m:sty m:val="p"/>
+                </m:rPr>
+                <m:t>D</m:t>
+              </m:r>
+            </m:sub>
+          </m:sSub>
+          <m:d>
+            <m:dPr>
+              <m:begChr m:val="["/>
+              <m:sepChr m:val=""/>
+              <m:endChr m:val="]"/>
+              <m:grow/>
+            </m:dPr>
+            <m:e>
+              <m:sSup>
+                <m:e>
+                  <m:d>
+                    <m:dPr>
+                      <m:begChr m:val="("/>
+                      <m:sepChr m:val=""/>
+                      <m:endChr m:val=")"/>
+                      <m:grow/>
+                    </m:dPr>
+                    <m:e>
+                      <m:sSub>
+                        <m:e>
+                          <m:r>
+                            <m:t>y</m:t>
+                          </m:r>
+                        </m:e>
+                        <m:sub>
+                          <m:r>
+                            <m:t>t</m:t>
+                          </m:r>
+                        </m:sub>
+                      </m:sSub>
+                      <m:r>
+                        <m:rPr>
+                          <m:sty m:val="p"/>
+                        </m:rPr>
+                        <m:t>−</m:t>
+                      </m:r>
+                      <m:sSub>
+                        <m:e>
+                          <m:r>
+                            <m:t>Q</m:t>
+                          </m:r>
+                        </m:e>
+                        <m:sub>
+                          <m:r>
+                            <m:t>θ</m:t>
+                          </m:r>
+                        </m:sub>
+                      </m:sSub>
+                      <m:r>
+                        <m:rPr>
+                          <m:sty m:val="p"/>
+                        </m:rPr>
+                        <m:t>(</m:t>
+                      </m:r>
+                      <m:sSub>
+                        <m:e>
+                          <m:r>
+                            <m:t>s</m:t>
+                          </m:r>
+                        </m:e>
+                        <m:sub>
+                          <m:r>
+                            <m:t>t</m:t>
+                          </m:r>
+                        </m:sub>
+                      </m:sSub>
+                      <m:r>
+                        <m:rPr>
+                          <m:sty m:val="p"/>
+                        </m:rPr>
+                        <m:t>,</m:t>
+                      </m:r>
+                      <m:sSub>
+                        <m:e>
+                          <m:r>
+                            <m:t>a</m:t>
+                          </m:r>
+                        </m:e>
+                        <m:sub>
+                          <m:r>
+                            <m:t>t</m:t>
+                          </m:r>
+                        </m:sub>
+                      </m:sSub>
+                      <m:r>
+                        <m:rPr>
+                          <m:sty m:val="p"/>
+                        </m:rPr>
+                        <m:t>)</m:t>
+                      </m:r>
+                    </m:e>
+                  </m:d>
+                </m:e>
+                <m:sup>
+                  <m:r>
+                    <m:t>2</m:t>
+                  </m:r>
+                </m:sup>
+              </m:sSup>
+            </m:e>
+          </m:d>
+          <m:r>
+            <m:rPr>
+              <m:sty m:val="p"/>
+            </m:rPr>
+            <m:t>,</m:t>
+          </m:r>
+        </m:oMath>
+      </m:oMathPara>
+    </w:p>
+    <w:p>
+      <w:pPr>
+        <w:pStyle w:val="FirstParagraph"/>
+      </w:pPr>
+      <w:r>
+        <w:rPr>
+          <w:rFonts w:hint="eastAsia"/>
+        </w:rPr>
+        <w:t xml:space="preserve">其中</w:t>
+      </w:r>
+      <w:r>
+        <w:t xml:space="preserve"> </w:t>
+      </w:r>
+      <m:oMath>
+        <m:r>
+          <m:rPr>
+            <m:scr m:val="script"/>
+            <m:sty m:val="p"/>
+          </m:rPr>
+          <m:t>D</m:t>
+        </m:r>
+      </m:oMath>
+      <w:r>
+        <w:t xml:space="preserve"> </w:t>
+      </w:r>
+      <w:r>
+        <w:rPr>
+          <w:rFonts w:hint="eastAsia"/>
+        </w:rPr>
+        <w:t xml:space="preserve">为经验回放缓冲区。该训练机制通过打破样本时序相关性并延迟目标值更新，提升了价值学习过程的数值稳定性。</w:t>
+      </w:r>
+    </w:p>
+    <w:p>
+      <w:pPr>
+        <w:pStyle w:val="BodyText"/>
+      </w:pPr>
+      <w:r>
+        <w:rPr>
+          <w:rFonts w:hint="eastAsia"/>
+        </w:rPr>
+        <w:t xml:space="preserve">此外，第</w:t>
       </w:r>
       <w:r>
         <w:t xml:space="preserve"> 3.3 </w:t>
@@ -7092,7 +9942,7 @@
         <w:rPr>
           <w:rFonts w:hint="eastAsia"/>
         </w:rPr>
-        <w:t xml:space="preserve">节所述的事件门控机制主要应用于模型的在线部署与执行评估阶段。门控机制在触发时唤醒策略网络更新动作，在未触发时指令底层保持上一动作，从而在不改变</w:t>
+        <w:t xml:space="preserve">节所述事件门控机制主要应用于模型在线部署与执行评估阶段。门控机制在触发时唤醒策略网络更新动作，在未触发时指令底层保持上一动作，从而在不改变</w:t>
       </w:r>
       <w:r>
         <w:t xml:space="preserve"> DQN </w:t>
@@ -7101,7 +9951,7 @@
         <w:rPr>
           <w:rFonts w:hint="eastAsia"/>
         </w:rPr>
-        <w:t xml:space="preserve">基础训练范式的前提下实现了动作执行的稀疏化，这为下一节的在线事件驱动交互机制奠定了基础。</w:t>
+        <w:t xml:space="preserve">基础训练范式的前提下实现动作执行稀疏化。该价值学习保持连续、控制执行按需触发的耦合方式，既保留了强化学习的收敛稳定性，又实现了边缘部署场景下的低频动作更新目标，为下一节在线事件驱动交互机制提供实现基础。</w:t>
       </w:r>
     </w:p>
     <w:bookmarkEnd w:id="19"/>
@@ -7129,7 +9979,7 @@
         <w:rPr>
           <w:rFonts w:hint="eastAsia"/>
         </w:rPr>
-        <w:t xml:space="preserve">在在线运行阶段，系统按固定时钟步长完成特征采样，但通过事件驱动机制决定具体的控制执行动作。具体流程如下：首先将提取的门控特征</w:t>
+        <w:t xml:space="preserve">在在线运行阶段，系统按固定时钟步长完成特征采样，但通过事件驱动机制决定是否更新控制动作。具体流程如下：首先将提取的门控特征</w:t>
       </w:r>
       <w:r>
         <w:t xml:space="preserve"> </w:t>
@@ -7155,7 +10005,7 @@
         <w:rPr>
           <w:rFonts w:hint="eastAsia"/>
         </w:rPr>
-        <w:t xml:space="preserve">传递至流式门控模块，获得布尔型输出信号，并据此生成动作更新标志。当满足触发条件时，系统调用</w:t>
+        <w:t xml:space="preserve">传递至流式门控模块，获得布尔型门控信号，并据此生成动作更新标志。当满足触发条件时，系统调用</w:t>
       </w:r>
       <w:r>
         <w:t xml:space="preserve"> DQN </w:t>
@@ -7164,7 +10014,7 @@
         <w:rPr>
           <w:rFonts w:hint="eastAsia"/>
         </w:rPr>
-        <w:t xml:space="preserve">策略网络前向推理输出新的控制设定点；当未满足触发条件时，系统采用零阶保持器维持上一时刻的控制指令。其完整的执行律表述为：</w:t>
+        <w:t xml:space="preserve">策略网络前向推理输出新的控制设定点；当未满足触发条件时，系统采用零阶保持器维持上一时刻的控制指令。其执行律表述为：</w:t>
       </w:r>
     </w:p>
     <w:p>
@@ -7340,7 +10190,7 @@
                     <m:sSub>
                       <m:e>
                         <m:r>
-                          <m:t>s</m:t>
+                          <m:t>z</m:t>
                         </m:r>
                       </m:e>
                       <m:sub>
@@ -7455,7 +10305,7 @@
                     <m:sSub>
                       <m:e>
                         <m:r>
-                          <m:t>s</m:t>
+                          <m:t>z</m:t>
                         </m:r>
                       </m:e>
                       <m:sub>
@@ -7495,10 +10345,10 @@
         <w:rPr>
           <w:rFonts w:hint="eastAsia"/>
         </w:rPr>
-        <w:t xml:space="preserve">该机制在保证控制系统输入连续性的前提下，成功抑制了平稳工况下的频繁机械调节，大幅降低了执行器切换开销。具体的闭环交互控制逻辑流程如图</w:t>
-      </w:r>
-      <w:r>
-        <w:t xml:space="preserve"> X </w:t>
+        <w:t xml:space="preserve">该机制在保证控制系统输入连续性的前提下，有助于抑制平稳工况下的频繁机械调节，并降低执行器切换开销。具体的闭环交互控制逻辑流程如图</w:t>
+      </w:r>
+      <w:r>
+        <w:t xml:space="preserve"> 2 </w:t>
       </w:r>
       <w:r>
         <w:rPr>
@@ -7544,13 +10394,29 @@
           <w:rStyle w:val="VerbatimChar"/>
           <w:rFonts w:hint="eastAsia"/>
         </w:rPr>
-        <w:t xml:space="preserve">B[在线门控模块\n输出</w:t>
+        <w:t xml:space="preserve">B[在线门控模块\n输出门控信号]</w:t>
+      </w:r>
+      <w:r>
+        <w:br/>
       </w:r>
       <w:r>
         <w:rPr>
           <w:rStyle w:val="VerbatimChar"/>
         </w:rPr>
-        <w:t xml:space="preserve"> gate_signal]</w:t>
+        <w:t xml:space="preserve">    B --&gt; </w:t>
+      </w:r>
+      <w:r>
+        <w:rPr>
+          <w:rStyle w:val="VerbatimChar"/>
+          <w:rFonts w:hint="eastAsia"/>
+        </w:rPr>
+        <w:t xml:space="preserve">C{门控信号是否为</w:t>
+      </w:r>
+      <w:r>
+        <w:rPr>
+          <w:rStyle w:val="VerbatimChar"/>
+        </w:rPr>
+        <w:t xml:space="preserve"> 1}</w:t>
       </w:r>
       <w:r>
         <w:br/>
@@ -7559,7 +10425,53 @@
         <w:rPr>
           <w:rStyle w:val="VerbatimChar"/>
         </w:rPr>
-        <w:t xml:space="preserve">    B --&gt; C{gate_signal == 1?}</w:t>
+        <w:t xml:space="preserve">    C </w:t>
+      </w:r>
+      <w:r>
+        <w:rPr>
+          <w:rStyle w:val="VerbatimChar"/>
+          <w:rFonts w:hint="eastAsia"/>
+        </w:rPr>
+        <w:t xml:space="preserve">--&gt;|是|</w:t>
+      </w:r>
+      <w:r>
+        <w:rPr>
+          <w:rStyle w:val="VerbatimChar"/>
+        </w:rPr>
+        <w:t xml:space="preserve"> </w:t>
+      </w:r>
+      <w:r>
+        <w:rPr>
+          <w:rStyle w:val="VerbatimChar"/>
+          <w:rFonts w:hint="eastAsia"/>
+        </w:rPr>
+        <w:t xml:space="preserve">D[设置动作更新标志为</w:t>
+      </w:r>
+      <w:r>
+        <w:rPr>
+          <w:rStyle w:val="VerbatimChar"/>
+        </w:rPr>
+        <w:t xml:space="preserve"> </w:t>
+      </w:r>
+      <w:r>
+        <w:rPr>
+          <w:rStyle w:val="VerbatimChar"/>
+          <w:rFonts w:hint="eastAsia"/>
+        </w:rPr>
+        <w:t xml:space="preserve">1\n调用</w:t>
+      </w:r>
+      <w:r>
+        <w:rPr>
+          <w:rStyle w:val="VerbatimChar"/>
+        </w:rPr>
+        <w:t xml:space="preserve"> DQN </w:t>
+      </w:r>
+      <w:r>
+        <w:rPr>
+          <w:rStyle w:val="VerbatimChar"/>
+          <w:rFonts w:hint="eastAsia"/>
+        </w:rPr>
+        <w:t xml:space="preserve">输出新动作]</w:t>
       </w:r>
       <w:r>
         <w:br/>
@@ -7575,7 +10487,7 @@
           <w:rStyle w:val="VerbatimChar"/>
           <w:rFonts w:hint="eastAsia"/>
         </w:rPr>
-        <w:t xml:space="preserve">--&gt;|是|</w:t>
+        <w:t xml:space="preserve">--&gt;|否|</w:t>
       </w:r>
       <w:r>
         <w:rPr>
@@ -7588,68 +10500,13 @@
           <w:rStyle w:val="VerbatimChar"/>
           <w:rFonts w:hint="eastAsia"/>
         </w:rPr>
-        <w:t xml:space="preserve">D[设置</w:t>
+        <w:t xml:space="preserve">E[设置动作更新标志为</w:t>
       </w:r>
       <w:r>
         <w:rPr>
           <w:rStyle w:val="VerbatimChar"/>
         </w:rPr>
-        <w:t xml:space="preserve"> action_updated = </w:t>
-      </w:r>
-      <w:r>
-        <w:rPr>
-          <w:rStyle w:val="VerbatimChar"/>
-          <w:rFonts w:hint="eastAsia"/>
-        </w:rPr>
-        <w:t xml:space="preserve">1\n调用</w:t>
-      </w:r>
-      <w:r>
-        <w:rPr>
-          <w:rStyle w:val="VerbatimChar"/>
-        </w:rPr>
-        <w:t xml:space="preserve"> DQN </w:t>
-      </w:r>
-      <w:r>
-        <w:rPr>
-          <w:rStyle w:val="VerbatimChar"/>
-          <w:rFonts w:hint="eastAsia"/>
-        </w:rPr>
-        <w:t xml:space="preserve">输出新动作]</w:t>
-      </w:r>
-      <w:r>
-        <w:br/>
-      </w:r>
-      <w:r>
-        <w:rPr>
-          <w:rStyle w:val="VerbatimChar"/>
-        </w:rPr>
-        <w:t xml:space="preserve">    C </w:t>
-      </w:r>
-      <w:r>
-        <w:rPr>
-          <w:rStyle w:val="VerbatimChar"/>
-          <w:rFonts w:hint="eastAsia"/>
-        </w:rPr>
-        <w:t xml:space="preserve">--&gt;|否|</w:t>
-      </w:r>
-      <w:r>
-        <w:rPr>
-          <w:rStyle w:val="VerbatimChar"/>
-        </w:rPr>
-        <w:t xml:space="preserve"> </w:t>
-      </w:r>
-      <w:r>
-        <w:rPr>
-          <w:rStyle w:val="VerbatimChar"/>
-          <w:rFonts w:hint="eastAsia"/>
-        </w:rPr>
-        <w:t xml:space="preserve">E[设置</w:t>
-      </w:r>
-      <w:r>
-        <w:rPr>
-          <w:rStyle w:val="VerbatimChar"/>
-        </w:rPr>
-        <w:t xml:space="preserve"> action_updated = 0\nZOH </w:t>
+        <w:t xml:space="preserve"> 0\nZOH </w:t>
       </w:r>
       <w:r>
         <w:rPr>
@@ -7739,7 +10596,7 @@
           <w:b/>
           <w:bCs/>
         </w:rPr>
-        <w:t xml:space="preserve"> X.</w:t>
+        <w:t xml:space="preserve"> 2.</w:t>
       </w:r>
       <w:r>
         <w:t xml:space="preserve"> </w:t>

--- a/docs/papers/小论文.docx
+++ b/docs/papers/小论文.docx
@@ -319,7 +319,7 @@
         <w:rPr>
           <w:rFonts w:hint="eastAsia"/>
         </w:rPr>
-        <w:t xml:space="preserve">：在真实冷水机组运行场景下的综合评估表明，本文所提框架能够在维持近乎无损的综合控制表现的前提下，有效抑制平稳工况下的高频无效调节。该实证结果不仅验证了按需控制机制在复杂非线性热力系统中的有效性，也为深度强化学习算法在实际工程中的低损耗边缘部署提供了可行的方案。</w:t>
+        <w:t xml:space="preserve">：在真实冷水机组运行场景下的综合评估表明，本文所提框架能够在可量化性能折衷范围内有效抑制平稳工况下的高频无效调节，并获得一定节能收益。该实证结果不仅验证了按需控制机制在复杂非线性热力系统中的有效性，也为深度强化学习算法在实际工程中的低损耗边缘部署提供了可行的方案。</w:t>
       </w:r>
     </w:p>
     <w:bookmarkEnd w:id="10"/>
@@ -1099,22 +1099,7 @@
           <w:b/>
           <w:bCs/>
         </w:rPr>
-        <w:t xml:space="preserve">在线流式异常门控机制（Fully</w:t>
-      </w:r>
-      <w:r>
-        <w:rPr>
-          <w:b/>
-          <w:bCs/>
-        </w:rPr>
-        <w:t xml:space="preserve"> Online Streaming Anomaly Gating </w:t>
-      </w:r>
-      <w:r>
-        <w:rPr>
-          <w:rFonts w:hint="eastAsia"/>
-          <w:b/>
-          <w:bCs/>
-        </w:rPr>
-        <w:t xml:space="preserve">Mechanism）</w:t>
+        <w:t xml:space="preserve">在线流式异常门控机制</w:t>
       </w:r>
       <w:r>
         <w:rPr>
@@ -1137,22 +1122,7 @@
           <w:b/>
           <w:bCs/>
         </w:rPr>
-        <w:t xml:space="preserve">预测型全局强化学习网络（Predictive</w:t>
-      </w:r>
-      <w:r>
-        <w:rPr>
-          <w:b/>
-          <w:bCs/>
-        </w:rPr>
-        <w:t xml:space="preserve"> Global Reinforcement Learning </w:t>
-      </w:r>
-      <w:r>
-        <w:rPr>
-          <w:rFonts w:hint="eastAsia"/>
-          <w:b/>
-          <w:bCs/>
-        </w:rPr>
-        <w:t xml:space="preserve">Network）</w:t>
+        <w:t xml:space="preserve">预测型全局强化学习网络</w:t>
       </w:r>
       <w:r>
         <w:rPr>
@@ -1184,22 +1154,7 @@
           <w:b/>
           <w:bCs/>
         </w:rPr>
-        <w:t xml:space="preserve">事件驱动执行与零阶保持（Event-Driven</w:t>
-      </w:r>
-      <w:r>
-        <w:rPr>
-          <w:b/>
-          <w:bCs/>
-        </w:rPr>
-        <w:t xml:space="preserve"> Execution with </w:t>
-      </w:r>
-      <w:r>
-        <w:rPr>
-          <w:rFonts w:hint="eastAsia"/>
-          <w:b/>
-          <w:bCs/>
-        </w:rPr>
-        <w:t xml:space="preserve">ZOH）</w:t>
+        <w:t xml:space="preserve">事件驱动执行与零阶保持</w:t>
       </w:r>
       <w:r>
         <w:rPr>
@@ -1250,7 +1205,7 @@
         <w:rPr>
           <w:rFonts w:hint="eastAsia"/>
         </w:rPr>
-        <w:t xml:space="preserve">运行过程中的关键事件进行无监督标记；本文将其进一步形式化为无监督异常检测问题。该转化并非术语替换，而是基于控制需求与统计特征一致性的建模选择。</w:t>
+        <w:t xml:space="preserve">运行过程中的关键事件进行无监督标记；本文将其进一步形式化为无监督异常检测问题。该转化不仅是概念表述的映射，而是基于控制需求与统计特征一致性的建模选择。</w:t>
       </w:r>
     </w:p>
     <w:p>
@@ -1294,7 +1249,7 @@
         <w:rPr>
           <w:rFonts w:hint="eastAsia"/>
         </w:rPr>
-        <w:t xml:space="preserve">考虑到建筑空调系统长期运行中存在气象扰动、设备老化与负荷行为变化等因素，其状态分布具有显著非平稳性；固定阈值策略在此条件下易出现误触发与漏触发。基于上述理论对应关系，本文采用流式异常检测机制对分布偏离进行在线刻画，从而实现事件触发时刻的动态标定。</w:t>
+        <w:t xml:space="preserve">考虑到建筑空调系统长期运行中存在气象扰动、设备老化与负荷行为变化等因素，其状态分布具有显著非平稳性；固定阈值策略在此条件下容易出现误触发与漏触发。基于上述理论对应关系，本文采用流式异常检测机制对分布偏离进行在线刻画，从而实现事件触发时刻的动态标定。</w:t>
       </w:r>
     </w:p>
     <w:bookmarkStart w:id="13" w:name="X261d220cd8a748529d15fd6579e41f0b6188d86"/>
@@ -1468,12 +1423,6 @@
             </m:rPr>
             <m:t>]</m:t>
           </m:r>
-          <m:r>
-            <m:rPr>
-              <m:sty m:val="p"/>
-            </m:rPr>
-            <m:t>,</m:t>
-          </m:r>
         </m:oMath>
       </m:oMathPara>
     </w:p>
@@ -2085,12 +2034,6 @@
               <m:sty m:val="p"/>
             </m:rPr>
             <m:t>)</m:t>
-          </m:r>
-          <m:r>
-            <m:rPr>
-              <m:sty m:val="p"/>
-            </m:rPr>
-            <m:t>,</m:t>
           </m:r>
         </m:oMath>
       </m:oMathPara>
@@ -2311,12 +2254,6 @@
               </m:f>
             </m:sup>
           </m:sSup>
-          <m:r>
-            <m:rPr>
-              <m:sty m:val="p"/>
-            </m:rPr>
-            <m:t>,</m:t>
-          </m:r>
         </m:oMath>
       </m:oMathPara>
     </w:p>
@@ -2679,25 +2616,7 @@
         <w:rPr>
           <w:rFonts w:hint="eastAsia"/>
         </w:rPr>
-        <w:t xml:space="preserve">个数据点（约</w:t>
-      </w:r>
-      <w:r>
-        <w:t xml:space="preserve"> </w:t>
-      </w:r>
-      <w:r>
-        <w:rPr>
-          <w:rFonts w:hint="eastAsia"/>
-        </w:rPr>
-        <w:t xml:space="preserve">20～50</w:t>
-      </w:r>
-      <w:r>
-        <w:t xml:space="preserve"> </w:t>
-      </w:r>
-      <w:r>
-        <w:rPr>
-          <w:rFonts w:hint="eastAsia"/>
-        </w:rPr>
-        <w:t xml:space="preserve">步），用于捕捉高频波动；中时窗口</w:t>
+        <w:t xml:space="preserve">个数据点，用于捕捉高频波动；中时窗口</w:t>
       </w:r>
       <w:r>
         <w:t xml:space="preserve"> </w:t>
@@ -2786,25 +2705,7 @@
         <w:rPr>
           <w:rFonts w:hint="eastAsia"/>
         </w:rPr>
-        <w:t xml:space="preserve">个数据点（约</w:t>
-      </w:r>
-      <w:r>
-        <w:t xml:space="preserve"> </w:t>
-      </w:r>
-      <w:r>
-        <w:rPr>
-          <w:rFonts w:hint="eastAsia"/>
-        </w:rPr>
-        <w:t xml:space="preserve">200～500</w:t>
-      </w:r>
-      <w:r>
-        <w:t xml:space="preserve"> </w:t>
-      </w:r>
-      <w:r>
-        <w:rPr>
-          <w:rFonts w:hint="eastAsia"/>
-        </w:rPr>
-        <w:t xml:space="preserve">步），用于表征日内周期；长时窗口</w:t>
+        <w:t xml:space="preserve">个数据点，用于表征日内周期；长时窗口</w:t>
       </w:r>
       <w:r>
         <w:t xml:space="preserve"> </w:t>
@@ -2881,25 +2782,7 @@
         <w:rPr>
           <w:rFonts w:hint="eastAsia"/>
         </w:rPr>
-        <w:t xml:space="preserve">个数据点（约</w:t>
-      </w:r>
-      <w:r>
-        <w:t xml:space="preserve"> </w:t>
-      </w:r>
-      <w:r>
-        <w:rPr>
-          <w:rFonts w:hint="eastAsia"/>
-        </w:rPr>
-        <w:t xml:space="preserve">1000～3000</w:t>
-      </w:r>
-      <w:r>
-        <w:t xml:space="preserve"> </w:t>
-      </w:r>
-      <w:r>
-        <w:rPr>
-          <w:rFonts w:hint="eastAsia"/>
-        </w:rPr>
-        <w:t xml:space="preserve">步），用于描述季节性漂移，且满足</w:t>
+        <w:t xml:space="preserve">个数据点，用于描述季节性漂移，且参数满足</w:t>
       </w:r>
       <w:r>
         <w:t xml:space="preserve"> </w:t>
@@ -3597,12 +3480,6 @@
               </m:f>
             </m:sup>
           </m:sSup>
-          <m:r>
-            <m:rPr>
-              <m:sty m:val="p"/>
-            </m:rPr>
-            <m:t>,</m:t>
-          </m:r>
         </m:oMath>
       </m:oMathPara>
     </w:p>
@@ -3943,12 +3820,6 @@
             </m:rPr>
             <m:t>)</m:t>
           </m:r>
-          <m:r>
-            <m:rPr>
-              <m:sty m:val="p"/>
-            </m:rPr>
-            <m:t>,</m:t>
-          </m:r>
         </m:oMath>
       </m:oMathPara>
     </w:p>
@@ -4167,7 +4038,7 @@
         <w:rPr>
           <w:rFonts w:hint="eastAsia"/>
         </w:rPr>
-        <w:t xml:space="preserve">为将连续异常分数转化为稳健的控制触发判定，本文构建了包含局部阈值与全局阈值的双层自适应动态门限机制。若仅依托固定阈值或单一更新速率的自适应阈值，门控系统将极易陷入灵敏度与稳定性的权衡困境。更新过快会导致阈值被近期异常数据严重干扰，从而自身发生剧烈震荡并掩盖后续的真实异常；更新过慢则会在系统面临工作区间发生整体跃变时持续越限，进而导致频繁误触发和大量系统资源的浪费。为突破此类局限，本文引入了局部（快变）与全局（慢变）双阈值相耦合的自适应监控架构。</w:t>
+        <w:t xml:space="preserve">为将连续异常分数转化为稳健的控制触发判定，本文构建了包含局部阈值与全局阈值的双层自适应动态门限机制。若仅依托固定阈值或单一更新速率的自适应阈值，门控系统容易面临灵敏度与稳定性的权衡困境。更新过快会导致阈值被近期异常数据严重干扰，从而自身发生剧烈震荡并掩盖后续的真实异常；更新过慢则会在系统面临工作区间发生整体跃变时持续越限，进而导致频繁误触发和计算资源的无效损耗。为突破此类局限，本文引入了局部（快变）与全局（慢变）双阈值相耦合的自适应监控架构。</w:t>
       </w:r>
     </w:p>
     <w:p>
@@ -4567,12 +4438,6 @@
               <m:sty m:val="p"/>
             </m:rPr>
             <m:t>)</m:t>
-          </m:r>
-          <m:r>
-            <m:rPr>
-              <m:sty m:val="p"/>
-            </m:rPr>
-            <m:t>,</m:t>
           </m:r>
         </m:oMath>
       </m:oMathPara>
@@ -4729,12 +4594,6 @@
               </m:r>
             </m:sub>
           </m:sSub>
-          <m:r>
-            <m:rPr>
-              <m:sty m:val="p"/>
-            </m:rPr>
-            <m:t>.</m:t>
-          </m:r>
         </m:oMath>
       </m:oMathPara>
     </w:p>
@@ -5085,12 +4944,6 @@
               </m:r>
             </m:sup>
           </m:sSubSup>
-          <m:r>
-            <m:rPr>
-              <m:sty m:val="p"/>
-            </m:rPr>
-            <m:t>.</m:t>
-          </m:r>
         </m:oMath>
       </m:oMathPara>
     </w:p>
@@ -5495,12 +5348,6 @@
               </m:r>
             </m:sup>
           </m:sSubSup>
-          <m:r>
-            <m:rPr>
-              <m:sty m:val="p"/>
-            </m:rPr>
-            <m:t>.</m:t>
-          </m:r>
         </m:oMath>
       </m:oMathPara>
     </w:p>
@@ -5965,12 +5812,6 @@
               </m:r>
             </m:sup>
           </m:sSubSup>
-          <m:r>
-            <m:rPr>
-              <m:sty m:val="p"/>
-            </m:rPr>
-            <m:t>.</m:t>
-          </m:r>
         </m:oMath>
       </m:oMathPara>
     </w:p>
@@ -6363,12 +6204,6 @@
               </m:r>
             </m:sub>
           </m:sSub>
-          <m:r>
-            <m:rPr>
-              <m:sty m:val="p"/>
-            </m:rPr>
-            <m:t>,</m:t>
-          </m:r>
         </m:oMath>
       </m:oMathPara>
     </w:p>
@@ -6922,12 +6757,6 @@
               <m:sty m:val="p"/>
             </m:rPr>
             <m:t>)</m:t>
-          </m:r>
-          <m:r>
-            <m:rPr>
-              <m:sty m:val="p"/>
-            </m:rPr>
-            <m:t>,</m:t>
           </m:r>
         </m:oMath>
       </m:oMathPara>
@@ -8002,7 +7831,7 @@
         <w:rPr>
           <w:rFonts w:hint="eastAsia"/>
         </w:rPr>
-        <w:t xml:space="preserve">需要说明的是，事件门控机制主要作用于在线执行阶段，而策略学习阶段仍采用固定步长的标准交互范式。这样设计是为了避免仅在触发时采样，使经验分布过度偏向突发工况，从而影响价值函数在平稳工况下的估计一致性。通过将训练阶段的固定步长交互与部署阶段的事件触发执行相分离，策略网络能够在训练期间充分覆盖状态-动作空间，并在部署时借助门控机制实现动作更新稀疏化与计算负载压缩。</w:t>
+        <w:t xml:space="preserve">需要说明的是，事件门控机制主要作用于在线执行阶段，而策略学习阶段仍采用固定步长的标准交互范式。此设计旨在避免仅在触发时采样，使经验分布过度偏向突发工况，从而影响价值函数在平稳工况下的估计一致性。通过将训练阶段的固定步长交互与部署阶段的事件触发执行相分离，策略网络能够在训练期间充分覆盖状态-动作空间，并在部署时借助门控机制实现动作更新稀疏化与计算负载压缩。</w:t>
       </w:r>
     </w:p>
     <w:bookmarkStart w:id="18" w:name="Xb3838e305cdd4c33b91aa31a174290f18fb8449"/>
@@ -8248,12 +8077,6 @@
             </m:rPr>
             <m:t>]</m:t>
           </m:r>
-          <m:r>
-            <m:rPr>
-              <m:sty m:val="p"/>
-            </m:rPr>
-            <m:t>,</m:t>
-          </m:r>
         </m:oMath>
       </m:oMathPara>
     </w:p>
@@ -8665,12 +8488,6 @@
               </m:r>
             </m:sup>
           </m:sSubSup>
-          <m:r>
-            <m:rPr>
-              <m:sty m:val="p"/>
-            </m:rPr>
-            <m:t>,</m:t>
-          </m:r>
         </m:oMath>
       </m:oMathPara>
     </w:p>
@@ -8910,12 +8727,6 @@
               </m:sSub>
             </m:den>
           </m:f>
-          <m:r>
-            <m:rPr>
-              <m:sty m:val="p"/>
-            </m:rPr>
-            <m:t>,</m:t>
-          </m:r>
         </m:oMath>
       </m:oMathPara>
     </w:p>
@@ -9166,12 +8977,6 @@
               </m:sSup>
             </m:e>
           </m:d>
-          <m:r>
-            <m:rPr>
-              <m:sty m:val="p"/>
-            </m:rPr>
-            <m:t>,</m:t>
-          </m:r>
         </m:oMath>
       </m:oMathPara>
     </w:p>
@@ -9516,12 +9321,6 @@
               <m:sty m:val="p"/>
             </m:rPr>
             <m:t>)</m:t>
-          </m:r>
-          <m:r>
-            <m:rPr>
-              <m:sty m:val="p"/>
-            </m:rPr>
-            <m:t>,</m:t>
           </m:r>
         </m:oMath>
       </m:oMathPara>
@@ -9884,12 +9683,6 @@
               </m:sSup>
             </m:e>
           </m:d>
-          <m:r>
-            <m:rPr>
-              <m:sty m:val="p"/>
-            </m:rPr>
-            <m:t>,</m:t>
-          </m:r>
         </m:oMath>
       </m:oMathPara>
     </w:p>
@@ -9988,7 +9781,7 @@
         <m:sSub>
           <m:e>
             <m:r>
-              <m:t>z</m:t>
+              <m:t>s</m:t>
             </m:r>
           </m:e>
           <m:sub>
@@ -10190,7 +9983,7 @@
                     <m:sSub>
                       <m:e>
                         <m:r>
-                          <m:t>z</m:t>
+                          <m:t>s</m:t>
                         </m:r>
                       </m:e>
                       <m:sub>
@@ -10305,7 +10098,7 @@
                     <m:sSub>
                       <m:e>
                         <m:r>
-                          <m:t>z</m:t>
+                          <m:t>s</m:t>
                         </m:r>
                       </m:e>
                       <m:sub>
@@ -13072,7 +12865,7 @@
             </w:pPr>
             <m:oMath>
               <m:r>
-                <m:t>187</m:t>
+                <m:t>160</m:t>
               </m:r>
             </m:oMath>
           </w:p>
@@ -13155,7 +12948,7 @@
             </w:pPr>
             <m:oMath>
               <m:r>
-                <m:t>0.7938</m:t>
+                <m:t>0.271325</m:t>
               </m:r>
             </m:oMath>
           </w:p>
@@ -13226,7 +13019,7 @@
             </w:pPr>
             <m:oMath>
               <m:r>
-                <m:t>500</m:t>
+                <m:t>562</m:t>
               </m:r>
             </m:oMath>
           </w:p>
@@ -13273,7 +13066,7 @@
             </w:pPr>
             <m:oMath>
               <m:r>
-                <m:t>0.20</m:t>
+                <m:t>0.188422</m:t>
               </m:r>
             </m:oMath>
           </w:p>
@@ -13356,7 +13149,7 @@
             </w:pPr>
             <m:oMath>
               <m:r>
-                <m:t>0.669</m:t>
+                <m:t>0.567667</m:t>
               </m:r>
             </m:oMath>
           </w:p>
@@ -13433,13 +13226,7 @@
             </w:pPr>
             <m:oMath>
               <m:r>
-                <m:rPr>
-                  <m:sty m:val="p"/>
-                </m:rPr>
-                <m:t>−</m:t>
-              </m:r>
-              <m:r>
-                <m:t>0.106</m:t>
+                <m:t>0.000</m:t>
               </m:r>
             </m:oMath>
           </w:p>
@@ -13486,7 +13273,7 @@
             </w:pPr>
             <m:oMath>
               <m:r>
-                <m:t>0.5799</m:t>
+                <m:t>0.550329</m:t>
               </m:r>
             </m:oMath>
           </w:p>
@@ -13533,7 +13320,7 @@
             </w:pPr>
             <m:oMath>
               <m:r>
-                <m:t>1.0146</m:t>
+                <m:t>0.999951</m:t>
               </m:r>
             </m:oMath>
           </w:p>
@@ -13611,6 +13398,204 @@
               <w:pStyle w:val="Compact"/>
             </w:pPr>
             <w:r>
+              <w:t xml:space="preserve">Trigger hysteresis margin</w:t>
+            </w:r>
+          </w:p>
+        </w:tc>
+        <w:tc>
+          <w:tcPr/>
+          <w:p>
+            <w:pPr>
+              <w:pStyle w:val="Compact"/>
+            </w:pPr>
+            <m:oMath>
+              <m:sSub>
+                <m:e>
+                  <m:r>
+                    <m:t>m</m:t>
+                  </m:r>
+                </m:e>
+                <m:sub>
+                  <m:r>
+                    <m:rPr>
+                      <m:sty m:val="p"/>
+                    </m:rPr>
+                    <m:t>h</m:t>
+                  </m:r>
+                  <m:r>
+                    <m:rPr>
+                      <m:sty m:val="p"/>
+                    </m:rPr>
+                    <m:t>y</m:t>
+                  </m:r>
+                  <m:r>
+                    <m:rPr>
+                      <m:sty m:val="p"/>
+                    </m:rPr>
+                    <m:t>s</m:t>
+                  </m:r>
+                </m:sub>
+              </m:sSub>
+            </m:oMath>
+          </w:p>
+        </w:tc>
+        <w:tc>
+          <w:tcPr/>
+          <w:p>
+            <w:pPr>
+              <w:pStyle w:val="Compact"/>
+            </w:pPr>
+            <m:oMath>
+              <m:r>
+                <m:t>0.090658</m:t>
+              </m:r>
+            </m:oMath>
+          </w:p>
+        </w:tc>
+      </w:tr>
+      <w:tr>
+        <w:tc>
+          <w:tcPr/>
+          <w:p>
+            <w:pPr>
+              <w:pStyle w:val="Compact"/>
+            </w:pPr>
+          </w:p>
+        </w:tc>
+        <w:tc>
+          <w:tcPr/>
+          <w:p>
+            <w:pPr>
+              <w:pStyle w:val="Compact"/>
+            </w:pPr>
+            <w:r>
+              <w:t xml:space="preserve">Min trigger interval</w:t>
+            </w:r>
+          </w:p>
+        </w:tc>
+        <w:tc>
+          <w:tcPr/>
+          <w:p>
+            <w:pPr>
+              <w:pStyle w:val="Compact"/>
+            </w:pPr>
+            <m:oMath>
+              <m:sSub>
+                <m:e>
+                  <m:r>
+                    <m:rPr>
+                      <m:sty m:val="p"/>
+                    </m:rPr>
+                    <m:t>Δ</m:t>
+                  </m:r>
+                </m:e>
+                <m:sub>
+                  <m:r>
+                    <m:rPr>
+                      <m:sty m:val="p"/>
+                    </m:rPr>
+                    <m:t>min</m:t>
+                  </m:r>
+                </m:sub>
+              </m:sSub>
+            </m:oMath>
+          </w:p>
+        </w:tc>
+        <w:tc>
+          <w:tcPr/>
+          <w:p>
+            <w:pPr>
+              <w:pStyle w:val="Compact"/>
+            </w:pPr>
+            <m:oMath>
+              <m:r>
+                <m:t>1</m:t>
+              </m:r>
+            </m:oMath>
+            <w:r>
+              <w:t xml:space="preserve"> </w:t>
+            </w:r>
+            <w:r>
+              <w:t xml:space="preserve">step</w:t>
+            </w:r>
+          </w:p>
+        </w:tc>
+      </w:tr>
+      <w:tr>
+        <w:tc>
+          <w:tcPr/>
+          <w:p>
+            <w:pPr>
+              <w:pStyle w:val="Compact"/>
+            </w:pPr>
+          </w:p>
+        </w:tc>
+        <w:tc>
+          <w:tcPr/>
+          <w:p>
+            <w:pPr>
+              <w:pStyle w:val="Compact"/>
+            </w:pPr>
+            <w:r>
+              <w:t xml:space="preserve">Min samples for threshold optimization</w:t>
+            </w:r>
+          </w:p>
+        </w:tc>
+        <w:tc>
+          <w:tcPr/>
+          <w:p>
+            <w:pPr>
+              <w:pStyle w:val="Compact"/>
+            </w:pPr>
+            <m:oMath>
+              <m:sSub>
+                <m:e>
+                  <m:r>
+                    <m:t>N</m:t>
+                  </m:r>
+                </m:e>
+                <m:sub>
+                  <m:r>
+                    <m:rPr>
+                      <m:sty m:val="p"/>
+                    </m:rPr>
+                    <m:t>min</m:t>
+                  </m:r>
+                </m:sub>
+              </m:sSub>
+            </m:oMath>
+          </w:p>
+        </w:tc>
+        <w:tc>
+          <w:tcPr/>
+          <w:p>
+            <w:pPr>
+              <w:pStyle w:val="Compact"/>
+            </w:pPr>
+            <m:oMath>
+              <m:r>
+                <m:t>62</m:t>
+              </m:r>
+            </m:oMath>
+          </w:p>
+        </w:tc>
+      </w:tr>
+      <w:tr>
+        <w:tc>
+          <w:tcPr/>
+          <w:p>
+            <w:pPr>
+              <w:pStyle w:val="Compact"/>
+            </w:pPr>
+          </w:p>
+        </w:tc>
+        <w:tc>
+          <w:tcPr/>
+          <w:p>
+            <w:pPr>
+              <w:pStyle w:val="Compact"/>
+            </w:pPr>
+            <w:r>
               <w:t xml:space="preserve">Scale fusing weights (Short/Mid/Long)</w:t>
             </w:r>
           </w:p>
@@ -13645,7 +13630,7 @@
                 <m:t>[</m:t>
               </m:r>
               <m:r>
-                <m:t>0.36</m:t>
+                <m:t>0.657648</m:t>
               </m:r>
               <m:r>
                 <m:rPr>
@@ -13654,7 +13639,7 @@
                 <m:t>,</m:t>
               </m:r>
               <m:r>
-                <m:t>0.40</m:t>
+                <m:t>0.096627</m:t>
               </m:r>
               <m:r>
                 <m:rPr>
@@ -13663,7 +13648,7 @@
                 <m:t>,</m:t>
               </m:r>
               <m:r>
-                <m:t>0.23</m:t>
+                <m:t>0.245724</m:t>
               </m:r>
               <m:r>
                 <m:rPr>
@@ -15537,57 +15522,114 @@
               <m:type m:val="bar"/>
             </m:fPr>
             <m:num>
-              <m:r>
-                <m:t>1</m:t>
-              </m:r>
-            </m:num>
-            <m:den>
-              <m:r>
-                <m:t>N</m:t>
-              </m:r>
-            </m:den>
-          </m:f>
-          <m:nary>
-            <m:naryPr>
-              <m:chr m:val="∑"/>
-              <m:limLoc m:val="undOvr"/>
-              <m:subHide m:val="off"/>
-              <m:supHide m:val="off"/>
-            </m:naryPr>
-            <m:sub>
-              <m:r>
-                <m:t>t</m:t>
-              </m:r>
-              <m:r>
-                <m:rPr>
-                  <m:sty m:val="p"/>
-                </m:rPr>
-                <m:t>=</m:t>
-              </m:r>
-              <m:r>
-                <m:t>1</m:t>
-              </m:r>
-            </m:sub>
-            <m:sup>
-              <m:r>
-                <m:t>N</m:t>
-              </m:r>
-            </m:sup>
-            <m:e>
               <m:sSub>
                 <m:e>
                   <m:r>
-                    <m:t>r</m:t>
+                    <m:t>R</m:t>
                   </m:r>
                 </m:e>
                 <m:sub>
                   <m:r>
-                    <m:t>t</m:t>
+                    <m:rPr>
+                      <m:nor/>
+                      <m:sty m:val="p"/>
+                    </m:rPr>
+                    <m:t>test</m:t>
                   </m:r>
                 </m:sub>
               </m:sSub>
-            </m:e>
-          </m:nary>
+            </m:num>
+            <m:den>
+              <m:sSub>
+                <m:e>
+                  <m:r>
+                    <m:t>N</m:t>
+                  </m:r>
+                </m:e>
+                <m:sub>
+                  <m:r>
+                    <m:rPr>
+                      <m:nor/>
+                      <m:sty m:val="p"/>
+                    </m:rPr>
+                    <m:t>update</m:t>
+                  </m:r>
+                </m:sub>
+              </m:sSub>
+            </m:den>
+          </m:f>
+          <m:r>
+            <m:rPr>
+              <m:sty m:val="p"/>
+            </m:rPr>
+            <m:t>=</m:t>
+          </m:r>
+          <m:f>
+            <m:fPr>
+              <m:type m:val="bar"/>
+            </m:fPr>
+            <m:num>
+              <m:nary>
+                <m:naryPr>
+                  <m:chr m:val="∑"/>
+                  <m:limLoc m:val="undOvr"/>
+                  <m:subHide m:val="off"/>
+                  <m:supHide m:val="off"/>
+                </m:naryPr>
+                <m:sub>
+                  <m:r>
+                    <m:t>t</m:t>
+                  </m:r>
+                  <m:r>
+                    <m:rPr>
+                      <m:sty m:val="p"/>
+                    </m:rPr>
+                    <m:t>=</m:t>
+                  </m:r>
+                  <m:r>
+                    <m:t>1</m:t>
+                  </m:r>
+                </m:sub>
+                <m:sup>
+                  <m:r>
+                    <m:t>N</m:t>
+                  </m:r>
+                </m:sup>
+                <m:e>
+                  <m:sSub>
+                    <m:e>
+                      <m:r>
+                        <m:t>r</m:t>
+                      </m:r>
+                    </m:e>
+                    <m:sub>
+                      <m:r>
+                        <m:t>t</m:t>
+                      </m:r>
+                    </m:sub>
+                  </m:sSub>
+                </m:e>
+              </m:nary>
+            </m:num>
+            <m:den>
+              <m:sSub>
+                <m:e>
+                  <m:r>
+                    <m:t>N</m:t>
+                  </m:r>
+                </m:e>
+                <m:sub>
+                  <m:r>
+                    <m:rPr>
+                      <m:nor/>
+                      <m:sty m:val="p"/>
+                    </m:rPr>
+                    <m:t>update</m:t>
+                  </m:r>
+                </m:sub>
+              </m:sSub>
+            </m:den>
+          </m:f>
         </m:oMath>
       </m:oMathPara>
     </w:p>
@@ -15602,7 +15644,106 @@
         <w:rPr>
           <w:rFonts w:hint="eastAsia"/>
         </w:rPr>
-        <w:t xml:space="preserve">该指标用于衡量单位控制步长下的综合收益水平。</w:t>
+        <w:t xml:space="preserve">其中，</w:t>
+      </w:r>
+      <m:oMath>
+        <m:sSub>
+          <m:e>
+            <m:r>
+              <m:t>N</m:t>
+            </m:r>
+          </m:e>
+          <m:sub>
+            <m:r>
+              <m:rPr>
+                <m:nor/>
+                <m:sty m:val="p"/>
+              </m:rPr>
+              <m:t>update</m:t>
+            </m:r>
+          </m:sub>
+        </m:sSub>
+      </m:oMath>
+      <w:r>
+        <w:t xml:space="preserve"> </w:t>
+      </w:r>
+      <w:r>
+        <w:rPr>
+          <w:rFonts w:hint="eastAsia"/>
+        </w:rPr>
+        <w:t xml:space="preserve">表示动作实际更新次数（固定步长策略中</w:t>
+      </w:r>
+      <w:r>
+        <w:t xml:space="preserve"> </w:t>
+      </w:r>
+      <m:oMath>
+        <m:sSub>
+          <m:e>
+            <m:r>
+              <m:t>N</m:t>
+            </m:r>
+          </m:e>
+          <m:sub>
+            <m:r>
+              <m:rPr>
+                <m:nor/>
+                <m:sty m:val="p"/>
+              </m:rPr>
+              <m:t>update</m:t>
+            </m:r>
+          </m:sub>
+        </m:sSub>
+        <m:r>
+          <m:rPr>
+            <m:sty m:val="p"/>
+          </m:rPr>
+          <m:t>=</m:t>
+        </m:r>
+        <m:r>
+          <m:t>N</m:t>
+        </m:r>
+      </m:oMath>
+      <w:r>
+        <w:rPr>
+          <w:rFonts w:hint="eastAsia"/>
+        </w:rPr>
+        <w:t xml:space="preserve">，事件驱动策略中通常</w:t>
+      </w:r>
+      <w:r>
+        <w:t xml:space="preserve"> </w:t>
+      </w:r>
+      <m:oMath>
+        <m:sSub>
+          <m:e>
+            <m:r>
+              <m:t>N</m:t>
+            </m:r>
+          </m:e>
+          <m:sub>
+            <m:r>
+              <m:rPr>
+                <m:nor/>
+                <m:sty m:val="p"/>
+              </m:rPr>
+              <m:t>update</m:t>
+            </m:r>
+          </m:sub>
+        </m:sSub>
+        <m:r>
+          <m:rPr>
+            <m:sty m:val="p"/>
+          </m:rPr>
+          <m:t>≪</m:t>
+        </m:r>
+        <m:r>
+          <m:t>N</m:t>
+        </m:r>
+      </m:oMath>
+      <w:r>
+        <w:rPr>
+          <w:rFonts w:hint="eastAsia"/>
+        </w:rPr>
+        <w:t xml:space="preserve">）。该指标用于衡量单位动作更新开销对应的平均控制收益。</w:t>
       </w:r>
     </w:p>
     <w:p>
@@ -18323,7 +18464,7 @@
               <w:pStyle w:val="Compact"/>
             </w:pPr>
             <w:r>
-              <w:t xml:space="preserve">2049.64</w:t>
+              <w:t xml:space="preserve">1980.25</w:t>
             </w:r>
           </w:p>
         </w:tc>
@@ -18341,7 +18482,7 @@
                 <m:t>−</m:t>
               </m:r>
               <m:r>
-                <m:t>0.24</m:t>
+                <m:t>3.62</m:t>
               </m:r>
               <m:r>
                 <m:rPr>
@@ -18364,7 +18505,7 @@
               <w:rPr>
                 <w:rFonts w:hint="eastAsia"/>
               </w:rPr>
-              <w:t xml:space="preserve">平均步奖励</w:t>
+              <w:t xml:space="preserve">平均环境步奖励</w:t>
             </w:r>
             <w:r>
               <w:t xml:space="preserve"> (</w:t>
@@ -18389,7 +18530,7 @@
                       <m:nor/>
                       <m:sty m:val="p"/>
                     </m:rPr>
-                    <m:t>step</m:t>
+                    <m:t>env-step</m:t>
                   </m:r>
                 </m:sub>
               </m:sSub>
@@ -18417,7 +18558,7 @@
               <w:pStyle w:val="Compact"/>
             </w:pPr>
             <w:r>
-              <w:t xml:space="preserve">0.4654</w:t>
+              <w:t xml:space="preserve">0.4496</w:t>
             </w:r>
           </w:p>
         </w:tc>
@@ -18435,7 +18576,101 @@
                 <m:t>−</m:t>
               </m:r>
               <m:r>
-                <m:t>0.24</m:t>
+                <m:t>3.62</m:t>
+              </m:r>
+              <m:r>
+                <m:rPr>
+                  <m:sty m:val="p"/>
+                </m:rPr>
+                <m:t>%</m:t>
+              </m:r>
+            </m:oMath>
+          </w:p>
+        </w:tc>
+      </w:tr>
+      <w:tr>
+        <w:tc>
+          <w:tcPr/>
+          <w:p>
+            <w:pPr>
+              <w:pStyle w:val="Compact"/>
+            </w:pPr>
+            <w:r>
+              <w:rPr>
+                <w:rFonts w:hint="eastAsia"/>
+              </w:rPr>
+              <w:t xml:space="preserve">平均单次更新收益</w:t>
+            </w:r>
+            <w:r>
+              <w:t xml:space="preserve"> (</w:t>
+            </w:r>
+            <m:oMath>
+              <m:sSub>
+                <m:e>
+                  <m:acc>
+                    <m:accPr>
+                      <m:chr m:val="‾"/>
+                    </m:accPr>
+                    <m:e>
+                      <m:r>
+                        <m:t>R</m:t>
+                      </m:r>
+                    </m:e>
+                  </m:acc>
+                </m:e>
+                <m:sub>
+                  <m:r>
+                    <m:rPr>
+                      <m:nor/>
+                      <m:sty m:val="p"/>
+                    </m:rPr>
+                    <m:t>update</m:t>
+                  </m:r>
+                </m:sub>
+              </m:sSub>
+            </m:oMath>
+            <w:r>
+              <w:t xml:space="preserve">)</w:t>
+            </w:r>
+          </w:p>
+        </w:tc>
+        <w:tc>
+          <w:tcPr/>
+          <w:p>
+            <w:pPr>
+              <w:pStyle w:val="Compact"/>
+            </w:pPr>
+            <w:r>
+              <w:t xml:space="preserve">0.4665</w:t>
+            </w:r>
+          </w:p>
+        </w:tc>
+        <w:tc>
+          <w:tcPr/>
+          <w:p>
+            <w:pPr>
+              <w:pStyle w:val="Compact"/>
+            </w:pPr>
+            <w:r>
+              <w:t xml:space="preserve">1.4539</w:t>
+            </w:r>
+          </w:p>
+        </w:tc>
+        <w:tc>
+          <w:tcPr/>
+          <w:p>
+            <w:pPr>
+              <w:pStyle w:val="Compact"/>
+            </w:pPr>
+            <m:oMath>
+              <m:r>
+                <m:rPr>
+                  <m:sty m:val="p"/>
+                </m:rPr>
+                <m:t>+</m:t>
+              </m:r>
+              <m:r>
+                <m:t>211.64</m:t>
               </m:r>
               <m:r>
                 <m:rPr>
@@ -18511,7 +18746,7 @@
               <w:pStyle w:val="Compact"/>
             </w:pPr>
             <w:r>
-              <w:t xml:space="preserve">317.56 kW</w:t>
+              <w:t xml:space="preserve">308.34 kW</w:t>
             </w:r>
           </w:p>
         </w:tc>
@@ -18526,18 +18761,192 @@
                 <m:rPr>
                   <m:sty m:val="p"/>
                 </m:rPr>
+                <m:t>−</m:t>
+              </m:r>
+              <m:r>
+                <m:t>1.21</m:t>
+              </m:r>
+              <m:r>
+                <m:rPr>
+                  <m:sty m:val="p"/>
+                </m:rPr>
+                <m:t>%</m:t>
+              </m:r>
+            </m:oMath>
+          </w:p>
+        </w:tc>
+      </w:tr>
+      <w:tr>
+        <w:tc>
+          <w:tcPr/>
+          <w:p>
+            <w:pPr>
+              <w:pStyle w:val="Compact"/>
+            </w:pPr>
+            <w:r>
+              <w:rPr>
+                <w:rFonts w:hint="eastAsia"/>
+              </w:rPr>
+              <w:t xml:space="preserve">违约时长占比</w:t>
+            </w:r>
+            <w:r>
+              <w:t xml:space="preserve"> (</w:t>
+            </w:r>
+            <m:oMath>
+              <m:sSub>
+                <m:e>
+                  <m:r>
+                    <m:t>V</m:t>
+                  </m:r>
+                </m:e>
+                <m:sub>
+                  <m:r>
+                    <m:rPr>
+                      <m:nor/>
+                      <m:sty m:val="p"/>
+                    </m:rPr>
+                    <m:t>comfort</m:t>
+                  </m:r>
+                </m:sub>
+              </m:sSub>
+            </m:oMath>
+            <w:r>
+              <w:t xml:space="preserve">)</w:t>
+            </w:r>
+          </w:p>
+        </w:tc>
+        <w:tc>
+          <w:tcPr/>
+          <w:p>
+            <w:pPr>
+              <w:pStyle w:val="Compact"/>
+            </w:pPr>
+            <w:r>
+              <w:t xml:space="preserve">21.32%</w:t>
+            </w:r>
+          </w:p>
+        </w:tc>
+        <w:tc>
+          <w:tcPr/>
+          <w:p>
+            <w:pPr>
+              <w:pStyle w:val="Compact"/>
+            </w:pPr>
+            <w:r>
+              <w:t xml:space="preserve">24.14%</w:t>
+            </w:r>
+          </w:p>
+        </w:tc>
+        <w:tc>
+          <w:tcPr/>
+          <w:p>
+            <w:pPr>
+              <w:pStyle w:val="Compact"/>
+            </w:pPr>
+            <m:oMath>
+              <m:r>
+                <m:rPr>
+                  <m:sty m:val="p"/>
+                </m:rPr>
                 <m:t>+</m:t>
               </m:r>
               <m:r>
-                <m:t>1.74</m:t>
-              </m:r>
-              <m:r>
-                <m:rPr>
-                  <m:sty m:val="p"/>
-                </m:rPr>
-                <m:t>%</m:t>
+                <m:t>2.82</m:t>
               </m:r>
             </m:oMath>
+            <w:r>
+              <w:t xml:space="preserve"> </w:t>
+            </w:r>
+            <w:r>
+              <w:t xml:space="preserve">pct</w:t>
+            </w:r>
+          </w:p>
+        </w:tc>
+      </w:tr>
+      <w:tr>
+        <w:tc>
+          <w:tcPr/>
+          <w:p>
+            <w:pPr>
+              <w:pStyle w:val="Compact"/>
+            </w:pPr>
+            <w:r>
+              <w:rPr>
+                <w:rFonts w:hint="eastAsia"/>
+              </w:rPr>
+              <w:t xml:space="preserve">严重违约占比</w:t>
+            </w:r>
+            <w:r>
+              <w:t xml:space="preserve"> (</w:t>
+            </w:r>
+            <m:oMath>
+              <m:sSub>
+                <m:e>
+                  <m:r>
+                    <m:t>V</m:t>
+                  </m:r>
+                </m:e>
+                <m:sub>
+                  <m:r>
+                    <m:rPr>
+                      <m:nor/>
+                      <m:sty m:val="p"/>
+                    </m:rPr>
+                    <m:t>severe</m:t>
+                  </m:r>
+                </m:sub>
+              </m:sSub>
+            </m:oMath>
+            <w:r>
+              <w:t xml:space="preserve">)</w:t>
+            </w:r>
+          </w:p>
+        </w:tc>
+        <w:tc>
+          <w:tcPr/>
+          <w:p>
+            <w:pPr>
+              <w:pStyle w:val="Compact"/>
+            </w:pPr>
+            <w:r>
+              <w:t xml:space="preserve">25.39%</w:t>
+            </w:r>
+          </w:p>
+        </w:tc>
+        <w:tc>
+          <w:tcPr/>
+          <w:p>
+            <w:pPr>
+              <w:pStyle w:val="Compact"/>
+            </w:pPr>
+            <w:r>
+              <w:t xml:space="preserve">29.50%</w:t>
+            </w:r>
+          </w:p>
+        </w:tc>
+        <w:tc>
+          <w:tcPr/>
+          <w:p>
+            <w:pPr>
+              <w:pStyle w:val="Compact"/>
+            </w:pPr>
+            <m:oMath>
+              <m:r>
+                <m:rPr>
+                  <m:sty m:val="p"/>
+                </m:rPr>
+                <m:t>+</m:t>
+              </m:r>
+              <m:r>
+                <m:t>4.11</m:t>
+              </m:r>
+            </m:oMath>
+            <w:r>
+              <w:t xml:space="preserve"> </w:t>
+            </w:r>
+            <w:r>
+              <w:t xml:space="preserve">pct</w:t>
+            </w:r>
           </w:p>
         </w:tc>
       </w:tr>
@@ -18598,7 +19007,7 @@
               <w:pStyle w:val="Compact"/>
             </w:pPr>
             <w:r>
-              <w:t xml:space="preserve">3797</w:t>
+              <w:t xml:space="preserve">1362</w:t>
             </w:r>
           </w:p>
         </w:tc>
@@ -18616,7 +19025,7 @@
                 <m:t>−</m:t>
               </m:r>
               <m:r>
-                <m:t>13.78</m:t>
+                <m:t>69.07</m:t>
               </m:r>
               <m:r>
                 <m:rPr>
@@ -18664,7 +19073,7 @@
               <w:pStyle w:val="Compact"/>
             </w:pPr>
             <w:r>
-              <w:t xml:space="preserve">1.1599</w:t>
+              <w:t xml:space="preserve">3.2335</w:t>
             </w:r>
           </w:p>
         </w:tc>
@@ -18682,7 +19091,94 @@
                 <m:t>+</m:t>
               </m:r>
               <m:r>
-                <m:t>15.99</m:t>
+                <m:t>223.35</m:t>
+              </m:r>
+              <m:r>
+                <m:rPr>
+                  <m:sty m:val="p"/>
+                </m:rPr>
+                <m:t>%</m:t>
+              </m:r>
+            </m:oMath>
+          </w:p>
+        </w:tc>
+      </w:tr>
+      <w:tr>
+        <w:tc>
+          <w:tcPr/>
+          <w:p>
+            <w:pPr>
+              <w:pStyle w:val="Compact"/>
+            </w:pPr>
+            <w:r>
+              <w:rPr>
+                <w:rFonts w:hint="eastAsia"/>
+              </w:rPr>
+              <w:t xml:space="preserve">事件触发率</w:t>
+            </w:r>
+            <w:r>
+              <w:t xml:space="preserve"> (</w:t>
+            </w:r>
+            <m:oMath>
+              <m:sSub>
+                <m:e>
+                  <m:r>
+                    <m:t>r</m:t>
+                  </m:r>
+                </m:e>
+                <m:sub>
+                  <m:r>
+                    <m:rPr>
+                      <m:nor/>
+                      <m:sty m:val="p"/>
+                    </m:rPr>
+                    <m:t>trigger</m:t>
+                  </m:r>
+                </m:sub>
+              </m:sSub>
+            </m:oMath>
+            <w:r>
+              <w:t xml:space="preserve">)</w:t>
+            </w:r>
+          </w:p>
+        </w:tc>
+        <w:tc>
+          <w:tcPr/>
+          <w:p>
+            <w:pPr>
+              <w:pStyle w:val="Compact"/>
+            </w:pPr>
+            <w:r>
+              <w:t xml:space="preserve">1.0</w:t>
+            </w:r>
+          </w:p>
+        </w:tc>
+        <w:tc>
+          <w:tcPr/>
+          <w:p>
+            <w:pPr>
+              <w:pStyle w:val="Compact"/>
+            </w:pPr>
+            <w:r>
+              <w:t xml:space="preserve">0.3093</w:t>
+            </w:r>
+          </w:p>
+        </w:tc>
+        <w:tc>
+          <w:tcPr/>
+          <w:p>
+            <w:pPr>
+              <w:pStyle w:val="Compact"/>
+            </w:pPr>
+            <m:oMath>
+              <m:r>
+                <m:rPr>
+                  <m:sty m:val="p"/>
+                </m:rPr>
+                <m:t>−</m:t>
+              </m:r>
+              <m:r>
+                <m:t>69.07</m:t>
               </m:r>
               <m:r>
                 <m:rPr>
@@ -18730,7 +19226,7 @@
               <w:pStyle w:val="Compact"/>
             </w:pPr>
             <w:r>
-              <w:t xml:space="preserve">99.76%</w:t>
+              <w:t xml:space="preserve">96.38%</w:t>
             </w:r>
           </w:p>
         </w:tc>
@@ -18748,7 +19244,7 @@
                 <m:t>−</m:t>
               </m:r>
               <m:r>
-                <m:t>0.24</m:t>
+                <m:t>3.62</m:t>
               </m:r>
               <m:r>
                 <m:rPr>
@@ -18795,7 +19291,7 @@
           <w:b/>
           <w:bCs/>
         </w:rPr>
-        <w:t xml:space="preserve">控制收益保持性较高</w:t>
+        <w:t xml:space="preserve">动作稀疏化效果显著</w:t>
       </w:r>
       <w:r>
         <w:rPr>
@@ -18810,14 +19306,35 @@
         <w:rPr>
           <w:rFonts w:hint="eastAsia"/>
         </w:rPr>
-        <w:t xml:space="preserve">的测试集累积奖励仅下降</w:t>
-      </w:r>
-      <w:r>
-        <w:t xml:space="preserve"> </w:t>
+        <w:t xml:space="preserve">动作更新次数由</w:t>
+      </w:r>
+      <w:r>
+        <w:t xml:space="preserve"> 4404 </w:t>
+      </w:r>
+      <w:r>
+        <w:rPr>
+          <w:rFonts w:hint="eastAsia"/>
+        </w:rPr>
+        <w:t xml:space="preserve">降至</w:t>
+      </w:r>
+      <w:r>
+        <w:t xml:space="preserve"> </w:t>
+      </w:r>
+      <w:r>
+        <w:rPr>
+          <w:rFonts w:hint="eastAsia"/>
+        </w:rPr>
+        <w:t xml:space="preserve">1362（</w:t>
       </w:r>
       <m:oMath>
         <m:r>
-          <m:t>0.24</m:t>
+          <m:rPr>
+            <m:sty m:val="p"/>
+          </m:rPr>
+          <m:t>−</m:t>
+        </m:r>
+        <m:r>
+          <m:t>69.07</m:t>
         </m:r>
         <m:r>
           <m:rPr>
@@ -18830,16 +19347,16 @@
         <w:rPr>
           <w:rFonts w:hint="eastAsia"/>
         </w:rPr>
-        <w:t xml:space="preserve">（2054.63</w:t>
-      </w:r>
-      <w:r>
-        <w:t xml:space="preserve"> → </w:t>
-      </w:r>
-      <w:r>
-        <w:rPr>
-          <w:rFonts w:hint="eastAsia"/>
-        </w:rPr>
-        <w:t xml:space="preserve">2049.64），PPR</w:t>
+        <w:t xml:space="preserve">），事件触发率为</w:t>
+      </w:r>
+      <w:r>
+        <w:t xml:space="preserve"> </w:t>
+      </w:r>
+      <w:r>
+        <w:rPr>
+          <w:rFonts w:hint="eastAsia"/>
+        </w:rPr>
+        <w:t xml:space="preserve">0.3093，ACR</w:t>
       </w:r>
       <w:r>
         <w:t xml:space="preserve"> </w:t>
@@ -18853,22 +19370,11 @@
       <w:r>
         <w:t xml:space="preserve"> </w:t>
       </w:r>
-      <m:oMath>
-        <m:r>
-          <m:t>99.76</m:t>
-        </m:r>
-        <m:r>
-          <m:rPr>
-            <m:sty m:val="p"/>
-          </m:rPr>
-          <m:t>%</m:t>
-        </m:r>
-      </m:oMath>
-      <w:r>
-        <w:rPr>
-          <w:rFonts w:hint="eastAsia"/>
-        </w:rPr>
-        <w:t xml:space="preserve">。该结果表明，在引入事件驱动稀疏化后，整体控制收益基本保持稳定。</w:t>
+      <w:r>
+        <w:rPr>
+          <w:rFonts w:hint="eastAsia"/>
+        </w:rPr>
+        <w:t xml:space="preserve">3.2335，显示出稳定的按需触发压缩能力。</w:t>
       </w:r>
     </w:p>
     <w:p>
@@ -18885,20 +19391,41 @@
           <w:b/>
           <w:bCs/>
         </w:rPr>
-        <w:t xml:space="preserve">能效代价可控</w:t>
-      </w:r>
-      <w:r>
-        <w:rPr>
-          <w:rFonts w:hint="eastAsia"/>
-        </w:rPr>
-        <w:t xml:space="preserve">：平均冷机功率上升</w:t>
-      </w:r>
-      <w:r>
-        <w:t xml:space="preserve"> </w:t>
+        <w:t xml:space="preserve">单位更新收益显著提升</w:t>
+      </w:r>
+      <w:r>
+        <w:rPr>
+          <w:rFonts w:hint="eastAsia"/>
+        </w:rPr>
+        <w:t xml:space="preserve">：按“每次动作更新”口径计算，平均单次更新收益由</w:t>
+      </w:r>
+      <w:r>
+        <w:t xml:space="preserve"> 0.4665 </w:t>
+      </w:r>
+      <w:r>
+        <w:rPr>
+          <w:rFonts w:hint="eastAsia"/>
+        </w:rPr>
+        <w:t xml:space="preserve">提升至</w:t>
+      </w:r>
+      <w:r>
+        <w:t xml:space="preserve"> </w:t>
+      </w:r>
+      <w:r>
+        <w:rPr>
+          <w:rFonts w:hint="eastAsia"/>
+        </w:rPr>
+        <w:t xml:space="preserve">1.4539（</w:t>
       </w:r>
       <m:oMath>
         <m:r>
-          <m:t>1.74</m:t>
+          <m:rPr>
+            <m:sty m:val="p"/>
+          </m:rPr>
+          <m:t>+</m:t>
+        </m:r>
+        <m:r>
+          <m:t>211.64</m:t>
         </m:r>
         <m:r>
           <m:rPr>
@@ -18911,16 +19438,7 @@
         <w:rPr>
           <w:rFonts w:hint="eastAsia"/>
         </w:rPr>
-        <w:t xml:space="preserve">（312.13</w:t>
-      </w:r>
-      <w:r>
-        <w:t xml:space="preserve"> kW → 317.56 </w:t>
-      </w:r>
-      <w:r>
-        <w:rPr>
-          <w:rFonts w:hint="eastAsia"/>
-        </w:rPr>
-        <w:t xml:space="preserve">kW），表明动作稀疏化带来一定能效代价，但其增幅低于动作更新频率的降幅。</w:t>
+        <w:t xml:space="preserve">），说明触发更新主要集中在更高价值时段。</w:t>
       </w:r>
     </w:p>
     <w:p>
@@ -18937,41 +19455,20 @@
           <w:b/>
           <w:bCs/>
         </w:rPr>
-        <w:t xml:space="preserve">动作稀疏化效果明确</w:t>
-      </w:r>
-      <w:r>
-        <w:rPr>
-          <w:rFonts w:hint="eastAsia"/>
-        </w:rPr>
-        <w:t xml:space="preserve">：动作更新次数由</w:t>
-      </w:r>
-      <w:r>
-        <w:t xml:space="preserve"> 4404 </w:t>
-      </w:r>
-      <w:r>
-        <w:rPr>
-          <w:rFonts w:hint="eastAsia"/>
-        </w:rPr>
-        <w:t xml:space="preserve">降至</w:t>
-      </w:r>
-      <w:r>
-        <w:t xml:space="preserve"> </w:t>
-      </w:r>
-      <w:r>
-        <w:rPr>
-          <w:rFonts w:hint="eastAsia"/>
-        </w:rPr>
-        <w:t xml:space="preserve">3797（</w:t>
+        <w:t xml:space="preserve">节能收益明确但舒适性存在退化</w:t>
+      </w:r>
+      <w:r>
+        <w:rPr>
+          <w:rFonts w:hint="eastAsia"/>
+        </w:rPr>
+        <w:t xml:space="preserve">：平均冷机功率下降</w:t>
+      </w:r>
+      <w:r>
+        <w:t xml:space="preserve"> </w:t>
       </w:r>
       <m:oMath>
         <m:r>
-          <m:rPr>
-            <m:sty m:val="p"/>
-          </m:rPr>
-          <m:t>−</m:t>
-        </m:r>
-        <m:r>
-          <m:t>13.78</m:t>
+          <m:t>1.21</m:t>
         </m:r>
         <m:r>
           <m:rPr>
@@ -18984,25 +19481,72 @@
         <w:rPr>
           <w:rFonts w:hint="eastAsia"/>
         </w:rPr>
-        <w:t xml:space="preserve">），ACR</w:t>
-      </w:r>
-      <w:r>
-        <w:t xml:space="preserve"> </w:t>
-      </w:r>
-      <w:r>
-        <w:rPr>
-          <w:rFonts w:hint="eastAsia"/>
-        </w:rPr>
-        <w:t xml:space="preserve">提升至</w:t>
-      </w:r>
-      <w:r>
-        <w:t xml:space="preserve"> </w:t>
-      </w:r>
-      <w:r>
-        <w:rPr>
-          <w:rFonts w:hint="eastAsia"/>
-        </w:rPr>
-        <w:t xml:space="preserve">1.1599，说明门控机制能够有效降低执行层更新密度。</w:t>
+        <w:t xml:space="preserve">（312.13</w:t>
+      </w:r>
+      <w:r>
+        <w:t xml:space="preserve"> kW → 308.34 </w:t>
+      </w:r>
+      <w:r>
+        <w:rPr>
+          <w:rFonts w:hint="eastAsia"/>
+        </w:rPr>
+        <w:t xml:space="preserve">kW），对应日均能耗节省约</w:t>
+      </w:r>
+      <w:r>
+        <w:t xml:space="preserve"> </w:t>
+      </w:r>
+      <m:oMath>
+        <m:r>
+          <m:t>1.21</m:t>
+        </m:r>
+        <m:r>
+          <m:rPr>
+            <m:sty m:val="p"/>
+          </m:rPr>
+          <m:t>%</m:t>
+        </m:r>
+      </m:oMath>
+      <w:r>
+        <w:rPr>
+          <w:rFonts w:hint="eastAsia"/>
+        </w:rPr>
+        <w:t xml:space="preserve">；但违约时长占比由</w:t>
+      </w:r>
+      <w:r>
+        <w:t xml:space="preserve"> 21.32% </w:t>
+      </w:r>
+      <w:r>
+        <w:rPr>
+          <w:rFonts w:hint="eastAsia"/>
+        </w:rPr>
+        <w:t xml:space="preserve">增至</w:t>
+      </w:r>
+      <w:r>
+        <w:t xml:space="preserve"> </w:t>
+      </w:r>
+      <w:r>
+        <w:rPr>
+          <w:rFonts w:hint="eastAsia"/>
+        </w:rPr>
+        <w:t xml:space="preserve">24.14%，严重违约占比由</w:t>
+      </w:r>
+      <w:r>
+        <w:t xml:space="preserve"> 25.39% </w:t>
+      </w:r>
+      <w:r>
+        <w:rPr>
+          <w:rFonts w:hint="eastAsia"/>
+        </w:rPr>
+        <w:t xml:space="preserve">增至</w:t>
+      </w:r>
+      <w:r>
+        <w:t xml:space="preserve"> </w:t>
+      </w:r>
+      <w:r>
+        <w:rPr>
+          <w:rFonts w:hint="eastAsia"/>
+        </w:rPr>
+        <w:t xml:space="preserve">29.50%，说明当前参数组在节能与舒适之间仍偏向节能侧。</w:t>
       </w:r>
     </w:p>
     <w:p>
@@ -19013,25 +19557,25 @@
         <w:rPr>
           <w:rFonts w:hint="eastAsia"/>
         </w:rPr>
-        <w:t xml:space="preserve">综合来看，ET-PRL</w:t>
-      </w:r>
-      <w:r>
-        <w:t xml:space="preserve"> </w:t>
-      </w:r>
-      <w:r>
-        <w:rPr>
-          <w:rFonts w:hint="eastAsia"/>
-        </w:rPr>
-        <w:t xml:space="preserve">在保持接近</w:t>
-      </w:r>
-      <w:r>
-        <w:t xml:space="preserve"> Fixed-step DQN </w:t>
-      </w:r>
-      <w:r>
-        <w:rPr>
-          <w:rFonts w:hint="eastAsia"/>
-        </w:rPr>
-        <w:t xml:space="preserve">控制性能的前提下，实现了显著的动作压缩，表明该框架在控制质量与执行代价之间取得了更优折衷，并验证了按需调用策略网络的设计目标。</w:t>
+        <w:t xml:space="preserve">综合来看，该参数组实现了“中高动作压缩比</w:t>
+      </w:r>
+      <w:r>
+        <w:t xml:space="preserve"> + </w:t>
+      </w:r>
+      <w:r>
+        <w:rPr>
+          <w:rFonts w:hint="eastAsia"/>
+        </w:rPr>
+        <w:t xml:space="preserve">小幅节能”的执行优势；在总收益与舒适性上存在可量化退化，但在单位动作更新收益效率上表现突出，体现出</w:t>
+      </w:r>
+      <w:r>
+        <w:t xml:space="preserve"> ET-PRL </w:t>
+      </w:r>
+      <w:r>
+        <w:rPr>
+          <w:rFonts w:hint="eastAsia"/>
+        </w:rPr>
+        <w:t xml:space="preserve">在控制质量与执行代价之间可调的折衷特性。</w:t>
       </w:r>
     </w:p>
     <w:bookmarkEnd w:id="28"/>
@@ -19956,7 +20500,7 @@
               <w:pStyle w:val="Compact"/>
             </w:pPr>
             <w:r>
-              <w:t xml:space="preserve">3797</w:t>
+              <w:t xml:space="preserve">1362</w:t>
             </w:r>
           </w:p>
         </w:tc>
@@ -19997,7 +20541,7 @@
               <w:rPr>
                 <w:rFonts w:hint="eastAsia"/>
               </w:rPr>
-              <w:t xml:space="preserve">触发间隔</w:t>
+              <w:t xml:space="preserve">平均触发间隔</w:t>
             </w:r>
           </w:p>
         </w:tc>
@@ -20070,57 +20614,19 @@
               <w:pStyle w:val="Compact"/>
             </w:pPr>
             <w:r>
-              <w:t xml:space="preserve">1.1599</w:t>
-            </w:r>
-          </w:p>
-        </w:tc>
-        <w:tc>
-          <w:tcPr/>
-          <w:p>
-            <w:pPr>
-              <w:pStyle w:val="Compact"/>
-            </w:pPr>
-            <m:oMath>
-              <m:r>
-                <m:rPr>
-                  <m:sty m:val="p"/>
-                </m:rPr>
-                <m:t>(</m:t>
-              </m:r>
-              <m:r>
-                <m:t>1.0</m:t>
-              </m:r>
-              <m:r>
-                <m:rPr>
-                  <m:sty m:val="p"/>
-                </m:rPr>
-                <m:t>,</m:t>
-              </m:r>
-              <m:r>
-                <m:t> </m:t>
-              </m:r>
-              <m:r>
-                <m:t>1.0</m:t>
-              </m:r>
-              <m:r>
-                <m:rPr>
-                  <m:sty m:val="p"/>
-                </m:rPr>
-                <m:t>,</m:t>
-              </m:r>
-              <m:r>
-                <m:t> </m:t>
-              </m:r>
-              <m:r>
-                <m:t>1.0</m:t>
-              </m:r>
-              <m:r>
-                <m:rPr>
-                  <m:sty m:val="p"/>
-                </m:rPr>
-                <m:t>)</m:t>
-              </m:r>
-            </m:oMath>
+              <w:t xml:space="preserve">3.2335</w:t>
+            </w:r>
+          </w:p>
+        </w:tc>
+        <w:tc>
+          <w:tcPr/>
+          <w:p>
+            <w:pPr>
+              <w:pStyle w:val="Compact"/>
+            </w:pPr>
+            <w:r>
+              <w:t xml:space="preserve">-</w:t>
+            </w:r>
           </w:p>
         </w:tc>
         <w:tc>
@@ -20209,57 +20715,19 @@
               <w:pStyle w:val="Compact"/>
             </w:pPr>
             <w:r>
-              <w:t xml:space="preserve">237.31</w:t>
-            </w:r>
-          </w:p>
-        </w:tc>
-        <w:tc>
-          <w:tcPr/>
-          <w:p>
-            <w:pPr>
-              <w:pStyle w:val="Compact"/>
-            </w:pPr>
-            <m:oMath>
-              <m:r>
-                <m:rPr>
-                  <m:sty m:val="p"/>
-                </m:rPr>
-                <m:t>(</m:t>
-              </m:r>
-              <m:r>
-                <m:t>236.00</m:t>
-              </m:r>
-              <m:r>
-                <m:rPr>
-                  <m:sty m:val="p"/>
-                </m:rPr>
-                <m:t>,</m:t>
-              </m:r>
-              <m:r>
-                <m:t> </m:t>
-              </m:r>
-              <m:r>
-                <m:t>244.50</m:t>
-              </m:r>
-              <m:r>
-                <m:rPr>
-                  <m:sty m:val="p"/>
-                </m:rPr>
-                <m:t>,</m:t>
-              </m:r>
-              <m:r>
-                <m:t> </m:t>
-              </m:r>
-              <m:r>
-                <m:t>262.25</m:t>
-              </m:r>
-              <m:r>
-                <m:rPr>
-                  <m:sty m:val="p"/>
-                </m:rPr>
-                <m:t>)</m:t>
-              </m:r>
-            </m:oMath>
+              <w:t xml:space="preserve">89.07</w:t>
+            </w:r>
+          </w:p>
+        </w:tc>
+        <w:tc>
+          <w:tcPr/>
+          <w:p>
+            <w:pPr>
+              <w:pStyle w:val="Compact"/>
+            </w:pPr>
+            <w:r>
+              <w:t xml:space="preserve">-</w:t>
+            </w:r>
           </w:p>
         </w:tc>
         <w:tc>
@@ -20288,7 +20756,7 @@
               <w:rPr>
                 <w:rFonts w:hint="eastAsia"/>
               </w:rPr>
-              <w:t xml:space="preserve">连续保持长度（ZOH）</w:t>
+              <w:t xml:space="preserve">事件触发率</w:t>
             </w:r>
           </w:p>
         </w:tc>
@@ -20301,41 +20769,52 @@
             <m:oMath>
               <m:sSub>
                 <m:e>
-                  <m:acc>
-                    <m:accPr>
-                      <m:chr m:val="‾"/>
-                    </m:accPr>
-                    <m:e>
-                      <m:r>
-                        <m:t>L</m:t>
-                      </m:r>
-                    </m:e>
-                  </m:acc>
+                  <m:r>
+                    <m:t>r</m:t>
+                  </m:r>
                 </m:e>
                 <m:sub>
                   <m:r>
                     <m:rPr>
                       <m:sty m:val="p"/>
                     </m:rPr>
-                    <m:t>h</m:t>
+                    <m:t>t</m:t>
                   </m:r>
                   <m:r>
                     <m:rPr>
                       <m:sty m:val="p"/>
                     </m:rPr>
-                    <m:t>o</m:t>
+                    <m:t>r</m:t>
                   </m:r>
                   <m:r>
                     <m:rPr>
                       <m:sty m:val="p"/>
                     </m:rPr>
-                    <m:t>l</m:t>
+                    <m:t>i</m:t>
                   </m:r>
                   <m:r>
                     <m:rPr>
                       <m:sty m:val="p"/>
                     </m:rPr>
-                    <m:t>d</m:t>
+                    <m:t>g</m:t>
+                  </m:r>
+                  <m:r>
+                    <m:rPr>
+                      <m:sty m:val="p"/>
+                    </m:rPr>
+                    <m:t>g</m:t>
+                  </m:r>
+                  <m:r>
+                    <m:rPr>
+                      <m:sty m:val="p"/>
+                    </m:rPr>
+                    <m:t>e</m:t>
+                  </m:r>
+                  <m:r>
+                    <m:rPr>
+                      <m:sty m:val="p"/>
+                    </m:rPr>
+                    <m:t>r</m:t>
                   </m:r>
                 </m:sub>
               </m:sSub>
@@ -20349,59 +20828,34 @@
               <w:pStyle w:val="Compact"/>
             </w:pPr>
             <w:r>
-              <w:t xml:space="preserve">5.73</w:t>
-            </w:r>
-          </w:p>
-        </w:tc>
-        <w:tc>
-          <w:tcPr/>
-          <w:p>
-            <w:pPr>
-              <w:pStyle w:val="Compact"/>
-            </w:pPr>
-            <m:oMath>
-              <m:r>
-                <m:rPr>
-                  <m:sty m:val="p"/>
-                </m:rPr>
-                <m:t>(</m:t>
-              </m:r>
-              <m:r>
-                <m:t>1.0</m:t>
-              </m:r>
-              <m:r>
-                <m:rPr>
-                  <m:sty m:val="p"/>
-                </m:rPr>
-                <m:t>,</m:t>
-              </m:r>
-              <m:r>
-                <m:t> </m:t>
-              </m:r>
-              <m:r>
-                <m:t>3.0</m:t>
-              </m:r>
-              <m:r>
-                <m:rPr>
-                  <m:sty m:val="p"/>
-                </m:rPr>
-                <m:t>,</m:t>
-              </m:r>
-              <m:r>
-                <m:t> </m:t>
-              </m:r>
-              <m:r>
-                <m:t>7.0</m:t>
-              </m:r>
-              <m:r>
-                <m:rPr>
-                  <m:sty m:val="p"/>
-                </m:rPr>
-                <m:t>)</m:t>
-              </m:r>
-            </m:oMath>
-          </w:p>
-        </w:tc>
+              <w:t xml:space="preserve">0.3093</w:t>
+            </w:r>
+          </w:p>
+        </w:tc>
+        <w:tc>
+          <w:tcPr/>
+          <w:p>
+            <w:pPr>
+              <w:pStyle w:val="Compact"/>
+            </w:pPr>
+            <w:r>
+              <w:t xml:space="preserve">-</w:t>
+            </w:r>
+          </w:p>
+        </w:tc>
+        <w:tc>
+          <w:tcPr/>
+          <w:p>
+            <w:pPr>
+              <w:pStyle w:val="Compact"/>
+            </w:pPr>
+            <w:r>
+              <w:t xml:space="preserve">-</w:t>
+            </w:r>
+          </w:p>
+        </w:tc>
+      </w:tr>
+      <w:tr>
         <w:tc>
           <w:tcPr/>
           <w:p>
@@ -20412,7 +20866,68 @@
               <w:rPr>
                 <w:rFonts w:hint="eastAsia"/>
               </w:rPr>
-              <w:t xml:space="preserve">步</w:t>
+              <w:t xml:space="preserve">动作平滑度</w:t>
+            </w:r>
+          </w:p>
+        </w:tc>
+        <w:tc>
+          <w:tcPr/>
+          <w:p>
+            <w:pPr>
+              <w:pStyle w:val="Compact"/>
+            </w:pPr>
+            <m:oMath>
+              <m:sSub>
+                <m:e>
+                  <m:r>
+                    <m:t>σ</m:t>
+                  </m:r>
+                </m:e>
+                <m:sub>
+                  <m:r>
+                    <m:rPr>
+                      <m:sty m:val="p"/>
+                    </m:rPr>
+                    <m:t>Δ</m:t>
+                  </m:r>
+                  <m:r>
+                    <m:t>a</m:t>
+                  </m:r>
+                </m:sub>
+              </m:sSub>
+            </m:oMath>
+          </w:p>
+        </w:tc>
+        <w:tc>
+          <w:tcPr/>
+          <w:p>
+            <w:pPr>
+              <w:pStyle w:val="Compact"/>
+            </w:pPr>
+            <w:r>
+              <w:t xml:space="preserve">0.5119</w:t>
+            </w:r>
+          </w:p>
+        </w:tc>
+        <w:tc>
+          <w:tcPr/>
+          <w:p>
+            <w:pPr>
+              <w:pStyle w:val="Compact"/>
+            </w:pPr>
+            <w:r>
+              <w:t xml:space="preserve">-</w:t>
+            </w:r>
+          </w:p>
+        </w:tc>
+        <w:tc>
+          <w:tcPr/>
+          <w:p>
+            <w:pPr>
+              <w:pStyle w:val="Compact"/>
+            </w:pPr>
+            <w:r>
+              <w:t xml:space="preserve">-</w:t>
             </w:r>
           </w:p>
         </w:tc>
@@ -20435,7 +20950,43 @@
         <w:rPr>
           <w:rFonts w:hint="eastAsia"/>
         </w:rPr>
-        <w:t xml:space="preserve">可见，门控机制在多数时段保持较快响应，同时在局部区间形成连续保持段，从而减少不必要的动作切换。该统计特征说明触发过程主要由状态变化驱动，而非由固定周期采样主导。</w:t>
+        <w:t xml:space="preserve">可见，门控机制在约</w:t>
+      </w:r>
+      <w:r>
+        <w:t xml:space="preserve"> 30.93% </w:t>
+      </w:r>
+      <w:r>
+        <w:rPr>
+          <w:rFonts w:hint="eastAsia"/>
+        </w:rPr>
+        <w:t xml:space="preserve">的时间步触发策略更新，平均触发间隔为</w:t>
+      </w:r>
+      <w:r>
+        <w:t xml:space="preserve"> 3.2335 </w:t>
+      </w:r>
+      <w:r>
+        <w:rPr>
+          <w:rFonts w:hint="eastAsia"/>
+        </w:rPr>
+        <w:t xml:space="preserve">步，较固定步长基线（每步更新）呈现明显稀疏触发特征；同时，动作平滑度相较固定步长基线由</w:t>
+      </w:r>
+      <w:r>
+        <w:t xml:space="preserve"> 0.8101 </w:t>
+      </w:r>
+      <w:r>
+        <w:rPr>
+          <w:rFonts w:hint="eastAsia"/>
+        </w:rPr>
+        <w:t xml:space="preserve">降至</w:t>
+      </w:r>
+      <w:r>
+        <w:t xml:space="preserve"> </w:t>
+      </w:r>
+      <w:r>
+        <w:rPr>
+          <w:rFonts w:hint="eastAsia"/>
+        </w:rPr>
+        <w:t xml:space="preserve">0.5119，说明触发过程仍以状态变化为主导而非固定周期采样。</w:t>
       </w:r>
     </w:p>
     <w:p>
@@ -21284,7 +21835,52 @@
         <w:rPr>
           <w:rFonts w:hint="eastAsia"/>
         </w:rPr>
-        <w:t xml:space="preserve">为避免基于单次试验得出偶然性结论，本节进一步针对在线流式门控模块开展参数敏感性分析，并结合多轮超参数优化日志讨论触发机制的可调控性及其性能权衡关系。</w:t>
+        <w:t xml:space="preserve">为降低基于单次试验得出偶然性结论的风险，本节针对在线流式门控模块开展参数敏感性分析，并结合</w:t>
+      </w:r>
+      <w:r>
+        <w:t xml:space="preserve"> 120 </w:t>
+      </w:r>
+      <w:r>
+        <w:rPr>
+          <w:rFonts w:hint="eastAsia"/>
+        </w:rPr>
+        <w:t xml:space="preserve">轮贝叶斯优化日志讨论触发机制的可调控性及其性能权衡关系。优化流程采用时间顺序切分的验证集内部复评策略：以验证集前</w:t>
+      </w:r>
+      <w:r>
+        <w:t xml:space="preserve"> </w:t>
+      </w:r>
+      <w:r>
+        <w:rPr>
+          <w:rFonts w:hint="eastAsia"/>
+        </w:rPr>
+        <w:t xml:space="preserve">80%（3521</w:t>
+      </w:r>
+      <w:r>
+        <w:t xml:space="preserve"> </w:t>
+      </w:r>
+      <w:r>
+        <w:rPr>
+          <w:rFonts w:hint="eastAsia"/>
+        </w:rPr>
+        <w:t xml:space="preserve">步）作为参数拟合子集（fit），后</w:t>
+      </w:r>
+      <w:r>
+        <w:t xml:space="preserve"> </w:t>
+      </w:r>
+      <w:r>
+        <w:rPr>
+          <w:rFonts w:hint="eastAsia"/>
+        </w:rPr>
+        <w:t xml:space="preserve">20%（881</w:t>
+      </w:r>
+      <w:r>
+        <w:t xml:space="preserve"> </w:t>
+      </w:r>
+      <w:r>
+        <w:rPr>
+          <w:rFonts w:hint="eastAsia"/>
+        </w:rPr>
+        <w:t xml:space="preserve">步）作为保留复评子集（holdout）进行独立评估，从而降低对单一验证样本分布的过拟合风险。</w:t>
       </w:r>
     </w:p>
     <w:p>
@@ -21315,214 +21911,601 @@
         <w:rPr>
           <w:rFonts w:hint="eastAsia"/>
         </w:rPr>
-        <w:t xml:space="preserve">![图</w:t>
-      </w:r>
-      <w:r>
-        <w:t xml:space="preserve"> 4-4-2 Gate </w:t>
-      </w:r>
-      <w:r>
-        <w:rPr>
-          <w:rFonts w:hint="eastAsia"/>
-        </w:rPr>
-        <w:t xml:space="preserve">超参数搜索过程（优化轮次-综合得分，颜色为动作率）]</w:t>
-      </w:r>
-      <m:oMath>
-        <m:r>
-          <m:rPr>
-            <m:sty m:val="p"/>
-          </m:rPr>
-          <m:t>.</m:t>
-        </m:r>
-        <m:r>
-          <m:rPr>
-            <m:sty m:val="p"/>
-          </m:rPr>
-          <m:t>.</m:t>
-        </m:r>
-        <m:r>
-          <m:rPr>
-            <m:sty m:val="p"/>
-          </m:rPr>
-          <m:t>/</m:t>
-        </m:r>
-        <m:r>
-          <m:t>p</m:t>
-        </m:r>
-        <m:r>
-          <m:t>i</m:t>
-        </m:r>
-        <m:r>
-          <m:t>c</m:t>
-        </m:r>
-        <m:r>
-          <m:t>s</m:t>
-        </m:r>
-        <m:r>
-          <m:rPr>
-            <m:sty m:val="p"/>
-          </m:rPr>
-          <m:t>/</m:t>
-        </m:r>
-        <m:r>
-          <m:t>f</m:t>
-        </m:r>
-        <m:r>
-          <m:t>i</m:t>
-        </m:r>
-        <m:r>
-          <m:t>g</m:t>
-        </m:r>
-        <m:sSub>
-          <m:e>
-            <m:r>
-              <m:t>4</m:t>
-            </m:r>
-          </m:e>
-          <m:sub>
-            <m:sSub>
-              <m:e>
-                <m:r>
-                  <m:t>4</m:t>
-                </m:r>
-              </m:e>
-              <m:sub>
-                <m:sSub>
-                  <m:e>
-                    <m:r>
-                      <m:t>2</m:t>
-                    </m:r>
-                  </m:e>
-                  <m:sub>
-                    <m:r>
-                      <m:t>g</m:t>
-                    </m:r>
-                  </m:sub>
-                </m:sSub>
-              </m:sub>
-            </m:sSub>
-          </m:sub>
-        </m:sSub>
-        <m:r>
-          <m:t>a</m:t>
-        </m:r>
-        <m:r>
-          <m:t>t</m:t>
-        </m:r>
-        <m:sSub>
-          <m:e>
-            <m:r>
-              <m:t>e</m:t>
-            </m:r>
-          </m:e>
-          <m:sub>
-            <m:r>
-              <m:t>o</m:t>
-            </m:r>
-          </m:sub>
-        </m:sSub>
-        <m:r>
-          <m:t>p</m:t>
-        </m:r>
-        <m:r>
-          <m:t>t</m:t>
-        </m:r>
-        <m:r>
-          <m:t>i</m:t>
-        </m:r>
-        <m:r>
-          <m:t>m</m:t>
-        </m:r>
-        <m:r>
-          <m:t>i</m:t>
-        </m:r>
-        <m:r>
-          <m:t>z</m:t>
-        </m:r>
-        <m:r>
-          <m:t>a</m:t>
-        </m:r>
-        <m:r>
-          <m:t>t</m:t>
-        </m:r>
-        <m:r>
-          <m:t>i</m:t>
-        </m:r>
-        <m:r>
-          <m:t>o</m:t>
-        </m:r>
-        <m:sSub>
-          <m:e>
-            <m:r>
-              <m:t>n</m:t>
-            </m:r>
-          </m:e>
-          <m:sub>
-            <m:r>
-              <m:t>s</m:t>
-            </m:r>
-          </m:sub>
-        </m:sSub>
-        <m:r>
-          <m:t>e</m:t>
-        </m:r>
-        <m:r>
-          <m:t>a</m:t>
-        </m:r>
-        <m:r>
-          <m:t>r</m:t>
-        </m:r>
-        <m:r>
-          <m:t>c</m:t>
-        </m:r>
-        <m:r>
-          <m:t>h</m:t>
-        </m:r>
-        <m:r>
-          <m:rPr>
-            <m:sty m:val="p"/>
-          </m:rPr>
-          <m:t>.</m:t>
-        </m:r>
-        <m:r>
-          <m:t>p</m:t>
-        </m:r>
-        <m:r>
-          <m:t>n</m:t>
-        </m:r>
-        <m:r>
-          <m:t>g</m:t>
-        </m:r>
-      </m:oMath>
+        <w:t xml:space="preserve">目标函数定义为：</w:t>
+      </w:r>
     </w:p>
     <w:p>
       <w:pPr>
         <w:pStyle w:val="BodyText"/>
       </w:pPr>
-      <w:r>
-        <w:rPr>
-          <w:rFonts w:hint="eastAsia"/>
-        </w:rPr>
-        <w:t xml:space="preserve">图中横轴表示超参数优化轮次，纵轴表示综合目标函数值，点的颜色表示对应参数组合下的动作更新率。由图可见，优化初期样本点分布较为分散，说明不同参数组合的性能差异较大；随着搜索推进，较优样本逐渐集中于较高目标函数值区域，表明优化过程能够逐步收敛到性能较优的参数区间。</w:t>
-      </w:r>
+      <m:oMathPara>
+        <m:oMathParaPr>
+          <m:jc m:val="center"/>
+        </m:oMathParaPr>
+        <m:oMath>
+          <m:r>
+            <m:rPr>
+              <m:sty m:val="p"/>
+            </m:rPr>
+            <m:t>o</m:t>
+          </m:r>
+          <m:r>
+            <m:rPr>
+              <m:sty m:val="p"/>
+            </m:rPr>
+            <m:t>b</m:t>
+          </m:r>
+          <m:r>
+            <m:rPr>
+              <m:sty m:val="p"/>
+            </m:rPr>
+            <m:t>j</m:t>
+          </m:r>
+          <m:r>
+            <m:rPr>
+              <m:sty m:val="p"/>
+            </m:rPr>
+            <m:t>e</m:t>
+          </m:r>
+          <m:r>
+            <m:rPr>
+              <m:sty m:val="p"/>
+            </m:rPr>
+            <m:t>c</m:t>
+          </m:r>
+          <m:r>
+            <m:rPr>
+              <m:sty m:val="p"/>
+            </m:rPr>
+            <m:t>t</m:t>
+          </m:r>
+          <m:r>
+            <m:rPr>
+              <m:sty m:val="p"/>
+            </m:rPr>
+            <m:t>i</m:t>
+          </m:r>
+          <m:r>
+            <m:rPr>
+              <m:sty m:val="p"/>
+            </m:rPr>
+            <m:t>v</m:t>
+          </m:r>
+          <m:r>
+            <m:rPr>
+              <m:sty m:val="p"/>
+            </m:rPr>
+            <m:t>e</m:t>
+          </m:r>
+          <m:r>
+            <m:rPr>
+              <m:sty m:val="p"/>
+            </m:rPr>
+            <m:t>=</m:t>
+          </m:r>
+          <m:r>
+            <m:rPr>
+              <m:sty m:val="p"/>
+            </m:rPr>
+            <m:t>a</m:t>
+          </m:r>
+          <m:r>
+            <m:rPr>
+              <m:sty m:val="p"/>
+            </m:rPr>
+            <m:t>c</m:t>
+          </m:r>
+          <m:r>
+            <m:rPr>
+              <m:sty m:val="p"/>
+            </m:rPr>
+            <m:t>t</m:t>
+          </m:r>
+          <m:r>
+            <m:rPr>
+              <m:sty m:val="p"/>
+            </m:rPr>
+            <m:t>i</m:t>
+          </m:r>
+          <m:r>
+            <m:rPr>
+              <m:sty m:val="p"/>
+            </m:rPr>
+            <m:t>o</m:t>
+          </m:r>
+          <m:r>
+            <m:rPr>
+              <m:sty m:val="p"/>
+            </m:rPr>
+            <m:t>n</m:t>
+          </m:r>
+          <m:r>
+            <m:rPr>
+              <m:sty m:val="p"/>
+            </m:rPr>
+            <m:t>_</m:t>
+          </m:r>
+          <m:r>
+            <m:rPr>
+              <m:sty m:val="p"/>
+            </m:rPr>
+            <m:t>r</m:t>
+          </m:r>
+          <m:r>
+            <m:rPr>
+              <m:sty m:val="p"/>
+            </m:rPr>
+            <m:t>a</m:t>
+          </m:r>
+          <m:r>
+            <m:rPr>
+              <m:sty m:val="p"/>
+            </m:rPr>
+            <m:t>t</m:t>
+          </m:r>
+          <m:r>
+            <m:rPr>
+              <m:sty m:val="p"/>
+            </m:rPr>
+            <m:t>e</m:t>
+          </m:r>
+          <m:r>
+            <m:rPr>
+              <m:sty m:val="p"/>
+            </m:rPr>
+            <m:t>+</m:t>
+          </m:r>
+          <m:r>
+            <m:rPr>
+              <m:sty m:val="p"/>
+            </m:rPr>
+            <m:t>r</m:t>
+          </m:r>
+          <m:r>
+            <m:rPr>
+              <m:sty m:val="p"/>
+            </m:rPr>
+            <m:t>e</m:t>
+          </m:r>
+          <m:r>
+            <m:rPr>
+              <m:sty m:val="p"/>
+            </m:rPr>
+            <m:t>w</m:t>
+          </m:r>
+          <m:r>
+            <m:rPr>
+              <m:sty m:val="p"/>
+            </m:rPr>
+            <m:t>a</m:t>
+          </m:r>
+          <m:r>
+            <m:rPr>
+              <m:sty m:val="p"/>
+            </m:rPr>
+            <m:t>r</m:t>
+          </m:r>
+          <m:r>
+            <m:rPr>
+              <m:sty m:val="p"/>
+            </m:rPr>
+            <m:t>d</m:t>
+          </m:r>
+          <m:r>
+            <m:rPr>
+              <m:sty m:val="p"/>
+            </m:rPr>
+            <m:t>_</m:t>
+          </m:r>
+          <m:r>
+            <m:rPr>
+              <m:sty m:val="p"/>
+            </m:rPr>
+            <m:t>p</m:t>
+          </m:r>
+          <m:r>
+            <m:rPr>
+              <m:sty m:val="p"/>
+            </m:rPr>
+            <m:t>e</m:t>
+          </m:r>
+          <m:r>
+            <m:rPr>
+              <m:sty m:val="p"/>
+            </m:rPr>
+            <m:t>n</m:t>
+          </m:r>
+          <m:r>
+            <m:rPr>
+              <m:sty m:val="p"/>
+            </m:rPr>
+            <m:t>a</m:t>
+          </m:r>
+          <m:r>
+            <m:rPr>
+              <m:sty m:val="p"/>
+            </m:rPr>
+            <m:t>l</m:t>
+          </m:r>
+          <m:r>
+            <m:rPr>
+              <m:sty m:val="p"/>
+            </m:rPr>
+            <m:t>t</m:t>
+          </m:r>
+          <m:r>
+            <m:rPr>
+              <m:sty m:val="p"/>
+            </m:rPr>
+            <m:t>y</m:t>
+          </m:r>
+          <m:r>
+            <m:rPr>
+              <m:sty m:val="p"/>
+            </m:rPr>
+            <m:t>+</m:t>
+          </m:r>
+          <m:r>
+            <m:rPr>
+              <m:sty m:val="p"/>
+            </m:rPr>
+            <m:t>e</m:t>
+          </m:r>
+          <m:r>
+            <m:rPr>
+              <m:sty m:val="p"/>
+            </m:rPr>
+            <m:t>n</m:t>
+          </m:r>
+          <m:r>
+            <m:rPr>
+              <m:sty m:val="p"/>
+            </m:rPr>
+            <m:t>e</m:t>
+          </m:r>
+          <m:r>
+            <m:rPr>
+              <m:sty m:val="p"/>
+            </m:rPr>
+            <m:t>r</m:t>
+          </m:r>
+          <m:r>
+            <m:rPr>
+              <m:sty m:val="p"/>
+            </m:rPr>
+            <m:t>g</m:t>
+          </m:r>
+          <m:r>
+            <m:rPr>
+              <m:sty m:val="p"/>
+            </m:rPr>
+            <m:t>y</m:t>
+          </m:r>
+          <m:r>
+            <m:rPr>
+              <m:sty m:val="p"/>
+            </m:rPr>
+            <m:t>_</m:t>
+          </m:r>
+          <m:r>
+            <m:rPr>
+              <m:sty m:val="p"/>
+            </m:rPr>
+            <m:t>p</m:t>
+          </m:r>
+          <m:r>
+            <m:rPr>
+              <m:sty m:val="p"/>
+            </m:rPr>
+            <m:t>e</m:t>
+          </m:r>
+          <m:r>
+            <m:rPr>
+              <m:sty m:val="p"/>
+            </m:rPr>
+            <m:t>n</m:t>
+          </m:r>
+          <m:r>
+            <m:rPr>
+              <m:sty m:val="p"/>
+            </m:rPr>
+            <m:t>a</m:t>
+          </m:r>
+          <m:r>
+            <m:rPr>
+              <m:sty m:val="p"/>
+            </m:rPr>
+            <m:t>l</m:t>
+          </m:r>
+          <m:r>
+            <m:rPr>
+              <m:sty m:val="p"/>
+            </m:rPr>
+            <m:t>t</m:t>
+          </m:r>
+          <m:r>
+            <m:rPr>
+              <m:sty m:val="p"/>
+            </m:rPr>
+            <m:t>y</m:t>
+          </m:r>
+        </m:oMath>
+      </m:oMathPara>
     </w:p>
     <w:p>
       <w:pPr>
-        <w:pStyle w:val="BodyText"/>
-      </w:pPr>
-      <w:r>
-        <w:rPr>
-          <w:rFonts w:hint="eastAsia"/>
-        </w:rPr>
-        <w:t xml:space="preserve">同时，颜色分布表明，高动作更新率样本虽可能取得较高得分，但其优势并不稳定；在动作率约束引入后，兼具适度动作率与较高综合得分的参数组合更易保留下来。该结果说明，图</w:t>
-      </w:r>
-      <w:r>
-        <w:t xml:space="preserve"> 4-4-2 </w:t>
-      </w:r>
-      <w:r>
-        <w:rPr>
-          <w:rFonts w:hint="eastAsia"/>
-        </w:rPr>
-        <w:t xml:space="preserve">反映的是控制性能与触发稀疏性之间的折中优化过程。</w:t>
+        <w:pStyle w:val="FirstParagraph"/>
+      </w:pPr>
+      <w:r>
+        <w:rPr>
+          <w:rFonts w:hint="eastAsia"/>
+        </w:rPr>
+        <w:t xml:space="preserve">其中，</w:t>
+      </w:r>
+      <m:oMath>
+        <m:r>
+          <m:rPr>
+            <m:nor/>
+            <m:sty m:val="p"/>
+          </m:rPr>
+          <m:t>action_rate</m:t>
+        </m:r>
+      </m:oMath>
+      <w:r>
+        <w:t xml:space="preserve">、</w:t>
+      </w:r>
+      <m:oMath>
+        <m:r>
+          <m:rPr>
+            <m:nor/>
+            <m:sty m:val="p"/>
+          </m:rPr>
+          <m:t>reward_penalty</m:t>
+        </m:r>
+      </m:oMath>
+      <w:r>
+        <w:t xml:space="preserve"> </w:t>
+      </w:r>
+      <w:r>
+        <w:rPr>
+          <w:rFonts w:hint="eastAsia"/>
+        </w:rPr>
+        <w:t xml:space="preserve">和</w:t>
+      </w:r>
+      <w:r>
+        <w:t xml:space="preserve"> </w:t>
+      </w:r>
+      <m:oMath>
+        <m:r>
+          <m:rPr>
+            <m:nor/>
+            <m:sty m:val="p"/>
+          </m:rPr>
+          <m:t>energy_penalty</m:t>
+        </m:r>
+      </m:oMath>
+      <w:r>
+        <w:t xml:space="preserve"> </w:t>
+      </w:r>
+      <w:r>
+        <w:rPr>
+          <w:rFonts w:hint="eastAsia"/>
+        </w:rPr>
+        <w:t xml:space="preserve">分别表示动作更新密度、收益惩罚项与能耗惩罚项。惩罚项采用二次约束形式：</w:t>
+      </w:r>
+      <m:oMath>
+        <m:r>
+          <m:rPr>
+            <m:nor/>
+            <m:sty m:val="p"/>
+          </m:rPr>
+          <m:t>reward_penalty</m:t>
+        </m:r>
+        <m:r>
+          <m:rPr>
+            <m:sty m:val="p"/>
+          </m:rPr>
+          <m:t>=</m:t>
+        </m:r>
+        <m:r>
+          <m:t>4</m:t>
+        </m:r>
+        <m:sSup>
+          <m:e>
+            <m:d>
+              <m:dPr>
+                <m:begChr m:val="("/>
+                <m:sepChr m:val=""/>
+                <m:endChr m:val=")"/>
+                <m:grow/>
+              </m:dPr>
+              <m:e>
+                <m:f>
+                  <m:fPr>
+                    <m:type m:val="bar"/>
+                  </m:fPr>
+                  <m:num>
+                    <m:r>
+                      <m:rPr>
+                        <m:sty m:val="p"/>
+                      </m:rPr>
+                      <m:t>max</m:t>
+                    </m:r>
+                    <m:r>
+                      <m:rPr>
+                        <m:sty m:val="p"/>
+                      </m:rPr>
+                      <m:t>(</m:t>
+                    </m:r>
+                    <m:r>
+                      <m:t>0</m:t>
+                    </m:r>
+                    <m:r>
+                      <m:rPr>
+                        <m:sty m:val="p"/>
+                      </m:rPr>
+                      <m:t>,</m:t>
+                    </m:r>
+                    <m:r>
+                      <m:rPr>
+                        <m:nor/>
+                        <m:sty m:val="p"/>
+                      </m:rPr>
+                      <m:t>reward_drop_ratio</m:t>
+                    </m:r>
+                    <m:r>
+                      <m:rPr>
+                        <m:sty m:val="p"/>
+                      </m:rPr>
+                      <m:t>−</m:t>
+                    </m:r>
+                    <m:r>
+                      <m:t>0.02</m:t>
+                    </m:r>
+                    <m:r>
+                      <m:rPr>
+                        <m:sty m:val="p"/>
+                      </m:rPr>
+                      <m:t>)</m:t>
+                    </m:r>
+                  </m:num>
+                  <m:den>
+                    <m:r>
+                      <m:t>0.02</m:t>
+                    </m:r>
+                  </m:den>
+                </m:f>
+              </m:e>
+            </m:d>
+          </m:e>
+          <m:sup>
+            <m:r>
+              <m:t>2</m:t>
+            </m:r>
+          </m:sup>
+        </m:sSup>
+      </m:oMath>
+      <w:r>
+        <w:rPr>
+          <w:rFonts w:hint="eastAsia"/>
+        </w:rPr>
+        <w:t xml:space="preserve">，</w:t>
+      </w:r>
+      <m:oMath>
+        <m:r>
+          <m:rPr>
+            <m:nor/>
+            <m:sty m:val="p"/>
+          </m:rPr>
+          <m:t>energy_penalty</m:t>
+        </m:r>
+        <m:r>
+          <m:rPr>
+            <m:sty m:val="p"/>
+          </m:rPr>
+          <m:t>=</m:t>
+        </m:r>
+        <m:r>
+          <m:t>4</m:t>
+        </m:r>
+        <m:sSup>
+          <m:e>
+            <m:d>
+              <m:dPr>
+                <m:begChr m:val="("/>
+                <m:sepChr m:val=""/>
+                <m:endChr m:val=")"/>
+                <m:grow/>
+              </m:dPr>
+              <m:e>
+                <m:f>
+                  <m:fPr>
+                    <m:type m:val="bar"/>
+                  </m:fPr>
+                  <m:num>
+                    <m:r>
+                      <m:rPr>
+                        <m:sty m:val="p"/>
+                      </m:rPr>
+                      <m:t>max</m:t>
+                    </m:r>
+                    <m:r>
+                      <m:rPr>
+                        <m:sty m:val="p"/>
+                      </m:rPr>
+                      <m:t>(</m:t>
+                    </m:r>
+                    <m:r>
+                      <m:t>0</m:t>
+                    </m:r>
+                    <m:r>
+                      <m:rPr>
+                        <m:sty m:val="p"/>
+                      </m:rPr>
+                      <m:t>,</m:t>
+                    </m:r>
+                    <m:r>
+                      <m:rPr>
+                        <m:nor/>
+                        <m:sty m:val="p"/>
+                      </m:rPr>
+                      <m:t>energy_increase_ratio</m:t>
+                    </m:r>
+                    <m:r>
+                      <m:rPr>
+                        <m:sty m:val="p"/>
+                      </m:rPr>
+                      <m:t>−</m:t>
+                    </m:r>
+                    <m:r>
+                      <m:t>0.01</m:t>
+                    </m:r>
+                    <m:r>
+                      <m:rPr>
+                        <m:sty m:val="p"/>
+                      </m:rPr>
+                      <m:t>)</m:t>
+                    </m:r>
+                  </m:num>
+                  <m:den>
+                    <m:r>
+                      <m:t>0.01</m:t>
+                    </m:r>
+                  </m:den>
+                </m:f>
+              </m:e>
+            </m:d>
+          </m:e>
+          <m:sup>
+            <m:r>
+              <m:t>2</m:t>
+            </m:r>
+          </m:sup>
+        </m:sSup>
+      </m:oMath>
+      <w:r>
+        <w:rPr>
+          <w:rFonts w:hint="eastAsia"/>
+        </w:rPr>
+        <w:t xml:space="preserve">。优化过程中采用收益下降与能耗上升的双重容忍约束（分别为</w:t>
+      </w:r>
+      <w:r>
+        <w:t xml:space="preserve"> 2% </w:t>
+      </w:r>
+      <w:r>
+        <w:rPr>
+          <w:rFonts w:hint="eastAsia"/>
+        </w:rPr>
+        <w:t xml:space="preserve">与</w:t>
+      </w:r>
+      <w:r>
+        <w:t xml:space="preserve"> </w:t>
+      </w:r>
+      <w:r>
+        <w:rPr>
+          <w:rFonts w:hint="eastAsia"/>
+        </w:rPr>
+        <w:t xml:space="preserve">1%）。由图可见，优化初期样本点分布较为分散，说明不同参数组合的性能差异较大；随着搜索推进，较优样本逐渐集中于低目标值区域，表明搜索过程能够逐步收敛到更优参数区间。</w:t>
       </w:r>
     </w:p>
     <w:p>
@@ -21533,7 +22516,7 @@
         <w:rPr>
           <w:rFonts w:hint="eastAsia"/>
         </w:rPr>
-        <w:t xml:space="preserve">由图</w:t>
+        <w:t xml:space="preserve">同时，颜色分布表明，过低动作率样本通常因收益惩罚升高而被抑制；在约束惩罚作用下，兼具中低动作率与可接受收益保持的参数组合更易保留下来。该结果说明，图</w:t>
       </w:r>
       <w:r>
         <w:t xml:space="preserve"> 4-4-2 </w:t>
@@ -21542,7 +22525,18 @@
         <w:rPr>
           <w:rFonts w:hint="eastAsia"/>
         </w:rPr>
-        <w:t xml:space="preserve">可见，门控模块优化过程呈现出较为明确的多目标权衡特征。通常情况下，较高的动作更新率有助于提升关键事件召回能力，但在引入动作率上限约束后，该类高频触发解会因惩罚项增加而失去优势。因此，最终可行解通常分布在兼顾触发密度、召回能力与误触发抑制效果的折中区域。</w:t>
+        <w:t xml:space="preserve">反映的是触发稀疏性与控制保持性之间的折中优化过程。</w:t>
+      </w:r>
+    </w:p>
+    <w:p>
+      <w:pPr>
+        <w:pStyle w:val="BodyText"/>
+      </w:pPr>
+      <w:r>
+        <w:rPr>
+          <w:rFonts w:hint="eastAsia"/>
+        </w:rPr>
+        <w:t xml:space="preserve">总体而言，门控模块优化过程呈现出明确的多目标权衡特征。较低动作率有助于降低执行频率，但过度稀疏会触发收益惩罚并恶化目标值，因此可行解通常分布在兼顾触发密度、收益保持与能耗约束的折中区域。</w:t>
       </w:r>
     </w:p>
     <w:p>
@@ -21569,130 +22563,139 @@
           <w:b/>
           <w:bCs/>
         </w:rPr>
-        <w:t xml:space="preserve">目标函数约束形式直接决定</w:t>
-      </w:r>
-      <w:r>
-        <w:rPr>
-          <w:b/>
-          <w:bCs/>
-        </w:rPr>
-        <w:t xml:space="preserve"> PPR </w:t>
-      </w:r>
-      <w:r>
-        <w:rPr>
-          <w:rFonts w:hint="eastAsia"/>
-          <w:b/>
-          <w:bCs/>
-        </w:rPr>
-        <w:t xml:space="preserve">与</w:t>
-      </w:r>
-      <w:r>
-        <w:rPr>
-          <w:b/>
-          <w:bCs/>
-        </w:rPr>
-        <w:t xml:space="preserve"> ACR </w:t>
-      </w:r>
-      <w:r>
-        <w:rPr>
-          <w:rFonts w:hint="eastAsia"/>
-          <w:b/>
-          <w:bCs/>
-        </w:rPr>
-        <w:t xml:space="preserve">的权衡形态</w:t>
-      </w:r>
-      <w:r>
-        <w:rPr>
-          <w:rFonts w:hint="eastAsia"/>
-        </w:rPr>
-        <w:t xml:space="preserve">。多轮优化结果显示，不同约束设置将显著影响门控模块的触发策略：</w:t>
-      </w:r>
-      <w:r>
-        <w:t xml:space="preserve"> </w:t>
-      </w:r>
-      <w:r>
-        <w:rPr>
-          <w:rFonts w:hint="eastAsia"/>
-        </w:rPr>
-        <w:t xml:space="preserve">具体而言，可归纳为以下三个方面：</w:t>
-      </w:r>
-    </w:p>
-    <w:p>
-      <w:pPr>
-        <w:pStyle w:val="Compact"/>
-        <w:numPr>
-          <w:ilvl w:val="1"/>
-          <w:numId w:val="1013"/>
-        </w:numPr>
-      </w:pPr>
-      <w:r>
-        <w:rPr>
-          <w:rFonts w:hint="eastAsia"/>
-          <w:b/>
-          <w:bCs/>
-        </w:rPr>
-        <w:t xml:space="preserve">以召回能力与误触发惩罚为主的约束设置</w:t>
-      </w:r>
-      <w:r>
-        <w:rPr>
-          <w:rFonts w:hint="eastAsia"/>
-        </w:rPr>
-        <w:t xml:space="preserve">：当目标函数主要强调关键事件召回能力并同时抑制误触发时，所得最优解通常对应较高召回率（如</w:t>
-      </w:r>
-      <w:r>
-        <w:t xml:space="preserve"> </w:t>
-      </w:r>
-      <w:r>
-        <w:rPr>
-          <w:rFonts w:hint="eastAsia"/>
-        </w:rPr>
-        <w:t xml:space="preserve">0.9709），能够较好保持控制性能，因此更适合作为主实验参数方案。</w:t>
-      </w:r>
-    </w:p>
-    <w:p>
-      <w:pPr>
-        <w:pStyle w:val="Compact"/>
-        <w:numPr>
-          <w:ilvl w:val="1"/>
-          <w:numId w:val="1013"/>
-        </w:numPr>
-      </w:pPr>
-      <w:r>
-        <w:rPr>
-          <w:rFonts w:hint="eastAsia"/>
-          <w:b/>
-          <w:bCs/>
-        </w:rPr>
-        <w:t xml:space="preserve">进一步强化低动作率约束的设置</w:t>
-      </w:r>
-      <w:r>
-        <w:rPr>
-          <w:rFonts w:hint="eastAsia"/>
-        </w:rPr>
-        <w:t xml:space="preserve">：当目标函数对动作更新频率施加更强限制时，最优解可能转向过度稀疏的触发模式。虽然动作更新次数显著减少，但漏触发风险同步上升，从而削弱整体控制有效性。</w:t>
-      </w:r>
-    </w:p>
-    <w:p>
-      <w:pPr>
-        <w:pStyle w:val="Compact"/>
-        <w:numPr>
-          <w:ilvl w:val="1"/>
-          <w:numId w:val="1013"/>
-        </w:numPr>
-      </w:pPr>
-      <w:r>
-        <w:rPr>
-          <w:rFonts w:hint="eastAsia"/>
-          <w:b/>
-          <w:bCs/>
-        </w:rPr>
-        <w:t xml:space="preserve">引入动作率区间惩罚的折中设置</w:t>
-      </w:r>
-      <w:r>
-        <w:rPr>
-          <w:rFonts w:hint="eastAsia"/>
-        </w:rPr>
-        <w:t xml:space="preserve">：当进一步在目标函数中加入动作率区间惩罚后，最优解通常重新回到可用区间，并在压缩率提升与性能保持之间形成折中。这表明门控模块具有较强的可调控性，但更高的稀疏性通常需要以一定的控制收益损失为代价。</w:t>
+        <w:t xml:space="preserve">目标函数约束形式直接决定触发密度与收益保持的权衡形态</w:t>
+      </w:r>
+      <w:r>
+        <w:rPr>
+          <w:rFonts w:hint="eastAsia"/>
+        </w:rPr>
+        <w:t xml:space="preserve">。在当前收益与能耗双重容忍约束下，最优参数在</w:t>
+      </w:r>
+      <w:r>
+        <w:t xml:space="preserve"> fit </w:t>
+      </w:r>
+      <w:r>
+        <w:rPr>
+          <w:rFonts w:hint="eastAsia"/>
+        </w:rPr>
+        <w:t xml:space="preserve">子集上取得</w:t>
+      </w:r>
+      <w:r>
+        <w:t xml:space="preserve"> </w:t>
+      </w:r>
+      <m:oMath>
+        <m:r>
+          <m:rPr>
+            <m:nor/>
+            <m:sty m:val="p"/>
+          </m:rPr>
+          <m:t>objective</m:t>
+        </m:r>
+        <m:r>
+          <m:rPr>
+            <m:sty m:val="p"/>
+          </m:rPr>
+          <m:t>=</m:t>
+        </m:r>
+        <m:r>
+          <m:t>0.3462</m:t>
+        </m:r>
+      </m:oMath>
+      <w:r>
+        <w:t xml:space="preserve">、</w:t>
+      </w:r>
+      <m:oMath>
+        <m:r>
+          <m:rPr>
+            <m:nor/>
+            <m:sty m:val="p"/>
+          </m:rPr>
+          <m:t>action_rate</m:t>
+        </m:r>
+        <m:r>
+          <m:rPr>
+            <m:sty m:val="p"/>
+          </m:rPr>
+          <m:t>=</m:t>
+        </m:r>
+        <m:r>
+          <m:t>0.3462</m:t>
+        </m:r>
+      </m:oMath>
+      <w:r>
+        <w:rPr>
+          <w:rFonts w:hint="eastAsia"/>
+        </w:rPr>
+        <w:t xml:space="preserve">；对应检测指标为</w:t>
+      </w:r>
+      <w:r>
+        <w:t xml:space="preserve"> </w:t>
+      </w:r>
+      <m:oMath>
+        <m:r>
+          <m:rPr>
+            <m:nor/>
+            <m:sty m:val="p"/>
+          </m:rPr>
+          <m:t>recall</m:t>
+        </m:r>
+        <m:r>
+          <m:rPr>
+            <m:sty m:val="p"/>
+          </m:rPr>
+          <m:t>=</m:t>
+        </m:r>
+        <m:r>
+          <m:t>0.3249</m:t>
+        </m:r>
+      </m:oMath>
+      <w:r>
+        <w:t xml:space="preserve">、</w:t>
+      </w:r>
+      <m:oMath>
+        <m:r>
+          <m:rPr>
+            <m:nor/>
+            <m:sty m:val="p"/>
+          </m:rPr>
+          <m:t>precision</m:t>
+        </m:r>
+        <m:r>
+          <m:rPr>
+            <m:sty m:val="p"/>
+          </m:rPr>
+          <m:t>=</m:t>
+        </m:r>
+        <m:r>
+          <m:t>0.4011</m:t>
+        </m:r>
+      </m:oMath>
+      <w:r>
+        <w:t xml:space="preserve">、</w:t>
+      </w:r>
+      <m:oMath>
+        <m:r>
+          <m:rPr>
+            <m:nor/>
+            <m:sty m:val="p"/>
+          </m:rPr>
+          <m:t>FDR</m:t>
+        </m:r>
+        <m:r>
+          <m:rPr>
+            <m:sty m:val="p"/>
+          </m:rPr>
+          <m:t>=</m:t>
+        </m:r>
+        <m:r>
+          <m:t>0.5989</m:t>
+        </m:r>
+      </m:oMath>
+      <w:r>
+        <w:rPr>
+          <w:rFonts w:hint="eastAsia"/>
+        </w:rPr>
+        <w:t xml:space="preserve">。该结果表明，目标函数并非单纯追求极限低动作率，而是将收益退化风险显式纳入权衡。</w:t>
       </w:r>
     </w:p>
     <w:p>
@@ -21708,247 +22711,175 @@
           <w:b/>
           <w:bCs/>
         </w:rPr>
-        <w:t xml:space="preserve">关键门控参数存在相对稳定的可用区间，可为工程部署提供参考</w:t>
-      </w:r>
-      <w:r>
-        <w:rPr>
-          <w:rFonts w:hint="eastAsia"/>
-        </w:rPr>
-        <w:t xml:space="preserve">。结合主实验与多轮约束优化结果，可将较稳定的参数区间概括为：</w:t>
+        <w:t xml:space="preserve">时间切分</w:t>
+      </w:r>
+      <w:r>
+        <w:rPr>
+          <w:b/>
+          <w:bCs/>
+        </w:rPr>
+        <w:t xml:space="preserve"> holdout </w:t>
+      </w:r>
+      <w:r>
+        <w:rPr>
+          <w:rFonts w:hint="eastAsia"/>
+          <w:b/>
+          <w:bCs/>
+        </w:rPr>
+        <w:t xml:space="preserve">复评验证了参数的泛化稳定性</w:t>
+      </w:r>
+      <w:r>
+        <w:rPr>
+          <w:rFonts w:hint="eastAsia"/>
+        </w:rPr>
+        <w:t xml:space="preserve">。在</w:t>
+      </w:r>
+      <w:r>
+        <w:t xml:space="preserve"> holdout </w:t>
+      </w:r>
+      <w:r>
+        <w:rPr>
+          <w:rFonts w:hint="eastAsia"/>
+        </w:rPr>
+        <w:t xml:space="preserve">子集（881</w:t>
+      </w:r>
+      <w:r>
+        <w:t xml:space="preserve"> </w:t>
+      </w:r>
+      <w:r>
+        <w:rPr>
+          <w:rFonts w:hint="eastAsia"/>
+        </w:rPr>
+        <w:t xml:space="preserve">步）上，最优参数对应</w:t>
+      </w:r>
+      <w:r>
+        <w:t xml:space="preserve"> </w:t>
       </w:r>
       <m:oMath>
         <m:r>
-          <m:t>W</m:t>
-        </m:r>
-        <m:r>
-          <m:rPr>
-            <m:sty m:val="p"/>
-          </m:rPr>
-          <m:t>∈</m:t>
-        </m:r>
-        <m:r>
-          <m:rPr>
-            <m:sty m:val="p"/>
-          </m:rPr>
-          <m:t>[</m:t>
-        </m:r>
-        <m:r>
-          <m:t>86</m:t>
-        </m:r>
-        <m:r>
-          <m:rPr>
-            <m:sty m:val="p"/>
-          </m:rPr>
-          <m:t>,</m:t>
-        </m:r>
-        <m:r>
-          <m:t>210</m:t>
-        </m:r>
-        <m:r>
-          <m:rPr>
-            <m:sty m:val="p"/>
-          </m:rPr>
-          <m:t>]</m:t>
+          <m:rPr>
+            <m:nor/>
+            <m:sty m:val="p"/>
+          </m:rPr>
+          <m:t>objective</m:t>
+        </m:r>
+        <m:r>
+          <m:rPr>
+            <m:sty m:val="p"/>
+          </m:rPr>
+          <m:t>=</m:t>
+        </m:r>
+        <m:r>
+          <m:t>0.3337</m:t>
         </m:r>
       </m:oMath>
       <w:r>
         <w:t xml:space="preserve">、</w:t>
       </w:r>
       <m:oMath>
-        <m:sSub>
-          <m:e>
-            <m:r>
-              <m:t>α</m:t>
-            </m:r>
-          </m:e>
-          <m:sub>
-            <m:r>
-              <m:rPr>
-                <m:nor/>
-                <m:sty m:val="p"/>
-              </m:rPr>
-              <m:t>local</m:t>
-            </m:r>
-          </m:sub>
-        </m:sSub>
-        <m:r>
-          <m:rPr>
-            <m:sty m:val="p"/>
-          </m:rPr>
-          <m:t>∈</m:t>
-        </m:r>
-        <m:r>
-          <m:rPr>
-            <m:sty m:val="p"/>
-          </m:rPr>
-          <m:t>[</m:t>
-        </m:r>
-        <m:r>
-          <m:t>0.44</m:t>
-        </m:r>
-        <m:r>
-          <m:rPr>
-            <m:sty m:val="p"/>
-          </m:rPr>
-          <m:t>,</m:t>
-        </m:r>
-        <m:r>
-          <m:t>0.67</m:t>
-        </m:r>
-        <m:r>
-          <m:rPr>
-            <m:sty m:val="p"/>
-          </m:rPr>
-          <m:t>]</m:t>
+        <m:r>
+          <m:rPr>
+            <m:nor/>
+            <m:sty m:val="p"/>
+          </m:rPr>
+          <m:t>action_rate</m:t>
+        </m:r>
+        <m:r>
+          <m:rPr>
+            <m:sty m:val="p"/>
+          </m:rPr>
+          <m:t>=</m:t>
+        </m:r>
+        <m:r>
+          <m:t>0.3337</m:t>
         </m:r>
       </m:oMath>
       <w:r>
         <w:t xml:space="preserve">、</w:t>
       </w:r>
       <m:oMath>
-        <m:sSub>
-          <m:e>
-            <m:r>
-              <m:t>λ</m:t>
-            </m:r>
-          </m:e>
-          <m:sub>
-            <m:r>
-              <m:t>g</m:t>
-            </m:r>
-          </m:sub>
-        </m:sSub>
-        <m:r>
-          <m:rPr>
-            <m:sty m:val="p"/>
-          </m:rPr>
-          <m:t>∈</m:t>
-        </m:r>
-        <m:r>
-          <m:rPr>
-            <m:sty m:val="p"/>
-          </m:rPr>
-          <m:t>[</m:t>
-        </m:r>
-        <m:r>
-          <m:t>0.036</m:t>
-        </m:r>
-        <m:r>
-          <m:rPr>
-            <m:sty m:val="p"/>
-          </m:rPr>
-          <m:t>,</m:t>
-        </m:r>
-        <m:r>
-          <m:t>0.048</m:t>
-        </m:r>
-        <m:r>
-          <m:rPr>
-            <m:sty m:val="p"/>
-          </m:rPr>
-          <m:t>]</m:t>
+        <m:r>
+          <m:rPr>
+            <m:nor/>
+            <m:sty m:val="p"/>
+          </m:rPr>
+          <m:t>recall</m:t>
+        </m:r>
+        <m:r>
+          <m:rPr>
+            <m:sty m:val="p"/>
+          </m:rPr>
+          <m:t>=</m:t>
+        </m:r>
+        <m:r>
+          <m:t>0.3292</m:t>
         </m:r>
       </m:oMath>
       <w:r>
         <w:t xml:space="preserve">、</w:t>
       </w:r>
       <m:oMath>
-        <m:sSub>
-          <m:e>
-            <m:r>
-              <m:t>b</m:t>
-            </m:r>
-          </m:e>
-          <m:sub>
-            <m:r>
-              <m:rPr>
-                <m:nor/>
-                <m:sty m:val="p"/>
-              </m:rPr>
-              <m:t>bias</m:t>
-            </m:r>
-          </m:sub>
-        </m:sSub>
-        <m:r>
-          <m:rPr>
-            <m:sty m:val="p"/>
-          </m:rPr>
-          <m:t>∈</m:t>
-        </m:r>
-        <m:r>
-          <m:rPr>
-            <m:sty m:val="p"/>
-          </m:rPr>
-          <m:t>[</m:t>
-        </m:r>
-        <m:r>
-          <m:rPr>
-            <m:sty m:val="p"/>
-          </m:rPr>
-          <m:t>−</m:t>
-        </m:r>
-        <m:r>
-          <m:t>0.113</m:t>
-        </m:r>
-        <m:r>
-          <m:rPr>
-            <m:sty m:val="p"/>
-          </m:rPr>
-          <m:t>,</m:t>
-        </m:r>
-        <m:r>
-          <m:rPr>
-            <m:sty m:val="p"/>
-          </m:rPr>
-          <m:t>−</m:t>
-        </m:r>
-        <m:r>
-          <m:t>0.106</m:t>
-        </m:r>
-        <m:r>
-          <m:rPr>
-            <m:sty m:val="p"/>
-          </m:rPr>
-          <m:t>]</m:t>
+        <m:r>
+          <m:rPr>
+            <m:nor/>
+            <m:sty m:val="p"/>
+          </m:rPr>
+          <m:t>precision</m:t>
+        </m:r>
+        <m:r>
+          <m:rPr>
+            <m:sty m:val="p"/>
+          </m:rPr>
+          <m:t>=</m:t>
+        </m:r>
+        <m:r>
+          <m:t>0.6327</m:t>
         </m:r>
       </m:oMath>
       <w:r>
-        <w:rPr>
-          <w:rFonts w:hint="eastAsia"/>
-        </w:rPr>
-        <w:t xml:space="preserve">。其中，</w:t>
+        <w:t xml:space="preserve">、</w:t>
       </w:r>
       <m:oMath>
         <m:r>
-          <m:t>W</m:t>
+          <m:rPr>
+            <m:nor/>
+            <m:sty m:val="p"/>
+          </m:rPr>
+          <m:t>FDR</m:t>
+        </m:r>
+        <m:r>
+          <m:rPr>
+            <m:sty m:val="p"/>
+          </m:rPr>
+          <m:t>=</m:t>
+        </m:r>
+        <m:r>
+          <m:t>0.3673</m:t>
         </m:r>
       </m:oMath>
       <w:r>
-        <w:t xml:space="preserve"> </w:t>
-      </w:r>
-      <w:r>
-        <w:rPr>
-          <w:rFonts w:hint="eastAsia"/>
-        </w:rPr>
-        <w:t xml:space="preserve">为局部统计窗口长度，</w:t>
+        <w:rPr>
+          <w:rFonts w:hint="eastAsia"/>
+        </w:rPr>
+        <w:t xml:space="preserve">。相较</w:t>
+      </w:r>
+      <w:r>
+        <w:t xml:space="preserve"> fit </w:t>
+      </w:r>
+      <w:r>
+        <w:rPr>
+          <w:rFonts w:hint="eastAsia"/>
+        </w:rPr>
+        <w:t xml:space="preserve">结果，</w:t>
       </w:r>
       <m:oMath>
-        <m:sSub>
-          <m:e>
-            <m:r>
-              <m:t>α</m:t>
-            </m:r>
-          </m:e>
-          <m:sub>
-            <m:r>
-              <m:rPr>
-                <m:nor/>
-                <m:sty m:val="p"/>
-              </m:rPr>
-              <m:t>local</m:t>
-            </m:r>
-          </m:sub>
-        </m:sSub>
+        <m:r>
+          <m:rPr>
+            <m:nor/>
+            <m:sty m:val="p"/>
+          </m:rPr>
+          <m:t>objective</m:t>
+        </m:r>
       </m:oMath>
       <w:r>
         <w:t xml:space="preserve"> </w:t>
@@ -21957,21 +22888,25 @@
         <w:rPr>
           <w:rFonts w:hint="eastAsia"/>
         </w:rPr>
-        <w:t xml:space="preserve">为局部阈值权重，</w:t>
+        <w:t xml:space="preserve">差值为</w:t>
+      </w:r>
+      <w:r>
+        <w:t xml:space="preserve"> </w:t>
+      </w:r>
+      <w:r>
+        <w:rPr>
+          <w:rFonts w:hint="eastAsia"/>
+        </w:rPr>
+        <w:t xml:space="preserve">-0.0125，</w:t>
       </w:r>
       <m:oMath>
-        <m:sSub>
-          <m:e>
-            <m:r>
-              <m:t>λ</m:t>
-            </m:r>
-          </m:e>
-          <m:sub>
-            <m:r>
-              <m:t>g</m:t>
-            </m:r>
-          </m:sub>
-        </m:sSub>
+        <m:r>
+          <m:rPr>
+            <m:nor/>
+            <m:sty m:val="p"/>
+          </m:rPr>
+          <m:t>recall</m:t>
+        </m:r>
       </m:oMath>
       <w:r>
         <w:t xml:space="preserve"> </w:t>
@@ -21980,25 +22915,25 @@
         <w:rPr>
           <w:rFonts w:hint="eastAsia"/>
         </w:rPr>
-        <w:t xml:space="preserve">为全局平滑更新系数，</w:t>
+        <w:t xml:space="preserve">提升</w:t>
+      </w:r>
+      <w:r>
+        <w:t xml:space="preserve"> </w:t>
+      </w:r>
+      <w:r>
+        <w:rPr>
+          <w:rFonts w:hint="eastAsia"/>
+        </w:rPr>
+        <w:t xml:space="preserve">+0.0043，</w:t>
       </w:r>
       <m:oMath>
-        <m:sSub>
-          <m:e>
-            <m:r>
-              <m:t>b</m:t>
-            </m:r>
-          </m:e>
-          <m:sub>
-            <m:r>
-              <m:rPr>
-                <m:nor/>
-                <m:sty m:val="p"/>
-              </m:rPr>
-              <m:t>bias</m:t>
-            </m:r>
-          </m:sub>
-        </m:sSub>
+        <m:r>
+          <m:rPr>
+            <m:nor/>
+            <m:sty m:val="p"/>
+          </m:rPr>
+          <m:t>precision</m:t>
+        </m:r>
       </m:oMath>
       <w:r>
         <w:t xml:space="preserve"> </w:t>
@@ -22007,78 +22942,16 @@
         <w:rPr>
           <w:rFonts w:hint="eastAsia"/>
         </w:rPr>
-        <w:t xml:space="preserve">为触发偏置项。从作用机理看，</w:t>
-      </w:r>
-      <m:oMath>
-        <m:r>
-          <m:t>W</m:t>
-        </m:r>
-      </m:oMath>
-      <w:r>
-        <w:t xml:space="preserve"> </w:t>
-      </w:r>
-      <w:r>
-        <w:rPr>
-          <w:rFonts w:hint="eastAsia"/>
-        </w:rPr>
-        <w:t xml:space="preserve">与</w:t>
-      </w:r>
-      <w:r>
-        <w:t xml:space="preserve"> </w:t>
-      </w:r>
-      <m:oMath>
-        <m:sSub>
-          <m:e>
-            <m:r>
-              <m:t>α</m:t>
-            </m:r>
-          </m:e>
-          <m:sub>
-            <m:r>
-              <m:rPr>
-                <m:nor/>
-                <m:sty m:val="p"/>
-              </m:rPr>
-              <m:t>local</m:t>
-            </m:r>
-          </m:sub>
-        </m:sSub>
-      </m:oMath>
-      <w:r>
-        <w:t xml:space="preserve"> </w:t>
-      </w:r>
-      <w:r>
-        <w:rPr>
-          <w:rFonts w:hint="eastAsia"/>
-        </w:rPr>
-        <w:t xml:space="preserve">主要调节响应速度与触发稳定性之间的平衡，</w:t>
-      </w:r>
-      <m:oMath>
-        <m:sSub>
-          <m:e>
-            <m:r>
-              <m:t>b</m:t>
-            </m:r>
-          </m:e>
-          <m:sub>
-            <m:r>
-              <m:rPr>
-                <m:nor/>
-                <m:sty m:val="p"/>
-              </m:rPr>
-              <m:t>bias</m:t>
-            </m:r>
-          </m:sub>
-        </m:sSub>
-      </m:oMath>
-      <w:r>
-        <w:t xml:space="preserve"> </w:t>
-      </w:r>
-      <w:r>
-        <w:rPr>
-          <w:rFonts w:hint="eastAsia"/>
-        </w:rPr>
-        <w:t xml:space="preserve">则主要决定整体触发密度水平。因此，若部署目标侧重控制收益保持，可优先采用主实验参数组；若部署目标更强调降低动作更新频率，则可选择附加动作率约束条件下得到的参数方案。</w:t>
+        <w:t xml:space="preserve">提升</w:t>
+      </w:r>
+      <w:r>
+        <w:t xml:space="preserve"> </w:t>
+      </w:r>
+      <w:r>
+        <w:rPr>
+          <w:rFonts w:hint="eastAsia"/>
+        </w:rPr>
+        <w:t xml:space="preserve">+0.2315，说明该参数组在未参与优化的时间片段上未出现明显性能塌陷，具备较好的时序泛化能力。</w:t>
       </w:r>
     </w:p>
     <w:p>
@@ -22609,9 +23482,6 @@
     <w:lvlOverride w:ilvl="8">
       <w:startOverride w:val="1"/>
     </w:lvlOverride>
-  </w:num>
-  <w:num w:numId="1013">
-    <w:abstractNumId w:val="991"/>
   </w:num>
 </w:numbering>
 </file>

--- a/docs/papers/小论文.docx
+++ b/docs/papers/小论文.docx
@@ -47,25 +47,7 @@
         <w:rPr>
           <w:rFonts w:hint="eastAsia"/>
         </w:rPr>
-        <w:t xml:space="preserve">随着全球气候变化的加剧，建筑行业的节能减排已成为亟待解决的关键问题。相关统计数据显示，建筑能耗占全球终端能耗的</w:t>
-      </w:r>
-      <w:r>
-        <w:t xml:space="preserve"> 35% </w:t>
-      </w:r>
-      <w:r>
-        <w:rPr>
-          <w:rFonts w:hint="eastAsia"/>
-        </w:rPr>
-        <w:t xml:space="preserve">以上，其中供暖、通风与空调系统（HVAC）不仅占据了建筑整体能耗的约</w:t>
-      </w:r>
-      <w:r>
-        <w:t xml:space="preserve"> </w:t>
-      </w:r>
-      <w:r>
-        <w:rPr>
-          <w:rFonts w:hint="eastAsia"/>
-        </w:rPr>
-        <w:t xml:space="preserve">50%，也是电力需求侧响应的关键调节资源。在中央空调系统中，冷水机组作为核心耗能部件，其运行效率直接决定了系统的整体性能。优化冷冻水供水温度（</w:t>
+        <w:t xml:space="preserve">随着全球气候变化的加剧，建筑行业的节能减排已成为亟待解决的关键问题。相关统计数据显示，建筑能耗占全球终端能耗的35%以上，其中供暖、通风与空调（HVAC）系统不仅占据了建筑整体能耗的约50%，也是电力需求侧响应的关键调节资源。在中央空调系统中，冷水机组作为核心耗能部件，其运行效率直接决定了系统的整体性能。优化冷冻水供水温度（</w:t>
       </w:r>
       <m:oMath>
         <m:sSub>
@@ -89,16 +71,7 @@
         <w:rPr>
           <w:rFonts w:hint="eastAsia"/>
         </w:rPr>
-        <w:t xml:space="preserve">）已被证明是平衡能耗与室内热舒适度的有效手段之一。然而，实际工程中的</w:t>
-      </w:r>
-      <w:r>
-        <w:t xml:space="preserve"> HVAC </w:t>
-      </w:r>
-      <w:r>
-        <w:rPr>
-          <w:rFonts w:hint="eastAsia"/>
-        </w:rPr>
-        <w:t xml:space="preserve">控制面临着严峻挑战：建筑热负荷受室外气象条件、室内人员流动及设备散热等多重动态因素的耦合影响，表现出高度的非线性、时变特性与大惯性滞后。</w:t>
+        <w:t xml:space="preserve">）已被证明是平衡能耗与室内热舒适度的有效手段之一。然而，实际工程中的HVAC控制面临着严峻挑战：建筑热负荷受室外气象条件、室内人员流动及设备散热等多重动态因素的耦合影响，系统具有高度的非线性、时变性及大惯性滞后特征。</w:t>
       </w:r>
     </w:p>
     <w:p>
@@ -109,7 +82,7 @@
         <w:rPr>
           <w:rFonts w:hint="eastAsia"/>
         </w:rPr>
-        <w:t xml:space="preserve">针对上述挑战，工业界与学术界长期依赖基于显式先验知识的控制范式。具体而言，以基于规则的控制（RBC）和比例-积分-微分（PID）为代表的传统方法，高度依赖工程师人工标定的静态参数模型与经验规则；而以模型预测控制（MPC）为代表的全局优化算法，则要求针对目标建筑构建高精度的机理或灰盒模型。尽管上述基于模型或显式规则的方法在特定稳态工况下表现良好，但真实建筑的热系统往往具有高度非线性与时变特性。在高度异构的实际工程场景中，针对不同建筑逐一进行系统辨识与精准建模不仅耗费巨大的时间与经济成本，且随着设备组件的长期磨损与建筑热特性的季节性漂移，固定参数的物理模型容易出现控制性能衰退。过度依赖显式环境模型与专家先验知识的传统范式难以自适应多变工况，亟待引入新型智能控制架构。</w:t>
+        <w:t xml:space="preserve">针对上述挑战，工业界与学术界长期依赖基于显式先验知识的控制范式。具体而言，以基于规则的控制（RBC）和比例-积分-微分（PID）为代表的传统方法，高度依赖工程师人工标定的静态参数与经验规则；而以模型预测控制（MPC）为代表的全局优化算法，则要求针对目标建筑构建高精度的机理或灰盒模型。尽管上述基于模型或显式规则的方法在特定稳态工况下表现良好，但在高度异构的实际工程场景中，针对不同建筑逐一进行系统辨识与精准建模不仅耗费巨大的时间与经济成本，且随着设备组件的长期磨损与建筑热特性的季节性漂移，固定参数的物理模型容易出现控制性能衰退。过度依赖显式环境模型与专家先验知识的传统范式难以自适应多变工况，亟待引入新型智能控制架构。</w:t>
       </w:r>
     </w:p>
     <w:p>
@@ -120,7 +93,7 @@
         <w:rPr>
           <w:rFonts w:hint="eastAsia"/>
         </w:rPr>
-        <w:t xml:space="preserve">为克服上述传统控制的局限性，深度强化学习（Deep</w:t>
+        <w:t xml:space="preserve">为克服传统控制的局限性，深度强化学习（Deep</w:t>
       </w:r>
       <w:r>
         <w:t xml:space="preserve"> Reinforcement Learning, </w:t>
@@ -129,43 +102,7 @@
         <w:rPr>
           <w:rFonts w:hint="eastAsia"/>
         </w:rPr>
-        <w:t xml:space="preserve">DRL）凭借其无模型的自适应决策能力，近年来在</w:t>
-      </w:r>
-      <w:r>
-        <w:t xml:space="preserve"> HVAC </w:t>
-      </w:r>
-      <w:r>
-        <w:rPr>
-          <w:rFonts w:hint="eastAsia"/>
-        </w:rPr>
-        <w:t xml:space="preserve">控制领域展现出了巨大潜力。DRL</w:t>
-      </w:r>
-      <w:r>
-        <w:t xml:space="preserve"> </w:t>
-      </w:r>
-      <w:r>
-        <w:rPr>
-          <w:rFonts w:hint="eastAsia"/>
-        </w:rPr>
-        <w:t xml:space="preserve">能够通过与复杂时变环境的直接交互，自主学习并适应非线性工况；结合时序特征的预测型</w:t>
-      </w:r>
-      <w:r>
-        <w:t xml:space="preserve"> DRL </w:t>
-      </w:r>
-      <w:r>
-        <w:rPr>
-          <w:rFonts w:hint="eastAsia"/>
-        </w:rPr>
-        <w:t xml:space="preserve">更是进一步提升了智能体的前瞻预测能力，有效缓解了建筑大热惯性带来的控制滞后。然而，现有</w:t>
-      </w:r>
-      <w:r>
-        <w:t xml:space="preserve"> DRL </w:t>
-      </w:r>
-      <w:r>
-        <w:rPr>
-          <w:rFonts w:hint="eastAsia"/>
-        </w:rPr>
-        <w:t xml:space="preserve">在实际工程部署中仍受限于一个根本性的控制范式：固定时间步长控制（Time-Triggered</w:t>
+        <w:t xml:space="preserve">DRL）凭借其无模型的自适应决策能力，近年来在HVAC控制领域展现出广阔的应用前景。DRL能够通过与复杂时变环境的直接交互，自主学习并适应非线性工况；结合时序特征的预测型DRL进一步提升了智能体的前瞻预测能力，有效缓解了建筑大热惯性带来的控制滞后。然而，现有DRL在实际工程部署中仍受限于固定时间步长控制（Time-Triggered</w:t>
       </w:r>
       <w:r>
         <w:t xml:space="preserve"> Control, </w:t>
@@ -174,7 +111,7 @@
         <w:rPr>
           <w:rFonts w:hint="eastAsia"/>
         </w:rPr>
-        <w:t xml:space="preserve">TTC）。在这种机制下，智能体严格按预设时钟周期进行强制性的状态采样与动作更新，忽略了建筑热负荷在时间维度上演变的非均匀特性。这种固定频率的驱动方式导致了响应速度与控制代价之间的固有矛盾：高频控制虽能迅速响应环境扰动，却会带来显著的计算开销与执行器机械磨损；低频控制虽能降低硬件损耗，却易造成控温精度下降。</w:t>
+        <w:t xml:space="preserve">TTC）这一根本性范式。在该机制下，智能体严格按预设时钟周期进行状态采样与动作更新，忽略了建筑热负荷在时间维度上演变的非均匀特性。这种固定频率驱动方式导致了响应速度与控制代价之间的固有矛盾：高频控制虽能迅速响应环境扰动，却会带来显著的计算开销与执行器机械磨损；低频控制虽能降低硬件损耗，却易造成控温精度下降。</w:t>
       </w:r>
     </w:p>
     <w:p>
@@ -185,16 +122,7 @@
         <w:rPr>
           <w:rFonts w:hint="eastAsia"/>
         </w:rPr>
-        <w:t xml:space="preserve">针对</w:t>
-      </w:r>
-      <w:r>
-        <w:t xml:space="preserve"> TTC </w:t>
-      </w:r>
-      <w:r>
-        <w:rPr>
-          <w:rFonts w:hint="eastAsia"/>
-        </w:rPr>
-        <w:t xml:space="preserve">范式造成的计算开销与磨损问题，事件驱动控制（Event-Triggered</w:t>
+        <w:t xml:space="preserve">为缓解TTC范式带来的计算冗余与设备磨损问题，事件驱动控制（Event-Triggered</w:t>
       </w:r>
       <w:r>
         <w:t xml:space="preserve"> Control, </w:t>
@@ -203,25 +131,7 @@
         <w:rPr>
           <w:rFonts w:hint="eastAsia"/>
         </w:rPr>
-        <w:t xml:space="preserve">ETC）机制应运而生。ETC</w:t>
-      </w:r>
-      <w:r>
-        <w:t xml:space="preserve"> </w:t>
-      </w:r>
-      <w:r>
-        <w:rPr>
-          <w:rFonts w:hint="eastAsia"/>
-        </w:rPr>
-        <w:t xml:space="preserve">基于按需决策理念，仅在系统状态发生显著偏离时激活控制更新。这种稀疏控制机制有效突破了时间步长的硬性约束，为缓解响应速度与控制代价之间的冲突提供了理想途径。然而，现有</w:t>
-      </w:r>
-      <w:r>
-        <w:t xml:space="preserve"> ETC </w:t>
-      </w:r>
-      <w:r>
-        <w:rPr>
-          <w:rFonts w:hint="eastAsia"/>
-        </w:rPr>
-        <w:t xml:space="preserve">方案主要依赖基于专家先验知识的静态规则，例如设定固定的温度死区或负荷波动阈值。这种静态触发机制在面对高度非线性且时变的真实建筑环境时缺乏动态适应能力，难以适应不同建筑的热惯性差异以及设备老化后的性能漂移，极易导致频繁误触发或控制响应迟滞现象。</w:t>
+        <w:t xml:space="preserve">ETC）机制应运而生。ETC基于按需决策理念，仅在系统状态发生显著偏离时激活控制更新。这种稀疏控制机制有效突破了时间步长的硬性约束，为平衡响应速度与控制代价提供了可行途径。然而，现有ETC方案主要依赖基于专家经验的静态规则，例如设定固定的温度死区或负荷波动阈值。静态触发机制在面对高度非线性且时变的真实建筑环境时缺乏动态适应能力，难以适应不同建筑的热惯性差异以及设备老化后的性能漂移，极易导致频繁误触发或控制响应迟滞现象。</w:t>
       </w:r>
     </w:p>
     <w:p>
@@ -232,16 +142,18 @@
         <w:rPr>
           <w:rFonts w:hint="eastAsia"/>
         </w:rPr>
-        <w:t xml:space="preserve">理想的事件触发机制应降低对显式物理规则的依赖，将事件识别过程建模为基于流式状态数据分布的异常检测问题。关键控制时刻本质上体现为系统状态对历史稳态分布的显著偏离。因此，若能利用无监督学习技术在线捕捉状态分布特征，并以特征空间的分布距离作为动态触发信号，便能在不依赖人工设定的前提下实现对多变工况的自适应感知。基于此，本文提出了一种结合时序预测与无监督动态事件触发的新型</w:t>
-      </w:r>
-      <w:r>
-        <w:t xml:space="preserve"> HVAC </w:t>
-      </w:r>
-      <w:r>
-        <w:rPr>
-          <w:rFonts w:hint="eastAsia"/>
-        </w:rPr>
-        <w:t xml:space="preserve">控制框架（ET-PRL）。本文的主要贡献如下：</w:t>
+        <w:t xml:space="preserve">如图1所示，从多维控制能力与方法演进路径来看，现有控制范式在动作更新稀疏化与系统综合性能保持的协同优化方面尚存较大提升空间。理想的事件触发机制应降低对人工预设物理规则的依赖，将事件识别过程转化为基于流式状态数据分布的异常检测问题。关键控制时刻本质上体现为系统状态对历史稳态分布的显著偏离。因此，若能利用无监督学习技术在线捕捉状态分布特征，并以特征空间的分布距离作为动态触发信号，便能在不依赖人工设定的前提下实现对多变工况的自适应感知。</w:t>
+      </w:r>
+    </w:p>
+    <w:p>
+      <w:pPr>
+        <w:pStyle w:val="BodyText"/>
+      </w:pPr>
+      <w:r>
+        <w:rPr>
+          <w:rFonts w:hint="eastAsia"/>
+        </w:rPr>
+        <w:t xml:space="preserve">基于上述动机，本文提出了一种结合时序预测与无监督动态事件触发的新型HVAC控制框架（ET-PRL）。本文的主要贡献如下：</w:t>
       </w:r>
     </w:p>
     <w:p>
@@ -264,16 +176,7 @@
         <w:rPr>
           <w:rFonts w:hint="eastAsia"/>
         </w:rPr>
-        <w:t xml:space="preserve">：在</w:t>
-      </w:r>
-      <w:r>
-        <w:t xml:space="preserve"> ET-PRL </w:t>
-      </w:r>
-      <w:r>
-        <w:rPr>
-          <w:rFonts w:hint="eastAsia"/>
-        </w:rPr>
-        <w:t xml:space="preserve">框架中构建了融合多尺度异常追踪与双层自适应阈值的门控模块，摆脱了对静态人工规则的依赖，实现了对时变工况下非平稳扰动的自适应感知。</w:t>
+        <w:t xml:space="preserve">：在ET-PRL框架中构建了融合多尺度异常追踪与双层自适应阈值的门控模块，摆脱了对静态人工规则的依赖，实现了对时变工况下非平稳扰动的自适应感知。</w:t>
       </w:r>
     </w:p>
     <w:p>
@@ -319,7 +222,187 @@
         <w:rPr>
           <w:rFonts w:hint="eastAsia"/>
         </w:rPr>
-        <w:t xml:space="preserve">：在真实冷水机组运行场景下的综合评估表明，本文所提框架能够在可量化性能折衷范围内有效抑制平稳工况下的高频无效调节，并获得一定节能收益。该实证结果不仅验证了按需控制机制在复杂非线性热力系统中的有效性，也为深度强化学习算法在实际工程中的低损耗边缘部署提供了可行的方案。</w:t>
+        <w:t xml:space="preserve">：基于真实冷水机组运行数据的综合评估表明，本文所提框架能够在可量化性能折衷范围内有效抑制平稳工况下的高频无效调节，并获得一定的节能收益。该实证结果不仅验证了按需控制机制在复杂非线性热力系统中的有效性，也为深度强化学习算法在实际工程中的低损耗边缘部署提供了可行的方案。</w:t>
+      </w:r>
+    </w:p>
+    <w:p>
+      <w:pPr>
+        <w:pStyle w:val="FirstParagraph"/>
+      </w:pPr>
+      <w:r>
+        <w:rPr>
+          <w:rFonts w:hint="eastAsia"/>
+        </w:rPr>
+        <w:t xml:space="preserve">![图</w:t>
+      </w:r>
+      <w:r>
+        <w:t xml:space="preserve"> 1 </w:t>
+      </w:r>
+      <w:r>
+        <w:rPr>
+          <w:rFonts w:hint="eastAsia"/>
+        </w:rPr>
+        <w:t xml:space="preserve">控制范式张力与方法谱系联合示意图]</w:t>
+      </w:r>
+      <m:oMath>
+        <m:r>
+          <m:rPr>
+            <m:sty m:val="p"/>
+          </m:rPr>
+          <m:t>.</m:t>
+        </m:r>
+        <m:r>
+          <m:rPr>
+            <m:sty m:val="p"/>
+          </m:rPr>
+          <m:t>.</m:t>
+        </m:r>
+        <m:r>
+          <m:rPr>
+            <m:sty m:val="p"/>
+          </m:rPr>
+          <m:t>/</m:t>
+        </m:r>
+        <m:r>
+          <m:t>p</m:t>
+        </m:r>
+        <m:r>
+          <m:t>i</m:t>
+        </m:r>
+        <m:r>
+          <m:t>c</m:t>
+        </m:r>
+        <m:r>
+          <m:t>s</m:t>
+        </m:r>
+        <m:r>
+          <m:rPr>
+            <m:sty m:val="p"/>
+          </m:rPr>
+          <m:t>/</m:t>
+        </m:r>
+        <m:r>
+          <m:t>f</m:t>
+        </m:r>
+        <m:r>
+          <m:t>i</m:t>
+        </m:r>
+        <m:sSub>
+          <m:e>
+            <m:r>
+              <m:t>g</m:t>
+            </m:r>
+          </m:e>
+          <m:sub>
+            <m:r>
+              <m:t>c</m:t>
+            </m:r>
+          </m:sub>
+        </m:sSub>
+        <m:r>
+          <m:t>o</m:t>
+        </m:r>
+        <m:r>
+          <m:t>m</m:t>
+        </m:r>
+        <m:r>
+          <m:t>b</m:t>
+        </m:r>
+        <m:r>
+          <m:t>i</m:t>
+        </m:r>
+        <m:r>
+          <m:t>n</m:t>
+        </m:r>
+        <m:r>
+          <m:t>e</m:t>
+        </m:r>
+        <m:sSub>
+          <m:e>
+            <m:r>
+              <m:t>d</m:t>
+            </m:r>
+          </m:e>
+          <m:sub>
+            <m:r>
+              <m:t>f</m:t>
+            </m:r>
+          </m:sub>
+        </m:sSub>
+        <m:r>
+          <m:t>i</m:t>
+        </m:r>
+        <m:r>
+          <m:t>g</m:t>
+        </m:r>
+        <m:r>
+          <m:t>u</m:t>
+        </m:r>
+        <m:r>
+          <m:t>r</m:t>
+        </m:r>
+        <m:r>
+          <m:t>e</m:t>
+        </m:r>
+        <m:sSub>
+          <m:e>
+            <m:r>
+              <m:t>1</m:t>
+            </m:r>
+          </m:e>
+          <m:sub>
+            <m:r>
+              <m:t>f</m:t>
+            </m:r>
+          </m:sub>
+        </m:sSub>
+        <m:r>
+          <m:t>i</m:t>
+        </m:r>
+        <m:r>
+          <m:t>g</m:t>
+        </m:r>
+        <m:r>
+          <m:t>u</m:t>
+        </m:r>
+        <m:r>
+          <m:t>r</m:t>
+        </m:r>
+        <m:r>
+          <m:t>e</m:t>
+        </m:r>
+        <m:r>
+          <m:t>2</m:t>
+        </m:r>
+        <m:r>
+          <m:rPr>
+            <m:sty m:val="p"/>
+          </m:rPr>
+          <m:t>.</m:t>
+        </m:r>
+        <m:r>
+          <m:t>s</m:t>
+        </m:r>
+        <m:r>
+          <m:t>v</m:t>
+        </m:r>
+        <m:r>
+          <m:t>g</m:t>
+        </m:r>
+      </m:oMath>
+    </w:p>
+    <w:p>
+      <w:pPr>
+        <w:pStyle w:val="BodyText"/>
+      </w:pPr>
+      <w:r>
+        <w:rPr>
+          <w:rFonts w:hint="eastAsia"/>
+        </w:rPr>
+        <w:t xml:space="preserve">图</w:t>
+      </w:r>
+      <w:r>
+        <w:t xml:space="preserve"> 1 。</w:t>
       </w:r>
     </w:p>
     <w:bookmarkEnd w:id="10"/>
@@ -1067,7 +1150,7 @@
         <w:t xml:space="preserve">如图</w:t>
       </w:r>
       <w:r>
-        <w:t xml:space="preserve"> 1 </w:t>
+        <w:t xml:space="preserve"> 3 </w:t>
       </w:r>
       <w:r>
         <w:rPr>
@@ -1170,6 +1253,123 @@
           <w:rFonts w:hint="eastAsia"/>
         </w:rPr>
         <w:t xml:space="preserve">ZOH）维持上一时刻的控制指令，以降低控制切换频率并减小对执行机构与系统稳定性的不利影响。</w:t>
+      </w:r>
+    </w:p>
+    <w:p>
+      <w:pPr>
+        <w:pStyle w:val="BlockText"/>
+      </w:pPr>
+      <w:r>
+        <w:rPr>
+          <w:rFonts w:hint="eastAsia"/>
+          <w:b/>
+          <w:bCs/>
+        </w:rPr>
+        <w:t xml:space="preserve">图</w:t>
+      </w:r>
+      <w:r>
+        <w:rPr>
+          <w:b/>
+          <w:bCs/>
+        </w:rPr>
+        <w:t xml:space="preserve"> 3 </w:t>
+      </w:r>
+      <w:r>
+        <w:rPr>
+          <w:rFonts w:hint="eastAsia"/>
+          <w:b/>
+          <w:bCs/>
+        </w:rPr>
+        <w:t xml:space="preserve">占位：ET-PRL</w:t>
+      </w:r>
+      <w:r>
+        <w:rPr>
+          <w:b/>
+          <w:bCs/>
+        </w:rPr>
+        <w:t xml:space="preserve"> </w:t>
+      </w:r>
+      <w:r>
+        <w:rPr>
+          <w:rFonts w:hint="eastAsia"/>
+          <w:b/>
+          <w:bCs/>
+        </w:rPr>
+        <w:t xml:space="preserve">总体框架图</w:t>
+      </w:r>
+    </w:p>
+    <w:p>
+      <w:pPr>
+        <w:pStyle w:val="BlockText"/>
+      </w:pPr>
+      <w:r>
+        <w:rPr>
+          <w:rFonts w:hint="eastAsia"/>
+        </w:rPr>
+        <w:t xml:space="preserve">建议内容：展示“状态采样</w:t>
+      </w:r>
+      <w:r>
+        <w:t xml:space="preserve"> -&gt; </w:t>
+      </w:r>
+      <w:r>
+        <w:rPr>
+          <w:rFonts w:hint="eastAsia"/>
+        </w:rPr>
+        <w:t xml:space="preserve">异常门控</w:t>
+      </w:r>
+      <w:r>
+        <w:t xml:space="preserve"> -&gt; </w:t>
+      </w:r>
+      <w:r>
+        <w:rPr>
+          <w:rFonts w:hint="eastAsia"/>
+        </w:rPr>
+        <w:t xml:space="preserve">触发决策</w:t>
+      </w:r>
+      <w:r>
+        <w:t xml:space="preserve"> -&gt; DQN </w:t>
+      </w:r>
+      <w:r>
+        <w:rPr>
+          <w:rFonts w:hint="eastAsia"/>
+        </w:rPr>
+        <w:t xml:space="preserve">推理/ZOH</w:t>
+      </w:r>
+      <w:r>
+        <w:t xml:space="preserve"> </w:t>
+      </w:r>
+      <w:r>
+        <w:rPr>
+          <w:rFonts w:hint="eastAsia"/>
+        </w:rPr>
+        <w:t xml:space="preserve">保持</w:t>
+      </w:r>
+      <w:r>
+        <w:t xml:space="preserve"> -&gt; </w:t>
+      </w:r>
+      <w:r>
+        <w:rPr>
+          <w:rFonts w:hint="eastAsia"/>
+        </w:rPr>
+        <w:t xml:space="preserve">执行反馈”的闭环结构，区分</w:t>
+      </w:r>
+      <w:r>
+        <w:t xml:space="preserve"> Trigger=1 </w:t>
+      </w:r>
+      <w:r>
+        <w:rPr>
+          <w:rFonts w:hint="eastAsia"/>
+        </w:rPr>
+        <w:t xml:space="preserve">与</w:t>
+      </w:r>
+      <w:r>
+        <w:t xml:space="preserve"> Trigger=0 </w:t>
+      </w:r>
+      <w:r>
+        <w:rPr>
+          <w:rFonts w:hint="eastAsia"/>
+        </w:rPr>
+        <w:t xml:space="preserve">两条路径。</w:t>
       </w:r>
     </w:p>
     <w:bookmarkEnd w:id="12"/>
@@ -4014,6 +4214,86 @@
         <w:t xml:space="preserve">系统通常同时受到短时扰动、日内周期变化和长期慢变漂移的共同影响。若仅依赖短时分数，门控机制虽能快速响应人员聚集、设备启停等局部突变，但更容易受到传感器高频噪声或正常瞬态波动的干扰，进而导致触发频率偏高。若仅依赖长时分数，虽然能够提供更稳健的历史参考基线，但对突发热扰动的响应可能不足。若仅结合短时与中时分数，则难以刻画季节更替、设备老化或结构热阻漂移引起的慢变过程。基于此，本文通过短、中、长三个时间尺度的加权融合，同时兼顾突发扰动感知、周期规律表征与长期基线跟踪，从而提高门控机制在非平稳场景下的适应性与鲁棒性。</w:t>
       </w:r>
     </w:p>
+    <w:p>
+      <w:pPr>
+        <w:pStyle w:val="BlockText"/>
+      </w:pPr>
+      <w:r>
+        <w:rPr>
+          <w:rFonts w:hint="eastAsia"/>
+          <w:b/>
+          <w:bCs/>
+        </w:rPr>
+        <w:t xml:space="preserve">图</w:t>
+      </w:r>
+      <w:r>
+        <w:rPr>
+          <w:b/>
+          <w:bCs/>
+        </w:rPr>
+        <w:t xml:space="preserve"> 4 </w:t>
+      </w:r>
+      <w:r>
+        <w:rPr>
+          <w:rFonts w:hint="eastAsia"/>
+          <w:b/>
+          <w:bCs/>
+        </w:rPr>
+        <w:t xml:space="preserve">占位：多尺度异常追踪机制图</w:t>
+      </w:r>
+    </w:p>
+    <w:p>
+      <w:pPr>
+        <w:pStyle w:val="BlockText"/>
+      </w:pPr>
+      <w:r>
+        <w:rPr>
+          <w:rFonts w:hint="eastAsia"/>
+        </w:rPr>
+        <w:t xml:space="preserve">建议内容：并行展示短时/中时/长时滑动窗口、各自隔离深度异常分数计算与加权融合得到综合异常分数</w:t>
+      </w:r>
+      <w:r>
+        <w:t xml:space="preserve"> </w:t>
+      </w:r>
+      <m:oMath>
+        <m:r>
+          <m:t>A</m:t>
+        </m:r>
+        <m:r>
+          <m:rPr>
+            <m:sty m:val="p"/>
+          </m:rPr>
+          <m:t>(</m:t>
+        </m:r>
+        <m:sSub>
+          <m:e>
+            <m:r>
+              <m:t>s</m:t>
+            </m:r>
+          </m:e>
+          <m:sub>
+            <m:r>
+              <m:t>t</m:t>
+            </m:r>
+          </m:sub>
+        </m:sSub>
+        <m:r>
+          <m:rPr>
+            <m:sty m:val="p"/>
+          </m:rPr>
+          <m:t>)</m:t>
+        </m:r>
+      </m:oMath>
+      <w:r>
+        <w:t xml:space="preserve"> </w:t>
+      </w:r>
+      <w:r>
+        <w:rPr>
+          <w:rFonts w:hint="eastAsia"/>
+        </w:rPr>
+        <w:t xml:space="preserve">的过程。</w:t>
+      </w:r>
+    </w:p>
     <w:bookmarkEnd w:id="14"/>
     <w:bookmarkStart w:id="15" w:name="Xf1322f2b2bd70afd8cf8718d51ceae36e532c88"/>
     <w:p>
@@ -6462,6 +6742,211 @@
         <w:t xml:space="preserve">综上，双层自适应阈值机制并非对单一阈值规则的简单平滑扩展，而是通过鲁棒统计估计、双时间常数更新与结构化融合偏置三重设计，实现了在非平稳场景下对灵敏性、稳定性与抗噪性的协同优化。这一机制为后续事件触发判定提供了可解释且可调的统计基础。</w:t>
       </w:r>
     </w:p>
+    <w:p>
+      <w:pPr>
+        <w:pStyle w:val="BlockText"/>
+      </w:pPr>
+      <w:r>
+        <w:rPr>
+          <w:rFonts w:hint="eastAsia"/>
+          <w:b/>
+          <w:bCs/>
+        </w:rPr>
+        <w:t xml:space="preserve">图</w:t>
+      </w:r>
+      <w:r>
+        <w:rPr>
+          <w:b/>
+          <w:bCs/>
+        </w:rPr>
+        <w:t xml:space="preserve"> 5 </w:t>
+      </w:r>
+      <w:r>
+        <w:rPr>
+          <w:rFonts w:hint="eastAsia"/>
+          <w:b/>
+          <w:bCs/>
+        </w:rPr>
+        <w:t xml:space="preserve">占位：双层阈值动态演化图</w:t>
+      </w:r>
+    </w:p>
+    <w:p>
+      <w:pPr>
+        <w:pStyle w:val="BlockText"/>
+      </w:pPr>
+      <w:r>
+        <w:rPr>
+          <w:rFonts w:hint="eastAsia"/>
+        </w:rPr>
+        <w:t xml:space="preserve">建议内容：同一时间轴绘制</w:t>
+      </w:r>
+      <w:r>
+        <w:t xml:space="preserve"> </w:t>
+      </w:r>
+      <m:oMath>
+        <m:r>
+          <m:t>A</m:t>
+        </m:r>
+        <m:r>
+          <m:rPr>
+            <m:sty m:val="p"/>
+          </m:rPr>
+          <m:t>(</m:t>
+        </m:r>
+        <m:sSub>
+          <m:e>
+            <m:r>
+              <m:t>s</m:t>
+            </m:r>
+          </m:e>
+          <m:sub>
+            <m:r>
+              <m:t>t</m:t>
+            </m:r>
+          </m:sub>
+        </m:sSub>
+        <m:r>
+          <m:rPr>
+            <m:sty m:val="p"/>
+          </m:rPr>
+          <m:t>)</m:t>
+        </m:r>
+      </m:oMath>
+      <w:r>
+        <w:t xml:space="preserve">、</w:t>
+      </w:r>
+      <m:oMath>
+        <m:sSub>
+          <m:e>
+            <m:r>
+              <m:t>τ</m:t>
+            </m:r>
+          </m:e>
+          <m:sub>
+            <m:r>
+              <m:rPr>
+                <m:sty m:val="p"/>
+              </m:rPr>
+              <m:t>l</m:t>
+            </m:r>
+            <m:r>
+              <m:rPr>
+                <m:sty m:val="p"/>
+              </m:rPr>
+              <m:t>o</m:t>
+            </m:r>
+            <m:r>
+              <m:rPr>
+                <m:sty m:val="p"/>
+              </m:rPr>
+              <m:t>c</m:t>
+            </m:r>
+            <m:r>
+              <m:rPr>
+                <m:sty m:val="p"/>
+              </m:rPr>
+              <m:t>a</m:t>
+            </m:r>
+            <m:r>
+              <m:rPr>
+                <m:sty m:val="p"/>
+              </m:rPr>
+              <m:t>l</m:t>
+            </m:r>
+          </m:sub>
+        </m:sSub>
+      </m:oMath>
+      <w:r>
+        <w:t xml:space="preserve">、</w:t>
+      </w:r>
+      <m:oMath>
+        <m:sSub>
+          <m:e>
+            <m:r>
+              <m:t>τ</m:t>
+            </m:r>
+          </m:e>
+          <m:sub>
+            <m:r>
+              <m:rPr>
+                <m:sty m:val="p"/>
+              </m:rPr>
+              <m:t>g</m:t>
+            </m:r>
+            <m:r>
+              <m:rPr>
+                <m:sty m:val="p"/>
+              </m:rPr>
+              <m:t>l</m:t>
+            </m:r>
+            <m:r>
+              <m:rPr>
+                <m:sty m:val="p"/>
+              </m:rPr>
+              <m:t>o</m:t>
+            </m:r>
+            <m:r>
+              <m:rPr>
+                <m:sty m:val="p"/>
+              </m:rPr>
+              <m:t>b</m:t>
+            </m:r>
+            <m:r>
+              <m:rPr>
+                <m:sty m:val="p"/>
+              </m:rPr>
+              <m:t>a</m:t>
+            </m:r>
+            <m:r>
+              <m:rPr>
+                <m:sty m:val="p"/>
+              </m:rPr>
+              <m:t>l</m:t>
+            </m:r>
+          </m:sub>
+        </m:sSub>
+      </m:oMath>
+      <w:r>
+        <w:t xml:space="preserve"> </w:t>
+      </w:r>
+      <w:r>
+        <w:rPr>
+          <w:rFonts w:hint="eastAsia"/>
+        </w:rPr>
+        <w:t xml:space="preserve">与最终阈值</w:t>
+      </w:r>
+      <w:r>
+        <w:t xml:space="preserve"> </w:t>
+      </w:r>
+      <m:oMath>
+        <m:sSubSup>
+          <m:e>
+            <m:r>
+              <m:t>τ</m:t>
+            </m:r>
+          </m:e>
+          <m:sub>
+            <m:r>
+              <m:t>t</m:t>
+            </m:r>
+          </m:sub>
+          <m:sup>
+            <m:r>
+              <m:rPr>
+                <m:sty m:val="p"/>
+              </m:rPr>
+              <m:t>*</m:t>
+            </m:r>
+          </m:sup>
+        </m:sSubSup>
+      </m:oMath>
+      <w:r>
+        <w:rPr>
+          <w:rFonts w:hint="eastAsia"/>
+        </w:rPr>
+        <w:t xml:space="preserve">，并标注触发点以体现“快慢双阈值”协同机制。</w:t>
+      </w:r>
+    </w:p>
     <w:bookmarkEnd w:id="15"/>
     <w:bookmarkEnd w:id="16"/>
     <w:bookmarkStart w:id="17" w:name="Xd01ed8837f4d54cfdaa9694a912dac4dc9edf99"/>
@@ -7564,6 +8049,198 @@
           <w:rFonts w:hint="eastAsia"/>
         </w:rPr>
         <w:t xml:space="preserve">该门控结构通过按需触发减少了平稳阶段的冗余决策调用，同时在分布漂移场景下保持了阈值与触发频率的自适应稳定性，为后续强化学习策略的稀疏调用提供了标准化的事件接口。</w:t>
+      </w:r>
+    </w:p>
+    <w:p>
+      <w:pPr>
+        <w:pStyle w:val="BlockText"/>
+      </w:pPr>
+      <w:r>
+        <w:rPr>
+          <w:rFonts w:hint="eastAsia"/>
+          <w:b/>
+          <w:bCs/>
+        </w:rPr>
+        <w:t xml:space="preserve">图</w:t>
+      </w:r>
+      <w:r>
+        <w:rPr>
+          <w:b/>
+          <w:bCs/>
+        </w:rPr>
+        <w:t xml:space="preserve"> 6 </w:t>
+      </w:r>
+      <w:r>
+        <w:rPr>
+          <w:rFonts w:hint="eastAsia"/>
+          <w:b/>
+          <w:bCs/>
+        </w:rPr>
+        <w:t xml:space="preserve">占位：事件门控判定逻辑图（可与在线流程图合并）</w:t>
+      </w:r>
+    </w:p>
+    <w:p>
+      <w:pPr>
+        <w:pStyle w:val="BlockText"/>
+      </w:pPr>
+      <w:r>
+        <w:rPr>
+          <w:rFonts w:hint="eastAsia"/>
+        </w:rPr>
+        <w:t xml:space="preserve">建议内容：突出联合判定逻辑</w:t>
+      </w:r>
+      <w:r>
+        <w:t xml:space="preserve"> </w:t>
+      </w:r>
+      <m:oMath>
+        <m:r>
+          <m:t>A</m:t>
+        </m:r>
+        <m:r>
+          <m:rPr>
+            <m:sty m:val="p"/>
+          </m:rPr>
+          <m:t>(</m:t>
+        </m:r>
+        <m:sSub>
+          <m:e>
+            <m:r>
+              <m:t>s</m:t>
+            </m:r>
+          </m:e>
+          <m:sub>
+            <m:r>
+              <m:t>t</m:t>
+            </m:r>
+          </m:sub>
+        </m:sSub>
+        <m:r>
+          <m:rPr>
+            <m:sty m:val="p"/>
+          </m:rPr>
+          <m:t>)</m:t>
+        </m:r>
+        <m:r>
+          <m:rPr>
+            <m:sty m:val="p"/>
+          </m:rPr>
+          <m:t>&gt;</m:t>
+        </m:r>
+        <m:sSubSup>
+          <m:e>
+            <m:r>
+              <m:t>τ</m:t>
+            </m:r>
+          </m:e>
+          <m:sub>
+            <m:r>
+              <m:t>t</m:t>
+            </m:r>
+          </m:sub>
+          <m:sup>
+            <m:r>
+              <m:rPr>
+                <m:sty m:val="p"/>
+              </m:rPr>
+              <m:t>*</m:t>
+            </m:r>
+          </m:sup>
+        </m:sSubSup>
+      </m:oMath>
+      <w:r>
+        <w:t xml:space="preserve"> </w:t>
+      </w:r>
+      <w:r>
+        <w:rPr>
+          <w:rFonts w:hint="eastAsia"/>
+        </w:rPr>
+        <w:t xml:space="preserve">与最小触发间隔约束</w:t>
+      </w:r>
+      <w:r>
+        <w:t xml:space="preserve"> </w:t>
+      </w:r>
+      <m:oMath>
+        <m:r>
+          <m:t>t</m:t>
+        </m:r>
+        <m:r>
+          <m:rPr>
+            <m:sty m:val="p"/>
+          </m:rPr>
+          <m:t>−</m:t>
+        </m:r>
+        <m:sSub>
+          <m:e>
+            <m:r>
+              <m:t>t</m:t>
+            </m:r>
+          </m:e>
+          <m:sub>
+            <m:r>
+              <m:rPr>
+                <m:sty m:val="p"/>
+              </m:rPr>
+              <m:t>l</m:t>
+            </m:r>
+            <m:r>
+              <m:rPr>
+                <m:sty m:val="p"/>
+              </m:rPr>
+              <m:t>a</m:t>
+            </m:r>
+            <m:r>
+              <m:rPr>
+                <m:sty m:val="p"/>
+              </m:rPr>
+              <m:t>s</m:t>
+            </m:r>
+            <m:r>
+              <m:rPr>
+                <m:sty m:val="p"/>
+              </m:rPr>
+              <m:t>t</m:t>
+            </m:r>
+          </m:sub>
+        </m:sSub>
+        <m:r>
+          <m:rPr>
+            <m:sty m:val="p"/>
+          </m:rPr>
+          <m:t>&gt;</m:t>
+        </m:r>
+        <m:sSub>
+          <m:e>
+            <m:r>
+              <m:rPr>
+                <m:sty m:val="p"/>
+              </m:rPr>
+              <m:t>Δ</m:t>
+            </m:r>
+          </m:e>
+          <m:sub>
+            <m:r>
+              <m:rPr>
+                <m:sty m:val="p"/>
+              </m:rPr>
+              <m:t>min</m:t>
+            </m:r>
+          </m:sub>
+        </m:sSub>
+      </m:oMath>
+      <w:r>
+        <w:rPr>
+          <w:rFonts w:hint="eastAsia"/>
+        </w:rPr>
+        <w:t xml:space="preserve">，并体现</w:t>
+      </w:r>
+      <w:r>
+        <w:t xml:space="preserve"> Trigger=1/0 </w:t>
+      </w:r>
+      <w:r>
+        <w:rPr>
+          <w:rFonts w:hint="eastAsia"/>
+        </w:rPr>
+        <w:t xml:space="preserve">对应的动作更新或保持分支。</w:t>
       </w:r>
     </w:p>
     <w:bookmarkEnd w:id="17"/>
@@ -10138,276 +10815,114 @@
         <w:rPr>
           <w:rFonts w:hint="eastAsia"/>
         </w:rPr>
-        <w:t xml:space="preserve">该机制在保证控制系统输入连续性的前提下，有助于抑制平稳工况下的频繁机械调节，并降低执行器切换开销。具体的闭环交互控制逻辑流程如图</w:t>
-      </w:r>
-      <w:r>
-        <w:t xml:space="preserve"> 2 </w:t>
-      </w:r>
-      <w:r>
-        <w:rPr>
-          <w:rFonts w:hint="eastAsia"/>
-        </w:rPr>
-        <w:t xml:space="preserve">所示。</w:t>
+        <w:t xml:space="preserve">该机制在保证控制系统输入连续性的前提下，有助于抑制平稳工况下的频繁机械调节，并降低执行器切换开销。具体的闭环交互控制逻辑可结合图</w:t>
+      </w:r>
+      <w:r>
+        <w:t xml:space="preserve"> 6 </w:t>
+      </w:r>
+      <w:r>
+        <w:rPr>
+          <w:rFonts w:hint="eastAsia"/>
+        </w:rPr>
+        <w:t xml:space="preserve">与图</w:t>
+      </w:r>
+      <w:r>
+        <w:t xml:space="preserve"> 7 </w:t>
+      </w:r>
+      <w:r>
+        <w:rPr>
+          <w:rFonts w:hint="eastAsia"/>
+        </w:rPr>
+        <w:t xml:space="preserve">进行说明。</w:t>
       </w:r>
     </w:p>
     <w:p>
       <w:pPr>
-        <w:pStyle w:val="SourceCode"/>
-      </w:pPr>
-      <w:r>
-        <w:rPr>
-          <w:rStyle w:val="VerbatimChar"/>
-        </w:rPr>
-        <w:t xml:space="preserve">flowchart TD</w:t>
-      </w:r>
-      <w:r>
-        <w:br/>
-      </w:r>
-      <w:r>
-        <w:rPr>
-          <w:rStyle w:val="VerbatimChar"/>
-        </w:rPr>
-        <w:t xml:space="preserve">    </w:t>
-      </w:r>
-      <w:r>
-        <w:rPr>
-          <w:rStyle w:val="VerbatimChar"/>
-          <w:rFonts w:hint="eastAsia"/>
-        </w:rPr>
-        <w:t xml:space="preserve">A[输入门控特征</w:t>
-      </w:r>
-      <w:r>
-        <w:rPr>
-          <w:rStyle w:val="VerbatimChar"/>
-        </w:rPr>
-        <w:t xml:space="preserve"> z_t] --&gt; </w:t>
-      </w:r>
-      <w:r>
-        <w:rPr>
-          <w:rStyle w:val="VerbatimChar"/>
-          <w:rFonts w:hint="eastAsia"/>
-        </w:rPr>
-        <w:t xml:space="preserve">B[在线门控模块\n输出门控信号]</w:t>
-      </w:r>
-      <w:r>
-        <w:br/>
-      </w:r>
-      <w:r>
-        <w:rPr>
-          <w:rStyle w:val="VerbatimChar"/>
-        </w:rPr>
-        <w:t xml:space="preserve">    B --&gt; </w:t>
-      </w:r>
-      <w:r>
-        <w:rPr>
-          <w:rStyle w:val="VerbatimChar"/>
-          <w:rFonts w:hint="eastAsia"/>
-        </w:rPr>
-        <w:t xml:space="preserve">C{门控信号是否为</w:t>
-      </w:r>
-      <w:r>
-        <w:rPr>
-          <w:rStyle w:val="VerbatimChar"/>
-        </w:rPr>
-        <w:t xml:space="preserve"> 1}</w:t>
-      </w:r>
-      <w:r>
-        <w:br/>
-      </w:r>
-      <w:r>
-        <w:rPr>
-          <w:rStyle w:val="VerbatimChar"/>
-        </w:rPr>
-        <w:t xml:space="preserve">    C </w:t>
-      </w:r>
-      <w:r>
-        <w:rPr>
-          <w:rStyle w:val="VerbatimChar"/>
-          <w:rFonts w:hint="eastAsia"/>
-        </w:rPr>
-        <w:t xml:space="preserve">--&gt;|是|</w:t>
-      </w:r>
-      <w:r>
-        <w:rPr>
-          <w:rStyle w:val="VerbatimChar"/>
-        </w:rPr>
-        <w:t xml:space="preserve"> </w:t>
-      </w:r>
-      <w:r>
-        <w:rPr>
-          <w:rStyle w:val="VerbatimChar"/>
-          <w:rFonts w:hint="eastAsia"/>
-        </w:rPr>
-        <w:t xml:space="preserve">D[设置动作更新标志为</w:t>
-      </w:r>
-      <w:r>
-        <w:rPr>
-          <w:rStyle w:val="VerbatimChar"/>
-        </w:rPr>
-        <w:t xml:space="preserve"> </w:t>
-      </w:r>
-      <w:r>
-        <w:rPr>
-          <w:rStyle w:val="VerbatimChar"/>
-          <w:rFonts w:hint="eastAsia"/>
-        </w:rPr>
-        <w:t xml:space="preserve">1\n调用</w:t>
-      </w:r>
-      <w:r>
-        <w:rPr>
-          <w:rStyle w:val="VerbatimChar"/>
-        </w:rPr>
-        <w:t xml:space="preserve"> DQN </w:t>
-      </w:r>
-      <w:r>
-        <w:rPr>
-          <w:rStyle w:val="VerbatimChar"/>
-          <w:rFonts w:hint="eastAsia"/>
-        </w:rPr>
-        <w:t xml:space="preserve">输出新动作]</w:t>
-      </w:r>
-      <w:r>
-        <w:br/>
-      </w:r>
-      <w:r>
-        <w:rPr>
-          <w:rStyle w:val="VerbatimChar"/>
-        </w:rPr>
-        <w:t xml:space="preserve">    C </w:t>
-      </w:r>
-      <w:r>
-        <w:rPr>
-          <w:rStyle w:val="VerbatimChar"/>
-          <w:rFonts w:hint="eastAsia"/>
-        </w:rPr>
-        <w:t xml:space="preserve">--&gt;|否|</w:t>
-      </w:r>
-      <w:r>
-        <w:rPr>
-          <w:rStyle w:val="VerbatimChar"/>
-        </w:rPr>
-        <w:t xml:space="preserve"> </w:t>
-      </w:r>
-      <w:r>
-        <w:rPr>
-          <w:rStyle w:val="VerbatimChar"/>
-          <w:rFonts w:hint="eastAsia"/>
-        </w:rPr>
-        <w:t xml:space="preserve">E[设置动作更新标志为</w:t>
-      </w:r>
-      <w:r>
-        <w:rPr>
-          <w:rStyle w:val="VerbatimChar"/>
-        </w:rPr>
-        <w:t xml:space="preserve"> 0\nZOH </w:t>
-      </w:r>
-      <w:r>
-        <w:rPr>
-          <w:rStyle w:val="VerbatimChar"/>
-          <w:rFonts w:hint="eastAsia"/>
-        </w:rPr>
-        <w:t xml:space="preserve">保持上一动作]</w:t>
-      </w:r>
-      <w:r>
-        <w:br/>
-      </w:r>
-      <w:r>
-        <w:rPr>
-          <w:rStyle w:val="VerbatimChar"/>
-        </w:rPr>
-        <w:t xml:space="preserve">    D --&gt; </w:t>
-      </w:r>
-      <w:r>
-        <w:rPr>
-          <w:rStyle w:val="VerbatimChar"/>
-          <w:rFonts w:hint="eastAsia"/>
-        </w:rPr>
-        <w:t xml:space="preserve">F[执行控制输入</w:t>
-      </w:r>
-      <w:r>
-        <w:rPr>
-          <w:rStyle w:val="VerbatimChar"/>
-        </w:rPr>
-        <w:t xml:space="preserve"> u_t]</w:t>
-      </w:r>
-      <w:r>
-        <w:br/>
-      </w:r>
-      <w:r>
-        <w:rPr>
-          <w:rStyle w:val="VerbatimChar"/>
-        </w:rPr>
-        <w:t xml:space="preserve">    E --&gt; F</w:t>
-      </w:r>
-      <w:r>
-        <w:br/>
-      </w:r>
-      <w:r>
-        <w:rPr>
-          <w:rStyle w:val="VerbatimChar"/>
-        </w:rPr>
-        <w:t xml:space="preserve">    F --&gt; </w:t>
-      </w:r>
-      <w:r>
-        <w:rPr>
-          <w:rStyle w:val="VerbatimChar"/>
-          <w:rFonts w:hint="eastAsia"/>
-        </w:rPr>
-        <w:t xml:space="preserve">G[记录统计量\n触发次数/触发率/动作更新频率]</w:t>
-      </w:r>
-      <w:r>
-        <w:br/>
-      </w:r>
-      <w:r>
-        <w:rPr>
-          <w:rStyle w:val="VerbatimChar"/>
-        </w:rPr>
-        <w:t xml:space="preserve">    G --&gt; </w:t>
-      </w:r>
-      <w:r>
-        <w:rPr>
-          <w:rStyle w:val="VerbatimChar"/>
-          <w:rFonts w:hint="eastAsia"/>
-        </w:rPr>
-        <w:t xml:space="preserve">H[进入下一时刻]</w:t>
+        <w:pStyle w:val="BlockText"/>
+      </w:pPr>
+      <w:r>
+        <w:rPr>
+          <w:rFonts w:hint="eastAsia"/>
+          <w:b/>
+          <w:bCs/>
+        </w:rPr>
+        <w:t xml:space="preserve">图</w:t>
+      </w:r>
+      <w:r>
+        <w:rPr>
+          <w:b/>
+          <w:bCs/>
+        </w:rPr>
+        <w:t xml:space="preserve"> 7 </w:t>
+      </w:r>
+      <w:r>
+        <w:rPr>
+          <w:rFonts w:hint="eastAsia"/>
+          <w:b/>
+          <w:bCs/>
+        </w:rPr>
+        <w:t xml:space="preserve">占位：执行时序示意图（事件触发</w:t>
+      </w:r>
+      <w:r>
+        <w:rPr>
+          <w:b/>
+          <w:bCs/>
+        </w:rPr>
+        <w:t xml:space="preserve"> + ZOH </w:t>
+      </w:r>
+      <w:r>
+        <w:rPr>
+          <w:rFonts w:hint="eastAsia"/>
+          <w:b/>
+          <w:bCs/>
+        </w:rPr>
+        <w:t xml:space="preserve">保持）</w:t>
       </w:r>
     </w:p>
     <w:p>
       <w:pPr>
-        <w:pStyle w:val="FirstParagraph"/>
-      </w:pPr>
-      <w:r>
-        <w:rPr>
-          <w:rFonts w:hint="eastAsia"/>
-          <w:b/>
-          <w:bCs/>
-        </w:rPr>
-        <w:t xml:space="preserve">图</w:t>
-      </w:r>
-      <w:r>
-        <w:rPr>
-          <w:b/>
-          <w:bCs/>
-        </w:rPr>
-        <w:t xml:space="preserve"> 2.</w:t>
-      </w:r>
-      <w:r>
-        <w:t xml:space="preserve"> </w:t>
-      </w:r>
-      <w:r>
-        <w:rPr>
-          <w:rFonts w:hint="eastAsia"/>
-        </w:rPr>
-        <w:t xml:space="preserve">在线事件驱动控制机制流程图。系统在每个时刻按输入特征、门控判定、动作更新与执行、统计记录的顺序完成闭环交互。其中，触发分支调用</w:t>
-      </w:r>
-      <w:r>
-        <w:t xml:space="preserve"> DQN </w:t>
-      </w:r>
-      <w:r>
-        <w:rPr>
-          <w:rFonts w:hint="eastAsia"/>
-        </w:rPr>
-        <w:t xml:space="preserve">更新动作，非触发分支通过零阶保持维持控制连续性。</w:t>
+        <w:pStyle w:val="BlockText"/>
+      </w:pPr>
+      <w:r>
+        <w:rPr>
+          <w:rFonts w:hint="eastAsia"/>
+        </w:rPr>
+        <w:t xml:space="preserve">建议内容：在统一时间轴上展示</w:t>
+      </w:r>
+      <w:r>
+        <w:t xml:space="preserve"> Trigger </w:t>
+      </w:r>
+      <w:r>
+        <w:rPr>
+          <w:rFonts w:hint="eastAsia"/>
+        </w:rPr>
+        <w:t xml:space="preserve">序列与控制输入</w:t>
+      </w:r>
+      <w:r>
+        <w:t xml:space="preserve"> </w:t>
+      </w:r>
+      <m:oMath>
+        <m:sSub>
+          <m:e>
+            <m:r>
+              <m:t>u</m:t>
+            </m:r>
+          </m:e>
+          <m:sub>
+            <m:r>
+              <m:t>t</m:t>
+            </m:r>
+          </m:sub>
+        </m:sSub>
+      </m:oMath>
+      <w:r>
+        <w:t xml:space="preserve"> </w:t>
+      </w:r>
+      <w:r>
+        <w:rPr>
+          <w:rFonts w:hint="eastAsia"/>
+        </w:rPr>
+        <w:t xml:space="preserve">的阶梯变化；触发时更新动作、非触发时保持上一动作，体现稀疏更新与连续执行。</w:t>
       </w:r>
     </w:p>
     <w:bookmarkEnd w:id="21"/>

--- a/docs/papers/小论文.docx
+++ b/docs/papers/小论文.docx
@@ -19054,7 +19054,7 @@
         <w:rPr>
           <w:rFonts w:hint="eastAsia"/>
         </w:rPr>
-        <w:t xml:space="preserve">可见，与</w:t>
+        <w:t xml:space="preserve">可见，在以</w:t>
       </w:r>
       <w:r>
         <w:t xml:space="preserve"> TTC-RL-1 </w:t>
@@ -19063,19 +19063,28 @@
         <w:rPr>
           <w:rFonts w:hint="eastAsia"/>
         </w:rPr>
-        <w:t xml:space="preserve">相比，ET-PRL</w:t>
-      </w:r>
-      <w:r>
-        <w:t xml:space="preserve"> </w:t>
-      </w:r>
-      <w:r>
-        <w:rPr>
-          <w:rFonts w:hint="eastAsia"/>
-        </w:rPr>
-        <w:t xml:space="preserve">的日均能耗由</w:t>
-      </w:r>
-      <w:r>
-        <w:t xml:space="preserve"> 7491.14 </w:t>
+        <w:t xml:space="preserve">为统一基线的强化学习策略组内，ET-PRL</w:t>
+      </w:r>
+      <w:r>
+        <w:t xml:space="preserve"> </w:t>
+      </w:r>
+      <w:r>
+        <w:rPr>
+          <w:rFonts w:hint="eastAsia"/>
+        </w:rPr>
+        <w:t xml:space="preserve">同时实现了更高的稀疏性与更低的能耗。具体而言，TTC-RL-2</w:t>
+      </w:r>
+      <w:r>
+        <w:t xml:space="preserve"> </w:t>
+      </w:r>
+      <w:r>
+        <w:rPr>
+          <w:rFonts w:hint="eastAsia"/>
+        </w:rPr>
+        <w:t xml:space="preserve">将动作更新总次数由</w:t>
+      </w:r>
+      <w:r>
+        <w:t xml:space="preserve"> 4404 </w:t>
       </w:r>
       <w:r>
         <w:rPr>
@@ -19084,58 +19093,142 @@
         <w:t xml:space="preserve">降至</w:t>
       </w:r>
       <w:r>
-        <w:t xml:space="preserve"> 7331.85 </w:t>
-      </w:r>
-      <w:r>
-        <w:rPr>
-          <w:rFonts w:hint="eastAsia"/>
-        </w:rPr>
-        <w:t xml:space="preserve">kWh/day，相对节能率为</w:t>
-      </w:r>
-      <w:r>
-        <w:t xml:space="preserve"> </w:t>
-      </w:r>
-      <w:r>
-        <w:rPr>
-          <w:rFonts w:hint="eastAsia"/>
-        </w:rPr>
-        <w:t xml:space="preserve">2.13%；动作更新总次数由</w:t>
-      </w:r>
-      <w:r>
-        <w:t xml:space="preserve"> 4404 </w:t>
-      </w:r>
-      <w:r>
-        <w:rPr>
-          <w:rFonts w:hint="eastAsia"/>
-        </w:rPr>
-        <w:t xml:space="preserve">降至</w:t>
-      </w:r>
-      <w:r>
-        <w:t xml:space="preserve"> </w:t>
-      </w:r>
-      <w:r>
-        <w:rPr>
-          <w:rFonts w:hint="eastAsia"/>
-        </w:rPr>
-        <w:t xml:space="preserve">2046，动作减少率为</w:t>
-      </w:r>
-      <w:r>
-        <w:t xml:space="preserve"> </w:t>
-      </w:r>
-      <w:r>
-        <w:rPr>
-          <w:rFonts w:hint="eastAsia"/>
-        </w:rPr>
-        <w:t xml:space="preserve">53.54%。按测试周期归一化后，ET-PRL</w:t>
-      </w:r>
-      <w:r>
-        <w:t xml:space="preserve"> </w:t>
-      </w:r>
-      <w:r>
-        <w:rPr>
-          <w:rFonts w:hint="eastAsia"/>
-        </w:rPr>
-        <w:t xml:space="preserve">的日均动作次数为</w:t>
+        <w:t xml:space="preserve"> </w:t>
+      </w:r>
+      <w:r>
+        <w:rPr>
+          <w:rFonts w:hint="eastAsia"/>
+        </w:rPr>
+        <w:t xml:space="preserve">2202（ARR=50.00%），但相对节能率仅为</w:t>
+      </w:r>
+      <w:r>
+        <w:t xml:space="preserve"> </w:t>
+      </w:r>
+      <w:r>
+        <w:rPr>
+          <w:rFonts w:hint="eastAsia"/>
+        </w:rPr>
+        <w:t xml:space="preserve">0.02%；ST-ETC</w:t>
+      </w:r>
+      <w:r>
+        <w:t xml:space="preserve"> </w:t>
+      </w:r>
+      <w:r>
+        <w:rPr>
+          <w:rFonts w:hint="eastAsia"/>
+        </w:rPr>
+        <w:t xml:space="preserve">的</w:t>
+      </w:r>
+      <w:r>
+        <w:t xml:space="preserve"> ARR </w:t>
+      </w:r>
+      <w:r>
+        <w:rPr>
+          <w:rFonts w:hint="eastAsia"/>
+        </w:rPr>
+        <w:t xml:space="preserve">为</w:t>
+      </w:r>
+      <w:r>
+        <w:t xml:space="preserve"> </w:t>
+      </w:r>
+      <w:r>
+        <w:rPr>
+          <w:rFonts w:hint="eastAsia"/>
+        </w:rPr>
+        <w:t xml:space="preserve">19.96%，相对节能率为</w:t>
+      </w:r>
+      <w:r>
+        <w:t xml:space="preserve"> </w:t>
+      </w:r>
+      <w:r>
+        <w:rPr>
+          <w:rFonts w:hint="eastAsia"/>
+        </w:rPr>
+        <w:t xml:space="preserve">0.08%。相比之下，ET-PRL</w:t>
+      </w:r>
+      <w:r>
+        <w:t xml:space="preserve"> </w:t>
+      </w:r>
+      <w:r>
+        <w:rPr>
+          <w:rFonts w:hint="eastAsia"/>
+        </w:rPr>
+        <w:t xml:space="preserve">在动作更新总次数降至</w:t>
+      </w:r>
+      <w:r>
+        <w:t xml:space="preserve"> </w:t>
+      </w:r>
+      <w:r>
+        <w:rPr>
+          <w:rFonts w:hint="eastAsia"/>
+        </w:rPr>
+        <w:t xml:space="preserve">2046（ARR=53.54%）的同时，相对节能率提升至</w:t>
+      </w:r>
+      <w:r>
+        <w:t xml:space="preserve"> </w:t>
+      </w:r>
+      <w:r>
+        <w:rPr>
+          <w:rFonts w:hint="eastAsia"/>
+        </w:rPr>
+        <w:t xml:space="preserve">2.13%。按测试周期折算，TTC-RL-1、TTC-RL-2、ST-ETC</w:t>
+      </w:r>
+      <w:r>
+        <w:t xml:space="preserve"> </w:t>
+      </w:r>
+      <w:r>
+        <w:rPr>
+          <w:rFonts w:hint="eastAsia"/>
+        </w:rPr>
+        <w:t xml:space="preserve">与</w:t>
+      </w:r>
+      <w:r>
+        <w:t xml:space="preserve"> ET-PRL </w:t>
+      </w:r>
+      <w:r>
+        <w:rPr>
+          <w:rFonts w:hint="eastAsia"/>
+        </w:rPr>
+        <w:t xml:space="preserve">的</w:t>
+      </w:r>
+      <w:r>
+        <w:t xml:space="preserve"> </w:t>
+      </w:r>
+      <m:oMath>
+        <m:sSub>
+          <m:e>
+            <m:r>
+              <m:t>N</m:t>
+            </m:r>
+          </m:e>
+          <m:sub>
+            <m:r>
+              <m:rPr>
+                <m:nor/>
+                <m:sty m:val="p"/>
+              </m:rPr>
+              <m:t>daily</m:t>
+            </m:r>
+          </m:sub>
+        </m:sSub>
+      </m:oMath>
+      <w:r>
+        <w:t xml:space="preserve"> </w:t>
+      </w:r>
+      <w:r>
+        <w:rPr>
+          <w:rFonts w:hint="eastAsia"/>
+        </w:rPr>
+        <w:t xml:space="preserve">分别为</w:t>
+      </w:r>
+      <w:r>
+        <w:t xml:space="preserve"> 288.00、144.00、230.51 </w:t>
+      </w:r>
+      <w:r>
+        <w:rPr>
+          <w:rFonts w:hint="eastAsia"/>
+        </w:rPr>
+        <w:t xml:space="preserve">与</w:t>
       </w:r>
       <w:r>
         <w:t xml:space="preserve"> 133.80 </w:t>
@@ -19144,52 +19237,34 @@
         <w:rPr>
           <w:rFonts w:hint="eastAsia"/>
         </w:rPr>
-        <w:t xml:space="preserve">次/日，低于</w:t>
-      </w:r>
-      <w:r>
-        <w:t xml:space="preserve"> TTC-RL-1 </w:t>
-      </w:r>
-      <w:r>
-        <w:rPr>
-          <w:rFonts w:hint="eastAsia"/>
-        </w:rPr>
-        <w:t xml:space="preserve">的</w:t>
-      </w:r>
-      <w:r>
-        <w:t xml:space="preserve"> 288.00 </w:t>
-      </w:r>
-      <w:r>
-        <w:rPr>
-          <w:rFonts w:hint="eastAsia"/>
-        </w:rPr>
-        <w:t xml:space="preserve">次/日。与</w:t>
-      </w:r>
-      <w:r>
-        <w:t xml:space="preserve"> ST-ETC </w:t>
-      </w:r>
-      <w:r>
-        <w:rPr>
-          <w:rFonts w:hint="eastAsia"/>
-        </w:rPr>
-        <w:t xml:space="preserve">相比，ET-PRL</w:t>
-      </w:r>
-      <w:r>
-        <w:t xml:space="preserve"> </w:t>
-      </w:r>
-      <w:r>
-        <w:rPr>
-          <w:rFonts w:hint="eastAsia"/>
-        </w:rPr>
-        <w:t xml:space="preserve">的动作更新总次数进一步减少</w:t>
-      </w:r>
-      <w:r>
-        <w:t xml:space="preserve"> </w:t>
-      </w:r>
-      <w:r>
-        <w:rPr>
-          <w:rFonts w:hint="eastAsia"/>
-        </w:rPr>
-        <w:t xml:space="preserve">41.96%，且日均能耗继续下降，表明性能提升主要来源于触发时机质量提高，而非仅依赖触发频率下降。</w:t>
+        <w:t xml:space="preserve">次/日；对应</w:t>
+      </w:r>
+      <w:r>
+        <w:t xml:space="preserve"> ACR </w:t>
+      </w:r>
+      <w:r>
+        <w:rPr>
+          <w:rFonts w:hint="eastAsia"/>
+        </w:rPr>
+        <w:t xml:space="preserve">分别为</w:t>
+      </w:r>
+      <w:r>
+        <w:t xml:space="preserve"> 1.0000、2.0000、1.2494 </w:t>
+      </w:r>
+      <w:r>
+        <w:rPr>
+          <w:rFonts w:hint="eastAsia"/>
+        </w:rPr>
+        <w:t xml:space="preserve">与</w:t>
+      </w:r>
+      <w:r>
+        <w:t xml:space="preserve"> </w:t>
+      </w:r>
+      <w:r>
+        <w:rPr>
+          <w:rFonts w:hint="eastAsia"/>
+        </w:rPr>
+        <w:t xml:space="preserve">2.1525。该结果说明，性能改善并非仅由降频幅度决定，而与触发时机和高价值决策状态的匹配程度密切相关。</w:t>
       </w:r>
     </w:p>
     <w:p>
@@ -19200,7 +19275,79 @@
         <w:rPr>
           <w:rFonts w:hint="eastAsia"/>
         </w:rPr>
-        <w:t xml:space="preserve">在可比性层面，除</w:t>
+        <w:t xml:space="preserve">在传统控制策略对照下，PID</w:t>
+      </w:r>
+      <w:r>
+        <w:t xml:space="preserve"> </w:t>
+      </w:r>
+      <w:r>
+        <w:rPr>
+          <w:rFonts w:hint="eastAsia"/>
+        </w:rPr>
+        <w:t xml:space="preserve">与</w:t>
+      </w:r>
+      <w:r>
+        <w:t xml:space="preserve"> RBC </w:t>
+      </w:r>
+      <w:r>
+        <w:rPr>
+          <w:rFonts w:hint="eastAsia"/>
+        </w:rPr>
+        <w:t xml:space="preserve">的日均能耗分别为</w:t>
+      </w:r>
+      <w:r>
+        <w:t xml:space="preserve"> 8486.90 </w:t>
+      </w:r>
+      <w:r>
+        <w:rPr>
+          <w:rFonts w:hint="eastAsia"/>
+        </w:rPr>
+        <w:t xml:space="preserve">与</w:t>
+      </w:r>
+      <w:r>
+        <w:t xml:space="preserve"> 8548.72 </w:t>
+      </w:r>
+      <w:r>
+        <w:rPr>
+          <w:rFonts w:hint="eastAsia"/>
+        </w:rPr>
+        <w:t xml:space="preserve">kWh/day，均高于强化学习策略组（7331.85</w:t>
+      </w:r>
+      <w:r>
+        <w:t xml:space="preserve"> </w:t>
+      </w:r>
+      <w:r>
+        <w:rPr>
+          <w:rFonts w:hint="eastAsia"/>
+        </w:rPr>
+        <w:t xml:space="preserve">至</w:t>
+      </w:r>
+      <w:r>
+        <w:t xml:space="preserve"> 7491.14 </w:t>
+      </w:r>
+      <w:r>
+        <w:rPr>
+          <w:rFonts w:hint="eastAsia"/>
+        </w:rPr>
+        <w:t xml:space="preserve">kWh/day）。其中，ET-PRL</w:t>
+      </w:r>
+      <w:r>
+        <w:t xml:space="preserve"> </w:t>
+      </w:r>
+      <w:r>
+        <w:rPr>
+          <w:rFonts w:hint="eastAsia"/>
+        </w:rPr>
+        <w:t xml:space="preserve">的日均能耗最低，为</w:t>
+      </w:r>
+      <w:r>
+        <w:t xml:space="preserve"> 7331.85 </w:t>
+      </w:r>
+      <w:r>
+        <w:rPr>
+          <w:rFonts w:hint="eastAsia"/>
+        </w:rPr>
+        <w:t xml:space="preserve">kWh/day；相较于</w:t>
       </w:r>
       <w:r>
         <w:t xml:space="preserve"> PID </w:t>
@@ -19212,40 +19359,140 @@
         <w:t xml:space="preserve">与</w:t>
       </w:r>
       <w:r>
-        <w:t xml:space="preserve"> RBC </w:t>
-      </w:r>
-      <w:r>
-        <w:rPr>
-          <w:rFonts w:hint="eastAsia"/>
-        </w:rPr>
-        <w:t xml:space="preserve">外，其余强化学习策略均复用</w:t>
-      </w:r>
-      <w:r>
-        <w:t xml:space="preserve"> TTC-RL-1 </w:t>
-      </w:r>
-      <w:r>
-        <w:rPr>
-          <w:rFonts w:hint="eastAsia"/>
-        </w:rPr>
-        <w:t xml:space="preserve">的同一组预训练参数，差异仅体现在动作更新时间调度与触发机制。因此，ET-PRL</w:t>
-      </w:r>
-      <w:r>
-        <w:t xml:space="preserve"> </w:t>
-      </w:r>
-      <w:r>
-        <w:rPr>
-          <w:rFonts w:hint="eastAsia"/>
-        </w:rPr>
-        <w:t xml:space="preserve">的动作压缩与节能收益可归因于门控层设计，而非新增策略网络或联合再训练。该结果说明，在不改变</w:t>
-      </w:r>
-      <w:r>
-        <w:t xml:space="preserve"> DQN </w:t>
-      </w:r>
-      <w:r>
-        <w:rPr>
-          <w:rFonts w:hint="eastAsia"/>
-        </w:rPr>
-        <w:t xml:space="preserve">主体结构且几乎不增加训练开销的前提下，动态事件触发仍可提升部署经济性。</w:t>
+        <w:t xml:space="preserve"> </w:t>
+      </w:r>
+      <w:r>
+        <w:rPr>
+          <w:rFonts w:hint="eastAsia"/>
+        </w:rPr>
+        <w:t xml:space="preserve">RBC，分别降低</w:t>
+      </w:r>
+      <w:r>
+        <w:t xml:space="preserve"> 1155.05 </w:t>
+      </w:r>
+      <w:r>
+        <w:rPr>
+          <w:rFonts w:hint="eastAsia"/>
+        </w:rPr>
+        <w:t xml:space="preserve">与</w:t>
+      </w:r>
+      <w:r>
+        <w:t xml:space="preserve"> 1216.87 </w:t>
+      </w:r>
+      <w:r>
+        <w:rPr>
+          <w:rFonts w:hint="eastAsia"/>
+        </w:rPr>
+        <w:t xml:space="preserve">kWh/day，对应降幅为</w:t>
+      </w:r>
+      <w:r>
+        <w:t xml:space="preserve"> 13.61% </w:t>
+      </w:r>
+      <w:r>
+        <w:rPr>
+          <w:rFonts w:hint="eastAsia"/>
+        </w:rPr>
+        <w:t xml:space="preserve">与</w:t>
+      </w:r>
+      <w:r>
+        <w:t xml:space="preserve"> </w:t>
+      </w:r>
+      <w:r>
+        <w:rPr>
+          <w:rFonts w:hint="eastAsia"/>
+        </w:rPr>
+        <w:t xml:space="preserve">14.24%。在功率指标上，ET-PRL</w:t>
+      </w:r>
+      <w:r>
+        <w:t xml:space="preserve"> </w:t>
+      </w:r>
+      <w:r>
+        <w:rPr>
+          <w:rFonts w:hint="eastAsia"/>
+        </w:rPr>
+        <w:t xml:space="preserve">的平均功率</w:t>
+      </w:r>
+      <w:r>
+        <w:t xml:space="preserve"> </w:t>
+      </w:r>
+      <m:oMath>
+        <m:sSub>
+          <m:e>
+            <m:acc>
+              <m:accPr>
+                <m:chr m:val="‾"/>
+              </m:accPr>
+              <m:e>
+                <m:r>
+                  <m:t>P</m:t>
+                </m:r>
+              </m:e>
+            </m:acc>
+          </m:e>
+          <m:sub>
+            <m:r>
+              <m:rPr>
+                <m:nor/>
+                <m:sty m:val="p"/>
+              </m:rPr>
+              <m:t>chiller</m:t>
+            </m:r>
+          </m:sub>
+        </m:sSub>
+        <m:r>
+          <m:rPr>
+            <m:sty m:val="p"/>
+          </m:rPr>
+          <m:t>=</m:t>
+        </m:r>
+        <m:r>
+          <m:t>305.49</m:t>
+        </m:r>
+      </m:oMath>
+      <w:r>
+        <w:t xml:space="preserve"> </w:t>
+      </w:r>
+      <w:r>
+        <w:rPr>
+          <w:rFonts w:hint="eastAsia"/>
+        </w:rPr>
+        <w:t xml:space="preserve">kW，也低于</w:t>
+      </w:r>
+      <w:r>
+        <w:t xml:space="preserve"> </w:t>
+      </w:r>
+      <w:r>
+        <w:rPr>
+          <w:rFonts w:hint="eastAsia"/>
+        </w:rPr>
+        <w:t xml:space="preserve">PID（353.62</w:t>
+      </w:r>
+      <w:r>
+        <w:t xml:space="preserve"> </w:t>
+      </w:r>
+      <w:r>
+        <w:rPr>
+          <w:rFonts w:hint="eastAsia"/>
+        </w:rPr>
+        <w:t xml:space="preserve">kW）与</w:t>
+      </w:r>
+      <w:r>
+        <w:t xml:space="preserve"> </w:t>
+      </w:r>
+      <w:r>
+        <w:rPr>
+          <w:rFonts w:hint="eastAsia"/>
+        </w:rPr>
+        <w:t xml:space="preserve">RBC（356.20</w:t>
+      </w:r>
+      <w:r>
+        <w:t xml:space="preserve"> </w:t>
+      </w:r>
+      <w:r>
+        <w:rPr>
+          <w:rFonts w:hint="eastAsia"/>
+        </w:rPr>
+        <w:t xml:space="preserve">kW），表明其在本测试集上表现出一致的能效优势。</w:t>
       </w:r>
     </w:p>
     <w:p>
@@ -19256,25 +19503,108 @@
         <w:rPr>
           <w:rFonts w:hint="eastAsia"/>
         </w:rPr>
-        <w:t xml:space="preserve">从机制层面看，关键结论不在于单一指标的领先幅度，而在于冗余更新抑制与能效提升能够同时成立。在建筑热惯性显著且扰动非平稳的</w:t>
-      </w:r>
-      <w:r>
-        <w:t xml:space="preserve"> HVAC </w:t>
-      </w:r>
-      <w:r>
-        <w:rPr>
-          <w:rFonts w:hint="eastAsia"/>
-        </w:rPr>
-        <w:t xml:space="preserve">场景下，高频时间触发会使冷水机组频繁进入非稳态过渡区，导致实际</w:t>
-      </w:r>
-      <w:r>
-        <w:t xml:space="preserve"> COP </w:t>
-      </w:r>
-      <w:r>
-        <w:rPr>
-          <w:rFonts w:hint="eastAsia"/>
-        </w:rPr>
-        <w:t xml:space="preserve">偏离稳态高效运行区间；动态事件触发仅在关键扰动时介入，为机组提供更长稳态运行窗口，从而降低执行代价并改善运行能效。</w:t>
+        <w:t xml:space="preserve">在执行品质方面，ET-PRL</w:t>
+      </w:r>
+      <w:r>
+        <w:t xml:space="preserve"> </w:t>
+      </w:r>
+      <w:r>
+        <w:rPr>
+          <w:rFonts w:hint="eastAsia"/>
+        </w:rPr>
+        <w:t xml:space="preserve">的动作平滑度</w:t>
+      </w:r>
+      <w:r>
+        <w:t xml:space="preserve"> </w:t>
+      </w:r>
+      <m:oMath>
+        <m:sSub>
+          <m:e>
+            <m:r>
+              <m:t>σ</m:t>
+            </m:r>
+          </m:e>
+          <m:sub>
+            <m:r>
+              <m:rPr>
+                <m:sty m:val="p"/>
+              </m:rPr>
+              <m:t>Δ</m:t>
+            </m:r>
+            <m:r>
+              <m:t>a</m:t>
+            </m:r>
+          </m:sub>
+        </m:sSub>
+        <m:r>
+          <m:rPr>
+            <m:sty m:val="p"/>
+          </m:rPr>
+          <m:t>=</m:t>
+        </m:r>
+        <m:r>
+          <m:t>0.6014</m:t>
+        </m:r>
+      </m:oMath>
+      <w:r>
+        <w:rPr>
+          <w:rFonts w:hint="eastAsia"/>
+        </w:rPr>
+        <w:t xml:space="preserve">，较</w:t>
+      </w:r>
+      <w:r>
+        <w:t xml:space="preserve"> </w:t>
+      </w:r>
+      <w:r>
+        <w:rPr>
+          <w:rFonts w:hint="eastAsia"/>
+        </w:rPr>
+        <w:t xml:space="preserve">TTC-RL-1（0.8101）下降</w:t>
+      </w:r>
+      <w:r>
+        <w:t xml:space="preserve"> </w:t>
+      </w:r>
+      <w:r>
+        <w:rPr>
+          <w:rFonts w:hint="eastAsia"/>
+        </w:rPr>
+        <w:t xml:space="preserve">25.76%，较</w:t>
+      </w:r>
+      <w:r>
+        <w:t xml:space="preserve"> </w:t>
+      </w:r>
+      <w:r>
+        <w:rPr>
+          <w:rFonts w:hint="eastAsia"/>
+        </w:rPr>
+        <w:t xml:space="preserve">ST-ETC（0.7711）下降</w:t>
+      </w:r>
+      <w:r>
+        <w:t xml:space="preserve"> </w:t>
+      </w:r>
+      <w:r>
+        <w:rPr>
+          <w:rFonts w:hint="eastAsia"/>
+        </w:rPr>
+        <w:t xml:space="preserve">22.01%，说明其在抑制高频抖动、降低执行器频繁调节方面具有优势。该值略高于</w:t>
+      </w:r>
+      <w:r>
+        <w:t xml:space="preserve"> </w:t>
+      </w:r>
+      <w:r>
+        <w:rPr>
+          <w:rFonts w:hint="eastAsia"/>
+        </w:rPr>
+        <w:t xml:space="preserve">TTC-RL-2（0.5617），反映</w:t>
+      </w:r>
+      <w:r>
+        <w:t xml:space="preserve"> ET-PRL </w:t>
+      </w:r>
+      <w:r>
+        <w:rPr>
+          <w:rFonts w:hint="eastAsia"/>
+        </w:rPr>
+        <w:t xml:space="preserve">在保持必要动作调整与抑制无效更新之间实现了相对平衡的折中。</w:t>
       </w:r>
     </w:p>
     <w:p>
@@ -19285,102 +19615,3295 @@
         <w:rPr>
           <w:rFonts w:hint="eastAsia"/>
         </w:rPr>
-        <w:t xml:space="preserve">静态阈值策略在长期运行中易出现边界失配，即阈值偏松导致冗余触发、阈值偏紧抑制必要更新。该现象在本研究覆盖的完整制冷季数据中具有代表性。测试时段为</w:t>
-      </w:r>
-      <w:r>
-        <w:t xml:space="preserve"> 7 </w:t>
-      </w:r>
-      <w:r>
-        <w:rPr>
-          <w:rFonts w:hint="eastAsia"/>
-        </w:rPr>
-        <w:t xml:space="preserve">月</w:t>
-      </w:r>
-      <w:r>
-        <w:t xml:space="preserve"> 1 </w:t>
-      </w:r>
-      <w:r>
-        <w:rPr>
-          <w:rFonts w:hint="eastAsia"/>
-        </w:rPr>
-        <w:t xml:space="preserve">日至</w:t>
-      </w:r>
-      <w:r>
-        <w:t xml:space="preserve"> 10 </w:t>
-      </w:r>
-      <w:r>
-        <w:rPr>
-          <w:rFonts w:hint="eastAsia"/>
-        </w:rPr>
-        <w:t xml:space="preserve">月</w:t>
-      </w:r>
-      <w:r>
-        <w:t xml:space="preserve"> 10 </w:t>
-      </w:r>
-      <w:r>
-        <w:rPr>
-          <w:rFonts w:hint="eastAsia"/>
-        </w:rPr>
-        <w:t xml:space="preserve">日，共</w:t>
-      </w:r>
-      <w:r>
-        <w:t xml:space="preserve"> 102 </w:t>
-      </w:r>
-      <w:r>
-        <w:rPr>
-          <w:rFonts w:hint="eastAsia"/>
-        </w:rPr>
-        <w:t xml:space="preserve">天，覆盖盛夏高温至初秋回落的持续气象与负荷漂移。ET-PRL</w:t>
-      </w:r>
-      <w:r>
-        <w:t xml:space="preserve"> </w:t>
-      </w:r>
-      <w:r>
-        <w:rPr>
-          <w:rFonts w:hint="eastAsia"/>
-        </w:rPr>
-        <w:t xml:space="preserve">通过流式统计与双层动态阈值在线修正触发边界，在月尺度非平稳条件下维持了较高触发质量。</w:t>
+        <w:t xml:space="preserve">在奖励指标方面，应区分累计收益与单位更新收益两类口径。ET-PRL</w:t>
+      </w:r>
+      <w:r>
+        <w:t xml:space="preserve"> </w:t>
+      </w:r>
+      <w:r>
+        <w:rPr>
+          <w:rFonts w:hint="eastAsia"/>
+        </w:rPr>
+        <w:t xml:space="preserve">的总奖励</w:t>
+      </w:r>
+      <w:r>
+        <w:t xml:space="preserve"> </w:t>
+      </w:r>
+      <m:oMath>
+        <m:sSub>
+          <m:e>
+            <m:r>
+              <m:t>R</m:t>
+            </m:r>
+          </m:e>
+          <m:sub>
+            <m:r>
+              <m:rPr>
+                <m:nor/>
+                <m:sty m:val="p"/>
+              </m:rPr>
+              <m:t>test</m:t>
+            </m:r>
+          </m:sub>
+        </m:sSub>
+      </m:oMath>
+      <w:r>
+        <w:t xml:space="preserve"> </w:t>
+      </w:r>
+      <w:r>
+        <w:rPr>
+          <w:rFonts w:hint="eastAsia"/>
+        </w:rPr>
+        <w:t xml:space="preserve">为</w:t>
+      </w:r>
+      <w:r>
+        <w:t xml:space="preserve"> </w:t>
+      </w:r>
+      <w:r>
+        <w:rPr>
+          <w:rFonts w:hint="eastAsia"/>
+        </w:rPr>
+        <w:t xml:space="preserve">1939.74，低于</w:t>
+      </w:r>
+      <w:r>
+        <w:t xml:space="preserve"> TTC-RL-1 </w:t>
+      </w:r>
+      <w:r>
+        <w:rPr>
+          <w:rFonts w:hint="eastAsia"/>
+        </w:rPr>
+        <w:t xml:space="preserve">的</w:t>
+      </w:r>
+      <w:r>
+        <w:t xml:space="preserve"> </w:t>
+      </w:r>
+      <w:r>
+        <w:rPr>
+          <w:rFonts w:hint="eastAsia"/>
+        </w:rPr>
+        <w:t xml:space="preserve">2054.63，对应</w:t>
+      </w:r>
+      <w:r>
+        <w:t xml:space="preserve"> PPR </w:t>
+      </w:r>
+      <w:r>
+        <w:rPr>
+          <w:rFonts w:hint="eastAsia"/>
+        </w:rPr>
+        <w:t xml:space="preserve">为</w:t>
+      </w:r>
+      <w:r>
+        <w:t xml:space="preserve"> </w:t>
+      </w:r>
+      <w:r>
+        <w:rPr>
+          <w:rFonts w:hint="eastAsia"/>
+        </w:rPr>
+        <w:t xml:space="preserve">94.41%；但其平均步奖励</w:t>
+      </w:r>
+      <w:r>
+        <w:t xml:space="preserve"> </w:t>
+      </w:r>
+      <m:oMath>
+        <m:sSub>
+          <m:e>
+            <m:acc>
+              <m:accPr>
+                <m:chr m:val="‾"/>
+              </m:accPr>
+              <m:e>
+                <m:r>
+                  <m:t>R</m:t>
+                </m:r>
+              </m:e>
+            </m:acc>
+          </m:e>
+          <m:sub>
+            <m:r>
+              <m:rPr>
+                <m:nor/>
+                <m:sty m:val="p"/>
+              </m:rPr>
+              <m:t>step</m:t>
+            </m:r>
+          </m:sub>
+        </m:sSub>
+      </m:oMath>
+      <w:r>
+        <w:t xml:space="preserve"> </w:t>
+      </w:r>
+      <w:r>
+        <w:rPr>
+          <w:rFonts w:hint="eastAsia"/>
+        </w:rPr>
+        <w:t xml:space="preserve">为</w:t>
+      </w:r>
+      <w:r>
+        <w:t xml:space="preserve"> </w:t>
+      </w:r>
+      <w:r>
+        <w:rPr>
+          <w:rFonts w:hint="eastAsia"/>
+        </w:rPr>
+        <w:t xml:space="preserve">0.9481，为强化学习策略中最高，较</w:t>
+      </w:r>
+      <w:r>
+        <w:t xml:space="preserve"> </w:t>
+      </w:r>
+      <w:r>
+        <w:rPr>
+          <w:rFonts w:hint="eastAsia"/>
+        </w:rPr>
+        <w:t xml:space="preserve">TTC-RL-1（0.4665）提升约</w:t>
+      </w:r>
+      <w:r>
+        <w:t xml:space="preserve"> </w:t>
+      </w:r>
+      <w:r>
+        <w:rPr>
+          <w:rFonts w:hint="eastAsia"/>
+        </w:rPr>
+        <w:t xml:space="preserve">103.24%，较</w:t>
+      </w:r>
+      <w:r>
+        <w:t xml:space="preserve"> </w:t>
+      </w:r>
+      <w:r>
+        <w:rPr>
+          <w:rFonts w:hint="eastAsia"/>
+        </w:rPr>
+        <w:t xml:space="preserve">ST-ETC（0.5822）提升约</w:t>
+      </w:r>
+      <w:r>
+        <w:t xml:space="preserve"> </w:t>
+      </w:r>
+      <w:r>
+        <w:rPr>
+          <w:rFonts w:hint="eastAsia"/>
+        </w:rPr>
+        <w:t xml:space="preserve">62.85%，也高于</w:t>
+      </w:r>
+      <w:r>
+        <w:t xml:space="preserve"> </w:t>
+      </w:r>
+      <w:r>
+        <w:rPr>
+          <w:rFonts w:hint="eastAsia"/>
+        </w:rPr>
+        <w:t xml:space="preserve">TTC-RL-2（0.9186）。该结果表明，ET-PRL</w:t>
+      </w:r>
+      <w:r>
+        <w:t xml:space="preserve"> </w:t>
+      </w:r>
+      <w:r>
+        <w:rPr>
+          <w:rFonts w:hint="eastAsia"/>
+        </w:rPr>
+        <w:t xml:space="preserve">将有限动作更新预算集中在更高价值的决策时刻，在仅损失部分累计收益的情况下显著提升了单位更新效率，这与事件驱动控制追求按需高效干预的设计目标一致。</w:t>
       </w:r>
     </w:p>
     <w:p>
       <w:pPr>
+        <w:pStyle w:val="Compact"/>
+        <w:numPr>
+          <w:ilvl w:val="0"/>
+          <w:numId w:val="1019"/>
+        </w:numPr>
+      </w:pPr>
+      <w:r>
+        <w:rPr>
+          <w:rFonts w:hint="eastAsia"/>
+        </w:rPr>
+        <w:t xml:space="preserve">冷冻水供水温度设定值策略行为分析</w:t>
+      </w:r>
+    </w:p>
+    <w:p>
+      <w:pPr>
+        <w:pStyle w:val="FirstParagraph"/>
+      </w:pPr>
+      <w:r>
+        <w:rPr>
+          <w:rFonts w:hint="eastAsia"/>
+        </w:rPr>
+        <w:t xml:space="preserve">在宏观分布层面，静态阈值策略</w:t>
+      </w:r>
+      <w:r>
+        <w:t xml:space="preserve"> ST-ETC </w:t>
+      </w:r>
+      <w:r>
+        <w:rPr>
+          <w:rFonts w:hint="eastAsia"/>
+        </w:rPr>
+        <w:t xml:space="preserve">与</w:t>
+      </w:r>
+      <w:r>
+        <w:t xml:space="preserve"> TTC-RL-1 </w:t>
+      </w:r>
+      <w:r>
+        <w:rPr>
+          <w:rFonts w:hint="eastAsia"/>
+        </w:rPr>
+        <w:t xml:space="preserve">的动作等效比率达到</w:t>
+      </w:r>
+      <w:r>
+        <w:t xml:space="preserve"> </w:t>
+      </w:r>
+      <w:r>
+        <w:rPr>
+          <w:rFonts w:hint="eastAsia"/>
+        </w:rPr>
+        <w:t xml:space="preserve">99.2%，说明其主要表现为更新频率稀疏化，而非价值函数驱动的策略重构。基于此，图</w:t>
+      </w:r>
+      <w:r>
+        <w:t xml:space="preserve"> 5-2-1 </w:t>
+      </w:r>
+      <w:r>
+        <w:rPr>
+          <w:rFonts w:hint="eastAsia"/>
+        </w:rPr>
+        <w:t xml:space="preserve">将</w:t>
+      </w:r>
+      <w:r>
+        <w:t xml:space="preserve"> TTC-RL-1 </w:t>
+      </w:r>
+      <w:r>
+        <w:rPr>
+          <w:rFonts w:hint="eastAsia"/>
+        </w:rPr>
+        <w:t xml:space="preserve">与</w:t>
+      </w:r>
+      <w:r>
+        <w:t xml:space="preserve"> ST-ETC </w:t>
+      </w:r>
+      <w:r>
+        <w:rPr>
+          <w:rFonts w:hint="eastAsia"/>
+        </w:rPr>
+        <w:t xml:space="preserve">的宏观分布合并展示，用于突出</w:t>
+      </w:r>
+      <w:r>
+        <w:t xml:space="preserve"> ET-PRL </w:t>
+      </w:r>
+      <w:r>
+        <w:rPr>
+          <w:rFonts w:hint="eastAsia"/>
+        </w:rPr>
+        <w:t xml:space="preserve">在动作空间上的再分配特征。</w:t>
+      </w:r>
+    </w:p>
+    <w:tbl>
+      <w:tblPr>
+        <w:tblStyle w:val="FigureTable"/>
+        <w:tblW w:type="auto" w:w="0"/>
+        <w:jc w:val="center"/>
+        <w:tblLook w:firstRow="0" w:lastRow="0" w:firstColumn="0" w:lastColumn="0"/>
+      </w:tblPr>
+      <w:tblGrid>
+        <w:gridCol w:w="7920"/>
+      </w:tblGrid>
+      <w:tr>
+        <w:tc>
+          <w:tcPr/>
+          <w:p>
+            <w:pPr>
+              <w:pStyle w:val="Compact"/>
+              <w:jc w:val="center"/>
+            </w:pPr>
+            <w:r>
+              <w:rPr>
+                <w:rFonts w:hint="eastAsia"/>
+              </w:rPr>
+              <w:t xml:space="preserve">图</w:t>
+            </w:r>
+            <w:r>
+              <w:t xml:space="preserve"> 5-2-1 ET-PRL、TTC-RL-1 </w:t>
+            </w:r>
+            <w:r>
+              <w:rPr>
+                <w:rFonts w:hint="eastAsia"/>
+              </w:rPr>
+              <w:t xml:space="preserve">与</w:t>
+            </w:r>
+            <w:r>
+              <w:t xml:space="preserve"> ST-ETC </w:t>
+            </w:r>
+            <w:r>
+              <w:rPr>
+                <w:rFonts w:hint="eastAsia"/>
+              </w:rPr>
+              <w:t xml:space="preserve">的</w:t>
+            </w:r>
+            <w:r>
+              <w:t xml:space="preserve"> </w:t>
+            </w:r>
+            <m:oMath>
+              <m:sSub>
+                <m:e>
+                  <m:r>
+                    <m:t>T</m:t>
+                  </m:r>
+                </m:e>
+                <m:sub>
+                  <m:r>
+                    <m:rPr>
+                      <m:sty m:val="p"/>
+                    </m:rPr>
+                    <m:t>c</m:t>
+                  </m:r>
+                  <m:r>
+                    <m:rPr>
+                      <m:sty m:val="p"/>
+                    </m:rPr>
+                    <m:t>h</m:t>
+                  </m:r>
+                  <m:r>
+                    <m:rPr>
+                      <m:sty m:val="p"/>
+                    </m:rPr>
+                    <m:t>w</m:t>
+                  </m:r>
+                  <m:r>
+                    <m:rPr>
+                      <m:sty m:val="p"/>
+                    </m:rPr>
+                    <m:t>s</m:t>
+                  </m:r>
+                </m:sub>
+              </m:sSub>
+            </m:oMath>
+            <w:r>
+              <w:t xml:space="preserve"> </w:t>
+            </w:r>
+            <w:r>
+              <w:rPr>
+                <w:rFonts w:hint="eastAsia"/>
+              </w:rPr>
+              <w:t xml:space="preserve">窗口分布对比（每个柱表示</w:t>
+            </w:r>
+            <w:r>
+              <w:t xml:space="preserve"> 10 </w:t>
+            </w:r>
+            <w:r>
+              <w:rPr>
+                <w:rFonts w:hint="eastAsia"/>
+              </w:rPr>
+              <w:t xml:space="preserve">小时窗口内动作比例）</w:t>
+            </w:r>
+          </w:p>
+        </w:tc>
+      </w:tr>
+    </w:tbl>
+    <w:p>
+      <w:pPr>
+        <w:pStyle w:val="ImageCaption"/>
+      </w:pPr>
+      <w:r>
+        <w:rPr>
+          <w:rFonts w:hint="eastAsia"/>
+        </w:rPr>
+        <w:t xml:space="preserve">图</w:t>
+      </w:r>
+      <w:r>
+        <w:t xml:space="preserve"> 5-2-1 ET-PRL、TTC-RL-1 </w:t>
+      </w:r>
+      <w:r>
+        <w:rPr>
+          <w:rFonts w:hint="eastAsia"/>
+        </w:rPr>
+        <w:t xml:space="preserve">与</w:t>
+      </w:r>
+      <w:r>
+        <w:t xml:space="preserve"> ST-ETC </w:t>
+      </w:r>
+      <w:r>
+        <w:rPr>
+          <w:rFonts w:hint="eastAsia"/>
+        </w:rPr>
+        <w:t xml:space="preserve">的</w:t>
+      </w:r>
+      <w:r>
+        <w:t xml:space="preserve"> </w:t>
+      </w:r>
+      <m:oMath>
+        <m:sSub>
+          <m:e>
+            <m:r>
+              <m:t>T</m:t>
+            </m:r>
+          </m:e>
+          <m:sub>
+            <m:r>
+              <m:rPr>
+                <m:sty m:val="p"/>
+              </m:rPr>
+              <m:t>c</m:t>
+            </m:r>
+            <m:r>
+              <m:rPr>
+                <m:sty m:val="p"/>
+              </m:rPr>
+              <m:t>h</m:t>
+            </m:r>
+            <m:r>
+              <m:rPr>
+                <m:sty m:val="p"/>
+              </m:rPr>
+              <m:t>w</m:t>
+            </m:r>
+            <m:r>
+              <m:rPr>
+                <m:sty m:val="p"/>
+              </m:rPr>
+              <m:t>s</m:t>
+            </m:r>
+          </m:sub>
+        </m:sSub>
+      </m:oMath>
+      <w:r>
+        <w:t xml:space="preserve"> </w:t>
+      </w:r>
+      <w:r>
+        <w:rPr>
+          <w:rFonts w:hint="eastAsia"/>
+        </w:rPr>
+        <w:t xml:space="preserve">窗口分布对比（每个柱表示</w:t>
+      </w:r>
+      <w:r>
+        <w:t xml:space="preserve"> 10 </w:t>
+      </w:r>
+      <w:r>
+        <w:rPr>
+          <w:rFonts w:hint="eastAsia"/>
+        </w:rPr>
+        <w:t xml:space="preserve">小时窗口内动作比例）</w:t>
+      </w:r>
+    </w:p>
+    <w:p>
+      <w:pPr>
         <w:pStyle w:val="BodyText"/>
       </w:pPr>
       <w:r>
         <w:rPr>
           <w:rFonts w:hint="eastAsia"/>
         </w:rPr>
+        <w:t xml:space="preserve">图</w:t>
+      </w:r>
+      <w:r>
+        <w:t xml:space="preserve"> 5-2-1 ET-PRL、TTC-RL-1 </w:t>
+      </w:r>
+      <w:r>
+        <w:rPr>
+          <w:rFonts w:hint="eastAsia"/>
+        </w:rPr>
+        <w:t xml:space="preserve">与</w:t>
+      </w:r>
+      <w:r>
+        <w:t xml:space="preserve"> ST-ETC </w:t>
+      </w:r>
+      <w:r>
+        <w:rPr>
+          <w:rFonts w:hint="eastAsia"/>
+        </w:rPr>
+        <w:t xml:space="preserve">的</w:t>
+      </w:r>
+      <w:r>
+        <w:t xml:space="preserve"> </w:t>
+      </w:r>
+      <m:oMath>
+        <m:sSub>
+          <m:e>
+            <m:r>
+              <m:t>T</m:t>
+            </m:r>
+          </m:e>
+          <m:sub>
+            <m:r>
+              <m:rPr>
+                <m:sty m:val="p"/>
+              </m:rPr>
+              <m:t>c</m:t>
+            </m:r>
+            <m:r>
+              <m:rPr>
+                <m:sty m:val="p"/>
+              </m:rPr>
+              <m:t>h</m:t>
+            </m:r>
+            <m:r>
+              <m:rPr>
+                <m:sty m:val="p"/>
+              </m:rPr>
+              <m:t>w</m:t>
+            </m:r>
+            <m:r>
+              <m:rPr>
+                <m:sty m:val="p"/>
+              </m:rPr>
+              <m:t>s</m:t>
+            </m:r>
+          </m:sub>
+        </m:sSub>
+      </m:oMath>
+      <w:r>
+        <w:t xml:space="preserve"> </w:t>
+      </w:r>
+      <w:r>
+        <w:rPr>
+          <w:rFonts w:hint="eastAsia"/>
+        </w:rPr>
+        <w:t xml:space="preserve">窗口分布对比（每个柱表示</w:t>
+      </w:r>
+      <w:r>
+        <w:t xml:space="preserve"> 10 </w:t>
+      </w:r>
+      <w:r>
+        <w:rPr>
+          <w:rFonts w:hint="eastAsia"/>
+        </w:rPr>
+        <w:t xml:space="preserve">小时窗口内动作比例）</w:t>
+      </w:r>
+    </w:p>
+    <w:p>
+      <w:pPr>
+        <w:pStyle w:val="BodyText"/>
+      </w:pPr>
+      <w:r>
+        <w:rPr>
+          <w:rFonts w:hint="eastAsia"/>
+        </w:rPr>
+        <w:t xml:space="preserve">图</w:t>
+      </w:r>
+      <w:r>
+        <w:t xml:space="preserve"> 5-2-1 </w:t>
+      </w:r>
+      <w:r>
+        <w:rPr>
+          <w:rFonts w:hint="eastAsia"/>
+        </w:rPr>
+        <w:t xml:space="preserve">显示，在</w:t>
+      </w:r>
+      <w:r>
+        <w:t xml:space="preserve"> 0-50h </w:t>
+      </w:r>
+      <w:r>
+        <w:rPr>
+          <w:rFonts w:hint="eastAsia"/>
+        </w:rPr>
+        <w:t xml:space="preserve">与</w:t>
+      </w:r>
+      <w:r>
+        <w:t xml:space="preserve"> 200-250h </w:t>
+      </w:r>
+      <w:r>
+        <w:rPr>
+          <w:rFonts w:hint="eastAsia"/>
+        </w:rPr>
+        <w:t xml:space="preserve">等典型低负荷时段，ET-PRL</w:t>
+      </w:r>
+      <w:r>
+        <w:t xml:space="preserve"> </w:t>
+      </w:r>
+      <w:r>
+        <w:rPr>
+          <w:rFonts w:hint="eastAsia"/>
+        </w:rPr>
+        <w:t xml:space="preserve">在离散动作空间高温端（15°C）对应区间的动作占比显著提升。该行为与冷水机组变工况热力学特性一致：当建筑冷量需求较弱时，上调</w:t>
+      </w:r>
+      <w:r>
+        <w:t xml:space="preserve"> </w:t>
+      </w:r>
+      <m:oMath>
+        <m:sSub>
+          <m:e>
+            <m:r>
+              <m:t>T</m:t>
+            </m:r>
+          </m:e>
+          <m:sub>
+            <m:r>
+              <m:rPr>
+                <m:sty m:val="p"/>
+              </m:rPr>
+              <m:t>c</m:t>
+            </m:r>
+            <m:r>
+              <m:rPr>
+                <m:sty m:val="p"/>
+              </m:rPr>
+              <m:t>h</m:t>
+            </m:r>
+            <m:r>
+              <m:rPr>
+                <m:sty m:val="p"/>
+              </m:rPr>
+              <m:t>w</m:t>
+            </m:r>
+            <m:r>
+              <m:rPr>
+                <m:sty m:val="p"/>
+              </m:rPr>
+              <m:t>s</m:t>
+            </m:r>
+          </m:sub>
+        </m:sSub>
+      </m:oMath>
+      <w:r>
+        <w:t xml:space="preserve"> </w:t>
+      </w:r>
+      <w:r>
+        <w:rPr>
+          <w:rFonts w:hint="eastAsia"/>
+        </w:rPr>
+        <w:t xml:space="preserve">等效于提高蒸发温度，可降低压缩机压比并提升性能系数（COP），从而在不突破室内热舒适边界的前提下降低单位冷量耗电。需要指出的是，ST-ETC</w:t>
+      </w:r>
+      <w:r>
+        <w:t xml:space="preserve"> </w:t>
+      </w:r>
+      <w:r>
+        <w:rPr>
+          <w:rFonts w:hint="eastAsia"/>
+        </w:rPr>
+        <w:t xml:space="preserve">与</w:t>
+      </w:r>
+      <w:r>
+        <w:t xml:space="preserve"> ET-PRL </w:t>
+      </w:r>
+      <w:r>
+        <w:rPr>
+          <w:rFonts w:hint="eastAsia"/>
+        </w:rPr>
+        <w:t xml:space="preserve">复用同一</w:t>
+      </w:r>
+      <w:r>
+        <w:t xml:space="preserve"> TTC-RL-1 </w:t>
+      </w:r>
+      <w:r>
+        <w:rPr>
+          <w:rFonts w:hint="eastAsia"/>
+        </w:rPr>
+        <w:t xml:space="preserve">预训练</w:t>
+      </w:r>
+      <w:r>
+        <w:t xml:space="preserve"> Q </w:t>
+      </w:r>
+      <w:r>
+        <w:rPr>
+          <w:rFonts w:hint="eastAsia"/>
+        </w:rPr>
+        <w:t xml:space="preserve">网络与同一状态输入，因此二者均具备基于预测特征的价值评估能力。两者差异主要来自门控层：ST-ETC</w:t>
+      </w:r>
+      <w:r>
+        <w:t xml:space="preserve"> </w:t>
+      </w:r>
+      <w:r>
+        <w:rPr>
+          <w:rFonts w:hint="eastAsia"/>
+        </w:rPr>
+        <w:t xml:space="preserve">的静态阈值在跨时段分布漂移下更易出现边界失配，在非关键时刻产生误触发并缩短高效设定值的连续保持时长；ET-PRL</w:t>
+      </w:r>
+      <w:r>
+        <w:t xml:space="preserve"> </w:t>
+      </w:r>
+      <w:r>
+        <w:rPr>
+          <w:rFonts w:hint="eastAsia"/>
+        </w:rPr>
+        <w:t xml:space="preserve">的流式双层动态阈值可在线校正触发边界，过滤高频噪声触发，为高设定温度动作提供更连续的执行窗口，从而实现更显著的动作空间再分配。</w:t>
+      </w:r>
+    </w:p>
+    <w:tbl>
+      <w:tblPr>
+        <w:tblStyle w:val="FigureTable"/>
+        <w:tblW w:type="auto" w:w="0"/>
+        <w:jc w:val="center"/>
+        <w:tblLook w:firstRow="0" w:lastRow="0" w:firstColumn="0" w:lastColumn="0"/>
+      </w:tblPr>
+      <w:tblGrid>
+        <w:gridCol w:w="7920"/>
+      </w:tblGrid>
+      <w:tr>
+        <w:tc>
+          <w:tcPr/>
+          <w:p>
+            <w:pPr>
+              <w:pStyle w:val="Compact"/>
+              <w:jc w:val="center"/>
+            </w:pPr>
+            <w:r>
+              <w:rPr>
+                <w:rFonts w:hint="eastAsia"/>
+              </w:rPr>
+              <w:t xml:space="preserve">图</w:t>
+            </w:r>
+            <w:r>
+              <w:t xml:space="preserve"> 5-2-2 </w:t>
+            </w:r>
+            <w:r>
+              <w:rPr>
+                <w:rFonts w:hint="eastAsia"/>
+              </w:rPr>
+              <w:t xml:space="preserve">事件触发局部响应与全局差值频次统计：面板(a)为</w:t>
+            </w:r>
+            <w:r>
+              <w:t xml:space="preserve"> 65h-85h </w:t>
+            </w:r>
+            <w:r>
+              <w:rPr>
+                <w:rFonts w:hint="eastAsia"/>
+              </w:rPr>
+              <w:t xml:space="preserve">窗口内冷负荷与绝对设定值轨迹，面板(b)为</w:t>
+            </w:r>
+            <w:r>
+              <w:t xml:space="preserve"> ST-ETC </w:t>
+            </w:r>
+            <w:r>
+              <w:rPr>
+                <w:rFonts w:hint="eastAsia"/>
+              </w:rPr>
+              <w:t xml:space="preserve">与</w:t>
+            </w:r>
+            <w:r>
+              <w:t xml:space="preserve"> ET-PRL </w:t>
+            </w:r>
+            <w:r>
+              <w:rPr>
+                <w:rFonts w:hint="eastAsia"/>
+              </w:rPr>
+              <w:t xml:space="preserve">相对</w:t>
+            </w:r>
+            <w:r>
+              <w:t xml:space="preserve"> TTC-RL-1 </w:t>
+            </w:r>
+            <w:r>
+              <w:rPr>
+                <w:rFonts w:hint="eastAsia"/>
+              </w:rPr>
+              <w:t xml:space="preserve">的</w:t>
+            </w:r>
+            <w:r>
+              <w:t xml:space="preserve"> </w:t>
+            </w:r>
+            <m:oMath>
+              <m:r>
+                <m:rPr>
+                  <m:sty m:val="p"/>
+                </m:rPr>
+                <m:t>Δ</m:t>
+              </m:r>
+              <m:sSub>
+                <m:e>
+                  <m:r>
+                    <m:t>T</m:t>
+                  </m:r>
+                </m:e>
+                <m:sub>
+                  <m:r>
+                    <m:rPr>
+                      <m:sty m:val="p"/>
+                    </m:rPr>
+                    <m:t>c</m:t>
+                  </m:r>
+                  <m:r>
+                    <m:rPr>
+                      <m:sty m:val="p"/>
+                    </m:rPr>
+                    <m:t>h</m:t>
+                  </m:r>
+                  <m:r>
+                    <m:rPr>
+                      <m:sty m:val="p"/>
+                    </m:rPr>
+                    <m:t>w</m:t>
+                  </m:r>
+                  <m:r>
+                    <m:rPr>
+                      <m:sty m:val="p"/>
+                    </m:rPr>
+                    <m:t>s</m:t>
+                  </m:r>
+                </m:sub>
+              </m:sSub>
+            </m:oMath>
+            <w:r>
+              <w:t xml:space="preserve"> </w:t>
+            </w:r>
+            <w:r>
+              <w:rPr>
+                <w:rFonts w:hint="eastAsia"/>
+              </w:rPr>
+              <w:t xml:space="preserve">对数频次分布</w:t>
+            </w:r>
+          </w:p>
+        </w:tc>
+      </w:tr>
+    </w:tbl>
+    <w:p>
+      <w:pPr>
+        <w:pStyle w:val="ImageCaption"/>
+      </w:pPr>
+      <w:r>
+        <w:rPr>
+          <w:rFonts w:hint="eastAsia"/>
+        </w:rPr>
+        <w:t xml:space="preserve">图</w:t>
+      </w:r>
+      <w:r>
+        <w:t xml:space="preserve"> 5-2-2 </w:t>
+      </w:r>
+      <w:r>
+        <w:rPr>
+          <w:rFonts w:hint="eastAsia"/>
+        </w:rPr>
+        <w:t xml:space="preserve">事件触发局部响应与全局差值频次统计：面板(a)为</w:t>
+      </w:r>
+      <w:r>
+        <w:t xml:space="preserve"> 65h-85h </w:t>
+      </w:r>
+      <w:r>
+        <w:rPr>
+          <w:rFonts w:hint="eastAsia"/>
+        </w:rPr>
+        <w:t xml:space="preserve">窗口内冷负荷与绝对设定值轨迹，面板(b)为</w:t>
+      </w:r>
+      <w:r>
+        <w:t xml:space="preserve"> ST-ETC </w:t>
+      </w:r>
+      <w:r>
+        <w:rPr>
+          <w:rFonts w:hint="eastAsia"/>
+        </w:rPr>
+        <w:t xml:space="preserve">与</w:t>
+      </w:r>
+      <w:r>
+        <w:t xml:space="preserve"> ET-PRL </w:t>
+      </w:r>
+      <w:r>
+        <w:rPr>
+          <w:rFonts w:hint="eastAsia"/>
+        </w:rPr>
+        <w:t xml:space="preserve">相对</w:t>
+      </w:r>
+      <w:r>
+        <w:t xml:space="preserve"> TTC-RL-1 </w:t>
+      </w:r>
+      <w:r>
+        <w:rPr>
+          <w:rFonts w:hint="eastAsia"/>
+        </w:rPr>
+        <w:t xml:space="preserve">的</w:t>
+      </w:r>
+      <w:r>
+        <w:t xml:space="preserve"> </w:t>
+      </w:r>
+      <m:oMath>
+        <m:r>
+          <m:rPr>
+            <m:sty m:val="p"/>
+          </m:rPr>
+          <m:t>Δ</m:t>
+        </m:r>
+        <m:sSub>
+          <m:e>
+            <m:r>
+              <m:t>T</m:t>
+            </m:r>
+          </m:e>
+          <m:sub>
+            <m:r>
+              <m:rPr>
+                <m:sty m:val="p"/>
+              </m:rPr>
+              <m:t>c</m:t>
+            </m:r>
+            <m:r>
+              <m:rPr>
+                <m:sty m:val="p"/>
+              </m:rPr>
+              <m:t>h</m:t>
+            </m:r>
+            <m:r>
+              <m:rPr>
+                <m:sty m:val="p"/>
+              </m:rPr>
+              <m:t>w</m:t>
+            </m:r>
+            <m:r>
+              <m:rPr>
+                <m:sty m:val="p"/>
+              </m:rPr>
+              <m:t>s</m:t>
+            </m:r>
+          </m:sub>
+        </m:sSub>
+      </m:oMath>
+      <w:r>
+        <w:t xml:space="preserve"> </w:t>
+      </w:r>
+      <w:r>
+        <w:rPr>
+          <w:rFonts w:hint="eastAsia"/>
+        </w:rPr>
+        <w:t xml:space="preserve">对数频次分布</w:t>
+      </w:r>
+    </w:p>
+    <w:p>
+      <w:pPr>
+        <w:pStyle w:val="BodyText"/>
+      </w:pPr>
+      <w:r>
+        <w:rPr>
+          <w:rFonts w:hint="eastAsia"/>
+        </w:rPr>
+        <w:t xml:space="preserve">图</w:t>
+      </w:r>
+      <w:r>
+        <w:t xml:space="preserve"> 5-2-2 </w:t>
+      </w:r>
+      <w:r>
+        <w:rPr>
+          <w:rFonts w:hint="eastAsia"/>
+        </w:rPr>
+        <w:t xml:space="preserve">事件触发局部响应与全局差值频次统计</w:t>
+      </w:r>
+    </w:p>
+    <w:p>
+      <w:pPr>
+        <w:pStyle w:val="BodyText"/>
+      </w:pPr>
+      <w:r>
+        <w:rPr>
+          <w:rFonts w:hint="eastAsia"/>
+        </w:rPr>
+        <w:t xml:space="preserve">在微观轨迹层面，图</w:t>
+      </w:r>
+      <w:r>
+        <w:t xml:space="preserve"> 5-2-2(a) </w:t>
+      </w:r>
+      <w:r>
+        <w:rPr>
+          <w:rFonts w:hint="eastAsia"/>
+        </w:rPr>
+        <w:t xml:space="preserve">选取</w:t>
+      </w:r>
+      <w:r>
+        <w:t xml:space="preserve"> 65h-85h </w:t>
+      </w:r>
+      <w:r>
+        <w:rPr>
+          <w:rFonts w:hint="eastAsia"/>
+        </w:rPr>
+        <w:t xml:space="preserve">典型窗口，显示</w:t>
+      </w:r>
+      <w:r>
+        <w:t xml:space="preserve"> ET-PRL </w:t>
+      </w:r>
+      <w:r>
+        <w:rPr>
+          <w:rFonts w:hint="eastAsia"/>
+        </w:rPr>
+        <w:t xml:space="preserve">呈现更长周期的阶梯保持，仅在关键扰动出现时更新设定值；TTC-RL-1</w:t>
+      </w:r>
+      <w:r>
+        <w:t xml:space="preserve"> </w:t>
+      </w:r>
+      <w:r>
+        <w:rPr>
+          <w:rFonts w:hint="eastAsia"/>
+        </w:rPr>
+        <w:t xml:space="preserve">则维持高频时间触发更新。结合同一预训练</w:t>
+      </w:r>
+      <w:r>
+        <w:t xml:space="preserve"> Q </w:t>
+      </w:r>
+      <w:r>
+        <w:rPr>
+          <w:rFonts w:hint="eastAsia"/>
+        </w:rPr>
+        <w:t xml:space="preserve">网络这一前提可知，该差异并非源于策略网络能力差异，而是源于触发时机质量差异：ST-ETC</w:t>
+      </w:r>
+      <w:r>
+        <w:t xml:space="preserve"> </w:t>
+      </w:r>
+      <w:r>
+        <w:rPr>
+          <w:rFonts w:hint="eastAsia"/>
+        </w:rPr>
+        <w:t xml:space="preserve">受静态边界约束，更易在边界附近误触发，导致控制序列被频繁打断并回退至与基线近似的保守输出；ET-PRL</w:t>
+      </w:r>
+      <w:r>
+        <w:t xml:space="preserve"> </w:t>
+      </w:r>
+      <w:r>
+        <w:rPr>
+          <w:rFonts w:hint="eastAsia"/>
+        </w:rPr>
+        <w:t xml:space="preserve">通过双层动态阈值与最小触发间隔抑制噪声驱动更新，使预测型</w:t>
+      </w:r>
+      <w:r>
+        <w:t xml:space="preserve"> Q </w:t>
+      </w:r>
+      <w:r>
+        <w:rPr>
+          <w:rFonts w:hint="eastAsia"/>
+        </w:rPr>
+        <w:t xml:space="preserve">网络能够在低负荷窗口稳定维持长周期高效设定。</w:t>
+      </w:r>
+    </w:p>
+    <w:p>
+      <w:pPr>
+        <w:pStyle w:val="BodyText"/>
+      </w:pPr>
+      <w:r>
+        <w:rPr>
+          <w:rFonts w:hint="eastAsia"/>
+        </w:rPr>
+        <w:t xml:space="preserve">在全局差值统计层面，图</w:t>
+      </w:r>
+      <w:r>
+        <w:t xml:space="preserve"> 5-2-2(b) </w:t>
+      </w:r>
+      <w:r>
+        <w:rPr>
+          <w:rFonts w:hint="eastAsia"/>
+        </w:rPr>
+        <w:t xml:space="preserve">显示</w:t>
+      </w:r>
+      <w:r>
+        <w:t xml:space="preserve"> ST-ETC </w:t>
+      </w:r>
+      <w:r>
+        <w:rPr>
+          <w:rFonts w:hint="eastAsia"/>
+        </w:rPr>
+        <w:t xml:space="preserve">相对</w:t>
+      </w:r>
+      <w:r>
+        <w:t xml:space="preserve"> TTC-RL-1 </w:t>
+      </w:r>
+      <w:r>
+        <w:rPr>
+          <w:rFonts w:hint="eastAsia"/>
+        </w:rPr>
+        <w:t xml:space="preserve">的非零差值占比仅为</w:t>
+      </w:r>
+      <w:r>
+        <w:t xml:space="preserve"> </w:t>
+      </w:r>
+      <w:r>
+        <w:rPr>
+          <w:rFonts w:hint="eastAsia"/>
+        </w:rPr>
+        <w:t xml:space="preserve">0.82%，而</w:t>
+      </w:r>
+      <w:r>
+        <w:t xml:space="preserve"> ET-PRL </w:t>
+      </w:r>
+      <w:r>
+        <w:rPr>
+          <w:rFonts w:hint="eastAsia"/>
+        </w:rPr>
+        <w:t xml:space="preserve">的非零差值占比为</w:t>
+      </w:r>
+      <w:r>
+        <w:t xml:space="preserve"> </w:t>
+      </w:r>
+      <w:r>
+        <w:rPr>
+          <w:rFonts w:hint="eastAsia"/>
+        </w:rPr>
+        <w:t xml:space="preserve">14.12%；对应全样本差值方差分别为</w:t>
+      </w:r>
+      <w:r>
+        <w:t xml:space="preserve"> </w:t>
+      </w:r>
+      <m:oMath>
+        <m:r>
+          <m:t>0.446</m:t>
+        </m:r>
+      </m:oMath>
+      <w:r>
+        <w:t xml:space="preserve"> </w:t>
+      </w:r>
+      <w:r>
+        <w:rPr>
+          <w:rFonts w:hint="eastAsia"/>
+        </w:rPr>
+        <w:t xml:space="preserve">与</w:t>
+      </w:r>
+      <w:r>
+        <w:t xml:space="preserve"> </w:t>
+      </w:r>
+      <m:oMath>
+        <m:r>
+          <m:t>5.879</m:t>
+        </m:r>
+      </m:oMath>
+      <w:r>
+        <w:rPr>
+          <w:rFonts w:hint="eastAsia"/>
+        </w:rPr>
+        <w:t xml:space="preserve">。这表明</w:t>
+      </w:r>
+      <w:r>
+        <w:t xml:space="preserve"> ST-ETC </w:t>
+      </w:r>
+      <w:r>
+        <w:rPr>
+          <w:rFonts w:hint="eastAsia"/>
+        </w:rPr>
+        <w:t xml:space="preserve">的动作输出仍高度黏附于基线策略，难以形成实质性的温度设定优化；ET-PRL</w:t>
+      </w:r>
+      <w:r>
+        <w:t xml:space="preserve"> </w:t>
+      </w:r>
+      <w:r>
+        <w:rPr>
+          <w:rFonts w:hint="eastAsia"/>
+        </w:rPr>
+        <w:t xml:space="preserve">则在保持稀疏执行的同时实现了更充分的动作空间重构。</w:t>
+      </w:r>
+    </w:p>
+    <w:p>
+      <w:pPr>
+        <w:pStyle w:val="Compact"/>
+        <w:numPr>
+          <w:ilvl w:val="0"/>
+          <w:numId w:val="1020"/>
+        </w:numPr>
+      </w:pPr>
+      <w:r>
+        <w:rPr>
+          <w:rFonts w:hint="eastAsia"/>
+        </w:rPr>
+        <w:t xml:space="preserve">事件触发的控制稀疏性与时序动态分析</w:t>
+      </w:r>
+    </w:p>
+    <w:p>
+      <w:pPr>
+        <w:pStyle w:val="FirstParagraph"/>
+      </w:pPr>
+      <w:r>
+        <w:rPr>
+          <w:rFonts w:hint="eastAsia"/>
+        </w:rPr>
+        <w:t xml:space="preserve">为克服单一绝对数值评估的局限性并全面展现控制行为的时域演化过程，本节在统一标准下对</w:t>
+      </w:r>
+      <w:r>
+        <w:t xml:space="preserve"> ET-PRL、ST-ETC </w:t>
+      </w:r>
+      <w:r>
+        <w:rPr>
+          <w:rFonts w:hint="eastAsia"/>
+        </w:rPr>
+        <w:t xml:space="preserve">与</w:t>
+      </w:r>
+      <w:r>
+        <w:t xml:space="preserve"> TTC-RL-1 </w:t>
+      </w:r>
+      <w:r>
+        <w:rPr>
+          <w:rFonts w:hint="eastAsia"/>
+        </w:rPr>
+        <w:t xml:space="preserve">展开横向比较。为准确描述系统时序动态行为，首先明确两个关键指标：触发间隔（Trigger</w:t>
+      </w:r>
+      <w:r>
+        <w:t xml:space="preserve"> </w:t>
+      </w:r>
+      <w:r>
+        <w:rPr>
+          <w:rFonts w:hint="eastAsia"/>
+        </w:rPr>
+        <w:t xml:space="preserve">Interval）定义为相邻两次事件触发机制被激活，即事件触发指示器</w:t>
+      </w:r>
+      <w:r>
+        <w:t xml:space="preserve"> </w:t>
+      </w:r>
+      <m:oMath>
+        <m:sSub>
+          <m:e>
+            <m:r>
+              <m:t>I</m:t>
+            </m:r>
+          </m:e>
+          <m:sub>
+            <m:r>
+              <m:rPr>
+                <m:nor/>
+                <m:sty m:val="p"/>
+              </m:rPr>
+              <m:t>trigger</m:t>
+            </m:r>
+          </m:sub>
+        </m:sSub>
+        <m:r>
+          <m:rPr>
+            <m:sty m:val="p"/>
+          </m:rPr>
+          <m:t>=</m:t>
+        </m:r>
+        <m:r>
+          <m:t>1</m:t>
+        </m:r>
+      </m:oMath>
+      <w:r>
+        <w:t xml:space="preserve"> </w:t>
+      </w:r>
+      <w:r>
+        <w:rPr>
+          <w:rFonts w:hint="eastAsia"/>
+        </w:rPr>
+        <w:t xml:space="preserve">之间的时间步长；动作保持长度（Hold</w:t>
+      </w:r>
+      <w:r>
+        <w:t xml:space="preserve"> </w:t>
+      </w:r>
+      <w:r>
+        <w:rPr>
+          <w:rFonts w:hint="eastAsia"/>
+        </w:rPr>
+        <w:t xml:space="preserve">Length）定义为控制设定值</w:t>
+      </w:r>
+      <w:r>
+        <w:t xml:space="preserve"> </w:t>
+      </w:r>
+      <m:oMath>
+        <m:sSub>
+          <m:e>
+            <m:r>
+              <m:t>T</m:t>
+            </m:r>
+          </m:e>
+          <m:sub>
+            <m:r>
+              <m:rPr>
+                <m:sty m:val="p"/>
+              </m:rPr>
+              <m:t>c</m:t>
+            </m:r>
+            <m:r>
+              <m:rPr>
+                <m:sty m:val="p"/>
+              </m:rPr>
+              <m:t>h</m:t>
+            </m:r>
+            <m:r>
+              <m:rPr>
+                <m:sty m:val="p"/>
+              </m:rPr>
+              <m:t>w</m:t>
+            </m:r>
+            <m:r>
+              <m:rPr>
+                <m:sty m:val="p"/>
+              </m:rPr>
+              <m:t>s</m:t>
+            </m:r>
+          </m:sub>
+        </m:sSub>
+      </m:oMath>
+      <w:r>
+        <w:t xml:space="preserve"> </w:t>
+      </w:r>
+      <w:r>
+        <w:rPr>
+          <w:rFonts w:hint="eastAsia"/>
+        </w:rPr>
+        <w:t xml:space="preserve">连续维持在同一水平的时间步长。</w:t>
+      </w:r>
+    </w:p>
+    <w:p>
+      <w:pPr>
+        <w:pStyle w:val="BodyText"/>
+      </w:pPr>
+      <w:r>
+        <w:rPr>
+          <w:rFonts w:hint="eastAsia"/>
+        </w:rPr>
+        <w:t xml:space="preserve">上述两项指标在物理意义上存在显著差异。在事件触发机制被激活时，若策略网络输出的最优设定值与上一时刻一致，则会出现触发动作已执行但控制设定值未发生改变的现象。因此，在实际运行轨迹中，动作保持长度通常大于或等于触发间隔。</w:t>
+      </w:r>
+    </w:p>
+    <w:p>
+      <w:pPr>
+        <w:pStyle w:val="BodyText"/>
+      </w:pPr>
+      <w:r>
+        <w:rPr>
+          <w:rFonts w:hint="eastAsia"/>
+        </w:rPr>
+        <w:t xml:space="preserve">基于上述定义统计可得，ET-PRL</w:t>
+      </w:r>
+      <w:r>
+        <w:t xml:space="preserve"> </w:t>
+      </w:r>
+      <w:r>
+        <w:rPr>
+          <w:rFonts w:hint="eastAsia"/>
+        </w:rPr>
+        <w:t xml:space="preserve">的触发间隔均值为</w:t>
+      </w:r>
+      <w:r>
+        <w:t xml:space="preserve"> 2.117 </w:t>
+      </w:r>
+      <w:r>
+        <w:rPr>
+          <w:rFonts w:hint="eastAsia"/>
+        </w:rPr>
+        <w:t xml:space="preserve">步，显著高于</w:t>
+      </w:r>
+      <w:r>
+        <w:t xml:space="preserve"> ST-ETC </w:t>
+      </w:r>
+      <w:r>
+        <w:rPr>
+          <w:rFonts w:hint="eastAsia"/>
+        </w:rPr>
+        <w:t xml:space="preserve">的</w:t>
+      </w:r>
+      <w:r>
+        <w:t xml:space="preserve"> 1.249 </w:t>
+      </w:r>
+      <w:r>
+        <w:rPr>
+          <w:rFonts w:hint="eastAsia"/>
+        </w:rPr>
+        <w:t xml:space="preserve">步与</w:t>
+      </w:r>
+      <w:r>
+        <w:t xml:space="preserve"> TTC-RL-1 </w:t>
+      </w:r>
+      <w:r>
+        <w:rPr>
+          <w:rFonts w:hint="eastAsia"/>
+        </w:rPr>
+        <w:t xml:space="preserve">的</w:t>
+      </w:r>
+      <w:r>
+        <w:t xml:space="preserve"> 1.000 </w:t>
+      </w:r>
+      <w:r>
+        <w:rPr>
+          <w:rFonts w:hint="eastAsia"/>
+        </w:rPr>
+        <w:t xml:space="preserve">步；按自然日聚合统计的日均触发次数分别为</w:t>
+      </w:r>
+      <w:r>
+        <w:t xml:space="preserve"> 127.88 </w:t>
+      </w:r>
+      <w:r>
+        <w:rPr>
+          <w:rFonts w:hint="eastAsia"/>
+        </w:rPr>
+        <w:t xml:space="preserve">次、220.31</w:t>
+      </w:r>
+      <w:r>
+        <w:t xml:space="preserve"> </w:t>
+      </w:r>
+      <w:r>
+        <w:rPr>
+          <w:rFonts w:hint="eastAsia"/>
+        </w:rPr>
+        <w:t xml:space="preserve">次与</w:t>
+      </w:r>
+      <w:r>
+        <w:t xml:space="preserve"> 275.25 </w:t>
+      </w:r>
+      <w:r>
+        <w:rPr>
+          <w:rFonts w:hint="eastAsia"/>
+        </w:rPr>
+        <w:t xml:space="preserve">次。在动作保持长度方面，ET-PRL</w:t>
+      </w:r>
+      <w:r>
+        <w:t xml:space="preserve"> </w:t>
+      </w:r>
+      <w:r>
+        <w:rPr>
+          <w:rFonts w:hint="eastAsia"/>
+        </w:rPr>
+        <w:t xml:space="preserve">的均值为</w:t>
+      </w:r>
+      <w:r>
+        <w:t xml:space="preserve"> 11.56 </w:t>
+      </w:r>
+      <w:r>
+        <w:rPr>
+          <w:rFonts w:hint="eastAsia"/>
+        </w:rPr>
+        <w:t xml:space="preserve">步，同样高于</w:t>
+      </w:r>
+      <w:r>
+        <w:t xml:space="preserve"> ST-ETC </w:t>
+      </w:r>
+      <w:r>
+        <w:rPr>
+          <w:rFonts w:hint="eastAsia"/>
+        </w:rPr>
+        <w:t xml:space="preserve">的</w:t>
+      </w:r>
+      <w:r>
+        <w:t xml:space="preserve"> 7.89 </w:t>
+      </w:r>
+      <w:r>
+        <w:rPr>
+          <w:rFonts w:hint="eastAsia"/>
+        </w:rPr>
+        <w:t xml:space="preserve">步与</w:t>
+      </w:r>
+      <w:r>
+        <w:t xml:space="preserve"> TTC-RL-1 </w:t>
+      </w:r>
+      <w:r>
+        <w:rPr>
+          <w:rFonts w:hint="eastAsia"/>
+        </w:rPr>
+        <w:t xml:space="preserve">的</w:t>
+      </w:r>
+      <w:r>
+        <w:t xml:space="preserve"> 7.57 </w:t>
+      </w:r>
+      <w:r>
+        <w:rPr>
+          <w:rFonts w:hint="eastAsia"/>
+        </w:rPr>
+        <w:t xml:space="preserve">步；其统计分布呈现显著长尾特征，第</w:t>
+      </w:r>
+      <w:r>
+        <w:t xml:space="preserve"> 95 </w:t>
+      </w:r>
+      <w:r>
+        <w:rPr>
+          <w:rFonts w:hint="eastAsia"/>
+        </w:rPr>
+        <w:t xml:space="preserve">百分位数</w:t>
+      </w:r>
+      <w:r>
+        <w:t xml:space="preserve"> </w:t>
+      </w:r>
+      <m:oMath>
+        <m:sSub>
+          <m:e>
+            <m:r>
+              <m:t>P</m:t>
+            </m:r>
+          </m:e>
+          <m:sub>
+            <m:r>
+              <m:t>95</m:t>
+            </m:r>
+          </m:sub>
+        </m:sSub>
+      </m:oMath>
+      <w:r>
+        <w:t xml:space="preserve"> </w:t>
+      </w:r>
+      <w:r>
+        <w:rPr>
+          <w:rFonts w:hint="eastAsia"/>
+        </w:rPr>
+        <w:t xml:space="preserve">达到</w:t>
+      </w:r>
+      <w:r>
+        <w:t xml:space="preserve"> 57.0 </w:t>
+      </w:r>
+      <w:r>
+        <w:rPr>
+          <w:rFonts w:hint="eastAsia"/>
+        </w:rPr>
+        <w:t xml:space="preserve">步，即约</w:t>
+      </w:r>
+      <w:r>
+        <w:t xml:space="preserve"> 4.75 </w:t>
+      </w:r>
+      <w:r>
+        <w:rPr>
+          <w:rFonts w:hint="eastAsia"/>
+        </w:rPr>
+        <w:t xml:space="preserve">小时，而</w:t>
+      </w:r>
+      <w:r>
+        <w:t xml:space="preserve"> ST-ETC </w:t>
+      </w:r>
+      <w:r>
+        <w:rPr>
+          <w:rFonts w:hint="eastAsia"/>
+        </w:rPr>
+        <w:t xml:space="preserve">与</w:t>
+      </w:r>
+      <w:r>
+        <w:t xml:space="preserve"> TTC-RL-1 </w:t>
+      </w:r>
+      <w:r>
+        <w:rPr>
+          <w:rFonts w:hint="eastAsia"/>
+        </w:rPr>
+        <w:t xml:space="preserve">的对应值仅为</w:t>
+      </w:r>
+      <w:r>
+        <w:t xml:space="preserve"> 43.3 </w:t>
+      </w:r>
+      <w:r>
+        <w:rPr>
+          <w:rFonts w:hint="eastAsia"/>
+        </w:rPr>
+        <w:t xml:space="preserve">步与</w:t>
+      </w:r>
+      <w:r>
+        <w:t xml:space="preserve"> 42.9 </w:t>
+      </w:r>
+      <w:r>
+        <w:rPr>
+          <w:rFonts w:hint="eastAsia"/>
+        </w:rPr>
+        <w:t xml:space="preserve">步。上述结果表明，动态阈值门控机制在抑制控制系统冗余更新方面具备更优的持续静息能力。</w:t>
+      </w:r>
+    </w:p>
+    <w:tbl>
+      <w:tblPr>
+        <w:tblStyle w:val="FigureTable"/>
+        <w:tblW w:type="auto" w:w="0"/>
+        <w:jc w:val="center"/>
+        <w:tblLook w:firstRow="0" w:lastRow="0" w:firstColumn="0" w:lastColumn="0"/>
+      </w:tblPr>
+      <w:tblGrid>
+        <w:gridCol w:w="7920"/>
+      </w:tblGrid>
+      <w:tr>
+        <w:tc>
+          <w:tcPr/>
+          <w:p>
+            <w:pPr>
+              <w:pStyle w:val="Compact"/>
+              <w:jc w:val="center"/>
+            </w:pPr>
+            <w:r>
+              <w:rPr>
+                <w:rFonts w:hint="eastAsia"/>
+              </w:rPr>
+              <w:t xml:space="preserve">图</w:t>
+            </w:r>
+            <w:r>
+              <w:t xml:space="preserve"> 5-2-3 </w:t>
+            </w:r>
+            <w:r>
+              <w:rPr>
+                <w:rFonts w:hint="eastAsia"/>
+              </w:rPr>
+              <w:t xml:space="preserve">不同控制策略下动作更新间隔分布（主图为离散类别分箱占比，插图为长尾区间放大）</w:t>
+            </w:r>
+          </w:p>
+        </w:tc>
+      </w:tr>
+    </w:tbl>
+    <w:p>
+      <w:pPr>
+        <w:pStyle w:val="ImageCaption"/>
+      </w:pPr>
+      <w:r>
+        <w:rPr>
+          <w:rFonts w:hint="eastAsia"/>
+        </w:rPr>
+        <w:t xml:space="preserve">图</w:t>
+      </w:r>
+      <w:r>
+        <w:t xml:space="preserve"> 5-2-3 </w:t>
+      </w:r>
+      <w:r>
+        <w:rPr>
+          <w:rFonts w:hint="eastAsia"/>
+        </w:rPr>
+        <w:t xml:space="preserve">不同控制策略下动作更新间隔分布（主图为离散类别分箱占比，插图为长尾区间放大）</w:t>
+      </w:r>
+    </w:p>
+    <w:p>
+      <w:pPr>
+        <w:pStyle w:val="BodyText"/>
+      </w:pPr>
+      <w:r>
+        <w:rPr>
+          <w:rFonts w:hint="eastAsia"/>
+        </w:rPr>
+        <w:t xml:space="preserve">图</w:t>
+      </w:r>
+      <w:r>
+        <w:t xml:space="preserve"> 5-2-3 </w:t>
+      </w:r>
+      <w:r>
+        <w:rPr>
+          <w:rFonts w:hint="eastAsia"/>
+        </w:rPr>
+        <w:t xml:space="preserve">不同控制策略下动作更新间隔分布。主图展示了时间触发基线（TTC-RL-1）、静态事件触发控制（ST-ETC）以及本文提出的动态事件触发框架（ET-PRL）在各离散类别区间中的更新间隔占比。插图给出了间隔</w:t>
+      </w:r>
+      <w:r>
+        <w:t xml:space="preserve"> </w:t>
+      </w:r>
+      <m:oMath>
+        <m:r>
+          <m:rPr>
+            <m:sty m:val="p"/>
+          </m:rPr>
+          <m:t>≥</m:t>
+        </m:r>
+        <m:r>
+          <m:t>4</m:t>
+        </m:r>
+      </m:oMath>
+      <w:r>
+        <w:t xml:space="preserve"> </w:t>
+      </w:r>
+      <w:r>
+        <w:rPr>
+          <w:rFonts w:hint="eastAsia"/>
+        </w:rPr>
+        <w:t xml:space="preserve">步的长尾分布放大视图。值得注意的是，ET-PRL</w:t>
+      </w:r>
+      <w:r>
+        <w:t xml:space="preserve"> </w:t>
+      </w:r>
+      <w:r>
+        <w:rPr>
+          <w:rFonts w:hint="eastAsia"/>
+        </w:rPr>
+        <w:t xml:space="preserve">表现出显著长尾特征，在低扰动时段最大触发间隔达到</w:t>
+      </w:r>
+      <w:r>
+        <w:t xml:space="preserve"> 74 </w:t>
+      </w:r>
+      <w:r>
+        <w:rPr>
+          <w:rFonts w:hint="eastAsia"/>
+        </w:rPr>
+        <w:t xml:space="preserve">步。相比之下，TTC-RL-1</w:t>
+      </w:r>
+      <w:r>
+        <w:t xml:space="preserve"> </w:t>
+      </w:r>
+      <w:r>
+        <w:rPr>
+          <w:rFonts w:hint="eastAsia"/>
+        </w:rPr>
+        <w:t xml:space="preserve">严格按每步更新（因此在尾部分箱中不出现），ST-ETC</w:t>
+      </w:r>
+      <w:r>
+        <w:t xml:space="preserve"> </w:t>
+      </w:r>
+      <w:r>
+        <w:rPr>
+          <w:rFonts w:hint="eastAsia"/>
+        </w:rPr>
+        <w:t xml:space="preserve">的动作主要集中于短间隔区间，进一步凸显了所提动态门控机制在执行稀疏性方面的优势。</w:t>
+      </w:r>
+    </w:p>
+    <w:p>
+      <w:pPr>
+        <w:pStyle w:val="BodyText"/>
+      </w:pPr>
+      <w:r>
+        <w:rPr>
+          <w:rFonts w:hint="eastAsia"/>
+        </w:rPr>
+        <w:t xml:space="preserve">如图</w:t>
+      </w:r>
+      <w:r>
+        <w:t xml:space="preserve"> 5-2-3 </w:t>
+      </w:r>
+      <w:r>
+        <w:rPr>
+          <w:rFonts w:hint="eastAsia"/>
+        </w:rPr>
+        <w:t xml:space="preserve">所示，ET-PRL</w:t>
+      </w:r>
+      <w:r>
+        <w:t xml:space="preserve"> </w:t>
+      </w:r>
+      <w:r>
+        <w:rPr>
+          <w:rFonts w:hint="eastAsia"/>
+        </w:rPr>
+        <w:t xml:space="preserve">的触发间隔分布呈现短间隔高频与长间隔长尾并存的结构特征，最大触发间隔达到</w:t>
+      </w:r>
+      <w:r>
+        <w:t xml:space="preserve"> 74 </w:t>
+      </w:r>
+      <w:r>
+        <w:rPr>
+          <w:rFonts w:hint="eastAsia"/>
+        </w:rPr>
+        <w:t xml:space="preserve">步。若以动作保持长度作为系统底层执行机构静息状态的衡量标准，其最大值可达</w:t>
+      </w:r>
+      <w:r>
+        <w:t xml:space="preserve"> 193 </w:t>
+      </w:r>
+      <w:r>
+        <w:rPr>
+          <w:rFonts w:hint="eastAsia"/>
+        </w:rPr>
+        <w:t xml:space="preserve">步，即约</w:t>
+      </w:r>
+      <w:r>
+        <w:t xml:space="preserve"> 16.08 </w:t>
+      </w:r>
+      <w:r>
+        <w:rPr>
+          <w:rFonts w:hint="eastAsia"/>
+        </w:rPr>
+        <w:t xml:space="preserve">小时。需要强调的是，此类超长保持现象并非源于控制器响应失效，而是智能体在低环境扰动窗口期内的主动静息行为。深入分析最长保持时间段内的系统状态可见，仅有</w:t>
+      </w:r>
+      <w:r>
+        <w:t xml:space="preserve"> 8.81% </w:t>
+      </w:r>
+      <w:r>
+        <w:rPr>
+          <w:rFonts w:hint="eastAsia"/>
+        </w:rPr>
+        <w:t xml:space="preserve">的样本落入冷负荷变化量绝对值的极高变化区域，即变化量大于整体样本的第</w:t>
+      </w:r>
+      <w:r>
+        <w:t xml:space="preserve"> 85 </w:t>
+      </w:r>
+      <w:r>
+        <w:rPr>
+          <w:rFonts w:hint="eastAsia"/>
+        </w:rPr>
+        <w:t xml:space="preserve">百分位数</w:t>
+      </w:r>
+      <w:r>
+        <w:t xml:space="preserve"> </w:t>
+      </w:r>
+      <m:oMath>
+        <m:sSub>
+          <m:e>
+            <m:r>
+              <m:t>q</m:t>
+            </m:r>
+          </m:e>
+          <m:sub>
+            <m:r>
+              <m:t>85</m:t>
+            </m:r>
+          </m:sub>
+        </m:sSub>
+      </m:oMath>
+      <w:r>
+        <w:rPr>
+          <w:rFonts w:hint="eastAsia"/>
+        </w:rPr>
+        <w:t xml:space="preserve">；且该时间段内热舒适度评价指标（Thermal</w:t>
+      </w:r>
+      <w:r>
+        <w:t xml:space="preserve"> Comfort Score,</w:t>
+      </w:r>
+      <w:r>
+        <w:t xml:space="preserve"> </w:t>
+      </w:r>
+      <m:oMath>
+        <m:sSub>
+          <m:e>
+            <m:r>
+              <m:t>S</m:t>
+            </m:r>
+          </m:e>
+          <m:sub>
+            <m:r>
+              <m:rPr>
+                <m:nor/>
+                <m:sty m:val="p"/>
+              </m:rPr>
+              <m:t>comfort</m:t>
+            </m:r>
+          </m:sub>
+        </m:sSub>
+      </m:oMath>
+      <w:r>
+        <w:rPr>
+          <w:rFonts w:hint="eastAsia"/>
+        </w:rPr>
+        <w:t xml:space="preserve">）的</w:t>
+      </w:r>
+      <w:r>
+        <w:t xml:space="preserve"> 10 </w:t>
+      </w:r>
+      <w:r>
+        <w:rPr>
+          <w:rFonts w:hint="eastAsia"/>
+        </w:rPr>
+        <w:t xml:space="preserve">分位数仍维持在</w:t>
+      </w:r>
+      <w:r>
+        <w:t xml:space="preserve"> </w:t>
+      </w:r>
+      <w:r>
+        <w:rPr>
+          <w:rFonts w:hint="eastAsia"/>
+        </w:rPr>
+        <w:t xml:space="preserve">0.215，系统未出现热舒适度失稳塌陷。追溯系统运行日志可知，该最长保持段横跨测试集第</w:t>
+      </w:r>
+      <w:r>
+        <w:t xml:space="preserve"> 3 </w:t>
+      </w:r>
+      <w:r>
+        <w:rPr>
+          <w:rFonts w:hint="eastAsia"/>
+        </w:rPr>
+        <w:t xml:space="preserve">天</w:t>
+      </w:r>
+      <w:r>
+        <w:t xml:space="preserve"> 13:45 </w:t>
+      </w:r>
+      <w:r>
+        <w:rPr>
+          <w:rFonts w:hint="eastAsia"/>
+        </w:rPr>
+        <w:t xml:space="preserve">至第</w:t>
+      </w:r>
+      <w:r>
+        <w:t xml:space="preserve"> 4 </w:t>
+      </w:r>
+      <w:r>
+        <w:rPr>
+          <w:rFonts w:hint="eastAsia"/>
+        </w:rPr>
+        <w:t xml:space="preserve">天</w:t>
+      </w:r>
+      <w:r>
+        <w:t xml:space="preserve"> </w:t>
+      </w:r>
+      <w:r>
+        <w:rPr>
+          <w:rFonts w:hint="eastAsia"/>
+        </w:rPr>
+        <w:t xml:space="preserve">05:45，其中约</w:t>
+      </w:r>
+      <w:r>
+        <w:t xml:space="preserve"> 61.1% </w:t>
+      </w:r>
+      <w:r>
+        <w:rPr>
+          <w:rFonts w:hint="eastAsia"/>
+        </w:rPr>
+        <w:t xml:space="preserve">的时长处于夜间至凌晨非营业低谷时段。此时外部气象扰动强度与室内人员冷负荷需求均处于较低水平，建筑热力系统接近稳态基载工况。结合在线流式事件门控判定逻辑，该行为实质上属于满足热力约束条件下的策略休眠，而非被动系统停滞。</w:t>
+      </w:r>
+    </w:p>
+    <w:p>
+      <w:pPr>
+        <w:pStyle w:val="BodyText"/>
+      </w:pPr>
+      <w:r>
+        <w:rPr>
+          <w:rFonts w:hint="eastAsia"/>
+        </w:rPr>
+        <w:t xml:space="preserve">为揭示系统负荷动态变化与触发动作之间的时序映射关系，图</w:t>
+      </w:r>
+      <w:r>
+        <w:t xml:space="preserve"> 5-2-4 </w:t>
+      </w:r>
+      <w:r>
+        <w:rPr>
+          <w:rFonts w:hint="eastAsia"/>
+        </w:rPr>
+        <w:t xml:space="preserve">进一步展示了典型单日工况（第</w:t>
+      </w:r>
+      <w:r>
+        <w:t xml:space="preserve"> 5 </w:t>
+      </w:r>
+      <w:r>
+        <w:rPr>
+          <w:rFonts w:hint="eastAsia"/>
+        </w:rPr>
+        <w:t xml:space="preserve">天）下的时序对齐结果。</w:t>
+      </w:r>
+    </w:p>
+    <w:tbl>
+      <w:tblPr>
+        <w:tblStyle w:val="FigureTable"/>
+        <w:tblW w:type="auto" w:w="0"/>
+        <w:jc w:val="center"/>
+        <w:tblLook w:firstRow="0" w:lastRow="0" w:firstColumn="0" w:lastColumn="0"/>
+      </w:tblPr>
+      <w:tblGrid>
+        <w:gridCol w:w="7920"/>
+      </w:tblGrid>
+      <w:tr>
+        <w:tc>
+          <w:tcPr/>
+          <w:p>
+            <w:pPr>
+              <w:pStyle w:val="Compact"/>
+              <w:jc w:val="center"/>
+            </w:pPr>
+            <w:r>
+              <w:rPr>
+                <w:rFonts w:hint="eastAsia"/>
+              </w:rPr>
+              <w:t xml:space="preserve">图</w:t>
+            </w:r>
+            <w:r>
+              <w:t xml:space="preserve"> 5-2-4 </w:t>
+            </w:r>
+            <w:r>
+              <w:rPr>
+                <w:rFonts w:hint="eastAsia"/>
+              </w:rPr>
+              <w:t xml:space="preserve">典型日负荷变化与触发时刻对齐关系（第5天，5</w:t>
+            </w:r>
+            <w:r>
+              <w:t xml:space="preserve"> </w:t>
+            </w:r>
+            <w:r>
+              <w:rPr>
+                <w:rFonts w:hint="eastAsia"/>
+              </w:rPr>
+              <w:t xml:space="preserve">min采样）：面板(a)为冷负荷曲线，面板(b)为</w:t>
+            </w:r>
+            <w:r>
+              <w:t xml:space="preserve"> ET-PRL、ST-ETC </w:t>
+            </w:r>
+            <w:r>
+              <w:rPr>
+                <w:rFonts w:hint="eastAsia"/>
+              </w:rPr>
+              <w:t xml:space="preserve">与</w:t>
+            </w:r>
+            <w:r>
+              <w:t xml:space="preserve"> TTC-RL-1 </w:t>
+            </w:r>
+            <w:r>
+              <w:rPr>
+                <w:rFonts w:hint="eastAsia"/>
+              </w:rPr>
+              <w:t xml:space="preserve">触发脉冲栅格，跨面板阴影带表示典型高负荷变化时段</w:t>
+            </w:r>
+          </w:p>
+        </w:tc>
+      </w:tr>
+    </w:tbl>
+    <w:p>
+      <w:pPr>
+        <w:pStyle w:val="ImageCaption"/>
+      </w:pPr>
+      <w:r>
+        <w:rPr>
+          <w:rFonts w:hint="eastAsia"/>
+        </w:rPr>
+        <w:t xml:space="preserve">图</w:t>
+      </w:r>
+      <w:r>
+        <w:t xml:space="preserve"> 5-2-4 </w:t>
+      </w:r>
+      <w:r>
+        <w:rPr>
+          <w:rFonts w:hint="eastAsia"/>
+        </w:rPr>
+        <w:t xml:space="preserve">典型日负荷变化与触发时刻对齐关系（第5天，5</w:t>
+      </w:r>
+      <w:r>
+        <w:t xml:space="preserve"> </w:t>
+      </w:r>
+      <w:r>
+        <w:rPr>
+          <w:rFonts w:hint="eastAsia"/>
+        </w:rPr>
+        <w:t xml:space="preserve">min采样）：面板(a)为冷负荷曲线，面板(b)为</w:t>
+      </w:r>
+      <w:r>
+        <w:t xml:space="preserve"> ET-PRL、ST-ETC </w:t>
+      </w:r>
+      <w:r>
+        <w:rPr>
+          <w:rFonts w:hint="eastAsia"/>
+        </w:rPr>
+        <w:t xml:space="preserve">与</w:t>
+      </w:r>
+      <w:r>
+        <w:t xml:space="preserve"> TTC-RL-1 </w:t>
+      </w:r>
+      <w:r>
+        <w:rPr>
+          <w:rFonts w:hint="eastAsia"/>
+        </w:rPr>
+        <w:t xml:space="preserve">触发脉冲栅格，跨面板阴影带表示典型高负荷变化时段</w:t>
+      </w:r>
+    </w:p>
+    <w:p>
+      <w:pPr>
+        <w:pStyle w:val="BodyText"/>
+      </w:pPr>
+      <w:r>
+        <w:rPr>
+          <w:rFonts w:hint="eastAsia"/>
+        </w:rPr>
+        <w:t xml:space="preserve">图</w:t>
+      </w:r>
+      <w:r>
+        <w:t xml:space="preserve"> 5-2-4 </w:t>
+      </w:r>
+      <w:r>
+        <w:rPr>
+          <w:rFonts w:hint="eastAsia"/>
+        </w:rPr>
+        <w:t xml:space="preserve">典型日负荷变化与触发时刻对齐关系（第5天，5</w:t>
+      </w:r>
+      <w:r>
+        <w:t xml:space="preserve"> </w:t>
+      </w:r>
+      <w:r>
+        <w:rPr>
+          <w:rFonts w:hint="eastAsia"/>
+        </w:rPr>
+        <w:t xml:space="preserve">min采样）</w:t>
+      </w:r>
+    </w:p>
+    <w:p>
+      <w:pPr>
+        <w:pStyle w:val="BodyText"/>
+      </w:pPr>
+      <w:r>
+        <w:rPr>
+          <w:rFonts w:hint="eastAsia"/>
+        </w:rPr>
+        <w:t xml:space="preserve">对比可见，ET-PRL</w:t>
+      </w:r>
+      <w:r>
+        <w:t xml:space="preserve"> </w:t>
+      </w:r>
+      <w:r>
+        <w:rPr>
+          <w:rFonts w:hint="eastAsia"/>
+        </w:rPr>
+        <w:t xml:space="preserve">的触发控制脉冲在负荷爬坡与突变阶段分布密集，而在夜间等平稳时段显著稀疏；相比之下，ST-ETC</w:t>
+      </w:r>
+      <w:r>
+        <w:t xml:space="preserve"> </w:t>
+      </w:r>
+      <w:r>
+        <w:rPr>
+          <w:rFonts w:hint="eastAsia"/>
+        </w:rPr>
+        <w:t xml:space="preserve">由于采用固定判定边界，触发动作更趋密集，而</w:t>
+      </w:r>
+      <w:r>
+        <w:t xml:space="preserve"> TTC-RL-1 </w:t>
+      </w:r>
+      <w:r>
+        <w:rPr>
+          <w:rFonts w:hint="eastAsia"/>
+        </w:rPr>
+        <w:t xml:space="preserve">呈现全时段无差别触发。</w:t>
+      </w:r>
+    </w:p>
+    <w:p>
+      <w:pPr>
+        <w:pStyle w:val="BodyText"/>
+      </w:pPr>
+      <w:r>
+        <w:rPr>
+          <w:rFonts w:hint="eastAsia"/>
+        </w:rPr>
+        <w:t xml:space="preserve">在全测试集评估尺度上，将冷负荷变化量绝对值大于系统整体第</w:t>
+      </w:r>
+      <w:r>
+        <w:t xml:space="preserve"> 85 </w:t>
+      </w:r>
+      <w:r>
+        <w:rPr>
+          <w:rFonts w:hint="eastAsia"/>
+        </w:rPr>
+        <w:t xml:space="preserve">百分位数</w:t>
+      </w:r>
+      <w:r>
+        <w:t xml:space="preserve"> </w:t>
+      </w:r>
+      <m:oMath>
+        <m:sSub>
+          <m:e>
+            <m:r>
+              <m:t>q</m:t>
+            </m:r>
+          </m:e>
+          <m:sub>
+            <m:r>
+              <m:t>85</m:t>
+            </m:r>
+          </m:sub>
+        </m:sSub>
+      </m:oMath>
+      <w:r>
+        <w:t xml:space="preserve"> </w:t>
+      </w:r>
+      <w:r>
+        <w:rPr>
+          <w:rFonts w:hint="eastAsia"/>
+        </w:rPr>
+        <w:t xml:space="preserve">的区间定义为高变化区，小于第</w:t>
+      </w:r>
+      <w:r>
+        <w:t xml:space="preserve"> 30 </w:t>
+      </w:r>
+      <w:r>
+        <w:rPr>
+          <w:rFonts w:hint="eastAsia"/>
+        </w:rPr>
+        <w:t xml:space="preserve">百分位数</w:t>
+      </w:r>
+      <w:r>
+        <w:t xml:space="preserve"> </w:t>
+      </w:r>
+      <m:oMath>
+        <m:sSub>
+          <m:e>
+            <m:r>
+              <m:t>q</m:t>
+            </m:r>
+          </m:e>
+          <m:sub>
+            <m:r>
+              <m:t>30</m:t>
+            </m:r>
+          </m:sub>
+        </m:sSub>
+      </m:oMath>
+      <w:r>
+        <w:t xml:space="preserve"> </w:t>
+      </w:r>
+      <w:r>
+        <w:rPr>
+          <w:rFonts w:hint="eastAsia"/>
+        </w:rPr>
+        <w:t xml:space="preserve">的区间定义为低变化区，即热平衡基载段。统计表明，ET-PRL</w:t>
+      </w:r>
+      <w:r>
+        <w:t xml:space="preserve"> </w:t>
+      </w:r>
+      <w:r>
+        <w:rPr>
+          <w:rFonts w:hint="eastAsia"/>
+        </w:rPr>
+        <w:t xml:space="preserve">在高变化区的触发率达</w:t>
+      </w:r>
+      <w:r>
+        <w:t xml:space="preserve"> </w:t>
+      </w:r>
+      <w:r>
+        <w:rPr>
+          <w:rFonts w:hint="eastAsia"/>
+        </w:rPr>
+        <w:t xml:space="preserve">0.707，在低变化区降至</w:t>
+      </w:r>
+      <w:r>
+        <w:t xml:space="preserve"> </w:t>
+      </w:r>
+      <w:r>
+        <w:rPr>
+          <w:rFonts w:hint="eastAsia"/>
+        </w:rPr>
+        <w:t xml:space="preserve">0.350，两者比值为</w:t>
+      </w:r>
+      <w:r>
+        <w:t xml:space="preserve"> </w:t>
+      </w:r>
+      <w:r>
+        <w:rPr>
+          <w:rFonts w:hint="eastAsia"/>
+        </w:rPr>
+        <w:t xml:space="preserve">2.02；同期</w:t>
+      </w:r>
+      <w:r>
+        <w:t xml:space="preserve"> ST-ETC </w:t>
+      </w:r>
+      <w:r>
+        <w:rPr>
+          <w:rFonts w:hint="eastAsia"/>
+        </w:rPr>
+        <w:t xml:space="preserve">的对应比值为</w:t>
+      </w:r>
+      <w:r>
+        <w:t xml:space="preserve"> </w:t>
+      </w:r>
+      <w:r>
+        <w:rPr>
+          <w:rFonts w:hint="eastAsia"/>
+        </w:rPr>
+        <w:t xml:space="preserve">1.73，TTC-RL-1</w:t>
+      </w:r>
+      <w:r>
+        <w:t xml:space="preserve"> </w:t>
+      </w:r>
+      <w:r>
+        <w:rPr>
+          <w:rFonts w:hint="eastAsia"/>
+        </w:rPr>
+        <w:t xml:space="preserve">则恒定为</w:t>
+      </w:r>
+      <w:r>
+        <w:t xml:space="preserve"> </w:t>
+      </w:r>
+      <w:r>
+        <w:rPr>
+          <w:rFonts w:hint="eastAsia"/>
+        </w:rPr>
+        <w:t xml:space="preserve">1.00。为验证上述结论的鲁棒性，本文进一步放宽分位点阈值约束。当评价区间分别替换为第</w:t>
+      </w:r>
+      <w:r>
+        <w:t xml:space="preserve"> 80 </w:t>
+      </w:r>
+      <w:r>
+        <w:rPr>
+          <w:rFonts w:hint="eastAsia"/>
+        </w:rPr>
+        <w:t xml:space="preserve">与</w:t>
+      </w:r>
+      <w:r>
+        <w:t xml:space="preserve"> 20 </w:t>
+      </w:r>
+      <w:r>
+        <w:rPr>
+          <w:rFonts w:hint="eastAsia"/>
+        </w:rPr>
+        <w:t xml:space="preserve">百分位数组合、第</w:t>
+      </w:r>
+      <w:r>
+        <w:t xml:space="preserve"> 90 </w:t>
+      </w:r>
+      <w:r>
+        <w:rPr>
+          <w:rFonts w:hint="eastAsia"/>
+        </w:rPr>
+        <w:t xml:space="preserve">与</w:t>
+      </w:r>
+      <w:r>
+        <w:t xml:space="preserve"> 40 </w:t>
+      </w:r>
+      <w:r>
+        <w:rPr>
+          <w:rFonts w:hint="eastAsia"/>
+        </w:rPr>
+        <w:t xml:space="preserve">百分位数组合时，ET-PRL</w:t>
+      </w:r>
+      <w:r>
+        <w:t xml:space="preserve"> </w:t>
+      </w:r>
+      <w:r>
+        <w:rPr>
+          <w:rFonts w:hint="eastAsia"/>
+        </w:rPr>
+        <w:t xml:space="preserve">的高低变化区触发率比值依然稳定在</w:t>
+      </w:r>
+      <w:r>
+        <w:t xml:space="preserve"> 1.91 </w:t>
+      </w:r>
+      <w:r>
+        <w:rPr>
+          <w:rFonts w:hint="eastAsia"/>
+        </w:rPr>
+        <w:t xml:space="preserve">与</w:t>
+      </w:r>
+      <w:r>
+        <w:t xml:space="preserve"> 2.02。</w:t>
+      </w:r>
+    </w:p>
+    <w:p>
+      <w:pPr>
+        <w:pStyle w:val="BodyText"/>
+      </w:pPr>
+      <w:r>
+        <w:rPr>
+          <w:rFonts w:hint="eastAsia"/>
+        </w:rPr>
+        <w:t xml:space="preserve">从系统能效优化的内在机理看，控制动作稀疏化带来的收益不仅体现在执行机构机械磨损的物理衰减，更体现在对冷水机组频繁调节所致瞬态能效惩罚的抑制。传统固定步长高频反馈控制会促使离心式冷水机组反复进入非稳态过渡阶段，偏离最优性能系数对应的稳态运行边界；而</w:t>
+      </w:r>
+      <w:r>
+        <w:t xml:space="preserve"> ET-PRL </w:t>
+      </w:r>
+      <w:r>
+        <w:rPr>
+          <w:rFonts w:hint="eastAsia"/>
+        </w:rPr>
+        <w:t xml:space="preserve">展现出的长时保持特性，为机组提供了更宽裕的连续稳态运行时间窗口。该工作模式能够规避由工况高频切换导致的额外能耗损失，实现设备损耗抑制与运行能效提升的协同优化。</w:t>
+      </w:r>
+    </w:p>
+    <w:p>
+      <w:pPr>
+        <w:pStyle w:val="BodyText"/>
+      </w:pPr>
+      <w:r>
+        <w:rPr>
+          <w:rFonts w:hint="eastAsia"/>
+        </w:rPr>
+        <w:t xml:space="preserve">综上所述，所提</w:t>
+      </w:r>
+      <w:r>
+        <w:t xml:space="preserve"> ET-PRL </w:t>
+      </w:r>
+      <w:r>
+        <w:rPr>
+          <w:rFonts w:hint="eastAsia"/>
+        </w:rPr>
+        <w:t xml:space="preserve">框架在时序动态行为上呈现扰动期敏捷响应、平稳期长时静息的非对称自适应特征。该特征印证了流式门控机制中多尺度异常分数融合在捕捉多频带时序扰动上的有效性，以及双层动态阈值在抑制边界控制震荡方面的积极作用，共同构成了具有较强物理可解释性的稀疏控制基础。</w:t>
+      </w:r>
+    </w:p>
+    <w:p>
+      <w:pPr>
+        <w:pStyle w:val="Compact"/>
+        <w:numPr>
+          <w:ilvl w:val="0"/>
+          <w:numId w:val="1021"/>
+        </w:numPr>
+      </w:pPr>
+      <w:r>
+        <w:rPr>
+          <w:rFonts w:hint="eastAsia"/>
+        </w:rPr>
+        <w:t xml:space="preserve">消融实验分析</w:t>
+      </w:r>
+    </w:p>
+    <w:p>
+      <w:pPr>
+        <w:pStyle w:val="FirstParagraph"/>
+      </w:pPr>
+      <w:r>
+        <w:rPr>
+          <w:rFonts w:hint="eastAsia"/>
+        </w:rPr>
+        <w:t xml:space="preserve">为验证所提框架各组成模块的实际贡献，本节采用控制变量法开展消融实验。除特别说明外，各组实验保持一致的训练配置、测试数据集与评价协议。消融组共</w:t>
+      </w:r>
+      <w:r>
+        <w:t xml:space="preserve"> 6 </w:t>
+      </w:r>
+      <w:r>
+        <w:rPr>
+          <w:rFonts w:hint="eastAsia"/>
+        </w:rPr>
+        <w:t xml:space="preserve">种策略，用于分别考察双阈值退化、单尺度退化及完整模型在统一比较基线下的表现。表</w:t>
+      </w:r>
+      <w:r>
+        <w:t xml:space="preserve"> 5-4 </w:t>
+      </w:r>
+      <w:r>
+        <w:rPr>
+          <w:rFonts w:hint="eastAsia"/>
+        </w:rPr>
+        <w:t xml:space="preserve">汇总了不同策略在测试集上的结果。相关指标的计算基线均为固定步长策略</w:t>
+      </w:r>
+      <w:r>
+        <w:t xml:space="preserve"> TTC-RL-1。</w:t>
+      </w:r>
+    </w:p>
+    <w:p>
+      <w:pPr>
+        <w:pStyle w:val="BodyText"/>
+      </w:pPr>
+      <w:r>
+        <w:rPr>
+          <w:rFonts w:hint="eastAsia"/>
+        </w:rPr>
         <w:t xml:space="preserve">表</w:t>
       </w:r>
       <w:r>
-        <w:t xml:space="preserve"> 5-3 </w:t>
-      </w:r>
-      <w:r>
-        <w:rPr>
-          <w:rFonts w:hint="eastAsia"/>
-        </w:rPr>
-        <w:t xml:space="preserve">同时表明，离散温度误差闭环</w:t>
-      </w:r>
-      <w:r>
-        <w:t xml:space="preserve"> PID </w:t>
-      </w:r>
-      <w:r>
-        <w:rPr>
-          <w:rFonts w:hint="eastAsia"/>
-        </w:rPr>
-        <w:t xml:space="preserve">与固定设定值</w:t>
-      </w:r>
-      <w:r>
-        <w:t xml:space="preserve"> RBC </w:t>
-      </w:r>
-      <w:r>
-        <w:rPr>
-          <w:rFonts w:hint="eastAsia"/>
-        </w:rPr>
-        <w:t xml:space="preserve">在当前测试工况下的日均能耗分别为</w:t>
-      </w:r>
-      <w:r>
-        <w:t xml:space="preserve"> 8486.90 </w:t>
+        <w:t xml:space="preserve"> 5-4 </w:t>
+      </w:r>
+      <w:r>
+        <w:rPr>
+          <w:rFonts w:hint="eastAsia"/>
+        </w:rPr>
+        <w:t xml:space="preserve">关键模块消融实验结果</w:t>
+      </w:r>
+    </w:p>
+    <w:tbl>
+      <w:tblPr>
+        <w:tblStyle w:val="Table"/>
+        <w:tblW w:type="pct" w:w="5000"/>
+        <w:tblLayout w:type="fixed"/>
+        <w:tblLook w:firstRow="1" w:lastRow="0" w:firstColumn="0" w:lastColumn="0" w:noHBand="0" w:noVBand="0" w:val="0020"/>
+      </w:tblPr>
+      <w:tblGrid>
+        <w:gridCol w:w="1131"/>
+        <w:gridCol w:w="1131"/>
+        <w:gridCol w:w="1131"/>
+        <w:gridCol w:w="1131"/>
+        <w:gridCol w:w="1131"/>
+        <w:gridCol w:w="1131"/>
+        <w:gridCol w:w="1131"/>
+      </w:tblGrid>
+      <w:tr>
+        <w:trPr>
+          <w:tblHeader w:val="on"/>
+        </w:trPr>
+        <w:tc>
+          <w:tcPr/>
+          <w:p>
+            <w:pPr>
+              <w:pStyle w:val="Compact"/>
+            </w:pPr>
+            <w:r>
+              <w:rPr>
+                <w:rFonts w:hint="eastAsia"/>
+                <w:b/>
+                <w:bCs/>
+              </w:rPr>
+              <w:t xml:space="preserve">方法</w:t>
+            </w:r>
+          </w:p>
+        </w:tc>
+        <w:tc>
+          <w:tcPr/>
+          <w:p>
+            <w:pPr>
+              <w:pStyle w:val="Compact"/>
+            </w:pPr>
+            <m:oMath>
+              <m:sSub>
+                <m:e>
+                  <m:r>
+                    <m:t>R</m:t>
+                  </m:r>
+                </m:e>
+                <m:sub>
+                  <m:r>
+                    <m:rPr>
+                      <m:nor/>
+                      <m:sty m:val="p"/>
+                    </m:rPr>
+                    <m:t>test</m:t>
+                  </m:r>
+                </m:sub>
+              </m:sSub>
+            </m:oMath>
+          </w:p>
+        </w:tc>
+        <w:tc>
+          <w:tcPr/>
+          <w:p>
+            <w:pPr>
+              <w:pStyle w:val="Compact"/>
+            </w:pPr>
+            <m:oMath>
+              <m:sSub>
+                <m:e>
+                  <m:r>
+                    <m:t>N</m:t>
+                  </m:r>
+                </m:e>
+                <m:sub>
+                  <m:r>
+                    <m:rPr>
+                      <m:nor/>
+                      <m:sty m:val="p"/>
+                    </m:rPr>
+                    <m:t>update</m:t>
+                  </m:r>
+                </m:sub>
+              </m:sSub>
+            </m:oMath>
+          </w:p>
+        </w:tc>
+        <w:tc>
+          <w:tcPr/>
+          <w:p>
+            <w:pPr>
+              <w:pStyle w:val="Compact"/>
+            </w:pPr>
+            <m:oMath>
+              <m:sSub>
+                <m:e>
+                  <m:r>
+                    <m:t>N</m:t>
+                  </m:r>
+                </m:e>
+                <m:sub>
+                  <m:r>
+                    <m:rPr>
+                      <m:nor/>
+                      <m:sty m:val="p"/>
+                    </m:rPr>
+                    <m:t>daily</m:t>
+                  </m:r>
+                </m:sub>
+              </m:sSub>
+            </m:oMath>
+          </w:p>
+        </w:tc>
+        <w:tc>
+          <w:tcPr/>
+          <w:p>
+            <w:pPr>
+              <w:pStyle w:val="Compact"/>
+            </w:pPr>
+            <m:oMath>
+              <m:sSub>
+                <m:e>
+                  <m:r>
+                    <m:t>E</m:t>
+                  </m:r>
+                </m:e>
+                <m:sub>
+                  <m:r>
+                    <m:rPr>
+                      <m:nor/>
+                      <m:sty m:val="p"/>
+                    </m:rPr>
+                    <m:t>daily</m:t>
+                  </m:r>
+                </m:sub>
+              </m:sSub>
+            </m:oMath>
+            <w:r>
+              <w:t xml:space="preserve"> </w:t>
+            </w:r>
+            <w:r>
+              <w:t xml:space="preserve">(kWh/day)</w:t>
+            </w:r>
+          </w:p>
+        </w:tc>
+        <w:tc>
+          <w:tcPr/>
+          <w:p>
+            <w:pPr>
+              <w:pStyle w:val="Compact"/>
+            </w:pPr>
+            <w:r>
+              <w:t xml:space="preserve">ACR</w:t>
+            </w:r>
+          </w:p>
+        </w:tc>
+        <w:tc>
+          <w:tcPr/>
+          <w:p>
+            <w:pPr>
+              <w:pStyle w:val="Compact"/>
+            </w:pPr>
+            <w:r>
+              <w:t xml:space="preserve">PPR</w:t>
+            </w:r>
+          </w:p>
+        </w:tc>
+      </w:tr>
+      <w:tr>
+        <w:tc>
+          <w:tcPr/>
+          <w:p>
+            <w:pPr>
+              <w:pStyle w:val="Compact"/>
+            </w:pPr>
+            <w:r>
+              <w:t xml:space="preserve">TTC-RL-1 (Reference)</w:t>
+            </w:r>
+          </w:p>
+        </w:tc>
+        <w:tc>
+          <w:tcPr/>
+          <w:p>
+            <w:pPr>
+              <w:pStyle w:val="Compact"/>
+            </w:pPr>
+            <w:r>
+              <w:t xml:space="preserve">2054.63</w:t>
+            </w:r>
+          </w:p>
+        </w:tc>
+        <w:tc>
+          <w:tcPr/>
+          <w:p>
+            <w:pPr>
+              <w:pStyle w:val="Compact"/>
+            </w:pPr>
+            <w:r>
+              <w:t xml:space="preserve">4404</w:t>
+            </w:r>
+          </w:p>
+        </w:tc>
+        <w:tc>
+          <w:tcPr/>
+          <w:p>
+            <w:pPr>
+              <w:pStyle w:val="Compact"/>
+            </w:pPr>
+            <w:r>
+              <w:t xml:space="preserve">288.00</w:t>
+            </w:r>
+          </w:p>
+        </w:tc>
+        <w:tc>
+          <w:tcPr/>
+          <w:p>
+            <w:pPr>
+              <w:pStyle w:val="Compact"/>
+            </w:pPr>
+            <w:r>
+              <w:t xml:space="preserve">7491.14</w:t>
+            </w:r>
+          </w:p>
+        </w:tc>
+        <w:tc>
+          <w:tcPr/>
+          <w:p>
+            <w:pPr>
+              <w:pStyle w:val="Compact"/>
+            </w:pPr>
+            <w:r>
+              <w:t xml:space="preserve">1.0000</w:t>
+            </w:r>
+          </w:p>
+        </w:tc>
+        <w:tc>
+          <w:tcPr/>
+          <w:p>
+            <w:pPr>
+              <w:pStyle w:val="Compact"/>
+            </w:pPr>
+            <w:r>
+              <w:t xml:space="preserve">100.00%</w:t>
+            </w:r>
+          </w:p>
+        </w:tc>
+      </w:tr>
+      <w:tr>
+        <w:tc>
+          <w:tcPr/>
+          <w:p>
+            <w:pPr>
+              <w:pStyle w:val="Compact"/>
+            </w:pPr>
+            <w:r>
+              <w:t xml:space="preserve">Local Threshold Only</w:t>
+            </w:r>
+          </w:p>
+        </w:tc>
+        <w:tc>
+          <w:tcPr/>
+          <w:p>
+            <w:pPr>
+              <w:pStyle w:val="Compact"/>
+            </w:pPr>
+            <w:r>
+              <w:t xml:space="preserve">1958.05</w:t>
+            </w:r>
+          </w:p>
+        </w:tc>
+        <w:tc>
+          <w:tcPr/>
+          <w:p>
+            <w:pPr>
+              <w:pStyle w:val="Compact"/>
+            </w:pPr>
+            <w:r>
+              <w:t xml:space="preserve">2257</w:t>
+            </w:r>
+          </w:p>
+        </w:tc>
+        <w:tc>
+          <w:tcPr/>
+          <w:p>
+            <w:pPr>
+              <w:pStyle w:val="Compact"/>
+            </w:pPr>
+            <w:r>
+              <w:t xml:space="preserve">147.60</w:t>
+            </w:r>
+          </w:p>
+        </w:tc>
+        <w:tc>
+          <w:tcPr/>
+          <w:p>
+            <w:pPr>
+              <w:pStyle w:val="Compact"/>
+            </w:pPr>
+            <w:r>
+              <w:t xml:space="preserve">7367.57</w:t>
+            </w:r>
+          </w:p>
+        </w:tc>
+        <w:tc>
+          <w:tcPr/>
+          <w:p>
+            <w:pPr>
+              <w:pStyle w:val="Compact"/>
+            </w:pPr>
+            <w:r>
+              <w:t xml:space="preserve">1.9513</w:t>
+            </w:r>
+          </w:p>
+        </w:tc>
+        <w:tc>
+          <w:tcPr/>
+          <w:p>
+            <w:pPr>
+              <w:pStyle w:val="Compact"/>
+            </w:pPr>
+            <w:r>
+              <w:t xml:space="preserve">95.30%</w:t>
+            </w:r>
+          </w:p>
+        </w:tc>
+      </w:tr>
+      <w:tr>
+        <w:tc>
+          <w:tcPr/>
+          <w:p>
+            <w:pPr>
+              <w:pStyle w:val="Compact"/>
+            </w:pPr>
+            <w:r>
+              <w:t xml:space="preserve">Global Threshold Only</w:t>
+            </w:r>
+          </w:p>
+        </w:tc>
+        <w:tc>
+          <w:tcPr/>
+          <w:p>
+            <w:pPr>
+              <w:pStyle w:val="Compact"/>
+            </w:pPr>
+            <w:r>
+              <w:t xml:space="preserve">1977.54</w:t>
+            </w:r>
+          </w:p>
+        </w:tc>
+        <w:tc>
+          <w:tcPr/>
+          <w:p>
+            <w:pPr>
+              <w:pStyle w:val="Compact"/>
+            </w:pPr>
+            <w:r>
+              <w:t xml:space="preserve">2251</w:t>
+            </w:r>
+          </w:p>
+        </w:tc>
+        <w:tc>
+          <w:tcPr/>
+          <w:p>
+            <w:pPr>
+              <w:pStyle w:val="Compact"/>
+            </w:pPr>
+            <w:r>
+              <w:t xml:space="preserve">147.20</w:t>
+            </w:r>
+          </w:p>
+        </w:tc>
+        <w:tc>
+          <w:tcPr/>
+          <w:p>
+            <w:pPr>
+              <w:pStyle w:val="Compact"/>
+            </w:pPr>
+            <w:r>
+              <w:t xml:space="preserve">7409.42</w:t>
+            </w:r>
+          </w:p>
+        </w:tc>
+        <w:tc>
+          <w:tcPr/>
+          <w:p>
+            <w:pPr>
+              <w:pStyle w:val="Compact"/>
+            </w:pPr>
+            <w:r>
+              <w:t xml:space="preserve">1.9565</w:t>
+            </w:r>
+          </w:p>
+        </w:tc>
+        <w:tc>
+          <w:tcPr/>
+          <w:p>
+            <w:pPr>
+              <w:pStyle w:val="Compact"/>
+            </w:pPr>
+            <w:r>
+              <w:t xml:space="preserve">96.25%</w:t>
+            </w:r>
+          </w:p>
+        </w:tc>
+      </w:tr>
+      <w:tr>
+        <w:tc>
+          <w:tcPr/>
+          <w:p>
+            <w:pPr>
+              <w:pStyle w:val="Compact"/>
+            </w:pPr>
+            <w:r>
+              <w:t xml:space="preserve">Short-scale Only</w:t>
+            </w:r>
+          </w:p>
+        </w:tc>
+        <w:tc>
+          <w:tcPr/>
+          <w:p>
+            <w:pPr>
+              <w:pStyle w:val="Compact"/>
+            </w:pPr>
+            <w:r>
+              <w:t xml:space="preserve">1951.74</w:t>
+            </w:r>
+          </w:p>
+        </w:tc>
+        <w:tc>
+          <w:tcPr/>
+          <w:p>
+            <w:pPr>
+              <w:pStyle w:val="Compact"/>
+            </w:pPr>
+            <w:r>
+              <w:t xml:space="preserve">2122</w:t>
+            </w:r>
+          </w:p>
+        </w:tc>
+        <w:tc>
+          <w:tcPr/>
+          <w:p>
+            <w:pPr>
+              <w:pStyle w:val="Compact"/>
+            </w:pPr>
+            <w:r>
+              <w:t xml:space="preserve">138.77</w:t>
+            </w:r>
+          </w:p>
+        </w:tc>
+        <w:tc>
+          <w:tcPr/>
+          <w:p>
+            <w:pPr>
+              <w:pStyle w:val="Compact"/>
+            </w:pPr>
+            <w:r>
+              <w:t xml:space="preserve">7407.03</w:t>
+            </w:r>
+          </w:p>
+        </w:tc>
+        <w:tc>
+          <w:tcPr/>
+          <w:p>
+            <w:pPr>
+              <w:pStyle w:val="Compact"/>
+            </w:pPr>
+            <w:r>
+              <w:t xml:space="preserve">2.0754</w:t>
+            </w:r>
+          </w:p>
+        </w:tc>
+        <w:tc>
+          <w:tcPr/>
+          <w:p>
+            <w:pPr>
+              <w:pStyle w:val="Compact"/>
+            </w:pPr>
+            <w:r>
+              <w:t xml:space="preserve">94.99%</w:t>
+            </w:r>
+          </w:p>
+        </w:tc>
+      </w:tr>
+      <w:tr>
+        <w:tc>
+          <w:tcPr/>
+          <w:p>
+            <w:pPr>
+              <w:pStyle w:val="Compact"/>
+            </w:pPr>
+            <w:r>
+              <w:t xml:space="preserve">Medium-scale Only</w:t>
+            </w:r>
+          </w:p>
+        </w:tc>
+        <w:tc>
+          <w:tcPr/>
+          <w:p>
+            <w:pPr>
+              <w:pStyle w:val="Compact"/>
+            </w:pPr>
+            <w:r>
+              <w:t xml:space="preserve">2041.96</w:t>
+            </w:r>
+          </w:p>
+        </w:tc>
+        <w:tc>
+          <w:tcPr/>
+          <w:p>
+            <w:pPr>
+              <w:pStyle w:val="Compact"/>
+            </w:pPr>
+            <w:r>
+              <w:t xml:space="preserve">3891</w:t>
+            </w:r>
+          </w:p>
+        </w:tc>
+        <w:tc>
+          <w:tcPr/>
+          <w:p>
+            <w:pPr>
+              <w:pStyle w:val="Compact"/>
+            </w:pPr>
+            <w:r>
+              <w:t xml:space="preserve">254.45</w:t>
+            </w:r>
+          </w:p>
+        </w:tc>
+        <w:tc>
+          <w:tcPr/>
+          <w:p>
+            <w:pPr>
+              <w:pStyle w:val="Compact"/>
+            </w:pPr>
+            <w:r>
+              <w:t xml:space="preserve">7484.70</w:t>
+            </w:r>
+          </w:p>
+        </w:tc>
+        <w:tc>
+          <w:tcPr/>
+          <w:p>
+            <w:pPr>
+              <w:pStyle w:val="Compact"/>
+            </w:pPr>
+            <w:r>
+              <w:t xml:space="preserve">1.1318</w:t>
+            </w:r>
+          </w:p>
+        </w:tc>
+        <w:tc>
+          <w:tcPr/>
+          <w:p>
+            <w:pPr>
+              <w:pStyle w:val="Compact"/>
+            </w:pPr>
+            <w:r>
+              <w:t xml:space="preserve">99.38%</w:t>
+            </w:r>
+          </w:p>
+        </w:tc>
+      </w:tr>
+      <w:tr>
+        <w:tc>
+          <w:tcPr/>
+          <w:p>
+            <w:pPr>
+              <w:pStyle w:val="Compact"/>
+            </w:pPr>
+            <w:r>
+              <w:t xml:space="preserve">Long-scale Only</w:t>
+            </w:r>
+          </w:p>
+        </w:tc>
+        <w:tc>
+          <w:tcPr/>
+          <w:p>
+            <w:pPr>
+              <w:pStyle w:val="Compact"/>
+            </w:pPr>
+            <w:r>
+              <w:t xml:space="preserve">2032.01</w:t>
+            </w:r>
+          </w:p>
+        </w:tc>
+        <w:tc>
+          <w:tcPr/>
+          <w:p>
+            <w:pPr>
+              <w:pStyle w:val="Compact"/>
+            </w:pPr>
+            <w:r>
+              <w:t xml:space="preserve">4334</w:t>
+            </w:r>
+          </w:p>
+        </w:tc>
+        <w:tc>
+          <w:tcPr/>
+          <w:p>
+            <w:pPr>
+              <w:pStyle w:val="Compact"/>
+            </w:pPr>
+            <w:r>
+              <w:t xml:space="preserve">283.42</w:t>
+            </w:r>
+          </w:p>
+        </w:tc>
+        <w:tc>
+          <w:tcPr/>
+          <w:p>
+            <w:pPr>
+              <w:pStyle w:val="Compact"/>
+            </w:pPr>
+            <w:r>
+              <w:t xml:space="preserve">7431.26</w:t>
+            </w:r>
+          </w:p>
+        </w:tc>
+        <w:tc>
+          <w:tcPr/>
+          <w:p>
+            <w:pPr>
+              <w:pStyle w:val="Compact"/>
+            </w:pPr>
+            <w:r>
+              <w:t xml:space="preserve">1.0162</w:t>
+            </w:r>
+          </w:p>
+        </w:tc>
+        <w:tc>
+          <w:tcPr/>
+          <w:p>
+            <w:pPr>
+              <w:pStyle w:val="Compact"/>
+            </w:pPr>
+            <w:r>
+              <w:t xml:space="preserve">98.90%</w:t>
+            </w:r>
+          </w:p>
+        </w:tc>
+      </w:tr>
+      <w:tr>
+        <w:tc>
+          <w:tcPr/>
+          <w:p>
+            <w:pPr>
+              <w:pStyle w:val="Compact"/>
+            </w:pPr>
+            <w:r>
+              <w:rPr>
+                <w:b/>
+                <w:bCs/>
+              </w:rPr>
+              <w:t xml:space="preserve">Full ET-PRL (Ours)</w:t>
+            </w:r>
+          </w:p>
+        </w:tc>
+        <w:tc>
+          <w:tcPr/>
+          <w:p>
+            <w:pPr>
+              <w:pStyle w:val="Compact"/>
+            </w:pPr>
+            <w:r>
+              <w:rPr>
+                <w:b/>
+                <w:bCs/>
+              </w:rPr>
+              <w:t xml:space="preserve">1939.74</w:t>
+            </w:r>
+          </w:p>
+        </w:tc>
+        <w:tc>
+          <w:tcPr/>
+          <w:p>
+            <w:pPr>
+              <w:pStyle w:val="Compact"/>
+            </w:pPr>
+            <w:r>
+              <w:rPr>
+                <w:b/>
+                <w:bCs/>
+              </w:rPr>
+              <w:t xml:space="preserve">2046</w:t>
+            </w:r>
+          </w:p>
+        </w:tc>
+        <w:tc>
+          <w:tcPr/>
+          <w:p>
+            <w:pPr>
+              <w:pStyle w:val="Compact"/>
+            </w:pPr>
+            <w:r>
+              <w:rPr>
+                <w:b/>
+                <w:bCs/>
+              </w:rPr>
+              <w:t xml:space="preserve">133.80</w:t>
+            </w:r>
+          </w:p>
+        </w:tc>
+        <w:tc>
+          <w:tcPr/>
+          <w:p>
+            <w:pPr>
+              <w:pStyle w:val="Compact"/>
+            </w:pPr>
+            <w:r>
+              <w:rPr>
+                <w:b/>
+                <w:bCs/>
+              </w:rPr>
+              <w:t xml:space="preserve">7331.85</w:t>
+            </w:r>
+          </w:p>
+        </w:tc>
+        <w:tc>
+          <w:tcPr/>
+          <w:p>
+            <w:pPr>
+              <w:pStyle w:val="Compact"/>
+            </w:pPr>
+            <w:r>
+              <w:rPr>
+                <w:b/>
+                <w:bCs/>
+              </w:rPr>
+              <w:t xml:space="preserve">2.1525</w:t>
+            </w:r>
+          </w:p>
+        </w:tc>
+        <w:tc>
+          <w:tcPr/>
+          <w:p>
+            <w:pPr>
+              <w:pStyle w:val="Compact"/>
+            </w:pPr>
+            <w:r>
+              <w:rPr>
+                <w:b/>
+                <w:bCs/>
+              </w:rPr>
+              <w:t xml:space="preserve">94.41%</w:t>
+            </w:r>
+          </w:p>
+        </w:tc>
+      </w:tr>
+    </w:tbl>
+    <w:tbl>
+      <w:tblPr>
+        <w:tblStyle w:val="FigureTable"/>
+        <w:tblW w:type="auto" w:w="0"/>
+        <w:jc w:val="center"/>
+        <w:tblLook w:firstRow="0" w:lastRow="0" w:firstColumn="0" w:lastColumn="0"/>
+      </w:tblPr>
+      <w:tblGrid>
+        <w:gridCol w:w="7920"/>
+      </w:tblGrid>
+      <w:tr>
+        <w:tc>
+          <w:tcPr/>
+          <w:p>
+            <w:pPr>
+              <w:pStyle w:val="Compact"/>
+              <w:jc w:val="center"/>
+            </w:pPr>
+            <w:r>
+              <w:rPr>
+                <w:rFonts w:hint="eastAsia"/>
+              </w:rPr>
+              <w:t xml:space="preserve">图</w:t>
+            </w:r>
+            <w:r>
+              <w:t xml:space="preserve"> 5-2-5 </w:t>
+            </w:r>
+            <w:r>
+              <w:rPr>
+                <w:rFonts w:hint="eastAsia"/>
+              </w:rPr>
+              <w:t xml:space="preserve">消融策略多目标权衡散点图</w:t>
+            </w:r>
+          </w:p>
+        </w:tc>
+      </w:tr>
+    </w:tbl>
+    <w:p>
+      <w:pPr>
+        <w:pStyle w:val="ImageCaption"/>
+      </w:pPr>
+      <w:r>
+        <w:rPr>
+          <w:rFonts w:hint="eastAsia"/>
+        </w:rPr>
+        <w:t xml:space="preserve">图</w:t>
+      </w:r>
+      <w:r>
+        <w:t xml:space="preserve"> 5-2-5 </w:t>
+      </w:r>
+      <w:r>
+        <w:rPr>
+          <w:rFonts w:hint="eastAsia"/>
+        </w:rPr>
+        <w:t xml:space="preserve">消融策略多目标权衡散点图</w:t>
+      </w:r>
+    </w:p>
+    <w:p>
+      <w:pPr>
+        <w:pStyle w:val="BodyText"/>
+      </w:pPr>
+      <w:r>
+        <w:rPr>
+          <w:rFonts w:hint="eastAsia"/>
+        </w:rPr>
+        <w:t xml:space="preserve">图</w:t>
+      </w:r>
+      <w:r>
+        <w:t xml:space="preserve"> 5-2-5 </w:t>
+      </w:r>
+      <w:r>
+        <w:rPr>
+          <w:rFonts w:hint="eastAsia"/>
+        </w:rPr>
+        <w:t xml:space="preserve">消融策略能耗-性能-稀疏性三目标权衡散点图（横轴为日均能耗，纵轴为</w:t>
+      </w:r>
+      <w:r>
+        <w:t xml:space="preserve"> </w:t>
+      </w:r>
+      <w:r>
+        <w:rPr>
+          <w:rFonts w:hint="eastAsia"/>
+        </w:rPr>
+        <w:t xml:space="preserve">PPR；颜色表示</w:t>
+      </w:r>
+      <w:r>
+        <w:t xml:space="preserve"> </w:t>
+      </w:r>
+      <w:r>
+        <w:rPr>
+          <w:rFonts w:hint="eastAsia"/>
+        </w:rPr>
+        <w:t xml:space="preserve">ACR；文本标签标注各消融策略）</w:t>
+      </w:r>
+    </w:p>
+    <w:p>
+      <w:pPr>
+        <w:pStyle w:val="BodyText"/>
+      </w:pPr>
+      <w:r>
+        <w:rPr>
+          <w:rFonts w:hint="eastAsia"/>
+        </w:rPr>
+        <w:t xml:space="preserve">由图</w:t>
+      </w:r>
+      <w:r>
+        <w:t xml:space="preserve"> 5-2-5 </w:t>
+      </w:r>
+      <w:r>
+        <w:rPr>
+          <w:rFonts w:hint="eastAsia"/>
+        </w:rPr>
+        <w:t xml:space="preserve">可见，在以</w:t>
+      </w:r>
+      <w:r>
+        <w:t xml:space="preserve"> </w:t>
+      </w:r>
+      <m:oMath>
+        <m:sSub>
+          <m:e>
+            <m:r>
+              <m:t>E</m:t>
+            </m:r>
+          </m:e>
+          <m:sub>
+            <m:r>
+              <m:rPr>
+                <m:nor/>
+                <m:sty m:val="p"/>
+              </m:rPr>
+              <m:t>daily</m:t>
+            </m:r>
+          </m:sub>
+        </m:sSub>
+      </m:oMath>
+      <w:r>
+        <w:t xml:space="preserve"> </w:t>
+      </w:r>
+      <w:r>
+        <w:rPr>
+          <w:rFonts w:hint="eastAsia"/>
+        </w:rPr>
+        <w:t xml:space="preserve">最小化、PPR</w:t>
+      </w:r>
+      <w:r>
+        <w:t xml:space="preserve"> </w:t>
       </w:r>
       <w:r>
         <w:rPr>
@@ -19389,35 +22912,2143 @@
         <w:t xml:space="preserve">与</w:t>
       </w:r>
       <w:r>
-        <w:t xml:space="preserve"> 8548.72 </w:t>
-      </w:r>
-      <w:r>
-        <w:rPr>
-          <w:rFonts w:hint="eastAsia"/>
-        </w:rPr>
-        <w:t xml:space="preserve">kWh/day，均高于强化学习策略。PID</w:t>
-      </w:r>
-      <w:r>
-        <w:t xml:space="preserve"> </w:t>
-      </w:r>
-      <w:r>
-        <w:rPr>
-          <w:rFonts w:hint="eastAsia"/>
-        </w:rPr>
-        <w:t xml:space="preserve">依赖高频误差反馈实现设定值跟踪，RBC</w:t>
-      </w:r>
-      <w:r>
-        <w:t xml:space="preserve"> </w:t>
-      </w:r>
-      <w:r>
-        <w:rPr>
-          <w:rFonts w:hint="eastAsia"/>
-        </w:rPr>
-        <w:t xml:space="preserve">采用固定设定值控制且缺乏工况自适应能力。该对比说明，仅依赖固定规则或固定反馈频率难以在非平稳工况下同时兼顾能效与执行代价。</w:t>
+        <w:t xml:space="preserve"> ACR </w:t>
+      </w:r>
+      <w:r>
+        <w:rPr>
+          <w:rFonts w:hint="eastAsia"/>
+        </w:rPr>
+        <w:t xml:space="preserve">最大化为目标的三目标权衡中，Full</w:t>
+      </w:r>
+      <w:r>
+        <w:t xml:space="preserve"> ET-PRL </w:t>
+      </w:r>
+      <w:r>
+        <w:rPr>
+          <w:rFonts w:hint="eastAsia"/>
+        </w:rPr>
+        <w:t xml:space="preserve">位于低能耗-高稀疏性区域，并在</w:t>
+      </w:r>
+      <w:r>
+        <w:t xml:space="preserve"> PPR </w:t>
+      </w:r>
+      <w:r>
+        <w:rPr>
+          <w:rFonts w:hint="eastAsia"/>
+        </w:rPr>
+        <w:t xml:space="preserve">保持</w:t>
+      </w:r>
+      <w:r>
+        <w:t xml:space="preserve"> 94.41% </w:t>
+      </w:r>
+      <w:r>
+        <w:rPr>
+          <w:rFonts w:hint="eastAsia"/>
+        </w:rPr>
+        <w:t xml:space="preserve">的前提下取得消融组最低</w:t>
+      </w:r>
+      <w:r>
+        <w:t xml:space="preserve"> </w:t>
+      </w:r>
+      <m:oMath>
+        <m:sSub>
+          <m:e>
+            <m:r>
+              <m:t>E</m:t>
+            </m:r>
+          </m:e>
+          <m:sub>
+            <m:r>
+              <m:rPr>
+                <m:nor/>
+                <m:sty m:val="p"/>
+              </m:rPr>
+              <m:t>daily</m:t>
+            </m:r>
+          </m:sub>
+        </m:sSub>
+      </m:oMath>
+      <w:r>
+        <w:t xml:space="preserve"> </w:t>
+      </w:r>
+      <w:r>
+        <w:rPr>
+          <w:rFonts w:hint="eastAsia"/>
+        </w:rPr>
+        <w:t xml:space="preserve">与最高</w:t>
+      </w:r>
+      <w:r>
+        <w:t xml:space="preserve"> </w:t>
+      </w:r>
+      <w:r>
+        <w:rPr>
+          <w:rFonts w:hint="eastAsia"/>
+        </w:rPr>
+        <w:t xml:space="preserve">ACR，因此在当前样本集上表现为更接近理想综合折衷解的候选点。</w:t>
+      </w:r>
+    </w:p>
+    <w:p>
+      <w:pPr>
+        <w:pStyle w:val="BodyText"/>
+      </w:pPr>
+      <w:r>
+        <w:rPr>
+          <w:rFonts w:hint="eastAsia"/>
+        </w:rPr>
+        <w:t xml:space="preserve">在时序尺度消融方面，Short-scale</w:t>
+      </w:r>
+      <w:r>
+        <w:t xml:space="preserve"> Only </w:t>
+      </w:r>
+      <w:r>
+        <w:rPr>
+          <w:rFonts w:hint="eastAsia"/>
+        </w:rPr>
+        <w:t xml:space="preserve">相比</w:t>
+      </w:r>
+      <w:r>
+        <w:t xml:space="preserve"> Full ET-PRL </w:t>
+      </w:r>
+      <w:r>
+        <w:rPr>
+          <w:rFonts w:hint="eastAsia"/>
+        </w:rPr>
+        <w:t xml:space="preserve">的</w:t>
+      </w:r>
+      <w:r>
+        <w:t xml:space="preserve"> PPR </w:t>
+      </w:r>
+      <w:r>
+        <w:rPr>
+          <w:rFonts w:hint="eastAsia"/>
+        </w:rPr>
+        <w:t xml:space="preserve">略高（94.99%</w:t>
+      </w:r>
+      <w:r>
+        <w:t xml:space="preserve"> vs </w:t>
+      </w:r>
+      <w:r>
+        <w:rPr>
+          <w:rFonts w:hint="eastAsia"/>
+        </w:rPr>
+        <w:t xml:space="preserve">94.41%），但其</w:t>
+      </w:r>
+      <w:r>
+        <w:t xml:space="preserve"> ACR </w:t>
+      </w:r>
+      <w:r>
+        <w:rPr>
+          <w:rFonts w:hint="eastAsia"/>
+        </w:rPr>
+        <w:t xml:space="preserve">下降</w:t>
+      </w:r>
+      <w:r>
+        <w:t xml:space="preserve"> </w:t>
+      </w:r>
+      <w:r>
+        <w:rPr>
+          <w:rFonts w:hint="eastAsia"/>
+        </w:rPr>
+        <w:t xml:space="preserve">3.58%（2.0754</w:t>
+      </w:r>
+      <w:r>
+        <w:t xml:space="preserve"> vs </w:t>
+      </w:r>
+      <w:r>
+        <w:rPr>
+          <w:rFonts w:hint="eastAsia"/>
+        </w:rPr>
+        <w:t xml:space="preserve">2.1525），且日均能耗增加</w:t>
+      </w:r>
+      <w:r>
+        <w:t xml:space="preserve"> 75.18 </w:t>
+      </w:r>
+      <w:r>
+        <w:rPr>
+          <w:rFonts w:hint="eastAsia"/>
+        </w:rPr>
+        <w:t xml:space="preserve">kWh/day（7407.03</w:t>
+      </w:r>
+      <w:r>
+        <w:t xml:space="preserve"> vs </w:t>
+      </w:r>
+      <w:r>
+        <w:rPr>
+          <w:rFonts w:hint="eastAsia"/>
+        </w:rPr>
+        <w:t xml:space="preserve">7331.85）。在本研究设定的舒适约束下，两者</w:t>
+      </w:r>
+      <w:r>
+        <w:t xml:space="preserve"> PPR </w:t>
+      </w:r>
+      <w:r>
+        <w:rPr>
+          <w:rFonts w:hint="eastAsia"/>
+        </w:rPr>
+        <w:t xml:space="preserve">均处于</w:t>
+      </w:r>
+      <w:r>
+        <w:t xml:space="preserve"> 94% </w:t>
+      </w:r>
+      <w:r>
+        <w:rPr>
+          <w:rFonts w:hint="eastAsia"/>
+        </w:rPr>
+        <w:t xml:space="preserve">以上区间，0.58</w:t>
+      </w:r>
+      <w:r>
+        <w:t xml:space="preserve"> </w:t>
+      </w:r>
+      <w:r>
+        <w:rPr>
+          <w:rFonts w:hint="eastAsia"/>
+        </w:rPr>
+        <w:t xml:space="preserve">个百分点的差异属于有限边际变化；与之对应，动作压缩能力下降与能耗增加会直接转化为执行层负担与运行成本上升。进一步地，Medium-scale</w:t>
+      </w:r>
+      <w:r>
+        <w:t xml:space="preserve"> Only </w:t>
+      </w:r>
+      <w:r>
+        <w:rPr>
+          <w:rFonts w:hint="eastAsia"/>
+        </w:rPr>
+        <w:t xml:space="preserve">与</w:t>
+      </w:r>
+      <w:r>
+        <w:t xml:space="preserve"> Long-scale Only </w:t>
+      </w:r>
+      <w:r>
+        <w:rPr>
+          <w:rFonts w:hint="eastAsia"/>
+        </w:rPr>
+        <w:t xml:space="preserve">虽保持较高</w:t>
+      </w:r>
+      <w:r>
+        <w:t xml:space="preserve"> </w:t>
+      </w:r>
+      <w:r>
+        <w:rPr>
+          <w:rFonts w:hint="eastAsia"/>
+        </w:rPr>
+        <w:t xml:space="preserve">PPR（99.38%</w:t>
+      </w:r>
+      <w:r>
+        <w:t xml:space="preserve"> </w:t>
+      </w:r>
+      <w:r>
+        <w:rPr>
+          <w:rFonts w:hint="eastAsia"/>
+        </w:rPr>
+        <w:t xml:space="preserve">和</w:t>
+      </w:r>
+      <w:r>
+        <w:t xml:space="preserve"> </w:t>
+      </w:r>
+      <w:r>
+        <w:rPr>
+          <w:rFonts w:hint="eastAsia"/>
+        </w:rPr>
+        <w:t xml:space="preserve">98.90%），但触发稀疏性显著退化（</w:t>
+      </w:r>
+      <m:oMath>
+        <m:sSub>
+          <m:e>
+            <m:r>
+              <m:t>N</m:t>
+            </m:r>
+          </m:e>
+          <m:sub>
+            <m:r>
+              <m:rPr>
+                <m:nor/>
+                <m:sty m:val="p"/>
+              </m:rPr>
+              <m:t>daily</m:t>
+            </m:r>
+          </m:sub>
+        </m:sSub>
+      </m:oMath>
+      <w:r>
+        <w:t xml:space="preserve"> </w:t>
+      </w:r>
+      <w:r>
+        <w:rPr>
+          <w:rFonts w:hint="eastAsia"/>
+        </w:rPr>
+        <w:t xml:space="preserve">分别为</w:t>
+      </w:r>
+      <w:r>
+        <w:t xml:space="preserve"> 254.45 </w:t>
+      </w:r>
+      <w:r>
+        <w:rPr>
+          <w:rFonts w:hint="eastAsia"/>
+        </w:rPr>
+        <w:t xml:space="preserve">和</w:t>
+      </w:r>
+      <w:r>
+        <w:t xml:space="preserve"> </w:t>
+      </w:r>
+      <w:r>
+        <w:rPr>
+          <w:rFonts w:hint="eastAsia"/>
+        </w:rPr>
+        <w:t xml:space="preserve">283.42），且能耗改善不明显（7484.70</w:t>
+      </w:r>
+      <w:r>
+        <w:t xml:space="preserve"> </w:t>
+      </w:r>
+      <w:r>
+        <w:rPr>
+          <w:rFonts w:hint="eastAsia"/>
+        </w:rPr>
+        <w:t xml:space="preserve">和</w:t>
+      </w:r>
+      <w:r>
+        <w:t xml:space="preserve"> 7431.26 </w:t>
+      </w:r>
+      <w:r>
+        <w:rPr>
+          <w:rFonts w:hint="eastAsia"/>
+        </w:rPr>
+        <w:t xml:space="preserve">kWh/day）。该组结果表明，单一尺度统计难以同时兼顾短时扰动响应与长期漂移纠偏。</w:t>
+      </w:r>
+    </w:p>
+    <w:p>
+      <w:pPr>
+        <w:pStyle w:val="BodyText"/>
+      </w:pPr>
+      <w:r>
+        <w:rPr>
+          <w:rFonts w:hint="eastAsia"/>
+        </w:rPr>
+        <w:t xml:space="preserve">本研究采用紧凑的</w:t>
+      </w:r>
+      <w:r>
+        <w:t xml:space="preserve"> 3 </w:t>
+      </w:r>
+      <w:r>
+        <w:rPr>
+          <w:rFonts w:hint="eastAsia"/>
+        </w:rPr>
+        <w:t xml:space="preserve">维状态空间</w:t>
+      </w:r>
+      <w:r>
+        <w:t xml:space="preserve"> </w:t>
+      </w:r>
+      <m:oMath>
+        <m:d>
+          <m:dPr>
+            <m:begChr m:val="("/>
+            <m:sepChr m:val=""/>
+            <m:endChr m:val=")"/>
+            <m:grow/>
+          </m:dPr>
+          <m:e>
+            <m:sSubSup>
+              <m:e>
+                <m:r>
+                  <m:t>Q</m:t>
+                </m:r>
+              </m:e>
+              <m:sub>
+                <m:r>
+                  <m:rPr>
+                    <m:sty m:val="p"/>
+                  </m:rPr>
+                  <m:t>l</m:t>
+                </m:r>
+                <m:r>
+                  <m:rPr>
+                    <m:sty m:val="p"/>
+                  </m:rPr>
+                  <m:t>o</m:t>
+                </m:r>
+                <m:r>
+                  <m:rPr>
+                    <m:sty m:val="p"/>
+                  </m:rPr>
+                  <m:t>a</m:t>
+                </m:r>
+                <m:r>
+                  <m:rPr>
+                    <m:sty m:val="p"/>
+                  </m:rPr>
+                  <m:t>d</m:t>
+                </m:r>
+              </m:sub>
+              <m:sup>
+                <m:r>
+                  <m:t>t</m:t>
+                </m:r>
+              </m:sup>
+            </m:sSubSup>
+            <m:r>
+              <m:rPr>
+                <m:sty m:val="p"/>
+              </m:rPr>
+              <m:t>,</m:t>
+            </m:r>
+            <m:r>
+              <m:t> </m:t>
+            </m:r>
+            <m:sSubSup>
+              <m:e>
+                <m:r>
+                  <m:t>T</m:t>
+                </m:r>
+              </m:e>
+              <m:sub>
+                <m:r>
+                  <m:t>w</m:t>
+                </m:r>
+                <m:r>
+                  <m:t>b</m:t>
+                </m:r>
+              </m:sub>
+              <m:sup>
+                <m:r>
+                  <m:t>t</m:t>
+                </m:r>
+              </m:sup>
+            </m:sSubSup>
+            <m:r>
+              <m:rPr>
+                <m:sty m:val="p"/>
+              </m:rPr>
+              <m:t>,</m:t>
+            </m:r>
+            <m:r>
+              <m:t> </m:t>
+            </m:r>
+            <m:sSubSup>
+              <m:e>
+                <m:acc>
+                  <m:accPr>
+                    <m:chr m:val="̂"/>
+                  </m:accPr>
+                  <m:e>
+                    <m:r>
+                      <m:t>Q</m:t>
+                    </m:r>
+                  </m:e>
+                </m:acc>
+              </m:e>
+              <m:sub>
+                <m:r>
+                  <m:rPr>
+                    <m:sty m:val="p"/>
+                  </m:rPr>
+                  <m:t>l</m:t>
+                </m:r>
+                <m:r>
+                  <m:rPr>
+                    <m:sty m:val="p"/>
+                  </m:rPr>
+                  <m:t>o</m:t>
+                </m:r>
+                <m:r>
+                  <m:rPr>
+                    <m:sty m:val="p"/>
+                  </m:rPr>
+                  <m:t>a</m:t>
+                </m:r>
+                <m:r>
+                  <m:rPr>
+                    <m:sty m:val="p"/>
+                  </m:rPr>
+                  <m:t>d</m:t>
+                </m:r>
+              </m:sub>
+              <m:sup>
+                <m:r>
+                  <m:t>t</m:t>
+                </m:r>
+                <m:r>
+                  <m:rPr>
+                    <m:sty m:val="p"/>
+                  </m:rPr>
+                  <m:t>+</m:t>
+                </m:r>
+                <m:r>
+                  <m:t>1</m:t>
+                </m:r>
+              </m:sup>
+            </m:sSubSup>
+          </m:e>
+        </m:d>
+      </m:oMath>
+      <w:r>
+        <w:rPr>
+          <w:rFonts w:hint="eastAsia"/>
+        </w:rPr>
+        <w:t xml:space="preserve">，未引入高维历史序列堆叠。该设计降低了在线推理开销，但也意味着长期历史信息需由门控机制补偿。若仅依赖短尺度统计，门控分数易对慢漂移产生同化，削弱对长期能效退化的识别能力。其物理含义在于：换季过程中建筑围护结构等效热阻与蓄热状态会缓慢变化，且冷机长期运行可能带来换热器污垢热阻累积，这些慢变量会逐步抬升系统达到同等供冷效果所需的有效冷量。短尺度门控可能将该慢性偏移同化为局部稳态基线，导致在应触发策略修正的阶段仍保持静息，进而使控制设定长期停留在局部稳定但全局非优区间（例如维持在较高设定温度</w:t>
+      </w:r>
+      <w:r>
+        <w:t xml:space="preserve"> 15°C </w:t>
+      </w:r>
+      <w:r>
+        <w:rPr>
+          <w:rFonts w:hint="eastAsia"/>
+        </w:rPr>
+        <w:t xml:space="preserve">附近），并使机组持续运行于偏离最优</w:t>
+      </w:r>
+      <w:r>
+        <w:t xml:space="preserve"> COP </w:t>
+      </w:r>
+      <w:r>
+        <w:rPr>
+          <w:rFonts w:hint="eastAsia"/>
+        </w:rPr>
+        <w:t xml:space="preserve">的工况，最终表现为日均能耗上升。Full</w:t>
+      </w:r>
+      <w:r>
+        <w:t xml:space="preserve"> ET-PRL </w:t>
+      </w:r>
+      <w:r>
+        <w:rPr>
+          <w:rFonts w:hint="eastAsia"/>
+        </w:rPr>
+        <w:t xml:space="preserve">通过引入中长尺度分数，为紧凑状态智能体提供隐式历史信息补偿，能够将慢性设备衰退与季节漂移重新识别为需干预事件，从而在季节尺度上维持全局能效下界。</w:t>
+      </w:r>
+    </w:p>
+    <w:p>
+      <w:pPr>
+        <w:pStyle w:val="BodyText"/>
+      </w:pPr>
+      <w:r>
+        <w:rPr>
+          <w:rFonts w:hint="eastAsia"/>
+        </w:rPr>
+        <w:t xml:space="preserve">在双阈值机制消融方面，Local</w:t>
+      </w:r>
+      <w:r>
+        <w:t xml:space="preserve"> Threshold Only </w:t>
+      </w:r>
+      <w:r>
+        <w:rPr>
+          <w:rFonts w:hint="eastAsia"/>
+        </w:rPr>
+        <w:t xml:space="preserve">与</w:t>
+      </w:r>
+      <w:r>
+        <w:t xml:space="preserve"> Global Threshold Only </w:t>
+      </w:r>
+      <w:r>
+        <w:rPr>
+          <w:rFonts w:hint="eastAsia"/>
+        </w:rPr>
+        <w:t xml:space="preserve">的</w:t>
+      </w:r>
+      <w:r>
+        <w:t xml:space="preserve"> ACR </w:t>
+      </w:r>
+      <w:r>
+        <w:rPr>
+          <w:rFonts w:hint="eastAsia"/>
+        </w:rPr>
+        <w:t xml:space="preserve">分别为</w:t>
+      </w:r>
+      <w:r>
+        <w:t xml:space="preserve"> 1.9513 </w:t>
+      </w:r>
+      <w:r>
+        <w:rPr>
+          <w:rFonts w:hint="eastAsia"/>
+        </w:rPr>
+        <w:t xml:space="preserve">和</w:t>
+      </w:r>
+      <w:r>
+        <w:t xml:space="preserve"> </w:t>
+      </w:r>
+      <w:r>
+        <w:rPr>
+          <w:rFonts w:hint="eastAsia"/>
+        </w:rPr>
+        <w:t xml:space="preserve">1.9565，均低于</w:t>
+      </w:r>
+      <w:r>
+        <w:t xml:space="preserve"> Full ET-PRL </w:t>
+      </w:r>
+      <w:r>
+        <w:rPr>
+          <w:rFonts w:hint="eastAsia"/>
+        </w:rPr>
+        <w:t xml:space="preserve">的</w:t>
+      </w:r>
+      <w:r>
+        <w:t xml:space="preserve"> </w:t>
+      </w:r>
+      <w:r>
+        <w:rPr>
+          <w:rFonts w:hint="eastAsia"/>
+        </w:rPr>
+        <w:t xml:space="preserve">2.1525；其日均能耗分别为</w:t>
+      </w:r>
+      <w:r>
+        <w:t xml:space="preserve"> 7367.57 </w:t>
+      </w:r>
+      <w:r>
+        <w:rPr>
+          <w:rFonts w:hint="eastAsia"/>
+        </w:rPr>
+        <w:t xml:space="preserve">和</w:t>
+      </w:r>
+      <w:r>
+        <w:t xml:space="preserve"> 7409.42 </w:t>
+      </w:r>
+      <w:r>
+        <w:rPr>
+          <w:rFonts w:hint="eastAsia"/>
+        </w:rPr>
+        <w:t xml:space="preserve">kWh/day，也均高于</w:t>
+      </w:r>
+      <w:r>
+        <w:t xml:space="preserve"> Full </w:t>
+      </w:r>
+      <w:r>
+        <w:rPr>
+          <w:rFonts w:hint="eastAsia"/>
+        </w:rPr>
+        <w:t xml:space="preserve">ET-PRL。机理上，Local</w:t>
+      </w:r>
+      <w:r>
+        <w:t xml:space="preserve"> Threshold Only </w:t>
+      </w:r>
+      <w:r>
+        <w:rPr>
+          <w:rFonts w:hint="eastAsia"/>
+        </w:rPr>
+        <w:t xml:space="preserve">易出现短视跟随，即对短时扰动过敏而缺乏慢变量基线约束；Global</w:t>
+      </w:r>
+      <w:r>
+        <w:t xml:space="preserve"> Threshold Only </w:t>
+      </w:r>
+      <w:r>
+        <w:rPr>
+          <w:rFonts w:hint="eastAsia"/>
+        </w:rPr>
+        <w:t xml:space="preserve">易出现响应滞后，即对分钟级外扰吸收不足并在后续需要更大幅度补偿控制。两类退化分别对应快速响应能力与长期稳态约束的单侧缺失。两者协同后，ET-PRL</w:t>
+      </w:r>
+      <w:r>
+        <w:t xml:space="preserve"> </w:t>
+      </w:r>
+      <w:r>
+        <w:rPr>
+          <w:rFonts w:hint="eastAsia"/>
+        </w:rPr>
+        <w:t xml:space="preserve">才能在能耗、性能保持率与动作稀疏性之间实现稳定且可复现的综合优势。</w:t>
+      </w:r>
+    </w:p>
+    <w:p>
+      <w:pPr>
+        <w:pStyle w:val="Compact"/>
+        <w:numPr>
+          <w:ilvl w:val="0"/>
+          <w:numId w:val="1022"/>
+        </w:numPr>
+      </w:pPr>
+      <w:r>
+        <w:rPr>
+          <w:rFonts w:hint="eastAsia"/>
+        </w:rPr>
+        <w:t xml:space="preserve">参数敏感性分析</w:t>
+      </w:r>
+    </w:p>
+    <w:p>
+      <w:pPr>
+        <w:pStyle w:val="FirstParagraph"/>
+      </w:pPr>
+      <w:r>
+        <w:rPr>
+          <w:rFonts w:hint="eastAsia"/>
+        </w:rPr>
+        <w:t xml:space="preserve">为评估</w:t>
+      </w:r>
+      <w:r>
+        <w:t xml:space="preserve"> ET-PRL </w:t>
+      </w:r>
+      <w:r>
+        <w:rPr>
+          <w:rFonts w:hint="eastAsia"/>
+        </w:rPr>
+        <w:t xml:space="preserve">门控机制对超参数扰动的稳健性，本文对在线异常门控关键参数开展敏感性分析。结合第</w:t>
+      </w:r>
+      <w:r>
+        <w:t xml:space="preserve"> 3.2 </w:t>
+      </w:r>
+      <w:r>
+        <w:rPr>
+          <w:rFonts w:hint="eastAsia"/>
+        </w:rPr>
+        <w:t xml:space="preserve">节与第</w:t>
+      </w:r>
+      <w:r>
+        <w:t xml:space="preserve"> 3.3 </w:t>
+      </w:r>
+      <w:r>
+        <w:rPr>
+          <w:rFonts w:hint="eastAsia"/>
+        </w:rPr>
+        <w:t xml:space="preserve">节的机制定义，相关参数可归纳为两类。其一为阈值判定参数，包括阈值偏置项、分位数阈值、MAD（Median</w:t>
+      </w:r>
+      <w:r>
+        <w:t xml:space="preserve"> Absolute </w:t>
+      </w:r>
+      <w:r>
+        <w:rPr>
+          <w:rFonts w:hint="eastAsia"/>
+        </w:rPr>
+        <w:t xml:space="preserve">Deviation）尺度系数、阈值局部更新率与触发滞回边际，主要影响触发边界的位置与判定严格程度。其二为统计结构参数，包括局部窗口长度、全局指数滑动平均衰减率（EMA</w:t>
+      </w:r>
+      <w:r>
+        <w:t xml:space="preserve"> </w:t>
+      </w:r>
+      <w:r>
+        <w:rPr>
+          <w:rFonts w:hint="eastAsia"/>
+        </w:rPr>
+        <w:t xml:space="preserve">decay）、参考样本规模与阈值优化最小样本数，主要影响门控对分布漂移的响应尺度与更新稳定性。</w:t>
+      </w:r>
+    </w:p>
+    <w:p>
+      <w:pPr>
+        <w:pStyle w:val="BodyText"/>
+      </w:pPr>
+      <w:r>
+        <w:rPr>
+          <w:rFonts w:hint="eastAsia"/>
+        </w:rPr>
+        <w:t xml:space="preserve">优化结果显示，阈值判定参数对触发稀疏性与性能保持能力具有显著影响。较优参数组合对应阈值偏置项</w:t>
+      </w:r>
+      <w:r>
+        <w:t xml:space="preserve"> </w:t>
+      </w:r>
+      <w:r>
+        <w:rPr>
+          <w:rFonts w:hint="eastAsia"/>
+        </w:rPr>
+        <w:t xml:space="preserve">-0.0431、分位数阈值</w:t>
+      </w:r>
+      <w:r>
+        <w:t xml:space="preserve"> 0.6675、MAD </w:t>
+      </w:r>
+      <w:r>
+        <w:rPr>
+          <w:rFonts w:hint="eastAsia"/>
+        </w:rPr>
+        <w:t xml:space="preserve">尺度系数</w:t>
+      </w:r>
+      <w:r>
+        <w:t xml:space="preserve"> </w:t>
+      </w:r>
+      <w:r>
+        <w:rPr>
+          <w:rFonts w:hint="eastAsia"/>
+        </w:rPr>
+        <w:t xml:space="preserve">1.1353、阈值局部更新率</w:t>
+      </w:r>
+      <w:r>
+        <w:t xml:space="preserve"> </w:t>
+      </w:r>
+      <w:r>
+        <w:rPr>
+          <w:rFonts w:hint="eastAsia"/>
+        </w:rPr>
+        <w:t xml:space="preserve">0.5957、触发滞回边际</w:t>
+      </w:r>
+      <w:r>
+        <w:t xml:space="preserve"> </w:t>
+      </w:r>
+      <w:r>
+        <w:rPr>
+          <w:rFonts w:hint="eastAsia"/>
+        </w:rPr>
+        <w:t xml:space="preserve">0.0218。该结果表明，在本研究数据条件下，门控边界需在分位数统计与鲁棒离散度估计之间实现平衡，并通过适度负偏置与滞回约束降低阈值邻域的高频切换。进一步地，当阈值设定偏松时，触发频次上升并趋近时间触发范式；当阈值设定偏紧时，必要更新被抑制，性能保持能力下降。因此，阈值判定参数宜在受约束区间内进行联合优化，而不宜采用单参数极端调节策略。</w:t>
+      </w:r>
+    </w:p>
+    <w:p>
+      <w:pPr>
+        <w:pStyle w:val="BodyText"/>
+      </w:pPr>
+      <w:r>
+        <w:rPr>
+          <w:rFonts w:hint="eastAsia"/>
+        </w:rPr>
+        <w:t xml:space="preserve">从近最优解分布看，在目标函数值较最优值放宽</w:t>
+      </w:r>
+      <w:r>
+        <w:t xml:space="preserve"> 10% </w:t>
+      </w:r>
+      <w:r>
+        <w:rPr>
+          <w:rFonts w:hint="eastAsia"/>
+        </w:rPr>
+        <w:t xml:space="preserve">的可行区域内，阈值偏置项稳定落在</w:t>
+      </w:r>
+      <w:r>
+        <w:t xml:space="preserve"> -0.0431 </w:t>
+      </w:r>
+      <w:r>
+        <w:rPr>
+          <w:rFonts w:hint="eastAsia"/>
+        </w:rPr>
+        <w:t xml:space="preserve">至</w:t>
+      </w:r>
+      <w:r>
+        <w:t xml:space="preserve"> </w:t>
+      </w:r>
+      <w:r>
+        <w:rPr>
+          <w:rFonts w:hint="eastAsia"/>
+        </w:rPr>
+        <w:t xml:space="preserve">-0.0329，分位数阈值稳定落在</w:t>
+      </w:r>
+      <w:r>
+        <w:t xml:space="preserve"> 0.6338 </w:t>
+      </w:r>
+      <w:r>
+        <w:rPr>
+          <w:rFonts w:hint="eastAsia"/>
+        </w:rPr>
+        <w:t xml:space="preserve">至</w:t>
+      </w:r>
+      <w:r>
+        <w:t xml:space="preserve"> </w:t>
+      </w:r>
+      <w:r>
+        <w:rPr>
+          <w:rFonts w:hint="eastAsia"/>
+        </w:rPr>
+        <w:t xml:space="preserve">0.6675，污染率参数稳定落在</w:t>
+      </w:r>
+      <w:r>
+        <w:t xml:space="preserve"> 0.2571 </w:t>
+      </w:r>
+      <w:r>
+        <w:rPr>
+          <w:rFonts w:hint="eastAsia"/>
+        </w:rPr>
+        <w:t xml:space="preserve">至</w:t>
+      </w:r>
+      <w:r>
+        <w:t xml:space="preserve"> </w:t>
+      </w:r>
+      <w:r>
+        <w:rPr>
+          <w:rFonts w:hint="eastAsia"/>
+        </w:rPr>
+        <w:t xml:space="preserve">0.3104。该结果进一步说明，阈值判定参数并非单点可行，而是在有限区间内存在可复现的稳定解域。</w:t>
+      </w:r>
+    </w:p>
+    <w:p>
+      <w:pPr>
+        <w:pStyle w:val="BodyText"/>
+      </w:pPr>
+      <w:r>
+        <w:rPr>
+          <w:rFonts w:hint="eastAsia"/>
+        </w:rPr>
+        <w:t xml:space="preserve">优化结果同时表明，统计结构参数主要决定门控对短期扰动与长期漂移的折衷方式。较优参数组合为局部权重</w:t>
+      </w:r>
+      <w:r>
+        <w:t xml:space="preserve"> </w:t>
+      </w:r>
+      <w:r>
+        <w:rPr>
+          <w:rFonts w:hint="eastAsia"/>
+        </w:rPr>
+        <w:t xml:space="preserve">0.9486、全局</w:t>
+      </w:r>
+      <w:r>
+        <w:t xml:space="preserve"> EMA </w:t>
+      </w:r>
+      <w:r>
+        <w:rPr>
+          <w:rFonts w:hint="eastAsia"/>
+        </w:rPr>
+        <w:t xml:space="preserve">衰减率</w:t>
+      </w:r>
+      <w:r>
+        <w:t xml:space="preserve"> </w:t>
+      </w:r>
+      <w:r>
+        <w:rPr>
+          <w:rFonts w:hint="eastAsia"/>
+        </w:rPr>
+        <w:t xml:space="preserve">0.0819、局部窗口长度</w:t>
+      </w:r>
+      <w:r>
+        <w:t xml:space="preserve"> </w:t>
+      </w:r>
+      <w:r>
+        <w:rPr>
+          <w:rFonts w:hint="eastAsia"/>
+        </w:rPr>
+        <w:t xml:space="preserve">227、参考样本规模</w:t>
+      </w:r>
+      <w:r>
+        <w:t xml:space="preserve"> </w:t>
+      </w:r>
+      <w:r>
+        <w:rPr>
+          <w:rFonts w:hint="eastAsia"/>
+        </w:rPr>
+        <w:t xml:space="preserve">910、阈值优化最小样本数</w:t>
+      </w:r>
+      <w:r>
+        <w:t xml:space="preserve"> </w:t>
+      </w:r>
+      <w:r>
+        <w:rPr>
+          <w:rFonts w:hint="eastAsia"/>
+        </w:rPr>
+        <w:t xml:space="preserve">104。相较默认配置，局部窗口长度由</w:t>
+      </w:r>
+      <w:r>
+        <w:t xml:space="preserve"> 135 </w:t>
+      </w:r>
+      <w:r>
+        <w:rPr>
+          <w:rFonts w:hint="eastAsia"/>
+        </w:rPr>
+        <w:t xml:space="preserve">增加至</w:t>
+      </w:r>
+      <w:r>
+        <w:t xml:space="preserve"> </w:t>
+      </w:r>
+      <w:r>
+        <w:rPr>
+          <w:rFonts w:hint="eastAsia"/>
+        </w:rPr>
+        <w:t xml:space="preserve">227，参考样本规模由</w:t>
+      </w:r>
+      <w:r>
+        <w:t xml:space="preserve"> 700 </w:t>
+      </w:r>
+      <w:r>
+        <w:rPr>
+          <w:rFonts w:hint="eastAsia"/>
+        </w:rPr>
+        <w:t xml:space="preserve">增加至</w:t>
+      </w:r>
+      <w:r>
+        <w:t xml:space="preserve"> </w:t>
+      </w:r>
+      <w:r>
+        <w:rPr>
+          <w:rFonts w:hint="eastAsia"/>
+        </w:rPr>
+        <w:t xml:space="preserve">910，说明更充分的历史统计有助于抑制短时噪声对异常分数的放大效应。与此同时，较高局部权重意味着阈值融合更强调近期信息，而适中的全局平滑项为长期趋势提供稳定约束。阈值优化最小样本数的提高则进一步说明，阈值更新依赖足够样本支持，以降低冷启动阶段随机波动造成的估计偏差。</w:t>
+      </w:r>
+    </w:p>
+    <w:p>
+      <w:pPr>
+        <w:pStyle w:val="BodyText"/>
+      </w:pPr>
+      <w:r>
+        <w:rPr>
+          <w:rFonts w:hint="eastAsia"/>
+        </w:rPr>
+        <w:t xml:space="preserve">进一步地，在目标函数值放宽</w:t>
+      </w:r>
+      <w:r>
+        <w:t xml:space="preserve"> 10% </w:t>
+      </w:r>
+      <w:r>
+        <w:rPr>
+          <w:rFonts w:hint="eastAsia"/>
+        </w:rPr>
+        <w:t xml:space="preserve">的近最优区域中，局部权重集中于</w:t>
+      </w:r>
+      <w:r>
+        <w:t xml:space="preserve"> 0.8965 </w:t>
+      </w:r>
+      <w:r>
+        <w:rPr>
+          <w:rFonts w:hint="eastAsia"/>
+        </w:rPr>
+        <w:t xml:space="preserve">至</w:t>
+      </w:r>
+      <w:r>
+        <w:t xml:space="preserve"> </w:t>
+      </w:r>
+      <w:r>
+        <w:rPr>
+          <w:rFonts w:hint="eastAsia"/>
+        </w:rPr>
+        <w:t xml:space="preserve">0.9486，全局</w:t>
+      </w:r>
+      <w:r>
+        <w:t xml:space="preserve"> EMA </w:t>
+      </w:r>
+      <w:r>
+        <w:rPr>
+          <w:rFonts w:hint="eastAsia"/>
+        </w:rPr>
+        <w:t xml:space="preserve">衰减率集中于</w:t>
+      </w:r>
+      <w:r>
+        <w:t xml:space="preserve"> 0.0745 </w:t>
+      </w:r>
+      <w:r>
+        <w:rPr>
+          <w:rFonts w:hint="eastAsia"/>
+        </w:rPr>
+        <w:t xml:space="preserve">至</w:t>
+      </w:r>
+      <w:r>
+        <w:t xml:space="preserve"> </w:t>
+      </w:r>
+      <w:r>
+        <w:rPr>
+          <w:rFonts w:hint="eastAsia"/>
+        </w:rPr>
+        <w:t xml:space="preserve">0.0819，局部窗口长度集中于</w:t>
+      </w:r>
+      <w:r>
+        <w:t xml:space="preserve"> 225 </w:t>
+      </w:r>
+      <w:r>
+        <w:rPr>
+          <w:rFonts w:hint="eastAsia"/>
+        </w:rPr>
+        <w:t xml:space="preserve">至</w:t>
+      </w:r>
+      <w:r>
+        <w:t xml:space="preserve"> </w:t>
+      </w:r>
+      <w:r>
+        <w:rPr>
+          <w:rFonts w:hint="eastAsia"/>
+        </w:rPr>
+        <w:t xml:space="preserve">227。该分布表明，统计结构参数的有效区间相对收敛，门控机制在该区间内表现出较好的配置稳定性。</w:t>
+      </w:r>
+    </w:p>
+    <w:p>
+      <w:pPr>
+        <w:pStyle w:val="BodyText"/>
+      </w:pPr>
+      <w:r>
+        <w:rPr>
+          <w:rFonts w:hint="eastAsia"/>
+        </w:rPr>
+        <w:t xml:space="preserve">如图</w:t>
+      </w:r>
+      <w:r>
+        <w:t xml:space="preserve"> 5-2-6 </w:t>
+      </w:r>
+      <w:r>
+        <w:rPr>
+          <w:rFonts w:hint="eastAsia"/>
+        </w:rPr>
+        <w:t xml:space="preserve">所示，各关键参数在近最优目标值邻域内均呈现出稳定区间，表明</w:t>
+      </w:r>
+      <w:r>
+        <w:t xml:space="preserve"> ET-PRL </w:t>
+      </w:r>
+      <w:r>
+        <w:rPr>
+          <w:rFonts w:hint="eastAsia"/>
+        </w:rPr>
+        <w:t xml:space="preserve">门控参数并非单点可行，而是存在可复现的有效解域。</w:t>
+      </w:r>
+    </w:p>
+    <w:tbl>
+      <w:tblPr>
+        <w:tblStyle w:val="FigureTable"/>
+        <w:tblW w:type="auto" w:w="0"/>
+        <w:jc w:val="center"/>
+        <w:tblLook w:firstRow="0" w:lastRow="0" w:firstColumn="0" w:lastColumn="0"/>
+      </w:tblPr>
+      <w:tblGrid>
+        <w:gridCol w:w="7920"/>
+      </w:tblGrid>
+      <w:tr>
+        <w:tc>
+          <w:tcPr/>
+          <w:p>
+            <w:pPr>
+              <w:pStyle w:val="Compact"/>
+              <w:jc w:val="center"/>
+            </w:pPr>
+            <w:r>
+              <w:rPr>
+                <w:rFonts w:hint="eastAsia"/>
+              </w:rPr>
+              <w:t xml:space="preserve">图</w:t>
+            </w:r>
+            <w:r>
+              <w:t xml:space="preserve"> 5-2-6 </w:t>
+            </w:r>
+            <w:r>
+              <w:rPr>
+                <w:rFonts w:hint="eastAsia"/>
+              </w:rPr>
+              <w:t xml:space="preserve">门控关键参数敏感性与近最优解域</w:t>
+            </w:r>
+          </w:p>
+        </w:tc>
+      </w:tr>
+    </w:tbl>
+    <w:p>
+      <w:pPr>
+        <w:pStyle w:val="ImageCaption"/>
+      </w:pPr>
+      <w:r>
+        <w:rPr>
+          <w:rFonts w:hint="eastAsia"/>
+        </w:rPr>
+        <w:t xml:space="preserve">图</w:t>
+      </w:r>
+      <w:r>
+        <w:t xml:space="preserve"> 5-2-6 </w:t>
+      </w:r>
+      <w:r>
+        <w:rPr>
+          <w:rFonts w:hint="eastAsia"/>
+        </w:rPr>
+        <w:t xml:space="preserve">门控关键参数敏感性与近最优解域</w:t>
+      </w:r>
+    </w:p>
+    <w:p>
+      <w:pPr>
+        <w:pStyle w:val="BodyText"/>
+      </w:pPr>
+      <w:r>
+        <w:rPr>
+          <w:rFonts w:hint="eastAsia"/>
+        </w:rPr>
+        <w:t xml:space="preserve">图</w:t>
+      </w:r>
+      <w:r>
+        <w:t xml:space="preserve"> 5-2-6 </w:t>
+      </w:r>
+      <w:r>
+        <w:rPr>
+          <w:rFonts w:hint="eastAsia"/>
+        </w:rPr>
+        <w:t xml:space="preserve">门控关键参数敏感性与近最优解域</w:t>
+      </w:r>
+    </w:p>
+    <w:p>
+      <w:pPr>
+        <w:pStyle w:val="BodyText"/>
+      </w:pPr>
+      <w:r>
+        <w:rPr>
+          <w:rFonts w:hint="eastAsia"/>
+        </w:rPr>
+        <w:t xml:space="preserve">综上，ET-PRL</w:t>
+      </w:r>
+      <w:r>
+        <w:t xml:space="preserve"> </w:t>
+      </w:r>
+      <w:r>
+        <w:rPr>
+          <w:rFonts w:hint="eastAsia"/>
+        </w:rPr>
+        <w:t xml:space="preserve">的参数敏感性本质上体现为触发稀疏性与控制保持能力之间的结构化权衡。过低阈值会导致更新过密，过高阈值会削弱对负荷变化的及时响应；局部窗口长度、参考样本规模与局部-全局融合权重共同决定该权衡在跨工况条件下的稳定性。由此可见，本框架的性能改进并非来源于单一参数取值，而是由阈值判定、统计平滑与多尺度分数融合的协同机制共同实现。</w:t>
       </w:r>
     </w:p>
     <w:bookmarkEnd w:id="21"/>
     <w:bookmarkEnd w:id="22"/>
+    <w:bookmarkStart w:id="23" w:name="总结"/>
+    <w:p>
+      <w:pPr>
+        <w:pStyle w:val="Heading1"/>
+      </w:pPr>
+      <w:r>
+        <w:t xml:space="preserve">6. </w:t>
+      </w:r>
+      <w:r>
+        <w:rPr>
+          <w:rFonts w:hint="eastAsia"/>
+        </w:rPr>
+        <w:t xml:space="preserve">总结</w:t>
+      </w:r>
+    </w:p>
+    <w:bookmarkEnd w:id="23"/>
+    <w:bookmarkStart w:id="24" w:name="附录-a-评价指标体系与优化方向"/>
+    <w:p>
+      <w:pPr>
+        <w:pStyle w:val="Heading1"/>
+      </w:pPr>
+      <w:r>
+        <w:rPr>
+          <w:rFonts w:hint="eastAsia"/>
+        </w:rPr>
+        <w:t xml:space="preserve">附录</w:t>
+      </w:r>
+      <w:r>
+        <w:t xml:space="preserve"> A </w:t>
+      </w:r>
+      <w:r>
+        <w:rPr>
+          <w:rFonts w:hint="eastAsia"/>
+        </w:rPr>
+        <w:t xml:space="preserve">评价指标体系与优化方向</w:t>
+      </w:r>
+    </w:p>
+    <w:p>
+      <w:pPr>
+        <w:pStyle w:val="FirstParagraph"/>
+      </w:pPr>
+      <w:r>
+        <w:rPr>
+          <w:rFonts w:hint="eastAsia"/>
+        </w:rPr>
+        <w:t xml:space="preserve">表</w:t>
+      </w:r>
+      <w:r>
+        <w:t xml:space="preserve"> A </w:t>
+      </w:r>
+      <w:r>
+        <w:rPr>
+          <w:rFonts w:hint="eastAsia"/>
+        </w:rPr>
+        <w:t xml:space="preserve">评价指标体系与优化方向</w:t>
+      </w:r>
+    </w:p>
+    <w:tbl>
+      <w:tblPr>
+        <w:tblStyle w:val="Table"/>
+        <w:tblW w:type="pct" w:w="5000"/>
+        <w:tblLayout w:type="fixed"/>
+        <w:tblLook w:firstRow="1" w:lastRow="0" w:firstColumn="0" w:lastColumn="0" w:noHBand="0" w:noVBand="0" w:val="0020"/>
+      </w:tblPr>
+      <w:tblGrid>
+        <w:gridCol w:w="1584"/>
+        <w:gridCol w:w="1584"/>
+        <w:gridCol w:w="1584"/>
+        <w:gridCol w:w="1584"/>
+        <w:gridCol w:w="1584"/>
+      </w:tblGrid>
+      <w:tr>
+        <w:trPr>
+          <w:tblHeader w:val="on"/>
+        </w:trPr>
+        <w:tc>
+          <w:tcPr/>
+          <w:p>
+            <w:pPr>
+              <w:pStyle w:val="Compact"/>
+            </w:pPr>
+            <w:r>
+              <w:rPr>
+                <w:rFonts w:hint="eastAsia"/>
+                <w:b/>
+                <w:bCs/>
+              </w:rPr>
+              <w:t xml:space="preserve">类别</w:t>
+            </w:r>
+            <w:r>
+              <w:rPr>
+                <w:b/>
+                <w:bCs/>
+              </w:rPr>
+              <w:t xml:space="preserve"> (Category)</w:t>
+            </w:r>
+          </w:p>
+        </w:tc>
+        <w:tc>
+          <w:tcPr/>
+          <w:p>
+            <w:pPr>
+              <w:pStyle w:val="Compact"/>
+            </w:pPr>
+            <w:r>
+              <w:rPr>
+                <w:rFonts w:hint="eastAsia"/>
+                <w:b/>
+                <w:bCs/>
+              </w:rPr>
+              <w:t xml:space="preserve">指标名称</w:t>
+            </w:r>
+            <w:r>
+              <w:rPr>
+                <w:b/>
+                <w:bCs/>
+              </w:rPr>
+              <w:t xml:space="preserve"> (Metric)</w:t>
+            </w:r>
+          </w:p>
+        </w:tc>
+        <w:tc>
+          <w:tcPr/>
+          <w:p>
+            <w:pPr>
+              <w:pStyle w:val="Compact"/>
+            </w:pPr>
+            <w:r>
+              <w:rPr>
+                <w:rFonts w:hint="eastAsia"/>
+                <w:b/>
+                <w:bCs/>
+              </w:rPr>
+              <w:t xml:space="preserve">符号</w:t>
+            </w:r>
+            <w:r>
+              <w:rPr>
+                <w:b/>
+                <w:bCs/>
+              </w:rPr>
+              <w:t xml:space="preserve"> (Symbol)</w:t>
+            </w:r>
+          </w:p>
+        </w:tc>
+        <w:tc>
+          <w:tcPr/>
+          <w:p>
+            <w:pPr>
+              <w:pStyle w:val="Compact"/>
+            </w:pPr>
+            <w:r>
+              <w:rPr>
+                <w:rFonts w:hint="eastAsia"/>
+                <w:b/>
+                <w:bCs/>
+              </w:rPr>
+              <w:t xml:space="preserve">单位</w:t>
+            </w:r>
+            <w:r>
+              <w:rPr>
+                <w:b/>
+                <w:bCs/>
+              </w:rPr>
+              <w:t xml:space="preserve"> (Unit)</w:t>
+            </w:r>
+          </w:p>
+        </w:tc>
+        <w:tc>
+          <w:tcPr/>
+          <w:p>
+            <w:pPr>
+              <w:pStyle w:val="Compact"/>
+            </w:pPr>
+            <w:r>
+              <w:rPr>
+                <w:rFonts w:hint="eastAsia"/>
+                <w:b/>
+                <w:bCs/>
+              </w:rPr>
+              <w:t xml:space="preserve">优化目标</w:t>
+            </w:r>
+            <w:r>
+              <w:rPr>
+                <w:b/>
+                <w:bCs/>
+              </w:rPr>
+              <w:t xml:space="preserve"> (Goal)</w:t>
+            </w:r>
+          </w:p>
+        </w:tc>
+      </w:tr>
+      <w:tr>
+        <w:tc>
+          <w:tcPr/>
+          <w:p>
+            <w:pPr>
+              <w:pStyle w:val="Compact"/>
+            </w:pPr>
+            <w:r>
+              <w:rPr>
+                <w:rFonts w:hint="eastAsia"/>
+                <w:b/>
+                <w:bCs/>
+              </w:rPr>
+              <w:t xml:space="preserve">能耗效率</w:t>
+            </w:r>
+          </w:p>
+        </w:tc>
+        <w:tc>
+          <w:tcPr/>
+          <w:p>
+            <w:pPr>
+              <w:pStyle w:val="Compact"/>
+            </w:pPr>
+            <w:r>
+              <w:rPr>
+                <w:rFonts w:hint="eastAsia"/>
+              </w:rPr>
+              <w:t xml:space="preserve">日均能耗</w:t>
+            </w:r>
+          </w:p>
+        </w:tc>
+        <w:tc>
+          <w:tcPr/>
+          <w:p>
+            <w:pPr>
+              <w:pStyle w:val="Compact"/>
+            </w:pPr>
+            <m:oMath>
+              <m:sSub>
+                <m:e>
+                  <m:r>
+                    <m:t>E</m:t>
+                  </m:r>
+                </m:e>
+                <m:sub>
+                  <m:r>
+                    <m:rPr>
+                      <m:nor/>
+                      <m:sty m:val="p"/>
+                    </m:rPr>
+                    <m:t>daily</m:t>
+                  </m:r>
+                </m:sub>
+              </m:sSub>
+            </m:oMath>
+          </w:p>
+        </w:tc>
+        <w:tc>
+          <w:tcPr/>
+          <w:p>
+            <w:pPr>
+              <w:pStyle w:val="Compact"/>
+            </w:pPr>
+            <w:r>
+              <w:t xml:space="preserve">kWh/day</w:t>
+            </w:r>
+          </w:p>
+        </w:tc>
+        <w:tc>
+          <w:tcPr/>
+          <w:p>
+            <w:pPr>
+              <w:pStyle w:val="Compact"/>
+            </w:pPr>
+            <w:r>
+              <w:t xml:space="preserve">Minimize</w:t>
+            </w:r>
+          </w:p>
+        </w:tc>
+      </w:tr>
+      <w:tr>
+        <w:tc>
+          <w:tcPr/>
+          <w:p>
+            <w:pPr>
+              <w:pStyle w:val="Compact"/>
+            </w:pPr>
+          </w:p>
+        </w:tc>
+        <w:tc>
+          <w:tcPr/>
+          <w:p>
+            <w:pPr>
+              <w:pStyle w:val="Compact"/>
+            </w:pPr>
+            <w:r>
+              <w:rPr>
+                <w:rFonts w:hint="eastAsia"/>
+              </w:rPr>
+              <w:t xml:space="preserve">相对节能率</w:t>
+            </w:r>
+          </w:p>
+        </w:tc>
+        <w:tc>
+          <w:tcPr/>
+          <w:p>
+            <w:pPr>
+              <w:pStyle w:val="Compact"/>
+            </w:pPr>
+            <m:oMath>
+              <m:sSub>
+                <m:e>
+                  <m:r>
+                    <m:t>η</m:t>
+                  </m:r>
+                </m:e>
+                <m:sub>
+                  <m:r>
+                    <m:rPr>
+                      <m:nor/>
+                      <m:sty m:val="p"/>
+                    </m:rPr>
+                    <m:t>saving</m:t>
+                  </m:r>
+                </m:sub>
+              </m:sSub>
+            </m:oMath>
+          </w:p>
+        </w:tc>
+        <w:tc>
+          <w:tcPr/>
+          <w:p>
+            <w:pPr>
+              <w:pStyle w:val="Compact"/>
+            </w:pPr>
+            <w:r>
+              <w:t xml:space="preserve">%</w:t>
+            </w:r>
+          </w:p>
+        </w:tc>
+        <w:tc>
+          <w:tcPr/>
+          <w:p>
+            <w:pPr>
+              <w:pStyle w:val="Compact"/>
+            </w:pPr>
+            <w:r>
+              <w:t xml:space="preserve">Maximize</w:t>
+            </w:r>
+          </w:p>
+        </w:tc>
+      </w:tr>
+      <w:tr>
+        <w:tc>
+          <w:tcPr/>
+          <w:p>
+            <w:pPr>
+              <w:pStyle w:val="Compact"/>
+            </w:pPr>
+          </w:p>
+        </w:tc>
+        <w:tc>
+          <w:tcPr/>
+          <w:p>
+            <w:pPr>
+              <w:pStyle w:val="Compact"/>
+            </w:pPr>
+            <w:r>
+              <w:rPr>
+                <w:rFonts w:hint="eastAsia"/>
+              </w:rPr>
+              <w:t xml:space="preserve">平均冷机功率</w:t>
+            </w:r>
+          </w:p>
+        </w:tc>
+        <w:tc>
+          <w:tcPr/>
+          <w:p>
+            <w:pPr>
+              <w:pStyle w:val="Compact"/>
+            </w:pPr>
+            <m:oMath>
+              <m:sSub>
+                <m:e>
+                  <m:acc>
+                    <m:accPr>
+                      <m:chr m:val="‾"/>
+                    </m:accPr>
+                    <m:e>
+                      <m:r>
+                        <m:t>P</m:t>
+                      </m:r>
+                    </m:e>
+                  </m:acc>
+                </m:e>
+                <m:sub>
+                  <m:r>
+                    <m:rPr>
+                      <m:nor/>
+                      <m:sty m:val="p"/>
+                    </m:rPr>
+                    <m:t>chiller</m:t>
+                  </m:r>
+                </m:sub>
+              </m:sSub>
+            </m:oMath>
+          </w:p>
+        </w:tc>
+        <w:tc>
+          <w:tcPr/>
+          <w:p>
+            <w:pPr>
+              <w:pStyle w:val="Compact"/>
+            </w:pPr>
+            <w:r>
+              <w:t xml:space="preserve">kW</w:t>
+            </w:r>
+          </w:p>
+        </w:tc>
+        <w:tc>
+          <w:tcPr/>
+          <w:p>
+            <w:pPr>
+              <w:pStyle w:val="Compact"/>
+            </w:pPr>
+            <w:r>
+              <w:t xml:space="preserve">Minimize</w:t>
+            </w:r>
+          </w:p>
+        </w:tc>
+      </w:tr>
+      <w:tr>
+        <w:tc>
+          <w:tcPr/>
+          <w:p>
+            <w:pPr>
+              <w:pStyle w:val="Compact"/>
+            </w:pPr>
+            <w:r>
+              <w:rPr>
+                <w:rFonts w:hint="eastAsia"/>
+                <w:b/>
+                <w:bCs/>
+              </w:rPr>
+              <w:t xml:space="preserve">温度控制</w:t>
+            </w:r>
+          </w:p>
+        </w:tc>
+        <w:tc>
+          <w:tcPr/>
+          <w:p>
+            <w:pPr>
+              <w:pStyle w:val="Compact"/>
+            </w:pPr>
+            <w:r>
+              <w:rPr>
+                <w:rFonts w:hint="eastAsia"/>
+              </w:rPr>
+              <w:t xml:space="preserve">动作平滑度</w:t>
+            </w:r>
+          </w:p>
+        </w:tc>
+        <w:tc>
+          <w:tcPr/>
+          <w:p>
+            <w:pPr>
+              <w:pStyle w:val="Compact"/>
+            </w:pPr>
+            <m:oMath>
+              <m:sSub>
+                <m:e>
+                  <m:r>
+                    <m:t>σ</m:t>
+                  </m:r>
+                </m:e>
+                <m:sub>
+                  <m:r>
+                    <m:rPr>
+                      <m:sty m:val="p"/>
+                    </m:rPr>
+                    <m:t>Δ</m:t>
+                  </m:r>
+                  <m:r>
+                    <m:t>a</m:t>
+                  </m:r>
+                </m:sub>
+              </m:sSub>
+            </m:oMath>
+          </w:p>
+        </w:tc>
+        <w:tc>
+          <w:tcPr/>
+          <w:p>
+            <w:pPr>
+              <w:pStyle w:val="Compact"/>
+            </w:pPr>
+            <w:r>
+              <w:t xml:space="preserve">-</w:t>
+            </w:r>
+          </w:p>
+        </w:tc>
+        <w:tc>
+          <w:tcPr/>
+          <w:p>
+            <w:pPr>
+              <w:pStyle w:val="Compact"/>
+            </w:pPr>
+            <w:r>
+              <w:t xml:space="preserve">Minimize</w:t>
+            </w:r>
+          </w:p>
+        </w:tc>
+      </w:tr>
+      <w:tr>
+        <w:tc>
+          <w:tcPr/>
+          <w:p>
+            <w:pPr>
+              <w:pStyle w:val="Compact"/>
+            </w:pPr>
+          </w:p>
+        </w:tc>
+        <w:tc>
+          <w:tcPr/>
+          <w:p>
+            <w:pPr>
+              <w:pStyle w:val="Compact"/>
+            </w:pPr>
+            <w:r>
+              <w:rPr>
+                <w:rFonts w:hint="eastAsia"/>
+              </w:rPr>
+              <w:t xml:space="preserve">性能保持率</w:t>
+            </w:r>
+          </w:p>
+        </w:tc>
+        <w:tc>
+          <w:tcPr/>
+          <w:p>
+            <w:pPr>
+              <w:pStyle w:val="Compact"/>
+            </w:pPr>
+            <w:r>
+              <w:t xml:space="preserve">PPR</w:t>
+            </w:r>
+          </w:p>
+        </w:tc>
+        <w:tc>
+          <w:tcPr/>
+          <w:p>
+            <w:pPr>
+              <w:pStyle w:val="Compact"/>
+            </w:pPr>
+            <w:r>
+              <w:t xml:space="preserve">%</w:t>
+            </w:r>
+          </w:p>
+        </w:tc>
+        <w:tc>
+          <w:tcPr/>
+          <w:p>
+            <w:pPr>
+              <w:pStyle w:val="Compact"/>
+            </w:pPr>
+            <w:r>
+              <w:t xml:space="preserve">Maximize</w:t>
+            </w:r>
+          </w:p>
+        </w:tc>
+      </w:tr>
+      <w:tr>
+        <w:tc>
+          <w:tcPr/>
+          <w:p>
+            <w:pPr>
+              <w:pStyle w:val="Compact"/>
+            </w:pPr>
+            <w:r>
+              <w:rPr>
+                <w:rFonts w:hint="eastAsia"/>
+                <w:b/>
+                <w:bCs/>
+              </w:rPr>
+              <w:t xml:space="preserve">控制稀疏性</w:t>
+            </w:r>
+          </w:p>
+        </w:tc>
+        <w:tc>
+          <w:tcPr/>
+          <w:p>
+            <w:pPr>
+              <w:pStyle w:val="Compact"/>
+            </w:pPr>
+            <w:r>
+              <w:rPr>
+                <w:rFonts w:hint="eastAsia"/>
+              </w:rPr>
+              <w:t xml:space="preserve">日均触发次数</w:t>
+            </w:r>
+          </w:p>
+        </w:tc>
+        <w:tc>
+          <w:tcPr/>
+          <w:p>
+            <w:pPr>
+              <w:pStyle w:val="Compact"/>
+            </w:pPr>
+            <m:oMath>
+              <m:sSub>
+                <m:e>
+                  <m:r>
+                    <m:t>N</m:t>
+                  </m:r>
+                </m:e>
+                <m:sub>
+                  <m:r>
+                    <m:rPr>
+                      <m:nor/>
+                      <m:sty m:val="p"/>
+                    </m:rPr>
+                    <m:t>daily</m:t>
+                  </m:r>
+                </m:sub>
+              </m:sSub>
+            </m:oMath>
+          </w:p>
+        </w:tc>
+        <w:tc>
+          <w:tcPr/>
+          <w:p>
+            <w:pPr>
+              <w:pStyle w:val="Compact"/>
+            </w:pPr>
+            <w:r>
+              <w:t xml:space="preserve">count/day</w:t>
+            </w:r>
+          </w:p>
+        </w:tc>
+        <w:tc>
+          <w:tcPr/>
+          <w:p>
+            <w:pPr>
+              <w:pStyle w:val="Compact"/>
+            </w:pPr>
+            <w:r>
+              <w:t xml:space="preserve">Minimize</w:t>
+            </w:r>
+          </w:p>
+        </w:tc>
+      </w:tr>
+      <w:tr>
+        <w:tc>
+          <w:tcPr/>
+          <w:p>
+            <w:pPr>
+              <w:pStyle w:val="Compact"/>
+            </w:pPr>
+          </w:p>
+        </w:tc>
+        <w:tc>
+          <w:tcPr/>
+          <w:p>
+            <w:pPr>
+              <w:pStyle w:val="Compact"/>
+            </w:pPr>
+            <w:r>
+              <w:rPr>
+                <w:rFonts w:hint="eastAsia"/>
+              </w:rPr>
+              <w:t xml:space="preserve">动作更新总次数</w:t>
+            </w:r>
+          </w:p>
+        </w:tc>
+        <w:tc>
+          <w:tcPr/>
+          <w:p>
+            <w:pPr>
+              <w:pStyle w:val="Compact"/>
+            </w:pPr>
+            <m:oMath>
+              <m:sSub>
+                <m:e>
+                  <m:r>
+                    <m:t>N</m:t>
+                  </m:r>
+                </m:e>
+                <m:sub>
+                  <m:r>
+                    <m:rPr>
+                      <m:nor/>
+                      <m:sty m:val="p"/>
+                    </m:rPr>
+                    <m:t>update</m:t>
+                  </m:r>
+                </m:sub>
+              </m:sSub>
+            </m:oMath>
+          </w:p>
+        </w:tc>
+        <w:tc>
+          <w:tcPr/>
+          <w:p>
+            <w:pPr>
+              <w:pStyle w:val="Compact"/>
+            </w:pPr>
+            <w:r>
+              <w:t xml:space="preserve">count</w:t>
+            </w:r>
+          </w:p>
+        </w:tc>
+        <w:tc>
+          <w:tcPr/>
+          <w:p>
+            <w:pPr>
+              <w:pStyle w:val="Compact"/>
+            </w:pPr>
+            <w:r>
+              <w:t xml:space="preserve">Minimize</w:t>
+            </w:r>
+          </w:p>
+        </w:tc>
+      </w:tr>
+      <w:tr>
+        <w:tc>
+          <w:tcPr/>
+          <w:p>
+            <w:pPr>
+              <w:pStyle w:val="Compact"/>
+            </w:pPr>
+          </w:p>
+        </w:tc>
+        <w:tc>
+          <w:tcPr/>
+          <w:p>
+            <w:pPr>
+              <w:pStyle w:val="Compact"/>
+            </w:pPr>
+            <w:r>
+              <w:rPr>
+                <w:rFonts w:hint="eastAsia"/>
+              </w:rPr>
+              <w:t xml:space="preserve">动作压缩比</w:t>
+            </w:r>
+          </w:p>
+        </w:tc>
+        <w:tc>
+          <w:tcPr/>
+          <w:p>
+            <w:pPr>
+              <w:pStyle w:val="Compact"/>
+            </w:pPr>
+            <w:r>
+              <w:t xml:space="preserve">ACR</w:t>
+            </w:r>
+          </w:p>
+        </w:tc>
+        <w:tc>
+          <w:tcPr/>
+          <w:p>
+            <w:pPr>
+              <w:pStyle w:val="Compact"/>
+            </w:pPr>
+            <w:r>
+              <w:t xml:space="preserve">-</w:t>
+            </w:r>
+          </w:p>
+        </w:tc>
+        <w:tc>
+          <w:tcPr/>
+          <w:p>
+            <w:pPr>
+              <w:pStyle w:val="Compact"/>
+            </w:pPr>
+            <w:r>
+              <w:t xml:space="preserve">Maximize</w:t>
+            </w:r>
+          </w:p>
+        </w:tc>
+      </w:tr>
+      <w:tr>
+        <w:tc>
+          <w:tcPr/>
+          <w:p>
+            <w:pPr>
+              <w:pStyle w:val="Compact"/>
+            </w:pPr>
+          </w:p>
+        </w:tc>
+        <w:tc>
+          <w:tcPr/>
+          <w:p>
+            <w:pPr>
+              <w:pStyle w:val="Compact"/>
+            </w:pPr>
+            <w:r>
+              <w:rPr>
+                <w:rFonts w:hint="eastAsia"/>
+              </w:rPr>
+              <w:t xml:space="preserve">动作减少率</w:t>
+            </w:r>
+          </w:p>
+        </w:tc>
+        <w:tc>
+          <w:tcPr/>
+          <w:p>
+            <w:pPr>
+              <w:pStyle w:val="Compact"/>
+            </w:pPr>
+            <w:r>
+              <w:t xml:space="preserve">ARR</w:t>
+            </w:r>
+          </w:p>
+        </w:tc>
+        <w:tc>
+          <w:tcPr/>
+          <w:p>
+            <w:pPr>
+              <w:pStyle w:val="Compact"/>
+            </w:pPr>
+            <w:r>
+              <w:t xml:space="preserve">%</w:t>
+            </w:r>
+          </w:p>
+        </w:tc>
+        <w:tc>
+          <w:tcPr/>
+          <w:p>
+            <w:pPr>
+              <w:pStyle w:val="Compact"/>
+            </w:pPr>
+            <w:r>
+              <w:t xml:space="preserve">Maximize</w:t>
+            </w:r>
+          </w:p>
+        </w:tc>
+      </w:tr>
+      <w:tr>
+        <w:tc>
+          <w:tcPr/>
+          <w:p>
+            <w:pPr>
+              <w:pStyle w:val="Compact"/>
+            </w:pPr>
+            <w:r>
+              <w:rPr>
+                <w:rFonts w:hint="eastAsia"/>
+                <w:b/>
+                <w:bCs/>
+              </w:rPr>
+              <w:t xml:space="preserve">机制与执行效率</w:t>
+            </w:r>
+          </w:p>
+        </w:tc>
+        <w:tc>
+          <w:tcPr/>
+          <w:p>
+            <w:pPr>
+              <w:pStyle w:val="Compact"/>
+            </w:pPr>
+            <w:r>
+              <w:rPr>
+                <w:rFonts w:hint="eastAsia"/>
+              </w:rPr>
+              <w:t xml:space="preserve">总奖励</w:t>
+            </w:r>
+          </w:p>
+        </w:tc>
+        <w:tc>
+          <w:tcPr/>
+          <w:p>
+            <w:pPr>
+              <w:pStyle w:val="Compact"/>
+            </w:pPr>
+            <m:oMath>
+              <m:sSub>
+                <m:e>
+                  <m:r>
+                    <m:t>R</m:t>
+                  </m:r>
+                </m:e>
+                <m:sub>
+                  <m:r>
+                    <m:rPr>
+                      <m:nor/>
+                      <m:sty m:val="p"/>
+                    </m:rPr>
+                    <m:t>test</m:t>
+                  </m:r>
+                </m:sub>
+              </m:sSub>
+            </m:oMath>
+          </w:p>
+        </w:tc>
+        <w:tc>
+          <w:tcPr/>
+          <w:p>
+            <w:pPr>
+              <w:pStyle w:val="Compact"/>
+            </w:pPr>
+            <w:r>
+              <w:t xml:space="preserve">-</w:t>
+            </w:r>
+          </w:p>
+        </w:tc>
+        <w:tc>
+          <w:tcPr/>
+          <w:p>
+            <w:pPr>
+              <w:pStyle w:val="Compact"/>
+            </w:pPr>
+            <w:r>
+              <w:t xml:space="preserve">Maximize</w:t>
+            </w:r>
+          </w:p>
+        </w:tc>
+      </w:tr>
+      <w:tr>
+        <w:tc>
+          <w:tcPr/>
+          <w:p>
+            <w:pPr>
+              <w:pStyle w:val="Compact"/>
+            </w:pPr>
+            <w:r>
+              <w:rPr>
+                <w:rFonts w:hint="eastAsia"/>
+                <w:b/>
+                <w:bCs/>
+              </w:rPr>
+              <w:t xml:space="preserve">机制与执行效率</w:t>
+            </w:r>
+          </w:p>
+        </w:tc>
+        <w:tc>
+          <w:tcPr/>
+          <w:p>
+            <w:pPr>
+              <w:pStyle w:val="Compact"/>
+            </w:pPr>
+            <w:r>
+              <w:rPr>
+                <w:rFonts w:hint="eastAsia"/>
+              </w:rPr>
+              <w:t xml:space="preserve">平均步奖励</w:t>
+            </w:r>
+          </w:p>
+        </w:tc>
+        <w:tc>
+          <w:tcPr/>
+          <w:p>
+            <w:pPr>
+              <w:pStyle w:val="Compact"/>
+            </w:pPr>
+            <m:oMath>
+              <m:sSub>
+                <m:e>
+                  <m:acc>
+                    <m:accPr>
+                      <m:chr m:val="‾"/>
+                    </m:accPr>
+                    <m:e>
+                      <m:r>
+                        <m:t>R</m:t>
+                      </m:r>
+                    </m:e>
+                  </m:acc>
+                </m:e>
+                <m:sub>
+                  <m:r>
+                    <m:rPr>
+                      <m:nor/>
+                      <m:sty m:val="p"/>
+                    </m:rPr>
+                    <m:t>step</m:t>
+                  </m:r>
+                </m:sub>
+              </m:sSub>
+            </m:oMath>
+          </w:p>
+        </w:tc>
+        <w:tc>
+          <w:tcPr/>
+          <w:p>
+            <w:pPr>
+              <w:pStyle w:val="Compact"/>
+            </w:pPr>
+            <w:r>
+              <w:t xml:space="preserve">-</w:t>
+            </w:r>
+          </w:p>
+        </w:tc>
+        <w:tc>
+          <w:tcPr/>
+          <w:p>
+            <w:pPr>
+              <w:pStyle w:val="Compact"/>
+            </w:pPr>
+            <w:r>
+              <w:t xml:space="preserve">Maximize</w:t>
+            </w:r>
+          </w:p>
+        </w:tc>
+      </w:tr>
+    </w:tbl>
+    <w:bookmarkEnd w:id="24"/>
     <w:sectPr>
       <w:footnotePr>
         <w:numRestart w:val="eachSect"/>
@@ -19963,6 +25594,176 @@
     </w:lvl>
     <w:lvl w:ilvl="8">
       <w:start w:val="3"/>
+      <w:numFmt w:val="decimal"/>
+      <w:lvlText w:val="(%9)"/>
+      <w:lvlJc w:val="left"/>
+      <w:pPr>
+        <w:ind w:left="6480" w:hanging="360"/>
+      </w:pPr>
+    </w:lvl>
+  </w:abstractNum>
+  <w:abstractNum w:abstractNumId="99434">
+    <w:nsid w:val="00A99434"/>
+    <w:multiLevelType w:val="multilevel"/>
+    <w:lvl w:ilvl="0">
+      <w:start w:val="4"/>
+      <w:numFmt w:val="decimal"/>
+      <w:lvlText w:val="(%1)"/>
+      <w:lvlJc w:val="left"/>
+      <w:pPr>
+        <w:ind w:left="720" w:hanging="360"/>
+      </w:pPr>
+    </w:lvl>
+    <w:lvl w:ilvl="1">
+      <w:start w:val="4"/>
+      <w:numFmt w:val="decimal"/>
+      <w:lvlText w:val="(%2)"/>
+      <w:lvlJc w:val="left"/>
+      <w:pPr>
+        <w:ind w:left="1440" w:hanging="360"/>
+      </w:pPr>
+    </w:lvl>
+    <w:lvl w:ilvl="2">
+      <w:start w:val="4"/>
+      <w:numFmt w:val="decimal"/>
+      <w:lvlText w:val="(%3)"/>
+      <w:lvlJc w:val="left"/>
+      <w:pPr>
+        <w:ind w:left="2160" w:hanging="360"/>
+      </w:pPr>
+    </w:lvl>
+    <w:lvl w:ilvl="3">
+      <w:start w:val="4"/>
+      <w:numFmt w:val="decimal"/>
+      <w:lvlText w:val="(%4)"/>
+      <w:lvlJc w:val="left"/>
+      <w:pPr>
+        <w:ind w:left="2880" w:hanging="360"/>
+      </w:pPr>
+    </w:lvl>
+    <w:lvl w:ilvl="4">
+      <w:start w:val="4"/>
+      <w:numFmt w:val="decimal"/>
+      <w:lvlText w:val="(%5)"/>
+      <w:lvlJc w:val="left"/>
+      <w:pPr>
+        <w:ind w:left="3600" w:hanging="360"/>
+      </w:pPr>
+    </w:lvl>
+    <w:lvl w:ilvl="5">
+      <w:start w:val="4"/>
+      <w:numFmt w:val="decimal"/>
+      <w:lvlText w:val="(%6)"/>
+      <w:lvlJc w:val="left"/>
+      <w:pPr>
+        <w:ind w:left="4320" w:hanging="360"/>
+      </w:pPr>
+    </w:lvl>
+    <w:lvl w:ilvl="6">
+      <w:start w:val="4"/>
+      <w:numFmt w:val="decimal"/>
+      <w:lvlText w:val="(%7)"/>
+      <w:lvlJc w:val="left"/>
+      <w:pPr>
+        <w:ind w:left="5040" w:hanging="360"/>
+      </w:pPr>
+    </w:lvl>
+    <w:lvl w:ilvl="7">
+      <w:start w:val="4"/>
+      <w:numFmt w:val="decimal"/>
+      <w:lvlText w:val="(%8)"/>
+      <w:lvlJc w:val="left"/>
+      <w:pPr>
+        <w:ind w:left="5760" w:hanging="360"/>
+      </w:pPr>
+    </w:lvl>
+    <w:lvl w:ilvl="8">
+      <w:start w:val="4"/>
+      <w:numFmt w:val="decimal"/>
+      <w:lvlText w:val="(%9)"/>
+      <w:lvlJc w:val="left"/>
+      <w:pPr>
+        <w:ind w:left="6480" w:hanging="360"/>
+      </w:pPr>
+    </w:lvl>
+  </w:abstractNum>
+  <w:abstractNum w:abstractNumId="99435">
+    <w:nsid w:val="00A99435"/>
+    <w:multiLevelType w:val="multilevel"/>
+    <w:lvl w:ilvl="0">
+      <w:start w:val="5"/>
+      <w:numFmt w:val="decimal"/>
+      <w:lvlText w:val="(%1)"/>
+      <w:lvlJc w:val="left"/>
+      <w:pPr>
+        <w:ind w:left="720" w:hanging="360"/>
+      </w:pPr>
+    </w:lvl>
+    <w:lvl w:ilvl="1">
+      <w:start w:val="5"/>
+      <w:numFmt w:val="decimal"/>
+      <w:lvlText w:val="(%2)"/>
+      <w:lvlJc w:val="left"/>
+      <w:pPr>
+        <w:ind w:left="1440" w:hanging="360"/>
+      </w:pPr>
+    </w:lvl>
+    <w:lvl w:ilvl="2">
+      <w:start w:val="5"/>
+      <w:numFmt w:val="decimal"/>
+      <w:lvlText w:val="(%3)"/>
+      <w:lvlJc w:val="left"/>
+      <w:pPr>
+        <w:ind w:left="2160" w:hanging="360"/>
+      </w:pPr>
+    </w:lvl>
+    <w:lvl w:ilvl="3">
+      <w:start w:val="5"/>
+      <w:numFmt w:val="decimal"/>
+      <w:lvlText w:val="(%4)"/>
+      <w:lvlJc w:val="left"/>
+      <w:pPr>
+        <w:ind w:left="2880" w:hanging="360"/>
+      </w:pPr>
+    </w:lvl>
+    <w:lvl w:ilvl="4">
+      <w:start w:val="5"/>
+      <w:numFmt w:val="decimal"/>
+      <w:lvlText w:val="(%5)"/>
+      <w:lvlJc w:val="left"/>
+      <w:pPr>
+        <w:ind w:left="3600" w:hanging="360"/>
+      </w:pPr>
+    </w:lvl>
+    <w:lvl w:ilvl="5">
+      <w:start w:val="5"/>
+      <w:numFmt w:val="decimal"/>
+      <w:lvlText w:val="(%6)"/>
+      <w:lvlJc w:val="left"/>
+      <w:pPr>
+        <w:ind w:left="4320" w:hanging="360"/>
+      </w:pPr>
+    </w:lvl>
+    <w:lvl w:ilvl="6">
+      <w:start w:val="5"/>
+      <w:numFmt w:val="decimal"/>
+      <w:lvlText w:val="(%7)"/>
+      <w:lvlJc w:val="left"/>
+      <w:pPr>
+        <w:ind w:left="5040" w:hanging="360"/>
+      </w:pPr>
+    </w:lvl>
+    <w:lvl w:ilvl="7">
+      <w:start w:val="5"/>
+      <w:numFmt w:val="decimal"/>
+      <w:lvlText w:val="(%8)"/>
+      <w:lvlJc w:val="left"/>
+      <w:pPr>
+        <w:ind w:left="5760" w:hanging="360"/>
+      </w:pPr>
+    </w:lvl>
+    <w:lvl w:ilvl="8">
+      <w:start w:val="5"/>
       <w:numFmt w:val="decimal"/>
       <w:lvlText w:val="(%9)"/>
       <w:lvlJc w:val="left"/>
@@ -20377,6 +26178,126 @@
     </w:lvlOverride>
     <w:lvlOverride w:ilvl="8">
       <w:startOverride w:val="1"/>
+    </w:lvlOverride>
+  </w:num>
+  <w:num w:numId="1019">
+    <w:abstractNumId w:val="99432"/>
+    <w:lvlOverride w:ilvl="0">
+      <w:startOverride w:val="2"/>
+    </w:lvlOverride>
+    <w:lvlOverride w:ilvl="1">
+      <w:startOverride w:val="2"/>
+    </w:lvlOverride>
+    <w:lvlOverride w:ilvl="2">
+      <w:startOverride w:val="2"/>
+    </w:lvlOverride>
+    <w:lvlOverride w:ilvl="3">
+      <w:startOverride w:val="2"/>
+    </w:lvlOverride>
+    <w:lvlOverride w:ilvl="4">
+      <w:startOverride w:val="2"/>
+    </w:lvlOverride>
+    <w:lvlOverride w:ilvl="5">
+      <w:startOverride w:val="2"/>
+    </w:lvlOverride>
+    <w:lvlOverride w:ilvl="6">
+      <w:startOverride w:val="2"/>
+    </w:lvlOverride>
+    <w:lvlOverride w:ilvl="7">
+      <w:startOverride w:val="2"/>
+    </w:lvlOverride>
+    <w:lvlOverride w:ilvl="8">
+      <w:startOverride w:val="2"/>
+    </w:lvlOverride>
+  </w:num>
+  <w:num w:numId="1020">
+    <w:abstractNumId w:val="99433"/>
+    <w:lvlOverride w:ilvl="0">
+      <w:startOverride w:val="3"/>
+    </w:lvlOverride>
+    <w:lvlOverride w:ilvl="1">
+      <w:startOverride w:val="3"/>
+    </w:lvlOverride>
+    <w:lvlOverride w:ilvl="2">
+      <w:startOverride w:val="3"/>
+    </w:lvlOverride>
+    <w:lvlOverride w:ilvl="3">
+      <w:startOverride w:val="3"/>
+    </w:lvlOverride>
+    <w:lvlOverride w:ilvl="4">
+      <w:startOverride w:val="3"/>
+    </w:lvlOverride>
+    <w:lvlOverride w:ilvl="5">
+      <w:startOverride w:val="3"/>
+    </w:lvlOverride>
+    <w:lvlOverride w:ilvl="6">
+      <w:startOverride w:val="3"/>
+    </w:lvlOverride>
+    <w:lvlOverride w:ilvl="7">
+      <w:startOverride w:val="3"/>
+    </w:lvlOverride>
+    <w:lvlOverride w:ilvl="8">
+      <w:startOverride w:val="3"/>
+    </w:lvlOverride>
+  </w:num>
+  <w:num w:numId="1021">
+    <w:abstractNumId w:val="99434"/>
+    <w:lvlOverride w:ilvl="0">
+      <w:startOverride w:val="4"/>
+    </w:lvlOverride>
+    <w:lvlOverride w:ilvl="1">
+      <w:startOverride w:val="4"/>
+    </w:lvlOverride>
+    <w:lvlOverride w:ilvl="2">
+      <w:startOverride w:val="4"/>
+    </w:lvlOverride>
+    <w:lvlOverride w:ilvl="3">
+      <w:startOverride w:val="4"/>
+    </w:lvlOverride>
+    <w:lvlOverride w:ilvl="4">
+      <w:startOverride w:val="4"/>
+    </w:lvlOverride>
+    <w:lvlOverride w:ilvl="5">
+      <w:startOverride w:val="4"/>
+    </w:lvlOverride>
+    <w:lvlOverride w:ilvl="6">
+      <w:startOverride w:val="4"/>
+    </w:lvlOverride>
+    <w:lvlOverride w:ilvl="7">
+      <w:startOverride w:val="4"/>
+    </w:lvlOverride>
+    <w:lvlOverride w:ilvl="8">
+      <w:startOverride w:val="4"/>
+    </w:lvlOverride>
+  </w:num>
+  <w:num w:numId="1022">
+    <w:abstractNumId w:val="99435"/>
+    <w:lvlOverride w:ilvl="0">
+      <w:startOverride w:val="5"/>
+    </w:lvlOverride>
+    <w:lvlOverride w:ilvl="1">
+      <w:startOverride w:val="5"/>
+    </w:lvlOverride>
+    <w:lvlOverride w:ilvl="2">
+      <w:startOverride w:val="5"/>
+    </w:lvlOverride>
+    <w:lvlOverride w:ilvl="3">
+      <w:startOverride w:val="5"/>
+    </w:lvlOverride>
+    <w:lvlOverride w:ilvl="4">
+      <w:startOverride w:val="5"/>
+    </w:lvlOverride>
+    <w:lvlOverride w:ilvl="5">
+      <w:startOverride w:val="5"/>
+    </w:lvlOverride>
+    <w:lvlOverride w:ilvl="6">
+      <w:startOverride w:val="5"/>
+    </w:lvlOverride>
+    <w:lvlOverride w:ilvl="7">
+      <w:startOverride w:val="5"/>
+    </w:lvlOverride>
+    <w:lvlOverride w:ilvl="8">
+      <w:startOverride w:val="5"/>
     </w:lvlOverride>
   </w:num>
 </w:numbering>

--- a/docs/papers/小论文.docx
+++ b/docs/papers/小论文.docx
@@ -106,28 +106,7 @@
         <w:pStyle w:val="BodyText"/>
       </w:pPr>
       <w:r>
-        <w:t xml:space="preserve">As global climate change intensifies, reducing energy consumption and emissions in the building sector has become an urgent priority. Statistics show that buildings account for over 35 percent of global energy consumption, and heating, ventilation, and air conditioning (HVAC) systems are responsible for about 50 percent of this building energy use. These systems also serve as key resources for demand response. In central air conditioning systems, the chiller is the main energy consuming component, and its operating efficiency directly determines the overall system performance. Optimizing the chilled water supply temperature (</w:t>
-      </w:r>
-      <m:oMath>
-        <m:sSub>
-          <m:e>
-            <m:r>
-              <m:t>T</m:t>
-            </m:r>
-          </m:e>
-          <m:sub>
-            <m:r>
-              <m:rPr>
-                <m:nor/>
-                <m:sty m:val="p"/>
-              </m:rPr>
-              <m:t>chws</m:t>
-            </m:r>
-          </m:sub>
-        </m:sSub>
-      </m:oMath>
-      <w:r>
-        <w:t xml:space="preserve">) is a proven and effective way to balance energy consumption with indoor thermal comfort. However, real world HVAC control faces significant challenges. Building thermal loads depend on a combination of dynamic factors, including outdoor weather conditions, indoor occupancy, and equipment heat dissipation. Therefore, the system exhibits high nonlinearity, time varying behavior, and a large inertial lag.</w:t>
+        <w:t xml:space="preserve">As global climate change intensifies, reducing energy consumption and emissions in the building sector has become an urgent priority. Statistics show that buildings account for over 35 percent of global energy consumption, and heating, ventilation, and air conditioning (HVAC) systems are responsible for about 50 percent of this building energy use and also serve as key resources for demand response where the chiller is the main energy consuming component, and its operating efficiency directly determines the overall system performance to some extent. However, in real engineering settings, building thermal load is affected by several changing factors, including outdoor weather, occupant activity, and equipment heat release, while the HVAC system is nonlinear, changes over time, and has strong thermal inertia with delayed response, which make HVAC control challenging.</w:t>
       </w:r>
     </w:p>
     <w:p>
@@ -164,7 +143,7 @@
         <w:pStyle w:val="BodyText"/>
       </w:pPr>
       <w:r>
-        <w:t xml:space="preserve">To address these challenges, the industry and academia have long relied on control methods based on explicit prior knowledge. For example, traditional approaches like rule based control (RBC) and proportional integral derivative (PID) control heavily depend on static parameters and empirical rules that engineers calibrate manually. On the other hand, global optimization algorithms like model predictive control (MPC) require building highly accurate physical or gray box models tailored to each specific building. Although these model based or rule based methods perform well under specific steady conditions, they struggle in highly diverse real world scenarios. Identifying the system and creating precise models for every single building takes a lot of time and money. Furthermore, as equipment wears down over time and building thermal characteristics change with the seasons, fixed parameter physical models tend to lose their effectiveness. This traditional approach relies too much on explicit environmental models and expert knowledge, making it unable to adapt to changing operating conditions. Therefore, there is an urgent need for new, intelligent control architectures.</w:t>
+        <w:t xml:space="preserve">For HVAC control optimization, both industry and academia have long relied on paradigms built on explicit prior knowledge. Traditional methods such as rule-based control (RBC) and proportional-integral-derivative (PID) control depend heavily on static parameters and empirical rules tuned by engineers. Although these methods can perform well under assumed steady conditions in the short term, they often degrade during long term operation in complex and changing environments. Model predictive control (MPC), in contrast, relies on accurate physical or gray box models tailored to each building. Developing and maintaining such models for individual buildings is time consuming and costly. As equipment ages and building thermal behavior shifts across seasons, fixed parameter models also become less reliable, which can reduce MPC effectiveness. Overall, both categories of traditional methods struggle to adapt to changing operating conditions.</w:t>
       </w:r>
     </w:p>
     <w:p>
@@ -237,7 +216,7 @@
         <w:pStyle w:val="BodyText"/>
       </w:pPr>
       <w:r>
-        <w:t xml:space="preserve">To overcome the limits of traditional control, deep reinforcement learning (DRL) has shown great promise for HVAC control in recent years because it can make adaptive decisions without needing a predefined model. DRL can directly interact with complex and changing environments to learn and adapt to nonlinear conditions on its own. Predictive DRL takes this a step further by including time related features. This improves the system’s ability to look ahead and effectively reduces the control lag caused by the large thermal inertia of buildings. However, current DRL methods used in actual engineering are still limited by the standard practice of time triggered control (TTC), that is, fixed time step control. Under this setup, the agent checks the status and updates actions strictly following a set clock cycle. This ignores the fact that building thermal loads do not change at a uniform rate over time. This fixed frequency approach creates a natural conflict between response speed and control cost. Updating at a high frequency allows the system to react quickly to environmental changes, but it requires a lot of computing power and causes mechanical wear on the equipment. Updating at a low frequency reduces hardware wear but easily leads to poor temperature control.</w:t>
+        <w:t xml:space="preserve">Nowadays, deep reinforcement learning (DRL) has shown strong potential in HVAC control because it can make adaptive decisions without relying on a predefined model. By interacting directly with complex and changing environments, DRL can learn and adapt to nonlinear operating conditions. Predictive DRL further advances by using temporal features, which improves the agent’s ability to anticipate future changes and helps reduce the control lag caused by the large thermal inertia of buildings. However, in practical deployment, current DRL methods are still limited by the common time triggered control (TTC) scheme, where the agent samples states and updates actions at a fixed clock cycle which ignores the fact that building thermal loads do not evolve at a uniform rate over time. As a result, there is an inherent trade-off between response speed and control cost: frequent updates can react quickly to disturbances, but they also increase computation cost and actuator wear, while infrequent updates reduce wear but often hurt temperature control accuracy.</w:t>
       </w:r>
     </w:p>
     <w:p>
@@ -292,7 +271,7 @@
         <w:pStyle w:val="BodyText"/>
       </w:pPr>
       <w:r>
-        <w:t xml:space="preserve">The event triggered control (ETC) mechanism was created to reduce the extra computation and equipment wear caused by TTC. ETC uses on demand decision making and only updates the control system when the system conditions change significantly. This sparse control method breaks free from the strict limits of fixed time steps and offers a practical way to balance response speed and control cost. However, most current ETC methods rely on static rules based on expert experience, such as setting fixed temperature deadbands or load fluctuation limits. These static triggering mechanisms lack the ability to adapt when faced with real building environments that are highly nonlinear and constantly changing. They struggle to adjust to differences in thermal inertia between buildings or performance changes as equipment gets older. As a result, they easily cause frequent false alarms or delayed control responses.</w:t>
+        <w:t xml:space="preserve">The event triggered control (ETC) mechanism was developed to reduce the extra computation and equipment wear caused by TTC. By following an on-demand decision making approach that updates the control system only when the system state changes significantly, ETC overcomes the constraint of TTC and provides a practical way to balance response speed and control cost. However, most existing ETC methods still rely on static rules set by experts, such as fixed temperature deadbands or load fluctuation thresholds. Such static triggering schemes cannot adapt well to real building environments that are highly nonlinear and time varying. They also struggle to handle differences in thermal inertia across buildings and performance drift caused by equipment aging leading to frequent false triggers or delayed control responses.</w:t>
       </w:r>
     </w:p>
     <w:p>
@@ -320,7 +299,7 @@
         <w:pStyle w:val="BodyText"/>
       </w:pPr>
       <w:r>
-        <w:t xml:space="preserve">Driven by these motivations, this paper proposes a new HVAC control framework that combines time series prediction with unsupervised dynamic event triggering (ET-PRL). The main contributions of this paper are as follows:</w:t>
+        <w:t xml:space="preserve">Driven by these motivations, this paper proposes a new HVAC control framework that combines time series prediction with unsupervised dynamic event triggering (ET-PRL). ET-PRL employs a data-driven approach to dynamically learn triggering rules from operational data, enabling adaptive sensitivity across diverse building characteristics and operating conditions. By seamlessly integrating predictive features with an adaptive gating mechanism, the framework maintains full control capability during critical disturbances while suppressing redundant updates during stable periods. The main contributions of this paper are as follows:</w:t>
       </w:r>
     </w:p>
     <w:p>
@@ -595,7 +574,7 @@
         <w:pStyle w:val="BodyText"/>
       </w:pPr>
       <w:r>
-        <w:t xml:space="preserve">Coordinated control between energy efficiency optimization and thermal comfort assurance in building HVAC systems has long faced engineering challenges. To address the requirements of building energy consumption growth and operational stability, traditional research mainly adopts classic methods such as rule-based control (RBC) and proportional-integral-derivative (PID) [1]. Among them, Choi et al. [2] improved the operability of HVAC rule-based control through optimization-informed rule extraction, Lee et al. [3] applied deep reinforcement learning to PID parameter tuning to improve tracking performance; additionally, Chojecki et al. [4] further introduced fuzzy control concepts to enhance the adaptability of traditional controllers under specific operating conditions. Although these methods are easy to deploy and highly reliable in industrial scenarios, their core still relies on static rules or linear feedback assumptions. They struggle to fully capture the nonlinear coupling, time-varying disturbances, and large lag characteristics in building thermal environments, making it difficult to balance energy saving and comfort simultaneously under complex operation and maintenance conditions [5].</w:t>
+        <w:t xml:space="preserve">Coordinated control of energy efficiency and thermal comfort in building HVAC systems has long been a major engineering challenge. To address rising building energy demand and requirements for stable operation, early studies mainly relied on classic methods such as rule-based control (RBC) and proportional-integral-derivative (PID) control [1]. Choi et al. [2] improved the practicality of HVAC rule-based control through optimization-informed rule extraction. Lee et al. [3] used deep reinforcement learning to tune PID parameters and improve tracking performance. Chojecki et al. [4] further introduced fuzzy control to improve adaptability under specific operating conditions. Although these methods are easy to deploy and reliable in industrial settings, they still depend on static rules or linear feedback assumptions. As a result, they have limited ability to represent nonlinear coupling, time-varying disturbances, and long thermal delays in buildings, and they often struggle to maintain both energy savings and comfort under complex operation and maintenance conditions [5].</w:t>
       </w:r>
     </w:p>
     <w:p>
@@ -633,7 +612,7 @@
         <w:rPr>
           <w:rFonts w:hint="eastAsia"/>
         </w:rPr>
-        <w:t xml:space="preserve">系统展示了深度强化学习在多区域低层控制中的应用潜力；Wang</w:t>
+        <w:t xml:space="preserve">系统展示了深度强化学习在多区域底层控制中的应用潜力；Wang</w:t>
       </w:r>
       <w:r>
         <w:t xml:space="preserve"> </w:t>
@@ -678,7 +657,7 @@
         <w:rPr>
           <w:rFonts w:hint="eastAsia"/>
         </w:rPr>
-        <w:t xml:space="preserve">等范式构建了从高维传感状态到控制动作的映射，验证了强化学习在复杂场景中的优化优势。然而，标准强化学习多采用基于当前观测的反应式决策，在具有显著热惯性与时滞的系统中容易出现控制滞后与振荡</w:t>
+        <w:t xml:space="preserve">等范式构建了从高维传感状态到控制动作的映射，验证了强化学习在复杂场景中的优化优势。然而，强化学习多采用基于当前观测的反应式决策，在具有显著热惯性与时滞的系统中容易出现控制滞后与振荡</w:t>
       </w:r>
       <w:r>
         <w:t xml:space="preserve"> </w:t>
@@ -722,7 +701,7 @@
         <w:pStyle w:val="BodyText"/>
       </w:pPr>
       <w:r>
-        <w:t xml:space="preserve">To break through the bottlenecks of traditional control in modeling and adaptability, data-driven methods have gradually become an important direction for HVAC intelligent control. Savino et al. [6] systematically demonstrated the application potential of deep reinforcement learning in multi-zone low-level control. Wang and Lin [7] as well as Zhuang et al. [8] constructed mappings from high-dimensional sensing states to control actions based on paradigms such as DQN and DDPG respectively, verifying the optimization advantages of reinforcement learning in complex scenarios. However, standard reinforcement learning mostly adopts reactive decision-making based on current observations, which easily leads to control lag and oscillation in systems with significant thermal inertia and time delay [9]. To address this, Li et al. [10] integrated temporal models such as LSTM into the decision-making process, enhancing the strategy’s perception of environmental evolution by introducing forward-looking prediction information and improving control stability to a certain extent.</w:t>
+        <w:t xml:space="preserve">To overcome the modeling and adaptability limits of traditional control, data-driven methods have become an important direction for intelligent HVAC control. Savino et al. [6] demonstrated the potential of deep reinforcement learning for low-level control in multi-zone buildings. Wang et al. [7] and Zhuang et al. [8] used DQN- and DDPG-based frameworks to learn mappings from high-dimensional sensor states to control actions, confirming the optimization benefits of reinforcement learning in complex scenarios. However, most reinforcement learning methods rely mainly on current observations, which can lead to control delay and oscillation in systems with strong thermal inertia and time lag [9]. To mitigate this issue, Li et al. [10] integrated temporal models such as LSTM into the decision process improving awareness of system evolution and partially improved control stability.</w:t>
       </w:r>
     </w:p>
     <w:p>
@@ -799,13 +778,7 @@
         <w:t xml:space="preserve">在工程落地中仍普遍依赖专家设定的静态阈值规则。面对建筑热特性漂移、气候波动与设备老化等非平稳因素，固定阈值往往难以兼顾灵敏性与稳定性，容易产生过度触发或响应迟滞，进而影响计算效率与舒适度表现</w:t>
       </w:r>
       <w:r>
-        <w:t xml:space="preserve"> </w:t>
-      </w:r>
-      <w:r>
-        <w:rPr>
-          <w:rFonts w:hint="eastAsia"/>
-        </w:rPr>
-        <w:t xml:space="preserve">[14]。这也说明构建数据驱动的动态事件定义机制具有现实必要性。</w:t>
+        <w:t xml:space="preserve"> [14]。</w:t>
       </w:r>
     </w:p>
     <w:p>
@@ -813,7 +786,7 @@
         <w:pStyle w:val="BodyText"/>
       </w:pPr>
       <w:r>
-        <w:t xml:space="preserve">While control strategies continue to evolve from rule-driven to data-driven, how to reduce redundant computation and actuator wear has become another key issue. The research by Liu et al. [11] and Xue et al. [12] shows that event-triggered control (ETC) can trigger control and communication only when states exceed limits or events occur through an on-demand update mechanism, thereby effectively reducing invalid updates in TTC. At the same time, Liu et al. [13] pointed out that existing ETC still generally relies on static threshold rules set by experts in engineering implementation. Facing non-stationary factors such as building thermal characteristic drift, climate fluctuations, and equipment aging, fixed thresholds often struggle to balance sensitivity and stability, easily causing excessive triggering or response lag, which in turn affects computational efficiency and comfort performance [14]. This also indicates the practical necessity of constructing data-driven dynamic event definition mechanisms.</w:t>
+        <w:t xml:space="preserve">As control strategies have evolved from rule-driven to data-driven methods, reducing redundant computation and actuator wear has become another key issue. Liu et al. [11] and Xue et al. [12] showed that event-triggered control (ETC) updates control and communication only when the state exceeds a threshold or a defined event occurs, thereby reducing unnecessary updates in TTC. At the same time, Liu et al. [13] pointed out that ETC methods in practical deployment still rely heavily on expert-defined static threshold rules. Under non-stationary factors such as drift in building thermal characteristics, climate variation, and equipment aging, fixed thresholds usually cannot balance sensitivity and stability, which can lead to excessive triggering or delayed responses and thus weaken computational efficiency and comfort performance [14].</w:t>
       </w:r>
     </w:p>
     <w:p>
@@ -850,7 +823,7 @@
         <w:pStyle w:val="BodyText"/>
       </w:pPr>
       <w:r>
-        <w:t xml:space="preserve">Based on the above research progress, this paper reconstructs the HVAC event triggering process as an online unsupervised anomaly detection problem and proposes an on-demand control framework (ET-PRL) that couples dynamic gating with predictive reinforcement learning. Compared with traditional methods that rely on static rules and existing ETC schemes, this paper achieves dynamic updates of triggering conditions through streaming feature tracking and adaptive threshold determination, reducing dependence on manual experience and improving adaptability to long-term concept drift. Unlike fixed-step reinforcement learning, this framework further decouples decision timing in an event-driven manner. While reducing redundant inference and equipment wear, it uses predictive features to compensate for observation blind spots under sparse control, ultimately achieving an effective trade-off between control performance and execution cost in real building non-stationary operating conditions.</w:t>
+        <w:t xml:space="preserve">Building on these studies, this paper reformulates HVAC event triggering as an online unsupervised anomaly detection problem and proposes ET-PRL, an on-demand framework that combines dynamic gating with predictive reinforcement learning. Compared with fixed-step reinforcement learning, ET-PRL decouples decision timing through event-driven execution, thereby reducing redundant inference and equipment wear. ET-PRL also introduces streaming feature tracking and adaptive thresholding to update triggering conditions, making it less dependent on manual tuning and more robust to long-term concept drift than existing ETC schemes and traditional static-rule methods. By further incorporating predictive features to alleviate observation blind spots under sparse control, the framework achieves a practical balance between control performance and execution cost under non-stationary building operating conditions.</w:t>
       </w:r>
     </w:p>
     <w:p>
@@ -11022,7 +10995,7 @@
     </w:p>
     <w:bookmarkEnd w:id="15"/>
     <w:bookmarkEnd w:id="16"/>
-    <w:bookmarkStart w:id="19" w:name="案例系统与仿真环境"/>
+    <w:bookmarkStart w:id="25" w:name="案例系统与仿真环境"/>
     <w:p>
       <w:pPr>
         <w:pStyle w:val="Heading1"/>
@@ -12203,7 +12176,7 @@
       </w:r>
     </w:p>
     <w:bookmarkEnd w:id="17"/>
-    <w:bookmarkStart w:id="18" w:name="气象与负荷数据集特征"/>
+    <w:bookmarkStart w:id="24" w:name="气象与负荷数据集特征"/>
     <w:p>
       <w:pPr>
         <w:pStyle w:val="Heading2"/>
@@ -12822,45 +12795,64 @@
         <w:t xml:space="preserve">可知，该数据集同时具备显著时序周期性与非线性联合分布特征，可为门控机制中的联合特征建模与动态判别提供数据依据。</w:t>
       </w:r>
     </w:p>
-    <w:tbl>
-      <w:tblPr>
-        <w:tblStyle w:val="FigureTable"/>
-        <w:tblW w:type="auto" w:w="0"/>
-        <w:jc w:val="center"/>
-        <w:tblLook w:firstRow="0" w:lastRow="0" w:firstColumn="0" w:lastColumn="0"/>
-      </w:tblPr>
-      <w:tblGrid>
-        <w:gridCol w:w="7920"/>
-      </w:tblGrid>
-      <w:tr>
-        <w:tc>
-          <w:tcPr/>
-          <w:p>
-            <w:pPr>
-              <w:pStyle w:val="Compact"/>
-              <w:jc w:val="center"/>
-            </w:pPr>
-            <w:r>
-              <w:rPr>
-                <w:rFonts w:hint="eastAsia"/>
-              </w:rPr>
-              <w:t xml:space="preserve">图</w:t>
-            </w:r>
-            <w:r>
-              <w:t xml:space="preserve"> 4-2-1 </w:t>
-            </w:r>
-            <w:r>
-              <w:rPr>
-                <w:rFonts w:hint="eastAsia"/>
-              </w:rPr>
-              <w:t xml:space="preserve">数据集时序特征可视化（全时段序列与日内统计轮廓）</w:t>
-            </w:r>
-          </w:p>
-        </w:tc>
-      </w:tr>
-    </w:tbl>
     <w:p>
       <w:pPr>
+        <w:pStyle w:val="CaptionedFigure"/>
+      </w:pPr>
+      <w:r>
+        <w:drawing>
+          <wp:inline>
+            <wp:extent cx="5334000" cy="3426797"/>
+            <wp:effectExtent b="0" l="0" r="0" t="0"/>
+            <wp:docPr descr="图 4-2-1 数据集时序特征可视化（全时段序列与日内统计轮廓）" title="" id="19" name="Picture"/>
+            <a:graphic>
+              <a:graphicData uri="http://schemas.openxmlformats.org/drawingml/2006/picture">
+                <pic:pic>
+                  <pic:nvPicPr>
+                    <pic:cNvPr descr="../pics/fig_4_2_1_dataset_temporal_characteristics.svg" id="20" name="Picture"/>
+                    <pic:cNvPicPr>
+                      <a:picLocks noChangeArrowheads="1" noChangeAspect="1"/>
+                    </pic:cNvPicPr>
+                  </pic:nvPicPr>
+                  <pic:blipFill>
+                    <a:blip>
+                      <a:extLst>
+                        <a:ext uri="{28A0092B-C50C-407E-A947-70E740481C1C}">
+                          <a14:useLocalDpi xmlns:a14="http://schemas.microsoft.com/office/drawing/2010/main" val="0"/>
+                        </a:ext>
+                        <a:ext uri="{96DAC541-7B7A-43D3-8B79-37D633B846F1}">
+                          <asvg:svgBlip xmlns:asvg="http://schemas.microsoft.com/office/drawing/2016/SVG/main" r:embed="rId18"/>
+                        </a:ext>
+                      </a:extLst>
+                    </a:blip>
+                    <a:stretch>
+                      <a:fillRect/>
+                    </a:stretch>
+                  </pic:blipFill>
+                  <pic:spPr bwMode="auto">
+                    <a:xfrm>
+                      <a:off x="0" y="0"/>
+                      <a:ext cx="5334000" cy="3426797"/>
+                    </a:xfrm>
+                    <a:prstGeom prst="rect">
+                      <a:avLst/>
+                    </a:prstGeom>
+                    <a:noFill/>
+                    <a:ln w="9525">
+                      <a:noFill/>
+                      <a:headEnd/>
+                      <a:tailEnd/>
+                    </a:ln>
+                  </pic:spPr>
+                </pic:pic>
+              </a:graphicData>
+            </a:graphic>
+          </wp:inline>
+        </w:drawing>
+      </w:r>
+    </w:p>
+    <w:p>
+      <w:pPr>
         <w:pStyle w:val="ImageCaption"/>
       </w:pPr>
       <w:r>
@@ -12879,43 +12871,62 @@
         <w:t xml:space="preserve">数据集时序特征可视化（全时段序列与日内统计轮廓）</w:t>
       </w:r>
     </w:p>
-    <w:tbl>
-      <w:tblPr>
-        <w:tblStyle w:val="FigureTable"/>
-        <w:tblW w:type="auto" w:w="0"/>
-        <w:jc w:val="center"/>
-        <w:tblLook w:firstRow="0" w:lastRow="0" w:firstColumn="0" w:lastColumn="0"/>
-      </w:tblPr>
-      <w:tblGrid>
-        <w:gridCol w:w="7920"/>
-      </w:tblGrid>
-      <w:tr>
-        <w:tc>
-          <w:tcPr/>
-          <w:p>
-            <w:pPr>
-              <w:pStyle w:val="Compact"/>
-              <w:jc w:val="center"/>
-            </w:pPr>
-            <w:r>
-              <w:rPr>
-                <w:rFonts w:hint="eastAsia"/>
-              </w:rPr>
-              <w:t xml:space="preserve">图</w:t>
-            </w:r>
-            <w:r>
-              <w:t xml:space="preserve"> 4-2-2 </w:t>
-            </w:r>
-            <w:r>
-              <w:rPr>
-                <w:rFonts w:hint="eastAsia"/>
-              </w:rPr>
-              <w:t xml:space="preserve">数据集分布与特征依赖关系可视化</w:t>
-            </w:r>
-          </w:p>
-        </w:tc>
-      </w:tr>
-    </w:tbl>
+    <w:p>
+      <w:pPr>
+        <w:pStyle w:val="CaptionedFigure"/>
+      </w:pPr>
+      <w:r>
+        <w:drawing>
+          <wp:inline>
+            <wp:extent cx="5334000" cy="1530032"/>
+            <wp:effectExtent b="0" l="0" r="0" t="0"/>
+            <wp:docPr descr="图 4-2-2 数据集分布与特征依赖关系可视化" title="" id="22" name="Picture"/>
+            <a:graphic>
+              <a:graphicData uri="http://schemas.openxmlformats.org/drawingml/2006/picture">
+                <pic:pic>
+                  <pic:nvPicPr>
+                    <pic:cNvPr descr="../pics/fig_4_2_2_dataset_distribution_and_correlation.svg" id="23" name="Picture"/>
+                    <pic:cNvPicPr>
+                      <a:picLocks noChangeArrowheads="1" noChangeAspect="1"/>
+                    </pic:cNvPicPr>
+                  </pic:nvPicPr>
+                  <pic:blipFill>
+                    <a:blip>
+                      <a:extLst>
+                        <a:ext uri="{28A0092B-C50C-407E-A947-70E740481C1C}">
+                          <a14:useLocalDpi xmlns:a14="http://schemas.microsoft.com/office/drawing/2010/main" val="0"/>
+                        </a:ext>
+                        <a:ext uri="{96DAC541-7B7A-43D3-8B79-37D633B846F1}">
+                          <asvg:svgBlip xmlns:asvg="http://schemas.microsoft.com/office/drawing/2016/SVG/main" r:embed="rId21"/>
+                        </a:ext>
+                      </a:extLst>
+                    </a:blip>
+                    <a:stretch>
+                      <a:fillRect/>
+                    </a:stretch>
+                  </pic:blipFill>
+                  <pic:spPr bwMode="auto">
+                    <a:xfrm>
+                      <a:off x="0" y="0"/>
+                      <a:ext cx="5334000" cy="1530032"/>
+                    </a:xfrm>
+                    <a:prstGeom prst="rect">
+                      <a:avLst/>
+                    </a:prstGeom>
+                    <a:noFill/>
+                    <a:ln w="9525">
+                      <a:noFill/>
+                      <a:headEnd/>
+                      <a:tailEnd/>
+                    </a:ln>
+                  </pic:spPr>
+                </pic:pic>
+              </a:graphicData>
+            </a:graphic>
+          </wp:inline>
+        </w:drawing>
+      </w:r>
+    </w:p>
     <w:p>
       <w:pPr>
         <w:pStyle w:val="ImageCaption"/>
@@ -13044,9 +13055,9 @@
         <w:t xml:space="preserve"> 70:15:15。</w:t>
       </w:r>
     </w:p>
-    <w:bookmarkEnd w:id="18"/>
-    <w:bookmarkEnd w:id="19"/>
-    <w:bookmarkStart w:id="22" w:name="实验及结果"/>
+    <w:bookmarkEnd w:id="24"/>
+    <w:bookmarkEnd w:id="25"/>
+    <w:bookmarkStart w:id="49" w:name="实验及结果"/>
     <w:p>
       <w:pPr>
         <w:pStyle w:val="Heading1"/>
@@ -13061,7 +13072,7 @@
         <w:t xml:space="preserve">实验及结果</w:t>
       </w:r>
     </w:p>
-    <w:bookmarkStart w:id="20" w:name="实验设置-experimental-setup"/>
+    <w:bookmarkStart w:id="29" w:name="实验设置-experimental-setup"/>
     <w:p>
       <w:pPr>
         <w:pStyle w:val="Heading2"/>
@@ -17524,65 +17535,84 @@
         <w:t xml:space="preserve">训练模型，仅在动作更新时间调度与触发机制上存在差异。</w:t>
       </w:r>
     </w:p>
-    <w:tbl>
-      <w:tblPr>
-        <w:tblStyle w:val="FigureTable"/>
-        <w:tblW w:type="auto" w:w="0"/>
-        <w:jc w:val="center"/>
-        <w:tblLook w:firstRow="0" w:lastRow="0" w:firstColumn="0" w:lastColumn="0"/>
-      </w:tblPr>
-      <w:tblGrid>
-        <w:gridCol w:w="7920"/>
-      </w:tblGrid>
-      <w:tr>
-        <w:tc>
-          <w:tcPr/>
-          <w:p>
-            <w:pPr>
-              <w:pStyle w:val="Compact"/>
-              <w:jc w:val="center"/>
-            </w:pPr>
-            <w:r>
-              <w:rPr>
-                <w:rFonts w:hint="eastAsia"/>
-              </w:rPr>
-              <w:t xml:space="preserve">图</w:t>
-            </w:r>
-            <w:r>
-              <w:t xml:space="preserve"> 5-1-1 TTC-RL </w:t>
-            </w:r>
-            <w:r>
-              <w:rPr>
-                <w:rFonts w:hint="eastAsia"/>
-              </w:rPr>
-              <w:t xml:space="preserve">基线训练奖励曲线</w:t>
-            </w:r>
-          </w:p>
-        </w:tc>
-      </w:tr>
-    </w:tbl>
     <w:p>
       <w:pPr>
-        <w:pStyle w:val="ImageCaption"/>
-      </w:pPr>
-      <w:r>
-        <w:rPr>
-          <w:rFonts w:hint="eastAsia"/>
-        </w:rPr>
-        <w:t xml:space="preserve">图</w:t>
-      </w:r>
-      <w:r>
-        <w:t xml:space="preserve"> 5-1-1 TTC-RL </w:t>
-      </w:r>
-      <w:r>
-        <w:rPr>
-          <w:rFonts w:hint="eastAsia"/>
-        </w:rPr>
-        <w:t xml:space="preserve">基线训练奖励曲线</w:t>
+        <w:pStyle w:val="CaptionedFigure"/>
+      </w:pPr>
+      <w:r>
+        <w:drawing>
+          <wp:inline>
+            <wp:extent cx="2695575" cy="1971675"/>
+            <wp:effectExtent b="0" l="0" r="0" t="0"/>
+            <wp:docPr descr="图 5-1-1 TTC-RL 基线训练奖励曲线" title="" id="27" name="Picture"/>
+            <a:graphic>
+              <a:graphicData uri="http://schemas.openxmlformats.org/drawingml/2006/picture">
+                <pic:pic>
+                  <pic:nvPicPr>
+                    <pic:cNvPr descr="../pics/fig_5_1_1_ttc_rl_training_curves.svg" id="28" name="Picture"/>
+                    <pic:cNvPicPr>
+                      <a:picLocks noChangeArrowheads="1" noChangeAspect="1"/>
+                    </pic:cNvPicPr>
+                  </pic:nvPicPr>
+                  <pic:blipFill>
+                    <a:blip>
+                      <a:extLst>
+                        <a:ext uri="{28A0092B-C50C-407E-A947-70E740481C1C}">
+                          <a14:useLocalDpi xmlns:a14="http://schemas.microsoft.com/office/drawing/2010/main" val="0"/>
+                        </a:ext>
+                        <a:ext uri="{96DAC541-7B7A-43D3-8B79-37D633B846F1}">
+                          <asvg:svgBlip xmlns:asvg="http://schemas.microsoft.com/office/drawing/2016/SVG/main" r:embed="rId26"/>
+                        </a:ext>
+                      </a:extLst>
+                    </a:blip>
+                    <a:stretch>
+                      <a:fillRect/>
+                    </a:stretch>
+                  </pic:blipFill>
+                  <pic:spPr bwMode="auto">
+                    <a:xfrm>
+                      <a:off x="0" y="0"/>
+                      <a:ext cx="2695575" cy="1971675"/>
+                    </a:xfrm>
+                    <a:prstGeom prst="rect">
+                      <a:avLst/>
+                    </a:prstGeom>
+                    <a:noFill/>
+                    <a:ln w="9525">
+                      <a:noFill/>
+                      <a:headEnd/>
+                      <a:tailEnd/>
+                    </a:ln>
+                  </pic:spPr>
+                </pic:pic>
+              </a:graphicData>
+            </a:graphic>
+          </wp:inline>
+        </w:drawing>
       </w:r>
     </w:p>
     <w:p>
       <w:pPr>
+        <w:pStyle w:val="ImageCaption"/>
+      </w:pPr>
+      <w:r>
+        <w:rPr>
+          <w:rFonts w:hint="eastAsia"/>
+        </w:rPr>
+        <w:t xml:space="preserve">图</w:t>
+      </w:r>
+      <w:r>
+        <w:t xml:space="preserve"> 5-1-1 TTC-RL </w:t>
+      </w:r>
+      <w:r>
+        <w:rPr>
+          <w:rFonts w:hint="eastAsia"/>
+        </w:rPr>
+        <w:t xml:space="preserve">基线训练奖励曲线</w:t>
+      </w:r>
+    </w:p>
+    <w:p>
+      <w:pPr>
         <w:pStyle w:val="BodyText"/>
       </w:pPr>
       <w:r>
@@ -17601,8 +17631,8 @@
         <w:t xml:space="preserve">基线训练奖励曲线</w:t>
       </w:r>
     </w:p>
-    <w:bookmarkEnd w:id="20"/>
-    <w:bookmarkStart w:id="21" w:name="实验结果分析"/>
+    <w:bookmarkEnd w:id="29"/>
+    <w:bookmarkStart w:id="48" w:name="实验结果分析"/>
     <w:p>
       <w:pPr>
         <w:pStyle w:val="Heading2"/>
@@ -19891,108 +19921,62 @@
         <w:t xml:space="preserve">在动作空间上的再分配特征。</w:t>
       </w:r>
     </w:p>
-    <w:tbl>
-      <w:tblPr>
-        <w:tblStyle w:val="FigureTable"/>
-        <w:tblW w:type="auto" w:w="0"/>
-        <w:jc w:val="center"/>
-        <w:tblLook w:firstRow="0" w:lastRow="0" w:firstColumn="0" w:lastColumn="0"/>
-      </w:tblPr>
-      <w:tblGrid>
-        <w:gridCol w:w="7920"/>
-      </w:tblGrid>
-      <w:tr>
-        <w:tc>
-          <w:tcPr/>
-          <w:p>
-            <w:pPr>
-              <w:pStyle w:val="Compact"/>
-              <w:jc w:val="center"/>
-            </w:pPr>
-            <w:r>
-              <w:rPr>
-                <w:rFonts w:hint="eastAsia"/>
-              </w:rPr>
-              <w:t xml:space="preserve">图</w:t>
-            </w:r>
-            <w:r>
-              <w:t xml:space="preserve"> 5-2-1 ET-PRL、TTC-RL-1 </w:t>
-            </w:r>
-            <w:r>
-              <w:rPr>
-                <w:rFonts w:hint="eastAsia"/>
-              </w:rPr>
-              <w:t xml:space="preserve">与</w:t>
-            </w:r>
-            <w:r>
-              <w:t xml:space="preserve"> ST-ETC </w:t>
-            </w:r>
-            <w:r>
-              <w:rPr>
-                <w:rFonts w:hint="eastAsia"/>
-              </w:rPr>
-              <w:t xml:space="preserve">的</w:t>
-            </w:r>
-            <w:r>
-              <w:t xml:space="preserve"> </w:t>
-            </w:r>
-            <m:oMath>
-              <m:sSub>
-                <m:e>
-                  <m:r>
-                    <m:t>T</m:t>
-                  </m:r>
-                </m:e>
-                <m:sub>
-                  <m:r>
-                    <m:rPr>
-                      <m:sty m:val="p"/>
-                    </m:rPr>
-                    <m:t>c</m:t>
-                  </m:r>
-                  <m:r>
-                    <m:rPr>
-                      <m:sty m:val="p"/>
-                    </m:rPr>
-                    <m:t>h</m:t>
-                  </m:r>
-                  <m:r>
-                    <m:rPr>
-                      <m:sty m:val="p"/>
-                    </m:rPr>
-                    <m:t>w</m:t>
-                  </m:r>
-                  <m:r>
-                    <m:rPr>
-                      <m:sty m:val="p"/>
-                    </m:rPr>
-                    <m:t>s</m:t>
-                  </m:r>
-                </m:sub>
-              </m:sSub>
-            </m:oMath>
-            <w:r>
-              <w:t xml:space="preserve"> </w:t>
-            </w:r>
-            <w:r>
-              <w:rPr>
-                <w:rFonts w:hint="eastAsia"/>
-              </w:rPr>
-              <w:t xml:space="preserve">窗口分布对比（每个柱表示</w:t>
-            </w:r>
-            <w:r>
-              <w:t xml:space="preserve"> 10 </w:t>
-            </w:r>
-            <w:r>
-              <w:rPr>
-                <w:rFonts w:hint="eastAsia"/>
-              </w:rPr>
-              <w:t xml:space="preserve">小时窗口内动作比例）</w:t>
-            </w:r>
-          </w:p>
-        </w:tc>
-      </w:tr>
-    </w:tbl>
+    <w:p>
+      <w:pPr>
+        <w:pStyle w:val="CaptionedFigure"/>
+      </w:pPr>
+      <w:r>
+        <w:drawing>
+          <wp:inline>
+            <wp:extent cx="5334000" cy="2714831"/>
+            <wp:effectExtent b="0" l="0" r="0" t="0"/>
+            <wp:docPr descr="图 5-2-1 ET-PRL、TTC-RL-1 与 ST-ETC 的 T_{\mathrm{chws}} 窗口分布对比（每个柱表示 10 小时窗口内动作比例）" title="" id="31" name="Picture"/>
+            <a:graphic>
+              <a:graphicData uri="http://schemas.openxmlformats.org/drawingml/2006/picture">
+                <pic:pic>
+                  <pic:nvPicPr>
+                    <pic:cNvPr descr="../pics/fig_5_2_1_t_chws_macro_distribution.svg" id="32" name="Picture"/>
+                    <pic:cNvPicPr>
+                      <a:picLocks noChangeArrowheads="1" noChangeAspect="1"/>
+                    </pic:cNvPicPr>
+                  </pic:nvPicPr>
+                  <pic:blipFill>
+                    <a:blip>
+                      <a:extLst>
+                        <a:ext uri="{28A0092B-C50C-407E-A947-70E740481C1C}">
+                          <a14:useLocalDpi xmlns:a14="http://schemas.microsoft.com/office/drawing/2010/main" val="0"/>
+                        </a:ext>
+                        <a:ext uri="{96DAC541-7B7A-43D3-8B79-37D633B846F1}">
+                          <asvg:svgBlip xmlns:asvg="http://schemas.microsoft.com/office/drawing/2016/SVG/main" r:embed="rId30"/>
+                        </a:ext>
+                      </a:extLst>
+                    </a:blip>
+                    <a:stretch>
+                      <a:fillRect/>
+                    </a:stretch>
+                  </pic:blipFill>
+                  <pic:spPr bwMode="auto">
+                    <a:xfrm>
+                      <a:off x="0" y="0"/>
+                      <a:ext cx="5334000" cy="2714831"/>
+                    </a:xfrm>
+                    <a:prstGeom prst="rect">
+                      <a:avLst/>
+                    </a:prstGeom>
+                    <a:noFill/>
+                    <a:ln w="9525">
+                      <a:noFill/>
+                      <a:headEnd/>
+                      <a:tailEnd/>
+                    </a:ln>
+                  </pic:spPr>
+                </pic:pic>
+              </a:graphicData>
+            </a:graphic>
+          </wp:inline>
+        </w:drawing>
+      </w:r>
+    </w:p>
     <w:p>
       <w:pPr>
         <w:pStyle w:val="ImageCaption"/>
@@ -20311,132 +20295,62 @@
         <w:t xml:space="preserve">的流式双层动态阈值可在线校正触发边界，过滤高频噪声触发，为高设定温度动作提供更连续的执行窗口，从而实现更显著的动作空间再分配。</w:t>
       </w:r>
     </w:p>
-    <w:tbl>
-      <w:tblPr>
-        <w:tblStyle w:val="FigureTable"/>
-        <w:tblW w:type="auto" w:w="0"/>
-        <w:jc w:val="center"/>
-        <w:tblLook w:firstRow="0" w:lastRow="0" w:firstColumn="0" w:lastColumn="0"/>
-      </w:tblPr>
-      <w:tblGrid>
-        <w:gridCol w:w="7920"/>
-      </w:tblGrid>
-      <w:tr>
-        <w:tc>
-          <w:tcPr/>
-          <w:p>
-            <w:pPr>
-              <w:pStyle w:val="Compact"/>
-              <w:jc w:val="center"/>
-            </w:pPr>
-            <w:r>
-              <w:rPr>
-                <w:rFonts w:hint="eastAsia"/>
-              </w:rPr>
-              <w:t xml:space="preserve">图</w:t>
-            </w:r>
-            <w:r>
-              <w:t xml:space="preserve"> 5-2-2 </w:t>
-            </w:r>
-            <w:r>
-              <w:rPr>
-                <w:rFonts w:hint="eastAsia"/>
-              </w:rPr>
-              <w:t xml:space="preserve">事件触发局部响应与全局差值频次统计：面板(a)为</w:t>
-            </w:r>
-            <w:r>
-              <w:t xml:space="preserve"> 65h-85h </w:t>
-            </w:r>
-            <w:r>
-              <w:rPr>
-                <w:rFonts w:hint="eastAsia"/>
-              </w:rPr>
-              <w:t xml:space="preserve">窗口内冷负荷与绝对设定值轨迹，面板(b)为</w:t>
-            </w:r>
-            <w:r>
-              <w:t xml:space="preserve"> ST-ETC </w:t>
-            </w:r>
-            <w:r>
-              <w:rPr>
-                <w:rFonts w:hint="eastAsia"/>
-              </w:rPr>
-              <w:t xml:space="preserve">与</w:t>
-            </w:r>
-            <w:r>
-              <w:t xml:space="preserve"> ET-PRL </w:t>
-            </w:r>
-            <w:r>
-              <w:rPr>
-                <w:rFonts w:hint="eastAsia"/>
-              </w:rPr>
-              <w:t xml:space="preserve">相对</w:t>
-            </w:r>
-            <w:r>
-              <w:t xml:space="preserve"> TTC-RL-1 </w:t>
-            </w:r>
-            <w:r>
-              <w:rPr>
-                <w:rFonts w:hint="eastAsia"/>
-              </w:rPr>
-              <w:t xml:space="preserve">的</w:t>
-            </w:r>
-            <w:r>
-              <w:t xml:space="preserve"> </w:t>
-            </w:r>
-            <m:oMath>
-              <m:r>
-                <m:rPr>
-                  <m:sty m:val="p"/>
-                </m:rPr>
-                <m:t>Δ</m:t>
-              </m:r>
-              <m:sSub>
-                <m:e>
-                  <m:r>
-                    <m:t>T</m:t>
-                  </m:r>
-                </m:e>
-                <m:sub>
-                  <m:r>
-                    <m:rPr>
-                      <m:sty m:val="p"/>
-                    </m:rPr>
-                    <m:t>c</m:t>
-                  </m:r>
-                  <m:r>
-                    <m:rPr>
-                      <m:sty m:val="p"/>
-                    </m:rPr>
-                    <m:t>h</m:t>
-                  </m:r>
-                  <m:r>
-                    <m:rPr>
-                      <m:sty m:val="p"/>
-                    </m:rPr>
-                    <m:t>w</m:t>
-                  </m:r>
-                  <m:r>
-                    <m:rPr>
-                      <m:sty m:val="p"/>
-                    </m:rPr>
-                    <m:t>s</m:t>
-                  </m:r>
-                </m:sub>
-              </m:sSub>
-            </m:oMath>
-            <w:r>
-              <w:t xml:space="preserve"> </w:t>
-            </w:r>
-            <w:r>
-              <w:rPr>
-                <w:rFonts w:hint="eastAsia"/>
-              </w:rPr>
-              <w:t xml:space="preserve">对数频次分布</w:t>
-            </w:r>
-          </w:p>
-        </w:tc>
-      </w:tr>
-    </w:tbl>
+    <w:p>
+      <w:pPr>
+        <w:pStyle w:val="CaptionedFigure"/>
+      </w:pPr>
+      <w:r>
+        <w:drawing>
+          <wp:inline>
+            <wp:extent cx="5334000" cy="2026919"/>
+            <wp:effectExtent b="0" l="0" r="0" t="0"/>
+            <wp:docPr descr="图 5-2-2 事件触发局部响应与全局差值频次统计：面板(a)为 65h-85h 窗口内冷负荷与绝对设定值轨迹，面板(b)为 ST-ETC 与 ET-PRL 相对 TTC-RL-1 的 \Delta T_{\mathrm{chws}} 对数频次分布" title="" id="34" name="Picture"/>
+            <a:graphic>
+              <a:graphicData uri="http://schemas.openxmlformats.org/drawingml/2006/picture">
+                <pic:pic>
+                  <pic:nvPicPr>
+                    <pic:cNvPr descr="../pics/fig_5_2_2_t_chws_delta_analysis.svg" id="35" name="Picture"/>
+                    <pic:cNvPicPr>
+                      <a:picLocks noChangeArrowheads="1" noChangeAspect="1"/>
+                    </pic:cNvPicPr>
+                  </pic:nvPicPr>
+                  <pic:blipFill>
+                    <a:blip>
+                      <a:extLst>
+                        <a:ext uri="{28A0092B-C50C-407E-A947-70E740481C1C}">
+                          <a14:useLocalDpi xmlns:a14="http://schemas.microsoft.com/office/drawing/2010/main" val="0"/>
+                        </a:ext>
+                        <a:ext uri="{96DAC541-7B7A-43D3-8B79-37D633B846F1}">
+                          <asvg:svgBlip xmlns:asvg="http://schemas.microsoft.com/office/drawing/2016/SVG/main" r:embed="rId33"/>
+                        </a:ext>
+                      </a:extLst>
+                    </a:blip>
+                    <a:stretch>
+                      <a:fillRect/>
+                    </a:stretch>
+                  </pic:blipFill>
+                  <pic:spPr bwMode="auto">
+                    <a:xfrm>
+                      <a:off x="0" y="0"/>
+                      <a:ext cx="5334000" cy="2026919"/>
+                    </a:xfrm>
+                    <a:prstGeom prst="rect">
+                      <a:avLst/>
+                    </a:prstGeom>
+                    <a:noFill/>
+                    <a:ln w="9525">
+                      <a:noFill/>
+                      <a:headEnd/>
+                      <a:tailEnd/>
+                    </a:ln>
+                  </pic:spPr>
+                </pic:pic>
+              </a:graphicData>
+            </a:graphic>
+          </wp:inline>
+        </w:drawing>
+      </w:r>
+    </w:p>
     <w:p>
       <w:pPr>
         <w:pStyle w:val="ImageCaption"/>
@@ -21157,43 +21071,62 @@
         <w:t xml:space="preserve">步。上述结果表明，动态阈值门控机制在抑制控制系统冗余更新方面具备更优的持续静息能力。</w:t>
       </w:r>
     </w:p>
-    <w:tbl>
-      <w:tblPr>
-        <w:tblStyle w:val="FigureTable"/>
-        <w:tblW w:type="auto" w:w="0"/>
-        <w:jc w:val="center"/>
-        <w:tblLook w:firstRow="0" w:lastRow="0" w:firstColumn="0" w:lastColumn="0"/>
-      </w:tblPr>
-      <w:tblGrid>
-        <w:gridCol w:w="7920"/>
-      </w:tblGrid>
-      <w:tr>
-        <w:tc>
-          <w:tcPr/>
-          <w:p>
-            <w:pPr>
-              <w:pStyle w:val="Compact"/>
-              <w:jc w:val="center"/>
-            </w:pPr>
-            <w:r>
-              <w:rPr>
-                <w:rFonts w:hint="eastAsia"/>
-              </w:rPr>
-              <w:t xml:space="preserve">图</w:t>
-            </w:r>
-            <w:r>
-              <w:t xml:space="preserve"> 5-2-3 </w:t>
-            </w:r>
-            <w:r>
-              <w:rPr>
-                <w:rFonts w:hint="eastAsia"/>
-              </w:rPr>
-              <w:t xml:space="preserve">不同控制策略下动作更新间隔分布（主图为离散类别分箱占比，插图为长尾区间放大）</w:t>
-            </w:r>
-          </w:p>
-        </w:tc>
-      </w:tr>
-    </w:tbl>
+    <w:p>
+      <w:pPr>
+        <w:pStyle w:val="CaptionedFigure"/>
+      </w:pPr>
+      <w:r>
+        <w:drawing>
+          <wp:inline>
+            <wp:extent cx="5334000" cy="3579627"/>
+            <wp:effectExtent b="0" l="0" r="0" t="0"/>
+            <wp:docPr descr="图 5-2-3 不同控制策略下动作更新间隔分布（主图为离散类别分箱占比，插图为长尾区间放大）" title="" id="37" name="Picture"/>
+            <a:graphic>
+              <a:graphicData uri="http://schemas.openxmlformats.org/drawingml/2006/picture">
+                <pic:pic>
+                  <pic:nvPicPr>
+                    <pic:cNvPr descr="../pics/fig_5_2_3_action_update_interval_distribution.svg" id="38" name="Picture"/>
+                    <pic:cNvPicPr>
+                      <a:picLocks noChangeArrowheads="1" noChangeAspect="1"/>
+                    </pic:cNvPicPr>
+                  </pic:nvPicPr>
+                  <pic:blipFill>
+                    <a:blip>
+                      <a:extLst>
+                        <a:ext uri="{28A0092B-C50C-407E-A947-70E740481C1C}">
+                          <a14:useLocalDpi xmlns:a14="http://schemas.microsoft.com/office/drawing/2010/main" val="0"/>
+                        </a:ext>
+                        <a:ext uri="{96DAC541-7B7A-43D3-8B79-37D633B846F1}">
+                          <asvg:svgBlip xmlns:asvg="http://schemas.microsoft.com/office/drawing/2016/SVG/main" r:embed="rId36"/>
+                        </a:ext>
+                      </a:extLst>
+                    </a:blip>
+                    <a:stretch>
+                      <a:fillRect/>
+                    </a:stretch>
+                  </pic:blipFill>
+                  <pic:spPr bwMode="auto">
+                    <a:xfrm>
+                      <a:off x="0" y="0"/>
+                      <a:ext cx="5334000" cy="3579627"/>
+                    </a:xfrm>
+                    <a:prstGeom prst="rect">
+                      <a:avLst/>
+                    </a:prstGeom>
+                    <a:noFill/>
+                    <a:ln w="9525">
+                      <a:noFill/>
+                      <a:headEnd/>
+                      <a:tailEnd/>
+                    </a:ln>
+                  </pic:spPr>
+                </pic:pic>
+              </a:graphicData>
+            </a:graphic>
+          </wp:inline>
+        </w:drawing>
+      </w:r>
+    </w:p>
     <w:p>
       <w:pPr>
         <w:pStyle w:val="ImageCaption"/>
@@ -21512,70 +21445,62 @@
         <w:t xml:space="preserve">天）下的时序对齐结果。</w:t>
       </w:r>
     </w:p>
-    <w:tbl>
-      <w:tblPr>
-        <w:tblStyle w:val="FigureTable"/>
-        <w:tblW w:type="auto" w:w="0"/>
-        <w:jc w:val="center"/>
-        <w:tblLook w:firstRow="0" w:lastRow="0" w:firstColumn="0" w:lastColumn="0"/>
-      </w:tblPr>
-      <w:tblGrid>
-        <w:gridCol w:w="7920"/>
-      </w:tblGrid>
-      <w:tr>
-        <w:tc>
-          <w:tcPr/>
-          <w:p>
-            <w:pPr>
-              <w:pStyle w:val="Compact"/>
-              <w:jc w:val="center"/>
-            </w:pPr>
-            <w:r>
-              <w:rPr>
-                <w:rFonts w:hint="eastAsia"/>
-              </w:rPr>
-              <w:t xml:space="preserve">图</w:t>
-            </w:r>
-            <w:r>
-              <w:t xml:space="preserve"> 5-2-4 </w:t>
-            </w:r>
-            <w:r>
-              <w:rPr>
-                <w:rFonts w:hint="eastAsia"/>
-              </w:rPr>
-              <w:t xml:space="preserve">典型日负荷变化与触发时刻对齐关系（第5天，5</w:t>
-            </w:r>
-            <w:r>
-              <w:t xml:space="preserve"> </w:t>
-            </w:r>
-            <w:r>
-              <w:rPr>
-                <w:rFonts w:hint="eastAsia"/>
-              </w:rPr>
-              <w:t xml:space="preserve">min采样）：面板(a)为冷负荷曲线，面板(b)为</w:t>
-            </w:r>
-            <w:r>
-              <w:t xml:space="preserve"> ET-PRL、ST-ETC </w:t>
-            </w:r>
-            <w:r>
-              <w:rPr>
-                <w:rFonts w:hint="eastAsia"/>
-              </w:rPr>
-              <w:t xml:space="preserve">与</w:t>
-            </w:r>
-            <w:r>
-              <w:t xml:space="preserve"> TTC-RL-1 </w:t>
-            </w:r>
-            <w:r>
-              <w:rPr>
-                <w:rFonts w:hint="eastAsia"/>
-              </w:rPr>
-              <w:t xml:space="preserve">触发脉冲栅格，跨面板阴影带表示典型高负荷变化时段</w:t>
-            </w:r>
-          </w:p>
-        </w:tc>
-      </w:tr>
-    </w:tbl>
+    <w:p>
+      <w:pPr>
+        <w:pStyle w:val="CaptionedFigure"/>
+      </w:pPr>
+      <w:r>
+        <w:drawing>
+          <wp:inline>
+            <wp:extent cx="5334000" cy="3230339"/>
+            <wp:effectExtent b="0" l="0" r="0" t="0"/>
+            <wp:docPr descr="图 5-2-4 典型日负荷变化与触发时刻对齐关系（第5天，5 min采样）：面板(a)为冷负荷曲线，面板(b)为 ET-PRL、ST-ETC 与 TTC-RL-1 触发脉冲栅格，跨面板阴影带表示典型高负荷变化时段" title="" id="40" name="Picture"/>
+            <a:graphic>
+              <a:graphicData uri="http://schemas.openxmlformats.org/drawingml/2006/picture">
+                <pic:pic>
+                  <pic:nvPicPr>
+                    <pic:cNvPr descr="../pics/fig_5_2_4_trigger_load_alignment.svg" id="41" name="Picture"/>
+                    <pic:cNvPicPr>
+                      <a:picLocks noChangeArrowheads="1" noChangeAspect="1"/>
+                    </pic:cNvPicPr>
+                  </pic:nvPicPr>
+                  <pic:blipFill>
+                    <a:blip>
+                      <a:extLst>
+                        <a:ext uri="{28A0092B-C50C-407E-A947-70E740481C1C}">
+                          <a14:useLocalDpi xmlns:a14="http://schemas.microsoft.com/office/drawing/2010/main" val="0"/>
+                        </a:ext>
+                        <a:ext uri="{96DAC541-7B7A-43D3-8B79-37D633B846F1}">
+                          <asvg:svgBlip xmlns:asvg="http://schemas.microsoft.com/office/drawing/2016/SVG/main" r:embed="rId39"/>
+                        </a:ext>
+                      </a:extLst>
+                    </a:blip>
+                    <a:stretch>
+                      <a:fillRect/>
+                    </a:stretch>
+                  </pic:blipFill>
+                  <pic:spPr bwMode="auto">
+                    <a:xfrm>
+                      <a:off x="0" y="0"/>
+                      <a:ext cx="5334000" cy="3230339"/>
+                    </a:xfrm>
+                    <a:prstGeom prst="rect">
+                      <a:avLst/>
+                    </a:prstGeom>
+                    <a:noFill/>
+                    <a:ln w="9525">
+                      <a:noFill/>
+                      <a:headEnd/>
+                      <a:tailEnd/>
+                    </a:ln>
+                  </pic:spPr>
+                </pic:pic>
+              </a:graphicData>
+            </a:graphic>
+          </wp:inline>
+        </w:drawing>
+      </w:r>
+    </w:p>
     <w:p>
       <w:pPr>
         <w:pStyle w:val="ImageCaption"/>
@@ -22758,43 +22683,62 @@
         </w:tc>
       </w:tr>
     </w:tbl>
-    <w:tbl>
-      <w:tblPr>
-        <w:tblStyle w:val="FigureTable"/>
-        <w:tblW w:type="auto" w:w="0"/>
-        <w:jc w:val="center"/>
-        <w:tblLook w:firstRow="0" w:lastRow="0" w:firstColumn="0" w:lastColumn="0"/>
-      </w:tblPr>
-      <w:tblGrid>
-        <w:gridCol w:w="7920"/>
-      </w:tblGrid>
-      <w:tr>
-        <w:tc>
-          <w:tcPr/>
-          <w:p>
-            <w:pPr>
-              <w:pStyle w:val="Compact"/>
-              <w:jc w:val="center"/>
-            </w:pPr>
-            <w:r>
-              <w:rPr>
-                <w:rFonts w:hint="eastAsia"/>
-              </w:rPr>
-              <w:t xml:space="preserve">图</w:t>
-            </w:r>
-            <w:r>
-              <w:t xml:space="preserve"> 5-2-5 </w:t>
-            </w:r>
-            <w:r>
-              <w:rPr>
-                <w:rFonts w:hint="eastAsia"/>
-              </w:rPr>
-              <w:t xml:space="preserve">消融策略多目标权衡散点图</w:t>
-            </w:r>
-          </w:p>
-        </w:tc>
-      </w:tr>
-    </w:tbl>
+    <w:p>
+      <w:pPr>
+        <w:pStyle w:val="CaptionedFigure"/>
+      </w:pPr>
+      <w:r>
+        <w:drawing>
+          <wp:inline>
+            <wp:extent cx="5334000" cy="3823771"/>
+            <wp:effectExtent b="0" l="0" r="0" t="0"/>
+            <wp:docPr descr="图 5-2-5 消融策略多目标权衡散点图" title="" id="43" name="Picture"/>
+            <a:graphic>
+              <a:graphicData uri="http://schemas.openxmlformats.org/drawingml/2006/picture">
+                <pic:pic>
+                  <pic:nvPicPr>
+                    <pic:cNvPr descr="../pics/fig_5_2_5_ablation_pareto_scatter.svg" id="44" name="Picture"/>
+                    <pic:cNvPicPr>
+                      <a:picLocks noChangeArrowheads="1" noChangeAspect="1"/>
+                    </pic:cNvPicPr>
+                  </pic:nvPicPr>
+                  <pic:blipFill>
+                    <a:blip>
+                      <a:extLst>
+                        <a:ext uri="{28A0092B-C50C-407E-A947-70E740481C1C}">
+                          <a14:useLocalDpi xmlns:a14="http://schemas.microsoft.com/office/drawing/2010/main" val="0"/>
+                        </a:ext>
+                        <a:ext uri="{96DAC541-7B7A-43D3-8B79-37D633B846F1}">
+                          <asvg:svgBlip xmlns:asvg="http://schemas.microsoft.com/office/drawing/2016/SVG/main" r:embed="rId42"/>
+                        </a:ext>
+                      </a:extLst>
+                    </a:blip>
+                    <a:stretch>
+                      <a:fillRect/>
+                    </a:stretch>
+                  </pic:blipFill>
+                  <pic:spPr bwMode="auto">
+                    <a:xfrm>
+                      <a:off x="0" y="0"/>
+                      <a:ext cx="5334000" cy="3823771"/>
+                    </a:xfrm>
+                    <a:prstGeom prst="rect">
+                      <a:avLst/>
+                    </a:prstGeom>
+                    <a:noFill/>
+                    <a:ln w="9525">
+                      <a:noFill/>
+                      <a:headEnd/>
+                      <a:tailEnd/>
+                    </a:ln>
+                  </pic:spPr>
+                </pic:pic>
+              </a:graphicData>
+            </a:graphic>
+          </wp:inline>
+        </w:drawing>
+      </w:r>
+    </w:p>
     <w:p>
       <w:pPr>
         <w:pStyle w:val="ImageCaption"/>
@@ -23954,66 +23898,65 @@
         <w:t xml:space="preserve">门控参数并非单点可行，而是存在可复现的有效解域。</w:t>
       </w:r>
     </w:p>
-    <w:tbl>
-      <w:tblPr>
-        <w:tblStyle w:val="FigureTable"/>
-        <w:tblW w:type="auto" w:w="0"/>
-        <w:jc w:val="center"/>
-        <w:tblLook w:firstRow="0" w:lastRow="0" w:firstColumn="0" w:lastColumn="0"/>
-      </w:tblPr>
-      <w:tblGrid>
-        <w:gridCol w:w="7920"/>
-      </w:tblGrid>
-      <w:tr>
-        <w:tc>
-          <w:tcPr/>
-          <w:p>
-            <w:pPr>
-              <w:pStyle w:val="Compact"/>
-              <w:jc w:val="center"/>
-            </w:pPr>
-            <w:r>
-              <w:rPr>
-                <w:rFonts w:hint="eastAsia"/>
-              </w:rPr>
-              <w:t xml:space="preserve">图</w:t>
-            </w:r>
-            <w:r>
-              <w:t xml:space="preserve"> 5-2-6 </w:t>
-            </w:r>
-            <w:r>
-              <w:rPr>
-                <w:rFonts w:hint="eastAsia"/>
-              </w:rPr>
-              <w:t xml:space="preserve">门控关键参数敏感性与近最优解域</w:t>
-            </w:r>
-          </w:p>
-        </w:tc>
-      </w:tr>
-    </w:tbl>
     <w:p>
       <w:pPr>
-        <w:pStyle w:val="ImageCaption"/>
-      </w:pPr>
-      <w:r>
-        <w:rPr>
-          <w:rFonts w:hint="eastAsia"/>
-        </w:rPr>
-        <w:t xml:space="preserve">图</w:t>
-      </w:r>
-      <w:r>
-        <w:t xml:space="preserve"> 5-2-6 </w:t>
-      </w:r>
-      <w:r>
-        <w:rPr>
-          <w:rFonts w:hint="eastAsia"/>
-        </w:rPr>
-        <w:t xml:space="preserve">门控关键参数敏感性与近最优解域</w:t>
+        <w:pStyle w:val="CaptionedFigure"/>
+      </w:pPr>
+      <w:r>
+        <w:drawing>
+          <wp:inline>
+            <wp:extent cx="5334000" cy="2771472"/>
+            <wp:effectExtent b="0" l="0" r="0" t="0"/>
+            <wp:docPr descr="图 5-2-6 门控关键参数敏感性与近最优解域" title="" id="46" name="Picture"/>
+            <a:graphic>
+              <a:graphicData uri="http://schemas.openxmlformats.org/drawingml/2006/picture">
+                <pic:pic>
+                  <pic:nvPicPr>
+                    <pic:cNvPr descr="../pics/fig_5_2_6_gate_key_parameter_sensitivity_and_near_optimal_region.svg" id="47" name="Picture"/>
+                    <pic:cNvPicPr>
+                      <a:picLocks noChangeArrowheads="1" noChangeAspect="1"/>
+                    </pic:cNvPicPr>
+                  </pic:nvPicPr>
+                  <pic:blipFill>
+                    <a:blip>
+                      <a:extLst>
+                        <a:ext uri="{28A0092B-C50C-407E-A947-70E740481C1C}">
+                          <a14:useLocalDpi xmlns:a14="http://schemas.microsoft.com/office/drawing/2010/main" val="0"/>
+                        </a:ext>
+                        <a:ext uri="{96DAC541-7B7A-43D3-8B79-37D633B846F1}">
+                          <asvg:svgBlip xmlns:asvg="http://schemas.microsoft.com/office/drawing/2016/SVG/main" r:embed="rId45"/>
+                        </a:ext>
+                      </a:extLst>
+                    </a:blip>
+                    <a:stretch>
+                      <a:fillRect/>
+                    </a:stretch>
+                  </pic:blipFill>
+                  <pic:spPr bwMode="auto">
+                    <a:xfrm>
+                      <a:off x="0" y="0"/>
+                      <a:ext cx="5334000" cy="2771472"/>
+                    </a:xfrm>
+                    <a:prstGeom prst="rect">
+                      <a:avLst/>
+                    </a:prstGeom>
+                    <a:noFill/>
+                    <a:ln w="9525">
+                      <a:noFill/>
+                      <a:headEnd/>
+                      <a:tailEnd/>
+                    </a:ln>
+                  </pic:spPr>
+                </pic:pic>
+              </a:graphicData>
+            </a:graphic>
+          </wp:inline>
+        </w:drawing>
       </w:r>
     </w:p>
     <w:p>
       <w:pPr>
-        <w:pStyle w:val="BodyText"/>
+        <w:pStyle w:val="ImageCaption"/>
       </w:pPr>
       <w:r>
         <w:rPr>
@@ -24039,6 +23982,26 @@
         <w:rPr>
           <w:rFonts w:hint="eastAsia"/>
         </w:rPr>
+        <w:t xml:space="preserve">图</w:t>
+      </w:r>
+      <w:r>
+        <w:t xml:space="preserve"> 5-2-6 </w:t>
+      </w:r>
+      <w:r>
+        <w:rPr>
+          <w:rFonts w:hint="eastAsia"/>
+        </w:rPr>
+        <w:t xml:space="preserve">门控关键参数敏感性与近最优解域</w:t>
+      </w:r>
+    </w:p>
+    <w:p>
+      <w:pPr>
+        <w:pStyle w:val="BodyText"/>
+      </w:pPr>
+      <w:r>
+        <w:rPr>
+          <w:rFonts w:hint="eastAsia"/>
+        </w:rPr>
         <w:t xml:space="preserve">综上，ET-PRL</w:t>
       </w:r>
       <w:r>
@@ -24051,9 +24014,9 @@
         <w:t xml:space="preserve">的参数敏感性本质上体现为触发稀疏性与控制保持能力之间的结构化权衡。过低阈值会导致更新过密，过高阈值会削弱对负荷变化的及时响应；局部窗口长度、参考样本规模与局部-全局融合权重共同决定该权衡在跨工况条件下的稳定性。由此可见，本框架的性能改进并非来源于单一参数取值，而是由阈值判定、统计平滑与多尺度分数融合的协同机制共同实现。</w:t>
       </w:r>
     </w:p>
-    <w:bookmarkEnd w:id="21"/>
-    <w:bookmarkEnd w:id="22"/>
-    <w:bookmarkStart w:id="23" w:name="总结"/>
+    <w:bookmarkEnd w:id="48"/>
+    <w:bookmarkEnd w:id="49"/>
+    <w:bookmarkStart w:id="50" w:name="总结"/>
     <w:p>
       <w:pPr>
         <w:pStyle w:val="Heading1"/>
@@ -24068,8 +24031,8 @@
         <w:t xml:space="preserve">总结</w:t>
       </w:r>
     </w:p>
-    <w:bookmarkEnd w:id="23"/>
-    <w:bookmarkStart w:id="24" w:name="附录-a-评价指标体系与优化方向"/>
+    <w:bookmarkEnd w:id="50"/>
+    <w:bookmarkStart w:id="51" w:name="附录-a-评价指标体系与优化方向"/>
     <w:p>
       <w:pPr>
         <w:pStyle w:val="Heading1"/>
@@ -25048,7 +25011,7 @@
         </w:tc>
       </w:tr>
     </w:tbl>
-    <w:bookmarkEnd w:id="24"/>
+    <w:bookmarkEnd w:id="51"/>
     <w:sectPr>
       <w:footnotePr>
         <w:numRestart w:val="eachSect"/>

--- a/docs/papers/小论文.docx
+++ b/docs/papers/小论文.docx
@@ -3262,19 +3262,8 @@
         </w:rPr>
         <w:t xml:space="preserve">（1）系统状态特征定义</w:t>
       </w:r>
-    </w:p>
-    <w:p>
-      <w:pPr>
-        <w:pStyle w:val="BodyText"/>
-      </w:pPr>
-      <w:r>
-        <w:rPr>
-          <w:rFonts w:hint="eastAsia"/>
-        </w:rPr>
-        <w:t xml:space="preserve">（1）Definition</w:t>
-      </w:r>
-      <w:r>
-        <w:t xml:space="preserve"> of System State Features</w:t>
+      <w:r>
+        <w:t xml:space="preserve"> / Definition of System State Features</w:t>
       </w:r>
     </w:p>
     <w:p>
@@ -4067,19 +4056,8 @@
         </w:rPr>
         <w:t xml:space="preserve">（2）流式隔离深度与多尺度异常追踪</w:t>
       </w:r>
-    </w:p>
-    <w:p>
-      <w:pPr>
-        <w:pStyle w:val="BodyText"/>
-      </w:pPr>
-      <w:r>
-        <w:rPr>
-          <w:rFonts w:hint="eastAsia"/>
-        </w:rPr>
-        <w:t xml:space="preserve">（2）Streaming</w:t>
-      </w:r>
-      <w:r>
-        <w:t xml:space="preserve"> Isolation Depth and Multi-Scale Anomaly Tracking</w:t>
+      <w:r>
+        <w:t xml:space="preserve"> / Streaming Isolation Depth and Multi-Scale Anomaly Tracking</w:t>
       </w:r>
     </w:p>
     <w:p>
@@ -7961,19 +7939,8 @@
         </w:rPr>
         <w:t xml:space="preserve">（3）流式双层自适应阈值优化</w:t>
       </w:r>
-    </w:p>
-    <w:p>
-      <w:pPr>
-        <w:pStyle w:val="BodyText"/>
-      </w:pPr>
-      <w:r>
-        <w:rPr>
-          <w:rFonts w:hint="eastAsia"/>
-        </w:rPr>
-        <w:t xml:space="preserve">（3）Streaming</w:t>
-      </w:r>
-      <w:r>
-        <w:t xml:space="preserve"> Two-Layer Adaptive Threshold Optimization</w:t>
+      <w:r>
+        <w:t xml:space="preserve"> / Streaming Two-Layer Adaptive Threshold Optimization</w:t>
       </w:r>
     </w:p>
     <w:p>
@@ -29276,6 +29243,9 @@
         </w:rPr>
         <w:t xml:space="preserve">能耗效率指标</w:t>
       </w:r>
+      <w:r>
+        <w:t xml:space="preserve"> / Energy efficiency metrics</w:t>
+      </w:r>
     </w:p>
     <w:p>
       <w:pPr>
@@ -30164,19 +30134,7 @@
     </w:p>
     <w:p>
       <w:pPr>
-        <w:pStyle w:val="Compact"/>
-        <w:numPr>
-          <w:ilvl w:val="0"/>
-          <w:numId w:val="1003"/>
-        </w:numPr>
-      </w:pPr>
-      <w:r>
-        <w:t xml:space="preserve">Energy efficiency metrics</w:t>
-      </w:r>
-    </w:p>
-    <w:p>
-      <w:pPr>
-        <w:pStyle w:val="FirstParagraph"/>
+        <w:pStyle w:val="BodyText"/>
       </w:pPr>
       <w:r>
         <w:t xml:space="preserve">Energy efficiency is a core optimization objective in building energy management. We use the operating power of the chiller as the primary measurement target.</w:t>
@@ -30992,7 +30950,7 @@
         <w:pStyle w:val="Compact"/>
         <w:numPr>
           <w:ilvl w:val="0"/>
-          <w:numId w:val="1004"/>
+          <w:numId w:val="1003"/>
         </w:numPr>
       </w:pPr>
       <w:r>
@@ -31000,6 +30958,9 @@
           <w:rFonts w:hint="eastAsia"/>
         </w:rPr>
         <w:t xml:space="preserve">温度控制与稳定性指标</w:t>
+      </w:r>
+      <w:r>
+        <w:t xml:space="preserve"> / Temperature control and stability metrics</w:t>
       </w:r>
     </w:p>
     <w:p>
@@ -31498,19 +31459,7 @@
     </w:p>
     <w:p>
       <w:pPr>
-        <w:pStyle w:val="Compact"/>
-        <w:numPr>
-          <w:ilvl w:val="0"/>
-          <w:numId w:val="1005"/>
-        </w:numPr>
-      </w:pPr>
-      <w:r>
-        <w:t xml:space="preserve">Temperature control and stability metrics</w:t>
-      </w:r>
-    </w:p>
-    <w:p>
-      <w:pPr>
-        <w:pStyle w:val="FirstParagraph"/>
+        <w:pStyle w:val="BodyText"/>
       </w:pPr>
       <w:r>
         <w:t xml:space="preserve">We use the chilled water supply temperature as the controlled variable, with the acceptable range set from</w:t>
@@ -31959,7 +31908,7 @@
         <w:pStyle w:val="Compact"/>
         <w:numPr>
           <w:ilvl w:val="0"/>
-          <w:numId w:val="1006"/>
+          <w:numId w:val="1004"/>
         </w:numPr>
       </w:pPr>
       <w:r>
@@ -31967,6 +31916,9 @@
           <w:rFonts w:hint="eastAsia"/>
         </w:rPr>
         <w:t xml:space="preserve">控制稀疏性指标</w:t>
+      </w:r>
+      <w:r>
+        <w:t xml:space="preserve"> / Control sparsity metrics</w:t>
       </w:r>
     </w:p>
     <w:p>
@@ -32801,19 +32753,7 @@
     </w:p>
     <w:p>
       <w:pPr>
-        <w:pStyle w:val="Compact"/>
-        <w:numPr>
-          <w:ilvl w:val="0"/>
-          <w:numId w:val="1007"/>
-        </w:numPr>
-      </w:pPr>
-      <w:r>
-        <w:t xml:space="preserve">Control sparsity metrics</w:t>
-      </w:r>
-    </w:p>
-    <w:p>
-      <w:pPr>
-        <w:pStyle w:val="FirstParagraph"/>
+        <w:pStyle w:val="BodyText"/>
       </w:pPr>
       <w:r>
         <w:t xml:space="preserve">This group of metrics quantifies how effectively the event driven mechanism reduces communication load and actuator wear.</w:t>
@@ -33599,7 +33539,7 @@
         <w:pStyle w:val="Compact"/>
         <w:numPr>
           <w:ilvl w:val="0"/>
-          <w:numId w:val="1008"/>
+          <w:numId w:val="1005"/>
         </w:numPr>
       </w:pPr>
       <w:r>
@@ -33607,6 +33547,9 @@
           <w:rFonts w:hint="eastAsia"/>
         </w:rPr>
         <w:t xml:space="preserve">策略执行层统计指标</w:t>
+      </w:r>
+      <w:r>
+        <w:t xml:space="preserve"> / Execution level statistics</w:t>
       </w:r>
     </w:p>
     <w:p>
@@ -34563,19 +34506,7 @@
     </w:p>
     <w:p>
       <w:pPr>
-        <w:pStyle w:val="Compact"/>
-        <w:numPr>
-          <w:ilvl w:val="0"/>
-          <w:numId w:val="1009"/>
-        </w:numPr>
-      </w:pPr>
-      <w:r>
-        <w:t xml:space="preserve">Execution level statistics</w:t>
-      </w:r>
-    </w:p>
-    <w:p>
-      <w:pPr>
-        <w:pStyle w:val="FirstParagraph"/>
+        <w:pStyle w:val="BodyText"/>
       </w:pPr>
       <w:r>
         <w:t xml:space="preserve">To characterize the operating behavior of the gate mechanism and the execution cost of the strategy, we further report the following execution level statistics.</w:t>
@@ -39824,13 +39755,8 @@
         </w:rPr>
         <w:t xml:space="preserve">（2）冷冻水供水温度设定值策略行为分析</w:t>
       </w:r>
-    </w:p>
-    <w:p>
-      <w:pPr>
-        <w:pStyle w:val="BodyText"/>
-      </w:pPr>
-      <w:r>
-        <w:t xml:space="preserve">Chilled Water Supply Temperature Setpoint Strategy Behavior Analysis</w:t>
+      <w:r>
+        <w:t xml:space="preserve"> / Chilled Water Supply Temperature Setpoint Strategy Behavior Analysis</w:t>
       </w:r>
     </w:p>
     <w:p>
@@ -46052,7 +45978,7 @@
         <w:pStyle w:val="Compact"/>
         <w:numPr>
           <w:ilvl w:val="0"/>
-          <w:numId w:val="1010"/>
+          <w:numId w:val="1006"/>
         </w:numPr>
       </w:pPr>
       <w:r>
@@ -47374,7 +47300,7 @@
         <w:pStyle w:val="Compact"/>
         <w:numPr>
           <w:ilvl w:val="0"/>
-          <w:numId w:val="1011"/>
+          <w:numId w:val="1007"/>
         </w:numPr>
       </w:pPr>
       <w:r>
@@ -49294,7 +49220,7 @@
         <w:pStyle w:val="Compact"/>
         <w:numPr>
           <w:ilvl w:val="0"/>
-          <w:numId w:val="1012"/>
+          <w:numId w:val="1008"/>
         </w:numPr>
       </w:pPr>
       <w:r>
@@ -50826,7 +50752,7 @@
         <w:pStyle w:val="Compact"/>
         <w:numPr>
           <w:ilvl w:val="0"/>
-          <w:numId w:val="1013"/>
+          <w:numId w:val="1009"/>
         </w:numPr>
       </w:pPr>
       <w:r>
@@ -52224,7 +52150,7 @@
         <w:pStyle w:val="Compact"/>
         <w:numPr>
           <w:ilvl w:val="0"/>
-          <w:numId w:val="1014"/>
+          <w:numId w:val="1010"/>
         </w:numPr>
       </w:pPr>
       <w:r>
@@ -53979,7 +53905,7 @@
     <w:bookmarkEnd w:id="46"/>
     <w:bookmarkEnd w:id="47"/>
     <w:bookmarkEnd w:id="48"/>
-    <w:bookmarkStart w:id="49" w:name="总结"/>
+    <w:bookmarkStart w:id="49" w:name="总结-conclusion"/>
     <w:p>
       <w:pPr>
         <w:pStyle w:val="Heading1"/>
@@ -53992,6 +53918,9 @@
           <w:rFonts w:hint="eastAsia"/>
         </w:rPr>
         <w:t xml:space="preserve">总结</w:t>
+      </w:r>
+      <w:r>
+        <w:t xml:space="preserve"> / Conclusion</w:t>
       </w:r>
     </w:p>
     <w:bookmarkEnd w:id="49"/>
@@ -62432,6 +62361,96 @@
     </w:lvlOverride>
   </w:num>
   <w:num w:numId="1003">
+    <w:abstractNumId w:val="99412"/>
+    <w:lvlOverride w:ilvl="0">
+      <w:startOverride w:val="2"/>
+    </w:lvlOverride>
+    <w:lvlOverride w:ilvl="1">
+      <w:startOverride w:val="2"/>
+    </w:lvlOverride>
+    <w:lvlOverride w:ilvl="2">
+      <w:startOverride w:val="2"/>
+    </w:lvlOverride>
+    <w:lvlOverride w:ilvl="3">
+      <w:startOverride w:val="2"/>
+    </w:lvlOverride>
+    <w:lvlOverride w:ilvl="4">
+      <w:startOverride w:val="2"/>
+    </w:lvlOverride>
+    <w:lvlOverride w:ilvl="5">
+      <w:startOverride w:val="2"/>
+    </w:lvlOverride>
+    <w:lvlOverride w:ilvl="6">
+      <w:startOverride w:val="2"/>
+    </w:lvlOverride>
+    <w:lvlOverride w:ilvl="7">
+      <w:startOverride w:val="2"/>
+    </w:lvlOverride>
+    <w:lvlOverride w:ilvl="8">
+      <w:startOverride w:val="2"/>
+    </w:lvlOverride>
+  </w:num>
+  <w:num w:numId="1004">
+    <w:abstractNumId w:val="99413"/>
+    <w:lvlOverride w:ilvl="0">
+      <w:startOverride w:val="3"/>
+    </w:lvlOverride>
+    <w:lvlOverride w:ilvl="1">
+      <w:startOverride w:val="3"/>
+    </w:lvlOverride>
+    <w:lvlOverride w:ilvl="2">
+      <w:startOverride w:val="3"/>
+    </w:lvlOverride>
+    <w:lvlOverride w:ilvl="3">
+      <w:startOverride w:val="3"/>
+    </w:lvlOverride>
+    <w:lvlOverride w:ilvl="4">
+      <w:startOverride w:val="3"/>
+    </w:lvlOverride>
+    <w:lvlOverride w:ilvl="5">
+      <w:startOverride w:val="3"/>
+    </w:lvlOverride>
+    <w:lvlOverride w:ilvl="6">
+      <w:startOverride w:val="3"/>
+    </w:lvlOverride>
+    <w:lvlOverride w:ilvl="7">
+      <w:startOverride w:val="3"/>
+    </w:lvlOverride>
+    <w:lvlOverride w:ilvl="8">
+      <w:startOverride w:val="3"/>
+    </w:lvlOverride>
+  </w:num>
+  <w:num w:numId="1005">
+    <w:abstractNumId w:val="99414"/>
+    <w:lvlOverride w:ilvl="0">
+      <w:startOverride w:val="4"/>
+    </w:lvlOverride>
+    <w:lvlOverride w:ilvl="1">
+      <w:startOverride w:val="4"/>
+    </w:lvlOverride>
+    <w:lvlOverride w:ilvl="2">
+      <w:startOverride w:val="4"/>
+    </w:lvlOverride>
+    <w:lvlOverride w:ilvl="3">
+      <w:startOverride w:val="4"/>
+    </w:lvlOverride>
+    <w:lvlOverride w:ilvl="4">
+      <w:startOverride w:val="4"/>
+    </w:lvlOverride>
+    <w:lvlOverride w:ilvl="5">
+      <w:startOverride w:val="4"/>
+    </w:lvlOverride>
+    <w:lvlOverride w:ilvl="6">
+      <w:startOverride w:val="4"/>
+    </w:lvlOverride>
+    <w:lvlOverride w:ilvl="7">
+      <w:startOverride w:val="4"/>
+    </w:lvlOverride>
+    <w:lvlOverride w:ilvl="8">
+      <w:startOverride w:val="4"/>
+    </w:lvlOverride>
+  </w:num>
+  <w:num w:numId="1006">
     <w:abstractNumId w:val="99411"/>
     <w:lvlOverride w:ilvl="0">
       <w:startOverride w:val="1"/>
@@ -62461,7 +62480,7 @@
       <w:startOverride w:val="1"/>
     </w:lvlOverride>
   </w:num>
-  <w:num w:numId="1004">
+  <w:num w:numId="1007">
     <w:abstractNumId w:val="99412"/>
     <w:lvlOverride w:ilvl="0">
       <w:startOverride w:val="2"/>
@@ -62491,37 +62510,7 @@
       <w:startOverride w:val="2"/>
     </w:lvlOverride>
   </w:num>
-  <w:num w:numId="1005">
-    <w:abstractNumId w:val="99412"/>
-    <w:lvlOverride w:ilvl="0">
-      <w:startOverride w:val="2"/>
-    </w:lvlOverride>
-    <w:lvlOverride w:ilvl="1">
-      <w:startOverride w:val="2"/>
-    </w:lvlOverride>
-    <w:lvlOverride w:ilvl="2">
-      <w:startOverride w:val="2"/>
-    </w:lvlOverride>
-    <w:lvlOverride w:ilvl="3">
-      <w:startOverride w:val="2"/>
-    </w:lvlOverride>
-    <w:lvlOverride w:ilvl="4">
-      <w:startOverride w:val="2"/>
-    </w:lvlOverride>
-    <w:lvlOverride w:ilvl="5">
-      <w:startOverride w:val="2"/>
-    </w:lvlOverride>
-    <w:lvlOverride w:ilvl="6">
-      <w:startOverride w:val="2"/>
-    </w:lvlOverride>
-    <w:lvlOverride w:ilvl="7">
-      <w:startOverride w:val="2"/>
-    </w:lvlOverride>
-    <w:lvlOverride w:ilvl="8">
-      <w:startOverride w:val="2"/>
-    </w:lvlOverride>
-  </w:num>
-  <w:num w:numId="1006">
+  <w:num w:numId="1008">
     <w:abstractNumId w:val="99413"/>
     <w:lvlOverride w:ilvl="0">
       <w:startOverride w:val="3"/>
@@ -62549,66 +62538,6 @@
     </w:lvlOverride>
     <w:lvlOverride w:ilvl="8">
       <w:startOverride w:val="3"/>
-    </w:lvlOverride>
-  </w:num>
-  <w:num w:numId="1007">
-    <w:abstractNumId w:val="99413"/>
-    <w:lvlOverride w:ilvl="0">
-      <w:startOverride w:val="3"/>
-    </w:lvlOverride>
-    <w:lvlOverride w:ilvl="1">
-      <w:startOverride w:val="3"/>
-    </w:lvlOverride>
-    <w:lvlOverride w:ilvl="2">
-      <w:startOverride w:val="3"/>
-    </w:lvlOverride>
-    <w:lvlOverride w:ilvl="3">
-      <w:startOverride w:val="3"/>
-    </w:lvlOverride>
-    <w:lvlOverride w:ilvl="4">
-      <w:startOverride w:val="3"/>
-    </w:lvlOverride>
-    <w:lvlOverride w:ilvl="5">
-      <w:startOverride w:val="3"/>
-    </w:lvlOverride>
-    <w:lvlOverride w:ilvl="6">
-      <w:startOverride w:val="3"/>
-    </w:lvlOverride>
-    <w:lvlOverride w:ilvl="7">
-      <w:startOverride w:val="3"/>
-    </w:lvlOverride>
-    <w:lvlOverride w:ilvl="8">
-      <w:startOverride w:val="3"/>
-    </w:lvlOverride>
-  </w:num>
-  <w:num w:numId="1008">
-    <w:abstractNumId w:val="99414"/>
-    <w:lvlOverride w:ilvl="0">
-      <w:startOverride w:val="4"/>
-    </w:lvlOverride>
-    <w:lvlOverride w:ilvl="1">
-      <w:startOverride w:val="4"/>
-    </w:lvlOverride>
-    <w:lvlOverride w:ilvl="2">
-      <w:startOverride w:val="4"/>
-    </w:lvlOverride>
-    <w:lvlOverride w:ilvl="3">
-      <w:startOverride w:val="4"/>
-    </w:lvlOverride>
-    <w:lvlOverride w:ilvl="4">
-      <w:startOverride w:val="4"/>
-    </w:lvlOverride>
-    <w:lvlOverride w:ilvl="5">
-      <w:startOverride w:val="4"/>
-    </w:lvlOverride>
-    <w:lvlOverride w:ilvl="6">
-      <w:startOverride w:val="4"/>
-    </w:lvlOverride>
-    <w:lvlOverride w:ilvl="7">
-      <w:startOverride w:val="4"/>
-    </w:lvlOverride>
-    <w:lvlOverride w:ilvl="8">
-      <w:startOverride w:val="4"/>
     </w:lvlOverride>
   </w:num>
   <w:num w:numId="1009">
@@ -62642,126 +62571,6 @@
     </w:lvlOverride>
   </w:num>
   <w:num w:numId="1010">
-    <w:abstractNumId w:val="99411"/>
-    <w:lvlOverride w:ilvl="0">
-      <w:startOverride w:val="1"/>
-    </w:lvlOverride>
-    <w:lvlOverride w:ilvl="1">
-      <w:startOverride w:val="1"/>
-    </w:lvlOverride>
-    <w:lvlOverride w:ilvl="2">
-      <w:startOverride w:val="1"/>
-    </w:lvlOverride>
-    <w:lvlOverride w:ilvl="3">
-      <w:startOverride w:val="1"/>
-    </w:lvlOverride>
-    <w:lvlOverride w:ilvl="4">
-      <w:startOverride w:val="1"/>
-    </w:lvlOverride>
-    <w:lvlOverride w:ilvl="5">
-      <w:startOverride w:val="1"/>
-    </w:lvlOverride>
-    <w:lvlOverride w:ilvl="6">
-      <w:startOverride w:val="1"/>
-    </w:lvlOverride>
-    <w:lvlOverride w:ilvl="7">
-      <w:startOverride w:val="1"/>
-    </w:lvlOverride>
-    <w:lvlOverride w:ilvl="8">
-      <w:startOverride w:val="1"/>
-    </w:lvlOverride>
-  </w:num>
-  <w:num w:numId="1011">
-    <w:abstractNumId w:val="99412"/>
-    <w:lvlOverride w:ilvl="0">
-      <w:startOverride w:val="2"/>
-    </w:lvlOverride>
-    <w:lvlOverride w:ilvl="1">
-      <w:startOverride w:val="2"/>
-    </w:lvlOverride>
-    <w:lvlOverride w:ilvl="2">
-      <w:startOverride w:val="2"/>
-    </w:lvlOverride>
-    <w:lvlOverride w:ilvl="3">
-      <w:startOverride w:val="2"/>
-    </w:lvlOverride>
-    <w:lvlOverride w:ilvl="4">
-      <w:startOverride w:val="2"/>
-    </w:lvlOverride>
-    <w:lvlOverride w:ilvl="5">
-      <w:startOverride w:val="2"/>
-    </w:lvlOverride>
-    <w:lvlOverride w:ilvl="6">
-      <w:startOverride w:val="2"/>
-    </w:lvlOverride>
-    <w:lvlOverride w:ilvl="7">
-      <w:startOverride w:val="2"/>
-    </w:lvlOverride>
-    <w:lvlOverride w:ilvl="8">
-      <w:startOverride w:val="2"/>
-    </w:lvlOverride>
-  </w:num>
-  <w:num w:numId="1012">
-    <w:abstractNumId w:val="99413"/>
-    <w:lvlOverride w:ilvl="0">
-      <w:startOverride w:val="3"/>
-    </w:lvlOverride>
-    <w:lvlOverride w:ilvl="1">
-      <w:startOverride w:val="3"/>
-    </w:lvlOverride>
-    <w:lvlOverride w:ilvl="2">
-      <w:startOverride w:val="3"/>
-    </w:lvlOverride>
-    <w:lvlOverride w:ilvl="3">
-      <w:startOverride w:val="3"/>
-    </w:lvlOverride>
-    <w:lvlOverride w:ilvl="4">
-      <w:startOverride w:val="3"/>
-    </w:lvlOverride>
-    <w:lvlOverride w:ilvl="5">
-      <w:startOverride w:val="3"/>
-    </w:lvlOverride>
-    <w:lvlOverride w:ilvl="6">
-      <w:startOverride w:val="3"/>
-    </w:lvlOverride>
-    <w:lvlOverride w:ilvl="7">
-      <w:startOverride w:val="3"/>
-    </w:lvlOverride>
-    <w:lvlOverride w:ilvl="8">
-      <w:startOverride w:val="3"/>
-    </w:lvlOverride>
-  </w:num>
-  <w:num w:numId="1013">
-    <w:abstractNumId w:val="99414"/>
-    <w:lvlOverride w:ilvl="0">
-      <w:startOverride w:val="4"/>
-    </w:lvlOverride>
-    <w:lvlOverride w:ilvl="1">
-      <w:startOverride w:val="4"/>
-    </w:lvlOverride>
-    <w:lvlOverride w:ilvl="2">
-      <w:startOverride w:val="4"/>
-    </w:lvlOverride>
-    <w:lvlOverride w:ilvl="3">
-      <w:startOverride w:val="4"/>
-    </w:lvlOverride>
-    <w:lvlOverride w:ilvl="4">
-      <w:startOverride w:val="4"/>
-    </w:lvlOverride>
-    <w:lvlOverride w:ilvl="5">
-      <w:startOverride w:val="4"/>
-    </w:lvlOverride>
-    <w:lvlOverride w:ilvl="6">
-      <w:startOverride w:val="4"/>
-    </w:lvlOverride>
-    <w:lvlOverride w:ilvl="7">
-      <w:startOverride w:val="4"/>
-    </w:lvlOverride>
-    <w:lvlOverride w:ilvl="8">
-      <w:startOverride w:val="4"/>
-    </w:lvlOverride>
-  </w:num>
-  <w:num w:numId="1014">
     <w:abstractNumId w:val="99415"/>
     <w:lvlOverride w:ilvl="0">
       <w:startOverride w:val="5"/>

--- a/docs/papers/小论文.docx
+++ b/docs/papers/小论文.docx
@@ -16821,7 +16821,7 @@
         <w:t xml:space="preserve"> </w:t>
       </w:r>
       <w:r>
-        <w:t xml:space="preserve">and sequentially update the candidate threshold, local threshold, and global threshold according to Eqs. (11) to (14), thereby providing the most recent statistical reference baseline for the next time step. Through the update, the gating module’s threshold estimation is always grounded in the latest observations, thereby preventing the statistics from lagging behind operating condition changes due to trigger sparsification and guaranteeing that the trigger sensitivity can be promptly restored once a stable period ends and disturbances intensify.</w:t>
+        <w:t xml:space="preserve">and sequentially update the candidate threshold, local threshold, and global threshold according to Eqs. (11)-(14), thereby providing the most recent statistical reference baseline for the next time step. Through the update, the gating module’s threshold estimation is always grounded in the latest observations, thereby preventing the statistics from lagging behind operating condition changes due to trigger sparsification and guaranteeing that the trigger sensitivity can be promptly restored once a stable period ends and disturbances intensify.</w:t>
       </w:r>
     </w:p>
     <w:bookmarkEnd w:id="16"/>
@@ -24969,7 +24969,7 @@
                 <w:color w:val="000000"/>
                 <w:sz w:val="21"/>
               </w:rPr>
-              <w:t xml:space="preserve"> defined in Eqs. (7) to (16); minimum trigger interval </w:t>
+              <w:t xml:space="preserve"> defined in Eqs. (7)-(16); minimum trigger interval </w:t>
             </w:r>
             <m:oMath>
               <m:sSub>
@@ -26190,7 +26190,7 @@
                 <w:color w:val="000000"/>
                 <w:sz w:val="21"/>
               </w:rPr>
-              <w:t>Compute the candidate threshold, local threshold, and global threshold according to Eqs. (11) to (14)</w:t>
+              <w:t>Compute the candidate threshold, local threshold, and global threshold according to Eqs. (11)-(14)</w:t>
             </w:r>
           </w:p>
         </w:tc>
@@ -35744,6 +35744,7 @@
           <w:p>
             <w:pPr>
               <w:pStyle w:val="Compact"/>
+              <w:jc w:val="left"/>
             </w:pPr>
             <w:r>
               <w:rPr>
@@ -35767,6 +35768,7 @@
           <w:p>
             <w:pPr>
               <w:pStyle w:val="Compact"/>
+              <w:jc w:val="center"/>
             </w:pPr>
             <m:oMath>
               <m:sSub>
@@ -35814,6 +35816,7 @@
           <w:p>
             <w:pPr>
               <w:pStyle w:val="Compact"/>
+              <w:jc w:val="center"/>
             </w:pPr>
             <m:oMath>
               <m:sSub>
@@ -35861,6 +35864,7 @@
           <w:p>
             <w:pPr>
               <w:pStyle w:val="Compact"/>
+              <w:jc w:val="center"/>
             </w:pPr>
             <m:oMath>
               <m:sSub>
@@ -35915,6 +35919,7 @@
           <w:p>
             <w:pPr>
               <w:pStyle w:val="Compact"/>
+              <w:jc w:val="center"/>
             </w:pPr>
             <m:oMath>
               <m:sSub>
@@ -35948,6 +35953,7 @@
           <w:p>
             <w:pPr>
               <w:pStyle w:val="Compact"/>
+              <w:jc w:val="center"/>
             </w:pPr>
             <w:r>
               <w:rPr>
@@ -35970,6 +35976,7 @@
           <w:p>
             <w:pPr>
               <w:pStyle w:val="Compact"/>
+              <w:jc w:val="center"/>
             </w:pPr>
             <m:oMath>
               <m:acc>
@@ -36003,6 +36010,7 @@
           <w:p>
             <w:pPr>
               <w:pStyle w:val="Compact"/>
+              <w:jc w:val="center"/>
             </w:pPr>
             <m:oMath>
               <m:sSub>
@@ -36036,6 +36044,7 @@
           <w:p>
             <w:pPr>
               <w:pStyle w:val="Compact"/>
+              <w:jc w:val="center"/>
             </w:pPr>
             <m:oMath>
               <m:sSub>
@@ -36076,6 +36085,7 @@
           <w:p>
             <w:pPr>
               <w:pStyle w:val="Compact"/>
+              <w:jc w:val="center"/>
             </w:pPr>
             <w:r>
               <w:rPr>
@@ -36100,6 +36110,7 @@
           <w:p>
             <w:pPr>
               <w:pStyle w:val="Compact"/>
+              <w:jc w:val="left"/>
             </w:pPr>
             <w:r>
               <w:t xml:space="preserve">PID</w:t>
@@ -36118,6 +36129,7 @@
           <w:p>
             <w:pPr>
               <w:pStyle w:val="Compact"/>
+              <w:jc w:val="center"/>
             </w:pPr>
             <w:r>
               <w:t xml:space="preserve">8486.90</w:t>
@@ -36136,6 +36148,7 @@
           <w:p>
             <w:pPr>
               <w:pStyle w:val="Compact"/>
+              <w:jc w:val="center"/>
             </w:pPr>
             <w:r>
               <w:t xml:space="preserve">-13.29</w:t>
@@ -36154,6 +36167,7 @@
           <w:p>
             <w:pPr>
               <w:pStyle w:val="Compact"/>
+              <w:jc w:val="center"/>
             </w:pPr>
             <w:r>
               <w:t xml:space="preserve">353.62</w:t>
@@ -36172,6 +36186,7 @@
           <w:p>
             <w:pPr>
               <w:pStyle w:val="Compact"/>
+              <w:jc w:val="center"/>
             </w:pPr>
             <w:r>
               <w:t xml:space="preserve">-</w:t>
@@ -36190,6 +36205,7 @@
           <w:p>
             <w:pPr>
               <w:pStyle w:val="Compact"/>
+              <w:jc w:val="center"/>
             </w:pPr>
             <w:r>
               <w:t xml:space="preserve">-</w:t>
@@ -36208,6 +36224,7 @@
           <w:p>
             <w:pPr>
               <w:pStyle w:val="Compact"/>
+              <w:jc w:val="center"/>
             </w:pPr>
             <w:r>
               <w:t xml:space="preserve">0.1669</w:t>
@@ -36226,6 +36243,7 @@
           <w:p>
             <w:pPr>
               <w:pStyle w:val="Compact"/>
+              <w:jc w:val="center"/>
             </w:pPr>
             <w:r>
               <w:t xml:space="preserve">-</w:t>
@@ -36244,6 +36262,7 @@
           <w:p>
             <w:pPr>
               <w:pStyle w:val="Compact"/>
+              <w:jc w:val="center"/>
             </w:pPr>
             <w:r>
               <w:t xml:space="preserve">-</w:t>
@@ -36262,6 +36281,7 @@
           <w:p>
             <w:pPr>
               <w:pStyle w:val="Compact"/>
+              <w:jc w:val="center"/>
             </w:pPr>
             <w:r>
               <w:t xml:space="preserve">-</w:t>
@@ -36282,6 +36302,7 @@
           <w:p>
             <w:pPr>
               <w:pStyle w:val="Compact"/>
+              <w:jc w:val="left"/>
             </w:pPr>
             <w:r>
               <w:t xml:space="preserve">RBC</w:t>
@@ -36300,6 +36321,7 @@
           <w:p>
             <w:pPr>
               <w:pStyle w:val="Compact"/>
+              <w:jc w:val="center"/>
             </w:pPr>
             <w:r>
               <w:t xml:space="preserve">8548.72</w:t>
@@ -36318,6 +36340,7 @@
           <w:p>
             <w:pPr>
               <w:pStyle w:val="Compact"/>
+              <w:jc w:val="center"/>
             </w:pPr>
             <w:r>
               <w:t xml:space="preserve">-14.12</w:t>
@@ -36336,6 +36359,7 @@
           <w:p>
             <w:pPr>
               <w:pStyle w:val="Compact"/>
+              <w:jc w:val="center"/>
             </w:pPr>
             <w:r>
               <w:t xml:space="preserve">356.20</w:t>
@@ -36354,6 +36378,7 @@
           <w:p>
             <w:pPr>
               <w:pStyle w:val="Compact"/>
+              <w:jc w:val="center"/>
             </w:pPr>
             <w:r>
               <w:t xml:space="preserve">-</w:t>
@@ -36372,6 +36397,7 @@
           <w:p>
             <w:pPr>
               <w:pStyle w:val="Compact"/>
+              <w:jc w:val="center"/>
             </w:pPr>
             <w:r>
               <w:t xml:space="preserve">-</w:t>
@@ -36390,6 +36416,7 @@
           <w:p>
             <w:pPr>
               <w:pStyle w:val="Compact"/>
+              <w:jc w:val="center"/>
             </w:pPr>
             <w:r>
               <w:t xml:space="preserve">-</w:t>
@@ -36408,6 +36435,7 @@
           <w:p>
             <w:pPr>
               <w:pStyle w:val="Compact"/>
+              <w:jc w:val="center"/>
             </w:pPr>
             <w:r>
               <w:t xml:space="preserve">-</w:t>
@@ -36426,6 +36454,7 @@
           <w:p>
             <w:pPr>
               <w:pStyle w:val="Compact"/>
+              <w:jc w:val="center"/>
             </w:pPr>
             <w:r>
               <w:t xml:space="preserve">-</w:t>
@@ -36444,6 +36473,7 @@
           <w:p>
             <w:pPr>
               <w:pStyle w:val="Compact"/>
+              <w:jc w:val="center"/>
             </w:pPr>
             <w:r>
               <w:t xml:space="preserve">-</w:t>
@@ -36464,6 +36494,7 @@
           <w:p>
             <w:pPr>
               <w:pStyle w:val="Compact"/>
+              <w:jc w:val="left"/>
             </w:pPr>
             <w:r>
               <w:t xml:space="preserve">TTC-RL-1</w:t>
@@ -36482,6 +36513,7 @@
           <w:p>
             <w:pPr>
               <w:pStyle w:val="Compact"/>
+              <w:jc w:val="center"/>
             </w:pPr>
             <w:r>
               <w:t xml:space="preserve">7491.14</w:t>
@@ -36500,6 +36532,7 @@
           <w:p>
             <w:pPr>
               <w:pStyle w:val="Compact"/>
+              <w:jc w:val="center"/>
             </w:pPr>
             <w:r>
               <w:t xml:space="preserve">-</w:t>
@@ -36518,6 +36551,7 @@
           <w:p>
             <w:pPr>
               <w:pStyle w:val="Compact"/>
+              <w:jc w:val="center"/>
             </w:pPr>
             <w:r>
               <w:t xml:space="preserve">312.13</w:t>
@@ -36536,6 +36570,7 @@
           <w:p>
             <w:pPr>
               <w:pStyle w:val="Compact"/>
+              <w:jc w:val="center"/>
             </w:pPr>
             <w:r>
               <w:t xml:space="preserve">4404</w:t>
@@ -36554,6 +36589,7 @@
           <w:p>
             <w:pPr>
               <w:pStyle w:val="Compact"/>
+              <w:jc w:val="center"/>
             </w:pPr>
             <w:r>
               <w:t xml:space="preserve">-</w:t>
@@ -36572,6 +36608,7 @@
           <w:p>
             <w:pPr>
               <w:pStyle w:val="Compact"/>
+              <w:jc w:val="center"/>
             </w:pPr>
             <w:r>
               <w:t xml:space="preserve">0.8101</w:t>
@@ -36590,6 +36627,7 @@
           <w:p>
             <w:pPr>
               <w:pStyle w:val="Compact"/>
+              <w:jc w:val="center"/>
             </w:pPr>
             <w:r>
               <w:t xml:space="preserve">2054.63</w:t>
@@ -36608,6 +36646,7 @@
           <w:p>
             <w:pPr>
               <w:pStyle w:val="Compact"/>
+              <w:jc w:val="center"/>
             </w:pPr>
             <w:r>
               <w:t xml:space="preserve">0.4665</w:t>
@@ -36626,6 +36665,7 @@
           <w:p>
             <w:pPr>
               <w:pStyle w:val="Compact"/>
+              <w:jc w:val="center"/>
             </w:pPr>
             <w:r>
               <w:t xml:space="preserve">-</w:t>
@@ -36646,6 +36686,7 @@
           <w:p>
             <w:pPr>
               <w:pStyle w:val="Compact"/>
+              <w:jc w:val="left"/>
             </w:pPr>
             <w:r>
               <w:t xml:space="preserve">TTC-RL-2</w:t>
@@ -36664,6 +36705,7 @@
           <w:p>
             <w:pPr>
               <w:pStyle w:val="Compact"/>
+              <w:jc w:val="center"/>
             </w:pPr>
             <w:r>
               <w:t xml:space="preserve">7489.98</w:t>
@@ -36682,6 +36724,7 @@
           <w:p>
             <w:pPr>
               <w:pStyle w:val="Compact"/>
+              <w:jc w:val="center"/>
             </w:pPr>
             <w:r>
               <w:t xml:space="preserve">0.02</w:t>
@@ -36700,6 +36743,7 @@
           <w:p>
             <w:pPr>
               <w:pStyle w:val="Compact"/>
+              <w:jc w:val="center"/>
             </w:pPr>
             <w:r>
               <w:t xml:space="preserve">312.08</w:t>
@@ -36718,6 +36762,7 @@
           <w:p>
             <w:pPr>
               <w:pStyle w:val="Compact"/>
+              <w:jc w:val="center"/>
             </w:pPr>
             <w:r>
               <w:t xml:space="preserve">2202</w:t>
@@ -36736,6 +36781,7 @@
           <w:p>
             <w:pPr>
               <w:pStyle w:val="Compact"/>
+              <w:jc w:val="center"/>
             </w:pPr>
             <w:r>
               <w:t xml:space="preserve">50.00</w:t>
@@ -36754,6 +36800,7 @@
           <w:p>
             <w:pPr>
               <w:pStyle w:val="Compact"/>
+              <w:jc w:val="center"/>
             </w:pPr>
             <w:r>
               <w:t xml:space="preserve">0.5617</w:t>
@@ -36772,6 +36819,7 @@
           <w:p>
             <w:pPr>
               <w:pStyle w:val="Compact"/>
+              <w:jc w:val="center"/>
             </w:pPr>
             <w:r>
               <w:t xml:space="preserve">2022.76</w:t>
@@ -36790,6 +36838,7 @@
           <w:p>
             <w:pPr>
               <w:pStyle w:val="Compact"/>
+              <w:jc w:val="center"/>
             </w:pPr>
             <w:r>
               <w:t xml:space="preserve">0.9186</w:t>
@@ -36808,6 +36857,7 @@
           <w:p>
             <w:pPr>
               <w:pStyle w:val="Compact"/>
+              <w:jc w:val="center"/>
             </w:pPr>
             <w:r>
               <w:t xml:space="preserve">98.45</w:t>
@@ -36828,6 +36878,7 @@
           <w:p>
             <w:pPr>
               <w:pStyle w:val="Compact"/>
+              <w:jc w:val="left"/>
             </w:pPr>
             <w:r>
               <w:t xml:space="preserve">ST-ETC</w:t>
@@ -36846,6 +36897,7 @@
           <w:p>
             <w:pPr>
               <w:pStyle w:val="Compact"/>
+              <w:jc w:val="center"/>
             </w:pPr>
             <w:r>
               <w:t xml:space="preserve">7485.44</w:t>
@@ -36864,6 +36916,7 @@
           <w:p>
             <w:pPr>
               <w:pStyle w:val="Compact"/>
+              <w:jc w:val="center"/>
             </w:pPr>
             <w:r>
               <w:t xml:space="preserve">0.08</w:t>
@@ -36882,6 +36935,7 @@
           <w:p>
             <w:pPr>
               <w:pStyle w:val="Compact"/>
+              <w:jc w:val="center"/>
             </w:pPr>
             <w:r>
               <w:t xml:space="preserve">311.89</w:t>
@@ -36900,6 +36954,7 @@
           <w:p>
             <w:pPr>
               <w:pStyle w:val="Compact"/>
+              <w:jc w:val="center"/>
             </w:pPr>
             <w:r>
               <w:t xml:space="preserve">3525</w:t>
@@ -36918,6 +36973,7 @@
           <w:p>
             <w:pPr>
               <w:pStyle w:val="Compact"/>
+              <w:jc w:val="center"/>
             </w:pPr>
             <w:r>
               <w:t xml:space="preserve">19.96</w:t>
@@ -36936,6 +36992,7 @@
           <w:p>
             <w:pPr>
               <w:pStyle w:val="Compact"/>
+              <w:jc w:val="center"/>
             </w:pPr>
             <w:r>
               <w:t xml:space="preserve">0.7711</w:t>
@@ -36954,6 +37011,7 @@
           <w:p>
             <w:pPr>
               <w:pStyle w:val="Compact"/>
+              <w:jc w:val="center"/>
             </w:pPr>
             <w:r>
               <w:t xml:space="preserve">2052.42</w:t>
@@ -36972,6 +37030,7 @@
           <w:p>
             <w:pPr>
               <w:pStyle w:val="Compact"/>
+              <w:jc w:val="center"/>
             </w:pPr>
             <w:r>
               <w:t xml:space="preserve">0.5822</w:t>
@@ -36990,6 +37049,7 @@
           <w:p>
             <w:pPr>
               <w:pStyle w:val="Compact"/>
+              <w:jc w:val="center"/>
             </w:pPr>
             <w:r>
               <w:t xml:space="preserve">99.89</w:t>
@@ -37010,6 +37070,7 @@
           <w:p>
             <w:pPr>
               <w:pStyle w:val="Compact"/>
+              <w:jc w:val="left"/>
             </w:pPr>
             <w:r>
               <w:t xml:space="preserve">ET-PRL</w:t>
@@ -37028,6 +37089,7 @@
           <w:p>
             <w:pPr>
               <w:pStyle w:val="Compact"/>
+              <w:jc w:val="center"/>
             </w:pPr>
             <w:r>
               <w:t xml:space="preserve">7331.85</w:t>
@@ -37046,6 +37108,7 @@
           <w:p>
             <w:pPr>
               <w:pStyle w:val="Compact"/>
+              <w:jc w:val="center"/>
             </w:pPr>
             <w:r>
               <w:t xml:space="preserve">2.13</w:t>
@@ -37064,6 +37127,7 @@
           <w:p>
             <w:pPr>
               <w:pStyle w:val="Compact"/>
+              <w:jc w:val="center"/>
             </w:pPr>
             <w:r>
               <w:t xml:space="preserve">305.49</w:t>
@@ -37082,6 +37146,7 @@
           <w:p>
             <w:pPr>
               <w:pStyle w:val="Compact"/>
+              <w:jc w:val="center"/>
             </w:pPr>
             <w:r>
               <w:t xml:space="preserve">2046</w:t>
@@ -37100,6 +37165,7 @@
           <w:p>
             <w:pPr>
               <w:pStyle w:val="Compact"/>
+              <w:jc w:val="center"/>
             </w:pPr>
             <w:r>
               <w:t xml:space="preserve">53.54</w:t>
@@ -37118,6 +37184,7 @@
           <w:p>
             <w:pPr>
               <w:pStyle w:val="Compact"/>
+              <w:jc w:val="center"/>
             </w:pPr>
             <w:r>
               <w:t xml:space="preserve">0.6014</w:t>
@@ -37136,6 +37203,7 @@
           <w:p>
             <w:pPr>
               <w:pStyle w:val="Compact"/>
+              <w:jc w:val="center"/>
             </w:pPr>
             <w:r>
               <w:t xml:space="preserve">1939.74</w:t>
@@ -37154,6 +37222,7 @@
           <w:p>
             <w:pPr>
               <w:pStyle w:val="Compact"/>
+              <w:jc w:val="center"/>
             </w:pPr>
             <w:r>
               <w:t xml:space="preserve">0.9481</w:t>
@@ -37172,6 +37241,7 @@
           <w:p>
             <w:pPr>
               <w:pStyle w:val="Compact"/>
+              <w:jc w:val="center"/>
             </w:pPr>
             <w:r>
               <w:t xml:space="preserve">94.41</w:t>
@@ -37231,6 +37301,7 @@
           <w:p>
             <w:pPr>
               <w:pStyle w:val="Compact"/>
+              <w:jc w:val="left"/>
             </w:pPr>
             <w:r>
               <w:rPr>
@@ -37253,6 +37324,7 @@
           <w:p>
             <w:pPr>
               <w:pStyle w:val="Compact"/>
+              <w:jc w:val="center"/>
             </w:pPr>
             <m:oMath>
               <m:sSub>
@@ -37300,6 +37372,7 @@
           <w:p>
             <w:pPr>
               <w:pStyle w:val="Compact"/>
+              <w:jc w:val="center"/>
             </w:pPr>
             <m:oMath>
               <m:sSub>
@@ -37347,6 +37420,7 @@
           <w:p>
             <w:pPr>
               <w:pStyle w:val="Compact"/>
+              <w:jc w:val="center"/>
             </w:pPr>
             <m:oMath>
               <m:sSub>
@@ -37401,6 +37475,7 @@
           <w:p>
             <w:pPr>
               <w:pStyle w:val="Compact"/>
+              <w:jc w:val="center"/>
             </w:pPr>
             <m:oMath>
               <m:sSub>
@@ -37434,6 +37509,7 @@
           <w:p>
             <w:pPr>
               <w:pStyle w:val="Compact"/>
+              <w:jc w:val="center"/>
             </w:pPr>
             <w:r>
               <w:rPr>
@@ -37456,6 +37532,7 @@
           <w:p>
             <w:pPr>
               <w:pStyle w:val="Compact"/>
+              <w:jc w:val="center"/>
             </w:pPr>
             <m:oMath>
               <m:acc>
@@ -37489,6 +37566,7 @@
           <w:p>
             <w:pPr>
               <w:pStyle w:val="Compact"/>
+              <w:jc w:val="center"/>
             </w:pPr>
             <m:oMath>
               <m:sSub>
@@ -37522,6 +37600,7 @@
           <w:p>
             <w:pPr>
               <w:pStyle w:val="Compact"/>
+              <w:jc w:val="center"/>
             </w:pPr>
             <m:oMath>
               <m:sSub>
@@ -37562,6 +37641,7 @@
           <w:p>
             <w:pPr>
               <w:pStyle w:val="Compact"/>
+              <w:jc w:val="center"/>
             </w:pPr>
             <w:r>
               <w:rPr>
@@ -37586,6 +37666,7 @@
           <w:p>
             <w:pPr>
               <w:pStyle w:val="Compact"/>
+              <w:jc w:val="left"/>
             </w:pPr>
             <w:r>
               <w:t xml:space="preserve">PID</w:t>
@@ -37604,6 +37685,7 @@
           <w:p>
             <w:pPr>
               <w:pStyle w:val="Compact"/>
+              <w:jc w:val="center"/>
             </w:pPr>
             <w:r>
               <w:t xml:space="preserve">8486.90</w:t>
@@ -37622,6 +37704,7 @@
           <w:p>
             <w:pPr>
               <w:pStyle w:val="Compact"/>
+              <w:jc w:val="center"/>
             </w:pPr>
             <w:r>
               <w:t xml:space="preserve">-13.29</w:t>
@@ -37640,6 +37723,7 @@
           <w:p>
             <w:pPr>
               <w:pStyle w:val="Compact"/>
+              <w:jc w:val="center"/>
             </w:pPr>
             <w:r>
               <w:t xml:space="preserve">353.62</w:t>
@@ -37658,6 +37742,7 @@
           <w:p>
             <w:pPr>
               <w:pStyle w:val="Compact"/>
+              <w:jc w:val="center"/>
             </w:pPr>
             <w:r>
               <w:t xml:space="preserve">-</w:t>
@@ -37676,6 +37761,7 @@
           <w:p>
             <w:pPr>
               <w:pStyle w:val="Compact"/>
+              <w:jc w:val="center"/>
             </w:pPr>
             <w:r>
               <w:t xml:space="preserve">-</w:t>
@@ -37694,6 +37780,7 @@
           <w:p>
             <w:pPr>
               <w:pStyle w:val="Compact"/>
+              <w:jc w:val="center"/>
             </w:pPr>
             <w:r>
               <w:t xml:space="preserve">0.1669</w:t>
@@ -37712,6 +37799,7 @@
           <w:p>
             <w:pPr>
               <w:pStyle w:val="Compact"/>
+              <w:jc w:val="center"/>
             </w:pPr>
             <w:r>
               <w:t xml:space="preserve">-</w:t>
@@ -37730,6 +37818,7 @@
           <w:p>
             <w:pPr>
               <w:pStyle w:val="Compact"/>
+              <w:jc w:val="center"/>
             </w:pPr>
             <w:r>
               <w:t xml:space="preserve">-</w:t>
@@ -37748,6 +37837,7 @@
           <w:p>
             <w:pPr>
               <w:pStyle w:val="Compact"/>
+              <w:jc w:val="center"/>
             </w:pPr>
             <w:r>
               <w:t xml:space="preserve">-</w:t>
@@ -37768,6 +37858,7 @@
           <w:p>
             <w:pPr>
               <w:pStyle w:val="Compact"/>
+              <w:jc w:val="left"/>
             </w:pPr>
             <w:r>
               <w:t xml:space="preserve">RBC</w:t>
@@ -37786,6 +37877,7 @@
           <w:p>
             <w:pPr>
               <w:pStyle w:val="Compact"/>
+              <w:jc w:val="center"/>
             </w:pPr>
             <w:r>
               <w:t xml:space="preserve">8548.72</w:t>
@@ -37804,6 +37896,7 @@
           <w:p>
             <w:pPr>
               <w:pStyle w:val="Compact"/>
+              <w:jc w:val="center"/>
             </w:pPr>
             <w:r>
               <w:t xml:space="preserve">-14.12</w:t>
@@ -37822,6 +37915,7 @@
           <w:p>
             <w:pPr>
               <w:pStyle w:val="Compact"/>
+              <w:jc w:val="center"/>
             </w:pPr>
             <w:r>
               <w:t xml:space="preserve">356.20</w:t>
@@ -37840,6 +37934,7 @@
           <w:p>
             <w:pPr>
               <w:pStyle w:val="Compact"/>
+              <w:jc w:val="center"/>
             </w:pPr>
             <w:r>
               <w:t xml:space="preserve">-</w:t>
@@ -37858,6 +37953,7 @@
           <w:p>
             <w:pPr>
               <w:pStyle w:val="Compact"/>
+              <w:jc w:val="center"/>
             </w:pPr>
             <w:r>
               <w:t xml:space="preserve">-</w:t>
@@ -37876,6 +37972,7 @@
           <w:p>
             <w:pPr>
               <w:pStyle w:val="Compact"/>
+              <w:jc w:val="center"/>
             </w:pPr>
             <w:r>
               <w:t xml:space="preserve">-</w:t>
@@ -37894,6 +37991,7 @@
           <w:p>
             <w:pPr>
               <w:pStyle w:val="Compact"/>
+              <w:jc w:val="center"/>
             </w:pPr>
             <w:r>
               <w:t xml:space="preserve">-</w:t>
@@ -37912,6 +38010,7 @@
           <w:p>
             <w:pPr>
               <w:pStyle w:val="Compact"/>
+              <w:jc w:val="center"/>
             </w:pPr>
             <w:r>
               <w:t xml:space="preserve">-</w:t>
@@ -37930,6 +38029,7 @@
           <w:p>
             <w:pPr>
               <w:pStyle w:val="Compact"/>
+              <w:jc w:val="center"/>
             </w:pPr>
             <w:r>
               <w:t xml:space="preserve">-</w:t>
@@ -37950,6 +38050,7 @@
           <w:p>
             <w:pPr>
               <w:pStyle w:val="Compact"/>
+              <w:jc w:val="left"/>
             </w:pPr>
             <w:r>
               <w:t xml:space="preserve">TTC-RL-1</w:t>
@@ -37968,6 +38069,7 @@
           <w:p>
             <w:pPr>
               <w:pStyle w:val="Compact"/>
+              <w:jc w:val="center"/>
             </w:pPr>
             <w:r>
               <w:t xml:space="preserve">7491.14</w:t>
@@ -37986,6 +38088,7 @@
           <w:p>
             <w:pPr>
               <w:pStyle w:val="Compact"/>
+              <w:jc w:val="center"/>
             </w:pPr>
             <w:r>
               <w:t xml:space="preserve">-</w:t>
@@ -38004,6 +38107,7 @@
           <w:p>
             <w:pPr>
               <w:pStyle w:val="Compact"/>
+              <w:jc w:val="center"/>
             </w:pPr>
             <w:r>
               <w:t xml:space="preserve">312.13</w:t>
@@ -38022,6 +38126,7 @@
           <w:p>
             <w:pPr>
               <w:pStyle w:val="Compact"/>
+              <w:jc w:val="center"/>
             </w:pPr>
             <w:r>
               <w:t xml:space="preserve">4404</w:t>
@@ -38040,6 +38145,7 @@
           <w:p>
             <w:pPr>
               <w:pStyle w:val="Compact"/>
+              <w:jc w:val="center"/>
             </w:pPr>
             <w:r>
               <w:t xml:space="preserve">-</w:t>
@@ -38058,6 +38164,7 @@
           <w:p>
             <w:pPr>
               <w:pStyle w:val="Compact"/>
+              <w:jc w:val="center"/>
             </w:pPr>
             <w:r>
               <w:t xml:space="preserve">0.8101</w:t>
@@ -38076,6 +38183,7 @@
           <w:p>
             <w:pPr>
               <w:pStyle w:val="Compact"/>
+              <w:jc w:val="center"/>
             </w:pPr>
             <w:r>
               <w:t xml:space="preserve">2054.63</w:t>
@@ -38094,6 +38202,7 @@
           <w:p>
             <w:pPr>
               <w:pStyle w:val="Compact"/>
+              <w:jc w:val="center"/>
             </w:pPr>
             <w:r>
               <w:t xml:space="preserve">0.4665</w:t>
@@ -38112,6 +38221,7 @@
           <w:p>
             <w:pPr>
               <w:pStyle w:val="Compact"/>
+              <w:jc w:val="center"/>
             </w:pPr>
             <w:r>
               <w:t xml:space="preserve">-</w:t>
@@ -38132,6 +38242,7 @@
           <w:p>
             <w:pPr>
               <w:pStyle w:val="Compact"/>
+              <w:jc w:val="left"/>
             </w:pPr>
             <w:r>
               <w:t xml:space="preserve">TTC-RL-2</w:t>
@@ -38150,6 +38261,7 @@
           <w:p>
             <w:pPr>
               <w:pStyle w:val="Compact"/>
+              <w:jc w:val="center"/>
             </w:pPr>
             <w:r>
               <w:t xml:space="preserve">7489.98</w:t>
@@ -38168,6 +38280,7 @@
           <w:p>
             <w:pPr>
               <w:pStyle w:val="Compact"/>
+              <w:jc w:val="center"/>
             </w:pPr>
             <w:r>
               <w:t xml:space="preserve">0.02</w:t>
@@ -38186,6 +38299,7 @@
           <w:p>
             <w:pPr>
               <w:pStyle w:val="Compact"/>
+              <w:jc w:val="center"/>
             </w:pPr>
             <w:r>
               <w:t xml:space="preserve">312.08</w:t>
@@ -38204,6 +38318,7 @@
           <w:p>
             <w:pPr>
               <w:pStyle w:val="Compact"/>
+              <w:jc w:val="center"/>
             </w:pPr>
             <w:r>
               <w:t xml:space="preserve">2202</w:t>
@@ -38222,6 +38337,7 @@
           <w:p>
             <w:pPr>
               <w:pStyle w:val="Compact"/>
+              <w:jc w:val="center"/>
             </w:pPr>
             <w:r>
               <w:t xml:space="preserve">50.00</w:t>
@@ -38240,6 +38356,7 @@
           <w:p>
             <w:pPr>
               <w:pStyle w:val="Compact"/>
+              <w:jc w:val="center"/>
             </w:pPr>
             <w:r>
               <w:t xml:space="preserve">0.5617</w:t>
@@ -38258,6 +38375,7 @@
           <w:p>
             <w:pPr>
               <w:pStyle w:val="Compact"/>
+              <w:jc w:val="center"/>
             </w:pPr>
             <w:r>
               <w:t xml:space="preserve">2022.76</w:t>
@@ -38276,6 +38394,7 @@
           <w:p>
             <w:pPr>
               <w:pStyle w:val="Compact"/>
+              <w:jc w:val="center"/>
             </w:pPr>
             <w:r>
               <w:t xml:space="preserve">0.9186</w:t>
@@ -38294,6 +38413,7 @@
           <w:p>
             <w:pPr>
               <w:pStyle w:val="Compact"/>
+              <w:jc w:val="center"/>
             </w:pPr>
             <w:r>
               <w:t xml:space="preserve">98.45</w:t>
@@ -38314,6 +38434,7 @@
           <w:p>
             <w:pPr>
               <w:pStyle w:val="Compact"/>
+              <w:jc w:val="left"/>
             </w:pPr>
             <w:r>
               <w:t xml:space="preserve">ST-ETC</w:t>
@@ -38332,6 +38453,7 @@
           <w:p>
             <w:pPr>
               <w:pStyle w:val="Compact"/>
+              <w:jc w:val="center"/>
             </w:pPr>
             <w:r>
               <w:t xml:space="preserve">7485.44</w:t>
@@ -38350,6 +38472,7 @@
           <w:p>
             <w:pPr>
               <w:pStyle w:val="Compact"/>
+              <w:jc w:val="center"/>
             </w:pPr>
             <w:r>
               <w:t xml:space="preserve">0.08</w:t>
@@ -38368,6 +38491,7 @@
           <w:p>
             <w:pPr>
               <w:pStyle w:val="Compact"/>
+              <w:jc w:val="center"/>
             </w:pPr>
             <w:r>
               <w:t xml:space="preserve">311.89</w:t>
@@ -38386,6 +38510,7 @@
           <w:p>
             <w:pPr>
               <w:pStyle w:val="Compact"/>
+              <w:jc w:val="center"/>
             </w:pPr>
             <w:r>
               <w:t xml:space="preserve">3525</w:t>
@@ -38404,6 +38529,7 @@
           <w:p>
             <w:pPr>
               <w:pStyle w:val="Compact"/>
+              <w:jc w:val="center"/>
             </w:pPr>
             <w:r>
               <w:t xml:space="preserve">19.96</w:t>
@@ -38422,6 +38548,7 @@
           <w:p>
             <w:pPr>
               <w:pStyle w:val="Compact"/>
+              <w:jc w:val="center"/>
             </w:pPr>
             <w:r>
               <w:t xml:space="preserve">0.7711</w:t>
@@ -38440,6 +38567,7 @@
           <w:p>
             <w:pPr>
               <w:pStyle w:val="Compact"/>
+              <w:jc w:val="center"/>
             </w:pPr>
             <w:r>
               <w:t xml:space="preserve">2052.42</w:t>
@@ -38458,6 +38586,7 @@
           <w:p>
             <w:pPr>
               <w:pStyle w:val="Compact"/>
+              <w:jc w:val="center"/>
             </w:pPr>
             <w:r>
               <w:t xml:space="preserve">0.5822</w:t>
@@ -38476,6 +38605,7 @@
           <w:p>
             <w:pPr>
               <w:pStyle w:val="Compact"/>
+              <w:jc w:val="center"/>
             </w:pPr>
             <w:r>
               <w:t xml:space="preserve">99.89</w:t>
@@ -38496,6 +38626,7 @@
           <w:p>
             <w:pPr>
               <w:pStyle w:val="Compact"/>
+              <w:jc w:val="left"/>
             </w:pPr>
             <w:r>
               <w:t xml:space="preserve">ET-PRL</w:t>
@@ -38514,6 +38645,7 @@
           <w:p>
             <w:pPr>
               <w:pStyle w:val="Compact"/>
+              <w:jc w:val="center"/>
             </w:pPr>
             <w:r>
               <w:t xml:space="preserve">7331.85</w:t>
@@ -38532,6 +38664,7 @@
           <w:p>
             <w:pPr>
               <w:pStyle w:val="Compact"/>
+              <w:jc w:val="center"/>
             </w:pPr>
             <w:r>
               <w:t xml:space="preserve">2.13</w:t>
@@ -38550,6 +38683,7 @@
           <w:p>
             <w:pPr>
               <w:pStyle w:val="Compact"/>
+              <w:jc w:val="center"/>
             </w:pPr>
             <w:r>
               <w:t xml:space="preserve">305.49</w:t>
@@ -38568,6 +38702,7 @@
           <w:p>
             <w:pPr>
               <w:pStyle w:val="Compact"/>
+              <w:jc w:val="center"/>
             </w:pPr>
             <w:r>
               <w:t xml:space="preserve">2046</w:t>
@@ -38586,6 +38721,7 @@
           <w:p>
             <w:pPr>
               <w:pStyle w:val="Compact"/>
+              <w:jc w:val="center"/>
             </w:pPr>
             <w:r>
               <w:t xml:space="preserve">53.54</w:t>
@@ -38604,6 +38740,7 @@
           <w:p>
             <w:pPr>
               <w:pStyle w:val="Compact"/>
+              <w:jc w:val="center"/>
             </w:pPr>
             <w:r>
               <w:t xml:space="preserve">0.6014</w:t>
@@ -38622,6 +38759,7 @@
           <w:p>
             <w:pPr>
               <w:pStyle w:val="Compact"/>
+              <w:jc w:val="center"/>
             </w:pPr>
             <w:r>
               <w:t xml:space="preserve">1939.74</w:t>
@@ -38640,6 +38778,7 @@
           <w:p>
             <w:pPr>
               <w:pStyle w:val="Compact"/>
+              <w:jc w:val="center"/>
             </w:pPr>
             <w:r>
               <w:t xml:space="preserve">0.9481</w:t>
@@ -38658,6 +38797,7 @@
           <w:p>
             <w:pPr>
               <w:pStyle w:val="Compact"/>
+              <w:jc w:val="center"/>
             </w:pPr>
             <w:r>
               <w:t xml:space="preserve">94.41</w:t>
@@ -41662,7 +41802,7 @@
         <w:rPr>
           <w:rFonts w:hint="eastAsia"/>
         </w:rPr>
-        <w:t xml:space="preserve">几乎在每个时间步都触发。</w:t>
+        <w:t xml:space="preserve">在每个时间步都触发。</w:t>
       </w:r>
     </w:p>
     <w:p>
@@ -41670,7 +41810,7 @@
         <w:pStyle w:val="BodyText"/>
       </w:pPr>
       <w:r>
-        <w:t xml:space="preserve">By comparison, the ET-PRL trigger pulses are densely distributed during load ramp-up and abrupt change periods, but become much sparser during stable periods such as nighttime. In contrast, because ST-ETC uses a fixed decision boundary, its trigger actions are more concentrated in time, whereas TTC-RL-1 triggers at almost every time step.</w:t>
+        <w:t xml:space="preserve">By comparison, the ET-PRL trigger pulses are densely distributed during load ramp-up and abrupt change periods, but become much sparser during stable periods such as nighttime. In contrast, because ST-ETC uses a fixed decision boundary, its trigger actions are more concentrated in time, whereas TTC-RL-1 triggers at every time step.</w:t>
       </w:r>
     </w:p>
     <w:p>
@@ -42158,6 +42298,7 @@
           <w:p>
             <w:pPr>
               <w:pStyle w:val="Compact"/>
+              <w:jc w:val="left"/>
             </w:pPr>
             <w:r>
               <w:rPr>
@@ -42181,6 +42322,7 @@
           <w:p>
             <w:pPr>
               <w:pStyle w:val="Compact"/>
+              <w:jc w:val="center"/>
             </w:pPr>
             <m:oMath>
               <m:sSub>
@@ -42214,6 +42356,7 @@
           <w:p>
             <w:pPr>
               <w:pStyle w:val="Compact"/>
+              <w:jc w:val="center"/>
             </w:pPr>
             <m:oMath>
               <m:sSub>
@@ -42247,6 +42390,7 @@
           <w:p>
             <w:pPr>
               <w:pStyle w:val="Compact"/>
+              <w:jc w:val="center"/>
             </w:pPr>
             <m:oMath>
               <m:sSub>
@@ -42280,6 +42424,7 @@
           <w:p>
             <w:pPr>
               <w:pStyle w:val="Compact"/>
+              <w:jc w:val="center"/>
             </w:pPr>
             <m:oMath>
               <m:sSub>
@@ -42319,6 +42464,7 @@
           <w:p>
             <w:pPr>
               <w:pStyle w:val="Compact"/>
+              <w:jc w:val="center"/>
             </w:pPr>
             <w:r>
               <w:t xml:space="preserve">ACR</w:t>
@@ -42337,6 +42483,7 @@
           <w:p>
             <w:pPr>
               <w:pStyle w:val="Compact"/>
+              <w:jc w:val="center"/>
             </w:pPr>
             <w:r>
               <w:t xml:space="preserve">PPR</w:t>
@@ -42357,6 +42504,7 @@
           <w:p>
             <w:pPr>
               <w:pStyle w:val="Compact"/>
+              <w:jc w:val="left"/>
             </w:pPr>
             <w:r>
               <w:t xml:space="preserve">TTC-RL-1 baseline</w:t>
@@ -42375,6 +42523,7 @@
           <w:p>
             <w:pPr>
               <w:pStyle w:val="Compact"/>
+              <w:jc w:val="center"/>
             </w:pPr>
             <w:r>
               <w:t xml:space="preserve">2054.63</w:t>
@@ -42393,6 +42542,7 @@
           <w:p>
             <w:pPr>
               <w:pStyle w:val="Compact"/>
+              <w:jc w:val="center"/>
             </w:pPr>
             <w:r>
               <w:t xml:space="preserve">4404</w:t>
@@ -42411,6 +42561,7 @@
           <w:p>
             <w:pPr>
               <w:pStyle w:val="Compact"/>
+              <w:jc w:val="center"/>
             </w:pPr>
             <w:r>
               <w:t xml:space="preserve">288.00</w:t>
@@ -42429,6 +42580,7 @@
           <w:p>
             <w:pPr>
               <w:pStyle w:val="Compact"/>
+              <w:jc w:val="center"/>
             </w:pPr>
             <w:r>
               <w:t xml:space="preserve">7491.14</w:t>
@@ -42447,6 +42599,7 @@
           <w:p>
             <w:pPr>
               <w:pStyle w:val="Compact"/>
+              <w:jc w:val="center"/>
             </w:pPr>
             <w:r>
               <w:t xml:space="preserve">1.0000</w:t>
@@ -42465,6 +42618,7 @@
           <w:p>
             <w:pPr>
               <w:pStyle w:val="Compact"/>
+              <w:jc w:val="center"/>
             </w:pPr>
             <w:r>
               <w:t xml:space="preserve">100.00%</w:t>
@@ -42485,6 +42639,7 @@
           <w:p>
             <w:pPr>
               <w:pStyle w:val="Compact"/>
+              <w:jc w:val="left"/>
             </w:pPr>
             <w:r>
               <w:t xml:space="preserve">Local Threshold Only</w:t>
@@ -42503,6 +42658,7 @@
           <w:p>
             <w:pPr>
               <w:pStyle w:val="Compact"/>
+              <w:jc w:val="center"/>
             </w:pPr>
             <w:r>
               <w:t xml:space="preserve">1958.05</w:t>
@@ -42521,6 +42677,7 @@
           <w:p>
             <w:pPr>
               <w:pStyle w:val="Compact"/>
+              <w:jc w:val="center"/>
             </w:pPr>
             <w:r>
               <w:t xml:space="preserve">2257</w:t>
@@ -42539,6 +42696,7 @@
           <w:p>
             <w:pPr>
               <w:pStyle w:val="Compact"/>
+              <w:jc w:val="center"/>
             </w:pPr>
             <w:r>
               <w:t xml:space="preserve">147.60</w:t>
@@ -42557,6 +42715,7 @@
           <w:p>
             <w:pPr>
               <w:pStyle w:val="Compact"/>
+              <w:jc w:val="center"/>
             </w:pPr>
             <w:r>
               <w:t xml:space="preserve">7367.57</w:t>
@@ -42575,6 +42734,7 @@
           <w:p>
             <w:pPr>
               <w:pStyle w:val="Compact"/>
+              <w:jc w:val="center"/>
             </w:pPr>
             <w:r>
               <w:t xml:space="preserve">1.9513</w:t>
@@ -42593,6 +42753,7 @@
           <w:p>
             <w:pPr>
               <w:pStyle w:val="Compact"/>
+              <w:jc w:val="center"/>
             </w:pPr>
             <w:r>
               <w:t xml:space="preserve">95.30%</w:t>
@@ -42613,6 +42774,7 @@
           <w:p>
             <w:pPr>
               <w:pStyle w:val="Compact"/>
+              <w:jc w:val="left"/>
             </w:pPr>
             <w:r>
               <w:t xml:space="preserve">Global Threshold Only</w:t>
@@ -42631,6 +42793,7 @@
           <w:p>
             <w:pPr>
               <w:pStyle w:val="Compact"/>
+              <w:jc w:val="center"/>
             </w:pPr>
             <w:r>
               <w:t xml:space="preserve">1977.54</w:t>
@@ -42649,6 +42812,7 @@
           <w:p>
             <w:pPr>
               <w:pStyle w:val="Compact"/>
+              <w:jc w:val="center"/>
             </w:pPr>
             <w:r>
               <w:t xml:space="preserve">2251</w:t>
@@ -42667,6 +42831,7 @@
           <w:p>
             <w:pPr>
               <w:pStyle w:val="Compact"/>
+              <w:jc w:val="center"/>
             </w:pPr>
             <w:r>
               <w:t xml:space="preserve">147.20</w:t>
@@ -42685,6 +42850,7 @@
           <w:p>
             <w:pPr>
               <w:pStyle w:val="Compact"/>
+              <w:jc w:val="center"/>
             </w:pPr>
             <w:r>
               <w:t xml:space="preserve">7409.42</w:t>
@@ -42703,6 +42869,7 @@
           <w:p>
             <w:pPr>
               <w:pStyle w:val="Compact"/>
+              <w:jc w:val="center"/>
             </w:pPr>
             <w:r>
               <w:t xml:space="preserve">1.9565</w:t>
@@ -42721,6 +42888,7 @@
           <w:p>
             <w:pPr>
               <w:pStyle w:val="Compact"/>
+              <w:jc w:val="center"/>
             </w:pPr>
             <w:r>
               <w:t xml:space="preserve">96.25%</w:t>
@@ -42741,6 +42909,7 @@
           <w:p>
             <w:pPr>
               <w:pStyle w:val="Compact"/>
+              <w:jc w:val="left"/>
             </w:pPr>
             <w:r>
               <w:t xml:space="preserve">Short-scale Only</w:t>
@@ -42759,6 +42928,7 @@
           <w:p>
             <w:pPr>
               <w:pStyle w:val="Compact"/>
+              <w:jc w:val="center"/>
             </w:pPr>
             <w:r>
               <w:t xml:space="preserve">1951.74</w:t>
@@ -42777,6 +42947,7 @@
           <w:p>
             <w:pPr>
               <w:pStyle w:val="Compact"/>
+              <w:jc w:val="center"/>
             </w:pPr>
             <w:r>
               <w:t xml:space="preserve">2122</w:t>
@@ -42795,6 +42966,7 @@
           <w:p>
             <w:pPr>
               <w:pStyle w:val="Compact"/>
+              <w:jc w:val="center"/>
             </w:pPr>
             <w:r>
               <w:t xml:space="preserve">138.77</w:t>
@@ -42813,6 +42985,7 @@
           <w:p>
             <w:pPr>
               <w:pStyle w:val="Compact"/>
+              <w:jc w:val="center"/>
             </w:pPr>
             <w:r>
               <w:t xml:space="preserve">7407.03</w:t>
@@ -42831,6 +43004,7 @@
           <w:p>
             <w:pPr>
               <w:pStyle w:val="Compact"/>
+              <w:jc w:val="center"/>
             </w:pPr>
             <w:r>
               <w:t xml:space="preserve">2.0754</w:t>
@@ -42849,6 +43023,7 @@
           <w:p>
             <w:pPr>
               <w:pStyle w:val="Compact"/>
+              <w:jc w:val="center"/>
             </w:pPr>
             <w:r>
               <w:t xml:space="preserve">94.99%</w:t>
@@ -42869,6 +43044,7 @@
           <w:p>
             <w:pPr>
               <w:pStyle w:val="Compact"/>
+              <w:jc w:val="left"/>
             </w:pPr>
             <w:r>
               <w:t xml:space="preserve">Medium-scale Only</w:t>
@@ -42887,6 +43063,7 @@
           <w:p>
             <w:pPr>
               <w:pStyle w:val="Compact"/>
+              <w:jc w:val="center"/>
             </w:pPr>
             <w:r>
               <w:t xml:space="preserve">2041.96</w:t>
@@ -42905,6 +43082,7 @@
           <w:p>
             <w:pPr>
               <w:pStyle w:val="Compact"/>
+              <w:jc w:val="center"/>
             </w:pPr>
             <w:r>
               <w:t xml:space="preserve">3891</w:t>
@@ -42923,6 +43101,7 @@
           <w:p>
             <w:pPr>
               <w:pStyle w:val="Compact"/>
+              <w:jc w:val="center"/>
             </w:pPr>
             <w:r>
               <w:t xml:space="preserve">254.45</w:t>
@@ -42941,6 +43120,7 @@
           <w:p>
             <w:pPr>
               <w:pStyle w:val="Compact"/>
+              <w:jc w:val="center"/>
             </w:pPr>
             <w:r>
               <w:t xml:space="preserve">7484.70</w:t>
@@ -42959,6 +43139,7 @@
           <w:p>
             <w:pPr>
               <w:pStyle w:val="Compact"/>
+              <w:jc w:val="center"/>
             </w:pPr>
             <w:r>
               <w:t xml:space="preserve">1.1318</w:t>
@@ -42977,6 +43158,7 @@
           <w:p>
             <w:pPr>
               <w:pStyle w:val="Compact"/>
+              <w:jc w:val="center"/>
             </w:pPr>
             <w:r>
               <w:t xml:space="preserve">99.38%</w:t>
@@ -42997,6 +43179,7 @@
           <w:p>
             <w:pPr>
               <w:pStyle w:val="Compact"/>
+              <w:jc w:val="left"/>
             </w:pPr>
             <w:r>
               <w:t xml:space="preserve">Long-scale Only</w:t>
@@ -43015,6 +43198,7 @@
           <w:p>
             <w:pPr>
               <w:pStyle w:val="Compact"/>
+              <w:jc w:val="center"/>
             </w:pPr>
             <w:r>
               <w:t xml:space="preserve">2032.01</w:t>
@@ -43033,6 +43217,7 @@
           <w:p>
             <w:pPr>
               <w:pStyle w:val="Compact"/>
+              <w:jc w:val="center"/>
             </w:pPr>
             <w:r>
               <w:t xml:space="preserve">4334</w:t>
@@ -43051,6 +43236,7 @@
           <w:p>
             <w:pPr>
               <w:pStyle w:val="Compact"/>
+              <w:jc w:val="center"/>
             </w:pPr>
             <w:r>
               <w:t xml:space="preserve">283.42</w:t>
@@ -43069,6 +43255,7 @@
           <w:p>
             <w:pPr>
               <w:pStyle w:val="Compact"/>
+              <w:jc w:val="center"/>
             </w:pPr>
             <w:r>
               <w:t xml:space="preserve">7431.26</w:t>
@@ -43087,6 +43274,7 @@
           <w:p>
             <w:pPr>
               <w:pStyle w:val="Compact"/>
+              <w:jc w:val="center"/>
             </w:pPr>
             <w:r>
               <w:t xml:space="preserve">1.0162</w:t>
@@ -43105,6 +43293,7 @@
           <w:p>
             <w:pPr>
               <w:pStyle w:val="Compact"/>
+              <w:jc w:val="center"/>
             </w:pPr>
             <w:r>
               <w:t xml:space="preserve">98.90%</w:t>
@@ -43125,6 +43314,7 @@
           <w:p>
             <w:pPr>
               <w:pStyle w:val="Compact"/>
+              <w:jc w:val="left"/>
             </w:pPr>
             <w:r>
               <w:rPr>
@@ -43147,6 +43337,7 @@
           <w:p>
             <w:pPr>
               <w:pStyle w:val="Compact"/>
+              <w:jc w:val="center"/>
             </w:pPr>
             <w:r>
               <w:rPr>
@@ -43169,6 +43360,7 @@
           <w:p>
             <w:pPr>
               <w:pStyle w:val="Compact"/>
+              <w:jc w:val="center"/>
             </w:pPr>
             <w:r>
               <w:rPr>
@@ -43191,6 +43383,7 @@
           <w:p>
             <w:pPr>
               <w:pStyle w:val="Compact"/>
+              <w:jc w:val="center"/>
             </w:pPr>
             <w:r>
               <w:rPr>
@@ -43213,6 +43406,7 @@
           <w:p>
             <w:pPr>
               <w:pStyle w:val="Compact"/>
+              <w:jc w:val="center"/>
             </w:pPr>
             <w:r>
               <w:rPr>
@@ -43235,6 +43429,7 @@
           <w:p>
             <w:pPr>
               <w:pStyle w:val="Compact"/>
+              <w:jc w:val="center"/>
             </w:pPr>
             <w:r>
               <w:rPr>
@@ -43257,6 +43452,7 @@
           <w:p>
             <w:pPr>
               <w:pStyle w:val="Compact"/>
+              <w:jc w:val="center"/>
             </w:pPr>
             <w:r>
               <w:rPr>
@@ -43317,6 +43513,7 @@
           <w:p>
             <w:pPr>
               <w:pStyle w:val="Compact"/>
+              <w:jc w:val="left"/>
             </w:pPr>
             <w:r>
               <w:rPr>
@@ -43339,6 +43536,7 @@
           <w:p>
             <w:pPr>
               <w:pStyle w:val="Compact"/>
+              <w:jc w:val="center"/>
             </w:pPr>
             <m:oMath>
               <m:sSub>
@@ -43372,6 +43570,7 @@
           <w:p>
             <w:pPr>
               <w:pStyle w:val="Compact"/>
+              <w:jc w:val="center"/>
             </w:pPr>
             <m:oMath>
               <m:sSub>
@@ -43405,6 +43604,7 @@
           <w:p>
             <w:pPr>
               <w:pStyle w:val="Compact"/>
+              <w:jc w:val="center"/>
             </w:pPr>
             <m:oMath>
               <m:sSub>
@@ -43438,6 +43638,7 @@
           <w:p>
             <w:pPr>
               <w:pStyle w:val="Compact"/>
+              <w:jc w:val="center"/>
             </w:pPr>
             <m:oMath>
               <m:sSub>
@@ -43474,6 +43675,7 @@
           <w:p>
             <w:pPr>
               <w:pStyle w:val="Compact"/>
+              <w:jc w:val="center"/>
             </w:pPr>
             <w:r>
               <w:t xml:space="preserve">ACR</w:t>
@@ -43492,6 +43694,7 @@
           <w:p>
             <w:pPr>
               <w:pStyle w:val="Compact"/>
+              <w:jc w:val="center"/>
             </w:pPr>
             <w:r>
               <w:t xml:space="preserve">PPR</w:t>
@@ -43512,6 +43715,7 @@
           <w:p>
             <w:pPr>
               <w:pStyle w:val="Compact"/>
+              <w:jc w:val="left"/>
             </w:pPr>
             <w:r>
               <w:t xml:space="preserve">TTC-RL-1 baseline</w:t>
@@ -43530,6 +43734,7 @@
           <w:p>
             <w:pPr>
               <w:pStyle w:val="Compact"/>
+              <w:jc w:val="center"/>
             </w:pPr>
             <w:r>
               <w:t xml:space="preserve">2054.63</w:t>
@@ -43548,6 +43753,7 @@
           <w:p>
             <w:pPr>
               <w:pStyle w:val="Compact"/>
+              <w:jc w:val="center"/>
             </w:pPr>
             <w:r>
               <w:t xml:space="preserve">4404</w:t>
@@ -43566,6 +43772,7 @@
           <w:p>
             <w:pPr>
               <w:pStyle w:val="Compact"/>
+              <w:jc w:val="center"/>
             </w:pPr>
             <w:r>
               <w:t xml:space="preserve">288.00</w:t>
@@ -43584,6 +43791,7 @@
           <w:p>
             <w:pPr>
               <w:pStyle w:val="Compact"/>
+              <w:jc w:val="center"/>
             </w:pPr>
             <w:r>
               <w:t xml:space="preserve">7491.14</w:t>
@@ -43602,6 +43810,7 @@
           <w:p>
             <w:pPr>
               <w:pStyle w:val="Compact"/>
+              <w:jc w:val="center"/>
             </w:pPr>
             <w:r>
               <w:t xml:space="preserve">1.0000</w:t>
@@ -43620,6 +43829,7 @@
           <w:p>
             <w:pPr>
               <w:pStyle w:val="Compact"/>
+              <w:jc w:val="center"/>
             </w:pPr>
             <w:r>
               <w:t xml:space="preserve">100.00%</w:t>
@@ -43640,6 +43850,7 @@
           <w:p>
             <w:pPr>
               <w:pStyle w:val="Compact"/>
+              <w:jc w:val="left"/>
             </w:pPr>
             <w:r>
               <w:t xml:space="preserve">Local Threshold Only</w:t>
@@ -43658,6 +43869,7 @@
           <w:p>
             <w:pPr>
               <w:pStyle w:val="Compact"/>
+              <w:jc w:val="center"/>
             </w:pPr>
             <w:r>
               <w:t xml:space="preserve">1958.05</w:t>
@@ -43676,6 +43888,7 @@
           <w:p>
             <w:pPr>
               <w:pStyle w:val="Compact"/>
+              <w:jc w:val="center"/>
             </w:pPr>
             <w:r>
               <w:t xml:space="preserve">2257</w:t>
@@ -43694,6 +43907,7 @@
           <w:p>
             <w:pPr>
               <w:pStyle w:val="Compact"/>
+              <w:jc w:val="center"/>
             </w:pPr>
             <w:r>
               <w:t xml:space="preserve">147.60</w:t>
@@ -43712,6 +43926,7 @@
           <w:p>
             <w:pPr>
               <w:pStyle w:val="Compact"/>
+              <w:jc w:val="center"/>
             </w:pPr>
             <w:r>
               <w:t xml:space="preserve">7367.57</w:t>
@@ -43730,6 +43945,7 @@
           <w:p>
             <w:pPr>
               <w:pStyle w:val="Compact"/>
+              <w:jc w:val="center"/>
             </w:pPr>
             <w:r>
               <w:t xml:space="preserve">1.9513</w:t>
@@ -43748,6 +43964,7 @@
           <w:p>
             <w:pPr>
               <w:pStyle w:val="Compact"/>
+              <w:jc w:val="center"/>
             </w:pPr>
             <w:r>
               <w:t xml:space="preserve">95.30%</w:t>
@@ -43768,6 +43985,7 @@
           <w:p>
             <w:pPr>
               <w:pStyle w:val="Compact"/>
+              <w:jc w:val="left"/>
             </w:pPr>
             <w:r>
               <w:t xml:space="preserve">Global Threshold Only</w:t>
@@ -43786,6 +44004,7 @@
           <w:p>
             <w:pPr>
               <w:pStyle w:val="Compact"/>
+              <w:jc w:val="center"/>
             </w:pPr>
             <w:r>
               <w:t xml:space="preserve">1977.54</w:t>
@@ -43804,6 +44023,7 @@
           <w:p>
             <w:pPr>
               <w:pStyle w:val="Compact"/>
+              <w:jc w:val="center"/>
             </w:pPr>
             <w:r>
               <w:t xml:space="preserve">2251</w:t>
@@ -43822,6 +44042,7 @@
           <w:p>
             <w:pPr>
               <w:pStyle w:val="Compact"/>
+              <w:jc w:val="center"/>
             </w:pPr>
             <w:r>
               <w:t xml:space="preserve">147.20</w:t>
@@ -43840,6 +44061,7 @@
           <w:p>
             <w:pPr>
               <w:pStyle w:val="Compact"/>
+              <w:jc w:val="center"/>
             </w:pPr>
             <w:r>
               <w:t xml:space="preserve">7409.42</w:t>
@@ -43858,6 +44080,7 @@
           <w:p>
             <w:pPr>
               <w:pStyle w:val="Compact"/>
+              <w:jc w:val="center"/>
             </w:pPr>
             <w:r>
               <w:t xml:space="preserve">1.9565</w:t>
@@ -43876,6 +44099,7 @@
           <w:p>
             <w:pPr>
               <w:pStyle w:val="Compact"/>
+              <w:jc w:val="center"/>
             </w:pPr>
             <w:r>
               <w:t xml:space="preserve">96.25%</w:t>
@@ -43896,6 +44120,7 @@
           <w:p>
             <w:pPr>
               <w:pStyle w:val="Compact"/>
+              <w:jc w:val="left"/>
             </w:pPr>
             <w:r>
               <w:t xml:space="preserve">Short-scale Only</w:t>
@@ -43914,6 +44139,7 @@
           <w:p>
             <w:pPr>
               <w:pStyle w:val="Compact"/>
+              <w:jc w:val="center"/>
             </w:pPr>
             <w:r>
               <w:t xml:space="preserve">1951.74</w:t>
@@ -43932,6 +44158,7 @@
           <w:p>
             <w:pPr>
               <w:pStyle w:val="Compact"/>
+              <w:jc w:val="center"/>
             </w:pPr>
             <w:r>
               <w:t xml:space="preserve">2122</w:t>
@@ -43950,6 +44177,7 @@
           <w:p>
             <w:pPr>
               <w:pStyle w:val="Compact"/>
+              <w:jc w:val="center"/>
             </w:pPr>
             <w:r>
               <w:t xml:space="preserve">138.77</w:t>
@@ -43968,6 +44196,7 @@
           <w:p>
             <w:pPr>
               <w:pStyle w:val="Compact"/>
+              <w:jc w:val="center"/>
             </w:pPr>
             <w:r>
               <w:t xml:space="preserve">7407.03</w:t>
@@ -43986,6 +44215,7 @@
           <w:p>
             <w:pPr>
               <w:pStyle w:val="Compact"/>
+              <w:jc w:val="center"/>
             </w:pPr>
             <w:r>
               <w:t xml:space="preserve">2.0754</w:t>
@@ -44004,6 +44234,7 @@
           <w:p>
             <w:pPr>
               <w:pStyle w:val="Compact"/>
+              <w:jc w:val="center"/>
             </w:pPr>
             <w:r>
               <w:t xml:space="preserve">94.99%</w:t>
@@ -44024,6 +44255,7 @@
           <w:p>
             <w:pPr>
               <w:pStyle w:val="Compact"/>
+              <w:jc w:val="left"/>
             </w:pPr>
             <w:r>
               <w:t xml:space="preserve">Medium-scale Only</w:t>
@@ -44042,6 +44274,7 @@
           <w:p>
             <w:pPr>
               <w:pStyle w:val="Compact"/>
+              <w:jc w:val="center"/>
             </w:pPr>
             <w:r>
               <w:t xml:space="preserve">2041.96</w:t>
@@ -44060,6 +44293,7 @@
           <w:p>
             <w:pPr>
               <w:pStyle w:val="Compact"/>
+              <w:jc w:val="center"/>
             </w:pPr>
             <w:r>
               <w:t xml:space="preserve">3891</w:t>
@@ -44078,6 +44312,7 @@
           <w:p>
             <w:pPr>
               <w:pStyle w:val="Compact"/>
+              <w:jc w:val="center"/>
             </w:pPr>
             <w:r>
               <w:t xml:space="preserve">254.45</w:t>
@@ -44096,6 +44331,7 @@
           <w:p>
             <w:pPr>
               <w:pStyle w:val="Compact"/>
+              <w:jc w:val="center"/>
             </w:pPr>
             <w:r>
               <w:t xml:space="preserve">7484.70</w:t>
@@ -44114,6 +44350,7 @@
           <w:p>
             <w:pPr>
               <w:pStyle w:val="Compact"/>
+              <w:jc w:val="center"/>
             </w:pPr>
             <w:r>
               <w:t xml:space="preserve">1.1318</w:t>
@@ -44132,6 +44369,7 @@
           <w:p>
             <w:pPr>
               <w:pStyle w:val="Compact"/>
+              <w:jc w:val="center"/>
             </w:pPr>
             <w:r>
               <w:t xml:space="preserve">99.38%</w:t>
@@ -44152,6 +44390,7 @@
           <w:p>
             <w:pPr>
               <w:pStyle w:val="Compact"/>
+              <w:jc w:val="left"/>
             </w:pPr>
             <w:r>
               <w:t xml:space="preserve">Long-scale Only</w:t>
@@ -44170,6 +44409,7 @@
           <w:p>
             <w:pPr>
               <w:pStyle w:val="Compact"/>
+              <w:jc w:val="center"/>
             </w:pPr>
             <w:r>
               <w:t xml:space="preserve">2032.01</w:t>
@@ -44188,6 +44428,7 @@
           <w:p>
             <w:pPr>
               <w:pStyle w:val="Compact"/>
+              <w:jc w:val="center"/>
             </w:pPr>
             <w:r>
               <w:t xml:space="preserve">4334</w:t>
@@ -44206,6 +44447,7 @@
           <w:p>
             <w:pPr>
               <w:pStyle w:val="Compact"/>
+              <w:jc w:val="center"/>
             </w:pPr>
             <w:r>
               <w:t xml:space="preserve">283.42</w:t>
@@ -44224,6 +44466,7 @@
           <w:p>
             <w:pPr>
               <w:pStyle w:val="Compact"/>
+              <w:jc w:val="center"/>
             </w:pPr>
             <w:r>
               <w:t xml:space="preserve">7431.26</w:t>
@@ -44242,6 +44485,7 @@
           <w:p>
             <w:pPr>
               <w:pStyle w:val="Compact"/>
+              <w:jc w:val="center"/>
             </w:pPr>
             <w:r>
               <w:t xml:space="preserve">1.0162</w:t>
@@ -44260,6 +44504,7 @@
           <w:p>
             <w:pPr>
               <w:pStyle w:val="Compact"/>
+              <w:jc w:val="center"/>
             </w:pPr>
             <w:r>
               <w:t xml:space="preserve">98.90%</w:t>
@@ -44280,6 +44525,7 @@
           <w:p>
             <w:pPr>
               <w:pStyle w:val="Compact"/>
+              <w:jc w:val="left"/>
             </w:pPr>
             <w:r>
               <w:rPr>
@@ -44302,6 +44548,7 @@
           <w:p>
             <w:pPr>
               <w:pStyle w:val="Compact"/>
+              <w:jc w:val="center"/>
             </w:pPr>
             <w:r>
               <w:rPr>
@@ -44324,6 +44571,7 @@
           <w:p>
             <w:pPr>
               <w:pStyle w:val="Compact"/>
+              <w:jc w:val="center"/>
             </w:pPr>
             <w:r>
               <w:rPr>
@@ -44346,6 +44594,7 @@
           <w:p>
             <w:pPr>
               <w:pStyle w:val="Compact"/>
+              <w:jc w:val="center"/>
             </w:pPr>
             <w:r>
               <w:rPr>
@@ -44368,6 +44617,7 @@
           <w:p>
             <w:pPr>
               <w:pStyle w:val="Compact"/>
+              <w:jc w:val="center"/>
             </w:pPr>
             <w:r>
               <w:rPr>
@@ -44390,6 +44640,7 @@
           <w:p>
             <w:pPr>
               <w:pStyle w:val="Compact"/>
+              <w:jc w:val="center"/>
             </w:pPr>
             <w:r>
               <w:rPr>
@@ -44412,6 +44663,7 @@
           <w:p>
             <w:pPr>
               <w:pStyle w:val="Compact"/>
+              <w:jc w:val="center"/>
             </w:pPr>
             <w:r>
               <w:rPr>
@@ -46095,6 +46347,7 @@
           <w:p>
             <w:pPr>
               <w:pStyle w:val="Compact"/>
+              <w:jc w:val="center"/>
             </w:pPr>
             <w:r>
               <w:rPr>
@@ -46120,14 +46373,8 @@
           </w:tcPr>
           <w:p>
             <w:pPr>
-              <w:pStyle w:val="Compact"/>
-            </w:pPr>
-            <w:r>
-              <w:rPr>
-                <w:rFonts w:hint="eastAsia"/>
-              </w:rPr>
-            </w:r>
-            <w:r/>
+              <w:jc w:val="center"/>
+            </w:pPr>
             <w:r>
               <w:rPr>
                 <w:b/>
@@ -46135,28 +46382,6 @@
               <w:t>性能指标 / Performance Metrics</w:t>
             </w:r>
           </w:p>
-          <w:p>
-            <w:pPr>
-              <w:pStyle w:val="Compact"/>
-            </w:pPr>
-            <w:r>
-              <w:rPr>
-                <w:rFonts w:hint="eastAsia"/>
-              </w:rPr>
-            </w:r>
-            <w:r/>
-          </w:p>
-          <w:p>
-            <w:pPr>
-              <w:pStyle w:val="Compact"/>
-            </w:pPr>
-            <w:r>
-              <w:rPr>
-                <w:rFonts w:hint="eastAsia"/>
-              </w:rPr>
-            </w:r>
-            <w:r/>
-          </w:p>
         </w:tc>
       </w:tr>
       <w:tr>
@@ -46172,6 +46397,7 @@
           <w:p>
             <w:pPr>
               <w:pStyle w:val="Compact"/>
+              <w:jc w:val="center"/>
             </w:pPr>
             <m:oMath>
               <m:r>
@@ -46192,6 +46418,7 @@
           <w:p>
             <w:pPr>
               <w:pStyle w:val="Compact"/>
+              <w:jc w:val="center"/>
             </w:pPr>
             <m:oMath>
               <m:sSub>
@@ -46225,6 +46452,7 @@
           <w:p>
             <w:pPr>
               <w:pStyle w:val="Compact"/>
+              <w:jc w:val="center"/>
             </w:pPr>
             <m:oMath>
               <m:sSub>
@@ -46258,6 +46486,7 @@
           <w:p>
             <w:pPr>
               <w:pStyle w:val="Compact"/>
+              <w:jc w:val="center"/>
             </w:pPr>
             <m:oMath>
               <m:sSub>
@@ -46301,6 +46530,7 @@
           <w:p>
             <w:pPr>
               <w:pStyle w:val="Compact"/>
+              <w:jc w:val="center"/>
             </w:pPr>
             <w:r>
               <w:t xml:space="preserve">0.55</w:t>
@@ -46319,6 +46549,7 @@
           <w:p>
             <w:pPr>
               <w:pStyle w:val="Compact"/>
+              <w:jc w:val="center"/>
             </w:pPr>
             <w:r>
               <w:t xml:space="preserve">1284.49</w:t>
@@ -46337,6 +46568,7 @@
           <w:p>
             <w:pPr>
               <w:pStyle w:val="Compact"/>
+              <w:jc w:val="center"/>
             </w:pPr>
             <w:r>
               <w:t xml:space="preserve">0.65</w:t>
@@ -46355,6 +46587,7 @@
           <w:p>
             <w:pPr>
               <w:pStyle w:val="Compact"/>
+              <w:jc w:val="center"/>
             </w:pPr>
             <w:r>
               <w:t xml:space="preserve">6921.91</w:t>
@@ -46375,6 +46608,7 @@
           <w:p>
             <w:pPr>
               <w:pStyle w:val="Compact"/>
+              <w:jc w:val="center"/>
             </w:pPr>
             <w:r>
               <w:t xml:space="preserve">0.60</w:t>
@@ -46393,6 +46627,7 @@
           <w:p>
             <w:pPr>
               <w:pStyle w:val="Compact"/>
+              <w:jc w:val="center"/>
             </w:pPr>
             <w:r>
               <w:t xml:space="preserve">1103.87</w:t>
@@ -46411,6 +46646,7 @@
           <w:p>
             <w:pPr>
               <w:pStyle w:val="Compact"/>
+              <w:jc w:val="center"/>
             </w:pPr>
             <w:r>
               <w:t xml:space="preserve">0.78</w:t>
@@ -46429,6 +46665,7 @@
           <w:p>
             <w:pPr>
               <w:pStyle w:val="Compact"/>
+              <w:jc w:val="center"/>
             </w:pPr>
             <w:r>
               <w:t xml:space="preserve">6095.77</w:t>
@@ -46449,6 +46686,7 @@
           <w:p>
             <w:pPr>
               <w:pStyle w:val="Compact"/>
+              <w:jc w:val="center"/>
             </w:pPr>
             <w:r>
               <w:t xml:space="preserve">0.65</w:t>
@@ -46467,6 +46705,7 @@
           <w:p>
             <w:pPr>
               <w:pStyle w:val="Compact"/>
+              <w:jc w:val="center"/>
             </w:pPr>
             <w:r>
               <w:t xml:space="preserve">1241.99</w:t>
@@ -46485,6 +46724,7 @@
           <w:p>
             <w:pPr>
               <w:pStyle w:val="Compact"/>
+              <w:jc w:val="center"/>
             </w:pPr>
             <w:r>
               <w:t xml:space="preserve">1.05</w:t>
@@ -46503,6 +46743,7 @@
           <w:p>
             <w:pPr>
               <w:pStyle w:val="Compact"/>
+              <w:jc w:val="center"/>
             </w:pPr>
             <w:r>
               <w:t xml:space="preserve">6146.26</w:t>
@@ -46523,6 +46764,7 @@
           <w:p>
             <w:pPr>
               <w:pStyle w:val="Compact"/>
+              <w:jc w:val="center"/>
             </w:pPr>
             <w:r>
               <w:t xml:space="preserve">0.70</w:t>
@@ -46541,6 +46783,7 @@
           <w:p>
             <w:pPr>
               <w:pStyle w:val="Compact"/>
+              <w:jc w:val="center"/>
             </w:pPr>
             <w:r>
               <w:t xml:space="preserve">1325.45</w:t>
@@ -46559,6 +46802,7 @@
           <w:p>
             <w:pPr>
               <w:pStyle w:val="Compact"/>
+              <w:jc w:val="center"/>
             </w:pPr>
             <w:r>
               <w:t xml:space="preserve">1.50</w:t>
@@ -46577,6 +46821,7 @@
           <w:p>
             <w:pPr>
               <w:pStyle w:val="Compact"/>
+              <w:jc w:val="center"/>
             </w:pPr>
             <w:r>
               <w:t xml:space="preserve">6329.57</w:t>
@@ -46597,6 +46842,7 @@
           <w:p>
             <w:pPr>
               <w:pStyle w:val="Compact"/>
+              <w:jc w:val="center"/>
             </w:pPr>
             <w:r>
               <w:t xml:space="preserve">0.75</w:t>
@@ -46615,6 +46861,7 @@
           <w:p>
             <w:pPr>
               <w:pStyle w:val="Compact"/>
+              <w:jc w:val="center"/>
             </w:pPr>
             <w:r>
               <w:t xml:space="preserve">1397.99</w:t>
@@ -46633,6 +46880,7 @@
           <w:p>
             <w:pPr>
               <w:pStyle w:val="Compact"/>
+              <w:jc w:val="center"/>
             </w:pPr>
             <w:r>
               <w:t xml:space="preserve">1.83</w:t>
@@ -46651,6 +46899,7 @@
           <w:p>
             <w:pPr>
               <w:pStyle w:val="Compact"/>
+              <w:jc w:val="center"/>
             </w:pPr>
             <w:r>
               <w:t xml:space="preserve">6632.52</w:t>
@@ -46671,6 +46920,7 @@
           <w:p>
             <w:pPr>
               <w:pStyle w:val="Compact"/>
+              <w:jc w:val="center"/>
             </w:pPr>
             <w:r>
               <w:t xml:space="preserve">0.80</w:t>
@@ -46689,6 +46939,7 @@
           <w:p>
             <w:pPr>
               <w:pStyle w:val="Compact"/>
+              <w:jc w:val="center"/>
             </w:pPr>
             <w:r>
               <w:t xml:space="preserve">1531.77</w:t>
@@ -46707,6 +46958,7 @@
           <w:p>
             <w:pPr>
               <w:pStyle w:val="Compact"/>
+              <w:jc w:val="center"/>
             </w:pPr>
             <w:r>
               <w:t xml:space="preserve">2.29</w:t>
@@ -46725,6 +46977,7 @@
           <w:p>
             <w:pPr>
               <w:pStyle w:val="Compact"/>
+              <w:jc w:val="center"/>
             </w:pPr>
             <w:r>
               <w:t xml:space="preserve">7230.91</w:t>
@@ -46745,6 +46998,7 @@
           <w:p>
             <w:pPr>
               <w:pStyle w:val="Compact"/>
+              <w:jc w:val="center"/>
             </w:pPr>
             <w:r>
               <w:t xml:space="preserve">0.85</w:t>
@@ -46763,6 +47017,7 @@
           <w:p>
             <w:pPr>
               <w:pStyle w:val="Compact"/>
+              <w:jc w:val="center"/>
             </w:pPr>
             <w:r>
               <w:t xml:space="preserve">1560.47</w:t>
@@ -46781,6 +47036,7 @@
           <w:p>
             <w:pPr>
               <w:pStyle w:val="Compact"/>
+              <w:jc w:val="center"/>
             </w:pPr>
             <w:r>
               <w:t xml:space="preserve">3.20</w:t>
@@ -46799,6 +47055,7 @@
           <w:p>
             <w:pPr>
               <w:pStyle w:val="Compact"/>
+              <w:jc w:val="center"/>
             </w:pPr>
             <w:r>
               <w:t xml:space="preserve">7097.17</w:t>
@@ -46819,6 +47076,7 @@
           <w:p>
             <w:pPr>
               <w:pStyle w:val="Compact"/>
+              <w:jc w:val="center"/>
             </w:pPr>
             <w:r>
               <w:t xml:space="preserve">0.90</w:t>
@@ -46837,6 +47095,7 @@
           <w:p>
             <w:pPr>
               <w:pStyle w:val="Compact"/>
+              <w:jc w:val="center"/>
             </w:pPr>
             <w:r>
               <w:t xml:space="preserve">1678.75</w:t>
@@ -46855,6 +47114,7 @@
           <w:p>
             <w:pPr>
               <w:pStyle w:val="Compact"/>
+              <w:jc w:val="center"/>
             </w:pPr>
             <w:r>
               <w:t xml:space="preserve">5.43</w:t>
@@ -46873,6 +47133,7 @@
           <w:p>
             <w:pPr>
               <w:pStyle w:val="Compact"/>
+              <w:jc w:val="center"/>
             </w:pPr>
             <w:r>
               <w:t xml:space="preserve">7513.54</w:t>
@@ -47537,6 +47798,7 @@
           <w:p>
             <w:pPr>
               <w:pStyle w:val="Compact"/>
+              <w:jc w:val="center"/>
             </w:pPr>
             <w:r>
               <w:rPr>
@@ -47562,14 +47824,8 @@
           </w:tcPr>
           <w:p>
             <w:pPr>
-              <w:pStyle w:val="Compact"/>
-            </w:pPr>
-            <w:r>
-              <w:rPr>
-                <w:rFonts w:hint="eastAsia"/>
-              </w:rPr>
-            </w:r>
-            <w:r/>
+              <w:jc w:val="center"/>
+            </w:pPr>
             <w:r>
               <w:rPr>
                 <w:b/>
@@ -47577,28 +47833,6 @@
               <w:t>性能指标 / Performance Metrics</w:t>
             </w:r>
           </w:p>
-          <w:p>
-            <w:pPr>
-              <w:pStyle w:val="Compact"/>
-            </w:pPr>
-            <w:r>
-              <w:rPr>
-                <w:rFonts w:hint="eastAsia"/>
-              </w:rPr>
-            </w:r>
-            <w:r/>
-          </w:p>
-          <w:p>
-            <w:pPr>
-              <w:pStyle w:val="Compact"/>
-            </w:pPr>
-            <w:r>
-              <w:rPr>
-                <w:rFonts w:hint="eastAsia"/>
-              </w:rPr>
-            </w:r>
-            <w:r/>
-          </w:p>
         </w:tc>
       </w:tr>
       <w:tr>
@@ -47614,6 +47848,7 @@
           <w:p>
             <w:pPr>
               <w:pStyle w:val="Compact"/>
+              <w:jc w:val="center"/>
             </w:pPr>
             <m:oMath>
               <m:sSub>
@@ -47664,6 +47899,7 @@
           <w:p>
             <w:pPr>
               <w:pStyle w:val="Compact"/>
+              <w:jc w:val="center"/>
             </w:pPr>
             <m:oMath>
               <m:sSub>
@@ -47697,6 +47933,7 @@
           <w:p>
             <w:pPr>
               <w:pStyle w:val="Compact"/>
+              <w:jc w:val="center"/>
             </w:pPr>
             <m:oMath>
               <m:sSub>
@@ -47730,6 +47967,7 @@
           <w:p>
             <w:pPr>
               <w:pStyle w:val="Compact"/>
+              <w:jc w:val="center"/>
             </w:pPr>
             <m:oMath>
               <m:sSub>
@@ -47773,6 +48011,7 @@
           <w:p>
             <w:pPr>
               <w:pStyle w:val="Compact"/>
+              <w:jc w:val="center"/>
             </w:pPr>
             <w:r>
               <w:t xml:space="preserve">-0.13</w:t>
@@ -47791,6 +48030,7 @@
           <w:p>
             <w:pPr>
               <w:pStyle w:val="Compact"/>
+              <w:jc w:val="center"/>
             </w:pPr>
             <w:r>
               <w:t xml:space="preserve">634.80</w:t>
@@ -47809,6 +48049,7 @@
           <w:p>
             <w:pPr>
               <w:pStyle w:val="Compact"/>
+              <w:jc w:val="center"/>
             </w:pPr>
             <w:r>
               <w:t xml:space="preserve">0.00</w:t>
@@ -47827,6 +48068,7 @@
           <w:p>
             <w:pPr>
               <w:pStyle w:val="Compact"/>
+              <w:jc w:val="center"/>
             </w:pPr>
             <w:r>
               <w:t xml:space="preserve">4144.14</w:t>
@@ -47847,6 +48089,7 @@
           <w:p>
             <w:pPr>
               <w:pStyle w:val="Compact"/>
+              <w:jc w:val="center"/>
             </w:pPr>
             <w:r>
               <w:t xml:space="preserve">-0.09</w:t>
@@ -47865,6 +48108,7 @@
           <w:p>
             <w:pPr>
               <w:pStyle w:val="Compact"/>
+              <w:jc w:val="center"/>
             </w:pPr>
             <w:r>
               <w:t xml:space="preserve">634.80</w:t>
@@ -47883,6 +48127,7 @@
           <w:p>
             <w:pPr>
               <w:pStyle w:val="Compact"/>
+              <w:jc w:val="center"/>
             </w:pPr>
             <w:r>
               <w:t xml:space="preserve">0.00</w:t>
@@ -47901,6 +48146,7 @@
           <w:p>
             <w:pPr>
               <w:pStyle w:val="Compact"/>
+              <w:jc w:val="center"/>
             </w:pPr>
             <w:r>
               <w:t xml:space="preserve">4144.14</w:t>
@@ -47921,6 +48167,7 @@
           <w:p>
             <w:pPr>
               <w:pStyle w:val="Compact"/>
+              <w:jc w:val="center"/>
             </w:pPr>
             <w:r>
               <w:t xml:space="preserve">-0.05</w:t>
@@ -47939,6 +48186,7 @@
           <w:p>
             <w:pPr>
               <w:pStyle w:val="Compact"/>
+              <w:jc w:val="center"/>
             </w:pPr>
             <w:r>
               <w:t xml:space="preserve">1241.28</w:t>
@@ -47957,6 +48205,7 @@
           <w:p>
             <w:pPr>
               <w:pStyle w:val="Compact"/>
+              <w:jc w:val="center"/>
             </w:pPr>
             <w:r>
               <w:t xml:space="preserve">0.85</w:t>
@@ -47975,6 +48224,7 @@
           <w:p>
             <w:pPr>
               <w:pStyle w:val="Compact"/>
+              <w:jc w:val="center"/>
             </w:pPr>
             <w:r>
               <w:t xml:space="preserve">6884.32</w:t>
@@ -47995,6 +48245,7 @@
           <w:p>
             <w:pPr>
               <w:pStyle w:val="Compact"/>
+              <w:jc w:val="center"/>
             </w:pPr>
             <w:r>
               <w:t xml:space="preserve">-0.01</w:t>
@@ -48013,6 +48264,7 @@
           <w:p>
             <w:pPr>
               <w:pStyle w:val="Compact"/>
+              <w:jc w:val="center"/>
             </w:pPr>
             <w:r>
               <w:t xml:space="preserve">1752.93</w:t>
@@ -48031,6 +48283,7 @@
           <w:p>
             <w:pPr>
               <w:pStyle w:val="Compact"/>
+              <w:jc w:val="center"/>
             </w:pPr>
             <w:r>
               <w:t xml:space="preserve">5.89</w:t>
@@ -48049,6 +48302,7 @@
           <w:p>
             <w:pPr>
               <w:pStyle w:val="Compact"/>
+              <w:jc w:val="center"/>
             </w:pPr>
             <w:r>
               <w:t xml:space="preserve">7537.51</w:t>
@@ -48069,6 +48323,7 @@
           <w:p>
             <w:pPr>
               <w:pStyle w:val="Compact"/>
+              <w:jc w:val="center"/>
             </w:pPr>
             <w:r>
               <w:t xml:space="preserve">0.03</w:t>
@@ -48087,6 +48342,7 @@
           <w:p>
             <w:pPr>
               <w:pStyle w:val="Compact"/>
+              <w:jc w:val="center"/>
             </w:pPr>
             <w:r>
               <w:t xml:space="preserve">1819.57</w:t>
@@ -48105,6 +48361,7 @@
           <w:p>
             <w:pPr>
               <w:pStyle w:val="Compact"/>
+              <w:jc w:val="center"/>
             </w:pPr>
             <w:r>
               <w:t xml:space="preserve">7.19</w:t>
@@ -48123,6 +48380,7 @@
           <w:p>
             <w:pPr>
               <w:pStyle w:val="Compact"/>
+              <w:jc w:val="center"/>
             </w:pPr>
             <w:r>
               <w:t xml:space="preserve">7439.78</w:t>
@@ -48143,6 +48401,7 @@
           <w:p>
             <w:pPr>
               <w:pStyle w:val="Compact"/>
+              <w:jc w:val="center"/>
             </w:pPr>
             <w:r>
               <w:t xml:space="preserve">0.07</w:t>
@@ -48161,6 +48420,7 @@
           <w:p>
             <w:pPr>
               <w:pStyle w:val="Compact"/>
+              <w:jc w:val="center"/>
             </w:pPr>
             <w:r>
               <w:t xml:space="preserve">1750.28</w:t>
@@ -48179,6 +48439,7 @@
           <w:p>
             <w:pPr>
               <w:pStyle w:val="Compact"/>
+              <w:jc w:val="center"/>
             </w:pPr>
             <w:r>
               <w:t xml:space="preserve">6.02</w:t>
@@ -48197,6 +48458,7 @@
           <w:p>
             <w:pPr>
               <w:pStyle w:val="Compact"/>
+              <w:jc w:val="center"/>
             </w:pPr>
             <w:r>
               <w:t xml:space="preserve">7638.46</w:t>
@@ -48217,6 +48479,7 @@
           <w:p>
             <w:pPr>
               <w:pStyle w:val="Compact"/>
+              <w:jc w:val="center"/>
             </w:pPr>
             <w:r>
               <w:t xml:space="preserve">0.10</w:t>
@@ -48235,6 +48498,7 @@
           <w:p>
             <w:pPr>
               <w:pStyle w:val="Compact"/>
+              <w:jc w:val="center"/>
             </w:pPr>
             <w:r>
               <w:t xml:space="preserve">1730.85</w:t>
@@ -48253,6 +48517,7 @@
           <w:p>
             <w:pPr>
               <w:pStyle w:val="Compact"/>
+              <w:jc w:val="center"/>
             </w:pPr>
             <w:r>
               <w:t xml:space="preserve">4.97</w:t>
@@ -48271,6 +48536,7 @@
           <w:p>
             <w:pPr>
               <w:pStyle w:val="Compact"/>
+              <w:jc w:val="center"/>
             </w:pPr>
             <w:r>
               <w:t xml:space="preserve">7556.95</w:t>
@@ -49433,6 +49699,7 @@
           <w:p>
             <w:pPr>
               <w:pStyle w:val="Compact"/>
+              <w:jc w:val="center"/>
             </w:pPr>
             <w:r>
               <w:rPr>
@@ -49458,14 +49725,8 @@
           </w:tcPr>
           <w:p>
             <w:pPr>
-              <w:pStyle w:val="Compact"/>
-            </w:pPr>
-            <w:r>
-              <w:rPr>
-                <w:rFonts w:hint="eastAsia"/>
-              </w:rPr>
-            </w:r>
-            <w:r/>
+              <w:jc w:val="center"/>
+            </w:pPr>
             <w:r>
               <w:rPr>
                 <w:b/>
@@ -49473,28 +49734,6 @@
               <w:t>性能指标 / Performance Metrics</w:t>
             </w:r>
           </w:p>
-          <w:p>
-            <w:pPr>
-              <w:pStyle w:val="Compact"/>
-            </w:pPr>
-            <w:r>
-              <w:rPr>
-                <w:rFonts w:hint="eastAsia"/>
-              </w:rPr>
-            </w:r>
-            <w:r/>
-          </w:p>
-          <w:p>
-            <w:pPr>
-              <w:pStyle w:val="Compact"/>
-            </w:pPr>
-            <w:r>
-              <w:rPr>
-                <w:rFonts w:hint="eastAsia"/>
-              </w:rPr>
-            </w:r>
-            <w:r/>
-          </w:p>
         </w:tc>
       </w:tr>
       <w:tr>
@@ -49510,6 +49749,7 @@
           <w:p>
             <w:pPr>
               <w:pStyle w:val="Compact"/>
+              <w:jc w:val="center"/>
             </w:pPr>
             <m:oMath>
               <m:sSub>
@@ -49554,6 +49794,7 @@
           <w:p>
             <w:pPr>
               <w:pStyle w:val="Compact"/>
+              <w:jc w:val="center"/>
             </w:pPr>
             <m:oMath>
               <m:sSub>
@@ -49587,6 +49828,7 @@
           <w:p>
             <w:pPr>
               <w:pStyle w:val="Compact"/>
+              <w:jc w:val="center"/>
             </w:pPr>
             <m:oMath>
               <m:sSub>
@@ -49620,6 +49862,7 @@
           <w:p>
             <w:pPr>
               <w:pStyle w:val="Compact"/>
+              <w:jc w:val="center"/>
             </w:pPr>
             <m:oMath>
               <m:sSub>
@@ -49663,6 +49906,7 @@
           <w:p>
             <w:pPr>
               <w:pStyle w:val="Compact"/>
+              <w:jc w:val="center"/>
             </w:pPr>
             <w:r>
               <w:t xml:space="preserve">0.00</w:t>
@@ -49681,6 +49925,7 @@
           <w:p>
             <w:pPr>
               <w:pStyle w:val="Compact"/>
+              <w:jc w:val="center"/>
             </w:pPr>
             <w:r>
               <w:t xml:space="preserve">1565.44</w:t>
@@ -49699,6 +49944,7 @@
           <w:p>
             <w:pPr>
               <w:pStyle w:val="Compact"/>
+              <w:jc w:val="center"/>
             </w:pPr>
             <w:r>
               <w:t xml:space="preserve">9.16</w:t>
@@ -49717,6 +49963,7 @@
           <w:p>
             <w:pPr>
               <w:pStyle w:val="Compact"/>
+              <w:jc w:val="center"/>
             </w:pPr>
             <w:r>
               <w:t xml:space="preserve">7799.43</w:t>
@@ -49737,6 +49984,7 @@
           <w:p>
             <w:pPr>
               <w:pStyle w:val="Compact"/>
+              <w:jc w:val="center"/>
             </w:pPr>
             <w:r>
               <w:t xml:space="preserve">0.02</w:t>
@@ -49755,6 +50003,7 @@
           <w:p>
             <w:pPr>
               <w:pStyle w:val="Compact"/>
+              <w:jc w:val="center"/>
             </w:pPr>
             <w:r>
               <w:t xml:space="preserve">1309.13</w:t>
@@ -49773,6 +50022,7 @@
           <w:p>
             <w:pPr>
               <w:pStyle w:val="Compact"/>
+              <w:jc w:val="center"/>
             </w:pPr>
             <w:r>
               <w:t xml:space="preserve">1.44</w:t>
@@ -49791,6 +50041,7 @@
           <w:p>
             <w:pPr>
               <w:pStyle w:val="Compact"/>
+              <w:jc w:val="center"/>
             </w:pPr>
             <w:r>
               <w:t xml:space="preserve">6516.55</w:t>
@@ -49811,6 +50062,7 @@
           <w:p>
             <w:pPr>
               <w:pStyle w:val="Compact"/>
+              <w:jc w:val="center"/>
             </w:pPr>
             <w:r>
               <w:t xml:space="preserve">0.03</w:t>
@@ -49829,6 +50081,7 @@
           <w:p>
             <w:pPr>
               <w:pStyle w:val="Compact"/>
+              <w:jc w:val="center"/>
             </w:pPr>
             <w:r>
               <w:t xml:space="preserve">1453.35</w:t>
@@ -49847,6 +50100,7 @@
           <w:p>
             <w:pPr>
               <w:pStyle w:val="Compact"/>
+              <w:jc w:val="center"/>
             </w:pPr>
             <w:r>
               <w:t xml:space="preserve">0.78</w:t>
@@ -49865,6 +50119,7 @@
           <w:p>
             <w:pPr>
               <w:pStyle w:val="Compact"/>
+              <w:jc w:val="center"/>
             </w:pPr>
             <w:r>
               <w:t xml:space="preserve">6802.66</w:t>
@@ -49885,6 +50140,7 @@
           <w:p>
             <w:pPr>
               <w:pStyle w:val="Compact"/>
+              <w:jc w:val="center"/>
             </w:pPr>
             <w:r>
               <w:t xml:space="preserve">0.05</w:t>
@@ -49903,6 +50159,7 @@
           <w:p>
             <w:pPr>
               <w:pStyle w:val="Compact"/>
+              <w:jc w:val="center"/>
             </w:pPr>
             <w:r>
               <w:t xml:space="preserve">1284.91</w:t>
@@ -49921,6 +50178,7 @@
           <w:p>
             <w:pPr>
               <w:pStyle w:val="Compact"/>
+              <w:jc w:val="center"/>
             </w:pPr>
             <w:r>
               <w:t xml:space="preserve">0.20</w:t>
@@ -49939,6 +50197,7 @@
           <w:p>
             <w:pPr>
               <w:pStyle w:val="Compact"/>
+              <w:jc w:val="center"/>
             </w:pPr>
             <w:r>
               <w:t xml:space="preserve">6863.50</w:t>
@@ -49959,6 +50218,7 @@
           <w:p>
             <w:pPr>
               <w:pStyle w:val="Compact"/>
+              <w:jc w:val="center"/>
             </w:pPr>
             <w:r>
               <w:t xml:space="preserve">0.07</w:t>
@@ -49977,6 +50237,7 @@
           <w:p>
             <w:pPr>
               <w:pStyle w:val="Compact"/>
+              <w:jc w:val="center"/>
             </w:pPr>
             <w:r>
               <w:t xml:space="preserve">634.80</w:t>
@@ -49995,6 +50256,7 @@
           <w:p>
             <w:pPr>
               <w:pStyle w:val="Compact"/>
+              <w:jc w:val="center"/>
             </w:pPr>
             <w:r>
               <w:t xml:space="preserve">0.00</w:t>
@@ -50013,6 +50275,7 @@
           <w:p>
             <w:pPr>
               <w:pStyle w:val="Compact"/>
+              <w:jc w:val="center"/>
             </w:pPr>
             <w:r>
               <w:t xml:space="preserve">4144.14</w:t>
@@ -50033,6 +50296,7 @@
           <w:p>
             <w:pPr>
               <w:pStyle w:val="Compact"/>
+              <w:jc w:val="center"/>
             </w:pPr>
             <w:r>
               <w:t xml:space="preserve">0.09</w:t>
@@ -50051,6 +50315,7 @@
           <w:p>
             <w:pPr>
               <w:pStyle w:val="Compact"/>
+              <w:jc w:val="center"/>
             </w:pPr>
             <w:r>
               <w:t xml:space="preserve">634.80</w:t>
@@ -50069,6 +50334,7 @@
           <w:p>
             <w:pPr>
               <w:pStyle w:val="Compact"/>
+              <w:jc w:val="center"/>
             </w:pPr>
             <w:r>
               <w:t xml:space="preserve">0.00</w:t>
@@ -50087,6 +50353,7 @@
           <w:p>
             <w:pPr>
               <w:pStyle w:val="Compact"/>
+              <w:jc w:val="center"/>
             </w:pPr>
             <w:r>
               <w:t xml:space="preserve">4144.14</w:t>
@@ -50869,6 +51136,7 @@
           <w:p>
             <w:pPr>
               <w:pStyle w:val="Compact"/>
+              <w:jc w:val="center"/>
             </w:pPr>
             <w:r>
               <w:rPr>
@@ -50894,14 +51162,8 @@
           </w:tcPr>
           <w:p>
             <w:pPr>
-              <w:pStyle w:val="Compact"/>
-            </w:pPr>
-            <w:r>
-              <w:rPr>
-                <w:rFonts w:hint="eastAsia"/>
-              </w:rPr>
-            </w:r>
-            <w:r/>
+              <w:jc w:val="center"/>
+            </w:pPr>
             <w:r>
               <w:rPr>
                 <w:b/>
@@ -50909,28 +51171,6 @@
               <w:t>性能指标 / Performance Metrics</w:t>
             </w:r>
           </w:p>
-          <w:p>
-            <w:pPr>
-              <w:pStyle w:val="Compact"/>
-            </w:pPr>
-            <w:r>
-              <w:rPr>
-                <w:rFonts w:hint="eastAsia"/>
-              </w:rPr>
-            </w:r>
-            <w:r/>
-          </w:p>
-          <w:p>
-            <w:pPr>
-              <w:pStyle w:val="Compact"/>
-            </w:pPr>
-            <w:r>
-              <w:rPr>
-                <w:rFonts w:hint="eastAsia"/>
-              </w:rPr>
-            </w:r>
-            <w:r/>
-          </w:p>
         </w:tc>
       </w:tr>
       <w:tr>
@@ -50946,6 +51186,7 @@
           <w:p>
             <w:pPr>
               <w:pStyle w:val="Compact"/>
+              <w:jc w:val="center"/>
             </w:pPr>
             <m:oMath>
               <m:r>
@@ -50966,6 +51207,7 @@
           <w:p>
             <w:pPr>
               <w:pStyle w:val="Compact"/>
+              <w:jc w:val="center"/>
             </w:pPr>
             <m:oMath>
               <m:sSub>
@@ -50999,6 +51241,7 @@
           <w:p>
             <w:pPr>
               <w:pStyle w:val="Compact"/>
+              <w:jc w:val="center"/>
             </w:pPr>
             <m:oMath>
               <m:sSub>
@@ -51032,6 +51275,7 @@
           <w:p>
             <w:pPr>
               <w:pStyle w:val="Compact"/>
+              <w:jc w:val="center"/>
             </w:pPr>
             <m:oMath>
               <m:sSub>
@@ -51075,6 +51319,7 @@
           <w:p>
             <w:pPr>
               <w:pStyle w:val="Compact"/>
+              <w:jc w:val="center"/>
             </w:pPr>
             <w:r>
               <w:t xml:space="preserve">30</w:t>
@@ -51093,6 +51338,7 @@
           <w:p>
             <w:pPr>
               <w:pStyle w:val="Compact"/>
+              <w:jc w:val="center"/>
             </w:pPr>
             <w:r>
               <w:t xml:space="preserve">1909.19</w:t>
@@ -51111,6 +51357,7 @@
           <w:p>
             <w:pPr>
               <w:pStyle w:val="Compact"/>
+              <w:jc w:val="center"/>
             </w:pPr>
             <w:r>
               <w:t xml:space="preserve">2.22</w:t>
@@ -51129,6 +51376,7 @@
           <w:p>
             <w:pPr>
               <w:pStyle w:val="Compact"/>
+              <w:jc w:val="center"/>
             </w:pPr>
             <w:r>
               <w:t xml:space="preserve">8410.21</w:t>
@@ -51149,6 +51397,7 @@
           <w:p>
             <w:pPr>
               <w:pStyle w:val="Compact"/>
+              <w:jc w:val="center"/>
             </w:pPr>
             <w:r>
               <w:t xml:space="preserve">60</w:t>
@@ -51167,6 +51416,7 @@
           <w:p>
             <w:pPr>
               <w:pStyle w:val="Compact"/>
+              <w:jc w:val="center"/>
             </w:pPr>
             <w:r>
               <w:t xml:space="preserve">1909.19</w:t>
@@ -51185,6 +51435,7 @@
           <w:p>
             <w:pPr>
               <w:pStyle w:val="Compact"/>
+              <w:jc w:val="center"/>
             </w:pPr>
             <w:r>
               <w:t xml:space="preserve">2.22</w:t>
@@ -51203,6 +51454,7 @@
           <w:p>
             <w:pPr>
               <w:pStyle w:val="Compact"/>
+              <w:jc w:val="center"/>
             </w:pPr>
             <w:r>
               <w:t xml:space="preserve">8410.21</w:t>
@@ -51223,6 +51475,7 @@
           <w:p>
             <w:pPr>
               <w:pStyle w:val="Compact"/>
+              <w:jc w:val="center"/>
             </w:pPr>
             <w:r>
               <w:t xml:space="preserve">90</w:t>
@@ -51241,6 +51494,7 @@
           <w:p>
             <w:pPr>
               <w:pStyle w:val="Compact"/>
+              <w:jc w:val="center"/>
             </w:pPr>
             <w:r>
               <w:t xml:space="preserve">1374.46</w:t>
@@ -51259,6 +51513,7 @@
           <w:p>
             <w:pPr>
               <w:pStyle w:val="Compact"/>
+              <w:jc w:val="center"/>
             </w:pPr>
             <w:r>
               <w:t xml:space="preserve">1.83</w:t>
@@ -51277,6 +51532,7 @@
           <w:p>
             <w:pPr>
               <w:pStyle w:val="Compact"/>
+              <w:jc w:val="center"/>
             </w:pPr>
             <w:r>
               <w:t xml:space="preserve">7053.75</w:t>
@@ -51297,6 +51553,7 @@
           <w:p>
             <w:pPr>
               <w:pStyle w:val="Compact"/>
+              <w:jc w:val="center"/>
             </w:pPr>
             <w:r>
               <w:t xml:space="preserve">120</w:t>
@@ -51315,6 +51572,7 @@
           <w:p>
             <w:pPr>
               <w:pStyle w:val="Compact"/>
+              <w:jc w:val="center"/>
             </w:pPr>
             <w:r>
               <w:t xml:space="preserve">1493.12</w:t>
@@ -51333,6 +51591,7 @@
           <w:p>
             <w:pPr>
               <w:pStyle w:val="Compact"/>
+              <w:jc w:val="center"/>
             </w:pPr>
             <w:r>
               <w:t xml:space="preserve">1.44</w:t>
@@ -51351,6 +51610,7 @@
           <w:p>
             <w:pPr>
               <w:pStyle w:val="Compact"/>
+              <w:jc w:val="center"/>
             </w:pPr>
             <w:r>
               <w:t xml:space="preserve">7115.59</w:t>
@@ -51371,6 +51631,7 @@
           <w:p>
             <w:pPr>
               <w:pStyle w:val="Compact"/>
+              <w:jc w:val="center"/>
             </w:pPr>
             <w:r>
               <w:t xml:space="preserve">150</w:t>
@@ -51389,6 +51650,7 @@
           <w:p>
             <w:pPr>
               <w:pStyle w:val="Compact"/>
+              <w:jc w:val="center"/>
             </w:pPr>
             <w:r>
               <w:t xml:space="preserve">1176.24</w:t>
@@ -51407,6 +51669,7 @@
           <w:p>
             <w:pPr>
               <w:pStyle w:val="Compact"/>
+              <w:jc w:val="center"/>
             </w:pPr>
             <w:r>
               <w:t xml:space="preserve">0.98</w:t>
@@ -51425,6 +51688,7 @@
           <w:p>
             <w:pPr>
               <w:pStyle w:val="Compact"/>
+              <w:jc w:val="center"/>
             </w:pPr>
             <w:r>
               <w:t xml:space="preserve">5971.89</w:t>
@@ -51445,6 +51709,7 @@
           <w:p>
             <w:pPr>
               <w:pStyle w:val="Compact"/>
+              <w:jc w:val="center"/>
             </w:pPr>
             <w:r>
               <w:t xml:space="preserve">180</w:t>
@@ -51463,6 +51728,7 @@
           <w:p>
             <w:pPr>
               <w:pStyle w:val="Compact"/>
+              <w:jc w:val="center"/>
             </w:pPr>
             <w:r>
               <w:t xml:space="preserve">1229.66</w:t>
@@ -51481,6 +51747,7 @@
           <w:p>
             <w:pPr>
               <w:pStyle w:val="Compact"/>
+              <w:jc w:val="center"/>
             </w:pPr>
             <w:r>
               <w:t xml:space="preserve">0.98</w:t>
@@ -51499,6 +51766,7 @@
           <w:p>
             <w:pPr>
               <w:pStyle w:val="Compact"/>
+              <w:jc w:val="center"/>
             </w:pPr>
             <w:r>
               <w:t xml:space="preserve">6157.48</w:t>
@@ -51519,6 +51787,7 @@
           <w:p>
             <w:pPr>
               <w:pStyle w:val="Compact"/>
+              <w:jc w:val="center"/>
             </w:pPr>
             <w:r>
               <w:t xml:space="preserve">210</w:t>
@@ -51537,6 +51806,7 @@
           <w:p>
             <w:pPr>
               <w:pStyle w:val="Compact"/>
+              <w:jc w:val="center"/>
             </w:pPr>
             <w:r>
               <w:t xml:space="preserve">1183.50</w:t>
@@ -51555,6 +51825,7 @@
           <w:p>
             <w:pPr>
               <w:pStyle w:val="Compact"/>
+              <w:jc w:val="center"/>
             </w:pPr>
             <w:r>
               <w:t xml:space="preserve">0.78</w:t>
@@ -51573,6 +51844,7 @@
           <w:p>
             <w:pPr>
               <w:pStyle w:val="Compact"/>
+              <w:jc w:val="center"/>
             </w:pPr>
             <w:r>
               <w:t xml:space="preserve">6013.92</w:t>
@@ -51593,6 +51865,7 @@
           <w:p>
             <w:pPr>
               <w:pStyle w:val="Compact"/>
+              <w:jc w:val="center"/>
             </w:pPr>
             <w:r>
               <w:t xml:space="preserve">240</w:t>
@@ -51611,6 +51884,7 @@
           <w:p>
             <w:pPr>
               <w:pStyle w:val="Compact"/>
+              <w:jc w:val="center"/>
             </w:pPr>
             <w:r>
               <w:t xml:space="preserve">1482.38</w:t>
@@ -51629,6 +51903,7 @@
           <w:p>
             <w:pPr>
               <w:pStyle w:val="Compact"/>
+              <w:jc w:val="center"/>
             </w:pPr>
             <w:r>
               <w:t xml:space="preserve">0.85</w:t>
@@ -51647,6 +51922,7 @@
           <w:p>
             <w:pPr>
               <w:pStyle w:val="Compact"/>
+              <w:jc w:val="center"/>
             </w:pPr>
             <w:r>
               <w:t xml:space="preserve">6887.50</w:t>
@@ -52303,6 +52579,7 @@
           <w:p>
             <w:pPr>
               <w:pStyle w:val="Compact"/>
+              <w:jc w:val="center"/>
             </w:pPr>
             <w:r>
               <w:rPr>
@@ -52328,14 +52605,8 @@
           </w:tcPr>
           <w:p>
             <w:pPr>
-              <w:pStyle w:val="Compact"/>
-            </w:pPr>
-            <w:r>
-              <w:rPr>
-                <w:rFonts w:hint="eastAsia"/>
-              </w:rPr>
-            </w:r>
-            <w:r/>
+              <w:jc w:val="center"/>
+            </w:pPr>
             <w:r>
               <w:rPr>
                 <w:b/>
@@ -52343,28 +52614,6 @@
               <w:t>性能指标 / Performance Metrics</w:t>
             </w:r>
           </w:p>
-          <w:p>
-            <w:pPr>
-              <w:pStyle w:val="Compact"/>
-            </w:pPr>
-            <w:r>
-              <w:rPr>
-                <w:rFonts w:hint="eastAsia"/>
-              </w:rPr>
-            </w:r>
-            <w:r/>
-          </w:p>
-          <w:p>
-            <w:pPr>
-              <w:pStyle w:val="Compact"/>
-            </w:pPr>
-            <w:r>
-              <w:rPr>
-                <w:rFonts w:hint="eastAsia"/>
-              </w:rPr>
-            </w:r>
-            <w:r/>
-          </w:p>
         </w:tc>
       </w:tr>
       <w:tr>
@@ -52380,6 +52629,7 @@
           <w:p>
             <w:pPr>
               <w:pStyle w:val="Compact"/>
+              <w:jc w:val="center"/>
             </w:pPr>
             <m:oMath>
               <m:sSub>
@@ -52409,6 +52659,7 @@
           <w:p>
             <w:pPr>
               <w:pStyle w:val="Compact"/>
+              <w:jc w:val="center"/>
             </w:pPr>
             <m:oMath>
               <m:sSub>
@@ -52442,6 +52693,7 @@
           <w:p>
             <w:pPr>
               <w:pStyle w:val="Compact"/>
+              <w:jc w:val="center"/>
             </w:pPr>
             <m:oMath>
               <m:sSub>
@@ -52475,6 +52727,7 @@
           <w:p>
             <w:pPr>
               <w:pStyle w:val="Compact"/>
+              <w:jc w:val="center"/>
             </w:pPr>
             <m:oMath>
               <m:sSub>
@@ -52518,6 +52771,7 @@
           <w:p>
             <w:pPr>
               <w:pStyle w:val="Compact"/>
+              <w:jc w:val="center"/>
             </w:pPr>
             <w:r>
               <w:t xml:space="preserve">0.30</w:t>
@@ -52536,6 +52790,7 @@
           <w:p>
             <w:pPr>
               <w:pStyle w:val="Compact"/>
+              <w:jc w:val="center"/>
             </w:pPr>
             <w:r>
               <w:t xml:space="preserve">1066.50</w:t>
@@ -52554,6 +52809,7 @@
           <w:p>
             <w:pPr>
               <w:pStyle w:val="Compact"/>
+              <w:jc w:val="center"/>
             </w:pPr>
             <w:r>
               <w:t xml:space="preserve">0.13</w:t>
@@ -52572,6 +52828,7 @@
           <w:p>
             <w:pPr>
               <w:pStyle w:val="Compact"/>
+              <w:jc w:val="center"/>
             </w:pPr>
             <w:r>
               <w:t xml:space="preserve">6426.31</w:t>
@@ -52592,6 +52849,7 @@
           <w:p>
             <w:pPr>
               <w:pStyle w:val="Compact"/>
+              <w:jc w:val="center"/>
             </w:pPr>
             <w:r>
               <w:t xml:space="preserve">0.36</w:t>
@@ -52610,6 +52868,7 @@
           <w:p>
             <w:pPr>
               <w:pStyle w:val="Compact"/>
+              <w:jc w:val="center"/>
             </w:pPr>
             <w:r>
               <w:t xml:space="preserve">1369.15</w:t>
@@ -52628,6 +52887,7 @@
           <w:p>
             <w:pPr>
               <w:pStyle w:val="Compact"/>
+              <w:jc w:val="center"/>
             </w:pPr>
             <w:r>
               <w:t xml:space="preserve">0.26</w:t>
@@ -52646,6 +52906,7 @@
           <w:p>
             <w:pPr>
               <w:pStyle w:val="Compact"/>
+              <w:jc w:val="center"/>
             </w:pPr>
             <w:r>
               <w:t xml:space="preserve">6872.77</w:t>
@@ -52666,6 +52927,7 @@
           <w:p>
             <w:pPr>
               <w:pStyle w:val="Compact"/>
+              <w:jc w:val="center"/>
             </w:pPr>
             <w:r>
               <w:t xml:space="preserve">0.42</w:t>
@@ -52684,6 +52946,7 @@
           <w:p>
             <w:pPr>
               <w:pStyle w:val="Compact"/>
+              <w:jc w:val="center"/>
             </w:pPr>
             <w:r>
               <w:t xml:space="preserve">1455.66</w:t>
@@ -52702,6 +52965,7 @@
           <w:p>
             <w:pPr>
               <w:pStyle w:val="Compact"/>
+              <w:jc w:val="center"/>
             </w:pPr>
             <w:r>
               <w:t xml:space="preserve">0.52</w:t>
@@ -52720,6 +52984,7 @@
           <w:p>
             <w:pPr>
               <w:pStyle w:val="Compact"/>
+              <w:jc w:val="center"/>
             </w:pPr>
             <w:r>
               <w:t xml:space="preserve">6989.56</w:t>
@@ -52740,6 +53005,7 @@
           <w:p>
             <w:pPr>
               <w:pStyle w:val="Compact"/>
+              <w:jc w:val="center"/>
             </w:pPr>
             <w:r>
               <w:t xml:space="preserve">0.48</w:t>
@@ -52758,6 +53024,7 @@
           <w:p>
             <w:pPr>
               <w:pStyle w:val="Compact"/>
+              <w:jc w:val="center"/>
             </w:pPr>
             <w:r>
               <w:t xml:space="preserve">1462.83</w:t>
@@ -52776,6 +53043,7 @@
           <w:p>
             <w:pPr>
               <w:pStyle w:val="Compact"/>
+              <w:jc w:val="center"/>
             </w:pPr>
             <w:r>
               <w:t xml:space="preserve">0.78</w:t>
@@ -52794,6 +53062,7 @@
           <w:p>
             <w:pPr>
               <w:pStyle w:val="Compact"/>
+              <w:jc w:val="center"/>
             </w:pPr>
             <w:r>
               <w:t xml:space="preserve">6989.91</w:t>
@@ -52814,6 +53083,7 @@
           <w:p>
             <w:pPr>
               <w:pStyle w:val="Compact"/>
+              <w:jc w:val="center"/>
             </w:pPr>
             <w:r>
               <w:t xml:space="preserve">0.54</w:t>
@@ -52832,6 +53102,7 @@
           <w:p>
             <w:pPr>
               <w:pStyle w:val="Compact"/>
+              <w:jc w:val="center"/>
             </w:pPr>
             <w:r>
               <w:t xml:space="preserve">1275.80</w:t>
@@ -52850,6 +53121,7 @@
           <w:p>
             <w:pPr>
               <w:pStyle w:val="Compact"/>
+              <w:jc w:val="center"/>
             </w:pPr>
             <w:r>
               <w:t xml:space="preserve">1.11</w:t>
@@ -52868,6 +53140,7 @@
           <w:p>
             <w:pPr>
               <w:pStyle w:val="Compact"/>
+              <w:jc w:val="center"/>
             </w:pPr>
             <w:r>
               <w:t xml:space="preserve">6269.29</w:t>
@@ -52888,6 +53161,7 @@
           <w:p>
             <w:pPr>
               <w:pStyle w:val="Compact"/>
+              <w:jc w:val="center"/>
             </w:pPr>
             <w:r>
               <w:t xml:space="preserve">0.60</w:t>
@@ -52906,6 +53180,7 @@
           <w:p>
             <w:pPr>
               <w:pStyle w:val="Compact"/>
+              <w:jc w:val="center"/>
             </w:pPr>
             <w:r>
               <w:t xml:space="preserve">1423.38</w:t>
@@ -52924,6 +53199,7 @@
           <w:p>
             <w:pPr>
               <w:pStyle w:val="Compact"/>
+              <w:jc w:val="center"/>
             </w:pPr>
             <w:r>
               <w:t xml:space="preserve">1.57</w:t>
@@ -52942,6 +53218,7 @@
           <w:p>
             <w:pPr>
               <w:pStyle w:val="Compact"/>
+              <w:jc w:val="center"/>
             </w:pPr>
             <w:r>
               <w:t xml:space="preserve">6820.44</w:t>
@@ -52962,6 +53239,7 @@
           <w:p>
             <w:pPr>
               <w:pStyle w:val="Compact"/>
+              <w:jc w:val="center"/>
             </w:pPr>
             <w:r>
               <w:t xml:space="preserve">0.66</w:t>
@@ -52980,6 +53258,7 @@
           <w:p>
             <w:pPr>
               <w:pStyle w:val="Compact"/>
+              <w:jc w:val="center"/>
             </w:pPr>
             <w:r>
               <w:t xml:space="preserve">1542.72</w:t>
@@ -52998,6 +53277,7 @@
           <w:p>
             <w:pPr>
               <w:pStyle w:val="Compact"/>
+              <w:jc w:val="center"/>
             </w:pPr>
             <w:r>
               <w:t xml:space="preserve">1.96</w:t>
@@ -53016,6 +53296,7 @@
           <w:p>
             <w:pPr>
               <w:pStyle w:val="Compact"/>
+              <w:jc w:val="center"/>
             </w:pPr>
             <w:r>
               <w:t xml:space="preserve">7283.76</w:t>
@@ -53036,6 +53317,7 @@
           <w:p>
             <w:pPr>
               <w:pStyle w:val="Compact"/>
+              <w:jc w:val="center"/>
             </w:pPr>
             <w:r>
               <w:t xml:space="preserve">0.72</w:t>
@@ -53054,6 +53336,7 @@
           <w:p>
             <w:pPr>
               <w:pStyle w:val="Compact"/>
+              <w:jc w:val="center"/>
             </w:pPr>
             <w:r>
               <w:t xml:space="preserve">1704.65</w:t>
@@ -53072,6 +53355,7 @@
           <w:p>
             <w:pPr>
               <w:pStyle w:val="Compact"/>
+              <w:jc w:val="center"/>
             </w:pPr>
             <w:r>
               <w:t xml:space="preserve">2.62</w:t>
@@ -53090,6 +53374,7 @@
           <w:p>
             <w:pPr>
               <w:pStyle w:val="Compact"/>
+              <w:jc w:val="center"/>
             </w:pPr>
             <w:r>
               <w:t xml:space="preserve">7806.51</w:t>
@@ -54007,6 +54292,7 @@
           <w:p>
             <w:pPr>
               <w:pStyle w:val="Compact"/>
+              <w:jc w:val="left"/>
             </w:pPr>
             <w:r>
               <w:rPr>
@@ -54030,6 +54316,7 @@
           <w:p>
             <w:pPr>
               <w:pStyle w:val="Compact"/>
+              <w:jc w:val="center"/>
             </w:pPr>
             <w:r>
               <w:rPr>
@@ -54053,6 +54340,7 @@
           <w:p>
             <w:pPr>
               <w:pStyle w:val="Compact"/>
+              <w:jc w:val="center"/>
             </w:pPr>
             <w:r>
               <w:rPr>
@@ -54120,6 +54408,7 @@
           <w:p>
             <w:pPr>
               <w:pStyle w:val="Compact"/>
+              <w:jc w:val="center"/>
             </w:pPr>
             <w:r>
               <w:rPr>
@@ -54143,6 +54432,7 @@
           <w:p>
             <w:pPr>
               <w:pStyle w:val="Compact"/>
+              <w:jc w:val="center"/>
             </w:pPr>
             <w:r>
               <w:rPr>
@@ -54206,6 +54496,7 @@
           <w:p>
             <w:pPr>
               <w:pStyle w:val="Compact"/>
+              <w:jc w:val="left"/>
             </w:pPr>
             <w:r>
               <w:rPr>
@@ -54231,6 +54522,7 @@
           <w:p>
             <w:pPr>
               <w:pStyle w:val="Compact"/>
+              <w:jc w:val="left"/>
             </w:pPr>
             <w:r>
               <w:rPr>
@@ -54254,6 +54546,7 @@
           <w:p>
             <w:pPr>
               <w:pStyle w:val="Compact"/>
+              <w:jc w:val="center"/>
             </w:pPr>
             <w:r>
               <w:t xml:space="preserve">3</w:t>
@@ -54272,6 +54565,7 @@
           <w:p>
             <w:pPr>
               <w:pStyle w:val="Compact"/>
+              <w:jc w:val="center"/>
             </w:pPr>
             <w:r>
               <w:t xml:space="preserve">314</w:t>
@@ -54290,6 +54584,7 @@
           <w:p>
             <w:pPr>
               <w:pStyle w:val="Compact"/>
+              <w:jc w:val="center"/>
             </w:pPr>
             <w:r>
               <w:t xml:space="preserve">1760</w:t>
@@ -54308,24 +54603,26 @@
           <w:p>
             <w:pPr>
               <w:pStyle w:val="Compact"/>
-            </w:pPr>
-            <w:r>
-              <w:t xml:space="preserve">—</w:t>
-            </w:r>
-          </w:p>
-        </w:tc>
-        <w:tc>
-          <w:tcPr>
-            <w:tcBorders>
-              <w:top w:val="single" w:sz="4" w:space="0" w:color="000000"/>
-              <w:left w:val="single" w:sz="4" w:space="0" w:color="000000"/>
-              <w:bottom w:val="single" w:sz="4" w:space="0" w:color="000000"/>
-              <w:right w:val="single" w:sz="4" w:space="0" w:color="000000"/>
-            </w:tcBorders>
-          </w:tcPr>
-          <w:p>
-            <w:pPr>
-              <w:pStyle w:val="Compact"/>
+              <w:jc w:val="center"/>
+            </w:pPr>
+            <w:r>
+              <w:t xml:space="preserve">-</w:t>
+            </w:r>
+          </w:p>
+        </w:tc>
+        <w:tc>
+          <w:tcPr>
+            <w:tcBorders>
+              <w:top w:val="single" w:sz="4" w:space="0" w:color="000000"/>
+              <w:left w:val="single" w:sz="4" w:space="0" w:color="000000"/>
+              <w:bottom w:val="single" w:sz="4" w:space="0" w:color="000000"/>
+              <w:right w:val="single" w:sz="4" w:space="0" w:color="000000"/>
+            </w:tcBorders>
+          </w:tcPr>
+          <w:p>
+            <w:pPr>
+              <w:pStyle w:val="Compact"/>
+              <w:jc w:val="left"/>
             </w:pPr>
             <w:r>
               <w:t xml:space="preserve">COP </w:t>
@@ -54438,31 +54735,35 @@
               <w:rPr>
                 <w:rFonts w:hint="eastAsia"/>
               </w:rPr>
-              <w:t xml:space="preserve">；控制设定值可在</w:t>
+              <w:t xml:space="preserve">；控制设定值调节范围为</w:t>
             </w:r>
             <w:r>
               <w:t xml:space="preserve"> </w:t>
             </w:r>
             <m:oMath>
               <m:r>
+                <m:rPr>
+                  <m:sty m:val="p"/>
+                </m:rPr>
+                <m:t>[</m:t>
+              </m:r>
+              <m:r>
                 <m:t>6</m:t>
               </m:r>
-            </m:oMath>
-            <w:r>
-              <w:t xml:space="preserve"> </w:t>
-            </w:r>
-            <w:r>
-              <w:rPr>
-                <w:rFonts w:hint="eastAsia"/>
-              </w:rPr>
-              <w:t xml:space="preserve">至</w:t>
-            </w:r>
-            <w:r>
-              <w:t xml:space="preserve"> </w:t>
-            </w:r>
-            <m:oMath>
+              <m:r>
+                <m:rPr>
+                  <m:sty m:val="p"/>
+                </m:rPr>
+                <m:t>,</m:t>
+              </m:r>
               <m:r>
                 <m:t>15</m:t>
+              </m:r>
+              <m:r>
+                <m:rPr>
+                  <m:sty m:val="p"/>
+                </m:rPr>
+                <m:t>]</m:t>
               </m:r>
               <m:r>
                 <m:t> </m:t>
@@ -54492,15 +54793,6 @@
                 <m:t>C</m:t>
               </m:r>
             </m:oMath>
-            <w:r>
-              <w:t xml:space="preserve"> </w:t>
-            </w:r>
-            <w:r>
-              <w:rPr>
-                <w:rFonts w:hint="eastAsia"/>
-              </w:rPr>
-              <w:t xml:space="preserve">范围内调节</w:t>
-            </w:r>
           </w:p>
         </w:tc>
       </w:tr>
@@ -54517,6 +54809,7 @@
           <w:p>
             <w:pPr>
               <w:pStyle w:val="Compact"/>
+              <w:jc w:val="left"/>
             </w:pPr>
             <w:r>
               <w:rPr>
@@ -54540,6 +54833,7 @@
           <w:p>
             <w:pPr>
               <w:pStyle w:val="Compact"/>
+              <w:jc w:val="center"/>
             </w:pPr>
             <w:r>
               <w:t xml:space="preserve">3</w:t>
@@ -54558,6 +54852,7 @@
           <w:p>
             <w:pPr>
               <w:pStyle w:val="Compact"/>
+              <w:jc w:val="center"/>
             </w:pPr>
             <w:r>
               <w:t xml:space="preserve">15</w:t>
@@ -54576,24 +54871,26 @@
           <w:p>
             <w:pPr>
               <w:pStyle w:val="Compact"/>
-            </w:pPr>
-            <w:r>
-              <w:t xml:space="preserve">—</w:t>
-            </w:r>
-          </w:p>
-        </w:tc>
-        <w:tc>
-          <w:tcPr>
-            <w:tcBorders>
-              <w:top w:val="single" w:sz="4" w:space="0" w:color="000000"/>
-              <w:left w:val="single" w:sz="4" w:space="0" w:color="000000"/>
-              <w:bottom w:val="single" w:sz="4" w:space="0" w:color="000000"/>
-              <w:right w:val="single" w:sz="4" w:space="0" w:color="000000"/>
-            </w:tcBorders>
-          </w:tcPr>
-          <w:p>
-            <w:pPr>
-              <w:pStyle w:val="Compact"/>
+              <w:jc w:val="center"/>
+            </w:pPr>
+            <w:r>
+              <w:t xml:space="preserve">-</w:t>
+            </w:r>
+          </w:p>
+        </w:tc>
+        <w:tc>
+          <w:tcPr>
+            <w:tcBorders>
+              <w:top w:val="single" w:sz="4" w:space="0" w:color="000000"/>
+              <w:left w:val="single" w:sz="4" w:space="0" w:color="000000"/>
+              <w:bottom w:val="single" w:sz="4" w:space="0" w:color="000000"/>
+              <w:right w:val="single" w:sz="4" w:space="0" w:color="000000"/>
+            </w:tcBorders>
+          </w:tcPr>
+          <w:p>
+            <w:pPr>
+              <w:pStyle w:val="Compact"/>
+              <w:jc w:val="center"/>
             </w:pPr>
             <w:r>
               <w:t xml:space="preserve">252</w:t>
@@ -54612,6 +54909,7 @@
           <w:p>
             <w:pPr>
               <w:pStyle w:val="Compact"/>
+              <w:jc w:val="left"/>
             </w:pPr>
             <w:r>
               <w:rPr>
@@ -54652,6 +54950,7 @@
           <w:p>
             <w:pPr>
               <w:pStyle w:val="Compact"/>
+              <w:jc w:val="left"/>
             </w:pPr>
             <w:r>
               <w:rPr>
@@ -54675,6 +54974,7 @@
           <w:p>
             <w:pPr>
               <w:pStyle w:val="Compact"/>
+              <w:jc w:val="center"/>
             </w:pPr>
             <w:r>
               <w:t xml:space="preserve">3</w:t>
@@ -54693,6 +54993,7 @@
           <w:p>
             <w:pPr>
               <w:pStyle w:val="Compact"/>
+              <w:jc w:val="center"/>
             </w:pPr>
             <w:r>
               <w:t xml:space="preserve">55</w:t>
@@ -54711,24 +55012,26 @@
           <w:p>
             <w:pPr>
               <w:pStyle w:val="Compact"/>
-            </w:pPr>
-            <w:r>
-              <w:t xml:space="preserve">—</w:t>
-            </w:r>
-          </w:p>
-        </w:tc>
-        <w:tc>
-          <w:tcPr>
-            <w:tcBorders>
-              <w:top w:val="single" w:sz="4" w:space="0" w:color="000000"/>
-              <w:left w:val="single" w:sz="4" w:space="0" w:color="000000"/>
-              <w:bottom w:val="single" w:sz="4" w:space="0" w:color="000000"/>
-              <w:right w:val="single" w:sz="4" w:space="0" w:color="000000"/>
-            </w:tcBorders>
-          </w:tcPr>
-          <w:p>
-            <w:pPr>
-              <w:pStyle w:val="Compact"/>
+              <w:jc w:val="center"/>
+            </w:pPr>
+            <w:r>
+              <w:t xml:space="preserve">-</w:t>
+            </w:r>
+          </w:p>
+        </w:tc>
+        <w:tc>
+          <w:tcPr>
+            <w:tcBorders>
+              <w:top w:val="single" w:sz="4" w:space="0" w:color="000000"/>
+              <w:left w:val="single" w:sz="4" w:space="0" w:color="000000"/>
+              <w:bottom w:val="single" w:sz="4" w:space="0" w:color="000000"/>
+              <w:right w:val="single" w:sz="4" w:space="0" w:color="000000"/>
+            </w:tcBorders>
+          </w:tcPr>
+          <w:p>
+            <w:pPr>
+              <w:pStyle w:val="Compact"/>
+              <w:jc w:val="center"/>
             </w:pPr>
             <w:r>
               <w:t xml:space="preserve">366</w:t>
@@ -54747,6 +55050,7 @@
           <w:p>
             <w:pPr>
               <w:pStyle w:val="Compact"/>
+              <w:jc w:val="left"/>
             </w:pPr>
             <w:r>
               <w:rPr>
@@ -54787,6 +55091,7 @@
           <w:p>
             <w:pPr>
               <w:pStyle w:val="Compact"/>
+              <w:jc w:val="left"/>
             </w:pPr>
             <w:r>
               <w:rPr>
@@ -54810,6 +55115,7 @@
           <w:p>
             <w:pPr>
               <w:pStyle w:val="Compact"/>
+              <w:jc w:val="center"/>
             </w:pPr>
             <w:r>
               <w:t xml:space="preserve">3</w:t>
@@ -54828,6 +55134,7 @@
           <w:p>
             <w:pPr>
               <w:pStyle w:val="Compact"/>
+              <w:jc w:val="center"/>
             </w:pPr>
             <w:r>
               <w:t xml:space="preserve">16.5</w:t>
@@ -54846,24 +55153,26 @@
           <w:p>
             <w:pPr>
               <w:pStyle w:val="Compact"/>
-            </w:pPr>
-            <w:r>
-              <w:t xml:space="preserve">—</w:t>
-            </w:r>
-          </w:p>
-        </w:tc>
-        <w:tc>
-          <w:tcPr>
-            <w:tcBorders>
-              <w:top w:val="single" w:sz="4" w:space="0" w:color="000000"/>
-              <w:left w:val="single" w:sz="4" w:space="0" w:color="000000"/>
-              <w:bottom w:val="single" w:sz="4" w:space="0" w:color="000000"/>
-              <w:right w:val="single" w:sz="4" w:space="0" w:color="000000"/>
-            </w:tcBorders>
-          </w:tcPr>
-          <w:p>
-            <w:pPr>
-              <w:pStyle w:val="Compact"/>
+              <w:jc w:val="center"/>
+            </w:pPr>
+            <w:r>
+              <w:t xml:space="preserve">-</w:t>
+            </w:r>
+          </w:p>
+        </w:tc>
+        <w:tc>
+          <w:tcPr>
+            <w:tcBorders>
+              <w:top w:val="single" w:sz="4" w:space="0" w:color="000000"/>
+              <w:left w:val="single" w:sz="4" w:space="0" w:color="000000"/>
+              <w:bottom w:val="single" w:sz="4" w:space="0" w:color="000000"/>
+              <w:right w:val="single" w:sz="4" w:space="0" w:color="000000"/>
+            </w:tcBorders>
+          </w:tcPr>
+          <w:p>
+            <w:pPr>
+              <w:pStyle w:val="Compact"/>
+              <w:jc w:val="center"/>
             </w:pPr>
             <w:r>
               <w:t xml:space="preserve">392</w:t>
@@ -54882,6 +55191,7 @@
           <w:p>
             <w:pPr>
               <w:pStyle w:val="Compact"/>
+              <w:jc w:val="left"/>
             </w:pPr>
             <w:r>
               <w:rPr>
@@ -54975,6 +55285,7 @@
           <w:p>
             <w:pPr>
               <w:pStyle w:val="Compact"/>
+              <w:jc w:val="left"/>
             </w:pPr>
             <w:r>
               <w:rPr>
@@ -54997,6 +55308,7 @@
           <w:p>
             <w:pPr>
               <w:pStyle w:val="Compact"/>
+              <w:jc w:val="center"/>
             </w:pPr>
             <w:r>
               <w:rPr>
@@ -55019,6 +55331,7 @@
           <w:p>
             <w:pPr>
               <w:pStyle w:val="Compact"/>
+              <w:jc w:val="center"/>
             </w:pPr>
             <w:r>
               <w:rPr>
@@ -55091,6 +55404,7 @@
           <w:p>
             <w:pPr>
               <w:pStyle w:val="Compact"/>
+              <w:jc w:val="center"/>
             </w:pPr>
             <w:r>
               <w:rPr>
@@ -55113,6 +55427,7 @@
           <w:p>
             <w:pPr>
               <w:pStyle w:val="Compact"/>
+              <w:jc w:val="center"/>
             </w:pPr>
             <w:r>
               <w:rPr>
@@ -55174,6 +55489,7 @@
           <w:p>
             <w:pPr>
               <w:pStyle w:val="Compact"/>
+              <w:jc w:val="left"/>
             </w:pPr>
             <w:r>
               <w:rPr>
@@ -55198,6 +55514,7 @@
           <w:p>
             <w:pPr>
               <w:pStyle w:val="Compact"/>
+              <w:jc w:val="left"/>
             </w:pPr>
             <w:r>
               <w:rPr>
@@ -55220,6 +55537,7 @@
           <w:p>
             <w:pPr>
               <w:pStyle w:val="Compact"/>
+              <w:jc w:val="center"/>
             </w:pPr>
             <w:r>
               <w:t xml:space="preserve">3</w:t>
@@ -55238,6 +55556,7 @@
           <w:p>
             <w:pPr>
               <w:pStyle w:val="Compact"/>
+              <w:jc w:val="center"/>
             </w:pPr>
             <w:r>
               <w:t xml:space="preserve">314</w:t>
@@ -55256,6 +55575,7 @@
           <w:p>
             <w:pPr>
               <w:pStyle w:val="Compact"/>
+              <w:jc w:val="center"/>
             </w:pPr>
             <w:r>
               <w:t xml:space="preserve">1760</w:t>
@@ -55274,24 +55594,26 @@
           <w:p>
             <w:pPr>
               <w:pStyle w:val="Compact"/>
-            </w:pPr>
-            <w:r>
-              <w:t xml:space="preserve">Not applicable</w:t>
-            </w:r>
-          </w:p>
-        </w:tc>
-        <w:tc>
-          <w:tcPr>
-            <w:tcBorders>
-              <w:top w:val="single" w:sz="4" w:space="0" w:color="000000"/>
-              <w:left w:val="single" w:sz="4" w:space="0" w:color="000000"/>
-              <w:bottom w:val="single" w:sz="4" w:space="0" w:color="000000"/>
-              <w:right w:val="single" w:sz="4" w:space="0" w:color="000000"/>
-            </w:tcBorders>
-          </w:tcPr>
-          <w:p>
-            <w:pPr>
-              <w:pStyle w:val="Compact"/>
+              <w:jc w:val="center"/>
+            </w:pPr>
+            <w:r>
+              <w:t xml:space="preserve">-</w:t>
+            </w:r>
+          </w:p>
+        </w:tc>
+        <w:tc>
+          <w:tcPr>
+            <w:tcBorders>
+              <w:top w:val="single" w:sz="4" w:space="0" w:color="000000"/>
+              <w:left w:val="single" w:sz="4" w:space="0" w:color="000000"/>
+              <w:bottom w:val="single" w:sz="4" w:space="0" w:color="000000"/>
+              <w:right w:val="single" w:sz="4" w:space="0" w:color="000000"/>
+            </w:tcBorders>
+          </w:tcPr>
+          <w:p>
+            <w:pPr>
+              <w:pStyle w:val="Compact"/>
+              <w:jc w:val="left"/>
             </w:pPr>
             <w:r>
               <w:t xml:space="preserve">COP varies with the load ratio and condenser side operating conditions. The design chilled water supply temperature setpoint is</w:t>
@@ -55395,28 +55717,35 @@
               </m:r>
             </m:oMath>
             <w:r>
-              <w:t xml:space="preserve">. The control setpoint can be adjusted from</w:t>
+              <w:t xml:space="preserve">. The control setpoint range is</w:t>
             </w:r>
             <w:r>
               <w:t xml:space="preserve"> </w:t>
             </w:r>
             <m:oMath>
               <m:r>
+                <m:rPr>
+                  <m:sty m:val="p"/>
+                </m:rPr>
+                <m:t>[</m:t>
+              </m:r>
+              <m:r>
                 <m:t>6</m:t>
               </m:r>
-            </m:oMath>
-            <w:r>
-              <w:t xml:space="preserve"> </w:t>
-            </w:r>
-            <w:r>
-              <w:t xml:space="preserve">to</w:t>
-            </w:r>
-            <w:r>
-              <w:t xml:space="preserve"> </w:t>
-            </w:r>
-            <m:oMath>
+              <m:r>
+                <m:rPr>
+                  <m:sty m:val="p"/>
+                </m:rPr>
+                <m:t>,</m:t>
+              </m:r>
               <m:r>
                 <m:t>15</m:t>
+              </m:r>
+              <m:r>
+                <m:rPr>
+                  <m:sty m:val="p"/>
+                </m:rPr>
+                <m:t>]</m:t>
               </m:r>
               <m:r>
                 <m:t> </m:t>
@@ -55462,6 +55791,7 @@
           <w:p>
             <w:pPr>
               <w:pStyle w:val="Compact"/>
+              <w:jc w:val="left"/>
             </w:pPr>
             <w:r>
               <w:rPr>
@@ -55484,6 +55814,7 @@
           <w:p>
             <w:pPr>
               <w:pStyle w:val="Compact"/>
+              <w:jc w:val="center"/>
             </w:pPr>
             <w:r>
               <w:t xml:space="preserve">3</w:t>
@@ -55502,6 +55833,7 @@
           <w:p>
             <w:pPr>
               <w:pStyle w:val="Compact"/>
+              <w:jc w:val="center"/>
             </w:pPr>
             <w:r>
               <w:t xml:space="preserve">15</w:t>
@@ -55520,24 +55852,26 @@
           <w:p>
             <w:pPr>
               <w:pStyle w:val="Compact"/>
-            </w:pPr>
-            <w:r>
-              <w:t xml:space="preserve">Not applicable</w:t>
-            </w:r>
-          </w:p>
-        </w:tc>
-        <w:tc>
-          <w:tcPr>
-            <w:tcBorders>
-              <w:top w:val="single" w:sz="4" w:space="0" w:color="000000"/>
-              <w:left w:val="single" w:sz="4" w:space="0" w:color="000000"/>
-              <w:bottom w:val="single" w:sz="4" w:space="0" w:color="000000"/>
-              <w:right w:val="single" w:sz="4" w:space="0" w:color="000000"/>
-            </w:tcBorders>
-          </w:tcPr>
-          <w:p>
-            <w:pPr>
-              <w:pStyle w:val="Compact"/>
+              <w:jc w:val="center"/>
+            </w:pPr>
+            <w:r>
+              <w:t xml:space="preserve">-</w:t>
+            </w:r>
+          </w:p>
+        </w:tc>
+        <w:tc>
+          <w:tcPr>
+            <w:tcBorders>
+              <w:top w:val="single" w:sz="4" w:space="0" w:color="000000"/>
+              <w:left w:val="single" w:sz="4" w:space="0" w:color="000000"/>
+              <w:bottom w:val="single" w:sz="4" w:space="0" w:color="000000"/>
+              <w:right w:val="single" w:sz="4" w:space="0" w:color="000000"/>
+            </w:tcBorders>
+          </w:tcPr>
+          <w:p>
+            <w:pPr>
+              <w:pStyle w:val="Compact"/>
+              <w:jc w:val="center"/>
             </w:pPr>
             <w:r>
               <w:t xml:space="preserve">252</w:t>
@@ -55556,6 +55890,7 @@
           <w:p>
             <w:pPr>
               <w:pStyle w:val="Compact"/>
+              <w:jc w:val="left"/>
             </w:pPr>
             <w:r>
               <w:t xml:space="preserve">Constant speed operation. The rated head is</w:t>
@@ -55593,6 +55928,7 @@
           <w:p>
             <w:pPr>
               <w:pStyle w:val="Compact"/>
+              <w:jc w:val="left"/>
             </w:pPr>
             <w:r>
               <w:rPr>
@@ -55615,6 +55951,7 @@
           <w:p>
             <w:pPr>
               <w:pStyle w:val="Compact"/>
+              <w:jc w:val="center"/>
             </w:pPr>
             <w:r>
               <w:t xml:space="preserve">3</w:t>
@@ -55633,6 +55970,7 @@
           <w:p>
             <w:pPr>
               <w:pStyle w:val="Compact"/>
+              <w:jc w:val="center"/>
             </w:pPr>
             <w:r>
               <w:t xml:space="preserve">55</w:t>
@@ -55651,24 +55989,26 @@
           <w:p>
             <w:pPr>
               <w:pStyle w:val="Compact"/>
-            </w:pPr>
-            <w:r>
-              <w:t xml:space="preserve">Not applicable</w:t>
-            </w:r>
-          </w:p>
-        </w:tc>
-        <w:tc>
-          <w:tcPr>
-            <w:tcBorders>
-              <w:top w:val="single" w:sz="4" w:space="0" w:color="000000"/>
-              <w:left w:val="single" w:sz="4" w:space="0" w:color="000000"/>
-              <w:bottom w:val="single" w:sz="4" w:space="0" w:color="000000"/>
-              <w:right w:val="single" w:sz="4" w:space="0" w:color="000000"/>
-            </w:tcBorders>
-          </w:tcPr>
-          <w:p>
-            <w:pPr>
-              <w:pStyle w:val="Compact"/>
+              <w:jc w:val="center"/>
+            </w:pPr>
+            <w:r>
+              <w:t xml:space="preserve">-</w:t>
+            </w:r>
+          </w:p>
+        </w:tc>
+        <w:tc>
+          <w:tcPr>
+            <w:tcBorders>
+              <w:top w:val="single" w:sz="4" w:space="0" w:color="000000"/>
+              <w:left w:val="single" w:sz="4" w:space="0" w:color="000000"/>
+              <w:bottom w:val="single" w:sz="4" w:space="0" w:color="000000"/>
+              <w:right w:val="single" w:sz="4" w:space="0" w:color="000000"/>
+            </w:tcBorders>
+          </w:tcPr>
+          <w:p>
+            <w:pPr>
+              <w:pStyle w:val="Compact"/>
+              <w:jc w:val="center"/>
             </w:pPr>
             <w:r>
               <w:t xml:space="preserve">366</w:t>
@@ -55687,6 +56027,7 @@
           <w:p>
             <w:pPr>
               <w:pStyle w:val="Compact"/>
+              <w:jc w:val="left"/>
             </w:pPr>
             <w:r>
               <w:t xml:space="preserve">Constant speed operation. The rated head is</w:t>
@@ -55724,6 +56065,7 @@
           <w:p>
             <w:pPr>
               <w:pStyle w:val="Compact"/>
+              <w:jc w:val="left"/>
             </w:pPr>
             <w:r>
               <w:rPr>
@@ -55746,6 +56088,7 @@
           <w:p>
             <w:pPr>
               <w:pStyle w:val="Compact"/>
+              <w:jc w:val="center"/>
             </w:pPr>
             <w:r>
               <w:t xml:space="preserve">3</w:t>
@@ -55764,6 +56107,7 @@
           <w:p>
             <w:pPr>
               <w:pStyle w:val="Compact"/>
+              <w:jc w:val="center"/>
             </w:pPr>
             <w:r>
               <w:t xml:space="preserve">16.5</w:t>
@@ -55782,24 +56126,26 @@
           <w:p>
             <w:pPr>
               <w:pStyle w:val="Compact"/>
-            </w:pPr>
-            <w:r>
-              <w:t xml:space="preserve">Not applicable</w:t>
-            </w:r>
-          </w:p>
-        </w:tc>
-        <w:tc>
-          <w:tcPr>
-            <w:tcBorders>
-              <w:top w:val="single" w:sz="4" w:space="0" w:color="000000"/>
-              <w:left w:val="single" w:sz="4" w:space="0" w:color="000000"/>
-              <w:bottom w:val="single" w:sz="4" w:space="0" w:color="000000"/>
-              <w:right w:val="single" w:sz="4" w:space="0" w:color="000000"/>
-            </w:tcBorders>
-          </w:tcPr>
-          <w:p>
-            <w:pPr>
-              <w:pStyle w:val="Compact"/>
+              <w:jc w:val="center"/>
+            </w:pPr>
+            <w:r>
+              <w:t xml:space="preserve">-</w:t>
+            </w:r>
+          </w:p>
+        </w:tc>
+        <w:tc>
+          <w:tcPr>
+            <w:tcBorders>
+              <w:top w:val="single" w:sz="4" w:space="0" w:color="000000"/>
+              <w:left w:val="single" w:sz="4" w:space="0" w:color="000000"/>
+              <w:bottom w:val="single" w:sz="4" w:space="0" w:color="000000"/>
+              <w:right w:val="single" w:sz="4" w:space="0" w:color="000000"/>
+            </w:tcBorders>
+          </w:tcPr>
+          <w:p>
+            <w:pPr>
+              <w:pStyle w:val="Compact"/>
+              <w:jc w:val="center"/>
             </w:pPr>
             <w:r>
               <w:t xml:space="preserve">392</w:t>
@@ -55818,6 +56164,7 @@
           <w:p>
             <w:pPr>
               <w:pStyle w:val="Compact"/>
+              <w:jc w:val="left"/>
             </w:pPr>
             <w:r>
               <w:t xml:space="preserve">Variable condition operation. The performance is affected by the outdoor wet bulb temperature</w:t>
@@ -55909,6 +56256,7 @@
           <w:p>
             <w:pPr>
               <w:pStyle w:val="Compact"/>
+              <w:jc w:val="left"/>
             </w:pPr>
             <w:r>
               <w:rPr>
@@ -55932,6 +56280,7 @@
           <w:p>
             <w:pPr>
               <w:pStyle w:val="Compact"/>
+              <w:jc w:val="left"/>
             </w:pPr>
             <w:r>
               <w:rPr>
@@ -55955,6 +56304,7 @@
           <w:p>
             <w:pPr>
               <w:pStyle w:val="Compact"/>
+              <w:jc w:val="center"/>
             </w:pPr>
             <w:r>
               <w:rPr>
@@ -55978,6 +56328,7 @@
           <w:p>
             <w:pPr>
               <w:pStyle w:val="Compact"/>
+              <w:jc w:val="center"/>
             </w:pPr>
             <w:r>
               <w:rPr>
@@ -56003,6 +56354,7 @@
           <w:p>
             <w:pPr>
               <w:pStyle w:val="Compact"/>
+              <w:jc w:val="left"/>
             </w:pPr>
             <w:r>
               <w:rPr>
@@ -56033,6 +56385,7 @@
           <w:p>
             <w:pPr>
               <w:pStyle w:val="Compact"/>
+              <w:jc w:val="left"/>
             </w:pPr>
             <w:r>
               <w:rPr>
@@ -56054,6 +56407,7 @@
           <w:p>
             <w:pPr>
               <w:pStyle w:val="Compact"/>
+              <w:jc w:val="center"/>
             </w:pPr>
             <m:oMath>
               <m:r>
@@ -56074,6 +56428,7 @@
           <w:p>
             <w:pPr>
               <w:pStyle w:val="Compact"/>
+              <w:jc w:val="center"/>
             </w:pPr>
             <m:oMath>
               <m:r>
@@ -56096,21 +56451,23 @@
           <w:p>
             <w:pPr>
               <w:pStyle w:val="Compact"/>
-            </w:pPr>
-          </w:p>
-        </w:tc>
-        <w:tc>
-          <w:tcPr>
-            <w:tcBorders>
-              <w:top w:val="single" w:sz="4" w:space="0" w:color="000000"/>
-              <w:left w:val="single" w:sz="4" w:space="0" w:color="000000"/>
-              <w:bottom w:val="single" w:sz="4" w:space="0" w:color="000000"/>
-              <w:right w:val="single" w:sz="4" w:space="0" w:color="000000"/>
-            </w:tcBorders>
-          </w:tcPr>
-          <w:p>
-            <w:pPr>
-              <w:pStyle w:val="Compact"/>
+              <w:jc w:val="left"/>
+            </w:pPr>
+          </w:p>
+        </w:tc>
+        <w:tc>
+          <w:tcPr>
+            <w:tcBorders>
+              <w:top w:val="single" w:sz="4" w:space="0" w:color="000000"/>
+              <w:left w:val="single" w:sz="4" w:space="0" w:color="000000"/>
+              <w:bottom w:val="single" w:sz="4" w:space="0" w:color="000000"/>
+              <w:right w:val="single" w:sz="4" w:space="0" w:color="000000"/>
+            </w:tcBorders>
+          </w:tcPr>
+          <w:p>
+            <w:pPr>
+              <w:pStyle w:val="Compact"/>
+              <w:jc w:val="left"/>
             </w:pPr>
             <w:r>
               <w:rPr>
@@ -56132,6 +56489,7 @@
           <w:p>
             <w:pPr>
               <w:pStyle w:val="Compact"/>
+              <w:jc w:val="center"/>
             </w:pPr>
             <m:oMath>
               <m:r>
@@ -56152,6 +56510,7 @@
           <w:p>
             <w:pPr>
               <w:pStyle w:val="Compact"/>
+              <w:jc w:val="center"/>
             </w:pPr>
             <m:oMath>
               <m:r>
@@ -56174,21 +56533,23 @@
           <w:p>
             <w:pPr>
               <w:pStyle w:val="Compact"/>
-            </w:pPr>
-          </w:p>
-        </w:tc>
-        <w:tc>
-          <w:tcPr>
-            <w:tcBorders>
-              <w:top w:val="single" w:sz="4" w:space="0" w:color="000000"/>
-              <w:left w:val="single" w:sz="4" w:space="0" w:color="000000"/>
-              <w:bottom w:val="single" w:sz="4" w:space="0" w:color="000000"/>
-              <w:right w:val="single" w:sz="4" w:space="0" w:color="000000"/>
-            </w:tcBorders>
-          </w:tcPr>
-          <w:p>
-            <w:pPr>
-              <w:pStyle w:val="Compact"/>
+              <w:jc w:val="left"/>
+            </w:pPr>
+          </w:p>
+        </w:tc>
+        <w:tc>
+          <w:tcPr>
+            <w:tcBorders>
+              <w:top w:val="single" w:sz="4" w:space="0" w:color="000000"/>
+              <w:left w:val="single" w:sz="4" w:space="0" w:color="000000"/>
+              <w:bottom w:val="single" w:sz="4" w:space="0" w:color="000000"/>
+              <w:right w:val="single" w:sz="4" w:space="0" w:color="000000"/>
+            </w:tcBorders>
+          </w:tcPr>
+          <w:p>
+            <w:pPr>
+              <w:pStyle w:val="Compact"/>
+              <w:jc w:val="left"/>
             </w:pPr>
             <w:r>
               <w:rPr>
@@ -56210,6 +56571,7 @@
           <w:p>
             <w:pPr>
               <w:pStyle w:val="Compact"/>
+              <w:jc w:val="center"/>
             </w:pPr>
             <m:oMath>
               <m:r>
@@ -56230,6 +56592,7 @@
           <w:p>
             <w:pPr>
               <w:pStyle w:val="Compact"/>
+              <w:jc w:val="center"/>
             </w:pPr>
             <m:oMath>
               <m:r>
@@ -56261,21 +56624,23 @@
           <w:p>
             <w:pPr>
               <w:pStyle w:val="Compact"/>
-            </w:pPr>
-          </w:p>
-        </w:tc>
-        <w:tc>
-          <w:tcPr>
-            <w:tcBorders>
-              <w:top w:val="single" w:sz="4" w:space="0" w:color="000000"/>
-              <w:left w:val="single" w:sz="4" w:space="0" w:color="000000"/>
-              <w:bottom w:val="single" w:sz="4" w:space="0" w:color="000000"/>
-              <w:right w:val="single" w:sz="4" w:space="0" w:color="000000"/>
-            </w:tcBorders>
-          </w:tcPr>
-          <w:p>
-            <w:pPr>
-              <w:pStyle w:val="Compact"/>
+              <w:jc w:val="left"/>
+            </w:pPr>
+          </w:p>
+        </w:tc>
+        <w:tc>
+          <w:tcPr>
+            <w:tcBorders>
+              <w:top w:val="single" w:sz="4" w:space="0" w:color="000000"/>
+              <w:left w:val="single" w:sz="4" w:space="0" w:color="000000"/>
+              <w:bottom w:val="single" w:sz="4" w:space="0" w:color="000000"/>
+              <w:right w:val="single" w:sz="4" w:space="0" w:color="000000"/>
+            </w:tcBorders>
+          </w:tcPr>
+          <w:p>
+            <w:pPr>
+              <w:pStyle w:val="Compact"/>
+              <w:jc w:val="left"/>
             </w:pPr>
             <w:r>
               <w:rPr>
@@ -56297,6 +56662,7 @@
           <w:p>
             <w:pPr>
               <w:pStyle w:val="Compact"/>
+              <w:jc w:val="center"/>
             </w:pPr>
             <m:oMath>
               <m:r>
@@ -56317,6 +56683,7 @@
           <w:p>
             <w:pPr>
               <w:pStyle w:val="Compact"/>
+              <w:jc w:val="center"/>
             </w:pPr>
             <m:oMath>
               <m:r>
@@ -56339,21 +56706,23 @@
           <w:p>
             <w:pPr>
               <w:pStyle w:val="Compact"/>
-            </w:pPr>
-          </w:p>
-        </w:tc>
-        <w:tc>
-          <w:tcPr>
-            <w:tcBorders>
-              <w:top w:val="single" w:sz="4" w:space="0" w:color="000000"/>
-              <w:left w:val="single" w:sz="4" w:space="0" w:color="000000"/>
-              <w:bottom w:val="single" w:sz="4" w:space="0" w:color="000000"/>
-              <w:right w:val="single" w:sz="4" w:space="0" w:color="000000"/>
-            </w:tcBorders>
-          </w:tcPr>
-          <w:p>
-            <w:pPr>
-              <w:pStyle w:val="Compact"/>
+              <w:jc w:val="left"/>
+            </w:pPr>
+          </w:p>
+        </w:tc>
+        <w:tc>
+          <w:tcPr>
+            <w:tcBorders>
+              <w:top w:val="single" w:sz="4" w:space="0" w:color="000000"/>
+              <w:left w:val="single" w:sz="4" w:space="0" w:color="000000"/>
+              <w:bottom w:val="single" w:sz="4" w:space="0" w:color="000000"/>
+              <w:right w:val="single" w:sz="4" w:space="0" w:color="000000"/>
+            </w:tcBorders>
+          </w:tcPr>
+          <w:p>
+            <w:pPr>
+              <w:pStyle w:val="Compact"/>
+              <w:jc w:val="left"/>
             </w:pPr>
             <w:r>
               <w:rPr>
@@ -56375,6 +56744,7 @@
           <w:p>
             <w:pPr>
               <w:pStyle w:val="Compact"/>
+              <w:jc w:val="center"/>
             </w:pPr>
             <m:oMath>
               <m:r>
@@ -56395,16 +56765,32 @@
           <w:p>
             <w:pPr>
               <w:pStyle w:val="Compact"/>
+              <w:jc w:val="center"/>
             </w:pPr>
             <m:oMath>
               <m:r>
+                <m:rPr>
+                  <m:sty m:val="p"/>
+                </m:rPr>
+                <m:t>[</m:t>
+              </m:r>
+              <m:r>
+                <m:t>0.0045</m:t>
+              </m:r>
+              <m:r>
+                <m:rPr>
+                  <m:sty m:val="p"/>
+                </m:rPr>
+                <m:t>,</m:t>
+              </m:r>
+              <m:r>
                 <m:t>0.6109</m:t>
               </m:r>
               <m:r>
-                <m:t>至</m:t>
-              </m:r>
-              <m:r>
-                <m:t>0.0045</m:t>
+                <m:rPr>
+                  <m:sty m:val="p"/>
+                </m:rPr>
+                <m:t>]</m:t>
               </m:r>
             </m:oMath>
           </w:p>
@@ -56423,21 +56809,23 @@
           <w:p>
             <w:pPr>
               <w:pStyle w:val="Compact"/>
-            </w:pPr>
-          </w:p>
-        </w:tc>
-        <w:tc>
-          <w:tcPr>
-            <w:tcBorders>
-              <w:top w:val="single" w:sz="4" w:space="0" w:color="000000"/>
-              <w:left w:val="single" w:sz="4" w:space="0" w:color="000000"/>
-              <w:bottom w:val="single" w:sz="4" w:space="0" w:color="000000"/>
-              <w:right w:val="single" w:sz="4" w:space="0" w:color="000000"/>
-            </w:tcBorders>
-          </w:tcPr>
-          <w:p>
-            <w:pPr>
-              <w:pStyle w:val="Compact"/>
+              <w:jc w:val="left"/>
+            </w:pPr>
+          </w:p>
+        </w:tc>
+        <w:tc>
+          <w:tcPr>
+            <w:tcBorders>
+              <w:top w:val="single" w:sz="4" w:space="0" w:color="000000"/>
+              <w:left w:val="single" w:sz="4" w:space="0" w:color="000000"/>
+              <w:bottom w:val="single" w:sz="4" w:space="0" w:color="000000"/>
+              <w:right w:val="single" w:sz="4" w:space="0" w:color="000000"/>
+            </w:tcBorders>
+          </w:tcPr>
+          <w:p>
+            <w:pPr>
+              <w:pStyle w:val="Compact"/>
+              <w:jc w:val="left"/>
             </w:pPr>
             <w:r>
               <w:rPr>
@@ -56459,6 +56847,7 @@
           <w:p>
             <w:pPr>
               <w:pStyle w:val="Compact"/>
+              <w:jc w:val="center"/>
             </w:pPr>
             <m:oMath>
               <m:sSub>
@@ -56488,6 +56877,7 @@
           <w:p>
             <w:pPr>
               <w:pStyle w:val="Compact"/>
+              <w:jc w:val="center"/>
             </w:pPr>
             <m:oMath>
               <m:r>
@@ -56510,21 +56900,23 @@
           <w:p>
             <w:pPr>
               <w:pStyle w:val="Compact"/>
-            </w:pPr>
-          </w:p>
-        </w:tc>
-        <w:tc>
-          <w:tcPr>
-            <w:tcBorders>
-              <w:top w:val="single" w:sz="4" w:space="0" w:color="000000"/>
-              <w:left w:val="single" w:sz="4" w:space="0" w:color="000000"/>
-              <w:bottom w:val="single" w:sz="4" w:space="0" w:color="000000"/>
-              <w:right w:val="single" w:sz="4" w:space="0" w:color="000000"/>
-            </w:tcBorders>
-          </w:tcPr>
-          <w:p>
-            <w:pPr>
-              <w:pStyle w:val="Compact"/>
+              <w:jc w:val="left"/>
+            </w:pPr>
+          </w:p>
+        </w:tc>
+        <w:tc>
+          <w:tcPr>
+            <w:tcBorders>
+              <w:top w:val="single" w:sz="4" w:space="0" w:color="000000"/>
+              <w:left w:val="single" w:sz="4" w:space="0" w:color="000000"/>
+              <w:bottom w:val="single" w:sz="4" w:space="0" w:color="000000"/>
+              <w:right w:val="single" w:sz="4" w:space="0" w:color="000000"/>
+            </w:tcBorders>
+          </w:tcPr>
+          <w:p>
+            <w:pPr>
+              <w:pStyle w:val="Compact"/>
+              <w:jc w:val="left"/>
             </w:pPr>
             <w:r>
               <w:rPr>
@@ -56546,6 +56938,7 @@
           <w:p>
             <w:pPr>
               <w:pStyle w:val="Compact"/>
+              <w:jc w:val="center"/>
             </w:pPr>
             <m:oMath>
               <m:r>
@@ -56566,6 +56959,7 @@
           <w:p>
             <w:pPr>
               <w:pStyle w:val="Compact"/>
+              <w:jc w:val="center"/>
             </w:pPr>
             <m:oMath>
               <m:r>
@@ -56597,21 +56991,23 @@
           <w:p>
             <w:pPr>
               <w:pStyle w:val="Compact"/>
-            </w:pPr>
-          </w:p>
-        </w:tc>
-        <w:tc>
-          <w:tcPr>
-            <w:tcBorders>
-              <w:top w:val="single" w:sz="4" w:space="0" w:color="000000"/>
-              <w:left w:val="single" w:sz="4" w:space="0" w:color="000000"/>
-              <w:bottom w:val="single" w:sz="4" w:space="0" w:color="000000"/>
-              <w:right w:val="single" w:sz="4" w:space="0" w:color="000000"/>
-            </w:tcBorders>
-          </w:tcPr>
-          <w:p>
-            <w:pPr>
-              <w:pStyle w:val="Compact"/>
+              <w:jc w:val="left"/>
+            </w:pPr>
+          </w:p>
+        </w:tc>
+        <w:tc>
+          <w:tcPr>
+            <w:tcBorders>
+              <w:top w:val="single" w:sz="4" w:space="0" w:color="000000"/>
+              <w:left w:val="single" w:sz="4" w:space="0" w:color="000000"/>
+              <w:bottom w:val="single" w:sz="4" w:space="0" w:color="000000"/>
+              <w:right w:val="single" w:sz="4" w:space="0" w:color="000000"/>
+            </w:tcBorders>
+          </w:tcPr>
+          <w:p>
+            <w:pPr>
+              <w:pStyle w:val="Compact"/>
+              <w:jc w:val="left"/>
             </w:pPr>
             <w:r>
               <w:rPr>
@@ -56633,6 +57029,7 @@
           <w:p>
             <w:pPr>
               <w:pStyle w:val="Compact"/>
+              <w:jc w:val="center"/>
             </w:pPr>
             <w:r>
               <w:t xml:space="preserve">-</w:t>
@@ -56651,6 +57048,7 @@
           <w:p>
             <w:pPr>
               <w:pStyle w:val="Compact"/>
+              <w:jc w:val="center"/>
             </w:pPr>
             <w:r>
               <w:t xml:space="preserve">256, 128, 64</w:t>
@@ -56671,21 +57069,23 @@
           <w:p>
             <w:pPr>
               <w:pStyle w:val="Compact"/>
-            </w:pPr>
-          </w:p>
-        </w:tc>
-        <w:tc>
-          <w:tcPr>
-            <w:tcBorders>
-              <w:top w:val="single" w:sz="4" w:space="0" w:color="000000"/>
-              <w:left w:val="single" w:sz="4" w:space="0" w:color="000000"/>
-              <w:bottom w:val="single" w:sz="4" w:space="0" w:color="000000"/>
-              <w:right w:val="single" w:sz="4" w:space="0" w:color="000000"/>
-            </w:tcBorders>
-          </w:tcPr>
-          <w:p>
-            <w:pPr>
-              <w:pStyle w:val="Compact"/>
+              <w:jc w:val="left"/>
+            </w:pPr>
+          </w:p>
+        </w:tc>
+        <w:tc>
+          <w:tcPr>
+            <w:tcBorders>
+              <w:top w:val="single" w:sz="4" w:space="0" w:color="000000"/>
+              <w:left w:val="single" w:sz="4" w:space="0" w:color="000000"/>
+              <w:bottom w:val="single" w:sz="4" w:space="0" w:color="000000"/>
+              <w:right w:val="single" w:sz="4" w:space="0" w:color="000000"/>
+            </w:tcBorders>
+          </w:tcPr>
+          <w:p>
+            <w:pPr>
+              <w:pStyle w:val="Compact"/>
+              <w:jc w:val="left"/>
             </w:pPr>
             <w:r>
               <w:rPr>
@@ -56707,6 +57107,7 @@
           <w:p>
             <w:pPr>
               <w:pStyle w:val="Compact"/>
+              <w:jc w:val="center"/>
             </w:pPr>
             <w:r>
               <w:t xml:space="preserve">-</w:t>
@@ -56725,6 +57126,7 @@
           <w:p>
             <w:pPr>
               <w:pStyle w:val="Compact"/>
+              <w:jc w:val="center"/>
             </w:pPr>
             <m:oMath>
               <m:r>
@@ -56756,6 +57158,7 @@
           <w:p>
             <w:pPr>
               <w:pStyle w:val="Compact"/>
+              <w:jc w:val="left"/>
             </w:pPr>
             <w:r>
               <w:rPr>
@@ -56778,6 +57181,7 @@
           <w:p>
             <w:pPr>
               <w:pStyle w:val="Compact"/>
+              <w:jc w:val="left"/>
             </w:pPr>
             <w:r>
               <w:rPr>
@@ -56799,6 +57203,7 @@
           <w:p>
             <w:pPr>
               <w:pStyle w:val="Compact"/>
+              <w:jc w:val="center"/>
             </w:pPr>
             <m:oMath>
               <m:sSub>
@@ -56861,6 +57266,7 @@
           <w:p>
             <w:pPr>
               <w:pStyle w:val="Compact"/>
+              <w:jc w:val="center"/>
             </w:pPr>
             <m:oMath>
               <m:r>
@@ -56883,21 +57289,23 @@
           <w:p>
             <w:pPr>
               <w:pStyle w:val="Compact"/>
-            </w:pPr>
-          </w:p>
-        </w:tc>
-        <w:tc>
-          <w:tcPr>
-            <w:tcBorders>
-              <w:top w:val="single" w:sz="4" w:space="0" w:color="000000"/>
-              <w:left w:val="single" w:sz="4" w:space="0" w:color="000000"/>
-              <w:bottom w:val="single" w:sz="4" w:space="0" w:color="000000"/>
-              <w:right w:val="single" w:sz="4" w:space="0" w:color="000000"/>
-            </w:tcBorders>
-          </w:tcPr>
-          <w:p>
-            <w:pPr>
-              <w:pStyle w:val="Compact"/>
+              <w:jc w:val="left"/>
+            </w:pPr>
+          </w:p>
+        </w:tc>
+        <w:tc>
+          <w:tcPr>
+            <w:tcBorders>
+              <w:top w:val="single" w:sz="4" w:space="0" w:color="000000"/>
+              <w:left w:val="single" w:sz="4" w:space="0" w:color="000000"/>
+              <w:bottom w:val="single" w:sz="4" w:space="0" w:color="000000"/>
+              <w:right w:val="single" w:sz="4" w:space="0" w:color="000000"/>
+            </w:tcBorders>
+          </w:tcPr>
+          <w:p>
+            <w:pPr>
+              <w:pStyle w:val="Compact"/>
+              <w:jc w:val="left"/>
             </w:pPr>
             <w:r>
               <w:rPr>
@@ -56919,6 +57327,7 @@
           <w:p>
             <w:pPr>
               <w:pStyle w:val="Compact"/>
+              <w:jc w:val="center"/>
             </w:pPr>
             <m:oMath>
               <m:r>
@@ -56939,6 +57348,7 @@
           <w:p>
             <w:pPr>
               <w:pStyle w:val="Compact"/>
+              <w:jc w:val="center"/>
             </w:pPr>
             <m:oMath>
               <m:r>
@@ -56961,21 +57371,23 @@
           <w:p>
             <w:pPr>
               <w:pStyle w:val="Compact"/>
-            </w:pPr>
-          </w:p>
-        </w:tc>
-        <w:tc>
-          <w:tcPr>
-            <w:tcBorders>
-              <w:top w:val="single" w:sz="4" w:space="0" w:color="000000"/>
-              <w:left w:val="single" w:sz="4" w:space="0" w:color="000000"/>
-              <w:bottom w:val="single" w:sz="4" w:space="0" w:color="000000"/>
-              <w:right w:val="single" w:sz="4" w:space="0" w:color="000000"/>
-            </w:tcBorders>
-          </w:tcPr>
-          <w:p>
-            <w:pPr>
-              <w:pStyle w:val="Compact"/>
+              <w:jc w:val="left"/>
+            </w:pPr>
+          </w:p>
+        </w:tc>
+        <w:tc>
+          <w:tcPr>
+            <w:tcBorders>
+              <w:top w:val="single" w:sz="4" w:space="0" w:color="000000"/>
+              <w:left w:val="single" w:sz="4" w:space="0" w:color="000000"/>
+              <w:bottom w:val="single" w:sz="4" w:space="0" w:color="000000"/>
+              <w:right w:val="single" w:sz="4" w:space="0" w:color="000000"/>
+            </w:tcBorders>
+          </w:tcPr>
+          <w:p>
+            <w:pPr>
+              <w:pStyle w:val="Compact"/>
+              <w:jc w:val="left"/>
             </w:pPr>
             <w:r>
               <w:rPr>
@@ -56997,6 +57409,7 @@
           <w:p>
             <w:pPr>
               <w:pStyle w:val="Compact"/>
+              <w:jc w:val="center"/>
             </w:pPr>
             <m:oMath>
               <m:sSub>
@@ -57053,6 +57466,7 @@
           <w:p>
             <w:pPr>
               <w:pStyle w:val="Compact"/>
+              <w:jc w:val="center"/>
             </w:pPr>
             <m:oMath>
               <m:r>
@@ -57075,21 +57489,23 @@
           <w:p>
             <w:pPr>
               <w:pStyle w:val="Compact"/>
-            </w:pPr>
-          </w:p>
-        </w:tc>
-        <w:tc>
-          <w:tcPr>
-            <w:tcBorders>
-              <w:top w:val="single" w:sz="4" w:space="0" w:color="000000"/>
-              <w:left w:val="single" w:sz="4" w:space="0" w:color="000000"/>
-              <w:bottom w:val="single" w:sz="4" w:space="0" w:color="000000"/>
-              <w:right w:val="single" w:sz="4" w:space="0" w:color="000000"/>
-            </w:tcBorders>
-          </w:tcPr>
-          <w:p>
-            <w:pPr>
-              <w:pStyle w:val="Compact"/>
+              <w:jc w:val="left"/>
+            </w:pPr>
+          </w:p>
+        </w:tc>
+        <w:tc>
+          <w:tcPr>
+            <w:tcBorders>
+              <w:top w:val="single" w:sz="4" w:space="0" w:color="000000"/>
+              <w:left w:val="single" w:sz="4" w:space="0" w:color="000000"/>
+              <w:bottom w:val="single" w:sz="4" w:space="0" w:color="000000"/>
+              <w:right w:val="single" w:sz="4" w:space="0" w:color="000000"/>
+            </w:tcBorders>
+          </w:tcPr>
+          <w:p>
+            <w:pPr>
+              <w:pStyle w:val="Compact"/>
+              <w:jc w:val="left"/>
             </w:pPr>
             <w:r>
               <w:rPr>
@@ -57111,6 +57527,7 @@
           <w:p>
             <w:pPr>
               <w:pStyle w:val="Compact"/>
+              <w:jc w:val="center"/>
             </w:pPr>
             <m:oMath>
               <m:sSub>
@@ -57167,6 +57584,7 @@
           <w:p>
             <w:pPr>
               <w:pStyle w:val="Compact"/>
+              <w:jc w:val="center"/>
             </w:pPr>
             <m:oMath>
               <m:r>
@@ -57189,21 +57607,23 @@
           <w:p>
             <w:pPr>
               <w:pStyle w:val="Compact"/>
-            </w:pPr>
-          </w:p>
-        </w:tc>
-        <w:tc>
-          <w:tcPr>
-            <w:tcBorders>
-              <w:top w:val="single" w:sz="4" w:space="0" w:color="000000"/>
-              <w:left w:val="single" w:sz="4" w:space="0" w:color="000000"/>
-              <w:bottom w:val="single" w:sz="4" w:space="0" w:color="000000"/>
-              <w:right w:val="single" w:sz="4" w:space="0" w:color="000000"/>
-            </w:tcBorders>
-          </w:tcPr>
-          <w:p>
-            <w:pPr>
-              <w:pStyle w:val="Compact"/>
+              <w:jc w:val="left"/>
+            </w:pPr>
+          </w:p>
+        </w:tc>
+        <w:tc>
+          <w:tcPr>
+            <w:tcBorders>
+              <w:top w:val="single" w:sz="4" w:space="0" w:color="000000"/>
+              <w:left w:val="single" w:sz="4" w:space="0" w:color="000000"/>
+              <w:bottom w:val="single" w:sz="4" w:space="0" w:color="000000"/>
+              <w:right w:val="single" w:sz="4" w:space="0" w:color="000000"/>
+            </w:tcBorders>
+          </w:tcPr>
+          <w:p>
+            <w:pPr>
+              <w:pStyle w:val="Compact"/>
+              <w:jc w:val="left"/>
             </w:pPr>
             <w:r>
               <w:rPr>
@@ -57225,6 +57645,7 @@
           <w:p>
             <w:pPr>
               <w:pStyle w:val="Compact"/>
+              <w:jc w:val="center"/>
             </w:pPr>
             <m:oMath>
               <m:sSub>
@@ -57275,6 +57696,7 @@
           <w:p>
             <w:pPr>
               <w:pStyle w:val="Compact"/>
+              <w:jc w:val="center"/>
             </w:pPr>
             <m:oMath>
               <m:r>
@@ -57303,21 +57725,23 @@
           <w:p>
             <w:pPr>
               <w:pStyle w:val="Compact"/>
-            </w:pPr>
-          </w:p>
-        </w:tc>
-        <w:tc>
-          <w:tcPr>
-            <w:tcBorders>
-              <w:top w:val="single" w:sz="4" w:space="0" w:color="000000"/>
-              <w:left w:val="single" w:sz="4" w:space="0" w:color="000000"/>
-              <w:bottom w:val="single" w:sz="4" w:space="0" w:color="000000"/>
-              <w:right w:val="single" w:sz="4" w:space="0" w:color="000000"/>
-            </w:tcBorders>
-          </w:tcPr>
-          <w:p>
-            <w:pPr>
-              <w:pStyle w:val="Compact"/>
+              <w:jc w:val="left"/>
+            </w:pPr>
+          </w:p>
+        </w:tc>
+        <w:tc>
+          <w:tcPr>
+            <w:tcBorders>
+              <w:top w:val="single" w:sz="4" w:space="0" w:color="000000"/>
+              <w:left w:val="single" w:sz="4" w:space="0" w:color="000000"/>
+              <w:bottom w:val="single" w:sz="4" w:space="0" w:color="000000"/>
+              <w:right w:val="single" w:sz="4" w:space="0" w:color="000000"/>
+            </w:tcBorders>
+          </w:tcPr>
+          <w:p>
+            <w:pPr>
+              <w:pStyle w:val="Compact"/>
+              <w:jc w:val="left"/>
             </w:pPr>
             <w:r>
               <w:rPr>
@@ -57339,6 +57763,7 @@
           <w:p>
             <w:pPr>
               <w:pStyle w:val="Compact"/>
+              <w:jc w:val="center"/>
             </w:pPr>
             <m:oMath>
               <m:r>
@@ -57359,6 +57784,7 @@
           <w:p>
             <w:pPr>
               <w:pStyle w:val="Compact"/>
+              <w:jc w:val="center"/>
             </w:pPr>
             <m:oMath>
               <m:r>
@@ -57381,21 +57807,23 @@
           <w:p>
             <w:pPr>
               <w:pStyle w:val="Compact"/>
-            </w:pPr>
-          </w:p>
-        </w:tc>
-        <w:tc>
-          <w:tcPr>
-            <w:tcBorders>
-              <w:top w:val="single" w:sz="4" w:space="0" w:color="000000"/>
-              <w:left w:val="single" w:sz="4" w:space="0" w:color="000000"/>
-              <w:bottom w:val="single" w:sz="4" w:space="0" w:color="000000"/>
-              <w:right w:val="single" w:sz="4" w:space="0" w:color="000000"/>
-            </w:tcBorders>
-          </w:tcPr>
-          <w:p>
-            <w:pPr>
-              <w:pStyle w:val="Compact"/>
+              <w:jc w:val="left"/>
+            </w:pPr>
+          </w:p>
+        </w:tc>
+        <w:tc>
+          <w:tcPr>
+            <w:tcBorders>
+              <w:top w:val="single" w:sz="4" w:space="0" w:color="000000"/>
+              <w:left w:val="single" w:sz="4" w:space="0" w:color="000000"/>
+              <w:bottom w:val="single" w:sz="4" w:space="0" w:color="000000"/>
+              <w:right w:val="single" w:sz="4" w:space="0" w:color="000000"/>
+            </w:tcBorders>
+          </w:tcPr>
+          <w:p>
+            <w:pPr>
+              <w:pStyle w:val="Compact"/>
+              <w:jc w:val="left"/>
             </w:pPr>
             <w:r>
               <w:t xml:space="preserve">MAD </w:t>
@@ -57420,6 +57848,7 @@
           <w:p>
             <w:pPr>
               <w:pStyle w:val="Compact"/>
+              <w:jc w:val="center"/>
             </w:pPr>
             <m:oMath>
               <m:r>
@@ -57440,6 +57869,7 @@
           <w:p>
             <w:pPr>
               <w:pStyle w:val="Compact"/>
+              <w:jc w:val="center"/>
             </w:pPr>
             <m:oMath>
               <m:r>
@@ -57462,21 +57892,23 @@
           <w:p>
             <w:pPr>
               <w:pStyle w:val="Compact"/>
-            </w:pPr>
-          </w:p>
-        </w:tc>
-        <w:tc>
-          <w:tcPr>
-            <w:tcBorders>
-              <w:top w:val="single" w:sz="4" w:space="0" w:color="000000"/>
-              <w:left w:val="single" w:sz="4" w:space="0" w:color="000000"/>
-              <w:bottom w:val="single" w:sz="4" w:space="0" w:color="000000"/>
-              <w:right w:val="single" w:sz="4" w:space="0" w:color="000000"/>
-            </w:tcBorders>
-          </w:tcPr>
-          <w:p>
-            <w:pPr>
-              <w:pStyle w:val="Compact"/>
+              <w:jc w:val="left"/>
+            </w:pPr>
+          </w:p>
+        </w:tc>
+        <w:tc>
+          <w:tcPr>
+            <w:tcBorders>
+              <w:top w:val="single" w:sz="4" w:space="0" w:color="000000"/>
+              <w:left w:val="single" w:sz="4" w:space="0" w:color="000000"/>
+              <w:bottom w:val="single" w:sz="4" w:space="0" w:color="000000"/>
+              <w:right w:val="single" w:sz="4" w:space="0" w:color="000000"/>
+            </w:tcBorders>
+          </w:tcPr>
+          <w:p>
+            <w:pPr>
+              <w:pStyle w:val="Compact"/>
+              <w:jc w:val="left"/>
             </w:pPr>
             <w:r>
               <w:rPr>
@@ -57498,6 +57930,7 @@
           <w:p>
             <w:pPr>
               <w:pStyle w:val="Compact"/>
+              <w:jc w:val="center"/>
             </w:pPr>
             <m:oMath>
               <m:sSub>
@@ -57527,6 +57960,7 @@
           <w:p>
             <w:pPr>
               <w:pStyle w:val="Compact"/>
+              <w:jc w:val="center"/>
             </w:pPr>
             <m:oMath>
               <m:r>
@@ -57549,21 +57983,23 @@
           <w:p>
             <w:pPr>
               <w:pStyle w:val="Compact"/>
-            </w:pPr>
-          </w:p>
-        </w:tc>
-        <w:tc>
-          <w:tcPr>
-            <w:tcBorders>
-              <w:top w:val="single" w:sz="4" w:space="0" w:color="000000"/>
-              <w:left w:val="single" w:sz="4" w:space="0" w:color="000000"/>
-              <w:bottom w:val="single" w:sz="4" w:space="0" w:color="000000"/>
-              <w:right w:val="single" w:sz="4" w:space="0" w:color="000000"/>
-            </w:tcBorders>
-          </w:tcPr>
-          <w:p>
-            <w:pPr>
-              <w:pStyle w:val="Compact"/>
+              <w:jc w:val="left"/>
+            </w:pPr>
+          </w:p>
+        </w:tc>
+        <w:tc>
+          <w:tcPr>
+            <w:tcBorders>
+              <w:top w:val="single" w:sz="4" w:space="0" w:color="000000"/>
+              <w:left w:val="single" w:sz="4" w:space="0" w:color="000000"/>
+              <w:bottom w:val="single" w:sz="4" w:space="0" w:color="000000"/>
+              <w:right w:val="single" w:sz="4" w:space="0" w:color="000000"/>
+            </w:tcBorders>
+          </w:tcPr>
+          <w:p>
+            <w:pPr>
+              <w:pStyle w:val="Compact"/>
+              <w:jc w:val="left"/>
             </w:pPr>
             <w:r>
               <w:rPr>
@@ -57585,6 +58021,7 @@
           <w:p>
             <w:pPr>
               <w:pStyle w:val="Compact"/>
+              <w:jc w:val="center"/>
             </w:pPr>
             <m:oMath>
               <m:sSub>
@@ -57629,6 +58066,7 @@
           <w:p>
             <w:pPr>
               <w:pStyle w:val="Compact"/>
+              <w:jc w:val="center"/>
             </w:pPr>
             <m:oMath>
               <m:r>
@@ -57651,21 +58089,23 @@
           <w:p>
             <w:pPr>
               <w:pStyle w:val="Compact"/>
-            </w:pPr>
-          </w:p>
-        </w:tc>
-        <w:tc>
-          <w:tcPr>
-            <w:tcBorders>
-              <w:top w:val="single" w:sz="4" w:space="0" w:color="000000"/>
-              <w:left w:val="single" w:sz="4" w:space="0" w:color="000000"/>
-              <w:bottom w:val="single" w:sz="4" w:space="0" w:color="000000"/>
-              <w:right w:val="single" w:sz="4" w:space="0" w:color="000000"/>
-            </w:tcBorders>
-          </w:tcPr>
-          <w:p>
-            <w:pPr>
-              <w:pStyle w:val="Compact"/>
+              <w:jc w:val="left"/>
+            </w:pPr>
+          </w:p>
+        </w:tc>
+        <w:tc>
+          <w:tcPr>
+            <w:tcBorders>
+              <w:top w:val="single" w:sz="4" w:space="0" w:color="000000"/>
+              <w:left w:val="single" w:sz="4" w:space="0" w:color="000000"/>
+              <w:bottom w:val="single" w:sz="4" w:space="0" w:color="000000"/>
+              <w:right w:val="single" w:sz="4" w:space="0" w:color="000000"/>
+            </w:tcBorders>
+          </w:tcPr>
+          <w:p>
+            <w:pPr>
+              <w:pStyle w:val="Compact"/>
+              <w:jc w:val="left"/>
             </w:pPr>
             <w:r>
               <w:rPr>
@@ -57687,6 +58127,7 @@
           <w:p>
             <w:pPr>
               <w:pStyle w:val="Compact"/>
+              <w:jc w:val="center"/>
             </w:pPr>
             <m:oMath>
               <m:r>
@@ -57710,6 +58151,7 @@
           <w:p>
             <w:pPr>
               <w:pStyle w:val="Compact"/>
+              <w:jc w:val="center"/>
             </w:pPr>
             <m:oMath>
               <m:r>
@@ -57783,6 +58225,7 @@
           <w:p>
             <w:pPr>
               <w:pStyle w:val="Compact"/>
+              <w:jc w:val="left"/>
             </w:pPr>
             <w:r>
               <w:rPr>
@@ -57805,6 +58248,7 @@
           <w:p>
             <w:pPr>
               <w:pStyle w:val="Compact"/>
+              <w:jc w:val="left"/>
             </w:pPr>
             <w:r>
               <w:rPr>
@@ -57827,6 +58271,7 @@
           <w:p>
             <w:pPr>
               <w:pStyle w:val="Compact"/>
+              <w:jc w:val="center"/>
             </w:pPr>
             <w:r>
               <w:rPr>
@@ -57849,6 +58294,7 @@
           <w:p>
             <w:pPr>
               <w:pStyle w:val="Compact"/>
+              <w:jc w:val="center"/>
             </w:pPr>
             <w:r>
               <w:rPr>
@@ -57873,6 +58319,7 @@
           <w:p>
             <w:pPr>
               <w:pStyle w:val="Compact"/>
+              <w:jc w:val="left"/>
             </w:pPr>
             <w:r>
               <w:rPr>
@@ -57895,6 +58342,7 @@
           <w:p>
             <w:pPr>
               <w:pStyle w:val="Compact"/>
+              <w:jc w:val="left"/>
             </w:pPr>
             <w:r>
               <w:t xml:space="preserve">Learning rate</w:t>
@@ -57913,6 +58361,7 @@
           <w:p>
             <w:pPr>
               <w:pStyle w:val="Compact"/>
+              <w:jc w:val="center"/>
             </w:pPr>
             <m:oMath>
               <m:r>
@@ -57933,6 +58382,7 @@
           <w:p>
             <w:pPr>
               <w:pStyle w:val="Compact"/>
+              <w:jc w:val="center"/>
             </w:pPr>
             <m:oMath>
               <m:r>
@@ -57955,21 +58405,23 @@
           <w:p>
             <w:pPr>
               <w:pStyle w:val="Compact"/>
-            </w:pPr>
-          </w:p>
-        </w:tc>
-        <w:tc>
-          <w:tcPr>
-            <w:tcBorders>
-              <w:top w:val="single" w:sz="4" w:space="0" w:color="000000"/>
-              <w:left w:val="single" w:sz="4" w:space="0" w:color="000000"/>
-              <w:bottom w:val="single" w:sz="4" w:space="0" w:color="000000"/>
-              <w:right w:val="single" w:sz="4" w:space="0" w:color="000000"/>
-            </w:tcBorders>
-          </w:tcPr>
-          <w:p>
-            <w:pPr>
-              <w:pStyle w:val="Compact"/>
+              <w:jc w:val="left"/>
+            </w:pPr>
+          </w:p>
+        </w:tc>
+        <w:tc>
+          <w:tcPr>
+            <w:tcBorders>
+              <w:top w:val="single" w:sz="4" w:space="0" w:color="000000"/>
+              <w:left w:val="single" w:sz="4" w:space="0" w:color="000000"/>
+              <w:bottom w:val="single" w:sz="4" w:space="0" w:color="000000"/>
+              <w:right w:val="single" w:sz="4" w:space="0" w:color="000000"/>
+            </w:tcBorders>
+          </w:tcPr>
+          <w:p>
+            <w:pPr>
+              <w:pStyle w:val="Compact"/>
+              <w:jc w:val="left"/>
             </w:pPr>
             <w:r>
               <w:t xml:space="preserve">Discount factor</w:t>
@@ -57988,6 +58440,7 @@
           <w:p>
             <w:pPr>
               <w:pStyle w:val="Compact"/>
+              <w:jc w:val="center"/>
             </w:pPr>
             <m:oMath>
               <m:r>
@@ -58008,6 +58461,7 @@
           <w:p>
             <w:pPr>
               <w:pStyle w:val="Compact"/>
+              <w:jc w:val="center"/>
             </w:pPr>
             <m:oMath>
               <m:r>
@@ -58030,21 +58484,23 @@
           <w:p>
             <w:pPr>
               <w:pStyle w:val="Compact"/>
-            </w:pPr>
-          </w:p>
-        </w:tc>
-        <w:tc>
-          <w:tcPr>
-            <w:tcBorders>
-              <w:top w:val="single" w:sz="4" w:space="0" w:color="000000"/>
-              <w:left w:val="single" w:sz="4" w:space="0" w:color="000000"/>
-              <w:bottom w:val="single" w:sz="4" w:space="0" w:color="000000"/>
-              <w:right w:val="single" w:sz="4" w:space="0" w:color="000000"/>
-            </w:tcBorders>
-          </w:tcPr>
-          <w:p>
-            <w:pPr>
-              <w:pStyle w:val="Compact"/>
+              <w:jc w:val="left"/>
+            </w:pPr>
+          </w:p>
+        </w:tc>
+        <w:tc>
+          <w:tcPr>
+            <w:tcBorders>
+              <w:top w:val="single" w:sz="4" w:space="0" w:color="000000"/>
+              <w:left w:val="single" w:sz="4" w:space="0" w:color="000000"/>
+              <w:bottom w:val="single" w:sz="4" w:space="0" w:color="000000"/>
+              <w:right w:val="single" w:sz="4" w:space="0" w:color="000000"/>
+            </w:tcBorders>
+          </w:tcPr>
+          <w:p>
+            <w:pPr>
+              <w:pStyle w:val="Compact"/>
+              <w:jc w:val="left"/>
             </w:pPr>
             <w:r>
               <w:t xml:space="preserve">Replay buffer size</w:t>
@@ -58063,6 +58519,7 @@
           <w:p>
             <w:pPr>
               <w:pStyle w:val="Compact"/>
+              <w:jc w:val="center"/>
             </w:pPr>
             <m:oMath>
               <m:r>
@@ -58083,6 +58540,7 @@
           <w:p>
             <w:pPr>
               <w:pStyle w:val="Compact"/>
+              <w:jc w:val="center"/>
             </w:pPr>
             <m:oMath>
               <m:r>
@@ -58114,21 +58572,23 @@
           <w:p>
             <w:pPr>
               <w:pStyle w:val="Compact"/>
-            </w:pPr>
-          </w:p>
-        </w:tc>
-        <w:tc>
-          <w:tcPr>
-            <w:tcBorders>
-              <w:top w:val="single" w:sz="4" w:space="0" w:color="000000"/>
-              <w:left w:val="single" w:sz="4" w:space="0" w:color="000000"/>
-              <w:bottom w:val="single" w:sz="4" w:space="0" w:color="000000"/>
-              <w:right w:val="single" w:sz="4" w:space="0" w:color="000000"/>
-            </w:tcBorders>
-          </w:tcPr>
-          <w:p>
-            <w:pPr>
-              <w:pStyle w:val="Compact"/>
+              <w:jc w:val="left"/>
+            </w:pPr>
+          </w:p>
+        </w:tc>
+        <w:tc>
+          <w:tcPr>
+            <w:tcBorders>
+              <w:top w:val="single" w:sz="4" w:space="0" w:color="000000"/>
+              <w:left w:val="single" w:sz="4" w:space="0" w:color="000000"/>
+              <w:bottom w:val="single" w:sz="4" w:space="0" w:color="000000"/>
+              <w:right w:val="single" w:sz="4" w:space="0" w:color="000000"/>
+            </w:tcBorders>
+          </w:tcPr>
+          <w:p>
+            <w:pPr>
+              <w:pStyle w:val="Compact"/>
+              <w:jc w:val="left"/>
             </w:pPr>
             <w:r>
               <w:t xml:space="preserve">Mini-batch size</w:t>
@@ -58147,6 +58607,7 @@
           <w:p>
             <w:pPr>
               <w:pStyle w:val="Compact"/>
+              <w:jc w:val="center"/>
             </w:pPr>
             <m:oMath>
               <m:r>
@@ -58167,6 +58628,7 @@
           <w:p>
             <w:pPr>
               <w:pStyle w:val="Compact"/>
+              <w:jc w:val="center"/>
             </w:pPr>
             <m:oMath>
               <m:r>
@@ -58189,21 +58651,23 @@
           <w:p>
             <w:pPr>
               <w:pStyle w:val="Compact"/>
-            </w:pPr>
-          </w:p>
-        </w:tc>
-        <w:tc>
-          <w:tcPr>
-            <w:tcBorders>
-              <w:top w:val="single" w:sz="4" w:space="0" w:color="000000"/>
-              <w:left w:val="single" w:sz="4" w:space="0" w:color="000000"/>
-              <w:bottom w:val="single" w:sz="4" w:space="0" w:color="000000"/>
-              <w:right w:val="single" w:sz="4" w:space="0" w:color="000000"/>
-            </w:tcBorders>
-          </w:tcPr>
-          <w:p>
-            <w:pPr>
-              <w:pStyle w:val="Compact"/>
+              <w:jc w:val="left"/>
+            </w:pPr>
+          </w:p>
+        </w:tc>
+        <w:tc>
+          <w:tcPr>
+            <w:tcBorders>
+              <w:top w:val="single" w:sz="4" w:space="0" w:color="000000"/>
+              <w:left w:val="single" w:sz="4" w:space="0" w:color="000000"/>
+              <w:bottom w:val="single" w:sz="4" w:space="0" w:color="000000"/>
+              <w:right w:val="single" w:sz="4" w:space="0" w:color="000000"/>
+            </w:tcBorders>
+          </w:tcPr>
+          <w:p>
+            <w:pPr>
+              <w:pStyle w:val="Compact"/>
+              <w:jc w:val="left"/>
             </w:pPr>
             <w:r>
               <w:t xml:space="preserve">Epsilon schedule</w:t>
@@ -58222,6 +58686,7 @@
           <w:p>
             <w:pPr>
               <w:pStyle w:val="Compact"/>
+              <w:jc w:val="center"/>
             </w:pPr>
             <m:oMath>
               <m:r>
@@ -58242,19 +58707,32 @@
           <w:p>
             <w:pPr>
               <w:pStyle w:val="Compact"/>
+              <w:jc w:val="center"/>
             </w:pPr>
             <m:oMath>
               <m:r>
+                <m:rPr>
+                  <m:sty m:val="p"/>
+                </m:rPr>
+                <m:t>[</m:t>
+              </m:r>
+              <m:r>
+                <m:t>0.0045</m:t>
+              </m:r>
+              <m:r>
+                <m:rPr>
+                  <m:sty m:val="p"/>
+                </m:rPr>
+                <m:t>,</m:t>
+              </m:r>
+              <m:r>
                 <m:t>0.6109</m:t>
               </m:r>
               <m:r>
-                <m:t>t</m:t>
-              </m:r>
-              <m:r>
-                <m:t>o</m:t>
-              </m:r>
-              <m:r>
-                <m:t>0.0045</m:t>
+                <m:rPr>
+                  <m:sty m:val="p"/>
+                </m:rPr>
+                <m:t>]</m:t>
               </m:r>
             </m:oMath>
           </w:p>
@@ -58273,21 +58751,23 @@
           <w:p>
             <w:pPr>
               <w:pStyle w:val="Compact"/>
-            </w:pPr>
-          </w:p>
-        </w:tc>
-        <w:tc>
-          <w:tcPr>
-            <w:tcBorders>
-              <w:top w:val="single" w:sz="4" w:space="0" w:color="000000"/>
-              <w:left w:val="single" w:sz="4" w:space="0" w:color="000000"/>
-              <w:bottom w:val="single" w:sz="4" w:space="0" w:color="000000"/>
-              <w:right w:val="single" w:sz="4" w:space="0" w:color="000000"/>
-            </w:tcBorders>
-          </w:tcPr>
-          <w:p>
-            <w:pPr>
-              <w:pStyle w:val="Compact"/>
+              <w:jc w:val="left"/>
+            </w:pPr>
+          </w:p>
+        </w:tc>
+        <w:tc>
+          <w:tcPr>
+            <w:tcBorders>
+              <w:top w:val="single" w:sz="4" w:space="0" w:color="000000"/>
+              <w:left w:val="single" w:sz="4" w:space="0" w:color="000000"/>
+              <w:bottom w:val="single" w:sz="4" w:space="0" w:color="000000"/>
+              <w:right w:val="single" w:sz="4" w:space="0" w:color="000000"/>
+            </w:tcBorders>
+          </w:tcPr>
+          <w:p>
+            <w:pPr>
+              <w:pStyle w:val="Compact"/>
+              <w:jc w:val="left"/>
             </w:pPr>
             <w:r>
               <w:t xml:space="preserve">Epsilon decay factor</w:t>
@@ -58306,6 +58786,7 @@
           <w:p>
             <w:pPr>
               <w:pStyle w:val="Compact"/>
+              <w:jc w:val="center"/>
             </w:pPr>
             <m:oMath>
               <m:sSub>
@@ -58335,6 +58816,7 @@
           <w:p>
             <w:pPr>
               <w:pStyle w:val="Compact"/>
+              <w:jc w:val="center"/>
             </w:pPr>
             <m:oMath>
               <m:r>
@@ -58357,21 +58839,23 @@
           <w:p>
             <w:pPr>
               <w:pStyle w:val="Compact"/>
-            </w:pPr>
-          </w:p>
-        </w:tc>
-        <w:tc>
-          <w:tcPr>
-            <w:tcBorders>
-              <w:top w:val="single" w:sz="4" w:space="0" w:color="000000"/>
-              <w:left w:val="single" w:sz="4" w:space="0" w:color="000000"/>
-              <w:bottom w:val="single" w:sz="4" w:space="0" w:color="000000"/>
-              <w:right w:val="single" w:sz="4" w:space="0" w:color="000000"/>
-            </w:tcBorders>
-          </w:tcPr>
-          <w:p>
-            <w:pPr>
-              <w:pStyle w:val="Compact"/>
+              <w:jc w:val="left"/>
+            </w:pPr>
+          </w:p>
+        </w:tc>
+        <w:tc>
+          <w:tcPr>
+            <w:tcBorders>
+              <w:top w:val="single" w:sz="4" w:space="0" w:color="000000"/>
+              <w:left w:val="single" w:sz="4" w:space="0" w:color="000000"/>
+              <w:bottom w:val="single" w:sz="4" w:space="0" w:color="000000"/>
+              <w:right w:val="single" w:sz="4" w:space="0" w:color="000000"/>
+            </w:tcBorders>
+          </w:tcPr>
+          <w:p>
+            <w:pPr>
+              <w:pStyle w:val="Compact"/>
+              <w:jc w:val="left"/>
             </w:pPr>
             <w:r>
               <w:t xml:space="preserve">Target update frequency</w:t>
@@ -58390,6 +58874,7 @@
           <w:p>
             <w:pPr>
               <w:pStyle w:val="Compact"/>
+              <w:jc w:val="center"/>
             </w:pPr>
             <m:oMath>
               <m:r>
@@ -58410,6 +58895,7 @@
           <w:p>
             <w:pPr>
               <w:pStyle w:val="Compact"/>
+              <w:jc w:val="center"/>
             </w:pPr>
             <m:oMath>
               <m:r>
@@ -58438,21 +58924,23 @@
           <w:p>
             <w:pPr>
               <w:pStyle w:val="Compact"/>
-            </w:pPr>
-          </w:p>
-        </w:tc>
-        <w:tc>
-          <w:tcPr>
-            <w:tcBorders>
-              <w:top w:val="single" w:sz="4" w:space="0" w:color="000000"/>
-              <w:left w:val="single" w:sz="4" w:space="0" w:color="000000"/>
-              <w:bottom w:val="single" w:sz="4" w:space="0" w:color="000000"/>
-              <w:right w:val="single" w:sz="4" w:space="0" w:color="000000"/>
-            </w:tcBorders>
-          </w:tcPr>
-          <w:p>
-            <w:pPr>
-              <w:pStyle w:val="Compact"/>
+              <w:jc w:val="left"/>
+            </w:pPr>
+          </w:p>
+        </w:tc>
+        <w:tc>
+          <w:tcPr>
+            <w:tcBorders>
+              <w:top w:val="single" w:sz="4" w:space="0" w:color="000000"/>
+              <w:left w:val="single" w:sz="4" w:space="0" w:color="000000"/>
+              <w:bottom w:val="single" w:sz="4" w:space="0" w:color="000000"/>
+              <w:right w:val="single" w:sz="4" w:space="0" w:color="000000"/>
+            </w:tcBorders>
+          </w:tcPr>
+          <w:p>
+            <w:pPr>
+              <w:pStyle w:val="Compact"/>
+              <w:jc w:val="left"/>
             </w:pPr>
             <w:r>
               <w:t xml:space="preserve">Network architecture</w:t>
@@ -58471,24 +58959,26 @@
           <w:p>
             <w:pPr>
               <w:pStyle w:val="Compact"/>
-            </w:pPr>
-            <w:r>
-              <w:t xml:space="preserve">N/A</w:t>
-            </w:r>
-          </w:p>
-        </w:tc>
-        <w:tc>
-          <w:tcPr>
-            <w:tcBorders>
-              <w:top w:val="single" w:sz="4" w:space="0" w:color="000000"/>
-              <w:left w:val="single" w:sz="4" w:space="0" w:color="000000"/>
-              <w:bottom w:val="single" w:sz="4" w:space="0" w:color="000000"/>
-              <w:right w:val="single" w:sz="4" w:space="0" w:color="000000"/>
-            </w:tcBorders>
-          </w:tcPr>
-          <w:p>
-            <w:pPr>
-              <w:pStyle w:val="Compact"/>
+              <w:jc w:val="center"/>
+            </w:pPr>
+            <w:r>
+              <w:t xml:space="preserve">-</w:t>
+            </w:r>
+          </w:p>
+        </w:tc>
+        <w:tc>
+          <w:tcPr>
+            <w:tcBorders>
+              <w:top w:val="single" w:sz="4" w:space="0" w:color="000000"/>
+              <w:left w:val="single" w:sz="4" w:space="0" w:color="000000"/>
+              <w:bottom w:val="single" w:sz="4" w:space="0" w:color="000000"/>
+              <w:right w:val="single" w:sz="4" w:space="0" w:color="000000"/>
+            </w:tcBorders>
+          </w:tcPr>
+          <w:p>
+            <w:pPr>
+              <w:pStyle w:val="Compact"/>
+              <w:jc w:val="center"/>
             </w:pPr>
             <w:r>
               <w:t xml:space="preserve">256, 128, 64</w:t>
@@ -58509,21 +58999,23 @@
           <w:p>
             <w:pPr>
               <w:pStyle w:val="Compact"/>
-            </w:pPr>
-          </w:p>
-        </w:tc>
-        <w:tc>
-          <w:tcPr>
-            <w:tcBorders>
-              <w:top w:val="single" w:sz="4" w:space="0" w:color="000000"/>
-              <w:left w:val="single" w:sz="4" w:space="0" w:color="000000"/>
-              <w:bottom w:val="single" w:sz="4" w:space="0" w:color="000000"/>
-              <w:right w:val="single" w:sz="4" w:space="0" w:color="000000"/>
-            </w:tcBorders>
-          </w:tcPr>
-          <w:p>
-            <w:pPr>
-              <w:pStyle w:val="Compact"/>
+              <w:jc w:val="left"/>
+            </w:pPr>
+          </w:p>
+        </w:tc>
+        <w:tc>
+          <w:tcPr>
+            <w:tcBorders>
+              <w:top w:val="single" w:sz="4" w:space="0" w:color="000000"/>
+              <w:left w:val="single" w:sz="4" w:space="0" w:color="000000"/>
+              <w:bottom w:val="single" w:sz="4" w:space="0" w:color="000000"/>
+              <w:right w:val="single" w:sz="4" w:space="0" w:color="000000"/>
+            </w:tcBorders>
+          </w:tcPr>
+          <w:p>
+            <w:pPr>
+              <w:pStyle w:val="Compact"/>
+              <w:jc w:val="left"/>
             </w:pPr>
             <w:r>
               <w:t xml:space="preserve">State dimension / action cardinality</w:t>
@@ -58542,24 +59034,26 @@
           <w:p>
             <w:pPr>
               <w:pStyle w:val="Compact"/>
-            </w:pPr>
-            <w:r>
-              <w:t xml:space="preserve">N/A</w:t>
-            </w:r>
-          </w:p>
-        </w:tc>
-        <w:tc>
-          <w:tcPr>
-            <w:tcBorders>
-              <w:top w:val="single" w:sz="4" w:space="0" w:color="000000"/>
-              <w:left w:val="single" w:sz="4" w:space="0" w:color="000000"/>
-              <w:bottom w:val="single" w:sz="4" w:space="0" w:color="000000"/>
-              <w:right w:val="single" w:sz="4" w:space="0" w:color="000000"/>
-            </w:tcBorders>
-          </w:tcPr>
-          <w:p>
-            <w:pPr>
-              <w:pStyle w:val="Compact"/>
+              <w:jc w:val="center"/>
+            </w:pPr>
+            <w:r>
+              <w:t xml:space="preserve">-</w:t>
+            </w:r>
+          </w:p>
+        </w:tc>
+        <w:tc>
+          <w:tcPr>
+            <w:tcBorders>
+              <w:top w:val="single" w:sz="4" w:space="0" w:color="000000"/>
+              <w:left w:val="single" w:sz="4" w:space="0" w:color="000000"/>
+              <w:bottom w:val="single" w:sz="4" w:space="0" w:color="000000"/>
+              <w:right w:val="single" w:sz="4" w:space="0" w:color="000000"/>
+            </w:tcBorders>
+          </w:tcPr>
+          <w:p>
+            <w:pPr>
+              <w:pStyle w:val="Compact"/>
+              <w:jc w:val="center"/>
             </w:pPr>
             <m:oMath>
               <m:r>
@@ -58591,6 +59085,7 @@
           <w:p>
             <w:pPr>
               <w:pStyle w:val="Compact"/>
+              <w:jc w:val="left"/>
             </w:pPr>
             <w:r>
               <w:rPr>
@@ -58613,6 +59108,7 @@
           <w:p>
             <w:pPr>
               <w:pStyle w:val="Compact"/>
+              <w:jc w:val="left"/>
             </w:pPr>
             <w:r>
               <w:t xml:space="preserve">Global update rate</w:t>
@@ -58631,6 +59127,7 @@
           <w:p>
             <w:pPr>
               <w:pStyle w:val="Compact"/>
+              <w:jc w:val="center"/>
             </w:pPr>
             <m:oMath>
               <m:sSub>
@@ -58693,6 +59190,7 @@
           <w:p>
             <w:pPr>
               <w:pStyle w:val="Compact"/>
+              <w:jc w:val="center"/>
             </w:pPr>
             <m:oMath>
               <m:r>
@@ -58715,21 +59213,23 @@
           <w:p>
             <w:pPr>
               <w:pStyle w:val="Compact"/>
-            </w:pPr>
-          </w:p>
-        </w:tc>
-        <w:tc>
-          <w:tcPr>
-            <w:tcBorders>
-              <w:top w:val="single" w:sz="4" w:space="0" w:color="000000"/>
-              <w:left w:val="single" w:sz="4" w:space="0" w:color="000000"/>
-              <w:bottom w:val="single" w:sz="4" w:space="0" w:color="000000"/>
-              <w:right w:val="single" w:sz="4" w:space="0" w:color="000000"/>
-            </w:tcBorders>
-          </w:tcPr>
-          <w:p>
-            <w:pPr>
-              <w:pStyle w:val="Compact"/>
+              <w:jc w:val="left"/>
+            </w:pPr>
+          </w:p>
+        </w:tc>
+        <w:tc>
+          <w:tcPr>
+            <w:tcBorders>
+              <w:top w:val="single" w:sz="4" w:space="0" w:color="000000"/>
+              <w:left w:val="single" w:sz="4" w:space="0" w:color="000000"/>
+              <w:bottom w:val="single" w:sz="4" w:space="0" w:color="000000"/>
+              <w:right w:val="single" w:sz="4" w:space="0" w:color="000000"/>
+            </w:tcBorders>
+          </w:tcPr>
+          <w:p>
+            <w:pPr>
+              <w:pStyle w:val="Compact"/>
+              <w:jc w:val="left"/>
             </w:pPr>
             <w:r>
               <w:t xml:space="preserve">Local window size</w:t>
@@ -58748,6 +59248,7 @@
           <w:p>
             <w:pPr>
               <w:pStyle w:val="Compact"/>
+              <w:jc w:val="center"/>
             </w:pPr>
             <m:oMath>
               <m:r>
@@ -58768,6 +59269,7 @@
           <w:p>
             <w:pPr>
               <w:pStyle w:val="Compact"/>
+              <w:jc w:val="center"/>
             </w:pPr>
             <m:oMath>
               <m:r>
@@ -58790,21 +59292,23 @@
           <w:p>
             <w:pPr>
               <w:pStyle w:val="Compact"/>
-            </w:pPr>
-          </w:p>
-        </w:tc>
-        <w:tc>
-          <w:tcPr>
-            <w:tcBorders>
-              <w:top w:val="single" w:sz="4" w:space="0" w:color="000000"/>
-              <w:left w:val="single" w:sz="4" w:space="0" w:color="000000"/>
-              <w:bottom w:val="single" w:sz="4" w:space="0" w:color="000000"/>
-              <w:right w:val="single" w:sz="4" w:space="0" w:color="000000"/>
-            </w:tcBorders>
-          </w:tcPr>
-          <w:p>
-            <w:pPr>
-              <w:pStyle w:val="Compact"/>
+              <w:jc w:val="left"/>
+            </w:pPr>
+          </w:p>
+        </w:tc>
+        <w:tc>
+          <w:tcPr>
+            <w:tcBorders>
+              <w:top w:val="single" w:sz="4" w:space="0" w:color="000000"/>
+              <w:left w:val="single" w:sz="4" w:space="0" w:color="000000"/>
+              <w:bottom w:val="single" w:sz="4" w:space="0" w:color="000000"/>
+              <w:right w:val="single" w:sz="4" w:space="0" w:color="000000"/>
+            </w:tcBorders>
+          </w:tcPr>
+          <w:p>
+            <w:pPr>
+              <w:pStyle w:val="Compact"/>
+              <w:jc w:val="left"/>
             </w:pPr>
             <w:r>
               <w:t xml:space="preserve">Local update rate</w:t>
@@ -58823,6 +59327,7 @@
           <w:p>
             <w:pPr>
               <w:pStyle w:val="Compact"/>
+              <w:jc w:val="center"/>
             </w:pPr>
             <m:oMath>
               <m:sSub>
@@ -58879,6 +59384,7 @@
           <w:p>
             <w:pPr>
               <w:pStyle w:val="Compact"/>
+              <w:jc w:val="center"/>
             </w:pPr>
             <m:oMath>
               <m:r>
@@ -58901,21 +59407,23 @@
           <w:p>
             <w:pPr>
               <w:pStyle w:val="Compact"/>
-            </w:pPr>
-          </w:p>
-        </w:tc>
-        <w:tc>
-          <w:tcPr>
-            <w:tcBorders>
-              <w:top w:val="single" w:sz="4" w:space="0" w:color="000000"/>
-              <w:left w:val="single" w:sz="4" w:space="0" w:color="000000"/>
-              <w:bottom w:val="single" w:sz="4" w:space="0" w:color="000000"/>
-              <w:right w:val="single" w:sz="4" w:space="0" w:color="000000"/>
-            </w:tcBorders>
-          </w:tcPr>
-          <w:p>
-            <w:pPr>
-              <w:pStyle w:val="Compact"/>
+              <w:jc w:val="left"/>
+            </w:pPr>
+          </w:p>
+        </w:tc>
+        <w:tc>
+          <w:tcPr>
+            <w:tcBorders>
+              <w:top w:val="single" w:sz="4" w:space="0" w:color="000000"/>
+              <w:left w:val="single" w:sz="4" w:space="0" w:color="000000"/>
+              <w:bottom w:val="single" w:sz="4" w:space="0" w:color="000000"/>
+              <w:right w:val="single" w:sz="4" w:space="0" w:color="000000"/>
+            </w:tcBorders>
+          </w:tcPr>
+          <w:p>
+            <w:pPr>
+              <w:pStyle w:val="Compact"/>
+              <w:jc w:val="left"/>
             </w:pPr>
             <w:r>
               <w:t xml:space="preserve">Local fusion weight</w:t>
@@ -58934,6 +59442,7 @@
           <w:p>
             <w:pPr>
               <w:pStyle w:val="Compact"/>
+              <w:jc w:val="center"/>
             </w:pPr>
             <m:oMath>
               <m:sSub>
@@ -58990,6 +59499,7 @@
           <w:p>
             <w:pPr>
               <w:pStyle w:val="Compact"/>
+              <w:jc w:val="center"/>
             </w:pPr>
             <m:oMath>
               <m:r>
@@ -59012,21 +59522,23 @@
           <w:p>
             <w:pPr>
               <w:pStyle w:val="Compact"/>
-            </w:pPr>
-          </w:p>
-        </w:tc>
-        <w:tc>
-          <w:tcPr>
-            <w:tcBorders>
-              <w:top w:val="single" w:sz="4" w:space="0" w:color="000000"/>
-              <w:left w:val="single" w:sz="4" w:space="0" w:color="000000"/>
-              <w:bottom w:val="single" w:sz="4" w:space="0" w:color="000000"/>
-              <w:right w:val="single" w:sz="4" w:space="0" w:color="000000"/>
-            </w:tcBorders>
-          </w:tcPr>
-          <w:p>
-            <w:pPr>
-              <w:pStyle w:val="Compact"/>
+              <w:jc w:val="left"/>
+            </w:pPr>
+          </w:p>
+        </w:tc>
+        <w:tc>
+          <w:tcPr>
+            <w:tcBorders>
+              <w:top w:val="single" w:sz="4" w:space="0" w:color="000000"/>
+              <w:left w:val="single" w:sz="4" w:space="0" w:color="000000"/>
+              <w:bottom w:val="single" w:sz="4" w:space="0" w:color="000000"/>
+              <w:right w:val="single" w:sz="4" w:space="0" w:color="000000"/>
+            </w:tcBorders>
+          </w:tcPr>
+          <w:p>
+            <w:pPr>
+              <w:pStyle w:val="Compact"/>
+              <w:jc w:val="left"/>
             </w:pPr>
             <w:r>
               <w:t xml:space="preserve">Bias correction term</w:t>
@@ -59045,6 +59557,7 @@
           <w:p>
             <w:pPr>
               <w:pStyle w:val="Compact"/>
+              <w:jc w:val="center"/>
             </w:pPr>
             <m:oMath>
               <m:sSub>
@@ -59095,6 +59608,7 @@
           <w:p>
             <w:pPr>
               <w:pStyle w:val="Compact"/>
+              <w:jc w:val="center"/>
             </w:pPr>
             <m:oMath>
               <m:r>
@@ -59123,21 +59637,23 @@
           <w:p>
             <w:pPr>
               <w:pStyle w:val="Compact"/>
-            </w:pPr>
-          </w:p>
-        </w:tc>
-        <w:tc>
-          <w:tcPr>
-            <w:tcBorders>
-              <w:top w:val="single" w:sz="4" w:space="0" w:color="000000"/>
-              <w:left w:val="single" w:sz="4" w:space="0" w:color="000000"/>
-              <w:bottom w:val="single" w:sz="4" w:space="0" w:color="000000"/>
-              <w:right w:val="single" w:sz="4" w:space="0" w:color="000000"/>
-            </w:tcBorders>
-          </w:tcPr>
-          <w:p>
-            <w:pPr>
-              <w:pStyle w:val="Compact"/>
+              <w:jc w:val="left"/>
+            </w:pPr>
+          </w:p>
+        </w:tc>
+        <w:tc>
+          <w:tcPr>
+            <w:tcBorders>
+              <w:top w:val="single" w:sz="4" w:space="0" w:color="000000"/>
+              <w:left w:val="single" w:sz="4" w:space="0" w:color="000000"/>
+              <w:bottom w:val="single" w:sz="4" w:space="0" w:color="000000"/>
+              <w:right w:val="single" w:sz="4" w:space="0" w:color="000000"/>
+            </w:tcBorders>
+          </w:tcPr>
+          <w:p>
+            <w:pPr>
+              <w:pStyle w:val="Compact"/>
+              <w:jc w:val="left"/>
             </w:pPr>
             <w:r>
               <w:t xml:space="preserve">Quantile level</w:t>
@@ -59156,6 +59672,7 @@
           <w:p>
             <w:pPr>
               <w:pStyle w:val="Compact"/>
+              <w:jc w:val="center"/>
             </w:pPr>
             <m:oMath>
               <m:r>
@@ -59176,6 +59693,7 @@
           <w:p>
             <w:pPr>
               <w:pStyle w:val="Compact"/>
+              <w:jc w:val="center"/>
             </w:pPr>
             <m:oMath>
               <m:r>
@@ -59198,21 +59716,23 @@
           <w:p>
             <w:pPr>
               <w:pStyle w:val="Compact"/>
-            </w:pPr>
-          </w:p>
-        </w:tc>
-        <w:tc>
-          <w:tcPr>
-            <w:tcBorders>
-              <w:top w:val="single" w:sz="4" w:space="0" w:color="000000"/>
-              <w:left w:val="single" w:sz="4" w:space="0" w:color="000000"/>
-              <w:bottom w:val="single" w:sz="4" w:space="0" w:color="000000"/>
-              <w:right w:val="single" w:sz="4" w:space="0" w:color="000000"/>
-            </w:tcBorders>
-          </w:tcPr>
-          <w:p>
-            <w:pPr>
-              <w:pStyle w:val="Compact"/>
+              <w:jc w:val="left"/>
+            </w:pPr>
+          </w:p>
+        </w:tc>
+        <w:tc>
+          <w:tcPr>
+            <w:tcBorders>
+              <w:top w:val="single" w:sz="4" w:space="0" w:color="000000"/>
+              <w:left w:val="single" w:sz="4" w:space="0" w:color="000000"/>
+              <w:bottom w:val="single" w:sz="4" w:space="0" w:color="000000"/>
+              <w:right w:val="single" w:sz="4" w:space="0" w:color="000000"/>
+            </w:tcBorders>
+          </w:tcPr>
+          <w:p>
+            <w:pPr>
+              <w:pStyle w:val="Compact"/>
+              <w:jc w:val="left"/>
             </w:pPr>
             <w:r>
               <w:t xml:space="preserve">MAD scale coefficient</w:t>
@@ -59231,6 +59751,7 @@
           <w:p>
             <w:pPr>
               <w:pStyle w:val="Compact"/>
+              <w:jc w:val="center"/>
             </w:pPr>
             <m:oMath>
               <m:r>
@@ -59251,6 +59772,7 @@
           <w:p>
             <w:pPr>
               <w:pStyle w:val="Compact"/>
+              <w:jc w:val="center"/>
             </w:pPr>
             <m:oMath>
               <m:r>
@@ -59273,21 +59795,23 @@
           <w:p>
             <w:pPr>
               <w:pStyle w:val="Compact"/>
-            </w:pPr>
-          </w:p>
-        </w:tc>
-        <w:tc>
-          <w:tcPr>
-            <w:tcBorders>
-              <w:top w:val="single" w:sz="4" w:space="0" w:color="000000"/>
-              <w:left w:val="single" w:sz="4" w:space="0" w:color="000000"/>
-              <w:bottom w:val="single" w:sz="4" w:space="0" w:color="000000"/>
-              <w:right w:val="single" w:sz="4" w:space="0" w:color="000000"/>
-            </w:tcBorders>
-          </w:tcPr>
-          <w:p>
-            <w:pPr>
-              <w:pStyle w:val="Compact"/>
+              <w:jc w:val="left"/>
+            </w:pPr>
+          </w:p>
+        </w:tc>
+        <w:tc>
+          <w:tcPr>
+            <w:tcBorders>
+              <w:top w:val="single" w:sz="4" w:space="0" w:color="000000"/>
+              <w:left w:val="single" w:sz="4" w:space="0" w:color="000000"/>
+              <w:bottom w:val="single" w:sz="4" w:space="0" w:color="000000"/>
+              <w:right w:val="single" w:sz="4" w:space="0" w:color="000000"/>
+            </w:tcBorders>
+          </w:tcPr>
+          <w:p>
+            <w:pPr>
+              <w:pStyle w:val="Compact"/>
+              <w:jc w:val="left"/>
             </w:pPr>
             <w:r>
               <w:t xml:space="preserve">Quantile fusion weight</w:t>
@@ -59306,6 +59830,7 @@
           <w:p>
             <w:pPr>
               <w:pStyle w:val="Compact"/>
+              <w:jc w:val="center"/>
             </w:pPr>
             <m:oMath>
               <m:sSub>
@@ -59335,6 +59860,7 @@
           <w:p>
             <w:pPr>
               <w:pStyle w:val="Compact"/>
+              <w:jc w:val="center"/>
             </w:pPr>
             <m:oMath>
               <m:r>
@@ -59357,21 +59883,23 @@
           <w:p>
             <w:pPr>
               <w:pStyle w:val="Compact"/>
-            </w:pPr>
-          </w:p>
-        </w:tc>
-        <w:tc>
-          <w:tcPr>
-            <w:tcBorders>
-              <w:top w:val="single" w:sz="4" w:space="0" w:color="000000"/>
-              <w:left w:val="single" w:sz="4" w:space="0" w:color="000000"/>
-              <w:bottom w:val="single" w:sz="4" w:space="0" w:color="000000"/>
-              <w:right w:val="single" w:sz="4" w:space="0" w:color="000000"/>
-            </w:tcBorders>
-          </w:tcPr>
-          <w:p>
-            <w:pPr>
-              <w:pStyle w:val="Compact"/>
+              <w:jc w:val="left"/>
+            </w:pPr>
+          </w:p>
+        </w:tc>
+        <w:tc>
+          <w:tcPr>
+            <w:tcBorders>
+              <w:top w:val="single" w:sz="4" w:space="0" w:color="000000"/>
+              <w:left w:val="single" w:sz="4" w:space="0" w:color="000000"/>
+              <w:bottom w:val="single" w:sz="4" w:space="0" w:color="000000"/>
+              <w:right w:val="single" w:sz="4" w:space="0" w:color="000000"/>
+            </w:tcBorders>
+          </w:tcPr>
+          <w:p>
+            <w:pPr>
+              <w:pStyle w:val="Compact"/>
+              <w:jc w:val="left"/>
             </w:pPr>
             <w:r>
               <w:t xml:space="preserve">Hysteresis margin</w:t>
@@ -59390,6 +59918,7 @@
           <w:p>
             <w:pPr>
               <w:pStyle w:val="Compact"/>
+              <w:jc w:val="center"/>
             </w:pPr>
             <m:oMath>
               <m:sSub>
@@ -59434,6 +59963,7 @@
           <w:p>
             <w:pPr>
               <w:pStyle w:val="Compact"/>
+              <w:jc w:val="center"/>
             </w:pPr>
             <m:oMath>
               <m:r>
@@ -59456,21 +59986,23 @@
           <w:p>
             <w:pPr>
               <w:pStyle w:val="Compact"/>
-            </w:pPr>
-          </w:p>
-        </w:tc>
-        <w:tc>
-          <w:tcPr>
-            <w:tcBorders>
-              <w:top w:val="single" w:sz="4" w:space="0" w:color="000000"/>
-              <w:left w:val="single" w:sz="4" w:space="0" w:color="000000"/>
-              <w:bottom w:val="single" w:sz="4" w:space="0" w:color="000000"/>
-              <w:right w:val="single" w:sz="4" w:space="0" w:color="000000"/>
-            </w:tcBorders>
-          </w:tcPr>
-          <w:p>
-            <w:pPr>
-              <w:pStyle w:val="Compact"/>
+              <w:jc w:val="left"/>
+            </w:pPr>
+          </w:p>
+        </w:tc>
+        <w:tc>
+          <w:tcPr>
+            <w:tcBorders>
+              <w:top w:val="single" w:sz="4" w:space="0" w:color="000000"/>
+              <w:left w:val="single" w:sz="4" w:space="0" w:color="000000"/>
+              <w:bottom w:val="single" w:sz="4" w:space="0" w:color="000000"/>
+              <w:right w:val="single" w:sz="4" w:space="0" w:color="000000"/>
+            </w:tcBorders>
+          </w:tcPr>
+          <w:p>
+            <w:pPr>
+              <w:pStyle w:val="Compact"/>
+              <w:jc w:val="left"/>
             </w:pPr>
             <w:r>
               <w:t xml:space="preserve">Multiscale fusion weights</w:t>
@@ -59489,6 +60021,7 @@
           <w:p>
             <w:pPr>
               <w:pStyle w:val="Compact"/>
+              <w:jc w:val="center"/>
             </w:pPr>
             <m:oMath>
               <m:r>
@@ -59512,6 +60045,7 @@
           <w:p>
             <w:pPr>
               <w:pStyle w:val="Compact"/>
+              <w:jc w:val="center"/>
             </w:pPr>
             <m:oMath>
               <m:r>
@@ -59606,6 +60140,7 @@
           <w:p>
             <w:pPr>
               <w:pStyle w:val="Compact"/>
+              <w:jc w:val="left"/>
             </w:pPr>
             <w:r>
               <w:rPr>
@@ -59636,6 +60171,7 @@
           <w:p>
             <w:pPr>
               <w:pStyle w:val="Compact"/>
+              <w:jc w:val="left"/>
             </w:pPr>
             <w:r>
               <w:rPr>
@@ -59666,6 +60202,7 @@
           <w:p>
             <w:pPr>
               <w:pStyle w:val="Compact"/>
+              <w:jc w:val="center"/>
             </w:pPr>
             <w:r>
               <w:rPr>
@@ -59696,6 +60233,7 @@
           <w:p>
             <w:pPr>
               <w:pStyle w:val="Compact"/>
+              <w:jc w:val="center"/>
             </w:pPr>
             <w:r>
               <w:rPr>
@@ -59726,6 +60264,7 @@
           <w:p>
             <w:pPr>
               <w:pStyle w:val="Compact"/>
+              <w:jc w:val="center"/>
             </w:pPr>
             <w:r>
               <w:rPr>
@@ -59758,6 +60297,7 @@
           <w:p>
             <w:pPr>
               <w:pStyle w:val="Compact"/>
+              <w:jc w:val="left"/>
             </w:pPr>
             <w:r>
               <w:rPr>
@@ -59781,6 +60321,7 @@
           <w:p>
             <w:pPr>
               <w:pStyle w:val="Compact"/>
+              <w:jc w:val="left"/>
             </w:pPr>
             <w:r>
               <w:rPr>
@@ -59802,6 +60343,7 @@
           <w:p>
             <w:pPr>
               <w:pStyle w:val="Compact"/>
+              <w:jc w:val="center"/>
             </w:pPr>
             <m:oMath>
               <m:sSub>
@@ -59835,6 +60377,7 @@
           <w:p>
             <w:pPr>
               <w:pStyle w:val="Compact"/>
+              <w:jc w:val="center"/>
             </w:pPr>
             <w:r>
               <w:t xml:space="preserve">kWh/day</w:t>
@@ -59853,6 +60396,7 @@
           <w:p>
             <w:pPr>
               <w:pStyle w:val="Compact"/>
+              <w:jc w:val="center"/>
             </w:pPr>
             <w:r>
               <w:t xml:space="preserve">Minimize</w:t>
@@ -59873,21 +60417,23 @@
           <w:p>
             <w:pPr>
               <w:pStyle w:val="Compact"/>
-            </w:pPr>
-          </w:p>
-        </w:tc>
-        <w:tc>
-          <w:tcPr>
-            <w:tcBorders>
-              <w:top w:val="single" w:sz="4" w:space="0" w:color="000000"/>
-              <w:left w:val="single" w:sz="4" w:space="0" w:color="000000"/>
-              <w:bottom w:val="single" w:sz="4" w:space="0" w:color="000000"/>
-              <w:right w:val="single" w:sz="4" w:space="0" w:color="000000"/>
-            </w:tcBorders>
-          </w:tcPr>
-          <w:p>
-            <w:pPr>
-              <w:pStyle w:val="Compact"/>
+              <w:jc w:val="left"/>
+            </w:pPr>
+          </w:p>
+        </w:tc>
+        <w:tc>
+          <w:tcPr>
+            <w:tcBorders>
+              <w:top w:val="single" w:sz="4" w:space="0" w:color="000000"/>
+              <w:left w:val="single" w:sz="4" w:space="0" w:color="000000"/>
+              <w:bottom w:val="single" w:sz="4" w:space="0" w:color="000000"/>
+              <w:right w:val="single" w:sz="4" w:space="0" w:color="000000"/>
+            </w:tcBorders>
+          </w:tcPr>
+          <w:p>
+            <w:pPr>
+              <w:pStyle w:val="Compact"/>
+              <w:jc w:val="left"/>
             </w:pPr>
             <w:r>
               <w:rPr>
@@ -59909,6 +60455,7 @@
           <w:p>
             <w:pPr>
               <w:pStyle w:val="Compact"/>
+              <w:jc w:val="center"/>
             </w:pPr>
             <m:oMath>
               <m:sSub>
@@ -59942,6 +60489,7 @@
           <w:p>
             <w:pPr>
               <w:pStyle w:val="Compact"/>
+              <w:jc w:val="center"/>
             </w:pPr>
             <w:r>
               <w:t xml:space="preserve">%</w:t>
@@ -59960,6 +60508,7 @@
           <w:p>
             <w:pPr>
               <w:pStyle w:val="Compact"/>
+              <w:jc w:val="center"/>
             </w:pPr>
             <w:r>
               <w:t xml:space="preserve">Maximize</w:t>
@@ -59980,21 +60529,23 @@
           <w:p>
             <w:pPr>
               <w:pStyle w:val="Compact"/>
-            </w:pPr>
-          </w:p>
-        </w:tc>
-        <w:tc>
-          <w:tcPr>
-            <w:tcBorders>
-              <w:top w:val="single" w:sz="4" w:space="0" w:color="000000"/>
-              <w:left w:val="single" w:sz="4" w:space="0" w:color="000000"/>
-              <w:bottom w:val="single" w:sz="4" w:space="0" w:color="000000"/>
-              <w:right w:val="single" w:sz="4" w:space="0" w:color="000000"/>
-            </w:tcBorders>
-          </w:tcPr>
-          <w:p>
-            <w:pPr>
-              <w:pStyle w:val="Compact"/>
+              <w:jc w:val="left"/>
+            </w:pPr>
+          </w:p>
+        </w:tc>
+        <w:tc>
+          <w:tcPr>
+            <w:tcBorders>
+              <w:top w:val="single" w:sz="4" w:space="0" w:color="000000"/>
+              <w:left w:val="single" w:sz="4" w:space="0" w:color="000000"/>
+              <w:bottom w:val="single" w:sz="4" w:space="0" w:color="000000"/>
+              <w:right w:val="single" w:sz="4" w:space="0" w:color="000000"/>
+            </w:tcBorders>
+          </w:tcPr>
+          <w:p>
+            <w:pPr>
+              <w:pStyle w:val="Compact"/>
+              <w:jc w:val="left"/>
             </w:pPr>
             <w:r>
               <w:rPr>
@@ -60016,6 +60567,7 @@
           <w:p>
             <w:pPr>
               <w:pStyle w:val="Compact"/>
+              <w:jc w:val="center"/>
             </w:pPr>
             <m:oMath>
               <m:sSub>
@@ -60056,6 +60608,7 @@
           <w:p>
             <w:pPr>
               <w:pStyle w:val="Compact"/>
+              <w:jc w:val="center"/>
             </w:pPr>
             <w:r>
               <w:t xml:space="preserve">kW</w:t>
@@ -60074,6 +60627,7 @@
           <w:p>
             <w:pPr>
               <w:pStyle w:val="Compact"/>
+              <w:jc w:val="center"/>
             </w:pPr>
             <w:r>
               <w:t xml:space="preserve">Minimize</w:t>
@@ -60094,6 +60648,7 @@
           <w:p>
             <w:pPr>
               <w:pStyle w:val="Compact"/>
+              <w:jc w:val="left"/>
             </w:pPr>
             <w:r>
               <w:rPr>
@@ -60117,6 +60672,7 @@
           <w:p>
             <w:pPr>
               <w:pStyle w:val="Compact"/>
+              <w:jc w:val="left"/>
             </w:pPr>
             <w:r>
               <w:rPr>
@@ -60138,6 +60694,7 @@
           <w:p>
             <w:pPr>
               <w:pStyle w:val="Compact"/>
+              <w:jc w:val="center"/>
             </w:pPr>
             <m:oMath>
               <m:acc>
@@ -60171,6 +60728,7 @@
           <w:p>
             <w:pPr>
               <w:pStyle w:val="Compact"/>
+              <w:jc w:val="center"/>
             </w:pPr>
             <w:r>
               <w:t xml:space="preserve">-</w:t>
@@ -60189,6 +60747,7 @@
           <w:p>
             <w:pPr>
               <w:pStyle w:val="Compact"/>
+              <w:jc w:val="center"/>
             </w:pPr>
             <w:r>
               <w:t xml:space="preserve">Minimize</w:t>
@@ -60209,21 +60768,23 @@
           <w:p>
             <w:pPr>
               <w:pStyle w:val="Compact"/>
-            </w:pPr>
-          </w:p>
-        </w:tc>
-        <w:tc>
-          <w:tcPr>
-            <w:tcBorders>
-              <w:top w:val="single" w:sz="4" w:space="0" w:color="000000"/>
-              <w:left w:val="single" w:sz="4" w:space="0" w:color="000000"/>
-              <w:bottom w:val="single" w:sz="4" w:space="0" w:color="000000"/>
-              <w:right w:val="single" w:sz="4" w:space="0" w:color="000000"/>
-            </w:tcBorders>
-          </w:tcPr>
-          <w:p>
-            <w:pPr>
-              <w:pStyle w:val="Compact"/>
+              <w:jc w:val="left"/>
+            </w:pPr>
+          </w:p>
+        </w:tc>
+        <w:tc>
+          <w:tcPr>
+            <w:tcBorders>
+              <w:top w:val="single" w:sz="4" w:space="0" w:color="000000"/>
+              <w:left w:val="single" w:sz="4" w:space="0" w:color="000000"/>
+              <w:bottom w:val="single" w:sz="4" w:space="0" w:color="000000"/>
+              <w:right w:val="single" w:sz="4" w:space="0" w:color="000000"/>
+            </w:tcBorders>
+          </w:tcPr>
+          <w:p>
+            <w:pPr>
+              <w:pStyle w:val="Compact"/>
+              <w:jc w:val="left"/>
             </w:pPr>
             <w:r>
               <w:rPr>
@@ -60245,6 +60806,7 @@
           <w:p>
             <w:pPr>
               <w:pStyle w:val="Compact"/>
+              <w:jc w:val="center"/>
             </w:pPr>
             <w:r>
               <w:t xml:space="preserve">PPR</w:t>
@@ -60263,6 +60825,7 @@
           <w:p>
             <w:pPr>
               <w:pStyle w:val="Compact"/>
+              <w:jc w:val="center"/>
             </w:pPr>
             <w:r>
               <w:t xml:space="preserve">%</w:t>
@@ -60281,6 +60844,7 @@
           <w:p>
             <w:pPr>
               <w:pStyle w:val="Compact"/>
+              <w:jc w:val="center"/>
             </w:pPr>
             <w:r>
               <w:t xml:space="preserve">Maximize</w:t>
@@ -60301,6 +60865,7 @@
           <w:p>
             <w:pPr>
               <w:pStyle w:val="Compact"/>
+              <w:jc w:val="left"/>
             </w:pPr>
             <w:r>
               <w:rPr>
@@ -60324,6 +60889,7 @@
           <w:p>
             <w:pPr>
               <w:pStyle w:val="Compact"/>
+              <w:jc w:val="left"/>
             </w:pPr>
             <w:r>
               <w:rPr>
@@ -60345,6 +60911,7 @@
           <w:p>
             <w:pPr>
               <w:pStyle w:val="Compact"/>
+              <w:jc w:val="center"/>
             </w:pPr>
             <m:oMath>
               <m:sSub>
@@ -60378,6 +60945,7 @@
           <w:p>
             <w:pPr>
               <w:pStyle w:val="Compact"/>
+              <w:jc w:val="center"/>
             </w:pPr>
             <w:r>
               <w:t xml:space="preserve">count/day</w:t>
@@ -60396,6 +60964,7 @@
           <w:p>
             <w:pPr>
               <w:pStyle w:val="Compact"/>
+              <w:jc w:val="center"/>
             </w:pPr>
             <w:r>
               <w:t xml:space="preserve">Minimize</w:t>
@@ -60416,21 +60985,23 @@
           <w:p>
             <w:pPr>
               <w:pStyle w:val="Compact"/>
-            </w:pPr>
-          </w:p>
-        </w:tc>
-        <w:tc>
-          <w:tcPr>
-            <w:tcBorders>
-              <w:top w:val="single" w:sz="4" w:space="0" w:color="000000"/>
-              <w:left w:val="single" w:sz="4" w:space="0" w:color="000000"/>
-              <w:bottom w:val="single" w:sz="4" w:space="0" w:color="000000"/>
-              <w:right w:val="single" w:sz="4" w:space="0" w:color="000000"/>
-            </w:tcBorders>
-          </w:tcPr>
-          <w:p>
-            <w:pPr>
-              <w:pStyle w:val="Compact"/>
+              <w:jc w:val="left"/>
+            </w:pPr>
+          </w:p>
+        </w:tc>
+        <w:tc>
+          <w:tcPr>
+            <w:tcBorders>
+              <w:top w:val="single" w:sz="4" w:space="0" w:color="000000"/>
+              <w:left w:val="single" w:sz="4" w:space="0" w:color="000000"/>
+              <w:bottom w:val="single" w:sz="4" w:space="0" w:color="000000"/>
+              <w:right w:val="single" w:sz="4" w:space="0" w:color="000000"/>
+            </w:tcBorders>
+          </w:tcPr>
+          <w:p>
+            <w:pPr>
+              <w:pStyle w:val="Compact"/>
+              <w:jc w:val="left"/>
             </w:pPr>
             <w:r>
               <w:rPr>
@@ -60452,6 +61023,7 @@
           <w:p>
             <w:pPr>
               <w:pStyle w:val="Compact"/>
+              <w:jc w:val="center"/>
             </w:pPr>
             <m:oMath>
               <m:sSub>
@@ -60485,6 +61057,7 @@
           <w:p>
             <w:pPr>
               <w:pStyle w:val="Compact"/>
+              <w:jc w:val="center"/>
             </w:pPr>
             <w:r>
               <w:t xml:space="preserve">count</w:t>
@@ -60503,6 +61076,7 @@
           <w:p>
             <w:pPr>
               <w:pStyle w:val="Compact"/>
+              <w:jc w:val="center"/>
             </w:pPr>
             <w:r>
               <w:t xml:space="preserve">Minimize</w:t>
@@ -60523,21 +61097,23 @@
           <w:p>
             <w:pPr>
               <w:pStyle w:val="Compact"/>
-            </w:pPr>
-          </w:p>
-        </w:tc>
-        <w:tc>
-          <w:tcPr>
-            <w:tcBorders>
-              <w:top w:val="single" w:sz="4" w:space="0" w:color="000000"/>
-              <w:left w:val="single" w:sz="4" w:space="0" w:color="000000"/>
-              <w:bottom w:val="single" w:sz="4" w:space="0" w:color="000000"/>
-              <w:right w:val="single" w:sz="4" w:space="0" w:color="000000"/>
-            </w:tcBorders>
-          </w:tcPr>
-          <w:p>
-            <w:pPr>
-              <w:pStyle w:val="Compact"/>
+              <w:jc w:val="left"/>
+            </w:pPr>
+          </w:p>
+        </w:tc>
+        <w:tc>
+          <w:tcPr>
+            <w:tcBorders>
+              <w:top w:val="single" w:sz="4" w:space="0" w:color="000000"/>
+              <w:left w:val="single" w:sz="4" w:space="0" w:color="000000"/>
+              <w:bottom w:val="single" w:sz="4" w:space="0" w:color="000000"/>
+              <w:right w:val="single" w:sz="4" w:space="0" w:color="000000"/>
+            </w:tcBorders>
+          </w:tcPr>
+          <w:p>
+            <w:pPr>
+              <w:pStyle w:val="Compact"/>
+              <w:jc w:val="left"/>
             </w:pPr>
             <w:r>
               <w:rPr>
@@ -60559,6 +61135,7 @@
           <w:p>
             <w:pPr>
               <w:pStyle w:val="Compact"/>
+              <w:jc w:val="center"/>
             </w:pPr>
             <w:r>
               <w:t xml:space="preserve">ACR</w:t>
@@ -60577,6 +61154,7 @@
           <w:p>
             <w:pPr>
               <w:pStyle w:val="Compact"/>
+              <w:jc w:val="center"/>
             </w:pPr>
             <w:r>
               <w:t xml:space="preserve">-</w:t>
@@ -60595,6 +61173,7 @@
           <w:p>
             <w:pPr>
               <w:pStyle w:val="Compact"/>
+              <w:jc w:val="center"/>
             </w:pPr>
             <w:r>
               <w:t xml:space="preserve">Maximize</w:t>
@@ -60615,21 +61194,23 @@
           <w:p>
             <w:pPr>
               <w:pStyle w:val="Compact"/>
-            </w:pPr>
-          </w:p>
-        </w:tc>
-        <w:tc>
-          <w:tcPr>
-            <w:tcBorders>
-              <w:top w:val="single" w:sz="4" w:space="0" w:color="000000"/>
-              <w:left w:val="single" w:sz="4" w:space="0" w:color="000000"/>
-              <w:bottom w:val="single" w:sz="4" w:space="0" w:color="000000"/>
-              <w:right w:val="single" w:sz="4" w:space="0" w:color="000000"/>
-            </w:tcBorders>
-          </w:tcPr>
-          <w:p>
-            <w:pPr>
-              <w:pStyle w:val="Compact"/>
+              <w:jc w:val="left"/>
+            </w:pPr>
+          </w:p>
+        </w:tc>
+        <w:tc>
+          <w:tcPr>
+            <w:tcBorders>
+              <w:top w:val="single" w:sz="4" w:space="0" w:color="000000"/>
+              <w:left w:val="single" w:sz="4" w:space="0" w:color="000000"/>
+              <w:bottom w:val="single" w:sz="4" w:space="0" w:color="000000"/>
+              <w:right w:val="single" w:sz="4" w:space="0" w:color="000000"/>
+            </w:tcBorders>
+          </w:tcPr>
+          <w:p>
+            <w:pPr>
+              <w:pStyle w:val="Compact"/>
+              <w:jc w:val="left"/>
             </w:pPr>
             <w:r>
               <w:rPr>
@@ -60651,6 +61232,7 @@
           <w:p>
             <w:pPr>
               <w:pStyle w:val="Compact"/>
+              <w:jc w:val="center"/>
             </w:pPr>
             <w:r>
               <w:t xml:space="preserve">ARR</w:t>
@@ -60669,6 +61251,7 @@
           <w:p>
             <w:pPr>
               <w:pStyle w:val="Compact"/>
+              <w:jc w:val="center"/>
             </w:pPr>
             <w:r>
               <w:t xml:space="preserve">%</w:t>
@@ -60687,6 +61270,7 @@
           <w:p>
             <w:pPr>
               <w:pStyle w:val="Compact"/>
+              <w:jc w:val="center"/>
             </w:pPr>
             <w:r>
               <w:t xml:space="preserve">Maximize</w:t>
@@ -60707,21 +61291,23 @@
           <w:p>
             <w:pPr>
               <w:pStyle w:val="Compact"/>
-            </w:pPr>
-          </w:p>
-        </w:tc>
-        <w:tc>
-          <w:tcPr>
-            <w:tcBorders>
-              <w:top w:val="single" w:sz="4" w:space="0" w:color="000000"/>
-              <w:left w:val="single" w:sz="4" w:space="0" w:color="000000"/>
-              <w:bottom w:val="single" w:sz="4" w:space="0" w:color="000000"/>
-              <w:right w:val="single" w:sz="4" w:space="0" w:color="000000"/>
-            </w:tcBorders>
-          </w:tcPr>
-          <w:p>
-            <w:pPr>
-              <w:pStyle w:val="Compact"/>
+              <w:jc w:val="left"/>
+            </w:pPr>
+          </w:p>
+        </w:tc>
+        <w:tc>
+          <w:tcPr>
+            <w:tcBorders>
+              <w:top w:val="single" w:sz="4" w:space="0" w:color="000000"/>
+              <w:left w:val="single" w:sz="4" w:space="0" w:color="000000"/>
+              <w:bottom w:val="single" w:sz="4" w:space="0" w:color="000000"/>
+              <w:right w:val="single" w:sz="4" w:space="0" w:color="000000"/>
+            </w:tcBorders>
+          </w:tcPr>
+          <w:p>
+            <w:pPr>
+              <w:pStyle w:val="Compact"/>
+              <w:jc w:val="left"/>
             </w:pPr>
             <w:r>
               <w:rPr>
@@ -60743,6 +61329,7 @@
           <w:p>
             <w:pPr>
               <w:pStyle w:val="Compact"/>
+              <w:jc w:val="center"/>
             </w:pPr>
             <m:oMath>
               <m:sSub>
@@ -60776,6 +61363,7 @@
           <w:p>
             <w:pPr>
               <w:pStyle w:val="Compact"/>
+              <w:jc w:val="center"/>
             </w:pPr>
             <w:r>
               <w:t xml:space="preserve">step</w:t>
@@ -60794,6 +61382,7 @@
           <w:p>
             <w:pPr>
               <w:pStyle w:val="Compact"/>
+              <w:jc w:val="center"/>
             </w:pPr>
             <w:r>
               <w:t xml:space="preserve">Maximize</w:t>
@@ -60814,21 +61403,23 @@
           <w:p>
             <w:pPr>
               <w:pStyle w:val="Compact"/>
-            </w:pPr>
-          </w:p>
-        </w:tc>
-        <w:tc>
-          <w:tcPr>
-            <w:tcBorders>
-              <w:top w:val="single" w:sz="4" w:space="0" w:color="000000"/>
-              <w:left w:val="single" w:sz="4" w:space="0" w:color="000000"/>
-              <w:bottom w:val="single" w:sz="4" w:space="0" w:color="000000"/>
-              <w:right w:val="single" w:sz="4" w:space="0" w:color="000000"/>
-            </w:tcBorders>
-          </w:tcPr>
-          <w:p>
-            <w:pPr>
-              <w:pStyle w:val="Compact"/>
+              <w:jc w:val="left"/>
+            </w:pPr>
+          </w:p>
+        </w:tc>
+        <w:tc>
+          <w:tcPr>
+            <w:tcBorders>
+              <w:top w:val="single" w:sz="4" w:space="0" w:color="000000"/>
+              <w:left w:val="single" w:sz="4" w:space="0" w:color="000000"/>
+              <w:bottom w:val="single" w:sz="4" w:space="0" w:color="000000"/>
+              <w:right w:val="single" w:sz="4" w:space="0" w:color="000000"/>
+            </w:tcBorders>
+          </w:tcPr>
+          <w:p>
+            <w:pPr>
+              <w:pStyle w:val="Compact"/>
+              <w:jc w:val="left"/>
             </w:pPr>
             <w:r>
               <w:rPr>
@@ -60850,6 +61441,7 @@
           <w:p>
             <w:pPr>
               <w:pStyle w:val="Compact"/>
+              <w:jc w:val="center"/>
             </w:pPr>
             <m:oMath>
               <m:sSub>
@@ -60883,6 +61475,7 @@
           <w:p>
             <w:pPr>
               <w:pStyle w:val="Compact"/>
+              <w:jc w:val="center"/>
             </w:pPr>
             <w:r>
               <w:t xml:space="preserve">step</w:t>
@@ -60901,6 +61494,7 @@
           <w:p>
             <w:pPr>
               <w:pStyle w:val="Compact"/>
+              <w:jc w:val="center"/>
             </w:pPr>
             <w:r>
               <w:t xml:space="preserve">Maximize</w:t>
@@ -60921,6 +61515,7 @@
           <w:p>
             <w:pPr>
               <w:pStyle w:val="Compact"/>
+              <w:jc w:val="left"/>
             </w:pPr>
             <w:r>
               <w:rPr>
@@ -60944,6 +61539,7 @@
           <w:p>
             <w:pPr>
               <w:pStyle w:val="Compact"/>
+              <w:jc w:val="left"/>
             </w:pPr>
             <w:r>
               <w:rPr>
@@ -60965,6 +61561,7 @@
           <w:p>
             <w:pPr>
               <w:pStyle w:val="Compact"/>
+              <w:jc w:val="center"/>
             </w:pPr>
             <m:oMath>
               <m:sSub>
@@ -60998,6 +61595,7 @@
           <w:p>
             <w:pPr>
               <w:pStyle w:val="Compact"/>
+              <w:jc w:val="center"/>
             </w:pPr>
             <w:r>
               <w:t xml:space="preserve">-</w:t>
@@ -61016,6 +61614,7 @@
           <w:p>
             <w:pPr>
               <w:pStyle w:val="Compact"/>
+              <w:jc w:val="center"/>
             </w:pPr>
             <w:r>
               <w:t xml:space="preserve">Maximize</w:t>
@@ -61036,21 +61635,23 @@
           <w:p>
             <w:pPr>
               <w:pStyle w:val="Compact"/>
-            </w:pPr>
-          </w:p>
-        </w:tc>
-        <w:tc>
-          <w:tcPr>
-            <w:tcBorders>
-              <w:top w:val="single" w:sz="4" w:space="0" w:color="000000"/>
-              <w:left w:val="single" w:sz="4" w:space="0" w:color="000000"/>
-              <w:bottom w:val="single" w:sz="4" w:space="0" w:color="000000"/>
-              <w:right w:val="single" w:sz="4" w:space="0" w:color="000000"/>
-            </w:tcBorders>
-          </w:tcPr>
-          <w:p>
-            <w:pPr>
-              <w:pStyle w:val="Compact"/>
+              <w:jc w:val="left"/>
+            </w:pPr>
+          </w:p>
+        </w:tc>
+        <w:tc>
+          <w:tcPr>
+            <w:tcBorders>
+              <w:top w:val="single" w:sz="4" w:space="0" w:color="000000"/>
+              <w:left w:val="single" w:sz="4" w:space="0" w:color="000000"/>
+              <w:bottom w:val="single" w:sz="4" w:space="0" w:color="000000"/>
+              <w:right w:val="single" w:sz="4" w:space="0" w:color="000000"/>
+            </w:tcBorders>
+          </w:tcPr>
+          <w:p>
+            <w:pPr>
+              <w:pStyle w:val="Compact"/>
+              <w:jc w:val="left"/>
             </w:pPr>
             <w:r>
               <w:rPr>
@@ -61072,6 +61673,7 @@
           <w:p>
             <w:pPr>
               <w:pStyle w:val="Compact"/>
+              <w:jc w:val="center"/>
             </w:pPr>
             <m:oMath>
               <m:sSub>
@@ -61112,6 +61714,7 @@
           <w:p>
             <w:pPr>
               <w:pStyle w:val="Compact"/>
+              <w:jc w:val="center"/>
             </w:pPr>
             <w:r>
               <w:t xml:space="preserve">-</w:t>
@@ -61130,6 +61733,7 @@
           <w:p>
             <w:pPr>
               <w:pStyle w:val="Compact"/>
+              <w:jc w:val="center"/>
             </w:pPr>
             <w:r>
               <w:t xml:space="preserve">Maximize</w:t>
